--- a/output/manuscript.docx
+++ b/output/manuscript.docx
@@ -31,7 +31,7 @@
         <w:pStyle w:val="Date"/>
       </w:pPr>
       <w:r>
-        <w:t xml:space="preserve">2026-08-08</w:t>
+        <w:t xml:space="preserve">2026-08-09</w:t>
       </w:r>
     </w:p>
     <w:p>
@@ -132,7 +132,7 @@
         <w:t xml:space="preserve">database fails the render rather than passing silently.</w:t>
       </w:r>
     </w:p>
-    <w:bookmarkStart w:id="13" w:name="sec-intro"/>
+    <w:bookmarkStart w:id="15" w:name="sec-intro"/>
     <w:p>
       <w:pPr>
         <w:pStyle w:val="Heading1"/>
@@ -146,34 +146,293 @@
         <w:pStyle w:val="FirstParagraph"/>
       </w:pPr>
       <w:r>
-        <w:t xml:space="preserve">PLACEHOLDER — see</w:t>
+        <w:t xml:space="preserve">Pavement engineering has, over the past decade, adopted a specific and recurring</w:t>
+      </w:r>
+      <w:r>
+        <w:t xml:space="preserve"> </w:t>
+      </w:r>
+      <w:r>
+        <w:t xml:space="preserve">rhetorical move: an optimisation algorithm is coupled to a learning model, the</w:t>
+      </w:r>
+      <w:r>
+        <w:t xml:space="preserve"> </w:t>
+      </w:r>
+      <w:r>
+        <w:t xml:space="preserve">coupled system is shown to out-predict some comparator, and the coupling itself is</w:t>
+      </w:r>
+      <w:r>
+        <w:t xml:space="preserve"> </w:t>
+      </w:r>
+      <w:r>
+        <w:t xml:space="preserve">offered as the paper’s contribution. Grey wolf optimisers, whale optimisation,</w:t>
+      </w:r>
+      <w:r>
+        <w:t xml:space="preserve"> </w:t>
+      </w:r>
+      <w:r>
+        <w:t xml:space="preserve">teaching-learning-based optimisation, forensic-based investigation, dipper-throated</w:t>
+      </w:r>
+      <w:r>
+        <w:t xml:space="preserve"> </w:t>
+      </w:r>
+      <w:r>
+        <w:t xml:space="preserve">optimisation and dozens of similarly named metaheuristics have each, in turn, been</w:t>
+      </w:r>
+      <w:r>
+        <w:t xml:space="preserve"> </w:t>
+      </w:r>
+      <w:r>
+        <w:t xml:space="preserve">married to a neural network, a support vector machine, an extreme learning machine</w:t>
+      </w:r>
+      <w:r>
+        <w:t xml:space="preserve"> </w:t>
+      </w:r>
+      <w:r>
+        <w:t xml:space="preserve">or a gradient-boosted ensemble, and the resulting hybrid reported as an advance over</w:t>
+      </w:r>
+      <w:r>
+        <w:t xml:space="preserve"> </w:t>
+      </w:r>
+      <w:r>
+        <w:t xml:space="preserve">the base learner alone. The pattern is now common enough that</w:t>
+      </w:r>
+      <w:r>
+        <w:t xml:space="preserve"> </w:t>
+      </w:r>
+      <w:r>
+        <w:t xml:space="preserve">“hybrid”</w:t>
+      </w:r>
+      <w:r>
+        <w:t xml:space="preserve"> </w:t>
+      </w:r>
+      <w:r>
+        <w:t xml:space="preserve">is arguably</w:t>
+      </w:r>
+      <w:r>
+        <w:t xml:space="preserve"> </w:t>
+      </w:r>
+      <w:r>
+        <w:t xml:space="preserve">the single most frequent claim of novelty in the data-driven pavement literature of</w:t>
+      </w:r>
+      <w:r>
+        <w:t xml:space="preserve"> </w:t>
+      </w:r>
+      <w:r>
+        <w:t xml:space="preserve">the 2020s.</w:t>
+      </w:r>
+    </w:p>
+    <w:p>
+      <w:pPr>
+        <w:pStyle w:val="BodyText"/>
+      </w:pPr>
+      <w:r>
+        <w:t xml:space="preserve">This review asks a question that the pattern itself rarely answers:</w:t>
       </w:r>
       <w:r>
         <w:t xml:space="preserve"> </w:t>
       </w:r>
       <w:r>
         <w:rPr>
-          <w:rStyle w:val="VerbatimChar"/>
+          <w:b/>
+          <w:bCs/>
         </w:rPr>
-        <w:t xml:space="preserve">docs/01_SCOPE_AND_TAXONOMY.md</w:t>
-      </w:r>
-      <w:r>
-        <w:t xml:space="preserve"> </w:t>
-      </w:r>
-      <w:r>
-        <w:t xml:space="preserve">§1 for the argument this section</w:t>
-      </w:r>
-      <w:r>
-        <w:t xml:space="preserve"> </w:t>
-      </w:r>
-      <w:r>
-        <w:t xml:space="preserve">must carry: hybridisation is the field’s dominant claim of novelty, and the marginal</w:t>
-      </w:r>
-      <w:r>
-        <w:t xml:space="preserve"> </w:t>
-      </w:r>
-      <w:r>
-        <w:t xml:space="preserve">benefit of hybridisation over a properly tuned base learner is almost never tested.</w:t>
+        <w:t xml:space="preserve">relative to</w:t>
+      </w:r>
+      <w:r>
+        <w:rPr>
+          <w:b/>
+          <w:bCs/>
+        </w:rPr>
+        <w:t xml:space="preserve"> </w:t>
+      </w:r>
+      <w:r>
+        <w:rPr>
+          <w:b/>
+          <w:bCs/>
+        </w:rPr>
+        <w:t xml:space="preserve">what, exactly, is the hybrid better?</w:t>
+      </w:r>
+      <w:r>
+        <w:t xml:space="preserve"> </w:t>
+      </w:r>
+      <w:r>
+        <w:t xml:space="preserve">A hybrid model is compared, almost without</w:t>
+      </w:r>
+      <w:r>
+        <w:t xml:space="preserve"> </w:t>
+      </w:r>
+      <w:r>
+        <w:t xml:space="preserve">exception, against a base learner running with default or lightly-adjusted settings.</w:t>
+      </w:r>
+      <w:r>
+        <w:t xml:space="preserve"> </w:t>
+      </w:r>
+      <w:r>
+        <w:t xml:space="preserve">It is compared far more rarely against the same base learner tuned by a conventional</w:t>
+      </w:r>
+      <w:r>
+        <w:t xml:space="preserve"> </w:t>
+      </w:r>
+      <w:r>
+        <w:t xml:space="preserve">procedure under a comparable search budget — the baseline that would isolate what</w:t>
+      </w:r>
+      <w:r>
+        <w:t xml:space="preserve"> </w:t>
+      </w:r>
+      <w:r>
+        <w:t xml:space="preserve">the metaheuristic actually contributed. Where that comparison has been made, in the</w:t>
+      </w:r>
+      <w:r>
+        <w:t xml:space="preserve"> </w:t>
+      </w:r>
+      <w:r>
+        <w:t xml:space="preserve">small number of cases we have located so far, the hybrid’s advantage over a properly</w:t>
+      </w:r>
+      <w:r>
+        <w:t xml:space="preserve"> </w:t>
+      </w:r>
+      <w:r>
+        <w:t xml:space="preserve">tuned baseline shrinks, and sometimes reverses. Zeiada et al.</w:t>
+      </w:r>
+      <w:r>
+        <w:t xml:space="preserve"> </w:t>
+      </w:r>
+      <w:r>
+        <w:t xml:space="preserve">(</w:t>
+      </w:r>
+      <w:r>
+        <w:t xml:space="preserve">Zeiada et al.</w:t>
+      </w:r>
+      <w:r>
+        <w:t xml:space="preserve">, 2025)</w:t>
+      </w:r>
+      <w:r>
+        <w:t xml:space="preserve"> </w:t>
+      </w:r>
+      <w:r>
+        <w:t xml:space="preserve">individually tuned eight learners, including deep</w:t>
+      </w:r>
+      <w:r>
+        <w:t xml:space="preserve"> </w:t>
+      </w:r>
+      <w:r>
+        <w:t xml:space="preserve">architectures, against the Witczak and Hirsch mechanistic models for asphalt dynamic</w:t>
+      </w:r>
+      <w:r>
+        <w:t xml:space="preserve"> </w:t>
+      </w:r>
+      <w:r>
+        <w:t xml:space="preserve">modulus; the winner was a tuned bagging ensemble, not a hybrid and not a deep</w:t>
+      </w:r>
+      <w:r>
+        <w:t xml:space="preserve"> </w:t>
+      </w:r>
+      <w:r>
+        <w:t xml:space="preserve">network. Azam et al.</w:t>
+      </w:r>
+      <w:r>
+        <w:t xml:space="preserve"> </w:t>
+      </w:r>
+      <w:r>
+        <w:t xml:space="preserve">(</w:t>
+      </w:r>
+      <w:r>
+        <w:t xml:space="preserve">Azam et al.</w:t>
+      </w:r>
+      <w:r>
+        <w:t xml:space="preserve">, 2022)</w:t>
+      </w:r>
+      <w:r>
+        <w:t xml:space="preserve"> </w:t>
+      </w:r>
+      <w:r>
+        <w:t xml:space="preserve">compared six swarm-optimised variants of</w:t>
+      </w:r>
+      <w:r>
+        <w:t xml:space="preserve"> </w:t>
+      </w:r>
+      <w:r>
+        <w:t xml:space="preserve">one base learner against each other and report top-three results within a fraction</w:t>
+      </w:r>
+      <w:r>
+        <w:t xml:space="preserve"> </w:t>
+      </w:r>
+      <w:r>
+        <w:t xml:space="preserve">of a percentage point of R</w:t>
+      </w:r>
+      <w:r>
+        <w:rPr>
+          <w:vertAlign w:val="superscript"/>
+        </w:rPr>
+        <w:t xml:space="preserve">2</w:t>
+      </w:r>
+      <w:r>
+        <w:t xml:space="preserve"> </w:t>
+      </w:r>
+      <w:r>
+        <w:t xml:space="preserve">— a separation well inside what a different random</w:t>
+      </w:r>
+      <w:r>
+        <w:t xml:space="preserve"> </w:t>
+      </w:r>
+      <w:r>
+        <w:t xml:space="preserve">seed would produce — but never against a conventionally tuned version of the same</w:t>
+      </w:r>
+      <w:r>
+        <w:t xml:space="preserve"> </w:t>
+      </w:r>
+      <w:r>
+        <w:t xml:space="preserve">learner, so no premium can be read from the paper at all. These two studies, sitting</w:t>
+      </w:r>
+      <w:r>
+        <w:t xml:space="preserve"> </w:t>
+      </w:r>
+      <w:r>
+        <w:t xml:space="preserve">side by side in the same sub-field, illustrate the gap this review sets out to</w:t>
+      </w:r>
+      <w:r>
+        <w:t xml:space="preserve"> </w:t>
+      </w:r>
+      <w:r>
+        <w:t xml:space="preserve">measure at scale:</w:t>
+      </w:r>
+      <w:r>
+        <w:t xml:space="preserve"> </w:t>
+      </w:r>
+      <w:r>
+        <w:rPr>
+          <w:b/>
+          <w:bCs/>
+        </w:rPr>
+        <w:t xml:space="preserve">how often is the hybridisation premium — the gain attributable</w:t>
+      </w:r>
+      <w:r>
+        <w:rPr>
+          <w:b/>
+          <w:bCs/>
+        </w:rPr>
+        <w:t xml:space="preserve"> </w:t>
+      </w:r>
+      <w:r>
+        <w:rPr>
+          <w:b/>
+          <w:bCs/>
+        </w:rPr>
+        <w:t xml:space="preserve">to the coupling itself, over a fairly tuned baseline — actually reported, and how</w:t>
+      </w:r>
+      <w:r>
+        <w:rPr>
+          <w:b/>
+          <w:bCs/>
+        </w:rPr>
+        <w:t xml:space="preserve"> </w:t>
+      </w:r>
+      <w:r>
+        <w:rPr>
+          <w:b/>
+          <w:bCs/>
+        </w:rPr>
+        <w:t xml:space="preserve">large is it when it is?</w:t>
       </w:r>
     </w:p>
     <w:p>
@@ -181,7 +440,160 @@
         <w:pStyle w:val="BodyText"/>
       </w:pPr>
       <w:r>
-        <w:t xml:space="preserve">The review literature this study builds on is summarised in</w:t>
+        <w:t xml:space="preserve">Answering this requires solving a prior problem, which turns out to be nontrivial in</w:t>
+      </w:r>
+      <w:r>
+        <w:t xml:space="preserve"> </w:t>
+      </w:r>
+      <w:r>
+        <w:t xml:space="preserve">its own right:</w:t>
+      </w:r>
+      <w:r>
+        <w:t xml:space="preserve"> </w:t>
+      </w:r>
+      <w:r>
+        <w:rPr>
+          <w:b/>
+          <w:bCs/>
+        </w:rPr>
+        <w:t xml:space="preserve">finding the studies.</w:t>
+      </w:r>
+      <w:r>
+        <w:t xml:space="preserve"> </w:t>
+      </w:r>
+      <w:r>
+        <w:t xml:space="preserve">A literature search built on the word</w:t>
+      </w:r>
+      <w:r>
+        <w:t xml:space="preserve"> </w:t>
+      </w:r>
+      <w:r>
+        <w:t xml:space="preserve">“hybrid”</w:t>
+      </w:r>
+      <w:r>
+        <w:t xml:space="preserve"> </w:t>
+      </w:r>
+      <w:r>
+        <w:t xml:space="preserve">misses a substantial share of the relevant work, because many qualifying</w:t>
+      </w:r>
+      <w:r>
+        <w:t xml:space="preserve"> </w:t>
+      </w:r>
+      <w:r>
+        <w:t xml:space="preserve">studies describe themselves with the vocabulary of optimisation rather than of</w:t>
+      </w:r>
+      <w:r>
+        <w:t xml:space="preserve"> </w:t>
+      </w:r>
+      <w:r>
+        <w:t xml:space="preserve">hybridity —</w:t>
+      </w:r>
+      <w:r>
+        <w:t xml:space="preserve"> </w:t>
+      </w:r>
+      <w:r>
+        <w:t xml:space="preserve">“optimised”</w:t>
+      </w:r>
+      <w:r>
+        <w:t xml:space="preserve">,</w:t>
+      </w:r>
+      <w:r>
+        <w:t xml:space="preserve"> </w:t>
+      </w:r>
+      <w:r>
+        <w:t xml:space="preserve">“improved”</w:t>
+      </w:r>
+      <w:r>
+        <w:t xml:space="preserve">,</w:t>
+      </w:r>
+      <w:r>
+        <w:t xml:space="preserve"> </w:t>
+      </w:r>
+      <w:r>
+        <w:t xml:space="preserve">“novel X–Y”</w:t>
+      </w:r>
+      <w:r>
+        <w:t xml:space="preserve"> </w:t>
+      </w:r>
+      <w:r>
+        <w:t xml:space="preserve">or simply the two</w:t>
+      </w:r>
+      <w:r>
+        <w:t xml:space="preserve"> </w:t>
+      </w:r>
+      <w:r>
+        <w:t xml:space="preserve">algorithm names side by side. Alhussan et al.’s dipper-throated-optimisation random</w:t>
+      </w:r>
+      <w:r>
+        <w:t xml:space="preserve"> </w:t>
+      </w:r>
+      <w:r>
+        <w:t xml:space="preserve">forest for pothole classification is a case in point: widely cited, structurally a</w:t>
+      </w:r>
+      <w:r>
+        <w:t xml:space="preserve"> </w:t>
+      </w:r>
+      <w:r>
+        <w:t xml:space="preserve">textbook metaheuristic-on-learner hybrid, and retrievable by a search on algorithm</w:t>
+      </w:r>
+      <w:r>
+        <w:t xml:space="preserve"> </w:t>
+      </w:r>
+      <w:r>
+        <w:t xml:space="preserve">names but not reliably by a search on the word</w:t>
+      </w:r>
+      <w:r>
+        <w:t xml:space="preserve"> </w:t>
+      </w:r>
+      <w:r>
+        <w:t xml:space="preserve">“hybrid”</w:t>
+      </w:r>
+      <w:r>
+        <w:t xml:space="preserve"> </w:t>
+      </w:r>
+      <w:r>
+        <w:t xml:space="preserve">itself. Section 2 describes</w:t>
+      </w:r>
+      <w:r>
+        <w:t xml:space="preserve"> </w:t>
+      </w:r>
+      <w:r>
+        <w:t xml:space="preserve">the algorithm-driven search design this observation motivates, and reports, as one</w:t>
+      </w:r>
+      <w:r>
+        <w:t xml:space="preserve"> </w:t>
+      </w:r>
+      <w:r>
+        <w:t xml:space="preserve">of the review’s descriptive findings, what share of the eligible literature would</w:t>
+      </w:r>
+      <w:r>
+        <w:t xml:space="preserve"> </w:t>
+      </w:r>
+      <w:r>
+        <w:t xml:space="preserve">have been missed by a label-driven search alone.</w:t>
+      </w:r>
+    </w:p>
+    <w:bookmarkStart w:id="13" w:name="X6ee904cdafc3543bdd85ad1faefb7271df286c4"/>
+    <w:p>
+      <w:pPr>
+        <w:pStyle w:val="Heading2"/>
+      </w:pPr>
+      <w:r>
+        <w:t xml:space="preserve">1.1 Positioning relative to the existing review literature</w:t>
+      </w:r>
+    </w:p>
+    <w:p>
+      <w:pPr>
+        <w:pStyle w:val="FirstParagraph"/>
+      </w:pPr>
+      <w:r>
+        <w:t xml:space="preserve">Prior reviews of artificial-intelligence methods in pavement engineering are</w:t>
+      </w:r>
+      <w:r>
+        <w:t xml:space="preserve"> </w:t>
+      </w:r>
+      <w:r>
+        <w:t xml:space="preserve">numerous but occupy different territory, summarised in</w:t>
       </w:r>
       <w:r>
         <w:t xml:space="preserve"> </w:t>
@@ -195,13 +607,46 @@
         </w:r>
       </w:hyperlink>
       <w:r>
-        <w:t xml:space="preserve">. Prior</w:t>
-      </w:r>
-      <w:r>
-        <w:t xml:space="preserve"> </w:t>
-      </w:r>
-      <w:r>
-        <w:t xml:space="preserve">surveys catalogue where neural and hybrid methods have been applied</w:t>
+        <w:t xml:space="preserve">. The most</w:t>
+      </w:r>
+      <w:r>
+        <w:t xml:space="preserve"> </w:t>
+      </w:r>
+      <w:r>
+        <w:t xml:space="preserve">direct predecessor, Yang et al.</w:t>
+      </w:r>
+      <w:r>
+        <w:t xml:space="preserve"> </w:t>
+      </w:r>
+      <w:r>
+        <w:t xml:space="preserve">(</w:t>
+      </w:r>
+      <w:r>
+        <w:t xml:space="preserve">Yang et al.</w:t>
+      </w:r>
+      <w:r>
+        <w:t xml:space="preserve">, 2021)</w:t>
+      </w:r>
+      <w:r>
+        <w:t xml:space="preserve">, catalogues where neural</w:t>
+      </w:r>
+      <w:r>
+        <w:t xml:space="preserve"> </w:t>
+      </w:r>
+      <w:r>
+        <w:t xml:space="preserve">networks have been applied across the pavement lifecycle; it stops at the</w:t>
+      </w:r>
+      <w:r>
+        <w:t xml:space="preserve"> </w:t>
+      </w:r>
+      <w:r>
+        <w:t xml:space="preserve">MLP/CNN/RNN generation and does not treat hybridisation, optimisation coupling or</w:t>
+      </w:r>
+      <w:r>
+        <w:t xml:space="preserve"> </w:t>
+      </w:r>
+      <w:r>
+        <w:t xml:space="preserve">methodological rigour as organising questions. Domain-specific vision surveys</w:t>
       </w:r>
       <w:r>
         <w:t xml:space="preserve"> </w:t>
@@ -213,25 +658,46 @@
         <w:t xml:space="preserve"> </w:t>
       </w:r>
       <w:r>
-        <w:t xml:space="preserve">Yang et al.</w:t>
-      </w:r>
-      <w:r>
-        <w:t xml:space="preserve">, 2021)</w:t>
-      </w:r>
-      <w:r>
-        <w:t xml:space="preserve">; two recent</w:t>
-      </w:r>
-      <w:r>
-        <w:t xml:space="preserve"> </w:t>
-      </w:r>
-      <w:r>
-        <w:t xml:space="preserve">contributions name the underlying problem without converting it into per-study</w:t>
-      </w:r>
-      <w:r>
-        <w:t xml:space="preserve"> </w:t>
-      </w:r>
-      <w:r>
-        <w:t xml:space="preserve">evidence</w:t>
+        <w:t xml:space="preserve">Hou et al.</w:t>
+      </w:r>
+      <w:r>
+        <w:t xml:space="preserve">, 2020)</w:t>
+      </w:r>
+      <w:r>
+        <w:t xml:space="preserve"> </w:t>
+      </w:r>
+      <w:r>
+        <w:t xml:space="preserve">cover distress</w:t>
+      </w:r>
+      <w:r>
+        <w:t xml:space="preserve"> </w:t>
+      </w:r>
+      <w:r>
+        <w:t xml:space="preserve">detection in depth but do not extend to materials, structural evaluation or</w:t>
+      </w:r>
+      <w:r>
+        <w:t xml:space="preserve"> </w:t>
+      </w:r>
+      <w:r>
+        <w:t xml:space="preserve">network-level decisions. Two very recent contributions come closer to the diagnosis</w:t>
+      </w:r>
+      <w:r>
+        <w:t xml:space="preserve"> </w:t>
+      </w:r>
+      <w:r>
+        <w:t xml:space="preserve">this review develops: Tamagusko and Ferreira name standardisation, interpretability</w:t>
+      </w:r>
+      <w:r>
+        <w:t xml:space="preserve"> </w:t>
+      </w:r>
+      <w:r>
+        <w:t xml:space="preserve">and replicability as open problems specifically for roughness prediction on flexible</w:t>
+      </w:r>
+      <w:r>
+        <w:t xml:space="preserve"> </w:t>
+      </w:r>
+      <w:r>
+        <w:t xml:space="preserve">pavements, and M’harzi Alaoui et al.</w:t>
       </w:r>
       <w:r>
         <w:t xml:space="preserve"> </w:t>
@@ -243,10 +709,67 @@
         <w:t xml:space="preserve">M’harzi Alaoui et al.</w:t>
       </w:r>
       <w:r>
-        <w:t xml:space="preserve">, 2026; Tamagusko and Ferreira, 2023)</w:t>
-      </w:r>
-      <w:r>
-        <w:t xml:space="preserve">.</w:t>
+        <w:t xml:space="preserve">, 2026)</w:t>
+      </w:r>
+      <w:r>
+        <w:t xml:space="preserve"> </w:t>
+      </w:r>
+      <w:r>
+        <w:t xml:space="preserve">describe an</w:t>
+      </w:r>
+      <w:r>
+        <w:t xml:space="preserve"> </w:t>
+      </w:r>
+      <w:r>
+        <w:t xml:space="preserve">“interpretability paradox”</w:t>
+      </w:r>
+      <w:r>
+        <w:t xml:space="preserve"> </w:t>
+      </w:r>
+      <w:r>
+        <w:t xml:space="preserve">and a lab-to-field gap across 180 soil-stabilisation</w:t>
+      </w:r>
+      <w:r>
+        <w:t xml:space="preserve"> </w:t>
+      </w:r>
+      <w:r>
+        <w:t xml:space="preserve">studies. Both are right, and both are confined to a sub-domain and stop short of a</w:t>
+      </w:r>
+      <w:r>
+        <w:t xml:space="preserve"> </w:t>
+      </w:r>
+      <w:r>
+        <w:t xml:space="preserve">per-study coding instrument. What has not been done, in any of this literature, is</w:t>
+      </w:r>
+      <w:r>
+        <w:t xml:space="preserve"> </w:t>
+      </w:r>
+      <w:r>
+        <w:t xml:space="preserve">to (i) define hybridity structurally rather than lexically so that the algorithm-</w:t>
+      </w:r>
+      <w:r>
+        <w:t xml:space="preserve"> </w:t>
+      </w:r>
+      <w:r>
+        <w:t xml:space="preserve">vocabulary studies are not missed, (ii) code a consistent rigour rubric across the</w:t>
+      </w:r>
+      <w:r>
+        <w:t xml:space="preserve"> </w:t>
+      </w:r>
+      <w:r>
+        <w:t xml:space="preserve">full range of pavement sub-domains rather than one at a time, and (iii) convert the</w:t>
+      </w:r>
+      <w:r>
+        <w:t xml:space="preserve"> </w:t>
+      </w:r>
+      <w:r>
+        <w:t xml:space="preserve">resulting evidence into a quantified premium and a reusable reporting instrument.</w:t>
+      </w:r>
+      <w:r>
+        <w:t xml:space="preserve"> </w:t>
+      </w:r>
+      <w:r>
+        <w:t xml:space="preserve">That is the gap this review occupies.</w:t>
       </w:r>
     </w:p>
     <w:tbl>
@@ -335,13 +858,195 @@
             <w:r>
               <w:t xml:space="preserve">passing, 0 = absent.</w:t>
             </w:r>
+            <w:r>
+              <w:t xml:space="preserve"> </w:t>
+            </w:r>
+            <w:r>
+              <w:t xml:space="preserve">“This review”</w:t>
+            </w:r>
+            <w:r>
+              <w:t xml:space="preserve"> </w:t>
+            </w:r>
+            <w:r>
+              <w:t xml:space="preserve">is scored on stated scope, to be verified against</w:t>
+            </w:r>
+            <w:r>
+              <w:t xml:space="preserve"> </w:t>
+            </w:r>
+            <w:r>
+              <w:t xml:space="preserve">the completed manuscript at</w:t>
+            </w:r>
+            <w:r>
+              <w:t xml:space="preserve"> </w:t>
+            </w:r>
+            <w:r>
+              <w:t xml:space="preserve">submission.</w:t>
+            </w:r>
           </w:p>
           <w:bookmarkEnd w:id="12"/>
         </w:tc>
       </w:tr>
     </w:tbl>
     <w:bookmarkEnd w:id="13"/>
-    <w:bookmarkStart w:id="18" w:name="sec-method"/>
+    <w:bookmarkStart w:id="14" w:name="contributions"/>
+    <w:p>
+      <w:pPr>
+        <w:pStyle w:val="Heading2"/>
+      </w:pPr>
+      <w:r>
+        <w:t xml:space="preserve">1.2 Contributions</w:t>
+      </w:r>
+    </w:p>
+    <w:p>
+      <w:pPr>
+        <w:pStyle w:val="FirstParagraph"/>
+      </w:pPr>
+      <w:r>
+        <w:t xml:space="preserve">This review makes four contributions. First, a</w:t>
+      </w:r>
+      <w:r>
+        <w:t xml:space="preserve"> </w:t>
+      </w:r>
+      <w:r>
+        <w:rPr>
+          <w:b/>
+          <w:bCs/>
+        </w:rPr>
+        <w:t xml:space="preserve">structural rather than lexical</w:t>
+      </w:r>
+      <w:r>
+        <w:t xml:space="preserve"> </w:t>
+      </w:r>
+      <w:r>
+        <w:t xml:space="preserve">definition of hybridity (§2.3) and an algorithm-driven search protocol built to</w:t>
+      </w:r>
+      <w:r>
+        <w:t xml:space="preserve"> </w:t>
+      </w:r>
+      <w:r>
+        <w:t xml:space="preserve">retrieve studies regardless of how their authors chose to describe them. Second, a</w:t>
+      </w:r>
+      <w:r>
+        <w:t xml:space="preserve"> </w:t>
+      </w:r>
+      <w:r>
+        <w:rPr>
+          <w:b/>
+          <w:bCs/>
+        </w:rPr>
+        <w:t xml:space="preserve">taxonomy of seven hybridisation types</w:t>
+      </w:r>
+      <w:r>
+        <w:t xml:space="preserve"> </w:t>
+      </w:r>
+      <w:r>
+        <w:t xml:space="preserve">(H1–H7, §4), each with a stated</w:t>
+      </w:r>
+      <w:r>
+        <w:t xml:space="preserve"> </w:t>
+      </w:r>
+      <w:r>
+        <w:t xml:space="preserve">theoretical justification and a characteristic failure mode, replacing the field’s</w:t>
+      </w:r>
+      <w:r>
+        <w:t xml:space="preserve"> </w:t>
+      </w:r>
+      <w:r>
+        <w:t xml:space="preserve">undifferentiated use of</w:t>
+      </w:r>
+      <w:r>
+        <w:t xml:space="preserve"> </w:t>
+      </w:r>
+      <w:r>
+        <w:t xml:space="preserve">“hybrid”</w:t>
+      </w:r>
+      <w:r>
+        <w:t xml:space="preserve"> </w:t>
+      </w:r>
+      <w:r>
+        <w:t xml:space="preserve">as a single label. Third, an empirical estimate of</w:t>
+      </w:r>
+      <w:r>
+        <w:t xml:space="preserve"> </w:t>
+      </w:r>
+      <w:r>
+        <w:t xml:space="preserve">the</w:t>
+      </w:r>
+      <w:r>
+        <w:t xml:space="preserve"> </w:t>
+      </w:r>
+      <w:r>
+        <w:rPr>
+          <w:b/>
+          <w:bCs/>
+        </w:rPr>
+        <w:t xml:space="preserve">hybridisation premium</w:t>
+      </w:r>
+      <w:r>
+        <w:t xml:space="preserve"> </w:t>
+      </w:r>
+      <w:r>
+        <w:t xml:space="preserve">— the performance gain attributable to hybridisation</w:t>
+      </w:r>
+      <w:r>
+        <w:t xml:space="preserve"> </w:t>
+      </w:r>
+      <w:r>
+        <w:t xml:space="preserve">once the comparison is made against a fairly tuned baseline — reported as a</w:t>
+      </w:r>
+      <w:r>
+        <w:t xml:space="preserve"> </w:t>
+      </w:r>
+      <w:r>
+        <w:t xml:space="preserve">distribution across the coded corpus rather than as a single number, since most</w:t>
+      </w:r>
+      <w:r>
+        <w:t xml:space="preserve"> </w:t>
+      </w:r>
+      <w:r>
+        <w:t xml:space="preserve">studies do not report the comparison required to compute it at all (§9). Fourth, a</w:t>
+      </w:r>
+      <w:r>
+        <w:t xml:space="preserve"> </w:t>
+      </w:r>
+      <w:r>
+        <w:t xml:space="preserve">reporting and appraisal instrument,</w:t>
+      </w:r>
+      <w:r>
+        <w:t xml:space="preserve"> </w:t>
+      </w:r>
+      <w:r>
+        <w:rPr>
+          <w:b/>
+          <w:bCs/>
+        </w:rPr>
+        <w:t xml:space="preserve">PAVE-ML</w:t>
+      </w:r>
+      <w:r>
+        <w:t xml:space="preserve">, extending a general</w:t>
+      </w:r>
+      <w:r>
+        <w:t xml:space="preserve"> </w:t>
+      </w:r>
+      <w:r>
+        <w:t xml:space="preserve">data-driven-pavement-model checklist with four items specific to hybrid pipelines</w:t>
+      </w:r>
+      <w:r>
+        <w:t xml:space="preserve"> </w:t>
+      </w:r>
+      <w:r>
+        <w:t xml:space="preserve">(§10), so that the next study in this field can report what this review finds</w:t>
+      </w:r>
+      <w:r>
+        <w:t xml:space="preserve"> </w:t>
+      </w:r>
+      <w:r>
+        <w:t xml:space="preserve">missing from most of the last two decades of it.</w:t>
+      </w:r>
+    </w:p>
+    <w:bookmarkEnd w:id="14"/>
+    <w:bookmarkEnd w:id="15"/>
+    <w:bookmarkStart w:id="20" w:name="sec-method"/>
     <w:p>
       <w:pPr>
         <w:pStyle w:val="Heading1"/>
@@ -398,7 +1103,7 @@
         <w:t xml:space="preserve">section as each is finalised.</w:t>
       </w:r>
     </w:p>
-    <w:bookmarkStart w:id="14" w:name="scope-and-framing-question"/>
+    <w:bookmarkStart w:id="16" w:name="scope-and-framing-question"/>
     <w:p>
       <w:pPr>
         <w:pStyle w:val="Heading2"/>
@@ -412,11 +1117,53 @@
         <w:pStyle w:val="FirstParagraph"/>
       </w:pPr>
       <w:r>
-        <w:t xml:space="preserve">PLACEHOLDER — transfer from the draft.</w:t>
-      </w:r>
-    </w:p>
-    <w:bookmarkEnd w:id="14"/>
-    <w:bookmarkStart w:id="16" w:name="information-sources-and-search"/>
+        <w:t xml:space="preserve">This review asks how much of the performance gain attributed to hybridisation in</w:t>
+      </w:r>
+      <w:r>
+        <w:t xml:space="preserve"> </w:t>
+      </w:r>
+      <w:r>
+        <w:t xml:space="preserve">the pavement literature survives a fair comparison against a properly tuned base</w:t>
+      </w:r>
+      <w:r>
+        <w:t xml:space="preserve"> </w:t>
+      </w:r>
+      <w:r>
+        <w:t xml:space="preserve">learner. The question differs from</w:t>
+      </w:r>
+      <w:r>
+        <w:t xml:space="preserve"> </w:t>
+      </w:r>
+      <w:r>
+        <w:t xml:space="preserve">“where has hybridisation been applied”</w:t>
+      </w:r>
+      <w:r>
+        <w:t xml:space="preserve"> </w:t>
+      </w:r>
+      <w:r>
+        <w:t xml:space="preserve">— the</w:t>
+      </w:r>
+      <w:r>
+        <w:t xml:space="preserve"> </w:t>
+      </w:r>
+      <w:r>
+        <w:t xml:space="preserve">question earlier surveys answer — in that it requires reading each study for a</w:t>
+      </w:r>
+      <w:r>
+        <w:t xml:space="preserve"> </w:t>
+      </w:r>
+      <w:r>
+        <w:t xml:space="preserve">specific comparison rather than for topical coverage, and it requires a definition</w:t>
+      </w:r>
+      <w:r>
+        <w:t xml:space="preserve"> </w:t>
+      </w:r>
+      <w:r>
+        <w:t xml:space="preserve">of hybridity that does not depend on the authors’ own labelling (§2.3).</w:t>
+      </w:r>
+    </w:p>
+    <w:bookmarkEnd w:id="16"/>
+    <w:bookmarkStart w:id="18" w:name="information-sources-and-search"/>
     <w:p>
       <w:pPr>
         <w:pStyle w:val="Heading2"/>
@@ -442,7 +1189,7 @@
         <w:t xml:space="preserve"> </w:t>
       </w:r>
       <w:r>
-        <w:t xml:space="preserve">13 prior reviews listed in</w:t>
+        <w:t xml:space="preserve">14 prior reviews listed in</w:t>
       </w:r>
       <w:r>
         <w:t xml:space="preserve"> </w:t>
@@ -478,7 +1225,7 @@
       <w:tr>
         <w:tc>
           <w:tcPr/>
-          <w:bookmarkStart w:id="15" w:name="tbl-reviews"/>
+          <w:bookmarkStart w:id="17" w:name="tbl-reviews"/>
           <w:p>
             <w:pPr>
               <w:jc w:val="center"/>
@@ -967,43 +1714,43 @@
                     <w:jc w:val="center"/>
                   </w:pPr>
                   <w:r>
-                    <w:t xml:space="preserve">Yuan et al.</w:t>
-                  </w:r>
-                </w:p>
-              </w:tc>
-              <w:tc>
-                <w:tcPr/>
-                <w:p>
-                  <w:pPr>
-                    <w:pStyle w:val="Compact"/>
-                    <w:jc w:val="center"/>
-                  </w:pPr>
-                  <w:r>
-                    <w:t xml:space="preserve">2024</w:t>
-                  </w:r>
-                </w:p>
-              </w:tc>
-              <w:tc>
-                <w:tcPr/>
-                <w:p>
-                  <w:pPr>
-                    <w:pStyle w:val="Compact"/>
-                    <w:jc w:val="center"/>
-                  </w:pPr>
-                  <w:r>
-                    <w:t xml:space="preserve">Remote Sensing</w:t>
-                  </w:r>
-                </w:p>
-              </w:tc>
-              <w:tc>
-                <w:tcPr/>
-                <w:p>
-                  <w:pPr>
-                    <w:pStyle w:val="Compact"/>
-                    <w:jc w:val="center"/>
-                  </w:pPr>
-                  <w:r>
-                    <w:t xml:space="preserve">distress-detection</w:t>
+                    <w:t xml:space="preserve">Deng et al.</w:t>
+                  </w:r>
+                </w:p>
+              </w:tc>
+              <w:tc>
+                <w:tcPr/>
+                <w:p>
+                  <w:pPr>
+                    <w:pStyle w:val="Compact"/>
+                    <w:jc w:val="center"/>
+                  </w:pPr>
+                  <w:r>
+                    <w:t xml:space="preserve">2023</w:t>
+                  </w:r>
+                </w:p>
+              </w:tc>
+              <w:tc>
+                <w:tcPr/>
+                <w:p>
+                  <w:pPr>
+                    <w:pStyle w:val="Compact"/>
+                    <w:jc w:val="center"/>
+                  </w:pPr>
+                  <w:r>
+                    <w:t xml:space="preserve">J. Infrastruct. Preserv. Resil.</w:t>
+                  </w:r>
+                </w:p>
+              </w:tc>
+              <w:tc>
+                <w:tcPr/>
+                <w:p>
+                  <w:pPr>
+                    <w:pStyle w:val="Compact"/>
+                    <w:jc w:val="center"/>
+                  </w:pPr>
+                  <w:r>
+                    <w:t xml:space="preserve">performance-prediction</w:t>
                   </w:r>
                 </w:p>
               </w:tc>
@@ -1017,7 +1764,7 @@
                     <w:jc w:val="center"/>
                   </w:pPr>
                   <w:r>
-                    <w:t xml:space="preserve">Safyari et al.</w:t>
+                    <w:t xml:space="preserve">Yuan et al.</w:t>
                   </w:r>
                 </w:p>
               </w:tc>
@@ -1041,7 +1788,7 @@
                     <w:jc w:val="center"/>
                   </w:pPr>
                   <w:r>
-                    <w:t xml:space="preserve">Sensors</w:t>
+                    <w:t xml:space="preserve">Remote Sensing</w:t>
                   </w:r>
                 </w:p>
               </w:tc>
@@ -1067,43 +1814,43 @@
                     <w:jc w:val="center"/>
                   </w:pPr>
                   <w:r>
-                    <w:t xml:space="preserve">M’harzi Alaoui et al.</w:t>
-                  </w:r>
-                </w:p>
-              </w:tc>
-              <w:tc>
-                <w:tcPr/>
-                <w:p>
-                  <w:pPr>
-                    <w:pStyle w:val="Compact"/>
-                    <w:jc w:val="center"/>
-                  </w:pPr>
-                  <w:r>
-                    <w:t xml:space="preserve">2026</w:t>
-                  </w:r>
-                </w:p>
-              </w:tc>
-              <w:tc>
-                <w:tcPr/>
-                <w:p>
-                  <w:pPr>
-                    <w:pStyle w:val="Compact"/>
-                    <w:jc w:val="center"/>
-                  </w:pPr>
-                  <w:r>
-                    <w:t xml:space="preserve">J. Umm Al-Qura Univ. Eng. Archit.</w:t>
-                  </w:r>
-                </w:p>
-              </w:tc>
-              <w:tc>
-                <w:tcPr/>
-                <w:p>
-                  <w:pPr>
-                    <w:pStyle w:val="Compact"/>
-                    <w:jc w:val="center"/>
-                  </w:pPr>
-                  <w:r>
-                    <w:t xml:space="preserve">materials</w:t>
+                    <w:t xml:space="preserve">Safyari et al.</w:t>
+                  </w:r>
+                </w:p>
+              </w:tc>
+              <w:tc>
+                <w:tcPr/>
+                <w:p>
+                  <w:pPr>
+                    <w:pStyle w:val="Compact"/>
+                    <w:jc w:val="center"/>
+                  </w:pPr>
+                  <w:r>
+                    <w:t xml:space="preserve">2024</w:t>
+                  </w:r>
+                </w:p>
+              </w:tc>
+              <w:tc>
+                <w:tcPr/>
+                <w:p>
+                  <w:pPr>
+                    <w:pStyle w:val="Compact"/>
+                    <w:jc w:val="center"/>
+                  </w:pPr>
+                  <w:r>
+                    <w:t xml:space="preserve">Sensors</w:t>
+                  </w:r>
+                </w:p>
+              </w:tc>
+              <w:tc>
+                <w:tcPr/>
+                <w:p>
+                  <w:pPr>
+                    <w:pStyle w:val="Compact"/>
+                    <w:jc w:val="center"/>
+                  </w:pPr>
+                  <w:r>
+                    <w:t xml:space="preserve">distress-detection</w:t>
                   </w:r>
                 </w:p>
               </w:tc>
@@ -1117,7 +1864,7 @@
                     <w:jc w:val="center"/>
                   </w:pPr>
                   <w:r>
-                    <w:t xml:space="preserve">Zagvozda et al.</w:t>
+                    <w:t xml:space="preserve">M’harzi Alaoui et al.</w:t>
                   </w:r>
                 </w:p>
               </w:tc>
@@ -1141,19 +1888,19 @@
                     <w:jc w:val="center"/>
                   </w:pPr>
                   <w:r>
-                    <w:t xml:space="preserve">Adv. Civ. Archit. Eng.</w:t>
-                  </w:r>
-                </w:p>
-              </w:tc>
-              <w:tc>
-                <w:tcPr/>
-                <w:p>
-                  <w:pPr>
-                    <w:pStyle w:val="Compact"/>
-                    <w:jc w:val="center"/>
-                  </w:pPr>
-                  <w:r>
-                    <w:t xml:space="preserve">distress-detection</w:t>
+                    <w:t xml:space="preserve">J. Umm Al-Qura Univ. Eng. Archit.</w:t>
+                  </w:r>
+                </w:p>
+              </w:tc>
+              <w:tc>
+                <w:tcPr/>
+                <w:p>
+                  <w:pPr>
+                    <w:pStyle w:val="Compact"/>
+                    <w:jc w:val="center"/>
+                  </w:pPr>
+                  <w:r>
+                    <w:t xml:space="preserve">materials</w:t>
                   </w:r>
                 </w:p>
               </w:tc>
@@ -1167,6 +1914,56 @@
                     <w:jc w:val="center"/>
                   </w:pPr>
                   <w:r>
+                    <w:t xml:space="preserve">Zagvozda et al.</w:t>
+                  </w:r>
+                </w:p>
+              </w:tc>
+              <w:tc>
+                <w:tcPr/>
+                <w:p>
+                  <w:pPr>
+                    <w:pStyle w:val="Compact"/>
+                    <w:jc w:val="center"/>
+                  </w:pPr>
+                  <w:r>
+                    <w:t xml:space="preserve">2026</w:t>
+                  </w:r>
+                </w:p>
+              </w:tc>
+              <w:tc>
+                <w:tcPr/>
+                <w:p>
+                  <w:pPr>
+                    <w:pStyle w:val="Compact"/>
+                    <w:jc w:val="center"/>
+                  </w:pPr>
+                  <w:r>
+                    <w:t xml:space="preserve">Adv. Civ. Archit. Eng.</w:t>
+                  </w:r>
+                </w:p>
+              </w:tc>
+              <w:tc>
+                <w:tcPr/>
+                <w:p>
+                  <w:pPr>
+                    <w:pStyle w:val="Compact"/>
+                    <w:jc w:val="center"/>
+                  </w:pPr>
+                  <w:r>
+                    <w:t xml:space="preserve">distress-detection</w:t>
+                  </w:r>
+                </w:p>
+              </w:tc>
+            </w:tr>
+            <w:tr>
+              <w:tc>
+                <w:tcPr/>
+                <w:p>
+                  <w:pPr>
+                    <w:pStyle w:val="Compact"/>
+                    <w:jc w:val="center"/>
+                  </w:pPr>
+                  <w:r>
                     <w:t xml:space="preserve">Hariri Asli et al.</w:t>
                   </w:r>
                 </w:p>
@@ -1209,13 +2006,13 @@
               </w:tc>
             </w:tr>
           </w:tbl>
-          <w:bookmarkEnd w:id="15"/>
+          <w:bookmarkEnd w:id="17"/>
           <w:p/>
         </w:tc>
       </w:tr>
     </w:tbl>
-    <w:bookmarkEnd w:id="16"/>
-    <w:bookmarkStart w:id="17" w:name="eligibility"/>
+    <w:bookmarkEnd w:id="18"/>
+    <w:bookmarkStart w:id="19" w:name="sec-eligibility"/>
     <w:p>
       <w:pPr>
         <w:pStyle w:val="Heading2"/>
@@ -1228,256 +2025,1313 @@
       <w:pPr>
         <w:pStyle w:val="FirstParagraph"/>
       </w:pPr>
-      <w:r>
-        <w:t xml:space="preserve">PLACEHOLDER — transfer from the draft, including the structural (not lexical)</w:t>
-      </w:r>
-      <w:r>
-        <w:t xml:space="preserve"> </w:t>
-      </w:r>
-      <w:r>
-        <w:t xml:space="preserve">definition of hybridity in</w:t>
-      </w:r>
-      <w:r>
-        <w:t xml:space="preserve"> </w:t>
-      </w:r>
-      <w:r>
-        <w:rPr>
-          <w:rStyle w:val="VerbatimChar"/>
-        </w:rPr>
-        <w:t xml:space="preserve">docs/01_SCOPE_AND_TAXONOMY.md</w:t>
-      </w:r>
-      <w:r>
-        <w:t xml:space="preserve"> </w:t>
-      </w:r>
-      <w:r>
-        <w:t xml:space="preserve">§2.</w:t>
-      </w:r>
-    </w:p>
-    <w:bookmarkEnd w:id="17"/>
-    <w:bookmarkEnd w:id="18"/>
-    <w:bookmarkStart w:id="19" w:name="sec-biblio"/>
-    <w:p>
-      <w:pPr>
-        <w:pStyle w:val="Heading1"/>
-      </w:pPr>
-      <w:r>
-        <w:t xml:space="preserve">3. Bibliometric landscape</w:t>
-      </w:r>
-    </w:p>
-    <w:p>
-      <w:pPr>
-        <w:pStyle w:val="FirstParagraph"/>
-      </w:pPr>
-      <w:r>
-        <w:t xml:space="preserve">PLACEHOLDER — written after the harvest completes.</w:t>
-      </w:r>
-    </w:p>
-    <w:bookmarkEnd w:id="19"/>
-    <w:bookmarkStart w:id="20" w:name="sec-taxonomy"/>
-    <w:p>
-      <w:pPr>
-        <w:pStyle w:val="Heading1"/>
-      </w:pPr>
-      <w:r>
-        <w:t xml:space="preserve">4. Taxonomy of hybridisation</w:t>
-      </w:r>
-    </w:p>
-    <w:p>
-      <w:pPr>
-        <w:pStyle w:val="FirstParagraph"/>
-      </w:pPr>
-      <w:r>
-        <w:t xml:space="preserve">PLACEHOLDER — the H1–H7 taxonomy with theoretical justification and characteristic</w:t>
-      </w:r>
-      <w:r>
-        <w:t xml:space="preserve"> </w:t>
-      </w:r>
-      <w:r>
-        <w:t xml:space="preserve">failure mode, from</w:t>
-      </w:r>
-      <w:r>
-        <w:t xml:space="preserve"> </w:t>
-      </w:r>
-      <w:r>
-        <w:rPr>
-          <w:rStyle w:val="VerbatimChar"/>
-        </w:rPr>
-        <w:t xml:space="preserve">docs/01_SCOPE_AND_TAXONOMY.md</w:t>
-      </w:r>
-      <w:r>
-        <w:t xml:space="preserve"> </w:t>
-      </w:r>
-      <w:r>
-        <w:t xml:space="preserve">§3.</w:t>
-      </w:r>
-    </w:p>
-    <w:bookmarkEnd w:id="20"/>
-    <w:bookmarkStart w:id="21" w:name="sec-materials"/>
-    <w:p>
-      <w:pPr>
-        <w:pStyle w:val="Heading1"/>
-      </w:pPr>
-      <w:r>
-        <w:t xml:space="preserve">5. Hybrid models in material and mix modelling</w:t>
-      </w:r>
-    </w:p>
-    <w:p>
-      <w:pPr>
-        <w:pStyle w:val="FirstParagraph"/>
-      </w:pPr>
-      <w:r>
-        <w:t xml:space="preserve">PLACEHOLDER.</w:t>
-      </w:r>
-    </w:p>
-    <w:bookmarkEnd w:id="21"/>
-    <w:bookmarkStart w:id="22" w:name="sec-structural"/>
-    <w:p>
-      <w:pPr>
-        <w:pStyle w:val="Heading1"/>
-      </w:pPr>
-      <w:r>
-        <w:t xml:space="preserve">6. Hybrid models in structural evaluation and inverse analysis</w:t>
-      </w:r>
-    </w:p>
-    <w:p>
-      <w:pPr>
-        <w:pStyle w:val="FirstParagraph"/>
-      </w:pPr>
-      <w:r>
-        <w:t xml:space="preserve">PLACEHOLDER — anchored on back-calculation</w:t>
-      </w:r>
-      <w:r>
-        <w:t xml:space="preserve"> </w:t>
-      </w:r>
-      <w:r>
-        <w:t xml:space="preserve">(</w:t>
-      </w:r>
-      <w:r>
-        <w:t xml:space="preserve">Elbagalati et al.</w:t>
-      </w:r>
-      <w:r>
-        <w:t xml:space="preserve">, 2017; Ghanizadeh et al., 2020;</w:t>
-      </w:r>
-      <w:r>
-        <w:t xml:space="preserve"> </w:t>
-      </w:r>
       <w:r>
         <w:rPr>
           <w:b/>
           <w:bCs/>
         </w:rPr>
-        <w:t xml:space="preserve">Ghanizadeh2025implementing?</w:t>
-      </w:r>
-      <w:r>
-        <w:t xml:space="preserve">)</w:t>
+        <w:t xml:space="preserve">Structural definition of hybridity.</w:t>
+      </w:r>
+      <w:r>
+        <w:t xml:space="preserve"> </w:t>
+      </w:r>
+      <w:r>
+        <w:t xml:space="preserve">A study is in scope if its predictive</w:t>
+      </w:r>
+      <w:r>
+        <w:t xml:space="preserve"> </w:t>
+      </w:r>
+      <w:r>
+        <w:t xml:space="preserve">pipeline couples two or more components drawn from different methodological</w:t>
+      </w:r>
+      <w:r>
+        <w:t xml:space="preserve"> </w:t>
+      </w:r>
+      <w:r>
+        <w:t xml:space="preserve">families, at least one of which is a learned data-driven model, where the coupling</w:t>
+      </w:r>
+      <w:r>
+        <w:t xml:space="preserve"> </w:t>
+      </w:r>
+      <w:r>
+        <w:t xml:space="preserve">is claimed or demonstrated to affect predictive performance. Three operational</w:t>
+      </w:r>
+      <w:r>
+        <w:t xml:space="preserve"> </w:t>
+      </w:r>
+      <w:r>
+        <w:t xml:space="preserve">clarifications resolve most borderline cases. Hyperparameter search counts as</w:t>
+      </w:r>
+      <w:r>
+        <w:t xml:space="preserve"> </w:t>
+      </w:r>
+      <w:r>
+        <w:t xml:space="preserve">hybridisation only when the search procedure is itself a metaheuristic or a</w:t>
+      </w:r>
+      <w:r>
+        <w:t xml:space="preserve"> </w:t>
+      </w:r>
+      <w:r>
+        <w:t xml:space="preserve">surrogate-based optimiser (e.g. particle swarm optimisation, a genetic algorithm,</w:t>
+      </w:r>
+      <w:r>
+        <w:t xml:space="preserve"> </w:t>
+      </w:r>
+      <w:r>
+        <w:t xml:space="preserve">Bayesian optimisation, a tree-structured Parzen estimator); manual tuning and</w:t>
+      </w:r>
+      <w:r>
+        <w:t xml:space="preserve"> </w:t>
+      </w:r>
+      <w:r>
+        <w:t xml:space="preserve">exhaustive grid search do not qualify a study as hybrid, though both are recorded,</w:t>
+      </w:r>
+      <w:r>
+        <w:t xml:space="preserve"> </w:t>
+      </w:r>
+      <w:r>
+        <w:t xml:space="preserve">since they are the baseline against which the premium (§9) is measured. An ensemble</w:t>
+      </w:r>
+      <w:r>
+        <w:t xml:space="preserve"> </w:t>
+      </w:r>
+      <w:r>
+        <w:t xml:space="preserve">of models from a single family (e.g. a random forest) is not a hybrid; a stacked</w:t>
+      </w:r>
+      <w:r>
+        <w:t xml:space="preserve"> </w:t>
+      </w:r>
+      <w:r>
+        <w:t xml:space="preserve">ensemble with heterogeneous base learners is (type H5, §4). Self-description is</w:t>
+      </w:r>
+      <w:r>
+        <w:t xml:space="preserve"> </w:t>
+      </w:r>
+      <w:r>
+        <w:t xml:space="preserve">irrelevant in both directions: a study is included or excluded on the structure of</w:t>
+      </w:r>
+      <w:r>
+        <w:t xml:space="preserve"> </w:t>
+      </w:r>
+      <w:r>
+        <w:t xml:space="preserve">its pipeline, never on whether the authors used the word</w:t>
+      </w:r>
+      <w:r>
+        <w:t xml:space="preserve"> </w:t>
+      </w:r>
+      <w:r>
+        <w:t xml:space="preserve">“hybrid”</w:t>
       </w:r>
       <w:r>
         <w:t xml:space="preserve">.</w:t>
       </w:r>
     </w:p>
-    <w:bookmarkEnd w:id="22"/>
-    <w:bookmarkStart w:id="23" w:name="sec-performance"/>
-    <w:p>
-      <w:pPr>
-        <w:pStyle w:val="Heading1"/>
-      </w:pPr>
-      <w:r>
-        <w:t xml:space="preserve">7. Hybrid models in performance prediction</w:t>
-      </w:r>
-    </w:p>
-    <w:p>
-      <w:pPr>
-        <w:pStyle w:val="FirstParagraph"/>
-      </w:pPr>
-      <w:r>
-        <w:t xml:space="preserve">PLACEHOLDER.</w:t>
-      </w:r>
-    </w:p>
-    <w:bookmarkEnd w:id="23"/>
-    <w:bookmarkStart w:id="24" w:name="sec-other-hybrids"/>
-    <w:p>
-      <w:pPr>
-        <w:pStyle w:val="Heading1"/>
-      </w:pPr>
-      <w:r>
-        <w:t xml:space="preserve">8. Physics-informed, fusion, stacking, decomposition and symbolic hybrids</w:t>
-      </w:r>
-    </w:p>
-    <w:p>
-      <w:pPr>
-        <w:pStyle w:val="FirstParagraph"/>
-      </w:pPr>
-      <w:r>
-        <w:t xml:space="preserve">PLACEHOLDER —</w:t>
-      </w:r>
-      <w:r>
-        <w:t xml:space="preserve"> </w:t>
-      </w:r>
-      <w:r>
-        <w:t xml:space="preserve">Pasupunuri et al. (2024)</w:t>
-      </w:r>
-      <w:r>
-        <w:t xml:space="preserve"> </w:t>
-      </w:r>
-      <w:r>
-        <w:t xml:space="preserve">for the physics-informed case;</w:t>
-      </w:r>
-      <w:r>
-        <w:t xml:space="preserve"> </w:t>
-      </w:r>
-      <w:r>
-        <w:t xml:space="preserve">Ghanizadeh et al.</w:t>
-      </w:r>
-      <w:r>
-        <w:t xml:space="preserve"> </w:t>
-      </w:r>
-      <w:r>
-        <w:t xml:space="preserve">(2024)</w:t>
-      </w:r>
-      <w:r>
-        <w:t xml:space="preserve"> </w:t>
-      </w:r>
-      <w:r>
-        <w:t xml:space="preserve">for the symbolic–numeric case.</w:t>
-      </w:r>
-    </w:p>
-    <w:bookmarkEnd w:id="24"/>
-    <w:bookmarkStart w:id="25" w:name="sec-premium"/>
-    <w:p>
-      <w:pPr>
-        <w:pStyle w:val="Heading1"/>
-      </w:pPr>
-      <w:r>
-        <w:t xml:space="preserve">9. The hybridisation premium</w:t>
-      </w:r>
-    </w:p>
-    <w:p>
-      <w:pPr>
-        <w:pStyle w:val="FirstParagraph"/>
-      </w:pPr>
-      <w:r>
-        <w:t xml:space="preserve">PLACEHOLDER — the paper’s central analysis. Definition and the evidence already in</w:t>
-      </w:r>
-      <w:r>
-        <w:t xml:space="preserve"> </w:t>
-      </w:r>
-      <w:r>
-        <w:t xml:space="preserve">hand are in</w:t>
-      </w:r>
-      <w:r>
-        <w:t xml:space="preserve"> </w:t>
+    <w:p>
+      <w:pPr>
+        <w:pStyle w:val="BodyText"/>
+      </w:pPr>
+      <w:r>
+        <w:t xml:space="preserve">This structural test was necessary, not a refinement for its own sake. A pilot</w:t>
+      </w:r>
+      <w:r>
+        <w:t xml:space="preserve"> </w:t>
+      </w:r>
+      <w:r>
+        <w:t xml:space="preserve">search restricted to hybrid-labelled vocabulary failed to retrieve at least one</w:t>
+      </w:r>
+      <w:r>
+        <w:t xml:space="preserve"> </w:t>
+      </w:r>
+      <w:r>
+        <w:t xml:space="preserve">widely cited, structurally qualifying study — a dipper-throated-optimisation random</w:t>
+      </w:r>
+      <w:r>
+        <w:t xml:space="preserve"> </w:t>
+      </w:r>
+      <w:r>
+        <w:t xml:space="preserve">forest for pothole classification</w:t>
+      </w:r>
+      <w:r>
+        <w:t xml:space="preserve"> </w:t>
+      </w:r>
+      <w:r>
+        <w:t xml:space="preserve">(Alhussan et al., 2022)</w:t>
+      </w:r>
+      <w:r>
+        <w:t xml:space="preserve"> </w:t>
+      </w:r>
+      <w:r>
+        <w:t xml:space="preserve">— while an</w:t>
+      </w:r>
+      <w:r>
+        <w:t xml:space="preserve"> </w:t>
+      </w:r>
+      <w:r>
+        <w:t xml:space="preserve">algorithm-name-driven search retrieved it immediately. The same algorithm-name</w:t>
+      </w:r>
+      <w:r>
+        <w:t xml:space="preserve"> </w:t>
+      </w:r>
+      <w:r>
+        <w:t xml:space="preserve">search, however, drifted heavily into adjacent domains (geopolymer concrete,</w:t>
+      </w:r>
+      <w:r>
+        <w:t xml:space="preserve"> </w:t>
+      </w:r>
+      <w:r>
+        <w:t xml:space="preserve">rock-burst prediction, blasting-induced flyrock, and battery remaining-useful-life</w:t>
+      </w:r>
+      <w:r>
+        <w:t xml:space="preserve"> </w:t>
+      </w:r>
+      <w:r>
+        <w:t xml:space="preserve">studies all appeared for generic swarm-optimisation queries), which is why every</w:t>
+      </w:r>
+      <w:r>
+        <w:t xml:space="preserve"> </w:t>
+      </w:r>
+      <w:r>
+        <w:t xml:space="preserve">query in the harvesting protocol (</w:t>
       </w:r>
       <w:r>
         <w:rPr>
           <w:rStyle w:val="VerbatimChar"/>
         </w:rPr>
-        <w:t xml:space="preserve">docs/01_SCOPE_AND_TAXONOMY.md</w:t>
-      </w:r>
-      <w:r>
-        <w:t xml:space="preserve"> </w:t>
-      </w:r>
-      <w:r>
-        <w:t xml:space="preserve">§4</w:t>
+        <w:t xml:space="preserve">analysis/harvest_openalex.py</w:t>
+      </w:r>
+      <w:r>
+        <w:t xml:space="preserve">) carries a</w:t>
+      </w:r>
+      <w:r>
+        <w:t xml:space="preserve"> </w:t>
+      </w:r>
+      <w:r>
+        <w:t xml:space="preserve">mandatory, hard-filtered pavement-domain term rather than relying on the</w:t>
+      </w:r>
+      <w:r>
+        <w:t xml:space="preserve"> </w:t>
+      </w:r>
+      <w:r>
+        <w:t xml:space="preserve">optimisation vocabulary alone.</w:t>
+      </w:r>
+    </w:p>
+    <w:p>
+      <w:pPr>
+        <w:pStyle w:val="BodyText"/>
+      </w:pPr>
+      <w:r>
+        <w:rPr>
+          <w:b/>
+          <w:bCs/>
+        </w:rPr>
+        <w:t xml:space="preserve">Peer review and language.</w:t>
+      </w:r>
+      <w:r>
+        <w:t xml:space="preserve"> </w:t>
+      </w:r>
+      <w:r>
+        <w:t xml:space="preserve">Peer-reviewed journal articles and full conference</w:t>
+      </w:r>
+      <w:r>
+        <w:t xml:space="preserve"> </w:t>
+      </w:r>
+      <w:r>
+        <w:t xml:space="preserve">papers in English are eligible. Preprints are excluded unless a peer-reviewed</w:t>
+      </w:r>
+      <w:r>
+        <w:t xml:space="preserve"> </w:t>
+      </w:r>
+      <w:r>
+        <w:t xml:space="preserve">version is traced; where cited as grey literature (e.g.</w:t>
+      </w:r>
+      <w:r>
+        <w:t xml:space="preserve"> </w:t>
+      </w:r>
+      <w:r>
+        <w:t xml:space="preserve">Latifi et al.</w:t>
+      </w:r>
+      <w:r>
+        <w:t xml:space="preserve"> </w:t>
+      </w:r>
+      <w:r>
+        <w:t xml:space="preserve">(2021)</w:t>
+      </w:r>
+      <w:r>
+        <w:t xml:space="preserve">) that status</w:t>
+      </w:r>
+      <w:r>
+        <w:t xml:space="preserve"> </w:t>
+      </w:r>
+      <w:r>
+        <w:t xml:space="preserve">is stated explicitly.</w:t>
+      </w:r>
+    </w:p>
+    <w:p>
+      <w:pPr>
+        <w:pStyle w:val="BodyText"/>
+      </w:pPr>
+      <w:r>
+        <w:rPr>
+          <w:b/>
+          <w:bCs/>
+        </w:rPr>
+        <w:t xml:space="preserve">Exclusions that shaped the corpus.</w:t>
+      </w:r>
+      <w:r>
+        <w:t xml:space="preserve"> </w:t>
+      </w:r>
+      <w:r>
+        <w:t xml:space="preserve">Three exclusions recur often enough to state</w:t>
+      </w:r>
+      <w:r>
+        <w:t xml:space="preserve"> </w:t>
+      </w:r>
+      <w:r>
+        <w:t xml:space="preserve">here rather than only in the PRISMA log. Non-neural, non-metaheuristic machine</w:t>
+      </w:r>
+      <w:r>
+        <w:t xml:space="preserve"> </w:t>
+      </w:r>
+      <w:r>
+        <w:t xml:space="preserve">learning without any coupled component — a single tuned random forest or gradient-</w:t>
+      </w:r>
+      <w:r>
+        <w:t xml:space="preserve"> </w:t>
+      </w:r>
+      <w:r>
+        <w:t xml:space="preserve">boosted tree, for instance — is not itself in scope, but is retained in a context</w:t>
+      </w:r>
+      <w:r>
+        <w:t xml:space="preserve"> </w:t>
+      </w:r>
+      <w:r>
+        <w:t xml:space="preserve">set where it serves as a same-paper tuned-baseline comparator (this is, in fact,</w:t>
+      </w:r>
+      <w:r>
+        <w:t xml:space="preserve"> </w:t>
+      </w:r>
+      <w:r>
+        <w:t xml:space="preserve">where several of the review’s most useful premium comparisons come from — see</w:t>
+      </w:r>
+      <w:r>
+        <w:t xml:space="preserve"> </w:t>
+      </w:r>
+      <w:r>
+        <w:t xml:space="preserve">Zeiada et al.</w:t>
+      </w:r>
+      <w:r>
+        <w:t xml:space="preserve"> </w:t>
+      </w:r>
+      <w:r>
+        <w:t xml:space="preserve">(2025)</w:t>
+      </w:r>
+      <w:r>
+        <w:t xml:space="preserve"> </w:t>
+      </w:r>
+      <w:r>
+        <w:t xml:space="preserve">and</w:t>
+      </w:r>
+      <w:r>
+        <w:t xml:space="preserve"> </w:t>
+      </w:r>
+      <w:r>
+        <w:t xml:space="preserve">Guo et al.</w:t>
+      </w:r>
+      <w:r>
+        <w:t xml:space="preserve"> </w:t>
+      </w:r>
+      <w:r>
+        <w:t xml:space="preserve">(2025)</w:t>
+      </w:r>
+      <w:r>
+        <w:t xml:space="preserve">). Studies where a metaheuristic and a</w:t>
+      </w:r>
+      <w:r>
+        <w:t xml:space="preserve"> </w:t>
+      </w:r>
+      <w:r>
+        <w:t xml:space="preserve">learner are each named in the title but run as separate, non-interacting competing</w:t>
+      </w:r>
+      <w:r>
+        <w:t xml:space="preserve"> </w:t>
+      </w:r>
+      <w:r>
+        <w:t xml:space="preserve">models rather than coupled into one pipeline are excluded from the hybrid corpus</w:t>
+      </w:r>
+      <w:r>
+        <w:t xml:space="preserve"> </w:t>
+      </w:r>
+      <w:r>
+        <w:t xml:space="preserve">proper under the structural test above, and are flagged as an instance of the</w:t>
+      </w:r>
+      <w:r>
+        <w:t xml:space="preserve"> </w:t>
+      </w:r>
+      <w:r>
+        <w:t xml:space="preserve">vocabulary trap in reverse — the label suggests a hybrid that the method does not</w:t>
+      </w:r>
+      <w:r>
+        <w:t xml:space="preserve"> </w:t>
+      </w:r>
+      <w:r>
+        <w:t xml:space="preserve">deliver (e.g.</w:t>
+      </w:r>
+      <w:r>
+        <w:t xml:space="preserve"> </w:t>
+      </w:r>
+      <w:r>
+        <w:t xml:space="preserve">Hanandeh (2022)</w:t>
+      </w:r>
+      <w:r>
+        <w:t xml:space="preserve">, titled around</w:t>
+      </w:r>
+      <w:r>
+        <w:t xml:space="preserve"> </w:t>
+      </w:r>
+      <w:r>
+        <w:t xml:space="preserve">“genetic algorithm and</w:t>
+      </w:r>
+      <w:r>
+        <w:t xml:space="preserve"> </w:t>
+      </w:r>
+      <w:r>
+        <w:t xml:space="preserve">artificial neural networks”</w:t>
+      </w:r>
+      <w:r>
+        <w:t xml:space="preserve"> </w:t>
+      </w:r>
+      <w:r>
+        <w:t xml:space="preserve">but reporting the two as independently competing</w:t>
+      </w:r>
+      <w:r>
+        <w:t xml:space="preserve"> </w:t>
+      </w:r>
+      <w:r>
+        <w:t xml:space="preserve">models). Reinforcement-learning formulations for network-level maintenance and</w:t>
+      </w:r>
+      <w:r>
+        <w:t xml:space="preserve"> </w:t>
+      </w:r>
+      <w:r>
+        <w:t xml:space="preserve">rehabilitation decisions (e.g.</w:t>
+      </w:r>
+      <w:r>
+        <w:t xml:space="preserve"> </w:t>
+      </w:r>
+      <w:r>
+        <w:t xml:space="preserve">Yao et al.</w:t>
+      </w:r>
+      <w:r>
+        <w:t xml:space="preserve"> </w:t>
+      </w:r>
+      <w:r>
+        <w:t xml:space="preserve">(2022)</w:t>
+      </w:r>
+      <w:r>
+        <w:t xml:space="preserve">) coordinate a learned policy with</w:t>
+      </w:r>
+      <w:r>
+        <w:t xml:space="preserve"> </w:t>
+      </w:r>
+      <w:r>
+        <w:t xml:space="preserve">a simulated or predicted environment in a way that does not map cleanly onto the</w:t>
+      </w:r>
+      <w:r>
+        <w:t xml:space="preserve"> </w:t>
+      </w:r>
+      <w:r>
+        <w:t xml:space="preserve">H1–H7 taxonomy, which is built around single-prediction pipelines; these</w:t>
+      </w:r>
+      <w:r>
+        <w:t xml:space="preserve"> </w:t>
+      </w:r>
+      <w:r>
+        <w:t xml:space="preserve">are retained as context for §9 and §11 rather than coded into the taxonomy.</w:t>
+      </w:r>
+    </w:p>
+    <w:bookmarkEnd w:id="19"/>
+    <w:bookmarkEnd w:id="20"/>
+    <w:bookmarkStart w:id="25" w:name="sec-biblio"/>
+    <w:p>
+      <w:pPr>
+        <w:pStyle w:val="Heading1"/>
+      </w:pPr>
+      <w:r>
+        <w:t xml:space="preserve">3. Bibliometric landscape</w:t>
+      </w:r>
+    </w:p>
+    <w:p>
+      <w:pPr>
+        <w:pStyle w:val="FirstParagraph"/>
+      </w:pPr>
+      <w:r>
+        <w:t xml:space="preserve">Of the 56 primary studies coded so far,</w:t>
+      </w:r>
+      <w:r>
+        <w:t xml:space="preserve"> </w:t>
+      </w:r>
+      <w:hyperlink w:anchor="fig-taxonomy">
+        <w:r>
+          <w:rPr>
+            <w:rStyle w:val="Hyperlink"/>
+          </w:rPr>
+          <w:t xml:space="preserve">Figure 2</w:t>
+        </w:r>
+      </w:hyperlink>
+      <w:r>
+        <w:t xml:space="preserve"> </w:t>
+      </w:r>
+      <w:r>
+        <w:t xml:space="preserve">shows</w:t>
+      </w:r>
+      <w:r>
+        <w:t xml:space="preserve"> </w:t>
+      </w:r>
+      <w:r>
+        <w:t xml:space="preserve">their distribution across the seven hybridisation types defined in §4. A</w:t>
+      </w:r>
+      <w:r>
+        <w:t xml:space="preserve"> </w:t>
+      </w:r>
+      <w:r>
+        <w:t xml:space="preserve">substantial share — 22</w:t>
+      </w:r>
+      <w:r>
+        <w:t xml:space="preserve"> </w:t>
+      </w:r>
+      <w:r>
+        <w:t xml:space="preserve">of 56 — do not qualify as hybrid under the structural test in</w:t>
+      </w:r>
+      <w:r>
+        <w:t xml:space="preserve"> </w:t>
+      </w:r>
+      <w:r>
+        <w:t xml:space="preserve">§2.3 despite frequent adjacency to hybrid work in citation networks and, in a few</w:t>
+      </w:r>
+      <w:r>
+        <w:t xml:space="preserve"> </w:t>
+      </w:r>
+      <w:r>
+        <w:t xml:space="preserve">cases, despite carrying</w:t>
+      </w:r>
+      <w:r>
+        <w:t xml:space="preserve"> </w:t>
+      </w:r>
+      <w:r>
+        <w:t xml:space="preserve">“hybrid”</w:t>
+      </w:r>
+      <w:r>
+        <w:t xml:space="preserve"> </w:t>
+      </w:r>
+      <w:r>
+        <w:t xml:space="preserve">or an optimiser name in the title while running</w:t>
+      </w:r>
+      <w:r>
+        <w:t xml:space="preserve"> </w:t>
+      </w:r>
+      <w:r>
+        <w:t xml:space="preserve">the two components as separate, non-interacting models (§2.3). This is an early</w:t>
+      </w:r>
+      <w:r>
+        <w:t xml:space="preserve"> </w:t>
+      </w:r>
+      <w:r>
+        <w:t xml:space="preserve">indication, not yet a corpus-wide estimate, of how much daylight exists between the</w:t>
+      </w:r>
+      <w:r>
+        <w:t xml:space="preserve"> </w:t>
+      </w:r>
+      <w:r>
+        <w:t xml:space="preserve">field’s vocabulary and its actual methodological content; §9 returns to the</w:t>
+      </w:r>
+      <w:r>
+        <w:t xml:space="preserve"> </w:t>
+      </w:r>
+      <w:r>
+        <w:t xml:space="preserve">consequence of that gap for the premium estimate.</w:t>
+      </w:r>
+    </w:p>
+    <w:tbl>
+      <w:tblPr>
+        <w:tblStyle w:val="Table"/>
+        <w:tblW w:type="pct" w:w="5000"/>
+        <w:tblLayout w:type="fixed"/>
+        <w:tblLook w:firstRow="0" w:lastRow="0" w:firstColumn="0" w:lastColumn="0" w:noHBand="0" w:noVBand="0" w:val="0000"/>
+      </w:tblPr>
+      <w:tblGrid>
+        <w:gridCol w:w="7920"/>
+      </w:tblGrid>
+      <w:tr>
+        <w:tc>
+          <w:tcPr/>
+          <w:bookmarkStart w:id="24" w:name="fig-taxonomy"/>
+          <w:p>
+            <w:pPr>
+              <w:pStyle w:val="Compact"/>
+              <w:jc w:val="center"/>
+            </w:pPr>
+            <w:r>
+              <w:drawing>
+                <wp:inline>
+                  <wp:extent cx="5334000" cy="2454694"/>
+                  <wp:effectExtent b="0" l="0" r="0" t="0"/>
+                  <wp:docPr descr="" title="" id="22" name="Picture"/>
+                  <a:graphic>
+                    <a:graphicData uri="http://schemas.openxmlformats.org/drawingml/2006/picture">
+                      <pic:pic>
+                        <pic:nvPicPr>
+                          <pic:cNvPr descr="figures/fig02_taxonomy_distribution.png" id="23" name="Picture"/>
+                          <pic:cNvPicPr>
+                            <a:picLocks noChangeArrowheads="1" noChangeAspect="1"/>
+                          </pic:cNvPicPr>
+                        </pic:nvPicPr>
+                        <pic:blipFill>
+                          <a:blip r:embed="rId21"/>
+                          <a:stretch>
+                            <a:fillRect/>
+                          </a:stretch>
+                        </pic:blipFill>
+                        <pic:spPr bwMode="auto">
+                          <a:xfrm>
+                            <a:off x="0" y="0"/>
+                            <a:ext cx="5334000" cy="2454694"/>
+                          </a:xfrm>
+                          <a:prstGeom prst="rect">
+                            <a:avLst/>
+                          </a:prstGeom>
+                          <a:noFill/>
+                          <a:ln w="9525">
+                            <a:noFill/>
+                            <a:headEnd/>
+                            <a:tailEnd/>
+                          </a:ln>
+                        </pic:spPr>
+                      </pic:pic>
+                    </a:graphicData>
+                  </a:graphic>
+                </wp:inline>
+              </w:drawing>
+            </w:r>
+          </w:p>
+          <w:p>
+            <w:pPr>
+              <w:jc w:val="center"/>
+            </w:pPr>
+            <w:pPr>
+              <w:jc w:val="left"/>
+              <w:spacing w:before="200"/>
+              <w:pStyle w:val="ImageCaption"/>
+            </w:pPr>
+            <w:r>
+              <w:t xml:space="preserve">Figure 2: Distribution of hybridisation types among primary studies coded in the seed</w:t>
+            </w:r>
+            <w:r>
+              <w:t xml:space="preserve"> </w:t>
+            </w:r>
+            <w:r>
+              <w:t xml:space="preserve">corpus.</w:t>
+            </w:r>
+          </w:p>
+          <w:bookmarkEnd w:id="24"/>
+        </w:tc>
+      </w:tr>
+    </w:tbl>
+    <w:bookmarkEnd w:id="25"/>
+    <w:bookmarkStart w:id="27" w:name="sec-taxonomy"/>
+    <w:p>
+      <w:pPr>
+        <w:pStyle w:val="Heading1"/>
+      </w:pPr>
+      <w:r>
+        <w:t xml:space="preserve">4. Taxonomy of hybridisation</w:t>
+      </w:r>
+    </w:p>
+    <w:p>
+      <w:pPr>
+        <w:pStyle w:val="FirstParagraph"/>
+      </w:pPr>
+      <w:r>
+        <w:t xml:space="preserve">The field’s literature treats</w:t>
+      </w:r>
+      <w:r>
+        <w:t xml:space="preserve"> </w:t>
+      </w:r>
+      <w:r>
+        <w:t xml:space="preserve">“hybrid”</w:t>
+      </w:r>
+      <w:r>
+        <w:t xml:space="preserve"> </w:t>
+      </w:r>
+      <w:r>
+        <w:t xml:space="preserve">as a single, undifferentiated label. This</w:t>
+      </w:r>
+      <w:r>
+        <w:t xml:space="preserve"> </w:t>
+      </w:r>
+      <w:r>
+        <w:t xml:space="preserve">flattens together couplings with different theoretical justifications and,</w:t>
+      </w:r>
+      <w:r>
+        <w:t xml:space="preserve"> </w:t>
+      </w:r>
+      <w:r>
+        <w:t xml:space="preserve">correspondingly, different characteristic failure modes — a metaheuristic searching</w:t>
+      </w:r>
+      <w:r>
+        <w:t xml:space="preserve"> </w:t>
+      </w:r>
+      <w:r>
+        <w:t xml:space="preserve">a hyperparameter space is a different claim from a metaheuristic searching a</w:t>
+      </w:r>
+      <w:r>
+        <w:t xml:space="preserve"> </w:t>
+      </w:r>
+      <w:r>
+        <w:t xml:space="preserve">weight space, and a different claim again from a physics-constrained loss function.</w:t>
+      </w:r>
+      <w:r>
+        <w:t xml:space="preserve"> </w:t>
+      </w:r>
+      <w:hyperlink w:anchor="tbl-taxonomy">
+        <w:r>
+          <w:rPr>
+            <w:rStyle w:val="Hyperlink"/>
+          </w:rPr>
+          <w:t xml:space="preserve">Table 2</w:t>
+        </w:r>
+      </w:hyperlink>
+      <w:r>
+        <w:t xml:space="preserve"> </w:t>
+      </w:r>
+      <w:r>
+        <w:t xml:space="preserve">sets out the seven types this review distinguishes and codes against.</w:t>
+      </w:r>
+    </w:p>
+    <w:tbl>
+      <w:tblPr>
+        <w:tblStyle w:val="Table"/>
+        <w:tblW w:type="pct" w:w="5000"/>
+        <w:tblLayout w:type="fixed"/>
+        <w:tblLook w:firstRow="0" w:lastRow="0" w:firstColumn="0" w:lastColumn="0" w:noHBand="0" w:noVBand="0" w:val="0000"/>
+      </w:tblPr>
+      <w:tblGrid>
+        <w:gridCol w:w="7920"/>
+      </w:tblGrid>
+      <w:tr>
+        <w:tc>
+          <w:tcPr/>
+          <w:bookmarkStart w:id="26" w:name="tbl-taxonomy"/>
+          <w:p>
+            <w:pPr>
+              <w:jc w:val="center"/>
+            </w:pPr>
+            <w:pPr>
+              <w:jc w:val="left"/>
+              <w:spacing w:before="200"/>
+              <w:pStyle w:val="ImageCaption"/>
+            </w:pPr>
+            <w:r>
+              <w:t xml:space="preserve">Table 2: Taxonomy of hybridisation in data-driven pavement models (H1–H7).</w:t>
+            </w:r>
+          </w:p>
+          <w:tbl>
+            <w:tblPr>
+              <w:tblStyle w:val="Table"/>
+              <w:tblW w:type="pct" w:w="5000"/>
+              <w:tblLayout w:type="fixed"/>
+              <w:tblLook w:firstRow="1" w:lastRow="0" w:firstColumn="0" w:lastColumn="0" w:noHBand="0" w:noVBand="0" w:val="0020"/>
+            </w:tblPr>
+            <w:tblGrid>
+              <w:gridCol w:w="1980"/>
+              <w:gridCol w:w="1980"/>
+              <w:gridCol w:w="1980"/>
+              <w:gridCol w:w="1980"/>
+            </w:tblGrid>
+            <w:tr>
+              <w:trPr>
+                <w:tblHeader w:val="on"/>
+              </w:trPr>
+              <w:tc>
+                <w:tcPr/>
+                <w:p>
+                  <w:pPr>
+                    <w:pStyle w:val="Compact"/>
+                    <w:jc w:val="center"/>
+                  </w:pPr>
+                  <w:r>
+                    <w:t xml:space="preserve">Type</w:t>
+                  </w:r>
+                </w:p>
+              </w:tc>
+              <w:tc>
+                <w:tcPr/>
+                <w:p>
+                  <w:pPr>
+                    <w:pStyle w:val="Compact"/>
+                    <w:jc w:val="center"/>
+                  </w:pPr>
+                  <w:r>
+                    <w:t xml:space="preserve">Coupling</w:t>
+                  </w:r>
+                </w:p>
+              </w:tc>
+              <w:tc>
+                <w:tcPr/>
+                <w:p>
+                  <w:pPr>
+                    <w:pStyle w:val="Compact"/>
+                    <w:jc w:val="center"/>
+                  </w:pPr>
+                  <w:r>
+                    <w:t xml:space="preserve">Theoretical justification</w:t>
+                  </w:r>
+                </w:p>
+              </w:tc>
+              <w:tc>
+                <w:tcPr/>
+                <w:p>
+                  <w:pPr>
+                    <w:pStyle w:val="Compact"/>
+                    <w:jc w:val="center"/>
+                  </w:pPr>
+                  <w:r>
+                    <w:t xml:space="preserve">Characteristic failure mode</w:t>
+                  </w:r>
+                </w:p>
+              </w:tc>
+            </w:tr>
+            <w:tr>
+              <w:tc>
+                <w:tcPr/>
+                <w:p>
+                  <w:pPr>
+                    <w:pStyle w:val="Compact"/>
+                    <w:jc w:val="center"/>
+                  </w:pPr>
+                  <w:r>
+                    <w:rPr>
+                      <w:b/>
+                      <w:bCs/>
+                    </w:rPr>
+                    <w:t xml:space="preserve">H1</w:t>
+                  </w:r>
+                </w:p>
+              </w:tc>
+              <w:tc>
+                <w:tcPr/>
+                <w:p>
+                  <w:pPr>
+                    <w:pStyle w:val="Compact"/>
+                    <w:jc w:val="center"/>
+                  </w:pPr>
+                  <w:r>
+                    <w:t xml:space="preserve">Metaheuristic → hyperparameters</w:t>
+                  </w:r>
+                </w:p>
+              </w:tc>
+              <w:tc>
+                <w:tcPr/>
+                <w:p>
+                  <w:pPr>
+                    <w:pStyle w:val="Compact"/>
+                    <w:jc w:val="center"/>
+                  </w:pPr>
+                  <w:r>
+                    <w:t xml:space="preserve">Searches a non-convex, discrete hyperparameter space that gradient methods cannot address</w:t>
+                  </w:r>
+                </w:p>
+              </w:tc>
+              <w:tc>
+                <w:tcPr/>
+                <w:p>
+                  <w:pPr>
+                    <w:pStyle w:val="Compact"/>
+                    <w:jc w:val="center"/>
+                  </w:pPr>
+                  <w:r>
+                    <w:t xml:space="preserve">Compared against an untuned base learner, so the reported gain is the tuning, not the metaheuristic</w:t>
+                  </w:r>
+                </w:p>
+              </w:tc>
+            </w:tr>
+            <w:tr>
+              <w:tc>
+                <w:tcPr/>
+                <w:p>
+                  <w:pPr>
+                    <w:pStyle w:val="Compact"/>
+                    <w:jc w:val="center"/>
+                  </w:pPr>
+                  <w:r>
+                    <w:rPr>
+                      <w:b/>
+                      <w:bCs/>
+                    </w:rPr>
+                    <w:t xml:space="preserve">H2</w:t>
+                  </w:r>
+                </w:p>
+              </w:tc>
+              <w:tc>
+                <w:tcPr/>
+                <w:p>
+                  <w:pPr>
+                    <w:pStyle w:val="Compact"/>
+                    <w:jc w:val="center"/>
+                  </w:pPr>
+                  <w:r>
+                    <w:t xml:space="preserve">Metaheuristic → weights / structure</w:t>
+                  </w:r>
+                </w:p>
+              </w:tc>
+              <w:tc>
+                <w:tcPr/>
+                <w:p>
+                  <w:pPr>
+                    <w:pStyle w:val="Compact"/>
+                    <w:jc w:val="center"/>
+                  </w:pPr>
+                  <w:r>
+                    <w:t xml:space="preserve">Escapes local minima of backpropagation; permits non-differentiable objectives</w:t>
+                  </w:r>
+                </w:p>
+              </w:tc>
+              <w:tc>
+                <w:tcPr/>
+                <w:p>
+                  <w:pPr>
+                    <w:pStyle w:val="Compact"/>
+                    <w:jc w:val="center"/>
+                  </w:pPr>
+                  <w:r>
+                    <w:t xml:space="preserve">Vastly more function evaluations than the baseline receives, with no compute-parity reporting</w:t>
+                  </w:r>
+                </w:p>
+              </w:tc>
+            </w:tr>
+            <w:tr>
+              <w:tc>
+                <w:tcPr/>
+                <w:p>
+                  <w:pPr>
+                    <w:pStyle w:val="Compact"/>
+                    <w:jc w:val="center"/>
+                  </w:pPr>
+                  <w:r>
+                    <w:rPr>
+                      <w:b/>
+                      <w:bCs/>
+                    </w:rPr>
+                    <w:t xml:space="preserve">H3</w:t>
+                  </w:r>
+                </w:p>
+              </w:tc>
+              <w:tc>
+                <w:tcPr/>
+                <w:p>
+                  <w:pPr>
+                    <w:pStyle w:val="Compact"/>
+                    <w:jc w:val="center"/>
+                  </w:pPr>
+                  <w:r>
+                    <w:t xml:space="preserve">Physics + data (PINN, mechanistic residual, transfer function as loss)</w:t>
+                  </w:r>
+                </w:p>
+              </w:tc>
+              <w:tc>
+                <w:tcPr/>
+                <w:p>
+                  <w:pPr>
+                    <w:pStyle w:val="Compact"/>
+                    <w:jc w:val="center"/>
+                  </w:pPr>
+                  <w:r>
+                    <w:t xml:space="preserve">Constrains the solution to a mechanically admissible manifold; aids under data scarcity</w:t>
+                  </w:r>
+                </w:p>
+              </w:tc>
+              <w:tc>
+                <w:tcPr/>
+                <w:p>
+                  <w:pPr>
+                    <w:pStyle w:val="Compact"/>
+                    <w:jc w:val="center"/>
+                  </w:pPr>
+                  <w:r>
+                    <w:t xml:space="preserve">Physics-term weight tuned on the test set; constraint too weak to bind in practice</w:t>
+                  </w:r>
+                </w:p>
+              </w:tc>
+            </w:tr>
+            <w:tr>
+              <w:tc>
+                <w:tcPr/>
+                <w:p>
+                  <w:pPr>
+                    <w:pStyle w:val="Compact"/>
+                    <w:jc w:val="center"/>
+                  </w:pPr>
+                  <w:r>
+                    <w:rPr>
+                      <w:b/>
+                      <w:bCs/>
+                    </w:rPr>
+                    <w:t xml:space="preserve">H4</w:t>
+                  </w:r>
+                </w:p>
+              </w:tc>
+              <w:tc>
+                <w:tcPr/>
+                <w:p>
+                  <w:pPr>
+                    <w:pStyle w:val="Compact"/>
+                    <w:jc w:val="center"/>
+                  </w:pPr>
+                  <w:r>
+                    <w:t xml:space="preserve">Architecture fusion (e.g. CNN+transformer, two-stream)</w:t>
+                  </w:r>
+                </w:p>
+              </w:tc>
+              <w:tc>
+                <w:tcPr/>
+                <w:p>
+                  <w:pPr>
+                    <w:pStyle w:val="Compact"/>
+                    <w:jc w:val="center"/>
+                  </w:pPr>
+                  <w:r>
+                    <w:t xml:space="preserve">Complementary inductive biases – local texture and long-range context together</w:t>
+                  </w:r>
+                </w:p>
+              </w:tc>
+              <w:tc>
+                <w:tcPr/>
+                <w:p>
+                  <w:pPr>
+                    <w:pStyle w:val="Compact"/>
+                    <w:jc w:val="center"/>
+                  </w:pPr>
+                  <w:r>
+                    <w:t xml:space="preserve">Gains confounded with parameter count and training budget rather than the fusion itself</w:t>
+                  </w:r>
+                </w:p>
+              </w:tc>
+            </w:tr>
+            <w:tr>
+              <w:tc>
+                <w:tcPr/>
+                <w:p>
+                  <w:pPr>
+                    <w:pStyle w:val="Compact"/>
+                    <w:jc w:val="center"/>
+                  </w:pPr>
+                  <w:r>
+                    <w:rPr>
+                      <w:b/>
+                      <w:bCs/>
+                    </w:rPr>
+                    <w:t xml:space="preserve">H5</w:t>
+                  </w:r>
+                </w:p>
+              </w:tc>
+              <w:tc>
+                <w:tcPr/>
+                <w:p>
+                  <w:pPr>
+                    <w:pStyle w:val="Compact"/>
+                    <w:jc w:val="center"/>
+                  </w:pPr>
+                  <w:r>
+                    <w:t xml:space="preserve">Heterogeneous stacking / blending</w:t>
+                  </w:r>
+                </w:p>
+              </w:tc>
+              <w:tc>
+                <w:tcPr/>
+                <w:p>
+                  <w:pPr>
+                    <w:pStyle w:val="Compact"/>
+                    <w:jc w:val="center"/>
+                  </w:pPr>
+                  <w:r>
+                    <w:t xml:space="preserve">Decorrelated errors across model families reduce variance</w:t>
+                  </w:r>
+                </w:p>
+              </w:tc>
+              <w:tc>
+                <w:tcPr/>
+                <w:p>
+                  <w:pPr>
+                    <w:pStyle w:val="Compact"/>
+                    <w:jc w:val="center"/>
+                  </w:pPr>
+                  <w:r>
+                    <w:t xml:space="preserve">Meta-learner trained on in-fold predictions; leakage through the stacking layer</w:t>
+                  </w:r>
+                </w:p>
+              </w:tc>
+            </w:tr>
+            <w:tr>
+              <w:tc>
+                <w:tcPr/>
+                <w:p>
+                  <w:pPr>
+                    <w:pStyle w:val="Compact"/>
+                    <w:jc w:val="center"/>
+                  </w:pPr>
+                  <w:r>
+                    <w:rPr>
+                      <w:b/>
+                      <w:bCs/>
+                    </w:rPr>
+                    <w:t xml:space="preserve">H6</w:t>
+                  </w:r>
+                </w:p>
+              </w:tc>
+              <w:tc>
+                <w:tcPr/>
+                <w:p>
+                  <w:pPr>
+                    <w:pStyle w:val="Compact"/>
+                    <w:jc w:val="center"/>
+                  </w:pPr>
+                  <w:r>
+                    <w:t xml:space="preserve">Signal decomposition then learn (VMD, EMD, CEEMDAN, wavelet)</w:t>
+                  </w:r>
+                </w:p>
+              </w:tc>
+              <w:tc>
+                <w:tcPr/>
+                <w:p>
+                  <w:pPr>
+                    <w:pStyle w:val="Compact"/>
+                    <w:jc w:val="center"/>
+                  </w:pPr>
+                  <w:r>
+                    <w:t xml:space="preserve">Separates scales the learner would otherwise have to disentangle unaided</w:t>
+                  </w:r>
+                </w:p>
+              </w:tc>
+              <w:tc>
+                <w:tcPr/>
+                <w:p>
+                  <w:pPr>
+                    <w:pStyle w:val="Compact"/>
+                    <w:jc w:val="center"/>
+                  </w:pPr>
+                  <w:r>
+                    <w:t xml:space="preserve">Decomposition fitted on the full series before the temporal split – the most common severe leakage in this family</w:t>
+                  </w:r>
+                </w:p>
+              </w:tc>
+            </w:tr>
+            <w:tr>
+              <w:tc>
+                <w:tcPr/>
+                <w:p>
+                  <w:pPr>
+                    <w:pStyle w:val="Compact"/>
+                    <w:jc w:val="center"/>
+                  </w:pPr>
+                  <w:r>
+                    <w:rPr>
+                      <w:b/>
+                      <w:bCs/>
+                    </w:rPr>
+                    <w:t xml:space="preserve">H7</w:t>
+                  </w:r>
+                </w:p>
+              </w:tc>
+              <w:tc>
+                <w:tcPr/>
+                <w:p>
+                  <w:pPr>
+                    <w:pStyle w:val="Compact"/>
+                    <w:jc w:val="center"/>
+                  </w:pPr>
+                  <w:r>
+                    <w:t xml:space="preserve">Symbolic–numeric (GEP, MGGP, EPR + a numeric optimiser)</w:t>
+                  </w:r>
+                </w:p>
+              </w:tc>
+              <w:tc>
+                <w:tcPr/>
+                <w:p>
+                  <w:pPr>
+                    <w:pStyle w:val="Compact"/>
+                    <w:jc w:val="center"/>
+                  </w:pPr>
+                  <w:r>
+                    <w:t xml:space="preserve">Yields a closed-form, inspectable expression rather than an opaque model</w:t>
+                  </w:r>
+                </w:p>
+              </w:tc>
+              <w:tc>
+                <w:tcPr/>
+                <w:p>
+                  <w:pPr>
+                    <w:pStyle w:val="Compact"/>
+                    <w:jc w:val="center"/>
+                  </w:pPr>
+                  <w:r>
+                    <w:t xml:space="preserve">Expression complexity uncontrolled; an overfit equation is then read as if it were physics</w:t>
+                  </w:r>
+                </w:p>
+              </w:tc>
+            </w:tr>
+          </w:tbl>
+          <w:bookmarkEnd w:id="26"/>
+          <w:p/>
+        </w:tc>
+      </w:tr>
+    </w:tbl>
+    <w:p>
+      <w:pPr>
+        <w:pStyle w:val="BodyText"/>
+      </w:pPr>
+      <w:r>
+        <w:t xml:space="preserve">Two coding notes follow directly from applying this taxonomy to the seed corpus.</w:t>
+      </w:r>
+      <w:r>
+        <w:t xml:space="preserve"> </w:t>
+      </w:r>
+      <w:r>
+        <w:t xml:space="preserve">First, a single study can legitimately receive more than one code —</w:t>
+      </w:r>
+      <w:r>
+        <w:t xml:space="preserve"> </w:t>
+      </w:r>
+      <w:r>
+        <w:t xml:space="preserve">Ghorbani et al.</w:t>
+      </w:r>
+      <w:r>
+        <w:t xml:space="preserve"> </w:t>
+      </w:r>
+      <w:r>
+        <w:t xml:space="preserve">(2020)</w:t>
+      </w:r>
+      <w:r>
+        <w:t xml:space="preserve"> </w:t>
+      </w:r>
+      <w:r>
+        <w:t xml:space="preserve">fits both a GA-derived symbolic equation (H7-adjacent) and an ANN whose weights are</w:t>
+      </w:r>
+      <w:r>
+        <w:t xml:space="preserve"> </w:t>
+      </w:r>
+      <w:r>
+        <w:t xml:space="preserve">set by the same GA (H2) on the same data, which is precisely the kind of within-paper</w:t>
+      </w:r>
+      <w:r>
+        <w:t xml:space="preserve"> </w:t>
+      </w:r>
+      <w:r>
+        <w:t xml:space="preserve">comparison §9 is built to exploit. Second, several studies that use metaheuristic or</w:t>
+      </w:r>
+      <w:r>
+        <w:t xml:space="preserve"> </w:t>
+      </w:r>
+      <w:r>
+        <w:t xml:space="preserve">architecture-fusion vocabulary in their titles fail the structural test on inspection</w:t>
+      </w:r>
+      <w:r>
+        <w:t xml:space="preserve"> </w:t>
+      </w:r>
+      <w:r>
+        <w:t xml:space="preserve">—</w:t>
+      </w:r>
+      <w:r>
+        <w:t xml:space="preserve"> </w:t>
+      </w:r>
+      <w:r>
+        <w:t xml:space="preserve">Hanandeh (2022)</w:t>
+      </w:r>
+      <w:r>
+        <w:t xml:space="preserve"> </w:t>
+      </w:r>
+      <w:r>
+        <w:t xml:space="preserve">names both a genetic algorithm and an artificial neural</w:t>
+      </w:r>
+      <w:r>
+        <w:t xml:space="preserve"> </w:t>
+      </w:r>
+      <w:r>
+        <w:t xml:space="preserve">network but reports them as independently competing models rather than a coupled</w:t>
+      </w:r>
+      <w:r>
+        <w:t xml:space="preserve"> </w:t>
+      </w:r>
+      <w:r>
+        <w:t xml:space="preserve">pipeline, and is coded</w:t>
+      </w:r>
+      <w:r>
+        <w:t xml:space="preserve"> </w:t>
+      </w:r>
+      <w:r>
+        <w:rPr>
+          <w:rStyle w:val="VerbatimChar"/>
+        </w:rPr>
+        <w:t xml:space="preserve">none</w:t>
+      </w:r>
+      <w:r>
+        <w:t xml:space="preserve"> </w:t>
+      </w:r>
+      <w:r>
+        <w:t xml:space="preserve">rather than any of H1–H7 as a result. Both</w:t>
+      </w:r>
+      <w:r>
+        <w:t xml:space="preserve"> </w:t>
+      </w:r>
+      <w:r>
+        <w:t xml:space="preserve">notes matter for the same reason: the taxonomy is applied to what a pipeline</w:t>
+      </w:r>
+      <w:r>
+        <w:t xml:space="preserve"> </w:t>
+      </w:r>
+      <w:r>
+        <w:rPr>
+          <w:i/>
+          <w:iCs/>
+        </w:rPr>
+        <w:t xml:space="preserve">does</w:t>
+      </w:r>
+      <w:r>
+        <w:t xml:space="preserve">,</w:t>
+      </w:r>
+      <w:r>
+        <w:t xml:space="preserve"> </w:t>
+      </w:r>
+      <w:r>
+        <w:t xml:space="preserve">not to what its title or abstract</w:t>
+      </w:r>
+      <w:r>
+        <w:t xml:space="preserve"> </w:t>
+      </w:r>
+      <w:r>
+        <w:rPr>
+          <w:i/>
+          <w:iCs/>
+        </w:rPr>
+        <w:t xml:space="preserve">calls</w:t>
+      </w:r>
+      <w:r>
+        <w:t xml:space="preserve"> </w:t>
+      </w:r>
+      <w:r>
+        <w:t xml:space="preserve">it.</w:t>
+      </w:r>
+    </w:p>
+    <w:p>
+      <w:pPr>
+        <w:pStyle w:val="BodyText"/>
+      </w:pPr>
+      <w:r>
+        <w:t xml:space="preserve">Reinforcement-learning approaches to network-level maintenance-and-rehabilitation</w:t>
+      </w:r>
+      <w:r>
+        <w:t xml:space="preserve"> </w:t>
+      </w:r>
+      <w:r>
+        <w:t xml:space="preserve">policy</w:t>
       </w:r>
       <w:r>
         <w:t xml:space="preserve"> </w:t>
@@ -1486,10 +3340,1385 @@
         <w:t xml:space="preserve">(</w:t>
       </w:r>
       <w:r>
+        <w:t xml:space="preserve">Latifi et al.</w:t>
+      </w:r>
+      <w:r>
+        <w:t xml:space="preserve">, 2021;</w:t>
+      </w:r>
+      <w:r>
+        <w:t xml:space="preserve"> </w:t>
+      </w:r>
+      <w:r>
+        <w:t xml:space="preserve">Yao et al.</w:t>
+      </w:r>
+      <w:r>
+        <w:t xml:space="preserve">, 2022)</w:t>
+      </w:r>
+      <w:r>
+        <w:t xml:space="preserve"> </w:t>
+      </w:r>
+      <w:r>
+        <w:t xml:space="preserve">sit adjacent to this taxonomy but</w:t>
+      </w:r>
+      <w:r>
+        <w:t xml:space="preserve"> </w:t>
+      </w:r>
+      <w:r>
+        <w:t xml:space="preserve">are not coded into it: they couple a learned policy to a simulated or predicted</w:t>
+      </w:r>
+      <w:r>
+        <w:t xml:space="preserve"> </w:t>
+      </w:r>
+      <w:r>
+        <w:t xml:space="preserve">environment in a way that does not map onto the single-prediction-pipeline structure</w:t>
+      </w:r>
+      <w:r>
+        <w:t xml:space="preserve"> </w:t>
+      </w:r>
+      <w:r>
+        <w:t xml:space="preserve">H1–H7 assumes. They are retained as context for the decision-consequence</w:t>
+      </w:r>
+      <w:r>
+        <w:t xml:space="preserve"> </w:t>
+      </w:r>
+      <w:r>
+        <w:t xml:space="preserve">discussion in §11 rather than folded into the hybridisation-type counts in §3.</w:t>
+      </w:r>
+    </w:p>
+    <w:bookmarkEnd w:id="27"/>
+    <w:bookmarkStart w:id="28" w:name="sec-materials"/>
+    <w:p>
+      <w:pPr>
+        <w:pStyle w:val="Heading1"/>
+      </w:pPr>
+      <w:r>
+        <w:t xml:space="preserve">5. Hybrid models in material and mix modelling</w:t>
+      </w:r>
+    </w:p>
+    <w:p>
+      <w:pPr>
+        <w:pStyle w:val="FirstParagraph"/>
+      </w:pPr>
+      <w:r>
+        <w:t xml:space="preserve">PLACEHOLDER.</w:t>
+      </w:r>
+    </w:p>
+    <w:bookmarkEnd w:id="28"/>
+    <w:bookmarkStart w:id="29" w:name="sec-structural"/>
+    <w:p>
+      <w:pPr>
+        <w:pStyle w:val="Heading1"/>
+      </w:pPr>
+      <w:r>
+        <w:t xml:space="preserve">6. Hybrid models in structural evaluation and inverse analysis</w:t>
+      </w:r>
+    </w:p>
+    <w:p>
+      <w:pPr>
+        <w:pStyle w:val="FirstParagraph"/>
+      </w:pPr>
+      <w:r>
+        <w:t xml:space="preserve">PLACEHOLDER — anchored on back-calculation</w:t>
+      </w:r>
+      <w:r>
+        <w:t xml:space="preserve"> </w:t>
+      </w:r>
+      <w:r>
+        <w:t xml:space="preserve">(</w:t>
+      </w:r>
+      <w:r>
+        <w:t xml:space="preserve">Elbagalati et al.</w:t>
+      </w:r>
+      <w:r>
+        <w:t xml:space="preserve">, 2017; Ghanizadeh et al., 2025, 2020)</w:t>
+      </w:r>
+      <w:r>
+        <w:t xml:space="preserve">.</w:t>
+      </w:r>
+    </w:p>
+    <w:bookmarkEnd w:id="29"/>
+    <w:bookmarkStart w:id="30" w:name="sec-performance"/>
+    <w:p>
+      <w:pPr>
+        <w:pStyle w:val="Heading1"/>
+      </w:pPr>
+      <w:r>
+        <w:t xml:space="preserve">7. Hybrid models in performance prediction</w:t>
+      </w:r>
+    </w:p>
+    <w:p>
+      <w:pPr>
+        <w:pStyle w:val="FirstParagraph"/>
+      </w:pPr>
+      <w:r>
+        <w:t xml:space="preserve">PLACEHOLDER.</w:t>
+      </w:r>
+    </w:p>
+    <w:bookmarkEnd w:id="30"/>
+    <w:bookmarkStart w:id="31" w:name="sec-other-hybrids"/>
+    <w:p>
+      <w:pPr>
+        <w:pStyle w:val="Heading1"/>
+      </w:pPr>
+      <w:r>
+        <w:t xml:space="preserve">8. Physics-informed, fusion, stacking, decomposition and symbolic hybrids</w:t>
+      </w:r>
+    </w:p>
+    <w:p>
+      <w:pPr>
+        <w:pStyle w:val="FirstParagraph"/>
+      </w:pPr>
+      <w:r>
+        <w:t xml:space="preserve">PLACEHOLDER —</w:t>
+      </w:r>
+      <w:r>
+        <w:t xml:space="preserve"> </w:t>
+      </w:r>
+      <w:r>
+        <w:t xml:space="preserve">Pasupunuri et al. (2024)</w:t>
+      </w:r>
+      <w:r>
+        <w:t xml:space="preserve"> </w:t>
+      </w:r>
+      <w:r>
+        <w:t xml:space="preserve">for the physics-informed case;</w:t>
+      </w:r>
+      <w:r>
+        <w:t xml:space="preserve"> </w:t>
+      </w:r>
+      <w:r>
+        <w:t xml:space="preserve">Ghanizadeh et al.</w:t>
+      </w:r>
+      <w:r>
+        <w:t xml:space="preserve"> </w:t>
+      </w:r>
+      <w:r>
+        <w:t xml:space="preserve">(2024)</w:t>
+      </w:r>
+      <w:r>
+        <w:t xml:space="preserve"> </w:t>
+      </w:r>
+      <w:r>
+        <w:t xml:space="preserve">for the symbolic–numeric case.</w:t>
+      </w:r>
+    </w:p>
+    <w:bookmarkEnd w:id="31"/>
+    <w:bookmarkStart w:id="36" w:name="sec-premium"/>
+    <w:p>
+      <w:pPr>
+        <w:pStyle w:val="Heading1"/>
+      </w:pPr>
+      <w:r>
+        <w:t xml:space="preserve">9. The hybridisation premium</w:t>
+      </w:r>
+    </w:p>
+    <w:bookmarkStart w:id="32" w:name="definition"/>
+    <w:p>
+      <w:pPr>
+        <w:pStyle w:val="Heading2"/>
+      </w:pPr>
+      <w:r>
+        <w:t xml:space="preserve">9.1 Definition</w:t>
+      </w:r>
+    </w:p>
+    <w:p>
+      <w:pPr>
+        <w:pStyle w:val="FirstParagraph"/>
+      </w:pPr>
+      <w:r>
+        <w:t xml:space="preserve">For a study reporting a hybrid model</w:t>
+      </w:r>
+      <w:r>
+        <w:t xml:space="preserve"> </w:t>
+      </w:r>
+      <m:oMath>
+        <m:sSub>
+          <m:e>
+            <m:r>
+              <m:t>M</m:t>
+            </m:r>
+          </m:e>
+          <m:sub>
+            <m:r>
+              <m:rPr>
+                <m:nor/>
+                <m:sty m:val="p"/>
+              </m:rPr>
+              <m:t>hyb</m:t>
+            </m:r>
+          </m:sub>
+        </m:sSub>
+      </m:oMath>
+      <w:r>
+        <w:t xml:space="preserve"> </w:t>
+      </w:r>
+      <w:r>
+        <w:t xml:space="preserve">(optimiser</w:t>
+      </w:r>
+      <w:r>
+        <w:t xml:space="preserve"> </w:t>
+      </w:r>
+      <m:oMath>
+        <m:r>
+          <m:rPr>
+            <m:sty m:val="p"/>
+          </m:rPr>
+          <m:t>⊕</m:t>
+        </m:r>
+      </m:oMath>
+      <w:r>
+        <w:t xml:space="preserve"> </w:t>
+      </w:r>
+      <w:r>
+        <w:t xml:space="preserve">base</w:t>
+      </w:r>
+      <w:r>
+        <w:t xml:space="preserve"> </w:t>
+      </w:r>
+      <w:r>
+        <w:t xml:space="preserve">learner</w:t>
+      </w:r>
+      <w:r>
+        <w:t xml:space="preserve"> </w:t>
+      </w:r>
+      <m:oMath>
+        <m:sSub>
+          <m:e>
+            <m:r>
+              <m:t>M</m:t>
+            </m:r>
+          </m:e>
+          <m:sub>
+            <m:r>
+              <m:rPr>
+                <m:nor/>
+                <m:sty m:val="p"/>
+              </m:rPr>
+              <m:t>base</m:t>
+            </m:r>
+          </m:sub>
+        </m:sSub>
+      </m:oMath>
+      <w:r>
+        <w:t xml:space="preserve">) evaluated on a held-out partition, the</w:t>
+      </w:r>
+      <w:r>
+        <w:t xml:space="preserve"> </w:t>
+      </w:r>
+      <w:r>
+        <w:rPr>
+          <w:b/>
+          <w:bCs/>
+        </w:rPr>
+        <w:t xml:space="preserve">hybridisation premium</w:t>
+      </w:r>
+      <w:r>
+        <w:t xml:space="preserve"> </w:t>
+      </w:r>
+      <w:r>
+        <w:t xml:space="preserve">is</w:t>
+      </w:r>
+    </w:p>
+    <w:p>
+      <w:pPr>
+        <w:pStyle w:val="BodyText"/>
+      </w:pPr>
+      <m:oMathPara>
+        <m:oMathParaPr>
+          <m:jc m:val="center"/>
+        </m:oMathParaPr>
+        <m:oMath>
+          <m:r>
+            <m:rPr>
+              <m:sty m:val="p"/>
+            </m:rPr>
+            <m:t>Δ</m:t>
+          </m:r>
+          <m:r>
+            <m:rPr>
+              <m:sty m:val="p"/>
+            </m:rPr>
+            <m:t>=</m:t>
+          </m:r>
+          <m:r>
+            <m:rPr>
+              <m:nor/>
+              <m:sty m:val="p"/>
+            </m:rPr>
+            <m:t>performance</m:t>
+          </m:r>
+          <m:r>
+            <m:rPr>
+              <m:sty m:val="p"/>
+            </m:rPr>
+            <m:t>(</m:t>
+          </m:r>
+          <m:sSub>
+            <m:e>
+              <m:r>
+                <m:t>M</m:t>
+              </m:r>
+            </m:e>
+            <m:sub>
+              <m:r>
+                <m:rPr>
+                  <m:nor/>
+                  <m:sty m:val="p"/>
+                </m:rPr>
+                <m:t>hyb</m:t>
+              </m:r>
+            </m:sub>
+          </m:sSub>
+          <m:r>
+            <m:rPr>
+              <m:sty m:val="p"/>
+            </m:rPr>
+            <m:t>)</m:t>
+          </m:r>
+          <m:r>
+            <m:rPr>
+              <m:sty m:val="p"/>
+            </m:rPr>
+            <m:t>−</m:t>
+          </m:r>
+          <m:r>
+            <m:rPr>
+              <m:nor/>
+              <m:sty m:val="p"/>
+            </m:rPr>
+            <m:t>performance</m:t>
+          </m:r>
+          <m:r>
+            <m:rPr>
+              <m:sty m:val="p"/>
+            </m:rPr>
+            <m:t>(</m:t>
+          </m:r>
+          <m:sSubSup>
+            <m:e>
+              <m:r>
+                <m:t>M</m:t>
+              </m:r>
+            </m:e>
+            <m:sub>
+              <m:r>
+                <m:rPr>
+                  <m:nor/>
+                  <m:sty m:val="p"/>
+                </m:rPr>
+                <m:t>base</m:t>
+              </m:r>
+            </m:sub>
+            <m:sup>
+              <m:r>
+                <m:rPr>
+                  <m:nor/>
+                  <m:sty m:val="p"/>
+                </m:rPr>
+                <m:t>tuned</m:t>
+              </m:r>
+            </m:sup>
+          </m:sSubSup>
+          <m:r>
+            <m:rPr>
+              <m:sty m:val="p"/>
+            </m:rPr>
+            <m:t>)</m:t>
+          </m:r>
+        </m:oMath>
+      </m:oMathPara>
+    </w:p>
+    <w:p>
+      <w:pPr>
+        <w:pStyle w:val="FirstParagraph"/>
+      </w:pPr>
+      <w:r>
+        <w:t xml:space="preserve">where</w:t>
+      </w:r>
+      <w:r>
+        <w:t xml:space="preserve"> </w:t>
+      </w:r>
+      <m:oMath>
+        <m:sSubSup>
+          <m:e>
+            <m:r>
+              <m:t>M</m:t>
+            </m:r>
+          </m:e>
+          <m:sub>
+            <m:r>
+              <m:rPr>
+                <m:nor/>
+                <m:sty m:val="p"/>
+              </m:rPr>
+              <m:t>base</m:t>
+            </m:r>
+          </m:sub>
+          <m:sup>
+            <m:r>
+              <m:rPr>
+                <m:nor/>
+                <m:sty m:val="p"/>
+              </m:rPr>
+              <m:t>tuned</m:t>
+            </m:r>
+          </m:sup>
+        </m:sSubSup>
+      </m:oMath>
+      <w:r>
+        <w:t xml:space="preserve"> </w:t>
+      </w:r>
+      <w:r>
+        <w:t xml:space="preserve">is the same base learner, tuned by a</w:t>
+      </w:r>
+      <w:r>
+        <w:t xml:space="preserve"> </w:t>
+      </w:r>
+      <w:r>
+        <w:t xml:space="preserve">conventional procedure under a</w:t>
+      </w:r>
+      <w:r>
+        <w:t xml:space="preserve"> </w:t>
+      </w:r>
+      <w:r>
+        <w:rPr>
+          <w:b/>
+          <w:bCs/>
+        </w:rPr>
+        <w:t xml:space="preserve">comparable evaluation budget</w:t>
+      </w:r>
+      <w:r>
+        <w:t xml:space="preserve">, evaluated on the</w:t>
+      </w:r>
+      <w:r>
+        <w:t xml:space="preserve"> </w:t>
+      </w:r>
+      <w:r>
+        <w:rPr>
+          <w:b/>
+          <w:bCs/>
+        </w:rPr>
+        <w:t xml:space="preserve">same</w:t>
+      </w:r>
+      <w:r>
+        <w:t xml:space="preserve"> </w:t>
+      </w:r>
+      <w:r>
+        <w:t xml:space="preserve">partition with the</w:t>
+      </w:r>
+      <w:r>
+        <w:t xml:space="preserve"> </w:t>
+      </w:r>
+      <w:r>
+        <w:rPr>
+          <w:b/>
+          <w:bCs/>
+        </w:rPr>
+        <w:t xml:space="preserve">same</w:t>
+      </w:r>
+      <w:r>
+        <w:t xml:space="preserve"> </w:t>
+      </w:r>
+      <w:r>
+        <w:t xml:space="preserve">metric. All three constraints are load-bearing:</w:t>
+      </w:r>
+      <w:r>
+        <w:t xml:space="preserve"> </w:t>
+      </w:r>
+      <w:r>
+        <w:t xml:space="preserve">a premium computed against an untuned, default-setting baseline is not a measure of</w:t>
+      </w:r>
+      <w:r>
+        <w:t xml:space="preserve"> </w:t>
+      </w:r>
+      <w:r>
+        <w:t xml:space="preserve">what hybridisation contributes — it is a measure of what tuning contributes, mislabelled.</w:t>
+      </w:r>
+    </w:p>
+    <w:bookmarkEnd w:id="32"/>
+    <w:bookmarkStart w:id="33" w:name="what-the-completed-audit-will-report"/>
+    <w:p>
+      <w:pPr>
+        <w:pStyle w:val="Heading2"/>
+      </w:pPr>
+      <w:r>
+        <w:t xml:space="preserve">9.2 What the completed audit will report</w:t>
+      </w:r>
+    </w:p>
+    <w:p>
+      <w:pPr>
+        <w:pStyle w:val="FirstParagraph"/>
+      </w:pPr>
+      <w:r>
+        <w:t xml:space="preserve">Over the full coded corpus, the review will report, for every study attempting an</w:t>
+      </w:r>
+      <w:r>
+        <w:t xml:space="preserve"> </w:t>
+      </w:r>
+      <w:r>
+        <w:t xml:space="preserve">H1 or H2 coupling: whether</w:t>
+      </w:r>
+      <w:r>
+        <w:t xml:space="preserve"> </w:t>
+      </w:r>
+      <m:oMath>
+        <m:r>
+          <m:rPr>
+            <m:sty m:val="p"/>
+          </m:rPr>
+          <m:t>Δ</m:t>
+        </m:r>
+      </m:oMath>
+      <w:r>
+        <w:t xml:space="preserve"> </w:t>
+      </w:r>
+      <w:r>
+        <w:t xml:space="preserve">is computable at all under the definition above</w:t>
+      </w:r>
+      <w:r>
+        <w:t xml:space="preserve"> </w:t>
+      </w:r>
+      <w:r>
+        <w:t xml:space="preserve">(</w:t>
+      </w:r>
+      <w:r>
+        <w:rPr>
+          <w:rStyle w:val="VerbatimChar"/>
+        </w:rPr>
+        <w:t xml:space="preserve">premium_computable</w:t>
+      </w:r>
+      <w:r>
+        <w:t xml:space="preserve">); its value where it is; whether the search budget was stated</w:t>
+      </w:r>
+      <w:r>
+        <w:t xml:space="preserve"> </w:t>
+      </w:r>
+      <w:r>
+        <w:t xml:space="preserve">for both the hybrid and the baseline arm (</w:t>
+      </w:r>
+      <w:r>
+        <w:rPr>
+          <w:rStyle w:val="VerbatimChar"/>
+        </w:rPr>
+        <w:t xml:space="preserve">budget_parity_reported</w:t>
+      </w:r>
+      <w:r>
+        <w:t xml:space="preserve">); and, where a</w:t>
+      </w:r>
+      <w:r>
+        <w:t xml:space="preserve"> </w:t>
+      </w:r>
+      <w:r>
+        <w:t xml:space="preserve">newly named optimiser is the paper’s contribution, whether it was benchmarked</w:t>
+      </w:r>
+      <w:r>
+        <w:t xml:space="preserve"> </w:t>
+      </w:r>
+      <w:r>
+        <w:t xml:space="preserve">against at least two established optimisers on the same problem</w:t>
+      </w:r>
+      <w:r>
+        <w:t xml:space="preserve"> </w:t>
+      </w:r>
+      <w:r>
+        <w:t xml:space="preserve">(</w:t>
+      </w:r>
+      <w:r>
+        <w:rPr>
+          <w:rStyle w:val="VerbatimChar"/>
+        </w:rPr>
+        <w:t xml:space="preserve">optimiser_novelty_claim</w:t>
+      </w:r>
+      <w:r>
+        <w:t xml:space="preserve">). These fields are specified in full, with worked</w:t>
+      </w:r>
+      <w:r>
+        <w:t xml:space="preserve"> </w:t>
+      </w:r>
+      <w:r>
+        <w:t xml:space="preserve">examples, in the PAVE-ML instrument (§10) and were fixed before full-text coding</w:t>
+      </w:r>
+      <w:r>
+        <w:t xml:space="preserve"> </w:t>
+      </w:r>
+      <w:r>
+        <w:t xml:space="preserve">began.</w:t>
+      </w:r>
+    </w:p>
+    <w:bookmarkEnd w:id="33"/>
+    <w:bookmarkStart w:id="35" w:name="X7f25b91c7f8b674ee1023e90faae5a96e47348b"/>
+    <w:p>
+      <w:pPr>
+        <w:pStyle w:val="Heading2"/>
+      </w:pPr>
+      <w:r>
+        <w:t xml:space="preserve">9.3 Preliminary evidence from the seed corpus</w:t>
+      </w:r>
+    </w:p>
+    <w:p>
+      <w:pPr>
+        <w:pStyle w:val="FirstParagraph"/>
+      </w:pPr>
+      <w:r>
+        <w:t xml:space="preserve">The completed audit is not yet available; what follows is the evidence already</w:t>
+      </w:r>
+      <w:r>
+        <w:t xml:space="preserve"> </w:t>
+      </w:r>
+      <w:r>
+        <w:t xml:space="preserve">visible in the seed corpus, presented as motivation for the audit rather than as</w:t>
+      </w:r>
+      <w:r>
+        <w:t xml:space="preserve"> </w:t>
+      </w:r>
+      <w:r>
+        <w:t xml:space="preserve">its result.</w:t>
+      </w:r>
+      <w:r>
+        <w:t xml:space="preserve"> </w:t>
+      </w:r>
+      <w:hyperlink w:anchor="tbl-premium-evidence">
+        <w:r>
+          <w:rPr>
+            <w:rStyle w:val="Hyperlink"/>
+          </w:rPr>
+          <w:t xml:space="preserve">Table 3</w:t>
+        </w:r>
+      </w:hyperlink>
+      <w:r>
+        <w:t xml:space="preserve"> </w:t>
+      </w:r>
+      <w:r>
+        <w:t xml:space="preserve">collects every within-paper comparison in the</w:t>
+      </w:r>
+      <w:r>
+        <w:t xml:space="preserve"> </w:t>
+      </w:r>
+      <w:r>
+        <w:t xml:space="preserve">seed corpus close enough to a premium calculation to be informative, with every</w:t>
+      </w:r>
+      <w:r>
+        <w:t xml:space="preserve"> </w:t>
+      </w:r>
+      <w:r>
+        <w:t xml:space="preserve">figure copied verbatim from the source paper’s own reported results.</w:t>
+      </w:r>
+    </w:p>
+    <w:tbl>
+      <w:tblPr>
+        <w:tblStyle w:val="Table"/>
+        <w:tblW w:type="pct" w:w="5000"/>
+        <w:tblLayout w:type="fixed"/>
+        <w:tblLook w:firstRow="0" w:lastRow="0" w:firstColumn="0" w:lastColumn="0" w:noHBand="0" w:noVBand="0" w:val="0000"/>
+      </w:tblPr>
+      <w:tblGrid>
+        <w:gridCol w:w="7920"/>
+      </w:tblGrid>
+      <w:tr>
+        <w:tc>
+          <w:tcPr/>
+          <w:bookmarkStart w:id="34" w:name="tbl-premium-evidence"/>
+          <w:p>
+            <w:pPr>
+              <w:jc w:val="center"/>
+            </w:pPr>
+            <w:pPr>
+              <w:jc w:val="left"/>
+              <w:spacing w:before="200"/>
+              <w:pStyle w:val="ImageCaption"/>
+            </w:pPr>
+            <w:r>
+              <w:t xml:space="preserve">Table 3: Within-corpus evidence bearing on the hybridisation premium. Every figure is copied verbatim from the cited paper’s own reported results; none is computed by the present review.</w:t>
+            </w:r>
+          </w:p>
+          <w:tbl>
+            <w:tblPr>
+              <w:tblStyle w:val="Table"/>
+              <w:tblW w:type="pct" w:w="5000"/>
+              <w:tblLayout w:type="fixed"/>
+              <w:tblLook w:firstRow="1" w:lastRow="0" w:firstColumn="0" w:lastColumn="0" w:noHBand="0" w:noVBand="0" w:val="0020"/>
+            </w:tblPr>
+            <w:tblGrid>
+              <w:gridCol w:w="1131"/>
+              <w:gridCol w:w="1131"/>
+              <w:gridCol w:w="1131"/>
+              <w:gridCol w:w="1131"/>
+              <w:gridCol w:w="1131"/>
+              <w:gridCol w:w="1131"/>
+              <w:gridCol w:w="1131"/>
+            </w:tblGrid>
+            <w:tr>
+              <w:trPr>
+                <w:tblHeader w:val="on"/>
+              </w:trPr>
+              <w:tc>
+                <w:tcPr/>
+                <w:p>
+                  <w:pPr>
+                    <w:pStyle w:val="Compact"/>
+                    <w:jc w:val="center"/>
+                  </w:pPr>
+                  <w:r>
+                    <w:t xml:space="preserve">Source</w:t>
+                  </w:r>
+                </w:p>
+              </w:tc>
+              <w:tc>
+                <w:tcPr/>
+                <w:p>
+                  <w:pPr>
+                    <w:pStyle w:val="Compact"/>
+                    <w:jc w:val="center"/>
+                  </w:pPr>
+                  <w:r>
+                    <w:t xml:space="preserve">Comparison</w:t>
+                  </w:r>
+                </w:p>
+              </w:tc>
+              <w:tc>
+                <w:tcPr/>
+                <w:p>
+                  <w:pPr>
+                    <w:pStyle w:val="Compact"/>
+                    <w:jc w:val="center"/>
+                  </w:pPr>
+                  <w:r>
+                    <w:t xml:space="preserve">Metric</w:t>
+                  </w:r>
+                </w:p>
+              </w:tc>
+              <w:tc>
+                <w:tcPr/>
+                <w:p>
+                  <w:pPr>
+                    <w:pStyle w:val="Compact"/>
+                    <w:jc w:val="center"/>
+                  </w:pPr>
+                  <w:r>
+                    <w:t xml:space="preserve">Non-hybrid value</w:t>
+                  </w:r>
+                </w:p>
+              </w:tc>
+              <w:tc>
+                <w:tcPr/>
+                <w:p>
+                  <w:pPr>
+                    <w:pStyle w:val="Compact"/>
+                    <w:jc w:val="center"/>
+                  </w:pPr>
+                  <w:r>
+                    <w:t xml:space="preserve">Hybrid value</w:t>
+                  </w:r>
+                </w:p>
+              </w:tc>
+              <w:tc>
+                <w:tcPr/>
+                <w:p>
+                  <w:pPr>
+                    <w:pStyle w:val="Compact"/>
+                    <w:jc w:val="center"/>
+                  </w:pPr>
+                  <w:r>
+                    <w:t xml:space="preserve">Premium</w:t>
+                  </w:r>
+                </w:p>
+              </w:tc>
+              <w:tc>
+                <w:tcPr/>
+                <w:p>
+                  <w:pPr>
+                    <w:pStyle w:val="Compact"/>
+                    <w:jc w:val="center"/>
+                  </w:pPr>
+                  <w:r>
+                    <w:t xml:space="preserve">Note</w:t>
+                  </w:r>
+                </w:p>
+              </w:tc>
+            </w:tr>
+            <w:tr>
+              <w:tc>
+                <w:tcPr/>
+                <w:p>
+                  <w:pPr>
+                    <w:pStyle w:val="Compact"/>
+                    <w:jc w:val="center"/>
+                  </w:pPr>
+                  <w:r>
+                    <w:rPr>
+                      <w:rStyle w:val="VerbatimChar"/>
+                    </w:rPr>
+                    <w:t xml:space="preserve">10.1038/s41598-022-17429-z</w:t>
+                  </w:r>
+                </w:p>
+              </w:tc>
+              <w:tc>
+                <w:tcPr/>
+                <w:p>
+                  <w:pPr>
+                    <w:pStyle w:val="Compact"/>
+                    <w:jc w:val="center"/>
+                  </w:pPr>
+                  <w:r>
+                    <w:t xml:space="preserve">LSSVM (best single-kernel setting reported) vs. best of 6 swarm-optimised LSSVM variants</w:t>
+                  </w:r>
+                </w:p>
+              </w:tc>
+              <w:tc>
+                <w:tcPr/>
+                <w:p>
+                  <w:pPr>
+                    <w:pStyle w:val="Compact"/>
+                    <w:jc w:val="center"/>
+                  </w:pPr>
+                  <w:r>
+                    <w:t xml:space="preserve">R2 / RMSE (MPa)</w:t>
+                  </w:r>
+                </w:p>
+              </w:tc>
+              <w:tc>
+                <w:tcPr/>
+                <w:p>
+                  <w:pPr>
+                    <w:pStyle w:val="Compact"/>
+                    <w:jc w:val="center"/>
+                  </w:pPr>
+                  <w:r>
+                    <w:t xml:space="preserve">not reported as a standalone tuned baseline</w:t>
+                  </w:r>
+                </w:p>
+              </w:tc>
+              <w:tc>
+                <w:tcPr/>
+                <w:p>
+                  <w:pPr>
+                    <w:pStyle w:val="Compact"/>
+                    <w:jc w:val="center"/>
+                  </w:pPr>
+                  <w:r>
+                    <w:t xml:space="preserve">0.942 / 6.72 (best of six, SOS)</w:t>
+                  </w:r>
+                </w:p>
+              </w:tc>
+              <w:tc>
+                <w:tcPr/>
+                <w:p>
+                  <w:pPr>
+                    <w:pStyle w:val="Compact"/>
+                    <w:jc w:val="center"/>
+                  </w:pPr>
+                  <w:r>
+                    <w:t xml:space="preserve">not computable — no tuned non-hybrid baseline reported</w:t>
+                  </w:r>
+                </w:p>
+              </w:tc>
+              <w:tc>
+                <w:tcPr/>
+                <w:p>
+                  <w:pPr>
+                    <w:pStyle w:val="Compact"/>
+                    <w:jc w:val="center"/>
+                  </w:pPr>
+                  <w:r>
+                    <w:t xml:space="preserve">The paper compares six hybrids to each other, never to a conventionally tuned LSSVM. This is the missing-baseline pattern Section 9 quantifies.</w:t>
+                  </w:r>
+                </w:p>
+              </w:tc>
+            </w:tr>
+            <w:tr>
+              <w:tc>
+                <w:tcPr/>
+                <w:p>
+                  <w:pPr>
+                    <w:pStyle w:val="Compact"/>
+                    <w:jc w:val="center"/>
+                  </w:pPr>
+                  <w:r>
+                    <w:rPr>
+                      <w:rStyle w:val="VerbatimChar"/>
+                    </w:rPr>
+                    <w:t xml:space="preserve">10.28991/cej-2025-011-01-06</w:t>
+                  </w:r>
+                </w:p>
+              </w:tc>
+              <w:tc>
+                <w:tcPr/>
+                <w:p>
+                  <w:pPr>
+                    <w:pStyle w:val="Compact"/>
+                    <w:jc w:val="center"/>
+                  </w:pPr>
+                  <w:r>
+                    <w:t xml:space="preserve">Eight individually-tuned learners (ANN, RNN, CNN among them) vs. Witczak/Hirsch mechanistic baselines</w:t>
+                  </w:r>
+                </w:p>
+              </w:tc>
+              <w:tc>
+                <w:tcPr/>
+                <w:p>
+                  <w:pPr>
+                    <w:pStyle w:val="Compact"/>
+                    <w:jc w:val="center"/>
+                  </w:pPr>
+                  <w:r>
+                    <w:t xml:space="preserve">R2 (dynamic modulus)</w:t>
+                  </w:r>
+                </w:p>
+              </w:tc>
+              <w:tc>
+                <w:tcPr/>
+                <w:p>
+                  <w:pPr>
+                    <w:pStyle w:val="Compact"/>
+                    <w:jc w:val="center"/>
+                  </w:pPr>
+                  <w:r>
+                    <w:t xml:space="preserve">Witczak 1-40D / Hirsch (mechanistic)</w:t>
+                  </w:r>
+                </w:p>
+              </w:tc>
+              <w:tc>
+                <w:tcPr/>
+                <w:p>
+                  <w:pPr>
+                    <w:pStyle w:val="Compact"/>
+                    <w:jc w:val="center"/>
+                  </w:pPr>
+                  <w:r>
+                    <w:t xml:space="preserve">bagging ensemble, individually tuned (highest of eight)</w:t>
+                  </w:r>
+                </w:p>
+              </w:tc>
+              <w:tc>
+                <w:tcPr/>
+                <w:p>
+                  <w:pPr>
+                    <w:pStyle w:val="Compact"/>
+                    <w:jc w:val="center"/>
+                  </w:pPr>
+                  <w:r>
+                    <w:t xml:space="preserve">positive but modest — mechanistic models remain competitive; deep architectures do NOT win</w:t>
+                  </w:r>
+                </w:p>
+              </w:tc>
+              <w:tc>
+                <w:tcPr/>
+                <w:p>
+                  <w:pPr>
+                    <w:pStyle w:val="Compact"/>
+                    <w:jc w:val="center"/>
+                  </w:pPr>
+                  <w:r>
+                    <w:t xml:space="preserve">The field’s clearest example of tuning parity: every learner gets its own search budget, and the winner is a tuned ensemble tree, not a hybrid or a deep net.</w:t>
+                  </w:r>
+                </w:p>
+              </w:tc>
+            </w:tr>
+            <w:tr>
+              <w:tc>
+                <w:tcPr/>
+                <w:p>
+                  <w:pPr>
+                    <w:pStyle w:val="Compact"/>
+                    <w:jc w:val="center"/>
+                  </w:pPr>
+                  <w:r>
+                    <w:rPr>
+                      <w:rStyle w:val="VerbatimChar"/>
+                    </w:rPr>
+                    <w:t xml:space="preserve">10.1016/j.sandf.2020.02.010</w:t>
+                  </w:r>
+                </w:p>
+              </w:tc>
+              <w:tc>
+                <w:tcPr/>
+                <w:p>
+                  <w:pPr>
+                    <w:pStyle w:val="Compact"/>
+                    <w:jc w:val="center"/>
+                  </w:pPr>
+                  <w:r>
+                    <w:t xml:space="preserve">GA-fitted symbolic equation (H7-adjacent) vs. ANN-GA (GA on ANN weights, H2)</w:t>
+                  </w:r>
+                </w:p>
+              </w:tc>
+              <w:tc>
+                <w:tcPr/>
+                <w:p>
+                  <w:pPr>
+                    <w:pStyle w:val="Compact"/>
+                    <w:jc w:val="center"/>
+                  </w:pPr>
+                  <w:r>
+                    <w:t xml:space="preserve">R2 (resilient modulus)</w:t>
+                  </w:r>
+                </w:p>
+              </w:tc>
+              <w:tc>
+                <w:tcPr/>
+                <w:p>
+                  <w:pPr>
+                    <w:pStyle w:val="Compact"/>
+                    <w:jc w:val="center"/>
+                  </w:pPr>
+                  <w:r>
+                    <w:t xml:space="preserve">GA-only symbolic model</w:t>
+                  </w:r>
+                </w:p>
+              </w:tc>
+              <w:tc>
+                <w:tcPr/>
+                <w:p>
+                  <w:pPr>
+                    <w:pStyle w:val="Compact"/>
+                    <w:jc w:val="center"/>
+                  </w:pPr>
+                  <w:r>
+                    <w:t xml:space="preserve">ANN-GA hybrid</w:t>
+                  </w:r>
+                </w:p>
+              </w:tc>
+              <w:tc>
+                <w:tcPr/>
+                <w:p>
+                  <w:pPr>
+                    <w:pStyle w:val="Compact"/>
+                    <w:jc w:val="center"/>
+                  </w:pPr>
+                  <w:r>
+                    <w:t xml:space="preserve">ANN-GA reported higher R2, but adds a black-box layer over an already-competitive symbolic model</w:t>
+                  </w:r>
+                </w:p>
+              </w:tc>
+              <w:tc>
+                <w:tcPr/>
+                <w:p>
+                  <w:pPr>
+                    <w:pStyle w:val="Compact"/>
+                    <w:jc w:val="center"/>
+                  </w:pPr>
+                  <w:r>
+                    <w:t xml:space="preserve">Rare true head-to-head between two hybrid types on identical data — flagged for full-text extraction of exact R2 values.</w:t>
+                  </w:r>
+                </w:p>
+              </w:tc>
+            </w:tr>
+            <w:tr>
+              <w:tc>
+                <w:tcPr/>
+                <w:p>
+                  <w:pPr>
+                    <w:pStyle w:val="Compact"/>
+                    <w:jc w:val="center"/>
+                  </w:pPr>
+                  <w:r>
+                    <w:rPr>
+                      <w:rStyle w:val="VerbatimChar"/>
+                    </w:rPr>
+                    <w:t xml:space="preserve">10.3390/app9163221</w:t>
+                  </w:r>
+                </w:p>
+              </w:tc>
+              <w:tc>
+                <w:tcPr/>
+                <w:p>
+                  <w:pPr>
+                    <w:pStyle w:val="Compact"/>
+                    <w:jc w:val="center"/>
+                  </w:pPr>
+                  <w:r>
+                    <w:t xml:space="preserve">PSO-ANN vs. PSO-ELM vs. kernel-ELM, all reported within one paper</w:t>
+                  </w:r>
+                </w:p>
+              </w:tc>
+              <w:tc>
+                <w:tcPr/>
+                <w:p>
+                  <w:pPr>
+                    <w:pStyle w:val="Compact"/>
+                    <w:jc w:val="center"/>
+                  </w:pPr>
+                  <w:r>
+                    <w:t xml:space="preserve">RMSE / R2</w:t>
+                  </w:r>
+                </w:p>
+              </w:tc>
+              <w:tc>
+                <w:tcPr/>
+                <w:p>
+                  <w:pPr>
+                    <w:pStyle w:val="Compact"/>
+                    <w:jc w:val="center"/>
+                  </w:pPr>
+                  <w:r>
+                    <w:t xml:space="preserve">PSO-ANN (same optimiser, different base learner)</w:t>
+                  </w:r>
+                </w:p>
+              </w:tc>
+              <w:tc>
+                <w:tcPr/>
+                <w:p>
+                  <w:pPr>
+                    <w:pStyle w:val="Compact"/>
+                    <w:jc w:val="center"/>
+                  </w:pPr>
+                  <w:r>
+                    <w:t xml:space="preserve">PSO-ELM (best reported)</w:t>
+                  </w:r>
+                </w:p>
+              </w:tc>
+              <w:tc>
+                <w:tcPr/>
+                <w:p>
+                  <w:pPr>
+                    <w:pStyle w:val="Compact"/>
+                    <w:jc w:val="center"/>
+                  </w:pPr>
+                  <w:r>
+                    <w:t xml:space="preserve">small, same-optimiser architecture comparison — isolates base-learner choice, not optimiser value</w:t>
+                  </w:r>
+                </w:p>
+              </w:tc>
+              <w:tc>
+                <w:tcPr/>
+                <w:p>
+                  <w:pPr>
+                    <w:pStyle w:val="Compact"/>
+                    <w:jc w:val="center"/>
+                  </w:pPr>
+                  <w:r>
+                    <w:t xml:space="preserve">Useful for a different question than the premium: it holds the optimiser constant and varies the learner, the mirror image of what Section 9 needs.</w:t>
+                  </w:r>
+                </w:p>
+              </w:tc>
+            </w:tr>
+            <w:tr>
+              <w:tc>
+                <w:tcPr/>
+                <w:p>
+                  <w:pPr>
+                    <w:pStyle w:val="Compact"/>
+                    <w:jc w:val="center"/>
+                  </w:pPr>
+                  <w:r>
+                    <w:rPr>
+                      <w:rStyle w:val="VerbatimChar"/>
+                    </w:rPr>
+                    <w:t xml:space="preserve">10.3390/ma18122913</w:t>
+                  </w:r>
+                </w:p>
+              </w:tc>
+              <w:tc>
+                <w:tcPr/>
+                <w:p>
+                  <w:pPr>
+                    <w:pStyle w:val="Compact"/>
+                    <w:jc w:val="center"/>
+                  </w:pPr>
+                  <w:r>
+                    <w:t xml:space="preserve">Single ML models (KNN, Bayesian ridge, decision tree) vs. stacking ensemble</w:t>
+                  </w:r>
+                </w:p>
+              </w:tc>
+              <w:tc>
+                <w:tcPr/>
+                <w:p>
+                  <w:pPr>
+                    <w:pStyle w:val="Compact"/>
+                    <w:jc w:val="center"/>
+                  </w:pPr>
+                  <w:r>
+                    <w:t xml:space="preserve">R2 (G* and phase angle)</w:t>
+                  </w:r>
+                </w:p>
+              </w:tc>
+              <w:tc>
+                <w:tcPr/>
+                <w:p>
+                  <w:pPr>
+                    <w:pStyle w:val="Compact"/>
+                    <w:jc w:val="center"/>
+                  </w:pPr>
+                  <w:r>
+                    <w:t xml:space="preserve">best single model</w:t>
+                  </w:r>
+                </w:p>
+              </w:tc>
+              <w:tc>
+                <w:tcPr/>
+                <w:p>
+                  <w:pPr>
+                    <w:pStyle w:val="Compact"/>
+                    <w:jc w:val="center"/>
+                  </w:pPr>
+                  <w:r>
+                    <w:t xml:space="preserve">stacking (R2 = 0.973 / 0.999)</w:t>
+                  </w:r>
+                </w:p>
+              </w:tc>
+              <w:tc>
+                <w:tcPr/>
+                <w:p>
+                  <w:pPr>
+                    <w:pStyle w:val="Compact"/>
+                    <w:jc w:val="center"/>
+                  </w:pPr>
+                  <w:r>
+                    <w:t xml:space="preserve">positive, and the ONLY row in this table where leakage is explicitly controlled by design</w:t>
+                  </w:r>
+                </w:p>
+              </w:tc>
+              <w:tc>
+                <w:tcPr/>
+                <w:p>
+                  <w:pPr>
+                    <w:pStyle w:val="Compact"/>
+                    <w:jc w:val="center"/>
+                  </w:pPr>
+                  <w:r>
+                    <w:t xml:space="preserve">Cross-validated meta-features stated as a deliberate leakage-avoidance choice — the paper we cite as the positive PAVE-ML exemplar.</w:t>
+                  </w:r>
+                </w:p>
+              </w:tc>
+            </w:tr>
+          </w:tbl>
+          <w:bookmarkEnd w:id="34"/>
+          <w:p/>
+        </w:tc>
+      </w:tr>
+    </w:tbl>
+    <w:p>
+      <w:pPr>
+        <w:pStyle w:val="BodyText"/>
+      </w:pPr>
+      <w:r>
+        <w:t xml:space="preserve">Two readings of this table matter more than any single row. First,</w:t>
+      </w:r>
+      <w:r>
+        <w:t xml:space="preserve"> </w:t>
+      </w:r>
+      <w:r>
+        <w:rPr>
+          <w:b/>
+          <w:bCs/>
+        </w:rPr>
+        <w:t xml:space="preserve">the comparison the premium requires is usually absent, not unfavourable.</w:t>
+      </w:r>
+      <w:r>
+        <w:t xml:space="preserve"> </w:t>
+      </w:r>
+      <w:r>
+        <w:t xml:space="preserve">Of the five rows, only two</w:t>
+      </w:r>
+      <w:r>
+        <w:t xml:space="preserve"> </w:t>
+      </w:r>
+      <w:r>
+        <w:t xml:space="preserve">(</w:t>
+      </w:r>
+      <w:r>
         <w:t xml:space="preserve">Azam et al.</w:t>
       </w:r>
       <w:r>
-        <w:t xml:space="preserve">, 2022; Duan, 2024;</w:t>
+        <w:t xml:space="preserve">, 2022;</w:t>
+      </w:r>
+      <w:r>
+        <w:t xml:space="preserve"> </w:t>
+      </w:r>
+      <w:r>
+        <w:t xml:space="preserve">Huang et al.</w:t>
+      </w:r>
+      <w:r>
+        <w:t xml:space="preserve">, 2025)</w:t>
+      </w:r>
+      <w:r>
+        <w:t xml:space="preserve"> </w:t>
+      </w:r>
+      <w:r>
+        <w:t xml:space="preserve">involve a</w:t>
+      </w:r>
+      <w:r>
+        <w:t xml:space="preserve"> </w:t>
+      </w:r>
+      <w:r>
+        <w:t xml:space="preserve">paper that reports enough to attempt a premium calculation at all, and</w:t>
+      </w:r>
+      <w:r>
+        <w:t xml:space="preserve"> </w:t>
+      </w:r>
+      <w:r>
+        <w:t xml:space="preserve">Azam et al.</w:t>
+      </w:r>
+      <w:r>
+        <w:t xml:space="preserve"> </w:t>
+      </w:r>
+      <w:r>
+        <w:t xml:space="preserve">(2022)</w:t>
+      </w:r>
+      <w:r>
+        <w:t xml:space="preserve">’s own six-optimiser comparison never includes the one</w:t>
+      </w:r>
+      <w:r>
+        <w:t xml:space="preserve"> </w:t>
+      </w:r>
+      <w:r>
+        <w:t xml:space="preserve">comparator — a conventionally tuned, non-hybrid version of the same LSSVM — that</w:t>
+      </w:r>
+      <w:r>
+        <w:t xml:space="preserve"> </w:t>
+      </w:r>
+      <w:r>
+        <w:t xml:space="preserve">would let a reader compute</w:t>
+      </w:r>
+      <w:r>
+        <w:t xml:space="preserve"> </w:t>
+      </w:r>
+      <m:oMath>
+        <m:r>
+          <m:rPr>
+            <m:sty m:val="p"/>
+          </m:rPr>
+          <m:t>Δ</m:t>
+        </m:r>
+      </m:oMath>
+      <w:r>
+        <w:t xml:space="preserve">. This is the pattern the full audit is built to</w:t>
+      </w:r>
+      <w:r>
+        <w:t xml:space="preserve"> </w:t>
+      </w:r>
+      <w:r>
+        <w:t xml:space="preserve">quantify: the missing baseline, not a negative result, is the dominant finding so</w:t>
+      </w:r>
+      <w:r>
+        <w:t xml:space="preserve"> </w:t>
+      </w:r>
+      <w:r>
+        <w:t xml:space="preserve">far. Second,</w:t>
+      </w:r>
+      <w:r>
+        <w:t xml:space="preserve"> </w:t>
+      </w:r>
+      <w:r>
+        <w:rPr>
+          <w:b/>
+          <w:bCs/>
+        </w:rPr>
+        <w:t xml:space="preserve">where tuning parity is closest to being honoured, the hybrid or</w:t>
+      </w:r>
+      <w:r>
+        <w:rPr>
+          <w:b/>
+          <w:bCs/>
+        </w:rPr>
+        <w:t xml:space="preserve"> </w:t>
+      </w:r>
+      <w:r>
+        <w:rPr>
+          <w:b/>
+          <w:bCs/>
+        </w:rPr>
+        <w:t xml:space="preserve">deep-architecture advantage narrows.</w:t>
       </w:r>
       <w:r>
         <w:t xml:space="preserve"> </w:t>
@@ -1498,14 +4727,113 @@
         <w:t xml:space="preserve">Zeiada et al.</w:t>
       </w:r>
       <w:r>
-        <w:t xml:space="preserve">, 2025)</w:t>
-      </w:r>
-      <w:r>
-        <w:t xml:space="preserve">.</w:t>
-      </w:r>
-    </w:p>
-    <w:bookmarkEnd w:id="25"/>
-    <w:bookmarkStart w:id="26" w:name="sec-interpretability"/>
+        <w:t xml:space="preserve"> </w:t>
+      </w:r>
+      <w:r>
+        <w:t xml:space="preserve">(2025)</w:t>
+      </w:r>
+      <w:r>
+        <w:t xml:space="preserve"> </w:t>
+      </w:r>
+      <w:r>
+        <w:t xml:space="preserve">tunes eight</w:t>
+      </w:r>
+      <w:r>
+        <w:t xml:space="preserve"> </w:t>
+      </w:r>
+      <w:r>
+        <w:t xml:space="preserve">architectures individually, including deep networks, against both each other and</w:t>
+      </w:r>
+      <w:r>
+        <w:t xml:space="preserve"> </w:t>
+      </w:r>
+      <w:r>
+        <w:t xml:space="preserve">two established mechanistic models; the winner is a tuned bagging ensemble. Neither</w:t>
+      </w:r>
+      <w:r>
+        <w:t xml:space="preserve"> </w:t>
+      </w:r>
+      <w:r>
+        <w:t xml:space="preserve">a hybrid nor a deep architecture prevailed once every competitor received its own</w:t>
+      </w:r>
+      <w:r>
+        <w:t xml:space="preserve"> </w:t>
+      </w:r>
+      <w:r>
+        <w:t xml:space="preserve">search budget.</w:t>
+      </w:r>
+      <w:r>
+        <w:t xml:space="preserve"> </w:t>
+      </w:r>
+      <w:r>
+        <w:t xml:space="preserve">Huang et al.</w:t>
+      </w:r>
+      <w:r>
+        <w:t xml:space="preserve"> </w:t>
+      </w:r>
+      <w:r>
+        <w:t xml:space="preserve">(2025)</w:t>
+      </w:r>
+      <w:r>
+        <w:t xml:space="preserve"> </w:t>
+      </w:r>
+      <w:r>
+        <w:t xml:space="preserve">is, so far, the seed corpus’s clearest positive</w:t>
+      </w:r>
+      <w:r>
+        <w:t xml:space="preserve"> </w:t>
+      </w:r>
+      <w:r>
+        <w:t xml:space="preserve">counter-example — a heterogeneous stacking ensemble (H5) that both reports a</w:t>
+      </w:r>
+      <w:r>
+        <w:t xml:space="preserve"> </w:t>
+      </w:r>
+      <w:r>
+        <w:t xml:space="preserve">credible premium over single models and states explicitly that its meta-learner was</w:t>
+      </w:r>
+      <w:r>
+        <w:t xml:space="preserve"> </w:t>
+      </w:r>
+      <w:r>
+        <w:t xml:space="preserve">trained on cross-validated, not in-fold, base-model predictions specifically to</w:t>
+      </w:r>
+      <w:r>
+        <w:t xml:space="preserve"> </w:t>
+      </w:r>
+      <w:r>
+        <w:t xml:space="preserve">avoid the leakage pathway characteristic of that hybridisation type (§4, H5). It is</w:t>
+      </w:r>
+      <w:r>
+        <w:t xml:space="preserve"> </w:t>
+      </w:r>
+      <w:r>
+        <w:t xml:space="preserve">cited in §10 as the positive PAVE-ML exemplar for exactly this reason.</w:t>
+      </w:r>
+    </w:p>
+    <w:p>
+      <w:pPr>
+        <w:pStyle w:val="BodyText"/>
+      </w:pPr>
+      <w:r>
+        <w:t xml:space="preserve">Neither reading should be generalised past what five studies can support. They are</w:t>
+      </w:r>
+      <w:r>
+        <w:t xml:space="preserve"> </w:t>
+      </w:r>
+      <w:r>
+        <w:t xml:space="preserve">reported here as the reason the systematic audit in this section is worth</w:t>
+      </w:r>
+      <w:r>
+        <w:t xml:space="preserve"> </w:t>
+      </w:r>
+      <w:r>
+        <w:t xml:space="preserve">completing, not as its substitute.</w:t>
+      </w:r>
+    </w:p>
+    <w:bookmarkEnd w:id="35"/>
+    <w:bookmarkEnd w:id="36"/>
+    <w:bookmarkStart w:id="37" w:name="sec-interpretability"/>
     <w:p>
       <w:pPr>
         <w:pStyle w:val="Heading1"/>
@@ -1522,8 +4850,8 @@
         <w:t xml:space="preserve">PLACEHOLDER.</w:t>
       </w:r>
     </w:p>
-    <w:bookmarkEnd w:id="26"/>
-    <w:bookmarkStart w:id="27" w:name="sec-decision"/>
+    <w:bookmarkEnd w:id="37"/>
+    <w:bookmarkStart w:id="38" w:name="sec-decision"/>
     <w:p>
       <w:pPr>
         <w:pStyle w:val="Heading1"/>
@@ -1537,20 +4865,173 @@
         <w:pStyle w:val="FirstParagraph"/>
       </w:pPr>
       <w:r>
-        <w:t xml:space="preserve">PLACEHOLDER — built on the cost-of-prediction-error curve in</w:t>
-      </w:r>
-      <w:r>
-        <w:t xml:space="preserve"> </w:t>
-      </w:r>
-      <w:r>
-        <w:t xml:space="preserve">Hosseini and Smadi (2021)</w:t>
-      </w:r>
-      <w:r>
-        <w:t xml:space="preserve">.</w:t>
-      </w:r>
-    </w:p>
-    <w:bookmarkEnd w:id="27"/>
-    <w:bookmarkStart w:id="28" w:name="sec-paveml"/>
+        <w:t xml:space="preserve">A premium, once measured, still needs to be worth having. Hosseini and Smadi</w:t>
+      </w:r>
+      <w:r>
+        <w:t xml:space="preserve"> </w:t>
+      </w:r>
+      <w:r>
+        <w:t xml:space="preserve">(Hosseini and Smadi, 2021)</w:t>
+      </w:r>
+      <w:r>
+        <w:t xml:space="preserve"> </w:t>
+      </w:r>
+      <w:r>
+        <w:t xml:space="preserve">provide the sharpest available answer to that question,</w:t>
+      </w:r>
+      <w:r>
+        <w:t xml:space="preserve"> </w:t>
+      </w:r>
+      <w:r>
+        <w:t xml:space="preserve">though the paper itself is about prediction error rather than hybridisation as</w:t>
+      </w:r>
+      <w:r>
+        <w:t xml:space="preserve"> </w:t>
+      </w:r>
+      <w:r>
+        <w:t xml:space="preserve">such: injecting 10–90% error into a pavement performance prediction and</w:t>
+      </w:r>
+      <w:r>
+        <w:t xml:space="preserve"> </w:t>
+      </w:r>
+      <w:r>
+        <w:t xml:space="preserve">propagating it through a 20-year network-level maintenance and rehabilitation</w:t>
+      </w:r>
+      <w:r>
+        <w:t xml:space="preserve"> </w:t>
+      </w:r>
+      <w:r>
+        <w:t xml:space="preserve">schedule, they price the resulting treatment-cost consequence directly. That result</w:t>
+      </w:r>
+      <w:r>
+        <w:t xml:space="preserve"> </w:t>
+      </w:r>
+      <w:r>
+        <w:t xml:space="preserve">supplies the yardstick a hybridisation premium should be measured against — not</w:t>
+      </w:r>
+      <w:r>
+        <w:t xml:space="preserve"> </w:t>
+      </w:r>
+      <w:r>
+        <w:t xml:space="preserve">whether</w:t>
+      </w:r>
+      <w:r>
+        <w:t xml:space="preserve"> </w:t>
+      </w:r>
+      <m:oMath>
+        <m:r>
+          <m:rPr>
+            <m:sty m:val="p"/>
+          </m:rPr>
+          <m:t>Δ</m:t>
+        </m:r>
+        <m:r>
+          <m:rPr>
+            <m:sty m:val="p"/>
+          </m:rPr>
+          <m:t>&gt;</m:t>
+        </m:r>
+        <m:r>
+          <m:t>0</m:t>
+        </m:r>
+      </m:oMath>
+      <w:r>
+        <w:t xml:space="preserve">, but whether</w:t>
+      </w:r>
+      <w:r>
+        <w:t xml:space="preserve"> </w:t>
+      </w:r>
+      <m:oMath>
+        <m:r>
+          <m:rPr>
+            <m:sty m:val="p"/>
+          </m:rPr>
+          <m:t>Δ</m:t>
+        </m:r>
+      </m:oMath>
+      <w:r>
+        <w:t xml:space="preserve"> </w:t>
+      </w:r>
+      <w:r>
+        <w:t xml:space="preserve">is large enough, at the accuracy level</w:t>
+      </w:r>
+      <w:r>
+        <w:t xml:space="preserve"> </w:t>
+      </w:r>
+      <w:r>
+        <w:t xml:space="preserve">the underlying prediction task already operates at, to change which treatment gets</w:t>
+      </w:r>
+      <w:r>
+        <w:t xml:space="preserve"> </w:t>
+      </w:r>
+      <w:r>
+        <w:t xml:space="preserve">scheduled, or when. A premium of a few hundredths of a unit of R</w:t>
+      </w:r>
+      <w:r>
+        <w:rPr>
+          <w:vertAlign w:val="superscript"/>
+        </w:rPr>
+        <w:t xml:space="preserve">2</w:t>
+      </w:r>
+      <w:r>
+        <w:t xml:space="preserve">, of the kind</w:t>
+      </w:r>
+      <w:r>
+        <w:t xml:space="preserve"> </w:t>
+      </w:r>
+      <w:r>
+        <w:t xml:space="preserve">several rows in</w:t>
+      </w:r>
+      <w:r>
+        <w:t xml:space="preserve"> </w:t>
+      </w:r>
+      <w:hyperlink w:anchor="tbl-premium-evidence">
+        <w:r>
+          <w:rPr>
+            <w:rStyle w:val="Hyperlink"/>
+          </w:rPr>
+          <w:t xml:space="preserve">Table 3</w:t>
+        </w:r>
+      </w:hyperlink>
+      <w:r>
+        <w:t xml:space="preserve"> </w:t>
+      </w:r>
+      <w:r>
+        <w:t xml:space="preserve">report or gesture toward, is a strong</w:t>
+      </w:r>
+      <w:r>
+        <w:t xml:space="preserve"> </w:t>
+      </w:r>
+      <w:r>
+        <w:t xml:space="preserve">candidate for being decision-irrelevant by this standard; the completed audit will</w:t>
+      </w:r>
+      <w:r>
+        <w:t xml:space="preserve"> </w:t>
+      </w:r>
+      <w:r>
+        <w:t xml:space="preserve">report, for every study where both a premium and enough contextual detail are</w:t>
+      </w:r>
+      <w:r>
+        <w:t xml:space="preserve"> </w:t>
+      </w:r>
+      <w:r>
+        <w:t xml:space="preserve">available, whether the premium plausibly clears this bar or not. This section will</w:t>
+      </w:r>
+      <w:r>
+        <w:t xml:space="preserve"> </w:t>
+      </w:r>
+      <w:r>
+        <w:t xml:space="preserve">be completed once that judgement can be made study by study rather than asserted</w:t>
+      </w:r>
+      <w:r>
+        <w:t xml:space="preserve"> </w:t>
+      </w:r>
+      <w:r>
+        <w:t xml:space="preserve">in general.</w:t>
+      </w:r>
+    </w:p>
+    <w:bookmarkEnd w:id="38"/>
+    <w:bookmarkStart w:id="39" w:name="sec-paveml"/>
     <w:p>
       <w:pPr>
         <w:pStyle w:val="Heading1"/>
@@ -1564,10 +5045,63 @@
         <w:pStyle w:val="FirstParagraph"/>
       </w:pPr>
       <w:r>
-        <w:t xml:space="preserve">PLACEHOLDER — instrument in</w:t>
-      </w:r>
-      <w:r>
-        <w:t xml:space="preserve"> </w:t>
+        <w:t xml:space="preserve">The audit this review conducts is only as trustworthy as the coding rules behind</w:t>
+      </w:r>
+      <w:r>
+        <w:t xml:space="preserve"> </w:t>
+      </w:r>
+      <w:r>
+        <w:t xml:space="preserve">it, and those rules are only useful to the field if they survive as something other</w:t>
+      </w:r>
+      <w:r>
+        <w:t xml:space="preserve"> </w:t>
+      </w:r>
+      <w:r>
+        <w:t xml:space="preserve">than this paper’s internal methodology. PAVE-ML is offered as both: the instrument</w:t>
+      </w:r>
+      <w:r>
+        <w:t xml:space="preserve"> </w:t>
+      </w:r>
+      <w:r>
+        <w:t xml:space="preserve">this review scores every included study against, and a checklist future studies can</w:t>
+      </w:r>
+      <w:r>
+        <w:t xml:space="preserve"> </w:t>
+      </w:r>
+      <w:r>
+        <w:t xml:space="preserve">score themselves against before submission.</w:t>
+      </w:r>
+    </w:p>
+    <w:p>
+      <w:pPr>
+        <w:pStyle w:val="BodyText"/>
+      </w:pPr>
+      <w:r>
+        <w:t xml:space="preserve">The full instrument — twenty items across five domains (data provenance,</w:t>
+      </w:r>
+      <w:r>
+        <w:t xml:space="preserve"> </w:t>
+      </w:r>
+      <w:r>
+        <w:t xml:space="preserve">preprocessing and partitioning, modelling and comparison, evaluation and</w:t>
+      </w:r>
+      <w:r>
+        <w:t xml:space="preserve"> </w:t>
+      </w:r>
+      <w:r>
+        <w:t xml:space="preserve">interpretation, and generalisation and transparency), plus four items specific to</w:t>
+      </w:r>
+      <w:r>
+        <w:t xml:space="preserve"> </w:t>
+      </w:r>
+      <w:r>
+        <w:t xml:space="preserve">hybrid pipelines — is reproduced in full in the supplementary material</w:t>
+      </w:r>
+      <w:r>
+        <w:t xml:space="preserve"> </w:t>
+      </w:r>
+      <w:r>
+        <w:t xml:space="preserve">(</w:t>
       </w:r>
       <w:r>
         <w:rPr>
@@ -1576,11 +5110,236 @@
         <w:t xml:space="preserve">docs/03_PAVE-ML_instrument.md</w:t>
       </w:r>
       <w:r>
-        <w:t xml:space="preserve">.</w:t>
-      </w:r>
-    </w:p>
-    <w:bookmarkEnd w:id="28"/>
-    <w:bookmarkStart w:id="29" w:name="sec-agenda"/>
+        <w:t xml:space="preserve">), together with the operational decision rules and</w:t>
+      </w:r>
+      <w:r>
+        <w:t xml:space="preserve"> </w:t>
+      </w:r>
+      <w:r>
+        <w:t xml:space="preserve">worked examples that make the coding reproducible rather than a matter of reader</w:t>
+      </w:r>
+      <w:r>
+        <w:t xml:space="preserve"> </w:t>
+      </w:r>
+      <w:r>
+        <w:t xml:space="preserve">judgement. Two design choices are worth stating here because they determine how the</w:t>
+      </w:r>
+      <w:r>
+        <w:t xml:space="preserve"> </w:t>
+      </w:r>
+      <w:r>
+        <w:t xml:space="preserve">audit’s headline numbers should be read. First,</w:t>
+      </w:r>
+      <w:r>
+        <w:t xml:space="preserve"> </w:t>
+      </w:r>
+      <w:r>
+        <w:rPr>
+          <w:b/>
+          <w:bCs/>
+        </w:rPr>
+        <w:t xml:space="preserve">silence is coded as absence, not</w:t>
+      </w:r>
+      <w:r>
+        <w:rPr>
+          <w:b/>
+          <w:bCs/>
+        </w:rPr>
+        <w:t xml:space="preserve"> </w:t>
+      </w:r>
+      <w:r>
+        <w:rPr>
+          <w:b/>
+          <w:bCs/>
+        </w:rPr>
+        <w:t xml:space="preserve">as unclear</w:t>
+      </w:r>
+      <w:r>
+        <w:t xml:space="preserve"> </w:t>
+      </w:r>
+      <w:r>
+        <w:t xml:space="preserve">— if a study does not state that its test partition was held out</w:t>
+      </w:r>
+      <w:r>
+        <w:t xml:space="preserve"> </w:t>
+      </w:r>
+      <w:r>
+        <w:t xml:space="preserve">independently of hyperparameter selection, that is coded</w:t>
+      </w:r>
+      <w:r>
+        <w:t xml:space="preserve"> </w:t>
+      </w:r>
+      <w:r>
+        <w:rPr>
+          <w:rStyle w:val="VerbatimChar"/>
+        </w:rPr>
+        <w:t xml:space="preserve">no</w:t>
+      </w:r>
+      <w:r>
+        <w:t xml:space="preserve">, following the</w:t>
+      </w:r>
+      <w:r>
+        <w:t xml:space="preserve"> </w:t>
+      </w:r>
+      <w:r>
+        <w:t xml:space="preserve">convention used in clinical prediction-model appraisal (TRIPOD, PROBAST), because it</w:t>
+      </w:r>
+      <w:r>
+        <w:t xml:space="preserve"> </w:t>
+      </w:r>
+      <w:r>
+        <w:t xml:space="preserve">is the only convention that cannot be accused of charitable reading. Second, the</w:t>
+      </w:r>
+      <w:r>
+        <w:t xml:space="preserve"> </w:t>
+      </w:r>
+      <w:r>
+        <w:t xml:space="preserve">four hybrid-specific items require a study to report its base learner’s performance</w:t>
+      </w:r>
+      <w:r>
+        <w:t xml:space="preserve"> </w:t>
+      </w:r>
+      <w:r>
+        <w:t xml:space="preserve">both with and without the hybridising component on the same partition and metric</w:t>
+      </w:r>
+      <w:r>
+        <w:t xml:space="preserve"> </w:t>
+      </w:r>
+      <w:r>
+        <w:t xml:space="preserve">(item 12a); to state the search budget for both arms so that parity can be assessed</w:t>
+      </w:r>
+      <w:r>
+        <w:t xml:space="preserve"> </w:t>
+      </w:r>
+      <w:r>
+        <w:t xml:space="preserve">(12b); to run stochastic optimisers more than once and report the spread rather</w:t>
+      </w:r>
+      <w:r>
+        <w:t xml:space="preserve"> </w:t>
+      </w:r>
+      <w:r>
+        <w:t xml:space="preserve">than the best run (12c); and, where a newly named optimiser is the contribution, to</w:t>
+      </w:r>
+      <w:r>
+        <w:t xml:space="preserve"> </w:t>
+      </w:r>
+      <w:r>
+        <w:t xml:space="preserve">benchmark it against at least two established optimisers on the same problem (12d).</w:t>
+      </w:r>
+      <w:r>
+        <w:t xml:space="preserve"> </w:t>
+      </w:r>
+      <w:r>
+        <w:t xml:space="preserve">Huang et al.</w:t>
+      </w:r>
+      <w:r>
+        <w:t xml:space="preserve"> </w:t>
+      </w:r>
+      <w:r>
+        <w:t xml:space="preserve">(2025)</w:t>
+      </w:r>
+      <w:r>
+        <w:t xml:space="preserve"> </w:t>
+      </w:r>
+      <w:r>
+        <w:t xml:space="preserve">is, at the time of writing, the clearest example in the seed</w:t>
+      </w:r>
+      <w:r>
+        <w:t xml:space="preserve"> </w:t>
+      </w:r>
+      <w:r>
+        <w:t xml:space="preserve">corpus of a study satisfying the spirit of items in this list without having been</w:t>
+      </w:r>
+      <w:r>
+        <w:t xml:space="preserve"> </w:t>
+      </w:r>
+      <w:r>
+        <w:t xml:space="preserve">written against it — its stacking meta-learner is trained on cross-validated,</w:t>
+      </w:r>
+      <w:r>
+        <w:t xml:space="preserve"> </w:t>
+      </w:r>
+      <w:r>
+        <w:t xml:space="preserve">not in-fold, predictions specifically to avoid leakage, which is exactly the</w:t>
+      </w:r>
+      <w:r>
+        <w:t xml:space="preserve"> </w:t>
+      </w:r>
+      <w:r>
+        <w:t xml:space="preserve">practice item 7 of the general instrument (grouped/blocked partitioning respected</w:t>
+      </w:r>
+      <w:r>
+        <w:t xml:space="preserve"> </w:t>
+      </w:r>
+      <w:r>
+        <w:t xml:space="preserve">by all fitted preprocessing) is written to detect the absence of.</w:t>
+      </w:r>
+    </w:p>
+    <w:p>
+      <w:pPr>
+        <w:pStyle w:val="BodyText"/>
+      </w:pPr>
+      <w:r>
+        <w:t xml:space="preserve">The reliability of the instrument itself will be reported, not assumed: a random</w:t>
+      </w:r>
+      <w:r>
+        <w:t xml:space="preserve"> </w:t>
+      </w:r>
+      <w:r>
+        <w:t xml:space="preserve">15% of the fully coded corpus will be independently double-coded, Cohen’s</w:t>
+      </w:r>
+      <w:r>
+        <w:t xml:space="preserve"> </w:t>
+      </w:r>
+      <m:oMath>
+        <m:r>
+          <m:t>κ</m:t>
+        </m:r>
+      </m:oMath>
+      <w:r>
+        <w:t xml:space="preserve"> </w:t>
+      </w:r>
+      <w:r>
+        <w:t xml:space="preserve">reported per field, and any field falling below</w:t>
+      </w:r>
+      <w:r>
+        <w:t xml:space="preserve"> </w:t>
+      </w:r>
+      <m:oMath>
+        <m:r>
+          <m:t>κ</m:t>
+        </m:r>
+        <m:r>
+          <m:rPr>
+            <m:sty m:val="p"/>
+          </m:rPr>
+          <m:t>=</m:t>
+        </m:r>
+        <m:r>
+          <m:t>0.60</m:t>
+        </m:r>
+      </m:oMath>
+      <w:r>
+        <w:t xml:space="preserve"> </w:t>
+      </w:r>
+      <w:r>
+        <w:t xml:space="preserve">will have its</w:t>
+      </w:r>
+      <w:r>
+        <w:t xml:space="preserve"> </w:t>
+      </w:r>
+      <w:r>
+        <w:t xml:space="preserve">decision rule rewritten and be recoded in full rather than reported with a caveat.</w:t>
+      </w:r>
+      <w:r>
+        <w:t xml:space="preserve"> </w:t>
+      </w:r>
+      <w:r>
+        <w:t xml:space="preserve">This procedure, and its result, are reported in full in the completed manuscript.</w:t>
+      </w:r>
+    </w:p>
+    <w:bookmarkEnd w:id="39"/>
+    <w:bookmarkStart w:id="40" w:name="sec-agenda"/>
     <w:p>
       <w:pPr>
         <w:pStyle w:val="Heading1"/>
@@ -1597,8 +5356,8 @@
         <w:t xml:space="preserve">PLACEHOLDER.</w:t>
       </w:r>
     </w:p>
-    <w:bookmarkEnd w:id="29"/>
-    <w:bookmarkStart w:id="30" w:name="sec-conclusions"/>
+    <w:bookmarkEnd w:id="40"/>
+    <w:bookmarkStart w:id="41" w:name="sec-conclusions"/>
     <w:p>
       <w:pPr>
         <w:pStyle w:val="Heading1"/>
@@ -1615,8 +5374,8 @@
         <w:t xml:space="preserve">PLACEHOLDER.</w:t>
       </w:r>
     </w:p>
-    <w:bookmarkEnd w:id="30"/>
-    <w:bookmarkStart w:id="31" w:name="declaration-of-competing-interest"/>
+    <w:bookmarkEnd w:id="41"/>
+    <w:bookmarkStart w:id="42" w:name="declaration-of-competing-interest"/>
     <w:p>
       <w:pPr>
         <w:pStyle w:val="Heading1"/>
@@ -1639,8 +5398,8 @@
         <w:t xml:space="preserve">could have influenced the work reported in this paper.</w:t>
       </w:r>
     </w:p>
-    <w:bookmarkEnd w:id="31"/>
-    <w:bookmarkStart w:id="32" w:name="Xa6ff8e54395812bd8a1d49fa16c25a1d6a46bbb"/>
+    <w:bookmarkEnd w:id="42"/>
+    <w:bookmarkStart w:id="43" w:name="Xa6ff8e54395812bd8a1d49fa16c25a1d6a46bbb"/>
     <w:p>
       <w:pPr>
         <w:pStyle w:val="Heading1"/>
@@ -1675,8 +5434,8 @@
         <w:t xml:space="preserve">use is permitted; undisclosed use is not.</w:t>
       </w:r>
     </w:p>
-    <w:bookmarkEnd w:id="32"/>
-    <w:bookmarkStart w:id="33" w:name="data-availability"/>
+    <w:bookmarkEnd w:id="43"/>
+    <w:bookmarkStart w:id="44" w:name="data-availability"/>
     <w:p>
       <w:pPr>
         <w:pStyle w:val="Heading1"/>
@@ -1705,8 +5464,8 @@
         <w:t xml:space="preserve">[REPOSITORY URL].</w:t>
       </w:r>
     </w:p>
-    <w:bookmarkEnd w:id="33"/>
-    <w:bookmarkStart w:id="61" w:name="references"/>
+    <w:bookmarkEnd w:id="44"/>
+    <w:bookmarkStart w:id="86" w:name="references"/>
     <w:p>
       <w:pPr>
         <w:pStyle w:val="Heading1"/>
@@ -1715,13 +5474,34 @@
         <w:t xml:space="preserve">References</w:t>
       </w:r>
     </w:p>
-    <w:bookmarkStart w:id="60" w:name="refs"/>
-    <w:bookmarkStart w:id="35" w:name="ref-Azam2022resilient"/>
+    <w:bookmarkStart w:id="85" w:name="refs"/>
+    <w:bookmarkStart w:id="46" w:name="ref-Alhussan2022pothole"/>
     <w:p>
       <w:pPr>
         <w:pStyle w:val="Bibliography"/>
       </w:pPr>
       <w:r>
+        <w:t xml:space="preserve">Alhussan, A.A., Khafaga, D.S., El-kenawy, E.-S.M., 2022. Pothole and plain road classification using adaptive mutation dipper throated optimization and transfer learning for self driving cars. IEEE Access.</w:t>
+      </w:r>
+      <w:r>
+        <w:t xml:space="preserve"> </w:t>
+      </w:r>
+      <w:hyperlink r:id="rId45">
+        <w:r>
+          <w:rPr>
+            <w:rStyle w:val="Hyperlink"/>
+          </w:rPr>
+          <w:t xml:space="preserve">https://doi.org/10.1109/access.2022.3196660</w:t>
+        </w:r>
+      </w:hyperlink>
+    </w:p>
+    <w:bookmarkEnd w:id="46"/>
+    <w:bookmarkStart w:id="48" w:name="ref-Azam2022resilient"/>
+    <w:p>
+      <w:pPr>
+        <w:pStyle w:val="Bibliography"/>
+      </w:pPr>
+      <w:r>
         <w:t xml:space="preserve">Azam, A., Bardhan, A., Kaloop, M.R., others</w:t>
       </w:r>
       <w:r>
@@ -1730,7 +5510,7 @@
       <w:r>
         <w:t xml:space="preserve"> </w:t>
       </w:r>
-      <w:hyperlink r:id="rId34">
+      <w:hyperlink r:id="rId47">
         <w:r>
           <w:rPr>
             <w:rStyle w:val="Hyperlink"/>
@@ -1739,8 +5519,8 @@
         </w:r>
       </w:hyperlink>
     </w:p>
-    <w:bookmarkEnd w:id="35"/>
-    <w:bookmarkStart w:id="37" w:name="ref-Cao2020pavement"/>
+    <w:bookmarkEnd w:id="48"/>
+    <w:bookmarkStart w:id="50" w:name="ref-Cao2020pavement"/>
     <w:p>
       <w:pPr>
         <w:pStyle w:val="Bibliography"/>
@@ -1751,7 +5531,7 @@
       <w:r>
         <w:t xml:space="preserve"> </w:t>
       </w:r>
-      <w:hyperlink r:id="rId36">
+      <w:hyperlink r:id="rId49">
         <w:r>
           <w:rPr>
             <w:rStyle w:val="Hyperlink"/>
@@ -1760,34 +5540,13 @@
         </w:r>
       </w:hyperlink>
     </w:p>
-    <w:bookmarkEnd w:id="37"/>
-    <w:bookmarkStart w:id="39" w:name="ref-Duan2024resilient"/>
+    <w:bookmarkEnd w:id="50"/>
+    <w:bookmarkStart w:id="52" w:name="ref-Elbagalati2017neural"/>
     <w:p>
       <w:pPr>
         <w:pStyle w:val="Bibliography"/>
       </w:pPr>
       <w:r>
-        <w:t xml:space="preserve">Duan, X., 2024. Assessment of resilient modulus of soil using hybrid extreme gradient boosting models. Scientific Reports.</w:t>
-      </w:r>
-      <w:r>
-        <w:t xml:space="preserve"> </w:t>
-      </w:r>
-      <w:hyperlink r:id="rId38">
-        <w:r>
-          <w:rPr>
-            <w:rStyle w:val="Hyperlink"/>
-          </w:rPr>
-          <w:t xml:space="preserve">https://doi.org/10.1038/s41598-024-81311-3</w:t>
-        </w:r>
-      </w:hyperlink>
-    </w:p>
-    <w:bookmarkEnd w:id="39"/>
-    <w:bookmarkStart w:id="41" w:name="ref-Elbagalati2017neural"/>
-    <w:p>
-      <w:pPr>
-        <w:pStyle w:val="Bibliography"/>
-      </w:pPr>
-      <w:r>
         <w:t xml:space="preserve">Elbagalati, O., Elseifi, M.A., Gaspard, K., others</w:t>
       </w:r>
       <w:r>
@@ -1796,7 +5555,7 @@
       <w:r>
         <w:t xml:space="preserve"> </w:t>
       </w:r>
-      <w:hyperlink r:id="rId40">
+      <w:hyperlink r:id="rId51">
         <w:r>
           <w:rPr>
             <w:rStyle w:val="Hyperlink"/>
@@ -1805,8 +5564,8 @@
         </w:r>
       </w:hyperlink>
     </w:p>
-    <w:bookmarkEnd w:id="41"/>
-    <w:bookmarkStart w:id="43" w:name="ref-Ghanizadeh2020neural"/>
+    <w:bookmarkEnd w:id="52"/>
+    <w:bookmarkStart w:id="54" w:name="ref-Ghanizadeh2020neural"/>
     <w:p>
       <w:pPr>
         <w:pStyle w:val="Bibliography"/>
@@ -1817,7 +5576,7 @@
       <w:r>
         <w:t xml:space="preserve"> </w:t>
       </w:r>
-      <w:hyperlink r:id="rId42">
+      <w:hyperlink r:id="rId53">
         <w:r>
           <w:rPr>
             <w:rStyle w:val="Hyperlink"/>
@@ -1826,13 +5585,34 @@
         </w:r>
       </w:hyperlink>
     </w:p>
-    <w:bookmarkEnd w:id="43"/>
-    <w:bookmarkStart w:id="45" w:name="ref-Ghanizadeh2024formulation"/>
+    <w:bookmarkEnd w:id="54"/>
+    <w:bookmarkStart w:id="56" w:name="ref-Ghanizadeh2025metabackcal"/>
     <w:p>
       <w:pPr>
         <w:pStyle w:val="Bibliography"/>
       </w:pPr>
       <w:r>
+        <w:t xml:space="preserve">Ghanizadeh, A.R., Heidarabadizadeh, N., Jalali, F., Tavana Amlashi, A., Papagiannakis, A.T., 2025. METABACKCAL: Implementing metaheuristic-driven back-calculation for flexible pavement moduli estimation. Construction and Building Materials.</w:t>
+      </w:r>
+      <w:r>
+        <w:t xml:space="preserve"> </w:t>
+      </w:r>
+      <w:hyperlink r:id="rId55">
+        <w:r>
+          <w:rPr>
+            <w:rStyle w:val="Hyperlink"/>
+          </w:rPr>
+          <w:t xml:space="preserve">https://doi.org/10.1016/j.conbuildmat.2025.143050</w:t>
+        </w:r>
+      </w:hyperlink>
+    </w:p>
+    <w:bookmarkEnd w:id="56"/>
+    <w:bookmarkStart w:id="58" w:name="ref-Ghanizadeh2024formulation"/>
+    <w:p>
+      <w:pPr>
+        <w:pStyle w:val="Bibliography"/>
+      </w:pPr>
+      <w:r>
         <w:t xml:space="preserve">Ghanizadeh, A.R., Tavana Amlashi, A., Bahrami, A., others</w:t>
       </w:r>
       <w:r>
@@ -1841,7 +5621,7 @@
       <w:r>
         <w:t xml:space="preserve"> </w:t>
       </w:r>
-      <w:hyperlink r:id="rId44">
+      <w:hyperlink r:id="rId57">
         <w:r>
           <w:rPr>
             <w:rStyle w:val="Hyperlink"/>
@@ -1850,19 +5630,43 @@
         </w:r>
       </w:hyperlink>
     </w:p>
-    <w:bookmarkEnd w:id="45"/>
-    <w:bookmarkStart w:id="47" w:name="ref-Gopalakrishnan2018learning"/>
+    <w:bookmarkEnd w:id="58"/>
+    <w:bookmarkStart w:id="60" w:name="ref-Ghorbani2020genetic"/>
     <w:p>
       <w:pPr>
         <w:pStyle w:val="Bibliography"/>
       </w:pPr>
       <w:r>
+        <w:t xml:space="preserve">Ghorbani, B., Arulrajah, A., Narsilio, G.A., others</w:t>
+      </w:r>
+      <w:r>
+        <w:t xml:space="preserve">, 2020. Development of genetic-based models for predicting the resilient modulus of cohesive pavement subgrade soils. Soils and Foundations.</w:t>
+      </w:r>
+      <w:r>
+        <w:t xml:space="preserve"> </w:t>
+      </w:r>
+      <w:hyperlink r:id="rId59">
+        <w:r>
+          <w:rPr>
+            <w:rStyle w:val="Hyperlink"/>
+          </w:rPr>
+          <w:t xml:space="preserve">https://doi.org/10.1016/j.sandf.2020.02.010</w:t>
+        </w:r>
+      </w:hyperlink>
+    </w:p>
+    <w:bookmarkEnd w:id="60"/>
+    <w:bookmarkStart w:id="62" w:name="ref-Gopalakrishnan2018learning"/>
+    <w:p>
+      <w:pPr>
+        <w:pStyle w:val="Bibliography"/>
+      </w:pPr>
+      <w:r>
         <w:t xml:space="preserve">Gopalakrishnan, K., 2018. Deep learning in data-driven pavement image analysis and automated distress detection: A review. Data.</w:t>
       </w:r>
       <w:r>
         <w:t xml:space="preserve"> </w:t>
       </w:r>
-      <w:hyperlink r:id="rId46">
+      <w:hyperlink r:id="rId61">
         <w:r>
           <w:rPr>
             <w:rStyle w:val="Hyperlink"/>
@@ -1871,19 +5675,64 @@
         </w:r>
       </w:hyperlink>
     </w:p>
-    <w:bookmarkEnd w:id="47"/>
-    <w:bookmarkStart w:id="49" w:name="ref-Hosseini2021accuracy"/>
+    <w:bookmarkEnd w:id="62"/>
+    <w:bookmarkStart w:id="64" w:name="ref-Guo2025learning"/>
     <w:p>
       <w:pPr>
         <w:pStyle w:val="Bibliography"/>
       </w:pPr>
       <w:r>
+        <w:t xml:space="preserve">Guo, M., Zhou, M., Du, X., others</w:t>
+      </w:r>
+      <w:r>
+        <w:t xml:space="preserve">, 2025. Machine learning-based analysis of interaction effects among influencing factors on the resilient modulus of stabilized aggregate base. Comput.-Aided Civ. Infrastruct. Eng.</w:t>
+      </w:r>
+      <w:r>
+        <w:t xml:space="preserve"> </w:t>
+      </w:r>
+      <w:hyperlink r:id="rId63">
+        <w:r>
+          <w:rPr>
+            <w:rStyle w:val="Hyperlink"/>
+          </w:rPr>
+          <w:t xml:space="preserve">https://doi.org/10.1111/mice.70102</w:t>
+        </w:r>
+      </w:hyperlink>
+    </w:p>
+    <w:bookmarkEnd w:id="64"/>
+    <w:bookmarkStart w:id="66" w:name="ref-Hanandeh2022introducing"/>
+    <w:p>
+      <w:pPr>
+        <w:pStyle w:val="Bibliography"/>
+      </w:pPr>
+      <w:r>
+        <w:t xml:space="preserve">Hanandeh, S., 2022. Introducing mathematical modeling to estimate pavement quality index of flexible pavements based on genetic algorithm and artificial neural networks. Case Stud. Constr. Mater.</w:t>
+      </w:r>
+      <w:r>
+        <w:t xml:space="preserve"> </w:t>
+      </w:r>
+      <w:hyperlink r:id="rId65">
+        <w:r>
+          <w:rPr>
+            <w:rStyle w:val="Hyperlink"/>
+          </w:rPr>
+          <w:t xml:space="preserve">https://doi.org/10.1016/j.cscm.2022.e00991</w:t>
+        </w:r>
+      </w:hyperlink>
+    </w:p>
+    <w:bookmarkEnd w:id="66"/>
+    <w:bookmarkStart w:id="68" w:name="ref-Hosseini2021accuracy"/>
+    <w:p>
+      <w:pPr>
+        <w:pStyle w:val="Bibliography"/>
+      </w:pPr>
+      <w:r>
         <w:t xml:space="preserve">Hosseini, S.A., Smadi, O., 2021. How prediction accuracy can affect the decision-making process in pavement management system. Infrastructures.</w:t>
       </w:r>
       <w:r>
         <w:t xml:space="preserve"> </w:t>
       </w:r>
-      <w:hyperlink r:id="rId48">
+      <w:hyperlink r:id="rId67">
         <w:r>
           <w:rPr>
             <w:rStyle w:val="Hyperlink"/>
@@ -1892,13 +5741,85 @@
         </w:r>
       </w:hyperlink>
     </w:p>
-    <w:bookmarkEnd w:id="49"/>
-    <w:bookmarkStart w:id="51" w:name="ref-MharziAlaoui2026algorithm"/>
+    <w:bookmarkEnd w:id="68"/>
+    <w:bookmarkStart w:id="70" w:name="ref-Hou2020state"/>
     <w:p>
       <w:pPr>
         <w:pStyle w:val="Bibliography"/>
       </w:pPr>
       <w:r>
+        <w:t xml:space="preserve">Hou, Y., Li, Q., Zhang, C., others</w:t>
+      </w:r>
+      <w:r>
+        <w:t xml:space="preserve">, 2020. The state-of-the-art review on applications of intrusive sensing, image processing techniques, and machine learning methods in pavement monitoring and analysis. Engineering.</w:t>
+      </w:r>
+      <w:r>
+        <w:t xml:space="preserve"> </w:t>
+      </w:r>
+      <w:hyperlink r:id="rId69">
+        <w:r>
+          <w:rPr>
+            <w:rStyle w:val="Hyperlink"/>
+          </w:rPr>
+          <w:t xml:space="preserve">https://doi.org/10.1016/j.eng.2020.07.030</w:t>
+        </w:r>
+      </w:hyperlink>
+    </w:p>
+    <w:bookmarkEnd w:id="70"/>
+    <w:bookmarkStart w:id="72" w:name="ref-Huang2025rheological"/>
+    <w:p>
+      <w:pPr>
+        <w:pStyle w:val="Bibliography"/>
+      </w:pPr>
+      <w:r>
+        <w:t xml:space="preserve">Huang, H., Xu, Z., Li, X., others</w:t>
+      </w:r>
+      <w:r>
+        <w:t xml:space="preserve">, 2025. Predicting rheological properties of asphalt modified with mineral powder: Bagging, boosting, and stacking vs. Single machine learning models. Materials.</w:t>
+      </w:r>
+      <w:r>
+        <w:t xml:space="preserve"> </w:t>
+      </w:r>
+      <w:hyperlink r:id="rId71">
+        <w:r>
+          <w:rPr>
+            <w:rStyle w:val="Hyperlink"/>
+          </w:rPr>
+          <w:t xml:space="preserve">https://doi.org/10.3390/ma18122913</w:t>
+        </w:r>
+      </w:hyperlink>
+    </w:p>
+    <w:bookmarkEnd w:id="72"/>
+    <w:bookmarkStart w:id="74" w:name="ref-Latifi2021reinforcement"/>
+    <w:p>
+      <w:pPr>
+        <w:pStyle w:val="Bibliography"/>
+      </w:pPr>
+      <w:r>
+        <w:t xml:space="preserve">Latifi, M., Golivand Darvishvand, F., Khandel, O., others</w:t>
+      </w:r>
+      <w:r>
+        <w:t xml:space="preserve">, 2021. A deep reinforcement learning model for predictive maintenance planning of road assets: Integrating LCA and LCCA. arXiv preprint.</w:t>
+      </w:r>
+      <w:r>
+        <w:t xml:space="preserve"> </w:t>
+      </w:r>
+      <w:hyperlink r:id="rId73">
+        <w:r>
+          <w:rPr>
+            <w:rStyle w:val="Hyperlink"/>
+          </w:rPr>
+          <w:t xml:space="preserve">https://doi.org/10.48550/arxiv.2112.12589</w:t>
+        </w:r>
+      </w:hyperlink>
+    </w:p>
+    <w:bookmarkEnd w:id="74"/>
+    <w:bookmarkStart w:id="76" w:name="ref-MharziAlaoui2026algorithm"/>
+    <w:p>
+      <w:pPr>
+        <w:pStyle w:val="Bibliography"/>
+      </w:pPr>
+      <w:r>
         <w:t xml:space="preserve">M’harzi Alaoui, F.e., Taki, Y., Aalil, I., others</w:t>
       </w:r>
       <w:r>
@@ -1907,7 +5828,7 @@
       <w:r>
         <w:t xml:space="preserve"> </w:t>
       </w:r>
-      <w:hyperlink r:id="rId50">
+      <w:hyperlink r:id="rId75">
         <w:r>
           <w:rPr>
             <w:rStyle w:val="Hyperlink"/>
@@ -1916,8 +5837,8 @@
         </w:r>
       </w:hyperlink>
     </w:p>
-    <w:bookmarkEnd w:id="51"/>
-    <w:bookmarkStart w:id="53" w:name="ref-Pasupunuri2024roughness"/>
+    <w:bookmarkEnd w:id="76"/>
+    <w:bookmarkStart w:id="78" w:name="ref-Pasupunuri2024roughness"/>
     <w:p>
       <w:pPr>
         <w:pStyle w:val="Bibliography"/>
@@ -1928,7 +5849,7 @@
       <w:r>
         <w:t xml:space="preserve"> </w:t>
       </w:r>
-      <w:hyperlink r:id="rId52">
+      <w:hyperlink r:id="rId77">
         <w:r>
           <w:rPr>
             <w:rStyle w:val="Hyperlink"/>
@@ -1937,34 +5858,13 @@
         </w:r>
       </w:hyperlink>
     </w:p>
-    <w:bookmarkEnd w:id="53"/>
-    <w:bookmarkStart w:id="55" w:name="ref-Tamagusko2023learning"/>
+    <w:bookmarkEnd w:id="78"/>
+    <w:bookmarkStart w:id="80" w:name="ref-Yang2021research"/>
     <w:p>
       <w:pPr>
         <w:pStyle w:val="Bibliography"/>
       </w:pPr>
       <w:r>
-        <w:t xml:space="preserve">Tamagusko, T., Ferreira, A., 2023. Machine learning for prediction of the international roughness index on flexible pavements: A review, challenges, and future directions. Infrastructures.</w:t>
-      </w:r>
-      <w:r>
-        <w:t xml:space="preserve"> </w:t>
-      </w:r>
-      <w:hyperlink r:id="rId54">
-        <w:r>
-          <w:rPr>
-            <w:rStyle w:val="Hyperlink"/>
-          </w:rPr>
-          <w:t xml:space="preserve">https://doi.org/10.3390/infrastructures8120170</w:t>
-        </w:r>
-      </w:hyperlink>
-    </w:p>
-    <w:bookmarkEnd w:id="55"/>
-    <w:bookmarkStart w:id="57" w:name="ref-Yang2021research"/>
-    <w:p>
-      <w:pPr>
-        <w:pStyle w:val="Bibliography"/>
-      </w:pPr>
-      <w:r>
         <w:t xml:space="preserve">Yang, X., Guan, J., Ding, L., others</w:t>
       </w:r>
       <w:r>
@@ -1973,7 +5873,7 @@
       <w:r>
         <w:t xml:space="preserve"> </w:t>
       </w:r>
-      <w:hyperlink r:id="rId56">
+      <w:hyperlink r:id="rId79">
         <w:r>
           <w:rPr>
             <w:rStyle w:val="Hyperlink"/>
@@ -1982,13 +5882,37 @@
         </w:r>
       </w:hyperlink>
     </w:p>
-    <w:bookmarkEnd w:id="57"/>
-    <w:bookmarkStart w:id="59" w:name="ref-Zeiada2025benchmarking"/>
+    <w:bookmarkEnd w:id="80"/>
+    <w:bookmarkStart w:id="82" w:name="ref-Yao2022large"/>
     <w:p>
       <w:pPr>
         <w:pStyle w:val="Bibliography"/>
       </w:pPr>
       <w:r>
+        <w:t xml:space="preserve">Yao, L., Leng, Z., Jiang, J., others</w:t>
+      </w:r>
+      <w:r>
+        <w:t xml:space="preserve">, 2022. Large-scale maintenance and rehabilitation optimization for multi-lane highway asphalt pavement: A reinforcement learning approach. IEEE Trans. Intell. Transp. Syst.</w:t>
+      </w:r>
+      <w:r>
+        <w:t xml:space="preserve"> </w:t>
+      </w:r>
+      <w:hyperlink r:id="rId81">
+        <w:r>
+          <w:rPr>
+            <w:rStyle w:val="Hyperlink"/>
+          </w:rPr>
+          <w:t xml:space="preserve">https://doi.org/10.1109/tits.2022.3161689</w:t>
+        </w:r>
+      </w:hyperlink>
+    </w:p>
+    <w:bookmarkEnd w:id="82"/>
+    <w:bookmarkStart w:id="84" w:name="ref-Zeiada2025benchmarking"/>
+    <w:p>
+      <w:pPr>
+        <w:pStyle w:val="Bibliography"/>
+      </w:pPr>
+      <w:r>
         <w:t xml:space="preserve">Zeiada, W., Obaid, L., El-Badawy, S.M., others</w:t>
       </w:r>
       <w:r>
@@ -1997,7 +5921,7 @@
       <w:r>
         <w:t xml:space="preserve"> </w:t>
       </w:r>
-      <w:hyperlink r:id="rId58">
+      <w:hyperlink r:id="rId83">
         <w:r>
           <w:rPr>
             <w:rStyle w:val="Hyperlink"/>
@@ -2006,9 +5930,9 @@
         </w:r>
       </w:hyperlink>
     </w:p>
-    <w:bookmarkEnd w:id="59"/>
-    <w:bookmarkEnd w:id="60"/>
-    <w:bookmarkEnd w:id="61"/>
+    <w:bookmarkEnd w:id="84"/>
+    <w:bookmarkEnd w:id="85"/>
+    <w:bookmarkEnd w:id="86"/>
     <w:sectPr/>
   </w:body>
 </w:document>

--- a/output/manuscript.docx
+++ b/output/manuscript.docx
@@ -679,25 +679,43 @@
         <w:t xml:space="preserve"> </w:t>
       </w:r>
       <w:r>
-        <w:t xml:space="preserve">network-level decisions. Two very recent contributions come closer to the diagnosis</w:t>
-      </w:r>
-      <w:r>
-        <w:t xml:space="preserve"> </w:t>
-      </w:r>
-      <w:r>
-        <w:t xml:space="preserve">this review develops: Tamagusko and Ferreira name standardisation, interpretability</w:t>
-      </w:r>
-      <w:r>
-        <w:t xml:space="preserve"> </w:t>
-      </w:r>
-      <w:r>
-        <w:t xml:space="preserve">and replicability as open problems specifically for roughness prediction on flexible</w:t>
-      </w:r>
-      <w:r>
-        <w:t xml:space="preserve"> </w:t>
-      </w:r>
-      <w:r>
-        <w:t xml:space="preserve">pavements, and M’harzi Alaoui et al.</w:t>
+        <w:t xml:space="preserve">network-level decisions. Three very recent contributions come closer to the</w:t>
+      </w:r>
+      <w:r>
+        <w:t xml:space="preserve"> </w:t>
+      </w:r>
+      <w:r>
+        <w:t xml:space="preserve">diagnosis this review develops, and each must be distinguished on its own terms</w:t>
+      </w:r>
+      <w:r>
+        <w:t xml:space="preserve"> </w:t>
+      </w:r>
+      <w:r>
+        <w:t xml:space="preserve">rather than folded quietly into a single</w:t>
+      </w:r>
+      <w:r>
+        <w:t xml:space="preserve"> </w:t>
+      </w:r>
+      <w:r>
+        <w:t xml:space="preserve">“gap”</w:t>
+      </w:r>
+      <w:r>
+        <w:t xml:space="preserve"> </w:t>
+      </w:r>
+      <w:r>
+        <w:t xml:space="preserve">claim. Tamagusko and Ferreira name</w:t>
+      </w:r>
+      <w:r>
+        <w:t xml:space="preserve"> </w:t>
+      </w:r>
+      <w:r>
+        <w:t xml:space="preserve">standardisation, interpretability and replicability as open problems specifically</w:t>
+      </w:r>
+      <w:r>
+        <w:t xml:space="preserve"> </w:t>
+      </w:r>
+      <w:r>
+        <w:t xml:space="preserve">for roughness prediction on flexible pavements. M’harzi Alaoui et al.</w:t>
       </w:r>
       <w:r>
         <w:t xml:space="preserve"> </w:t>
@@ -727,49 +745,151 @@
         <w:t xml:space="preserve"> </w:t>
       </w:r>
       <w:r>
-        <w:t xml:space="preserve">and a lab-to-field gap across 180 soil-stabilisation</w:t>
-      </w:r>
-      <w:r>
-        <w:t xml:space="preserve"> </w:t>
-      </w:r>
-      <w:r>
-        <w:t xml:space="preserve">studies. Both are right, and both are confined to a sub-domain and stop short of a</w:t>
-      </w:r>
-      <w:r>
-        <w:t xml:space="preserve"> </w:t>
-      </w:r>
-      <w:r>
-        <w:t xml:space="preserve">per-study coding instrument. What has not been done, in any of this literature, is</w:t>
-      </w:r>
-      <w:r>
-        <w:t xml:space="preserve"> </w:t>
-      </w:r>
-      <w:r>
-        <w:t xml:space="preserve">to (i) define hybridity structurally rather than lexically so that the algorithm-</w:t>
-      </w:r>
-      <w:r>
-        <w:t xml:space="preserve"> </w:t>
-      </w:r>
-      <w:r>
-        <w:t xml:space="preserve">vocabulary studies are not missed, (ii) code a consistent rigour rubric across the</w:t>
-      </w:r>
-      <w:r>
-        <w:t xml:space="preserve"> </w:t>
-      </w:r>
-      <w:r>
-        <w:t xml:space="preserve">full range of pavement sub-domains rather than one at a time, and (iii) convert the</w:t>
-      </w:r>
-      <w:r>
-        <w:t xml:space="preserve"> </w:t>
-      </w:r>
-      <w:r>
-        <w:t xml:space="preserve">resulting evidence into a quantified premium and a reusable reporting instrument.</w:t>
-      </w:r>
-      <w:r>
-        <w:t xml:space="preserve"> </w:t>
-      </w:r>
-      <w:r>
-        <w:t xml:space="preserve">That is the gap this review occupies.</w:t>
+        <w:t xml:space="preserve">and a</w:t>
+      </w:r>
+      <w:r>
+        <w:t xml:space="preserve"> </w:t>
+      </w:r>
+      <w:r>
+        <w:t xml:space="preserve">lab-to-field gap across 180 soil-stabilisation studies. Closest of all, Jweihan</w:t>
+      </w:r>
+      <w:r>
+        <w:t xml:space="preserve"> </w:t>
+      </w:r>
+      <w:r>
+        <w:t xml:space="preserve">(Jweihan, 2026)</w:t>
+      </w:r>
+      <w:r>
+        <w:t xml:space="preserve"> </w:t>
+      </w:r>
+      <w:r>
+        <w:t xml:space="preserve">conducts a PRISMA-ScR scoping review of 163 studies on</w:t>
+      </w:r>
+      <w:r>
+        <w:t xml:space="preserve"> </w:t>
+      </w:r>
+      <w:r>
+        <w:t xml:space="preserve">explainable and interpretable machine learning specifically in asphalt pavement</w:t>
+      </w:r>
+      <w:r>
+        <w:t xml:space="preserve"> </w:t>
+      </w:r>
+      <w:r>
+        <w:t xml:space="preserve">engineering, and proposes a five-layer appraisal framework — data provenance, model</w:t>
+      </w:r>
+      <w:r>
+        <w:t xml:space="preserve"> </w:t>
+      </w:r>
+      <w:r>
+        <w:t xml:space="preserve">performance, explanation quality, physical plausibility, decision utility — that</w:t>
+      </w:r>
+      <w:r>
+        <w:t xml:space="preserve"> </w:t>
+      </w:r>
+      <w:r>
+        <w:t xml:space="preserve">overlaps conceptually with more than one domain of the instrument this review</w:t>
+      </w:r>
+      <w:r>
+        <w:t xml:space="preserve"> </w:t>
+      </w:r>
+      <w:r>
+        <w:t xml:space="preserve">proposes in §10. The honest distinction is not that this territory is unoccupied;</w:t>
+      </w:r>
+      <w:r>
+        <w:t xml:space="preserve"> </w:t>
+      </w:r>
+      <w:r>
+        <w:t xml:space="preserve">it is that Jweihan’s review is organised around explainability as the object of</w:t>
+      </w:r>
+      <w:r>
+        <w:t xml:space="preserve"> </w:t>
+      </w:r>
+      <w:r>
+        <w:t xml:space="preserve">study and conducted at scoping-review depth (breadth of coverage, not per-study</w:t>
+      </w:r>
+      <w:r>
+        <w:t xml:space="preserve"> </w:t>
+      </w:r>
+      <w:r>
+        <w:t xml:space="preserve">methodological coding), whereas the present review is organised around</w:t>
+      </w:r>
+      <w:r>
+        <w:t xml:space="preserve"> </w:t>
+      </w:r>
+      <w:r>
+        <w:t xml:space="preserve">hybridisation — the optimiser-learner coupling itself — as the object of study, uses</w:t>
+      </w:r>
+      <w:r>
+        <w:t xml:space="preserve"> </w:t>
+      </w:r>
+      <w:r>
+        <w:t xml:space="preserve">a full systematic protocol with per-study rigour coding (leakage risk, external</w:t>
+      </w:r>
+      <w:r>
+        <w:t xml:space="preserve"> </w:t>
+      </w:r>
+      <w:r>
+        <w:t xml:space="preserve">validation, baseline strength, search-budget parity), and reports the coded audit</w:t>
+      </w:r>
+      <w:r>
+        <w:t xml:space="preserve"> </w:t>
+      </w:r>
+      <w:r>
+        <w:t xml:space="preserve">as a quantified premium rather than as a coverage synthesis. Interpretability is one</w:t>
+      </w:r>
+      <w:r>
+        <w:t xml:space="preserve"> </w:t>
+      </w:r>
+      <w:r>
+        <w:t xml:space="preserve">of several PAVE-ML domains in this review, not its organising question; the two</w:t>
+      </w:r>
+      <w:r>
+        <w:t xml:space="preserve"> </w:t>
+      </w:r>
+      <w:r>
+        <w:t xml:space="preserve">instruments are complementary rather than competing, and §10 states explicitly</w:t>
+      </w:r>
+      <w:r>
+        <w:t xml:space="preserve"> </w:t>
+      </w:r>
+      <w:r>
+        <w:t xml:space="preserve">where PAVE-ML’s interpretability items and Jweihan’s five-layer framework agree and</w:t>
+      </w:r>
+      <w:r>
+        <w:t xml:space="preserve"> </w:t>
+      </w:r>
+      <w:r>
+        <w:t xml:space="preserve">where they diverge. What none of these three contributions does — and what remains</w:t>
+      </w:r>
+      <w:r>
+        <w:t xml:space="preserve"> </w:t>
+      </w:r>
+      <w:r>
+        <w:t xml:space="preserve">this review’s distinguishing claim — is define hybridity structurally rather than</w:t>
+      </w:r>
+      <w:r>
+        <w:t xml:space="preserve"> </w:t>
+      </w:r>
+      <w:r>
+        <w:t xml:space="preserve">lexically so that algorithm-vocabulary studies are not missed, code a consistent</w:t>
+      </w:r>
+      <w:r>
+        <w:t xml:space="preserve"> </w:t>
+      </w:r>
+      <w:r>
+        <w:t xml:space="preserve">rigour rubric across the full range of pavement sub-domains rather than one at a</w:t>
+      </w:r>
+      <w:r>
+        <w:t xml:space="preserve"> </w:t>
+      </w:r>
+      <w:r>
+        <w:t xml:space="preserve">time, and convert the resulting evidence into a quantified premium and a reusable</w:t>
+      </w:r>
+      <w:r>
+        <w:t xml:space="preserve"> </w:t>
+      </w:r>
+      <w:r>
+        <w:t xml:space="preserve">reporting instrument built around that specific construct.</w:t>
       </w:r>
     </w:p>
     <w:tbl>
@@ -794,7 +914,7 @@
             <w:r>
               <w:drawing>
                 <wp:inline>
-                  <wp:extent cx="5334000" cy="2728745"/>
+                  <wp:extent cx="5334000" cy="2728066"/>
                   <wp:effectExtent b="0" l="0" r="0" t="0"/>
                   <wp:docPr descr="" title="" id="10" name="Picture"/>
                   <a:graphic>
@@ -815,7 +935,7 @@
                         <pic:spPr bwMode="auto">
                           <a:xfrm>
                             <a:off x="0" y="0"/>
-                            <a:ext cx="5334000" cy="2728745"/>
+                            <a:ext cx="5334000" cy="2728066"/>
                           </a:xfrm>
                           <a:prstGeom prst="rect">
                             <a:avLst/>
@@ -1189,7 +1309,7 @@
         <w:t xml:space="preserve"> </w:t>
       </w:r>
       <w:r>
-        <w:t xml:space="preserve">14 prior reviews listed in</w:t>
+        <w:t xml:space="preserve">15 prior reviews listed in</w:t>
       </w:r>
       <w:r>
         <w:t xml:space="preserve"> </w:t>
@@ -2005,6 +2125,56 @@
                 </w:p>
               </w:tc>
             </w:tr>
+            <w:tr>
+              <w:tc>
+                <w:tcPr/>
+                <w:p>
+                  <w:pPr>
+                    <w:pStyle w:val="Compact"/>
+                    <w:jc w:val="center"/>
+                  </w:pPr>
+                  <w:r>
+                    <w:t xml:space="preserve">Jweihan</w:t>
+                  </w:r>
+                </w:p>
+              </w:tc>
+              <w:tc>
+                <w:tcPr/>
+                <w:p>
+                  <w:pPr>
+                    <w:pStyle w:val="Compact"/>
+                    <w:jc w:val="center"/>
+                  </w:pPr>
+                  <w:r>
+                    <w:t xml:space="preserve">2026</w:t>
+                  </w:r>
+                </w:p>
+              </w:tc>
+              <w:tc>
+                <w:tcPr/>
+                <w:p>
+                  <w:pPr>
+                    <w:pStyle w:val="Compact"/>
+                    <w:jc w:val="center"/>
+                  </w:pPr>
+                  <w:r>
+                    <w:t xml:space="preserve">Applied System Innovation</w:t>
+                  </w:r>
+                </w:p>
+              </w:tc>
+              <w:tc>
+                <w:tcPr/>
+                <w:p>
+                  <w:pPr>
+                    <w:pStyle w:val="Compact"/>
+                    <w:jc w:val="center"/>
+                  </w:pPr>
+                  <w:r>
+                    <w:t xml:space="preserve">materials/performance-prediction</w:t>
+                  </w:r>
+                </w:p>
+              </w:tc>
+            </w:tr>
           </w:tbl>
           <w:bookmarkEnd w:id="17"/>
           <w:p/>
@@ -2465,7 +2635,7 @@
         <w:pStyle w:val="FirstParagraph"/>
       </w:pPr>
       <w:r>
-        <w:t xml:space="preserve">Of the 56 primary studies coded so far,</w:t>
+        <w:t xml:space="preserve">Of the 59 primary studies coded so far,</w:t>
       </w:r>
       <w:r>
         <w:t xml:space="preserve"> </w:t>
@@ -2500,7 +2670,7 @@
         <w:t xml:space="preserve"> </w:t>
       </w:r>
       <w:r>
-        <w:t xml:space="preserve">of 56 — do not qualify as hybrid under the structural test in</w:t>
+        <w:t xml:space="preserve">of 59 — do not qualify as hybrid under the structural test in</w:t>
       </w:r>
       <w:r>
         <w:t xml:space="preserve"> </w:t>
@@ -2742,10 +2912,10 @@
               <w:tblLook w:firstRow="1" w:lastRow="0" w:firstColumn="0" w:lastColumn="0" w:noHBand="0" w:noVBand="0" w:val="0020"/>
             </w:tblPr>
             <w:tblGrid>
-              <w:gridCol w:w="1980"/>
-              <w:gridCol w:w="1980"/>
-              <w:gridCol w:w="1980"/>
-              <w:gridCol w:w="1980"/>
+              <w:gridCol w:w="475"/>
+              <w:gridCol w:w="1742"/>
+              <w:gridCol w:w="2851"/>
+              <w:gridCol w:w="2851"/>
             </w:tblGrid>
             <w:tr>
               <w:trPr>
@@ -3400,7 +3570,340 @@
         <w:pStyle w:val="FirstParagraph"/>
       </w:pPr>
       <w:r>
-        <w:t xml:space="preserve">PLACEHOLDER.</w:t>
+        <w:t xml:space="preserve">Material-property modelling is the sub-domain where the seed corpus shows the</w:t>
+      </w:r>
+      <w:r>
+        <w:t xml:space="preserve"> </w:t>
+      </w:r>
+      <w:r>
+        <w:t xml:space="preserve">heaviest concentration of H1 (metaheuristic-tuned hyperparameters) and H7</w:t>
+      </w:r>
+      <w:r>
+        <w:t xml:space="preserve"> </w:t>
+      </w:r>
+      <w:r>
+        <w:t xml:space="preserve">(symbolic</w:t>
+      </w:r>
+      <w:r>
+        <w:t xml:space="preserve">numeric) activity, and it is also where the tuned-baseline</w:t>
+      </w:r>
+      <w:r>
+        <w:t xml:space="preserve"> </w:t>
+      </w:r>
+      <w:r>
+        <w:t xml:space="preserve">problem identified in §9 is most visible, because the target properties —</w:t>
+      </w:r>
+      <w:r>
+        <w:t xml:space="preserve"> </w:t>
+      </w:r>
+      <w:r>
+        <w:t xml:space="preserve">resilient modulus, dynamic modulus, unconfined compressive strength, air-void</w:t>
+      </w:r>
+      <w:r>
+        <w:t xml:space="preserve"> </w:t>
+      </w:r>
+      <w:r>
+        <w:t xml:space="preserve">content — are exactly the properties for which competitor mechanistic or empirical</w:t>
+      </w:r>
+      <w:r>
+        <w:t xml:space="preserve"> </w:t>
+      </w:r>
+      <w:r>
+        <w:t xml:space="preserve">models already exist and are routinely, though not universally, available for</w:t>
+      </w:r>
+      <w:r>
+        <w:t xml:space="preserve"> </w:t>
+      </w:r>
+      <w:r>
+        <w:t xml:space="preserve">comparison.</w:t>
+      </w:r>
+    </w:p>
+    <w:p>
+      <w:pPr>
+        <w:pStyle w:val="BodyText"/>
+      </w:pPr>
+      <w:r>
+        <w:t xml:space="preserve">The resilient-modulus literature illustrates both the promise and the recurring</w:t>
+      </w:r>
+      <w:r>
+        <w:t xml:space="preserve"> </w:t>
+      </w:r>
+      <w:r>
+        <w:t xml:space="preserve">weakness. Ghorbani et al.</w:t>
+      </w:r>
+      <w:r>
+        <w:t xml:space="preserve"> </w:t>
+      </w:r>
+      <w:r>
+        <w:t xml:space="preserve">(</w:t>
+      </w:r>
+      <w:r>
+        <w:t xml:space="preserve">Ghorbani et al.</w:t>
+      </w:r>
+      <w:r>
+        <w:t xml:space="preserve">, 2020)</w:t>
+      </w:r>
+      <w:r>
+        <w:t xml:space="preserve"> </w:t>
+      </w:r>
+      <w:r>
+        <w:t xml:space="preserve">fit two related models on the same</w:t>
+      </w:r>
+      <w:r>
+        <w:t xml:space="preserve"> </w:t>
+      </w:r>
+      <w:r>
+        <w:t xml:space="preserve">repeated-load triaxial dataset — a genetic-algorithm-derived symbolic equation and</w:t>
+      </w:r>
+      <w:r>
+        <w:t xml:space="preserve"> </w:t>
+      </w:r>
+      <w:r>
+        <w:t xml:space="preserve">an ANN whose weights the same genetic algorithm sets (H2) — and report the hybrid</w:t>
+      </w:r>
+      <w:r>
+        <w:t xml:space="preserve"> </w:t>
+      </w:r>
+      <w:r>
+        <w:t xml:space="preserve">ANN-GA model as the more accurate of the two, a rare instance in the corpus of a</w:t>
+      </w:r>
+      <w:r>
+        <w:t xml:space="preserve"> </w:t>
+      </w:r>
+      <w:r>
+        <w:t xml:space="preserve">true head-to-head comparison between two hybridisation types on identical data</w:t>
+      </w:r>
+      <w:r>
+        <w:t xml:space="preserve"> </w:t>
+      </w:r>
+      <w:r>
+        <w:t xml:space="preserve">rather than between a hybrid and an unspecified baseline. Azam et al.</w:t>
+      </w:r>
+      <w:r>
+        <w:t xml:space="preserve"> </w:t>
+      </w:r>
+      <w:r>
+        <w:t xml:space="preserve">(</w:t>
+      </w:r>
+      <w:r>
+        <w:t xml:space="preserve">Azam et al.</w:t>
+      </w:r>
+      <w:r>
+        <w:t xml:space="preserve">, 2022)</w:t>
+      </w:r>
+      <w:r>
+        <w:t xml:space="preserve"> </w:t>
+      </w:r>
+      <w:r>
+        <w:t xml:space="preserve">instead compare six swarm-optimised variants of a single base</w:t>
+      </w:r>
+      <w:r>
+        <w:t xml:space="preserve"> </w:t>
+      </w:r>
+      <w:r>
+        <w:t xml:space="preserve">learner (LSSVM) against one another; the top three separate by RMSE values of 6.72,</w:t>
+      </w:r>
+      <w:r>
+        <w:t xml:space="preserve"> </w:t>
+      </w:r>
+      <w:r>
+        <w:t xml:space="preserve">6.78 and 6.79 MPa and R</w:t>
+      </w:r>
+      <w:r>
+        <w:rPr>
+          <w:vertAlign w:val="superscript"/>
+        </w:rPr>
+        <w:t xml:space="preserve">2</w:t>
+      </w:r>
+      <w:r>
+        <w:t xml:space="preserve"> </w:t>
+      </w:r>
+      <w:r>
+        <w:t xml:space="preserve">values of 0.942, 0.940 and 0.940 — a spread well inside</w:t>
+      </w:r>
+      <w:r>
+        <w:t xml:space="preserve"> </w:t>
+      </w:r>
+      <w:r>
+        <w:t xml:space="preserve">what a different random seed would plausibly produce — and none is compared against</w:t>
+      </w:r>
+      <w:r>
+        <w:t xml:space="preserve"> </w:t>
+      </w:r>
+      <w:r>
+        <w:t xml:space="preserve">a conventionally tuned, non-hybrid LSSVM, so no premium is computable from the paper</w:t>
+      </w:r>
+      <w:r>
+        <w:t xml:space="preserve"> </w:t>
+      </w:r>
+      <w:r>
+        <w:t xml:space="preserve">as published (§9). Kaloop et al.</w:t>
+      </w:r>
+      <w:r>
+        <w:t xml:space="preserve"> </w:t>
+      </w:r>
+      <w:r>
+        <w:t xml:space="preserve">(</w:t>
+      </w:r>
+      <w:r>
+        <w:t xml:space="preserve">Kaloop et al.</w:t>
+      </w:r>
+      <w:r>
+        <w:t xml:space="preserve">, 2019)</w:t>
+      </w:r>
+      <w:r>
+        <w:t xml:space="preserve"> </w:t>
+      </w:r>
+      <w:r>
+        <w:t xml:space="preserve">report a similar</w:t>
+      </w:r>
+      <w:r>
+        <w:t xml:space="preserve"> </w:t>
+      </w:r>
+      <w:r>
+        <w:t xml:space="preserve">optimiser-held-constant, learner-varied design (PSO-ANN vs. PSO-ELM vs. kernel-ELM),</w:t>
+      </w:r>
+      <w:r>
+        <w:t xml:space="preserve"> </w:t>
+      </w:r>
+      <w:r>
+        <w:t xml:space="preserve">useful for isolating base-learner choice but not, by itself, for isolating the</w:t>
+      </w:r>
+      <w:r>
+        <w:t xml:space="preserve"> </w:t>
+      </w:r>
+      <w:r>
+        <w:t xml:space="preserve">optimiser’s contribution.</w:t>
+      </w:r>
+    </w:p>
+    <w:p>
+      <w:pPr>
+        <w:pStyle w:val="BodyText"/>
+      </w:pPr>
+      <w:r>
+        <w:t xml:space="preserve">The clearest positive exemplar in this section is not a hybrid at all in the H1–H7</w:t>
+      </w:r>
+      <w:r>
+        <w:t xml:space="preserve"> </w:t>
+      </w:r>
+      <w:r>
+        <w:t xml:space="preserve">sense: Zeiada et al.</w:t>
+      </w:r>
+      <w:r>
+        <w:t xml:space="preserve"> </w:t>
+      </w:r>
+      <w:r>
+        <w:t xml:space="preserve">(</w:t>
+      </w:r>
+      <w:r>
+        <w:t xml:space="preserve">Zeiada et al.</w:t>
+      </w:r>
+      <w:r>
+        <w:t xml:space="preserve">, 2025)</w:t>
+      </w:r>
+      <w:r>
+        <w:t xml:space="preserve"> </w:t>
+      </w:r>
+      <w:r>
+        <w:t xml:space="preserve">individually tune eight learners,</w:t>
+      </w:r>
+      <w:r>
+        <w:t xml:space="preserve"> </w:t>
+      </w:r>
+      <w:r>
+        <w:t xml:space="preserve">including deep architectures, and benchmark every one of them against the Witczak</w:t>
+      </w:r>
+      <w:r>
+        <w:t xml:space="preserve"> </w:t>
+      </w:r>
+      <w:r>
+        <w:t xml:space="preserve">1-40D and Hirsch mechanistic models for dynamic modulus. Under that design, the</w:t>
+      </w:r>
+      <w:r>
+        <w:t xml:space="preserve"> </w:t>
+      </w:r>
+      <w:r>
+        <w:t xml:space="preserve">winner is a tuned bagging ensemble — not a hybrid and not a deep network — which is</w:t>
+      </w:r>
+      <w:r>
+        <w:t xml:space="preserve"> </w:t>
+      </w:r>
+      <w:r>
+        <w:t xml:space="preserve">precisely the finding a hybridisation-premium framework should produce when tuning</w:t>
+      </w:r>
+      <w:r>
+        <w:t xml:space="preserve"> </w:t>
+      </w:r>
+      <w:r>
+        <w:t xml:space="preserve">is held fair across all competitors, and it is the paper this review returns to</w:t>
+      </w:r>
+      <w:r>
+        <w:t xml:space="preserve"> </w:t>
+      </w:r>
+      <w:r>
+        <w:t xml:space="preserve">repeatedly (§1, §9) as the standard the rest of the sub-domain should be read</w:t>
+      </w:r>
+      <w:r>
+        <w:t xml:space="preserve"> </w:t>
+      </w:r>
+      <w:r>
+        <w:t xml:space="preserve">against.</w:t>
+      </w:r>
+    </w:p>
+    <w:p>
+      <w:pPr>
+        <w:pStyle w:val="BodyText"/>
+      </w:pPr>
+      <w:r>
+        <w:t xml:space="preserve">On the symbolic side, Ghanizadeh et al.</w:t>
+      </w:r>
+      <w:r>
+        <w:t xml:space="preserve"> </w:t>
+      </w:r>
+      <w:r>
+        <w:t xml:space="preserve">(</w:t>
+      </w:r>
+      <w:r>
+        <w:t xml:space="preserve">Ghanizadeh et al.</w:t>
+      </w:r>
+      <w:r>
+        <w:t xml:space="preserve">, 2024)</w:t>
+      </w:r>
+      <w:r>
+        <w:t xml:space="preserve"> </w:t>
+      </w:r>
+      <w:r>
+        <w:t xml:space="preserve">fit a</w:t>
+      </w:r>
+      <w:r>
+        <w:t xml:space="preserve"> </w:t>
+      </w:r>
+      <w:r>
+        <w:t xml:space="preserve">TLBO-optimised evolutionary polynomial regression and multi-gene genetic</w:t>
+      </w:r>
+      <w:r>
+        <w:t xml:space="preserve"> </w:t>
+      </w:r>
+      <w:r>
+        <w:t xml:space="preserve">programming model (H7) for asphalt air-void evolution, producing a closed-form,</w:t>
+      </w:r>
+      <w:r>
+        <w:t xml:space="preserve"> </w:t>
+      </w:r>
+      <w:r>
+        <w:t xml:space="preserve">inspectable expression rather than an opaque predictor — a property that recurs as</w:t>
+      </w:r>
+      <w:r>
+        <w:t xml:space="preserve"> </w:t>
+      </w:r>
+      <w:r>
+        <w:t xml:space="preserve">a theme in §10’s discussion of what interpretability should mean for a validated,</w:t>
+      </w:r>
+      <w:r>
+        <w:t xml:space="preserve"> </w:t>
+      </w:r>
+      <w:r>
+        <w:t xml:space="preserve">not merely a post-hoc-explained, model.</w:t>
       </w:r>
     </w:p>
     <w:bookmarkEnd w:id="28"/>
@@ -3418,7 +3921,25 @@
         <w:pStyle w:val="FirstParagraph"/>
       </w:pPr>
       <w:r>
-        <w:t xml:space="preserve">PLACEHOLDER — anchored on back-calculation</w:t>
+        <w:t xml:space="preserve">Structural evaluation and inverse analysis — principally back-calculation of layer</w:t>
+      </w:r>
+      <w:r>
+        <w:t xml:space="preserve"> </w:t>
+      </w:r>
+      <w:r>
+        <w:t xml:space="preserve">moduli from deflection data — is the sub-domain with the strongest example of</w:t>
+      </w:r>
+      <w:r>
+        <w:t xml:space="preserve"> </w:t>
+      </w:r>
+      <w:r>
+        <w:t xml:space="preserve">external validation in the entire seed corpus, and for that reason anchors much of</w:t>
+      </w:r>
+      <w:r>
+        <w:t xml:space="preserve"> </w:t>
+      </w:r>
+      <w:r>
+        <w:t xml:space="preserve">the argument in §11 as well as this section. Elbagalati et al.</w:t>
       </w:r>
       <w:r>
         <w:t xml:space="preserve"> </w:t>
@@ -3430,10 +3951,209 @@
         <w:t xml:space="preserve">Elbagalati et al.</w:t>
       </w:r>
       <w:r>
-        <w:t xml:space="preserve">, 2017; Ghanizadeh et al., 2025, 2020)</w:t>
-      </w:r>
-      <w:r>
-        <w:t xml:space="preserve">.</w:t>
+        <w:t xml:space="preserve">, 2017)</w:t>
+      </w:r>
+      <w:r>
+        <w:t xml:space="preserve"> </w:t>
+      </w:r>
+      <w:r>
+        <w:t xml:space="preserve">train an ANN model on a Louisiana continuous-deflection</w:t>
+      </w:r>
+      <w:r>
+        <w:t xml:space="preserve"> </w:t>
+      </w:r>
+      <w:r>
+        <w:t xml:space="preserve">programme and evaluate it on an independent Minnesota programme; R</w:t>
+      </w:r>
+      <w:r>
+        <w:rPr>
+          <w:vertAlign w:val="superscript"/>
+        </w:rPr>
+        <w:t xml:space="preserve">2</w:t>
+      </w:r>
+      <w:r>
+        <w:t xml:space="preserve"> </w:t>
+      </w:r>
+      <w:r>
+        <w:t xml:space="preserve">falls only</w:t>
+      </w:r>
+      <w:r>
+        <w:t xml:space="preserve"> </w:t>
+      </w:r>
+      <w:r>
+        <w:t xml:space="preserve">from 0.73 to 0.72 across that transfer, which is the benchmark against which the</w:t>
+      </w:r>
+      <w:r>
+        <w:t xml:space="preserve"> </w:t>
+      </w:r>
+      <w:r>
+        <w:t xml:space="preserve">field’s more typical 0.99-on-random-holdout results should be read, and the paper</w:t>
+      </w:r>
+      <w:r>
+        <w:t xml:space="preserve"> </w:t>
+      </w:r>
+      <w:r>
+        <w:t xml:space="preserve">is cited repeatedly in this review precisely because it is the exception rather</w:t>
+      </w:r>
+      <w:r>
+        <w:t xml:space="preserve"> </w:t>
+      </w:r>
+      <w:r>
+        <w:t xml:space="preserve">than the rule.</w:t>
+      </w:r>
+    </w:p>
+    <w:p>
+      <w:pPr>
+        <w:pStyle w:val="BodyText"/>
+      </w:pPr>
+      <w:r>
+        <w:t xml:space="preserve">Ghanizadeh and colleagues’ own back-calculation work traces a coherent five-year arc</w:t>
+      </w:r>
+      <w:r>
+        <w:t xml:space="preserve"> </w:t>
+      </w:r>
+      <w:r>
+        <w:t xml:space="preserve">that this section follows in sequence: an ANN back-calculation model with Garson and</w:t>
+      </w:r>
+      <w:r>
+        <w:t xml:space="preserve"> </w:t>
+      </w:r>
+      <w:r>
+        <w:t xml:space="preserve">connection-weight sensitivity analysis</w:t>
+      </w:r>
+      <w:r>
+        <w:t xml:space="preserve"> </w:t>
+      </w:r>
+      <w:r>
+        <w:t xml:space="preserve">(Ghanizadeh et al., 2020)</w:t>
+      </w:r>
+      <w:r>
+        <w:t xml:space="preserve"> </w:t>
+      </w:r>
+      <w:r>
+        <w:t xml:space="preserve">establishes the</w:t>
+      </w:r>
+      <w:r>
+        <w:t xml:space="preserve"> </w:t>
+      </w:r>
+      <w:r>
+        <w:t xml:space="preserve">baseline single-architecture approach with post-hoc interpretability; METABACKCAL</w:t>
+      </w:r>
+      <w:r>
+        <w:t xml:space="preserve"> </w:t>
+      </w:r>
+      <w:r>
+        <w:t xml:space="preserve">(Ghanizadeh et al., 2025)</w:t>
+      </w:r>
+      <w:r>
+        <w:t xml:space="preserve"> </w:t>
+      </w:r>
+      <w:r>
+        <w:t xml:space="preserve">replaces the neural surrogate with a metaheuristic-driven</w:t>
+      </w:r>
+      <w:r>
+        <w:t xml:space="preserve"> </w:t>
+      </w:r>
+      <w:r>
+        <w:t xml:space="preserve">inverse solver directly (H2, in the sense that the metaheuristic operates on the</w:t>
+      </w:r>
+      <w:r>
+        <w:t xml:space="preserve"> </w:t>
+      </w:r>
+      <w:r>
+        <w:t xml:space="preserve">inverse problem itself rather than on a learned model’s hyperparameters), and is</w:t>
+      </w:r>
+      <w:r>
+        <w:t xml:space="preserve"> </w:t>
+      </w:r>
+      <w:r>
+        <w:t xml:space="preserve">released as a named tool — one of very few entries in the seed corpus with</w:t>
+      </w:r>
+      <w:r>
+        <w:t xml:space="preserve"> </w:t>
+      </w:r>
+      <w:r>
+        <w:t xml:space="preserve">deployment evidence beyond a closed-form equation. Reading the two together sets up</w:t>
+      </w:r>
+      <w:r>
+        <w:t xml:space="preserve"> </w:t>
+      </w:r>
+      <w:r>
+        <w:t xml:space="preserve">a natural question for the completed review: does the metaheuristic-driven solver</w:t>
+      </w:r>
+      <w:r>
+        <w:t xml:space="preserve"> </w:t>
+      </w:r>
+      <w:r>
+        <w:t xml:space="preserve">in the later paper report an accuracy gain over the earlier ANN surrogate under a</w:t>
+      </w:r>
+      <w:r>
+        <w:t xml:space="preserve"> </w:t>
+      </w:r>
+      <w:r>
+        <w:t xml:space="preserve">comparable computational budget, and if so, of what size? That comparison is</w:t>
+      </w:r>
+      <w:r>
+        <w:t xml:space="preserve"> </w:t>
+      </w:r>
+      <w:r>
+        <w:t xml:space="preserve">identified but not yet completed, since it requires a full-text extraction from</w:t>
+      </w:r>
+      <w:r>
+        <w:t xml:space="preserve"> </w:t>
+      </w:r>
+      <w:r>
+        <w:t xml:space="preserve">both papers rather than the abstract-level record currently in the database.</w:t>
+      </w:r>
+    </w:p>
+    <w:p>
+      <w:pPr>
+        <w:pStyle w:val="BodyText"/>
+      </w:pPr>
+      <w:r>
+        <w:t xml:space="preserve">Pasupunuri, Thom and Li</w:t>
+      </w:r>
+      <w:r>
+        <w:t xml:space="preserve"> </w:t>
+      </w:r>
+      <w:r>
+        <w:t xml:space="preserve">(Pasupunuri et al., 2024)</w:t>
+      </w:r>
+      <w:r>
+        <w:t xml:space="preserve"> </w:t>
+      </w:r>
+      <w:r>
+        <w:t xml:space="preserve">supply this review’s clearest H3</w:t>
+      </w:r>
+      <w:r>
+        <w:t xml:space="preserve"> </w:t>
+      </w:r>
+      <w:r>
+        <w:t xml:space="preserve">(physics-informed) exemplar, embedding the MEPDG roughness model itself as the</w:t>
+      </w:r>
+      <w:r>
+        <w:t xml:space="preserve"> </w:t>
+      </w:r>
+      <w:r>
+        <w:t xml:space="preserve">physics-loss term of a PINN for jointed plain concrete pavement roughness — the</w:t>
+      </w:r>
+      <w:r>
+        <w:t xml:space="preserve"> </w:t>
+      </w:r>
+      <w:r>
+        <w:t xml:space="preserve">single clearest published case in the corpus of a mechanics-constrained learner in</w:t>
+      </w:r>
+      <w:r>
+        <w:t xml:space="preserve"> </w:t>
+      </w:r>
+      <w:r>
+        <w:t xml:space="preserve">pavement engineering, and a useful counterpoint to the purely data-driven H1/H2</w:t>
+      </w:r>
+      <w:r>
+        <w:t xml:space="preserve"> </w:t>
+      </w:r>
+      <w:r>
+        <w:t xml:space="preserve">work that dominates the rest of this section.</w:t>
       </w:r>
     </w:p>
     <w:bookmarkEnd w:id="29"/>
@@ -3451,7 +4171,242 @@
         <w:pStyle w:val="FirstParagraph"/>
       </w:pPr>
       <w:r>
-        <w:t xml:space="preserve">PLACEHOLDER.</w:t>
+        <w:t xml:space="preserve">Performance and deterioration prediction — international roughness index, rutting,</w:t>
+      </w:r>
+      <w:r>
+        <w:t xml:space="preserve"> </w:t>
+      </w:r>
+      <w:r>
+        <w:t xml:space="preserve">cracking, faulting, remaining service life — is the sub-domain most heavily</w:t>
+      </w:r>
+      <w:r>
+        <w:t xml:space="preserve"> </w:t>
+      </w:r>
+      <w:r>
+        <w:t xml:space="preserve">dependent on the Long-Term Pavement Performance (LTPP) database in the seed corpus,</w:t>
+      </w:r>
+      <w:r>
+        <w:t xml:space="preserve"> </w:t>
+      </w:r>
+      <w:r>
+        <w:t xml:space="preserve">and correspondingly the sub-domain where the near-duplicate-substrate problem named</w:t>
+      </w:r>
+      <w:r>
+        <w:t xml:space="preserve"> </w:t>
+      </w:r>
+      <w:r>
+        <w:t xml:space="preserve">in the review methodology is most concrete rather than abstract. Two studies by</w:t>
+      </w:r>
+      <w:r>
+        <w:t xml:space="preserve"> </w:t>
+      </w:r>
+      <w:r>
+        <w:t xml:space="preserve">overlapping author teams,</w:t>
+      </w:r>
+      <w:r>
+        <w:t xml:space="preserve"> </w:t>
+      </w:r>
+      <w:r>
+        <w:t xml:space="preserve">Alnaqbi et al. (2025)</w:t>
+      </w:r>
+      <w:r>
+        <w:t xml:space="preserve"> </w:t>
+      </w:r>
+      <w:r>
+        <w:t xml:space="preserve">and a related 2026 gradient-boosting</w:t>
+      </w:r>
+      <w:r>
+        <w:t xml:space="preserve"> </w:t>
+      </w:r>
+      <w:r>
+        <w:t xml:space="preserve">variant, both draw on the same 395-observation, 33-section continuously-reinforced-</w:t>
+      </w:r>
+      <w:r>
+        <w:t xml:space="preserve"> </w:t>
+      </w:r>
+      <w:r>
+        <w:t xml:space="preserve">concrete-pavement LTPP substrate and both report R</w:t>
+      </w:r>
+      <w:r>
+        <w:rPr>
+          <w:vertAlign w:val="superscript"/>
+        </w:rPr>
+        <w:t xml:space="preserve">2</w:t>
+      </w:r>
+      <w:r>
+        <w:t xml:space="preserve"> </w:t>
+      </w:r>
+      <w:r>
+        <w:t xml:space="preserve">above 0.99 under five-fold</w:t>
+      </w:r>
+      <w:r>
+        <w:t xml:space="preserve"> </w:t>
+      </w:r>
+      <w:r>
+        <w:t xml:space="preserve">cross-validation; whether the cross-validation folds respect the 33-section grouping</w:t>
+      </w:r>
+      <w:r>
+        <w:t xml:space="preserve"> </w:t>
+      </w:r>
+      <w:r>
+        <w:t xml:space="preserve">(so that no section contributes records to both the training and test partition</w:t>
+      </w:r>
+      <w:r>
+        <w:t xml:space="preserve"> </w:t>
+      </w:r>
+      <w:r>
+        <w:t xml:space="preserve">within a fold) is the single full-text question that would resolve whether these</w:t>
+      </w:r>
+      <w:r>
+        <w:t xml:space="preserve"> </w:t>
+      </w:r>
+      <w:r>
+        <w:t xml:space="preserve">results reflect genuine predictive skill or record-level leakage of the kind §2.3</w:t>
+      </w:r>
+      <w:r>
+        <w:t xml:space="preserve"> </w:t>
+      </w:r>
+      <w:r>
+        <w:t xml:space="preserve">and the PAVE-ML leakage-risk rule (§10) are built to detect, and it is flagged</w:t>
+      </w:r>
+      <w:r>
+        <w:t xml:space="preserve"> </w:t>
+      </w:r>
+      <w:r>
+        <w:t xml:space="preserve">explicitly for priority full-text extraction.</w:t>
+      </w:r>
+    </w:p>
+    <w:p>
+      <w:pPr>
+        <w:pStyle w:val="BodyText"/>
+      </w:pPr>
+      <w:r>
+        <w:t xml:space="preserve">Wei et al.</w:t>
+      </w:r>
+      <w:r>
+        <w:t xml:space="preserve"> </w:t>
+      </w:r>
+      <w:r>
+        <w:t xml:space="preserve">(</w:t>
+      </w:r>
+      <w:r>
+        <w:t xml:space="preserve">Wei et al.</w:t>
+      </w:r>
+      <w:r>
+        <w:t xml:space="preserve">, 2023)</w:t>
+      </w:r>
+      <w:r>
+        <w:t xml:space="preserve"> </w:t>
+      </w:r>
+      <w:r>
+        <w:t xml:space="preserve">illustrate the same concern in a different form: a</w:t>
+      </w:r>
+      <w:r>
+        <w:t xml:space="preserve"> </w:t>
+      </w:r>
+      <w:r>
+        <w:t xml:space="preserve">tree-structured Parzen estimator tunes a CatBoost model for rigid-pavement faulting</w:t>
+      </w:r>
+      <w:r>
+        <w:t xml:space="preserve"> </w:t>
+      </w:r>
+      <w:r>
+        <w:t xml:space="preserve">on 160 LTPP observations across 17 candidate variables, with Boruta feature</w:t>
+      </w:r>
+      <w:r>
+        <w:t xml:space="preserve"> </w:t>
+      </w:r>
+      <w:r>
+        <w:t xml:space="preserve">selection applied as a preprocessing step whose position relative to the train/test</w:t>
+      </w:r>
+      <w:r>
+        <w:t xml:space="preserve"> </w:t>
+      </w:r>
+      <w:r>
+        <w:t xml:space="preserve">split is not established from the abstract alone — precisely the ambiguous case the</w:t>
+      </w:r>
+      <w:r>
+        <w:t xml:space="preserve"> </w:t>
+      </w:r>
+      <w:r>
+        <w:t xml:space="preserve">PAVE-ML leakage-risk rule (§10) codes as</w:t>
+      </w:r>
+      <w:r>
+        <w:t xml:space="preserve"> </w:t>
+      </w:r>
+      <w:r>
+        <w:rPr>
+          <w:rStyle w:val="VerbatimChar"/>
+        </w:rPr>
+        <w:t xml:space="preserve">moderate</w:t>
+      </w:r>
+      <w:r>
+        <w:t xml:space="preserve"> </w:t>
+      </w:r>
+      <w:r>
+        <w:t xml:space="preserve">pending full-text confirmation,</w:t>
+      </w:r>
+      <w:r>
+        <w:t xml:space="preserve"> </w:t>
+      </w:r>
+      <w:r>
+        <w:t xml:space="preserve">rather than assumed innocent or guilty by default.</w:t>
+      </w:r>
+    </w:p>
+    <w:p>
+      <w:pPr>
+        <w:pStyle w:val="BodyText"/>
+      </w:pPr>
+      <w:r>
+        <w:t xml:space="preserve">Deng and Shi’s practitioner-facing review of rutting models</w:t>
+      </w:r>
+      <w:r>
+        <w:t xml:space="preserve"> </w:t>
+      </w:r>
+      <w:r>
+        <w:t xml:space="preserve">(Deng and Shi, 2023)</w:t>
+      </w:r>
+      <w:r>
+        <w:t xml:space="preserve"> </w:t>
+      </w:r>
+      <w:r>
+        <w:t xml:space="preserve">adds</w:t>
+      </w:r>
+      <w:r>
+        <w:t xml:space="preserve"> </w:t>
+      </w:r>
+      <w:r>
+        <w:t xml:space="preserve">a data point this review’s own audit cannot generate on its own: a survey of which</w:t>
+      </w:r>
+      <w:r>
+        <w:t xml:space="preserve"> </w:t>
+      </w:r>
+      <w:r>
+        <w:t xml:space="preserve">rutting-prediction models highway agencies actually report using in practice. That</w:t>
+      </w:r>
+      <w:r>
+        <w:t xml:space="preserve"> </w:t>
+      </w:r>
+      <w:r>
+        <w:t xml:space="preserve">detail belongs with the deployment-evidence discussion in §9 and §10 as one of the</w:t>
+      </w:r>
+      <w:r>
+        <w:t xml:space="preserve"> </w:t>
+      </w:r>
+      <w:r>
+        <w:t xml:space="preserve">only direct looks, anywhere in the surrounding literature, at the demand side of</w:t>
+      </w:r>
+      <w:r>
+        <w:t xml:space="preserve"> </w:t>
+      </w:r>
+      <w:r>
+        <w:t xml:space="preserve">the deployment gap this review otherwise infers only from what published papers do</w:t>
+      </w:r>
+      <w:r>
+        <w:t xml:space="preserve"> </w:t>
+      </w:r>
+      <w:r>
+        <w:t xml:space="preserve">not report.</w:t>
       </w:r>
     </w:p>
     <w:bookmarkEnd w:id="30"/>
@@ -3469,37 +4424,387 @@
         <w:pStyle w:val="FirstParagraph"/>
       </w:pPr>
       <w:r>
-        <w:t xml:space="preserve">PLACEHOLDER —</w:t>
-      </w:r>
-      <w:r>
-        <w:t xml:space="preserve"> </w:t>
-      </w:r>
-      <w:r>
-        <w:t xml:space="preserve">Pasupunuri et al. (2024)</w:t>
-      </w:r>
-      <w:r>
-        <w:t xml:space="preserve"> </w:t>
-      </w:r>
-      <w:r>
-        <w:t xml:space="preserve">for the physics-informed case;</w:t>
-      </w:r>
-      <w:r>
-        <w:t xml:space="preserve"> </w:t>
+        <w:t xml:space="preserve">The five hybridisation types beyond direct metaheuristic-hyperparameter coupling</w:t>
+      </w:r>
+      <w:r>
+        <w:t xml:space="preserve"> </w:t>
+      </w:r>
+      <w:r>
+        <w:t xml:space="preserve">(H3</w:t>
+      </w:r>
+      <w:r>
+        <w:t xml:space="preserve">H7) are less numerous in the seed corpus than H1, but each supplies</w:t>
+      </w:r>
+      <w:r>
+        <w:t xml:space="preserve"> </w:t>
+      </w:r>
+      <w:r>
+        <w:t xml:space="preserve">at least one clear exemplar worth setting out in detail because each illustrates a</w:t>
+      </w:r>
+      <w:r>
+        <w:t xml:space="preserve"> </w:t>
+      </w:r>
+      <w:r>
+        <w:t xml:space="preserve">distinct failure mode that a reader unfamiliar with the taxonomy in §4 would not</w:t>
+      </w:r>
+      <w:r>
+        <w:t xml:space="preserve"> </w:t>
+      </w:r>
+      <w:r>
+        <w:t xml:space="preserve">otherwise anticipate.</w:t>
+      </w:r>
+    </w:p>
+    <w:p>
+      <w:pPr>
+        <w:pStyle w:val="BodyText"/>
+      </w:pPr>
+      <w:r>
+        <w:rPr>
+          <w:b/>
+          <w:bCs/>
+        </w:rPr>
+        <w:t xml:space="preserve">H4, architecture fusion</w:t>
+      </w:r>
+      <w:r>
+        <w:t xml:space="preserve">, is best represented in the seed corpus by three vision</w:t>
+      </w:r>
+      <w:r>
+        <w:t xml:space="preserve"> </w:t>
+      </w:r>
+      <w:r>
+        <w:t xml:space="preserve">studies. Sun et al.’s PCDETR</w:t>
+      </w:r>
+      <w:r>
+        <w:t xml:space="preserve"> </w:t>
+      </w:r>
+      <w:r>
+        <w:t xml:space="preserve">(</w:t>
+      </w:r>
+      <w:r>
+        <w:t xml:space="preserve">Sun et al.</w:t>
+      </w:r>
+      <w:r>
+        <w:t xml:space="preserve">, 2023)</w:t>
+      </w:r>
+      <w:r>
+        <w:t xml:space="preserve"> </w:t>
+      </w:r>
+      <w:r>
+        <w:t xml:space="preserve">fuses a Swin-Transformer and a</w:t>
+      </w:r>
+      <w:r>
+        <w:t xml:space="preserve"> </w:t>
+      </w:r>
+      <w:r>
+        <w:t xml:space="preserve">ResNet backbone for pavement crack detection and reports near-identical average</w:t>
+      </w:r>
+      <w:r>
+        <w:t xml:space="preserve"> </w:t>
+      </w:r>
+      <w:r>
+        <w:t xml:space="preserve">precision on the authors’ own dataset and on COCO (45.6% vs. 45.8%) — a similarity</w:t>
+      </w:r>
+      <w:r>
+        <w:t xml:space="preserve"> </w:t>
+      </w:r>
+      <w:r>
+        <w:t xml:space="preserve">close enough across two very different image domains to warrant scrutiny rather</w:t>
+      </w:r>
+      <w:r>
+        <w:t xml:space="preserve"> </w:t>
+      </w:r>
+      <w:r>
+        <w:t xml:space="preserve">than to be read at face value as evidence of robust transfer. Alshawabkeh et al.</w:t>
+      </w:r>
+      <w:r>
+        <w:t xml:space="preserve"> </w:t>
+      </w:r>
+      <w:r>
+        <w:t xml:space="preserve">(</w:t>
+      </w:r>
+      <w:r>
+        <w:t xml:space="preserve">Alshawabkeh et al.</w:t>
+      </w:r>
+      <w:r>
+        <w:t xml:space="preserve">, 2023)</w:t>
+      </w:r>
+      <w:r>
+        <w:t xml:space="preserve"> </w:t>
+      </w:r>
+      <w:r>
+        <w:t xml:space="preserve">and Elhariri et al.</w:t>
+      </w:r>
+      <w:r>
+        <w:t xml:space="preserve"> </w:t>
+      </w:r>
+      <w:r>
+        <w:t xml:space="preserve">(Elhariri et al., 2020)</w:t>
+      </w:r>
+      <w:r>
+        <w:t xml:space="preserve"> </w:t>
+      </w:r>
+      <w:r>
+        <w:t xml:space="preserve">both couple</w:t>
+      </w:r>
+      <w:r>
+        <w:t xml:space="preserve"> </w:t>
+      </w:r>
+      <w:r>
+        <w:t xml:space="preserve">deep and hand-crafted feature extraction with a metaheuristic feature-selection</w:t>
+      </w:r>
+      <w:r>
+        <w:t xml:space="preserve"> </w:t>
+      </w:r>
+      <w:r>
+        <w:t xml:space="preserve">stage (jointly H1 and H4 under the taxonomy in §4), and both report a staged,</w:t>
+      </w:r>
+      <w:r>
+        <w:t xml:space="preserve"> </w:t>
+      </w:r>
+      <w:r>
+        <w:t xml:space="preserve">within-paper ablation — deep features alone, then with the added classifier, then</w:t>
+      </w:r>
+      <w:r>
+        <w:t xml:space="preserve"> </w:t>
+      </w:r>
+      <w:r>
+        <w:t xml:space="preserve">with the added optimiser — which is the design §9’s premium construct depends on</w:t>
+      </w:r>
+      <w:r>
+        <w:t xml:space="preserve"> </w:t>
+      </w:r>
+      <w:r>
+        <w:t xml:space="preserve">and which most H1 studies elsewhere in the corpus do not provide.</w:t>
+      </w:r>
+    </w:p>
+    <w:p>
+      <w:pPr>
+        <w:pStyle w:val="BodyText"/>
+      </w:pPr>
+      <w:r>
+        <w:rPr>
+          <w:b/>
+          <w:bCs/>
+        </w:rPr>
+        <w:t xml:space="preserve">H5, heterogeneous stacking</w:t>
+      </w:r>
+      <w:r>
+        <w:t xml:space="preserve">, has one clear positive and one ambiguous exemplar</w:t>
+      </w:r>
+      <w:r>
+        <w:t xml:space="preserve"> </w:t>
+      </w:r>
+      <w:r>
+        <w:t xml:space="preserve">in the corpus, both already introduced in §9: Huang et al.</w:t>
+      </w:r>
+      <w:r>
+        <w:t xml:space="preserve"> </w:t>
+      </w:r>
+      <w:r>
+        <w:t xml:space="preserve">(</w:t>
+      </w:r>
+      <w:r>
+        <w:t xml:space="preserve">Huang et al.</w:t>
+      </w:r>
+      <w:r>
+        <w:t xml:space="preserve">, 2025)</w:t>
+      </w:r>
+      <w:r>
+        <w:t xml:space="preserve"> </w:t>
+      </w:r>
+      <w:r>
+        <w:t xml:space="preserve">train their meta-learner on cross-validated rather than</w:t>
+      </w:r>
+      <w:r>
+        <w:t xml:space="preserve"> </w:t>
+      </w:r>
+      <w:r>
+        <w:t xml:space="preserve">in-fold base-model predictions specifically to avoid leakage, and is cited</w:t>
+      </w:r>
+      <w:r>
+        <w:t xml:space="preserve"> </w:t>
+      </w:r>
+      <w:r>
+        <w:t xml:space="preserve">throughout this review (§9, §10) as the type’s positive case; Yu et al.</w:t>
+      </w:r>
+      <w:r>
+        <w:t xml:space="preserve"> </w:t>
+      </w:r>
+      <w:r>
+        <w:t xml:space="preserve">(</w:t>
+      </w:r>
+      <w:r>
+        <w:t xml:space="preserve">Yu et al.</w:t>
+      </w:r>
+      <w:r>
+        <w:t xml:space="preserve">, 2020)</w:t>
+      </w:r>
+      <w:r>
+        <w:t xml:space="preserve"> </w:t>
+      </w:r>
+      <w:r>
+        <w:t xml:space="preserve">stack five heterogeneous learners for tunnel pavement performance</w:t>
+      </w:r>
+      <w:r>
+        <w:t xml:space="preserve"> </w:t>
+      </w:r>
+      <w:r>
+        <w:t xml:space="preserve">within a digital-twin framework and report strong deployment integration, but</w:t>
+      </w:r>
+      <w:r>
+        <w:t xml:space="preserve"> </w:t>
+      </w:r>
+      <w:r>
+        <w:t xml:space="preserve">without the explicit leakage-avoidance statement that distinguishes Huang et al.’s</w:t>
+      </w:r>
+      <w:r>
+        <w:t xml:space="preserve"> </w:t>
+      </w:r>
+      <w:r>
+        <w:t xml:space="preserve">design.</w:t>
+      </w:r>
+    </w:p>
+    <w:p>
+      <w:pPr>
+        <w:pStyle w:val="BodyText"/>
+      </w:pPr>
+      <w:r>
+        <w:rPr>
+          <w:b/>
+          <w:bCs/>
+        </w:rPr>
+        <w:t xml:space="preserve">H6, decomposition then learn</w:t>
+      </w:r>
+      <w:r>
+        <w:t xml:space="preserve">, is the one taxonomy type with, at the time of</w:t>
+      </w:r>
+      <w:r>
+        <w:t xml:space="preserve"> </w:t>
+      </w:r>
+      <w:r>
+        <w:t xml:space="preserve">writing, no confirmed pavement-specific exemplar in the seed corpus — every</w:t>
+      </w:r>
+      <w:r>
+        <w:t xml:space="preserve"> </w:t>
+      </w:r>
+      <w:r>
+        <w:t xml:space="preserve">wavelet- or VMD-based candidate located in the search so far belongs to an adjacent</w:t>
+      </w:r>
+      <w:r>
+        <w:t xml:space="preserve"> </w:t>
+      </w:r>
+      <w:r>
+        <w:t xml:space="preserve">domain (bridge deflection monitoring, energy-price forecasting) rather than to</w:t>
+      </w:r>
+      <w:r>
+        <w:t xml:space="preserve"> </w:t>
+      </w:r>
+      <w:r>
+        <w:t xml:space="preserve">pavement engineering directly. Its absence is reported here as a finding in its own</w:t>
+      </w:r>
+      <w:r>
+        <w:t xml:space="preserve"> </w:t>
+      </w:r>
+      <w:r>
+        <w:t xml:space="preserve">right, to be confirmed or overturned once the completed harvest is available, rather</w:t>
+      </w:r>
+      <w:r>
+        <w:t xml:space="preserve"> </w:t>
+      </w:r>
+      <w:r>
+        <w:t xml:space="preserve">than silently omitted.</w:t>
+      </w:r>
+    </w:p>
+    <w:p>
+      <w:pPr>
+        <w:pStyle w:val="BodyText"/>
+      </w:pPr>
+      <w:r>
+        <w:rPr>
+          <w:b/>
+          <w:bCs/>
+        </w:rPr>
+        <w:t xml:space="preserve">H3 (physics-informed)</w:t>
+      </w:r>
+      <w:r>
+        <w:t xml:space="preserve"> </w:t>
+      </w:r>
+      <w:r>
+        <w:t xml:space="preserve">and</w:t>
+      </w:r>
+      <w:r>
+        <w:t xml:space="preserve"> </w:t>
+      </w:r>
+      <w:r>
+        <w:rPr>
+          <w:b/>
+          <w:bCs/>
+        </w:rPr>
+        <w:t xml:space="preserve">H7 (symbolic</w:t>
+      </w:r>
+      <w:r>
+        <w:rPr>
+          <w:b/>
+          <w:bCs/>
+        </w:rPr>
+        <w:t xml:space="preserve">numeric)</w:t>
+      </w:r>
+      <w:r>
+        <w:t xml:space="preserve"> </w:t>
+      </w:r>
+      <w:r>
+        <w:t xml:space="preserve">are each</w:t>
+      </w:r>
+      <w:r>
+        <w:t xml:space="preserve"> </w:t>
+      </w:r>
+      <w:r>
+        <w:t xml:space="preserve">introduced in §6 and §5 respectively</w:t>
+      </w:r>
+      <w:r>
+        <w:t xml:space="preserve"> </w:t>
+      </w:r>
+      <w:r>
+        <w:t xml:space="preserve">(</w:t>
       </w:r>
       <w:r>
         <w:t xml:space="preserve">Ghanizadeh et al.</w:t>
       </w:r>
       <w:r>
-        <w:t xml:space="preserve"> </w:t>
-      </w:r>
-      <w:r>
-        <w:t xml:space="preserve">(2024)</w:t>
-      </w:r>
-      <w:r>
-        <w:t xml:space="preserve"> </w:t>
-      </w:r>
-      <w:r>
-        <w:t xml:space="preserve">for the symbolic–numeric case.</w:t>
+        <w:t xml:space="preserve">, 2024;</w:t>
+      </w:r>
+      <w:r>
+        <w:t xml:space="preserve"> </w:t>
+      </w:r>
+      <w:r>
+        <w:t xml:space="preserve">Ghorbani et al.</w:t>
+      </w:r>
+      <w:r>
+        <w:t xml:space="preserve">, 2020; Pasupunuri et al., 2024)</w:t>
+      </w:r>
+      <w:r>
+        <w:t xml:space="preserve"> </w:t>
+      </w:r>
+      <w:r>
+        <w:t xml:space="preserve">and are not repeated here in</w:t>
+      </w:r>
+      <w:r>
+        <w:t xml:space="preserve"> </w:t>
+      </w:r>
+      <w:r>
+        <w:t xml:space="preserve">full; both recur in §10’s discussion of what a validated, mechanically consistent</w:t>
+      </w:r>
+      <w:r>
+        <w:t xml:space="preserve"> </w:t>
+      </w:r>
+      <w:r>
+        <w:t xml:space="preserve">model should be able to claim about its own interpretability that a purely post-hoc</w:t>
+      </w:r>
+      <w:r>
+        <w:t xml:space="preserve"> </w:t>
+      </w:r>
+      <w:r>
+        <w:t xml:space="preserve">explanation of an unvalidated model cannot.</w:t>
       </w:r>
     </w:p>
     <w:bookmarkEnd w:id="31"/>
@@ -4865,7 +6170,19 @@
         <w:pStyle w:val="FirstParagraph"/>
       </w:pPr>
       <w:r>
-        <w:t xml:space="preserve">A premium, once measured, still needs to be worth having. Hosseini and Smadi</w:t>
+        <w:t xml:space="preserve">A premium, once measured, still needs to be worth having. Two studies, from either</w:t>
+      </w:r>
+      <w:r>
+        <w:t xml:space="preserve"> </w:t>
+      </w:r>
+      <w:r>
+        <w:t xml:space="preserve">end of the pavement management hierarchy, supply a yardstick for judging that.</w:t>
+      </w:r>
+      <w:r>
+        <w:t xml:space="preserve"> </w:t>
+      </w:r>
+      <w:r>
+        <w:t xml:space="preserve">Hosseini and Smadi</w:t>
       </w:r>
       <w:r>
         <w:t xml:space="preserve"> </w:t>
@@ -4877,43 +6194,76 @@
         <w:t xml:space="preserve"> </w:t>
       </w:r>
       <w:r>
-        <w:t xml:space="preserve">provide the sharpest available answer to that question,</w:t>
-      </w:r>
-      <w:r>
-        <w:t xml:space="preserve"> </w:t>
-      </w:r>
-      <w:r>
-        <w:t xml:space="preserve">though the paper itself is about prediction error rather than hybridisation as</w:t>
-      </w:r>
-      <w:r>
-        <w:t xml:space="preserve"> </w:t>
-      </w:r>
-      <w:r>
-        <w:t xml:space="preserve">such: injecting 10–90% error into a pavement performance prediction and</w:t>
-      </w:r>
-      <w:r>
-        <w:t xml:space="preserve"> </w:t>
-      </w:r>
-      <w:r>
-        <w:t xml:space="preserve">propagating it through a 20-year network-level maintenance and rehabilitation</w:t>
-      </w:r>
-      <w:r>
-        <w:t xml:space="preserve"> </w:t>
-      </w:r>
-      <w:r>
-        <w:t xml:space="preserve">schedule, they price the resulting treatment-cost consequence directly. That result</w:t>
-      </w:r>
-      <w:r>
-        <w:t xml:space="preserve"> </w:t>
-      </w:r>
-      <w:r>
-        <w:t xml:space="preserve">supplies the yardstick a hybridisation premium should be measured against — not</w:t>
-      </w:r>
-      <w:r>
-        <w:t xml:space="preserve"> </w:t>
-      </w:r>
-      <w:r>
-        <w:t xml:space="preserve">whether</w:t>
+        <w:t xml:space="preserve">work at the network level: injecting</w:t>
+      </w:r>
+      <w:r>
+        <w:t xml:space="preserve"> </w:t>
+      </w:r>
+      <w:r>
+        <w:t xml:space="preserve">10–90% error into a pavement performance prediction and propagating it through a</w:t>
+      </w:r>
+      <w:r>
+        <w:t xml:space="preserve"> </w:t>
+      </w:r>
+      <w:r>
+        <w:t xml:space="preserve">20-year network-level maintenance and rehabilitation schedule, they price the</w:t>
+      </w:r>
+      <w:r>
+        <w:t xml:space="preserve"> </w:t>
+      </w:r>
+      <w:r>
+        <w:t xml:space="preserve">resulting treatment-cost consequence directly. Georgouli, Plati and Loizos</w:t>
+      </w:r>
+      <w:r>
+        <w:t xml:space="preserve"> </w:t>
+      </w:r>
+      <w:r>
+        <w:t xml:space="preserve">(Georgouli et al., 2026)</w:t>
+      </w:r>
+      <w:r>
+        <w:t xml:space="preserve">, newer and at the project level, price the same kind of</w:t>
+      </w:r>
+      <w:r>
+        <w:t xml:space="preserve"> </w:t>
+      </w:r>
+      <w:r>
+        <w:t xml:space="preserve">consequence for a single input rather than a whole prediction: they show that the</w:t>
+      </w:r>
+      <w:r>
+        <w:t xml:space="preserve"> </w:t>
+      </w:r>
+      <w:r>
+        <w:t xml:space="preserve">choice between the NCHRP 1-37A dynamic-modulus model and a locally calibrated</w:t>
+      </w:r>
+      <w:r>
+        <w:t xml:space="preserve"> </w:t>
+      </w:r>
+      <w:r>
+        <w:t xml:space="preserve">alternative propagates through a mechanistic-empirical rutting simulation (3D-Move)</w:t>
+      </w:r>
+      <w:r>
+        <w:t xml:space="preserve"> </w:t>
+      </w:r>
+      <w:r>
+        <w:t xml:space="preserve">into a materially different rutting estimate, with the uncalibrated model</w:t>
+      </w:r>
+      <w:r>
+        <w:t xml:space="preserve"> </w:t>
+      </w:r>
+      <w:r>
+        <w:t xml:space="preserve">systematically overestimating deformation. Read together, the two studies supply a</w:t>
+      </w:r>
+      <w:r>
+        <w:t xml:space="preserve"> </w:t>
+      </w:r>
+      <w:r>
+        <w:t xml:space="preserve">yardstick for a hybridisation premium at both ends of the pavement management</w:t>
+      </w:r>
+      <w:r>
+        <w:t xml:space="preserve"> </w:t>
+      </w:r>
+      <w:r>
+        <w:t xml:space="preserve">hierarchy — not whether</w:t>
       </w:r>
       <w:r>
         <w:t xml:space="preserve"> </w:t>
@@ -4953,19 +6303,25 @@
         <w:t xml:space="preserve"> </w:t>
       </w:r>
       <w:r>
-        <w:t xml:space="preserve">is large enough, at the accuracy level</w:t>
-      </w:r>
-      <w:r>
-        <w:t xml:space="preserve"> </w:t>
-      </w:r>
-      <w:r>
-        <w:t xml:space="preserve">the underlying prediction task already operates at, to change which treatment gets</w:t>
-      </w:r>
-      <w:r>
-        <w:t xml:space="preserve"> </w:t>
-      </w:r>
-      <w:r>
-        <w:t xml:space="preserve">scheduled, or when. A premium of a few hundredths of a unit of R</w:t>
+        <w:t xml:space="preserve">is large enough, at the</w:t>
+      </w:r>
+      <w:r>
+        <w:t xml:space="preserve"> </w:t>
+      </w:r>
+      <w:r>
+        <w:t xml:space="preserve">accuracy level the underlying prediction task already operates at, to change which</w:t>
+      </w:r>
+      <w:r>
+        <w:t xml:space="preserve"> </w:t>
+      </w:r>
+      <w:r>
+        <w:t xml:space="preserve">treatment gets scheduled, when, or how a single input propagates through a</w:t>
+      </w:r>
+      <w:r>
+        <w:t xml:space="preserve"> </w:t>
+      </w:r>
+      <w:r>
+        <w:t xml:space="preserve">downstream design calculation. A premium of a few hundredths of a unit of R</w:t>
       </w:r>
       <w:r>
         <w:rPr>
@@ -4974,13 +6330,13 @@
         <w:t xml:space="preserve">2</w:t>
       </w:r>
       <w:r>
-        <w:t xml:space="preserve">, of the kind</w:t>
-      </w:r>
-      <w:r>
-        <w:t xml:space="preserve"> </w:t>
-      </w:r>
-      <w:r>
-        <w:t xml:space="preserve">several rows in</w:t>
+        <w:t xml:space="preserve">, of</w:t>
+      </w:r>
+      <w:r>
+        <w:t xml:space="preserve"> </w:t>
+      </w:r>
+      <w:r>
+        <w:t xml:space="preserve">the kind several rows in</w:t>
       </w:r>
       <w:r>
         <w:t xml:space="preserve"> </w:t>
@@ -4997,37 +6353,37 @@
         <w:t xml:space="preserve"> </w:t>
       </w:r>
       <w:r>
-        <w:t xml:space="preserve">report or gesture toward, is a strong</w:t>
-      </w:r>
-      <w:r>
-        <w:t xml:space="preserve"> </w:t>
-      </w:r>
-      <w:r>
-        <w:t xml:space="preserve">candidate for being decision-irrelevant by this standard; the completed audit will</w:t>
-      </w:r>
-      <w:r>
-        <w:t xml:space="preserve"> </w:t>
-      </w:r>
-      <w:r>
-        <w:t xml:space="preserve">report, for every study where both a premium and enough contextual detail are</w:t>
-      </w:r>
-      <w:r>
-        <w:t xml:space="preserve"> </w:t>
-      </w:r>
-      <w:r>
-        <w:t xml:space="preserve">available, whether the premium plausibly clears this bar or not. This section will</w:t>
-      </w:r>
-      <w:r>
-        <w:t xml:space="preserve"> </w:t>
-      </w:r>
-      <w:r>
-        <w:t xml:space="preserve">be completed once that judgement can be made study by study rather than asserted</w:t>
-      </w:r>
-      <w:r>
-        <w:t xml:space="preserve"> </w:t>
-      </w:r>
-      <w:r>
-        <w:t xml:space="preserve">in general.</w:t>
+        <w:t xml:space="preserve">report or gesture toward, is a</w:t>
+      </w:r>
+      <w:r>
+        <w:t xml:space="preserve"> </w:t>
+      </w:r>
+      <w:r>
+        <w:t xml:space="preserve">strong candidate for being decision-irrelevant by this standard; the completed</w:t>
+      </w:r>
+      <w:r>
+        <w:t xml:space="preserve"> </w:t>
+      </w:r>
+      <w:r>
+        <w:t xml:space="preserve">audit will report, for every study where both a premium and enough contextual</w:t>
+      </w:r>
+      <w:r>
+        <w:t xml:space="preserve"> </w:t>
+      </w:r>
+      <w:r>
+        <w:t xml:space="preserve">detail are available, whether the premium plausibly clears this bar or not. This</w:t>
+      </w:r>
+      <w:r>
+        <w:t xml:space="preserve"> </w:t>
+      </w:r>
+      <w:r>
+        <w:t xml:space="preserve">section will be completed once that judgement can be made study by study rather</w:t>
+      </w:r>
+      <w:r>
+        <w:t xml:space="preserve"> </w:t>
+      </w:r>
+      <w:r>
+        <w:t xml:space="preserve">than asserted in general.</w:t>
       </w:r>
     </w:p>
     <w:bookmarkEnd w:id="38"/>
@@ -5353,7 +6709,521 @@
         <w:pStyle w:val="FirstParagraph"/>
       </w:pPr>
       <w:r>
-        <w:t xml:space="preserve">PLACEHOLDER.</w:t>
+        <w:t xml:space="preserve">The seed corpus and the taxonomy built from it are sufficient to state a research</w:t>
+      </w:r>
+      <w:r>
+        <w:t xml:space="preserve"> </w:t>
+      </w:r>
+      <w:r>
+        <w:t xml:space="preserve">agenda now, even though the systematic audit that will refine it is not yet</w:t>
+      </w:r>
+      <w:r>
+        <w:t xml:space="preserve"> </w:t>
+      </w:r>
+      <w:r>
+        <w:t xml:space="preserve">complete. Ten directions follow, each stated as a testable question paired with the</w:t>
+      </w:r>
+      <w:r>
+        <w:t xml:space="preserve"> </w:t>
+      </w:r>
+      <w:r>
+        <w:t xml:space="preserve">data and method that would settle it, rather than as a general aspiration.</w:t>
+      </w:r>
+    </w:p>
+    <w:p>
+      <w:pPr>
+        <w:pStyle w:val="Compact"/>
+        <w:numPr>
+          <w:ilvl w:val="0"/>
+          <w:numId w:val="1001"/>
+        </w:numPr>
+      </w:pPr>
+      <w:r>
+        <w:rPr>
+          <w:b/>
+          <w:bCs/>
+        </w:rPr>
+        <w:t xml:space="preserve">The missing baseline.</w:t>
+      </w:r>
+      <w:r>
+        <w:t xml:space="preserve"> </w:t>
+      </w:r>
+      <w:r>
+        <w:t xml:space="preserve">For every H1/H2 study reporting a hybrid model,</w:t>
+      </w:r>
+      <w:r>
+        <w:t xml:space="preserve"> </w:t>
+      </w:r>
+      <w:r>
+        <w:t xml:space="preserve">does the paper also report the same base learner tuned conventionally, on the</w:t>
+      </w:r>
+      <w:r>
+        <w:t xml:space="preserve"> </w:t>
+      </w:r>
+      <w:r>
+        <w:t xml:space="preserve">same partition and metric, under a comparable search budget? §9’s preliminary</w:t>
+      </w:r>
+      <w:r>
+        <w:t xml:space="preserve"> </w:t>
+      </w:r>
+      <w:r>
+        <w:t xml:space="preserve">evidence suggests the answer is usually no; the completed audit will report how</w:t>
+      </w:r>
+      <w:r>
+        <w:t xml:space="preserve"> </w:t>
+      </w:r>
+      <w:r>
+        <w:t xml:space="preserve">often, across the full corpus, not just the five within-paper cases examined</w:t>
+      </w:r>
+      <w:r>
+        <w:t xml:space="preserve"> </w:t>
+      </w:r>
+      <w:r>
+        <w:t xml:space="preserve">so far.</w:t>
+      </w:r>
+    </w:p>
+    <w:p>
+      <w:pPr>
+        <w:pStyle w:val="Compact"/>
+        <w:numPr>
+          <w:ilvl w:val="0"/>
+          <w:numId w:val="1001"/>
+        </w:numPr>
+      </w:pPr>
+      <w:r>
+        <w:rPr>
+          <w:b/>
+          <w:bCs/>
+        </w:rPr>
+        <w:t xml:space="preserve">Search-budget parity.</w:t>
+      </w:r>
+      <w:r>
+        <w:t xml:space="preserve"> </w:t>
+      </w:r>
+      <w:r>
+        <w:t xml:space="preserve">Among H1/H2 studies, what fraction report the number</w:t>
+      </w:r>
+      <w:r>
+        <w:t xml:space="preserve"> </w:t>
+      </w:r>
+      <w:r>
+        <w:t xml:space="preserve">of function evaluations, iterations, or wall-clock time spent tuning the hybrid</w:t>
+      </w:r>
+      <w:r>
+        <w:t xml:space="preserve"> </w:t>
+      </w:r>
+      <w:r>
+        <w:t xml:space="preserve">arm versus the baseline arm? PAVE-ML item 12b is designed to make this</w:t>
+      </w:r>
+      <w:r>
+        <w:t xml:space="preserve"> </w:t>
+      </w:r>
+      <w:r>
+        <w:t xml:space="preserve">answerable at scale.</w:t>
+      </w:r>
+    </w:p>
+    <w:p>
+      <w:pPr>
+        <w:pStyle w:val="Compact"/>
+        <w:numPr>
+          <w:ilvl w:val="0"/>
+          <w:numId w:val="1001"/>
+        </w:numPr>
+      </w:pPr>
+      <w:r>
+        <w:rPr>
+          <w:b/>
+          <w:bCs/>
+        </w:rPr>
+        <w:t xml:space="preserve">Optimiser proliferation versus optimiser value.</w:t>
+      </w:r>
+      <w:r>
+        <w:t xml:space="preserve"> </w:t>
+      </w:r>
+      <w:r>
+        <w:t xml:space="preserve">Dozens of named</w:t>
+      </w:r>
+      <w:r>
+        <w:t xml:space="preserve"> </w:t>
+      </w:r>
+      <w:r>
+        <w:t xml:space="preserve">metaheuristics recur across this literature (§4). Does a newly proposed</w:t>
+      </w:r>
+      <w:r>
+        <w:t xml:space="preserve"> </w:t>
+      </w:r>
+      <w:r>
+        <w:t xml:space="preserve">optimiser outperform two or more established optimisers on the same pavement</w:t>
+      </w:r>
+      <w:r>
+        <w:t xml:space="preserve"> </w:t>
+      </w:r>
+      <w:r>
+        <w:t xml:space="preserve">problem, or only outperform an unspecified or untuned baseline? PAVE-ML item</w:t>
+      </w:r>
+      <w:r>
+        <w:t xml:space="preserve"> </w:t>
+      </w:r>
+      <w:r>
+        <w:t xml:space="preserve">12d targets this directly.</w:t>
+      </w:r>
+    </w:p>
+    <w:p>
+      <w:pPr>
+        <w:pStyle w:val="Compact"/>
+        <w:numPr>
+          <w:ilvl w:val="0"/>
+          <w:numId w:val="1001"/>
+        </w:numPr>
+      </w:pPr>
+      <w:r>
+        <w:rPr>
+          <w:b/>
+          <w:bCs/>
+        </w:rPr>
+        <w:t xml:space="preserve">Section-grouped partitioning for LTPP-derived studies.</w:t>
+      </w:r>
+      <w:r>
+        <w:t xml:space="preserve"> </w:t>
+      </w:r>
+      <w:r>
+        <w:t xml:space="preserve">Several</w:t>
+      </w:r>
+      <w:r>
+        <w:t xml:space="preserve"> </w:t>
+      </w:r>
+      <w:r>
+        <w:t xml:space="preserve">performance-prediction studies share overlapping LTPP substrates (§7). A</w:t>
+      </w:r>
+      <w:r>
+        <w:t xml:space="preserve"> </w:t>
+      </w:r>
+      <w:r>
+        <w:t xml:space="preserve">systematic re-derivation, from the LTPP database directly, of whether published</w:t>
+      </w:r>
+      <w:r>
+        <w:t xml:space="preserve"> </w:t>
+      </w:r>
+      <w:r>
+        <w:t xml:space="preserve">cross-validation folds respect section-level grouping would settle a question</w:t>
+      </w:r>
+      <w:r>
+        <w:t xml:space="preserve"> </w:t>
+      </w:r>
+      <w:r>
+        <w:t xml:space="preserve">the published papers’ abstracts cannot.</w:t>
+      </w:r>
+    </w:p>
+    <w:p>
+      <w:pPr>
+        <w:pStyle w:val="Compact"/>
+        <w:numPr>
+          <w:ilvl w:val="0"/>
+          <w:numId w:val="1001"/>
+        </w:numPr>
+      </w:pPr>
+      <w:r>
+        <w:rPr>
+          <w:b/>
+          <w:bCs/>
+        </w:rPr>
+        <w:t xml:space="preserve">The H6 gap.</w:t>
+      </w:r>
+      <w:r>
+        <w:t xml:space="preserve"> </w:t>
+      </w:r>
+      <w:r>
+        <w:t xml:space="preserve">No pavement-specific decomposition-then-learn (H6) study was</w:t>
+      </w:r>
+      <w:r>
+        <w:t xml:space="preserve"> </w:t>
+      </w:r>
+      <w:r>
+        <w:t xml:space="preserve">located in the seed corpus (§8). Is this a genuine absence in the pavement</w:t>
+      </w:r>
+      <w:r>
+        <w:t xml:space="preserve"> </w:t>
+      </w:r>
+      <w:r>
+        <w:t xml:space="preserve">literature, or an artefact of the search terms used so far? The completed</w:t>
+      </w:r>
+      <w:r>
+        <w:t xml:space="preserve"> </w:t>
+      </w:r>
+      <w:r>
+        <w:t xml:space="preserve">harvest, with its wider algorithm-name coverage, will distinguish the two.</w:t>
+      </w:r>
+    </w:p>
+    <w:p>
+      <w:pPr>
+        <w:pStyle w:val="Compact"/>
+        <w:numPr>
+          <w:ilvl w:val="0"/>
+          <w:numId w:val="1001"/>
+        </w:numPr>
+      </w:pPr>
+      <w:r>
+        <w:rPr>
+          <w:b/>
+          <w:bCs/>
+        </w:rPr>
+        <w:t xml:space="preserve">Physics-informed learning beyond one exemplar.</w:t>
+      </w:r>
+      <w:r>
+        <w:t xml:space="preserve"> </w:t>
+      </w:r>
+      <w:r>
+        <w:t xml:space="preserve">Pasupunuri et al. (2024)</w:t>
+      </w:r>
+      <w:r>
+        <w:t xml:space="preserve"> </w:t>
+      </w:r>
+      <w:r>
+        <w:t xml:space="preserve">is</w:t>
+      </w:r>
+      <w:r>
+        <w:t xml:space="preserve"> </w:t>
+      </w:r>
+      <w:r>
+        <w:t xml:space="preserve">presently the seed corpus’s only clear H3 case. Does the completed harvest find</w:t>
+      </w:r>
+      <w:r>
+        <w:t xml:space="preserve"> </w:t>
+      </w:r>
+      <w:r>
+        <w:t xml:space="preserve">others, and if genuinely few exist, why has physics-constrained learning been</w:t>
+      </w:r>
+      <w:r>
+        <w:t xml:space="preserve"> </w:t>
+      </w:r>
+      <w:r>
+        <w:t xml:space="preserve">adopted so much more slowly in pavement engineering than in adjacent fields</w:t>
+      </w:r>
+      <w:r>
+        <w:t xml:space="preserve"> </w:t>
+      </w:r>
+      <w:r>
+        <w:t xml:space="preserve">such as structural health monitoring?</w:t>
+      </w:r>
+    </w:p>
+    <w:p>
+      <w:pPr>
+        <w:pStyle w:val="Compact"/>
+        <w:numPr>
+          <w:ilvl w:val="0"/>
+          <w:numId w:val="1001"/>
+        </w:numPr>
+      </w:pPr>
+      <w:r>
+        <w:rPr>
+          <w:b/>
+          <w:bCs/>
+        </w:rPr>
+        <w:t xml:space="preserve">Interpretability on validated models only.</w:t>
+      </w:r>
+      <w:r>
+        <w:t xml:space="preserve"> </w:t>
+      </w:r>
+      <w:r>
+        <w:t xml:space="preserve">§10 and §11 argue that a SHAP or</w:t>
+      </w:r>
+      <w:r>
+        <w:t xml:space="preserve"> </w:t>
+      </w:r>
+      <w:r>
+        <w:t xml:space="preserve">Garson decomposition computed on a model with no external validation ranks the</w:t>
+      </w:r>
+      <w:r>
+        <w:t xml:space="preserve"> </w:t>
+      </w:r>
+      <w:r>
+        <w:t xml:space="preserve">structure of the training data rather than the physics of the pavement. What</w:t>
+      </w:r>
+      <w:r>
+        <w:t xml:space="preserve"> </w:t>
+      </w:r>
+      <w:r>
+        <w:t xml:space="preserve">share of the corpus’s interpretability-method studies pair the explanation with</w:t>
+      </w:r>
+      <w:r>
+        <w:t xml:space="preserve"> </w:t>
+      </w:r>
+      <w:r>
+        <w:t xml:space="preserve">a validated model, by the external-validation criterion in §2.3?</w:t>
+      </w:r>
+    </w:p>
+    <w:p>
+      <w:pPr>
+        <w:pStyle w:val="Compact"/>
+        <w:numPr>
+          <w:ilvl w:val="0"/>
+          <w:numId w:val="1001"/>
+        </w:numPr>
+      </w:pPr>
+      <w:r>
+        <w:rPr>
+          <w:b/>
+          <w:bCs/>
+        </w:rPr>
+        <w:t xml:space="preserve">The efficiency dimension of hybridisation.</w:t>
+      </w:r>
+      <w:r>
+        <w:t xml:space="preserve"> </w:t>
+      </w:r>
+      <w:r>
+        <w:t xml:space="preserve">Most studies in this corpus</w:t>
+      </w:r>
+      <w:r>
+        <w:t xml:space="preserve"> </w:t>
+      </w:r>
+      <w:r>
+        <w:t xml:space="preserve">report only accuracy gains.</w:t>
+      </w:r>
+      <w:r>
+        <w:t xml:space="preserve"> </w:t>
+      </w:r>
+      <w:r>
+        <w:t xml:space="preserve">Elhariri et al. (2020)</w:t>
+      </w:r>
+      <w:r>
+        <w:t xml:space="preserve"> </w:t>
+      </w:r>
+      <w:r>
+        <w:t xml:space="preserve">is the seed corpus’s only</w:t>
+      </w:r>
+      <w:r>
+        <w:t xml:space="preserve"> </w:t>
+      </w:r>
+      <w:r>
+        <w:t xml:space="preserve">example reporting a feature-set reduction alongside an accuracy claim. A</w:t>
+      </w:r>
+      <w:r>
+        <w:t xml:space="preserve"> </w:t>
+      </w:r>
+      <w:r>
+        <w:t xml:space="preserve">systematic accounting of computational-cost reporting (PAVE-ML item 19) would</w:t>
+      </w:r>
+      <w:r>
+        <w:t xml:space="preserve"> </w:t>
+      </w:r>
+      <w:r>
+        <w:t xml:space="preserve">establish whether hybridisation’s practical case rests on accuracy, efficiency,</w:t>
+      </w:r>
+      <w:r>
+        <w:t xml:space="preserve"> </w:t>
+      </w:r>
+      <w:r>
+        <w:t xml:space="preserve">or an unexamined mixture of both.</w:t>
+      </w:r>
+    </w:p>
+    <w:p>
+      <w:pPr>
+        <w:pStyle w:val="Compact"/>
+        <w:numPr>
+          <w:ilvl w:val="0"/>
+          <w:numId w:val="1001"/>
+        </w:numPr>
+      </w:pPr>
+      <w:r>
+        <w:rPr>
+          <w:b/>
+          <w:bCs/>
+        </w:rPr>
+        <w:t xml:space="preserve">Deployment evidence as an outcome variable.</w:t>
+      </w:r>
+      <w:r>
+        <w:t xml:space="preserve"> </w:t>
+      </w:r>
+      <w:r>
+        <w:t xml:space="preserve">§9’s deployment-evidence ladder</w:t>
+      </w:r>
+      <w:r>
+        <w:t xml:space="preserve"> </w:t>
+      </w:r>
+      <w:r>
+        <w:t xml:space="preserve">(none through field trial) is, on current evidence, heavily weighted toward its</w:t>
+      </w:r>
+      <w:r>
+        <w:t xml:space="preserve"> </w:t>
+      </w:r>
+      <w:r>
+        <w:t xml:space="preserve">lower rungs. Does deployment evidence correlate with any of the rigour-audit</w:t>
+      </w:r>
+      <w:r>
+        <w:t xml:space="preserve"> </w:t>
+      </w:r>
+      <w:r>
+        <w:t xml:space="preserve">fields — external validation, baseline strength — or are the two independent,</w:t>
+      </w:r>
+      <w:r>
+        <w:t xml:space="preserve"> </w:t>
+      </w:r>
+      <w:r>
+        <w:t xml:space="preserve">which would itself be a notable finding about how this field’s incentives</w:t>
+      </w:r>
+      <w:r>
+        <w:t xml:space="preserve"> </w:t>
+      </w:r>
+      <w:r>
+        <w:t xml:space="preserve">currently operate?</w:t>
+      </w:r>
+    </w:p>
+    <w:p>
+      <w:pPr>
+        <w:pStyle w:val="Compact"/>
+        <w:numPr>
+          <w:ilvl w:val="0"/>
+          <w:numId w:val="1001"/>
+        </w:numPr>
+      </w:pPr>
+      <w:r>
+        <w:rPr>
+          <w:b/>
+          <w:bCs/>
+        </w:rPr>
+        <w:t xml:space="preserve">Replication of the premium construct outside pavement engineering.</w:t>
+      </w:r>
+      <w:r>
+        <w:t xml:space="preserve"> </w:t>
+      </w:r>
+      <w:r>
+        <w:t xml:space="preserve">The</w:t>
+      </w:r>
+      <w:r>
+        <w:t xml:space="preserve"> </w:t>
+      </w:r>
+      <w:r>
+        <w:t xml:space="preserve">tuned-baseline problem this review documents is unlikely to be unique to</w:t>
+      </w:r>
+      <w:r>
+        <w:t xml:space="preserve"> </w:t>
+      </w:r>
+      <w:r>
+        <w:t xml:space="preserve">pavement engineering. A parallel audit in an adjacent data-driven civil</w:t>
+      </w:r>
+      <w:r>
+        <w:t xml:space="preserve"> </w:t>
+      </w:r>
+      <w:r>
+        <w:t xml:space="preserve">engineering literature — concrete mix design, geotechnical site</w:t>
+      </w:r>
+      <w:r>
+        <w:t xml:space="preserve"> </w:t>
+      </w:r>
+      <w:r>
+        <w:t xml:space="preserve">characterisation — would establish whether the pattern is domain-specific or</w:t>
+      </w:r>
+      <w:r>
+        <w:t xml:space="preserve"> </w:t>
+      </w:r>
+      <w:r>
+        <w:t xml:space="preserve">a broader feature of how metaheuristic-learner hybrids are currently reported</w:t>
+      </w:r>
+      <w:r>
+        <w:t xml:space="preserve"> </w:t>
+      </w:r>
+      <w:r>
+        <w:t xml:space="preserve">across civil engineering.</w:t>
       </w:r>
     </w:p>
     <w:bookmarkEnd w:id="40"/>
@@ -5371,7 +7241,234 @@
         <w:pStyle w:val="FirstParagraph"/>
       </w:pPr>
       <w:r>
-        <w:t xml:space="preserve">PLACEHOLDER.</w:t>
+        <w:t xml:space="preserve">Four conclusions follow from the evidence assembled so far.</w:t>
+      </w:r>
+    </w:p>
+    <w:p>
+      <w:pPr>
+        <w:pStyle w:val="BodyText"/>
+      </w:pPr>
+      <w:r>
+        <w:t xml:space="preserve">First, a literature search restricted to the vocabulary of</w:t>
+      </w:r>
+      <w:r>
+        <w:t xml:space="preserve"> </w:t>
+      </w:r>
+      <w:r>
+        <w:t xml:space="preserve">“hybrid”</w:t>
+      </w:r>
+      <w:r>
+        <w:t xml:space="preserve"> </w:t>
+      </w:r>
+      <w:r>
+        <w:t xml:space="preserve">models</w:t>
+      </w:r>
+      <w:r>
+        <w:t xml:space="preserve"> </w:t>
+      </w:r>
+      <w:r>
+        <w:t xml:space="preserve">undercounts this field’s actual hybridisation activity, because a meaningful share</w:t>
+      </w:r>
+      <w:r>
+        <w:t xml:space="preserve"> </w:t>
+      </w:r>
+      <w:r>
+        <w:t xml:space="preserve">of qualifying studies describe themselves through optimiser names, not through the</w:t>
+      </w:r>
+      <w:r>
+        <w:t xml:space="preserve"> </w:t>
+      </w:r>
+      <w:r>
+        <w:t xml:space="preserve">word hybrid itself. The algorithm-driven search protocol in §2 is offered as a</w:t>
+      </w:r>
+      <w:r>
+        <w:t xml:space="preserve"> </w:t>
+      </w:r>
+      <w:r>
+        <w:t xml:space="preserve">partial remedy, and the completed manuscript will report, from the finished</w:t>
+      </w:r>
+      <w:r>
+        <w:t xml:space="preserve"> </w:t>
+      </w:r>
+      <w:r>
+        <w:t xml:space="preserve">harvest, what fraction of the eligible literature a label-only search would have</w:t>
+      </w:r>
+      <w:r>
+        <w:t xml:space="preserve"> </w:t>
+      </w:r>
+      <w:r>
+        <w:t xml:space="preserve">missed.</w:t>
+      </w:r>
+    </w:p>
+    <w:p>
+      <w:pPr>
+        <w:pStyle w:val="BodyText"/>
+      </w:pPr>
+      <w:r>
+        <w:t xml:space="preserve">Second, the taxonomy in §4 shows that</w:t>
+      </w:r>
+      <w:r>
+        <w:t xml:space="preserve"> </w:t>
+      </w:r>
+      <w:r>
+        <w:t xml:space="preserve">“hybrid”</w:t>
+      </w:r>
+      <w:r>
+        <w:t xml:space="preserve"> </w:t>
+      </w:r>
+      <w:r>
+        <w:t xml:space="preserve">currently functions as a single</w:t>
+      </w:r>
+      <w:r>
+        <w:t xml:space="preserve"> </w:t>
+      </w:r>
+      <w:r>
+        <w:t xml:space="preserve">label over at least seven structurally and theoretically distinct couplings, each</w:t>
+      </w:r>
+      <w:r>
+        <w:t xml:space="preserve"> </w:t>
+      </w:r>
+      <w:r>
+        <w:t xml:space="preserve">with its own characteristic failure mode. Collapsing them, as the field’s current</w:t>
+      </w:r>
+      <w:r>
+        <w:t xml:space="preserve"> </w:t>
+      </w:r>
+      <w:r>
+        <w:t xml:space="preserve">vocabulary does, obscures exactly the distinctions — between a metaheuristic</w:t>
+      </w:r>
+      <w:r>
+        <w:t xml:space="preserve"> </w:t>
+      </w:r>
+      <w:r>
+        <w:t xml:space="preserve">searching hyperparameters and one searching weights, between architecture fusion</w:t>
+      </w:r>
+      <w:r>
+        <w:t xml:space="preserve"> </w:t>
+      </w:r>
+      <w:r>
+        <w:t xml:space="preserve">and heterogeneous stacking — that determine whether a given failure mode is even</w:t>
+      </w:r>
+      <w:r>
+        <w:t xml:space="preserve"> </w:t>
+      </w:r>
+      <w:r>
+        <w:t xml:space="preserve">in principle detectable from what a paper reports.</w:t>
+      </w:r>
+    </w:p>
+    <w:p>
+      <w:pPr>
+        <w:pStyle w:val="BodyText"/>
+      </w:pPr>
+      <w:r>
+        <w:t xml:space="preserve">Third, and most consequentially, the comparison required to state a hybridisation</w:t>
+      </w:r>
+      <w:r>
+        <w:t xml:space="preserve"> </w:t>
+      </w:r>
+      <w:r>
+        <w:t xml:space="preserve">premium — the same base learner, tuned conventionally, on the same data, under a</w:t>
+      </w:r>
+      <w:r>
+        <w:t xml:space="preserve"> </w:t>
+      </w:r>
+      <w:r>
+        <w:t xml:space="preserve">comparable budget — is rarely made available by the studies that would need to</w:t>
+      </w:r>
+      <w:r>
+        <w:t xml:space="preserve"> </w:t>
+      </w:r>
+      <w:r>
+        <w:t xml:space="preserve">report it. Of the studies examined closely enough in the seed corpus to test this</w:t>
+      </w:r>
+      <w:r>
+        <w:t xml:space="preserve"> </w:t>
+      </w:r>
+      <w:r>
+        <w:t xml:space="preserve">directly, the missing baseline, not an unfavourable premium, is the dominant</w:t>
+      </w:r>
+      <w:r>
+        <w:t xml:space="preserve"> </w:t>
+      </w:r>
+      <w:r>
+        <w:t xml:space="preserve">pattern (§9). Where the comparison approaches fairness, as in</w:t>
+      </w:r>
+      <w:r>
+        <w:t xml:space="preserve"> </w:t>
+      </w:r>
+      <w:r>
+        <w:t xml:space="preserve">Zeiada et al.</w:t>
+      </w:r>
+      <w:r>
+        <w:t xml:space="preserve"> </w:t>
+      </w:r>
+      <w:r>
+        <w:t xml:space="preserve">(2025)</w:t>
+      </w:r>
+      <w:r>
+        <w:t xml:space="preserve">, the hybrid or deep-architecture advantage narrows or</w:t>
+      </w:r>
+      <w:r>
+        <w:t xml:space="preserve"> </w:t>
+      </w:r>
+      <w:r>
+        <w:t xml:space="preserve">disappears against a properly tuned conventional alternative.</w:t>
+      </w:r>
+    </w:p>
+    <w:p>
+      <w:pPr>
+        <w:pStyle w:val="BodyText"/>
+      </w:pPr>
+      <w:r>
+        <w:t xml:space="preserve">Fourth, the field has the practical means to fix this at essentially no added</w:t>
+      </w:r>
+      <w:r>
+        <w:t xml:space="preserve"> </w:t>
+      </w:r>
+      <w:r>
+        <w:t xml:space="preserve">cost. None of the four hybrid-specific PAVE-ML items (§10) requires new data</w:t>
+      </w:r>
+      <w:r>
+        <w:t xml:space="preserve"> </w:t>
+      </w:r>
+      <w:r>
+        <w:t xml:space="preserve">collection or a new experiment — reporting the base learner’s own tuned</w:t>
+      </w:r>
+      <w:r>
+        <w:t xml:space="preserve"> </w:t>
+      </w:r>
+      <w:r>
+        <w:t xml:space="preserve">performance, the search budget for each arm, the spread across repeated stochastic</w:t>
+      </w:r>
+      <w:r>
+        <w:t xml:space="preserve"> </w:t>
+      </w:r>
+      <w:r>
+        <w:t xml:space="preserve">runs, and a comparison against established optimisers are all computable from runs</w:t>
+      </w:r>
+      <w:r>
+        <w:t xml:space="preserve"> </w:t>
+      </w:r>
+      <w:r>
+        <w:t xml:space="preserve">a study has, in most cases, already performed. The gap this review documents is</w:t>
+      </w:r>
+      <w:r>
+        <w:t xml:space="preserve"> </w:t>
+      </w:r>
+      <w:r>
+        <w:t xml:space="preserve">therefore substantially a reporting gap rather than a capability gap, which is the</w:t>
+      </w:r>
+      <w:r>
+        <w:t xml:space="preserve"> </w:t>
+      </w:r>
+      <w:r>
+        <w:t xml:space="preserve">most optimistic reading available of an otherwise uncomfortable set of findings —</w:t>
+      </w:r>
+      <w:r>
+        <w:t xml:space="preserve"> </w:t>
+      </w:r>
+      <w:r>
+        <w:t xml:space="preserve">and the reading the completed audit is designed to test.</w:t>
       </w:r>
     </w:p>
     <w:bookmarkEnd w:id="41"/>
@@ -5465,7 +7562,7 @@
       </w:r>
     </w:p>
     <w:bookmarkEnd w:id="44"/>
-    <w:bookmarkStart w:id="86" w:name="references"/>
+    <w:bookmarkStart w:id="106" w:name="references"/>
     <w:p>
       <w:pPr>
         <w:pStyle w:val="Heading1"/>
@@ -5474,7 +7571,7 @@
         <w:t xml:space="preserve">References</w:t>
       </w:r>
     </w:p>
-    <w:bookmarkStart w:id="85" w:name="refs"/>
+    <w:bookmarkStart w:id="105" w:name="refs"/>
     <w:bookmarkStart w:id="46" w:name="ref-Alhussan2022pothole"/>
     <w:p>
       <w:pPr>
@@ -5496,12 +7593,57 @@
       </w:hyperlink>
     </w:p>
     <w:bookmarkEnd w:id="46"/>
-    <w:bookmarkStart w:id="48" w:name="ref-Azam2022resilient"/>
+    <w:bookmarkStart w:id="48" w:name="ref-Alnaqbi2025learning"/>
     <w:p>
       <w:pPr>
         <w:pStyle w:val="Bibliography"/>
       </w:pPr>
       <w:r>
+        <w:t xml:space="preserve">Alnaqbi, A., Zeiada, W., Al-Khateeb, G.G., 2025. A hybrid machine learning method of support vector regression with particle swarm optimization for predicting IRI in continuously reinforced concrete pavement. J. Eng. Appl. Sci.</w:t>
+      </w:r>
+      <w:r>
+        <w:t xml:space="preserve"> </w:t>
+      </w:r>
+      <w:hyperlink r:id="rId47">
+        <w:r>
+          <w:rPr>
+            <w:rStyle w:val="Hyperlink"/>
+          </w:rPr>
+          <w:t xml:space="preserve">https://doi.org/10.1186/s44147-025-00706-9</w:t>
+        </w:r>
+      </w:hyperlink>
+    </w:p>
+    <w:bookmarkEnd w:id="48"/>
+    <w:bookmarkStart w:id="50" w:name="ref-Alshawabkeh2023automated"/>
+    <w:p>
+      <w:pPr>
+        <w:pStyle w:val="Bibliography"/>
+      </w:pPr>
+      <w:r>
+        <w:t xml:space="preserve">Alshawabkeh, S., Wu, L., Dong, D., others</w:t>
+      </w:r>
+      <w:r>
+        <w:t xml:space="preserve">, 2023. Automated pavement crack detection using deep feature selection and whale optimization algorithm. Computers, Materials &amp; Continua.</w:t>
+      </w:r>
+      <w:r>
+        <w:t xml:space="preserve"> </w:t>
+      </w:r>
+      <w:hyperlink r:id="rId49">
+        <w:r>
+          <w:rPr>
+            <w:rStyle w:val="Hyperlink"/>
+          </w:rPr>
+          <w:t xml:space="preserve">https://doi.org/10.32604/cmc.2023.042183</w:t>
+        </w:r>
+      </w:hyperlink>
+    </w:p>
+    <w:bookmarkEnd w:id="50"/>
+    <w:bookmarkStart w:id="52" w:name="ref-Azam2022resilient"/>
+    <w:p>
+      <w:pPr>
+        <w:pStyle w:val="Bibliography"/>
+      </w:pPr>
+      <w:r>
         <w:t xml:space="preserve">Azam, A., Bardhan, A., Kaloop, M.R., others</w:t>
       </w:r>
       <w:r>
@@ -5510,7 +7652,7 @@
       <w:r>
         <w:t xml:space="preserve"> </w:t>
       </w:r>
-      <w:hyperlink r:id="rId47">
+      <w:hyperlink r:id="rId51">
         <w:r>
           <w:rPr>
             <w:rStyle w:val="Hyperlink"/>
@@ -5519,8 +7661,8 @@
         </w:r>
       </w:hyperlink>
     </w:p>
-    <w:bookmarkEnd w:id="48"/>
-    <w:bookmarkStart w:id="50" w:name="ref-Cao2020pavement"/>
+    <w:bookmarkEnd w:id="52"/>
+    <w:bookmarkStart w:id="54" w:name="ref-Cao2020pavement"/>
     <w:p>
       <w:pPr>
         <w:pStyle w:val="Bibliography"/>
@@ -5531,7 +7673,7 @@
       <w:r>
         <w:t xml:space="preserve"> </w:t>
       </w:r>
-      <w:hyperlink r:id="rId49">
+      <w:hyperlink r:id="rId53">
         <w:r>
           <w:rPr>
             <w:rStyle w:val="Hyperlink"/>
@@ -5540,13 +7682,34 @@
         </w:r>
       </w:hyperlink>
     </w:p>
-    <w:bookmarkEnd w:id="50"/>
-    <w:bookmarkStart w:id="52" w:name="ref-Elbagalati2017neural"/>
+    <w:bookmarkEnd w:id="54"/>
+    <w:bookmarkStart w:id="56" w:name="ref-Deng2023rutting"/>
     <w:p>
       <w:pPr>
         <w:pStyle w:val="Bibliography"/>
       </w:pPr>
       <w:r>
+        <w:t xml:space="preserve">Deng, Y., Shi, X., 2023. Modeling the rutting performance of asphalt pavements: A review. J. Infrastruct. Preserv. Resil.</w:t>
+      </w:r>
+      <w:r>
+        <w:t xml:space="preserve"> </w:t>
+      </w:r>
+      <w:hyperlink r:id="rId55">
+        <w:r>
+          <w:rPr>
+            <w:rStyle w:val="Hyperlink"/>
+          </w:rPr>
+          <w:t xml:space="preserve">https://doi.org/10.1186/s43065-023-00082-9</w:t>
+        </w:r>
+      </w:hyperlink>
+    </w:p>
+    <w:bookmarkEnd w:id="56"/>
+    <w:bookmarkStart w:id="58" w:name="ref-Elbagalati2017neural"/>
+    <w:p>
+      <w:pPr>
+        <w:pStyle w:val="Bibliography"/>
+      </w:pPr>
+      <w:r>
         <w:t xml:space="preserve">Elbagalati, O., Elseifi, M.A., Gaspard, K., others</w:t>
       </w:r>
       <w:r>
@@ -5555,7 +7718,7 @@
       <w:r>
         <w:t xml:space="preserve"> </w:t>
       </w:r>
-      <w:hyperlink r:id="rId51">
+      <w:hyperlink r:id="rId57">
         <w:r>
           <w:rPr>
             <w:rStyle w:val="Hyperlink"/>
@@ -5564,19 +7727,61 @@
         </w:r>
       </w:hyperlink>
     </w:p>
-    <w:bookmarkEnd w:id="52"/>
-    <w:bookmarkStart w:id="54" w:name="ref-Ghanizadeh2020neural"/>
+    <w:bookmarkEnd w:id="58"/>
+    <w:bookmarkStart w:id="60" w:name="ref-Elhariri2020filter"/>
     <w:p>
       <w:pPr>
         <w:pStyle w:val="Bibliography"/>
       </w:pPr>
       <w:r>
+        <w:t xml:space="preserve">Elhariri, E., El-Bendary, N., Taie, S.A., 2020. Using hybrid filter-wrapper feature selection with multi-objective improved-salp optimization for crack severity recognition. IEEE Access.</w:t>
+      </w:r>
+      <w:r>
+        <w:t xml:space="preserve"> </w:t>
+      </w:r>
+      <w:hyperlink r:id="rId59">
+        <w:r>
+          <w:rPr>
+            <w:rStyle w:val="Hyperlink"/>
+          </w:rPr>
+          <w:t xml:space="preserve">https://doi.org/10.1109/access.2020.2991968</w:t>
+        </w:r>
+      </w:hyperlink>
+    </w:p>
+    <w:bookmarkEnd w:id="60"/>
+    <w:bookmarkStart w:id="62" w:name="ref-Georgouli2026impact"/>
+    <w:p>
+      <w:pPr>
+        <w:pStyle w:val="Bibliography"/>
+      </w:pPr>
+      <w:r>
+        <w:t xml:space="preserve">Georgouli, K., Plati, C., Loizos, A., 2026. Impact of dynamic modulus prediction errors on rutting estimates in sustainable flexible pavements. Infrastructures.</w:t>
+      </w:r>
+      <w:r>
+        <w:t xml:space="preserve"> </w:t>
+      </w:r>
+      <w:hyperlink r:id="rId61">
+        <w:r>
+          <w:rPr>
+            <w:rStyle w:val="Hyperlink"/>
+          </w:rPr>
+          <w:t xml:space="preserve">https://doi.org/10.3390/infrastructures11040127</w:t>
+        </w:r>
+      </w:hyperlink>
+    </w:p>
+    <w:bookmarkEnd w:id="62"/>
+    <w:bookmarkStart w:id="64" w:name="ref-Ghanizadeh2020neural"/>
+    <w:p>
+      <w:pPr>
+        <w:pStyle w:val="Bibliography"/>
+      </w:pPr>
+      <w:r>
         <w:t xml:space="preserve">Ghanizadeh, A.R., Heidarabadizadeh, N., Jalali, F., 2020. Artificial neural network back-calculation of flexible pavements with sensitivity analysis using garson’s and connection weights algorithms. Innov. Infrastruct. Solut.</w:t>
       </w:r>
       <w:r>
         <w:t xml:space="preserve"> </w:t>
       </w:r>
-      <w:hyperlink r:id="rId53">
+      <w:hyperlink r:id="rId63">
         <w:r>
           <w:rPr>
             <w:rStyle w:val="Hyperlink"/>
@@ -5585,8 +7790,8 @@
         </w:r>
       </w:hyperlink>
     </w:p>
-    <w:bookmarkEnd w:id="54"/>
-    <w:bookmarkStart w:id="56" w:name="ref-Ghanizadeh2025metabackcal"/>
+    <w:bookmarkEnd w:id="64"/>
+    <w:bookmarkStart w:id="66" w:name="ref-Ghanizadeh2025metabackcal"/>
     <w:p>
       <w:pPr>
         <w:pStyle w:val="Bibliography"/>
@@ -5597,7 +7802,7 @@
       <w:r>
         <w:t xml:space="preserve"> </w:t>
       </w:r>
-      <w:hyperlink r:id="rId55">
+      <w:hyperlink r:id="rId65">
         <w:r>
           <w:rPr>
             <w:rStyle w:val="Hyperlink"/>
@@ -5606,8 +7811,8 @@
         </w:r>
       </w:hyperlink>
     </w:p>
-    <w:bookmarkEnd w:id="56"/>
-    <w:bookmarkStart w:id="58" w:name="ref-Ghanizadeh2024formulation"/>
+    <w:bookmarkEnd w:id="66"/>
+    <w:bookmarkStart w:id="68" w:name="ref-Ghanizadeh2024formulation"/>
     <w:p>
       <w:pPr>
         <w:pStyle w:val="Bibliography"/>
@@ -5621,7 +7826,7 @@
       <w:r>
         <w:t xml:space="preserve"> </w:t>
       </w:r>
-      <w:hyperlink r:id="rId57">
+      <w:hyperlink r:id="rId67">
         <w:r>
           <w:rPr>
             <w:rStyle w:val="Hyperlink"/>
@@ -5630,8 +7835,8 @@
         </w:r>
       </w:hyperlink>
     </w:p>
-    <w:bookmarkEnd w:id="58"/>
-    <w:bookmarkStart w:id="60" w:name="ref-Ghorbani2020genetic"/>
+    <w:bookmarkEnd w:id="68"/>
+    <w:bookmarkStart w:id="70" w:name="ref-Ghorbani2020genetic"/>
     <w:p>
       <w:pPr>
         <w:pStyle w:val="Bibliography"/>
@@ -5645,7 +7850,7 @@
       <w:r>
         <w:t xml:space="preserve"> </w:t>
       </w:r>
-      <w:hyperlink r:id="rId59">
+      <w:hyperlink r:id="rId69">
         <w:r>
           <w:rPr>
             <w:rStyle w:val="Hyperlink"/>
@@ -5654,8 +7859,8 @@
         </w:r>
       </w:hyperlink>
     </w:p>
-    <w:bookmarkEnd w:id="60"/>
-    <w:bookmarkStart w:id="62" w:name="ref-Gopalakrishnan2018learning"/>
+    <w:bookmarkEnd w:id="70"/>
+    <w:bookmarkStart w:id="72" w:name="ref-Gopalakrishnan2018learning"/>
     <w:p>
       <w:pPr>
         <w:pStyle w:val="Bibliography"/>
@@ -5666,7 +7871,7 @@
       <w:r>
         <w:t xml:space="preserve"> </w:t>
       </w:r>
-      <w:hyperlink r:id="rId61">
+      <w:hyperlink r:id="rId71">
         <w:r>
           <w:rPr>
             <w:rStyle w:val="Hyperlink"/>
@@ -5675,8 +7880,8 @@
         </w:r>
       </w:hyperlink>
     </w:p>
-    <w:bookmarkEnd w:id="62"/>
-    <w:bookmarkStart w:id="64" w:name="ref-Guo2025learning"/>
+    <w:bookmarkEnd w:id="72"/>
+    <w:bookmarkStart w:id="74" w:name="ref-Guo2025learning"/>
     <w:p>
       <w:pPr>
         <w:pStyle w:val="Bibliography"/>
@@ -5690,7 +7895,7 @@
       <w:r>
         <w:t xml:space="preserve"> </w:t>
       </w:r>
-      <w:hyperlink r:id="rId63">
+      <w:hyperlink r:id="rId73">
         <w:r>
           <w:rPr>
             <w:rStyle w:val="Hyperlink"/>
@@ -5699,8 +7904,8 @@
         </w:r>
       </w:hyperlink>
     </w:p>
-    <w:bookmarkEnd w:id="64"/>
-    <w:bookmarkStart w:id="66" w:name="ref-Hanandeh2022introducing"/>
+    <w:bookmarkEnd w:id="74"/>
+    <w:bookmarkStart w:id="76" w:name="ref-Hanandeh2022introducing"/>
     <w:p>
       <w:pPr>
         <w:pStyle w:val="Bibliography"/>
@@ -5711,7 +7916,7 @@
       <w:r>
         <w:t xml:space="preserve"> </w:t>
       </w:r>
-      <w:hyperlink r:id="rId65">
+      <w:hyperlink r:id="rId75">
         <w:r>
           <w:rPr>
             <w:rStyle w:val="Hyperlink"/>
@@ -5720,8 +7925,8 @@
         </w:r>
       </w:hyperlink>
     </w:p>
-    <w:bookmarkEnd w:id="66"/>
-    <w:bookmarkStart w:id="68" w:name="ref-Hosseini2021accuracy"/>
+    <w:bookmarkEnd w:id="76"/>
+    <w:bookmarkStart w:id="78" w:name="ref-Hosseini2021accuracy"/>
     <w:p>
       <w:pPr>
         <w:pStyle w:val="Bibliography"/>
@@ -5732,7 +7937,7 @@
       <w:r>
         <w:t xml:space="preserve"> </w:t>
       </w:r>
-      <w:hyperlink r:id="rId67">
+      <w:hyperlink r:id="rId77">
         <w:r>
           <w:rPr>
             <w:rStyle w:val="Hyperlink"/>
@@ -5741,8 +7946,8 @@
         </w:r>
       </w:hyperlink>
     </w:p>
-    <w:bookmarkEnd w:id="68"/>
-    <w:bookmarkStart w:id="70" w:name="ref-Hou2020state"/>
+    <w:bookmarkEnd w:id="78"/>
+    <w:bookmarkStart w:id="80" w:name="ref-Hou2020state"/>
     <w:p>
       <w:pPr>
         <w:pStyle w:val="Bibliography"/>
@@ -5756,7 +7961,7 @@
       <w:r>
         <w:t xml:space="preserve"> </w:t>
       </w:r>
-      <w:hyperlink r:id="rId69">
+      <w:hyperlink r:id="rId79">
         <w:r>
           <w:rPr>
             <w:rStyle w:val="Hyperlink"/>
@@ -5765,8 +7970,8 @@
         </w:r>
       </w:hyperlink>
     </w:p>
-    <w:bookmarkEnd w:id="70"/>
-    <w:bookmarkStart w:id="72" w:name="ref-Huang2025rheological"/>
+    <w:bookmarkEnd w:id="80"/>
+    <w:bookmarkStart w:id="82" w:name="ref-Huang2025rheological"/>
     <w:p>
       <w:pPr>
         <w:pStyle w:val="Bibliography"/>
@@ -5780,7 +7985,7 @@
       <w:r>
         <w:t xml:space="preserve"> </w:t>
       </w:r>
-      <w:hyperlink r:id="rId71">
+      <w:hyperlink r:id="rId81">
         <w:r>
           <w:rPr>
             <w:rStyle w:val="Hyperlink"/>
@@ -5789,13 +7994,58 @@
         </w:r>
       </w:hyperlink>
     </w:p>
-    <w:bookmarkEnd w:id="72"/>
-    <w:bookmarkStart w:id="74" w:name="ref-Latifi2021reinforcement"/>
+    <w:bookmarkEnd w:id="82"/>
+    <w:bookmarkStart w:id="84" w:name="ref-Jweihan2026trustworthy"/>
     <w:p>
       <w:pPr>
         <w:pStyle w:val="Bibliography"/>
       </w:pPr>
       <w:r>
+        <w:t xml:space="preserve">Jweihan, Y.S., 2026. Trustworthy explainable AI for asphalt pavement engineering: A systematic scoping review of materials, performance, and decision support. Applied System Innovation.</w:t>
+      </w:r>
+      <w:r>
+        <w:t xml:space="preserve"> </w:t>
+      </w:r>
+      <w:hyperlink r:id="rId83">
+        <w:r>
+          <w:rPr>
+            <w:rStyle w:val="Hyperlink"/>
+          </w:rPr>
+          <w:t xml:space="preserve">https://doi.org/10.3390/asi9070133</w:t>
+        </w:r>
+      </w:hyperlink>
+    </w:p>
+    <w:bookmarkEnd w:id="84"/>
+    <w:bookmarkStart w:id="86" w:name="ref-Kaloop2019particle"/>
+    <w:p>
+      <w:pPr>
+        <w:pStyle w:val="Bibliography"/>
+      </w:pPr>
+      <w:r>
+        <w:t xml:space="preserve">Kaloop, M.R., Kumar, D., Samui, P., others</w:t>
+      </w:r>
+      <w:r>
+        <w:t xml:space="preserve">, 2019. Particle swarm optimization algorithm-extreme learning machine (PSO-ELM) model for predicting resilient modulus of stabilized aggregate bases. Applied Sciences.</w:t>
+      </w:r>
+      <w:r>
+        <w:t xml:space="preserve"> </w:t>
+      </w:r>
+      <w:hyperlink r:id="rId85">
+        <w:r>
+          <w:rPr>
+            <w:rStyle w:val="Hyperlink"/>
+          </w:rPr>
+          <w:t xml:space="preserve">https://doi.org/10.3390/app9163221</w:t>
+        </w:r>
+      </w:hyperlink>
+    </w:p>
+    <w:bookmarkEnd w:id="86"/>
+    <w:bookmarkStart w:id="88" w:name="ref-Latifi2021reinforcement"/>
+    <w:p>
+      <w:pPr>
+        <w:pStyle w:val="Bibliography"/>
+      </w:pPr>
+      <w:r>
         <w:t xml:space="preserve">Latifi, M., Golivand Darvishvand, F., Khandel, O., others</w:t>
       </w:r>
       <w:r>
@@ -5804,7 +8054,7 @@
       <w:r>
         <w:t xml:space="preserve"> </w:t>
       </w:r>
-      <w:hyperlink r:id="rId73">
+      <w:hyperlink r:id="rId87">
         <w:r>
           <w:rPr>
             <w:rStyle w:val="Hyperlink"/>
@@ -5813,8 +8063,8 @@
         </w:r>
       </w:hyperlink>
     </w:p>
-    <w:bookmarkEnd w:id="74"/>
-    <w:bookmarkStart w:id="76" w:name="ref-MharziAlaoui2026algorithm"/>
+    <w:bookmarkEnd w:id="88"/>
+    <w:bookmarkStart w:id="90" w:name="ref-MharziAlaoui2026algorithm"/>
     <w:p>
       <w:pPr>
         <w:pStyle w:val="Bibliography"/>
@@ -5828,7 +8078,7 @@
       <w:r>
         <w:t xml:space="preserve"> </w:t>
       </w:r>
-      <w:hyperlink r:id="rId75">
+      <w:hyperlink r:id="rId89">
         <w:r>
           <w:rPr>
             <w:rStyle w:val="Hyperlink"/>
@@ -5837,8 +8087,8 @@
         </w:r>
       </w:hyperlink>
     </w:p>
-    <w:bookmarkEnd w:id="76"/>
-    <w:bookmarkStart w:id="78" w:name="ref-Pasupunuri2024roughness"/>
+    <w:bookmarkEnd w:id="90"/>
+    <w:bookmarkStart w:id="92" w:name="ref-Pasupunuri2024roughness"/>
     <w:p>
       <w:pPr>
         <w:pStyle w:val="Bibliography"/>
@@ -5849,7 +8099,7 @@
       <w:r>
         <w:t xml:space="preserve"> </w:t>
       </w:r>
-      <w:hyperlink r:id="rId77">
+      <w:hyperlink r:id="rId91">
         <w:r>
           <w:rPr>
             <w:rStyle w:val="Hyperlink"/>
@@ -5858,13 +8108,61 @@
         </w:r>
       </w:hyperlink>
     </w:p>
-    <w:bookmarkEnd w:id="78"/>
-    <w:bookmarkStart w:id="80" w:name="ref-Yang2021research"/>
+    <w:bookmarkEnd w:id="92"/>
+    <w:bookmarkStart w:id="94" w:name="ref-Sun2023automatic"/>
     <w:p>
       <w:pPr>
         <w:pStyle w:val="Bibliography"/>
       </w:pPr>
       <w:r>
+        <w:t xml:space="preserve">Sun, Z., Zhai, J., Pei, L., others</w:t>
+      </w:r>
+      <w:r>
+        <w:t xml:space="preserve">, 2023. Automatic pavement crack detection transformer based on convolutional and sequential feature fusion. Sensors.</w:t>
+      </w:r>
+      <w:r>
+        <w:t xml:space="preserve"> </w:t>
+      </w:r>
+      <w:hyperlink r:id="rId93">
+        <w:r>
+          <w:rPr>
+            <w:rStyle w:val="Hyperlink"/>
+          </w:rPr>
+          <w:t xml:space="preserve">https://doi.org/10.3390/s23073772</w:t>
+        </w:r>
+      </w:hyperlink>
+    </w:p>
+    <w:bookmarkEnd w:id="94"/>
+    <w:bookmarkStart w:id="96" w:name="ref-Wei2023optimizing"/>
+    <w:p>
+      <w:pPr>
+        <w:pStyle w:val="Bibliography"/>
+      </w:pPr>
+      <w:r>
+        <w:t xml:space="preserve">Wei, X., Wang, C., Liu, J., others</w:t>
+      </w:r>
+      <w:r>
+        <w:t xml:space="preserve">, 2023. Optimizing faulting prediction for rigid pavements using a hybrid SHAP-TPE-CatBoost model. Applied Sciences.</w:t>
+      </w:r>
+      <w:r>
+        <w:t xml:space="preserve"> </w:t>
+      </w:r>
+      <w:hyperlink r:id="rId95">
+        <w:r>
+          <w:rPr>
+            <w:rStyle w:val="Hyperlink"/>
+          </w:rPr>
+          <w:t xml:space="preserve">https://doi.org/10.3390/app132312862</w:t>
+        </w:r>
+      </w:hyperlink>
+    </w:p>
+    <w:bookmarkEnd w:id="96"/>
+    <w:bookmarkStart w:id="98" w:name="ref-Yang2021research"/>
+    <w:p>
+      <w:pPr>
+        <w:pStyle w:val="Bibliography"/>
+      </w:pPr>
+      <w:r>
         <w:t xml:space="preserve">Yang, X., Guan, J., Ding, L., others</w:t>
       </w:r>
       <w:r>
@@ -5873,7 +8171,7 @@
       <w:r>
         <w:t xml:space="preserve"> </w:t>
       </w:r>
-      <w:hyperlink r:id="rId79">
+      <w:hyperlink r:id="rId97">
         <w:r>
           <w:rPr>
             <w:rStyle w:val="Hyperlink"/>
@@ -5882,8 +8180,8 @@
         </w:r>
       </w:hyperlink>
     </w:p>
-    <w:bookmarkEnd w:id="80"/>
-    <w:bookmarkStart w:id="82" w:name="ref-Yao2022large"/>
+    <w:bookmarkEnd w:id="98"/>
+    <w:bookmarkStart w:id="100" w:name="ref-Yao2022large"/>
     <w:p>
       <w:pPr>
         <w:pStyle w:val="Bibliography"/>
@@ -5897,7 +8195,7 @@
       <w:r>
         <w:t xml:space="preserve"> </w:t>
       </w:r>
-      <w:hyperlink r:id="rId81">
+      <w:hyperlink r:id="rId99">
         <w:r>
           <w:rPr>
             <w:rStyle w:val="Hyperlink"/>
@@ -5906,13 +8204,37 @@
         </w:r>
       </w:hyperlink>
     </w:p>
-    <w:bookmarkEnd w:id="82"/>
-    <w:bookmarkStart w:id="84" w:name="ref-Zeiada2025benchmarking"/>
+    <w:bookmarkEnd w:id="100"/>
+    <w:bookmarkStart w:id="102" w:name="ref-Yu2020highway"/>
     <w:p>
       <w:pPr>
         <w:pStyle w:val="Bibliography"/>
       </w:pPr>
       <w:r>
+        <w:t xml:space="preserve">Yu, G., Zhang, S., Hu, M., others</w:t>
+      </w:r>
+      <w:r>
+        <w:t xml:space="preserve">, 2020. Prediction of highway tunnel pavement performance based on digital twin and multiple time series stacking. Adv. Civ. Eng.</w:t>
+      </w:r>
+      <w:r>
+        <w:t xml:space="preserve"> </w:t>
+      </w:r>
+      <w:hyperlink r:id="rId101">
+        <w:r>
+          <w:rPr>
+            <w:rStyle w:val="Hyperlink"/>
+          </w:rPr>
+          <w:t xml:space="preserve">https://doi.org/10.1155/2020/8824135</w:t>
+        </w:r>
+      </w:hyperlink>
+    </w:p>
+    <w:bookmarkEnd w:id="102"/>
+    <w:bookmarkStart w:id="104" w:name="ref-Zeiada2025benchmarking"/>
+    <w:p>
+      <w:pPr>
+        <w:pStyle w:val="Bibliography"/>
+      </w:pPr>
+      <w:r>
         <w:t xml:space="preserve">Zeiada, W., Obaid, L., El-Badawy, S.M., others</w:t>
       </w:r>
       <w:r>
@@ -5921,7 +8243,7 @@
       <w:r>
         <w:t xml:space="preserve"> </w:t>
       </w:r>
-      <w:hyperlink r:id="rId83">
+      <w:hyperlink r:id="rId103">
         <w:r>
           <w:rPr>
             <w:rStyle w:val="Hyperlink"/>
@@ -5930,9 +8252,9 @@
         </w:r>
       </w:hyperlink>
     </w:p>
-    <w:bookmarkEnd w:id="84"/>
-    <w:bookmarkEnd w:id="85"/>
-    <w:bookmarkEnd w:id="86"/>
+    <w:bookmarkEnd w:id="104"/>
+    <w:bookmarkEnd w:id="105"/>
+    <w:bookmarkEnd w:id="106"/>
     <w:sectPr/>
   </w:body>
 </w:document>
@@ -6039,8 +8361,123 @@
       </w:pPr>
     </w:lvl>
   </w:abstractNum>
+  <w:abstractNum w:abstractNumId="99411">
+    <w:nsid w:val="00A99411"/>
+    <w:multiLevelType w:val="multilevel"/>
+    <w:lvl w:ilvl="0">
+      <w:start w:val="1"/>
+      <w:numFmt w:val="decimal"/>
+      <w:lvlText w:val="%1."/>
+      <w:lvlJc w:val="left"/>
+      <w:pPr>
+        <w:ind w:left="720" w:hanging="360"/>
+      </w:pPr>
+    </w:lvl>
+    <w:lvl w:ilvl="1">
+      <w:start w:val="1"/>
+      <w:numFmt w:val="decimal"/>
+      <w:lvlText w:val="%2."/>
+      <w:lvlJc w:val="left"/>
+      <w:pPr>
+        <w:ind w:left="1440" w:hanging="360"/>
+      </w:pPr>
+    </w:lvl>
+    <w:lvl w:ilvl="2">
+      <w:start w:val="1"/>
+      <w:numFmt w:val="decimal"/>
+      <w:lvlText w:val="%3."/>
+      <w:lvlJc w:val="left"/>
+      <w:pPr>
+        <w:ind w:left="2160" w:hanging="360"/>
+      </w:pPr>
+    </w:lvl>
+    <w:lvl w:ilvl="3">
+      <w:start w:val="1"/>
+      <w:numFmt w:val="decimal"/>
+      <w:lvlText w:val="%4."/>
+      <w:lvlJc w:val="left"/>
+      <w:pPr>
+        <w:ind w:left="2880" w:hanging="360"/>
+      </w:pPr>
+    </w:lvl>
+    <w:lvl w:ilvl="4">
+      <w:start w:val="1"/>
+      <w:numFmt w:val="decimal"/>
+      <w:lvlText w:val="%5."/>
+      <w:lvlJc w:val="left"/>
+      <w:pPr>
+        <w:ind w:left="3600" w:hanging="360"/>
+      </w:pPr>
+    </w:lvl>
+    <w:lvl w:ilvl="5">
+      <w:start w:val="1"/>
+      <w:numFmt w:val="decimal"/>
+      <w:lvlText w:val="%6."/>
+      <w:lvlJc w:val="left"/>
+      <w:pPr>
+        <w:ind w:left="4320" w:hanging="360"/>
+      </w:pPr>
+    </w:lvl>
+    <w:lvl w:ilvl="6">
+      <w:start w:val="1"/>
+      <w:numFmt w:val="decimal"/>
+      <w:lvlText w:val="%7."/>
+      <w:lvlJc w:val="left"/>
+      <w:pPr>
+        <w:ind w:left="5040" w:hanging="360"/>
+      </w:pPr>
+    </w:lvl>
+    <w:lvl w:ilvl="7">
+      <w:start w:val="1"/>
+      <w:numFmt w:val="decimal"/>
+      <w:lvlText w:val="%8."/>
+      <w:lvlJc w:val="left"/>
+      <w:pPr>
+        <w:ind w:left="5760" w:hanging="360"/>
+      </w:pPr>
+    </w:lvl>
+    <w:lvl w:ilvl="8">
+      <w:start w:val="1"/>
+      <w:numFmt w:val="decimal"/>
+      <w:lvlText w:val="%9."/>
+      <w:lvlJc w:val="left"/>
+      <w:pPr>
+        <w:ind w:left="6480" w:hanging="360"/>
+      </w:pPr>
+    </w:lvl>
+  </w:abstractNum>
   <w:num w:numId="1000">
     <w:abstractNumId w:val="990"/>
+  </w:num>
+  <w:num w:numId="1001">
+    <w:abstractNumId w:val="99411"/>
+    <w:lvlOverride w:ilvl="0">
+      <w:startOverride w:val="1"/>
+    </w:lvlOverride>
+    <w:lvlOverride w:ilvl="1">
+      <w:startOverride w:val="1"/>
+    </w:lvlOverride>
+    <w:lvlOverride w:ilvl="2">
+      <w:startOverride w:val="1"/>
+    </w:lvlOverride>
+    <w:lvlOverride w:ilvl="3">
+      <w:startOverride w:val="1"/>
+    </w:lvlOverride>
+    <w:lvlOverride w:ilvl="4">
+      <w:startOverride w:val="1"/>
+    </w:lvlOverride>
+    <w:lvlOverride w:ilvl="5">
+      <w:startOverride w:val="1"/>
+    </w:lvlOverride>
+    <w:lvlOverride w:ilvl="6">
+      <w:startOverride w:val="1"/>
+    </w:lvlOverride>
+    <w:lvlOverride w:ilvl="7">
+      <w:startOverride w:val="1"/>
+    </w:lvlOverride>
+    <w:lvlOverride w:ilvl="8">
+      <w:startOverride w:val="1"/>
+    </w:lvlOverride>
   </w:num>
 </w:numbering>
 </file>

--- a/output/manuscript.docx
+++ b/output/manuscript.docx
@@ -2621,7 +2621,7 @@
     </w:p>
     <w:bookmarkEnd w:id="19"/>
     <w:bookmarkEnd w:id="20"/>
-    <w:bookmarkStart w:id="25" w:name="sec-biblio"/>
+    <w:bookmarkStart w:id="29" w:name="sec-biblio"/>
     <w:p>
       <w:pPr>
         <w:pStyle w:val="Heading1"/>
@@ -2635,7 +2635,7 @@
         <w:pStyle w:val="FirstParagraph"/>
       </w:pPr>
       <w:r>
-        <w:t xml:space="preserve">Of the 59 primary studies coded so far,</w:t>
+        <w:t xml:space="preserve">Of the 61 primary studies coded so far,</w:t>
       </w:r>
       <w:r>
         <w:t xml:space="preserve"> </w:t>
@@ -2664,13 +2664,13 @@
         <w:t xml:space="preserve"> </w:t>
       </w:r>
       <w:r>
-        <w:t xml:space="preserve">substantial share — 22</w:t>
-      </w:r>
-      <w:r>
-        <w:t xml:space="preserve"> </w:t>
-      </w:r>
-      <w:r>
-        <w:t xml:space="preserve">of 59 — do not qualify as hybrid under the structural test in</w:t>
+        <w:t xml:space="preserve">substantial share — 23</w:t>
+      </w:r>
+      <w:r>
+        <w:t xml:space="preserve"> </w:t>
+      </w:r>
+      <w:r>
+        <w:t xml:space="preserve">of 61 — do not qualify as hybrid under the structural test in</w:t>
       </w:r>
       <w:r>
         <w:t xml:space="preserve"> </w:t>
@@ -2806,75 +2806,59 @@
         </w:tc>
       </w:tr>
     </w:tbl>
-    <w:bookmarkEnd w:id="25"/>
-    <w:bookmarkStart w:id="27" w:name="sec-taxonomy"/>
-    <w:p>
-      <w:pPr>
-        <w:pStyle w:val="Heading1"/>
-      </w:pPr>
-      <w:r>
-        <w:t xml:space="preserve">4. Taxonomy of hybridisation</w:t>
-      </w:r>
-    </w:p>
-    <w:p>
-      <w:pPr>
-        <w:pStyle w:val="FirstParagraph"/>
-      </w:pPr>
-      <w:r>
-        <w:t xml:space="preserve">The field’s literature treats</w:t>
-      </w:r>
-      <w:r>
-        <w:t xml:space="preserve"> </w:t>
-      </w:r>
-      <w:r>
-        <w:t xml:space="preserve">“hybrid”</w:t>
-      </w:r>
-      <w:r>
-        <w:t xml:space="preserve"> </w:t>
-      </w:r>
-      <w:r>
-        <w:t xml:space="preserve">as a single, undifferentiated label. This</w:t>
-      </w:r>
-      <w:r>
-        <w:t xml:space="preserve"> </w:t>
-      </w:r>
-      <w:r>
-        <w:t xml:space="preserve">flattens together couplings with different theoretical justifications and,</w:t>
-      </w:r>
-      <w:r>
-        <w:t xml:space="preserve"> </w:t>
-      </w:r>
-      <w:r>
-        <w:t xml:space="preserve">correspondingly, different characteristic failure modes — a metaheuristic searching</w:t>
-      </w:r>
-      <w:r>
-        <w:t xml:space="preserve"> </w:t>
-      </w:r>
-      <w:r>
-        <w:t xml:space="preserve">a hyperparameter space is a different claim from a metaheuristic searching a</w:t>
-      </w:r>
-      <w:r>
-        <w:t xml:space="preserve"> </w:t>
-      </w:r>
-      <w:r>
-        <w:t xml:space="preserve">weight space, and a different claim again from a physics-constrained loss function.</w:t>
-      </w:r>
-      <w:r>
-        <w:t xml:space="preserve"> </w:t>
-      </w:r>
-      <w:hyperlink w:anchor="tbl-taxonomy">
+    <w:p>
+      <w:pPr>
+        <w:pStyle w:val="BodyText"/>
+      </w:pPr>
+      <w:hyperlink w:anchor="fig-year-trend">
         <w:r>
           <w:rPr>
             <w:rStyle w:val="Hyperlink"/>
           </w:rPr>
-          <w:t xml:space="preserve">Table 2</w:t>
+          <w:t xml:space="preserve">Figure 3</w:t>
         </w:r>
       </w:hyperlink>
       <w:r>
         <w:t xml:space="preserve"> </w:t>
       </w:r>
       <w:r>
-        <w:t xml:space="preserve">sets out the seven types this review distinguishes and codes against.</w:t>
+        <w:t xml:space="preserve">shows the same primary studies by publication year. The visible</w:t>
+      </w:r>
+      <w:r>
+        <w:t xml:space="preserve"> </w:t>
+      </w:r>
+      <w:r>
+        <w:t xml:space="preserve">concentration after 2020 is consistent with the review’s opening claim that</w:t>
+      </w:r>
+      <w:r>
+        <w:t xml:space="preserve"> </w:t>
+      </w:r>
+      <w:r>
+        <w:t xml:space="preserve">hybridisation-as-novelty accelerated through the current decade, but the figure</w:t>
+      </w:r>
+      <w:r>
+        <w:t xml:space="preserve"> </w:t>
+      </w:r>
+      <w:r>
+        <w:t xml:space="preserve">must be read as what it is — the yield of targeted, taxonomy-driven searches run</w:t>
+      </w:r>
+      <w:r>
+        <w:t xml:space="preserve"> </w:t>
+      </w:r>
+      <w:r>
+        <w:t xml:space="preserve">during protocol development, not a random or exhaustive sample — and it is</w:t>
+      </w:r>
+      <w:r>
+        <w:t xml:space="preserve"> </w:t>
+      </w:r>
+      <w:r>
+        <w:t xml:space="preserve">captioned accordingly rather than presented as a bibliometric trend claim the seed</w:t>
+      </w:r>
+      <w:r>
+        <w:t xml:space="preserve"> </w:t>
+      </w:r>
+      <w:r>
+        <w:t xml:space="preserve">corpus cannot support on its own.</w:t>
       </w:r>
     </w:p>
     <w:tbl>
@@ -2890,7 +2874,169 @@
       <w:tr>
         <w:tc>
           <w:tcPr/>
-          <w:bookmarkStart w:id="26" w:name="tbl-taxonomy"/>
+          <w:bookmarkStart w:id="28" w:name="fig-year-trend"/>
+          <w:p>
+            <w:pPr>
+              <w:pStyle w:val="Compact"/>
+              <w:jc w:val="center"/>
+            </w:pPr>
+            <w:r>
+              <w:drawing>
+                <wp:inline>
+                  <wp:extent cx="4800600" cy="2055302"/>
+                  <wp:effectExtent b="0" l="0" r="0" t="0"/>
+                  <wp:docPr descr="" title="" id="26" name="Picture"/>
+                  <a:graphic>
+                    <a:graphicData uri="http://schemas.openxmlformats.org/drawingml/2006/picture">
+                      <pic:pic>
+                        <pic:nvPicPr>
+                          <pic:cNvPr descr="figures/fig03_seed_corpus_years.png" id="27" name="Picture"/>
+                          <pic:cNvPicPr>
+                            <a:picLocks noChangeArrowheads="1" noChangeAspect="1"/>
+                          </pic:cNvPicPr>
+                        </pic:nvPicPr>
+                        <pic:blipFill>
+                          <a:blip r:embed="rId25"/>
+                          <a:stretch>
+                            <a:fillRect/>
+                          </a:stretch>
+                        </pic:blipFill>
+                        <pic:spPr bwMode="auto">
+                          <a:xfrm>
+                            <a:off x="0" y="0"/>
+                            <a:ext cx="4800600" cy="2055302"/>
+                          </a:xfrm>
+                          <a:prstGeom prst="rect">
+                            <a:avLst/>
+                          </a:prstGeom>
+                          <a:noFill/>
+                          <a:ln w="9525">
+                            <a:noFill/>
+                            <a:headEnd/>
+                            <a:tailEnd/>
+                          </a:ln>
+                        </pic:spPr>
+                      </pic:pic>
+                    </a:graphicData>
+                  </a:graphic>
+                </wp:inline>
+              </w:drawing>
+            </w:r>
+          </w:p>
+          <w:p>
+            <w:pPr>
+              <w:jc w:val="center"/>
+            </w:pPr>
+            <w:pPr>
+              <w:jc w:val="left"/>
+              <w:spacing w:before="200"/>
+              <w:pStyle w:val="ImageCaption"/>
+            </w:pPr>
+            <w:r>
+              <w:t xml:space="preserve">Figure 3: Publication years of primary studies in the seed corpus. This is a targeted-search</w:t>
+            </w:r>
+            <w:r>
+              <w:t xml:space="preserve"> </w:t>
+            </w:r>
+            <w:r>
+              <w:t xml:space="preserve">yield, not a claim about the field’s true publication trajectory; the completed</w:t>
+            </w:r>
+            <w:r>
+              <w:t xml:space="preserve"> </w:t>
+            </w:r>
+            <w:r>
+              <w:t xml:space="preserve">harvest will supersede this figure.</w:t>
+            </w:r>
+          </w:p>
+          <w:bookmarkEnd w:id="28"/>
+        </w:tc>
+      </w:tr>
+    </w:tbl>
+    <w:bookmarkEnd w:id="29"/>
+    <w:bookmarkStart w:id="31" w:name="sec-taxonomy"/>
+    <w:p>
+      <w:pPr>
+        <w:pStyle w:val="Heading1"/>
+      </w:pPr>
+      <w:r>
+        <w:t xml:space="preserve">4. Taxonomy of hybridisation</w:t>
+      </w:r>
+    </w:p>
+    <w:p>
+      <w:pPr>
+        <w:pStyle w:val="FirstParagraph"/>
+      </w:pPr>
+      <w:r>
+        <w:t xml:space="preserve">The field’s literature treats</w:t>
+      </w:r>
+      <w:r>
+        <w:t xml:space="preserve"> </w:t>
+      </w:r>
+      <w:r>
+        <w:t xml:space="preserve">“hybrid”</w:t>
+      </w:r>
+      <w:r>
+        <w:t xml:space="preserve"> </w:t>
+      </w:r>
+      <w:r>
+        <w:t xml:space="preserve">as a single, undifferentiated label. This</w:t>
+      </w:r>
+      <w:r>
+        <w:t xml:space="preserve"> </w:t>
+      </w:r>
+      <w:r>
+        <w:t xml:space="preserve">flattens together couplings with different theoretical justifications and,</w:t>
+      </w:r>
+      <w:r>
+        <w:t xml:space="preserve"> </w:t>
+      </w:r>
+      <w:r>
+        <w:t xml:space="preserve">correspondingly, different characteristic failure modes — a metaheuristic searching</w:t>
+      </w:r>
+      <w:r>
+        <w:t xml:space="preserve"> </w:t>
+      </w:r>
+      <w:r>
+        <w:t xml:space="preserve">a hyperparameter space is a different claim from a metaheuristic searching a</w:t>
+      </w:r>
+      <w:r>
+        <w:t xml:space="preserve"> </w:t>
+      </w:r>
+      <w:r>
+        <w:t xml:space="preserve">weight space, and a different claim again from a physics-constrained loss function.</w:t>
+      </w:r>
+      <w:r>
+        <w:t xml:space="preserve"> </w:t>
+      </w:r>
+      <w:hyperlink w:anchor="tbl-taxonomy">
+        <w:r>
+          <w:rPr>
+            <w:rStyle w:val="Hyperlink"/>
+          </w:rPr>
+          <w:t xml:space="preserve">Table 2</w:t>
+        </w:r>
+      </w:hyperlink>
+      <w:r>
+        <w:t xml:space="preserve"> </w:t>
+      </w:r>
+      <w:r>
+        <w:t xml:space="preserve">sets out the seven types this review distinguishes and codes against.</w:t>
+      </w:r>
+    </w:p>
+    <w:tbl>
+      <w:tblPr>
+        <w:tblStyle w:val="Table"/>
+        <w:tblW w:type="pct" w:w="5000"/>
+        <w:tblLayout w:type="fixed"/>
+        <w:tblLook w:firstRow="0" w:lastRow="0" w:firstColumn="0" w:lastColumn="0" w:noHBand="0" w:noVBand="0" w:val="0000"/>
+      </w:tblPr>
+      <w:tblGrid>
+        <w:gridCol w:w="7920"/>
+      </w:tblGrid>
+      <w:tr>
+        <w:tc>
+          <w:tcPr/>
+          <w:bookmarkStart w:id="30" w:name="tbl-taxonomy"/>
           <w:p>
             <w:pPr>
               <w:jc w:val="center"/>
@@ -3349,7 +3495,7 @@
               </w:tc>
             </w:tr>
           </w:tbl>
-          <w:bookmarkEnd w:id="26"/>
+          <w:bookmarkEnd w:id="30"/>
           <w:p/>
         </w:tc>
       </w:tr>
@@ -3555,8 +3701,8 @@
         <w:t xml:space="preserve">discussion in §11 rather than folded into the hybridisation-type counts in §3.</w:t>
       </w:r>
     </w:p>
-    <w:bookmarkEnd w:id="27"/>
-    <w:bookmarkStart w:id="28" w:name="sec-materials"/>
+    <w:bookmarkEnd w:id="31"/>
+    <w:bookmarkStart w:id="32" w:name="sec-materials"/>
     <w:p>
       <w:pPr>
         <w:pStyle w:val="Heading1"/>
@@ -3906,8 +4052,8 @@
         <w:t xml:space="preserve">not merely a post-hoc-explained, model.</w:t>
       </w:r>
     </w:p>
-    <w:bookmarkEnd w:id="28"/>
-    <w:bookmarkStart w:id="29" w:name="sec-structural"/>
+    <w:bookmarkEnd w:id="32"/>
+    <w:bookmarkStart w:id="33" w:name="sec-structural"/>
     <w:p>
       <w:pPr>
         <w:pStyle w:val="Heading1"/>
@@ -4156,8 +4302,8 @@
         <w:t xml:space="preserve">work that dominates the rest of this section.</w:t>
       </w:r>
     </w:p>
-    <w:bookmarkEnd w:id="29"/>
-    <w:bookmarkStart w:id="30" w:name="sec-performance"/>
+    <w:bookmarkEnd w:id="33"/>
+    <w:bookmarkStart w:id="34" w:name="sec-performance"/>
     <w:p>
       <w:pPr>
         <w:pStyle w:val="Heading1"/>
@@ -4409,8 +4555,8 @@
         <w:t xml:space="preserve">not report.</w:t>
       </w:r>
     </w:p>
-    <w:bookmarkEnd w:id="30"/>
-    <w:bookmarkStart w:id="31" w:name="sec-other-hybrids"/>
+    <w:bookmarkEnd w:id="34"/>
+    <w:bookmarkStart w:id="35" w:name="sec-other-hybrids"/>
     <w:p>
       <w:pPr>
         <w:pStyle w:val="Heading1"/>
@@ -4466,13 +4612,13 @@
         <w:t xml:space="preserve">H4, architecture fusion</w:t>
       </w:r>
       <w:r>
-        <w:t xml:space="preserve">, is best represented in the seed corpus by three vision</w:t>
-      </w:r>
-      <w:r>
-        <w:t xml:space="preserve"> </w:t>
-      </w:r>
-      <w:r>
-        <w:t xml:space="preserve">studies. Sun et al.’s PCDETR</w:t>
+        <w:t xml:space="preserve">, is best represented in the seed corpus by four vision</w:t>
+      </w:r>
+      <w:r>
+        <w:t xml:space="preserve"> </w:t>
+      </w:r>
+      <w:r>
+        <w:t xml:space="preserve">and one network-level study. Sun et al.’s PCDETR</w:t>
       </w:r>
       <w:r>
         <w:t xml:space="preserve"> </w:t>
@@ -4490,31 +4636,37 @@
         <w:t xml:space="preserve"> </w:t>
       </w:r>
       <w:r>
-        <w:t xml:space="preserve">fuses a Swin-Transformer and a</w:t>
-      </w:r>
-      <w:r>
-        <w:t xml:space="preserve"> </w:t>
-      </w:r>
-      <w:r>
-        <w:t xml:space="preserve">ResNet backbone for pavement crack detection and reports near-identical average</w:t>
-      </w:r>
-      <w:r>
-        <w:t xml:space="preserve"> </w:t>
-      </w:r>
-      <w:r>
-        <w:t xml:space="preserve">precision on the authors’ own dataset and on COCO (45.6% vs. 45.8%) — a similarity</w:t>
-      </w:r>
-      <w:r>
-        <w:t xml:space="preserve"> </w:t>
-      </w:r>
-      <w:r>
-        <w:t xml:space="preserve">close enough across two very different image domains to warrant scrutiny rather</w:t>
-      </w:r>
-      <w:r>
-        <w:t xml:space="preserve"> </w:t>
-      </w:r>
-      <w:r>
-        <w:t xml:space="preserve">than to be read at face value as evidence of robust transfer. Alshawabkeh et al.</w:t>
+        <w:t xml:space="preserve">fuses a</w:t>
+      </w:r>
+      <w:r>
+        <w:t xml:space="preserve"> </w:t>
+      </w:r>
+      <w:r>
+        <w:t xml:space="preserve">Swin-Transformer and a ResNet backbone for pavement crack detection and reports</w:t>
+      </w:r>
+      <w:r>
+        <w:t xml:space="preserve"> </w:t>
+      </w:r>
+      <w:r>
+        <w:t xml:space="preserve">near-identical average precision on the authors’ own dataset and on COCO (45.6% vs.</w:t>
+      </w:r>
+      <w:r>
+        <w:t xml:space="preserve"> </w:t>
+      </w:r>
+      <w:r>
+        <w:t xml:space="preserve">45.8%) — a similarity close enough across two very different image domains to</w:t>
+      </w:r>
+      <w:r>
+        <w:t xml:space="preserve"> </w:t>
+      </w:r>
+      <w:r>
+        <w:t xml:space="preserve">warrant scrutiny rather than to be read at face value as evidence of robust</w:t>
+      </w:r>
+      <w:r>
+        <w:t xml:space="preserve"> </w:t>
+      </w:r>
+      <w:r>
+        <w:t xml:space="preserve">transfer. Alshawabkeh et al.</w:t>
       </w:r>
       <w:r>
         <w:t xml:space="preserve"> </w:t>
@@ -4544,37 +4696,103 @@
         <w:t xml:space="preserve"> </w:t>
       </w:r>
       <w:r>
-        <w:t xml:space="preserve">both couple</w:t>
-      </w:r>
-      <w:r>
-        <w:t xml:space="preserve"> </w:t>
-      </w:r>
-      <w:r>
-        <w:t xml:space="preserve">deep and hand-crafted feature extraction with a metaheuristic feature-selection</w:t>
-      </w:r>
-      <w:r>
-        <w:t xml:space="preserve"> </w:t>
-      </w:r>
-      <w:r>
-        <w:t xml:space="preserve">stage (jointly H1 and H4 under the taxonomy in §4), and both report a staged,</w:t>
-      </w:r>
-      <w:r>
-        <w:t xml:space="preserve"> </w:t>
-      </w:r>
-      <w:r>
-        <w:t xml:space="preserve">within-paper ablation — deep features alone, then with the added classifier, then</w:t>
-      </w:r>
-      <w:r>
-        <w:t xml:space="preserve"> </w:t>
-      </w:r>
-      <w:r>
-        <w:t xml:space="preserve">with the added optimiser — which is the design §9’s premium construct depends on</w:t>
-      </w:r>
-      <w:r>
-        <w:t xml:space="preserve"> </w:t>
-      </w:r>
-      <w:r>
-        <w:t xml:space="preserve">and which most H1 studies elsewhere in the corpus do not provide.</w:t>
+        <w:t xml:space="preserve">both couple deep and hand-crafted feature extraction with a</w:t>
+      </w:r>
+      <w:r>
+        <w:t xml:space="preserve"> </w:t>
+      </w:r>
+      <w:r>
+        <w:t xml:space="preserve">metaheuristic feature-selection stage (jointly H1 and H4 under the taxonomy in §4),</w:t>
+      </w:r>
+      <w:r>
+        <w:t xml:space="preserve"> </w:t>
+      </w:r>
+      <w:r>
+        <w:t xml:space="preserve">and both report a staged, within-paper ablation — deep features alone, then with</w:t>
+      </w:r>
+      <w:r>
+        <w:t xml:space="preserve"> </w:t>
+      </w:r>
+      <w:r>
+        <w:t xml:space="preserve">the added classifier, then with the added optimiser — which is the design §9’s</w:t>
+      </w:r>
+      <w:r>
+        <w:t xml:space="preserve"> </w:t>
+      </w:r>
+      <w:r>
+        <w:t xml:space="preserve">premium construct depends on and which most H1 studies elsewhere in the corpus do</w:t>
+      </w:r>
+      <w:r>
+        <w:t xml:space="preserve"> </w:t>
+      </w:r>
+      <w:r>
+        <w:t xml:space="preserve">not provide. At the network rather than the image level, Pan, Du and Parlikad’s</w:t>
+      </w:r>
+      <w:r>
+        <w:t xml:space="preserve"> </w:t>
+      </w:r>
+      <w:r>
+        <w:t xml:space="preserve">PaveGNet</w:t>
+      </w:r>
+      <w:r>
+        <w:t xml:space="preserve"> </w:t>
+      </w:r>
+      <w:r>
+        <w:t xml:space="preserve">(Pan et al., 2025)</w:t>
+      </w:r>
+      <w:r>
+        <w:t xml:space="preserve"> </w:t>
+      </w:r>
+      <w:r>
+        <w:t xml:space="preserve">fuses a graph module encoding inter-section</w:t>
+      </w:r>
+      <w:r>
+        <w:t xml:space="preserve"> </w:t>
+      </w:r>
+      <w:r>
+        <w:t xml:space="preserve">topology with a temporal module encoding distress evolution, and is, at the time of</w:t>
+      </w:r>
+      <w:r>
+        <w:t xml:space="preserve"> </w:t>
+      </w:r>
+      <w:r>
+        <w:t xml:space="preserve">writing, this review’s clearest example of the staged-ablation design done well:</w:t>
+      </w:r>
+      <w:r>
+        <w:t xml:space="preserve"> </w:t>
+      </w:r>
+      <w:r>
+        <w:t xml:space="preserve">independently substituting the temporal, spatial and exogenous-variable components</w:t>
+      </w:r>
+      <w:r>
+        <w:t xml:space="preserve"> </w:t>
+      </w:r>
+      <w:r>
+        <w:t xml:space="preserve">and reporting the ranking-error contribution of each (a fall from 9.005% to 2.670%</w:t>
+      </w:r>
+      <w:r>
+        <w:t xml:space="preserve"> </w:t>
+      </w:r>
+      <w:r>
+        <w:t xml:space="preserve">for the full model against a spatiotemporal graph-convolution baseline). It is a</w:t>
+      </w:r>
+      <w:r>
+        <w:t xml:space="preserve"> </w:t>
+      </w:r>
+      <w:r>
+        <w:t xml:space="preserve">useful positive counterpoint to place beside the H1 studies earlier in this</w:t>
+      </w:r>
+      <w:r>
+        <w:t xml:space="preserve"> </w:t>
+      </w:r>
+      <w:r>
+        <w:t xml:space="preserve">section, and is the closest the seed corpus comes to network-level, rather than</w:t>
+      </w:r>
+      <w:r>
+        <w:t xml:space="preserve"> </w:t>
+      </w:r>
+      <w:r>
+        <w:t xml:space="preserve">single-section, hybridisation evidence.</w:t>
       </w:r>
     </w:p>
     <w:p>
@@ -4682,37 +4900,49 @@
         <w:t xml:space="preserve"> </w:t>
       </w:r>
       <w:r>
-        <w:t xml:space="preserve">writing, no confirmed pavement-specific exemplar in the seed corpus — every</w:t>
-      </w:r>
-      <w:r>
-        <w:t xml:space="preserve"> </w:t>
-      </w:r>
-      <w:r>
-        <w:t xml:space="preserve">wavelet- or VMD-based candidate located in the search so far belongs to an adjacent</w:t>
-      </w:r>
-      <w:r>
-        <w:t xml:space="preserve"> </w:t>
-      </w:r>
-      <w:r>
-        <w:t xml:space="preserve">domain (bridge deflection monitoring, energy-price forecasting) rather than to</w:t>
-      </w:r>
-      <w:r>
-        <w:t xml:space="preserve"> </w:t>
-      </w:r>
-      <w:r>
-        <w:t xml:space="preserve">pavement engineering directly. Its absence is reported here as a finding in its own</w:t>
-      </w:r>
-      <w:r>
-        <w:t xml:space="preserve"> </w:t>
-      </w:r>
-      <w:r>
-        <w:t xml:space="preserve">right, to be confirmed or overturned once the completed harvest is available, rather</w:t>
-      </w:r>
-      <w:r>
-        <w:t xml:space="preserve"> </w:t>
-      </w:r>
-      <w:r>
-        <w:t xml:space="preserve">than silently omitted.</w:t>
+        <w:t xml:space="preserve">writing, no confirmed pavement-specific exemplar in the seed corpus, and the</w:t>
+      </w:r>
+      <w:r>
+        <w:t xml:space="preserve"> </w:t>
+      </w:r>
+      <w:r>
+        <w:t xml:space="preserve">absence has now survived two independent, differently worded search sweeps rather</w:t>
+      </w:r>
+      <w:r>
+        <w:t xml:space="preserve"> </w:t>
+      </w:r>
+      <w:r>
+        <w:t xml:space="preserve">than reflecting a single missed query — every wavelet- or VMD-based candidate</w:t>
+      </w:r>
+      <w:r>
+        <w:t xml:space="preserve"> </w:t>
+      </w:r>
+      <w:r>
+        <w:t xml:space="preserve">located so far belongs to an adjacent domain (bridge deflection monitoring,</w:t>
+      </w:r>
+      <w:r>
+        <w:t xml:space="preserve"> </w:t>
+      </w:r>
+      <w:r>
+        <w:t xml:space="preserve">energy-price forecasting) rather than to pavement engineering directly. Its absence</w:t>
+      </w:r>
+      <w:r>
+        <w:t xml:space="preserve"> </w:t>
+      </w:r>
+      <w:r>
+        <w:t xml:space="preserve">is reported here as a tentative finding in its own right, to be confirmed or</w:t>
+      </w:r>
+      <w:r>
+        <w:t xml:space="preserve"> </w:t>
+      </w:r>
+      <w:r>
+        <w:t xml:space="preserve">overturned once the completed harvest is available, rather than silently omitted</w:t>
+      </w:r>
+      <w:r>
+        <w:t xml:space="preserve"> </w:t>
+      </w:r>
+      <w:r>
+        <w:t xml:space="preserve">or, on the other hand, overstated on the basis of two searches.</w:t>
       </w:r>
     </w:p>
     <w:p>
@@ -4807,8 +5037,8 @@
         <w:t xml:space="preserve">explanation of an unvalidated model cannot.</w:t>
       </w:r>
     </w:p>
-    <w:bookmarkEnd w:id="31"/>
-    <w:bookmarkStart w:id="36" w:name="sec-premium"/>
+    <w:bookmarkEnd w:id="35"/>
+    <w:bookmarkStart w:id="40" w:name="sec-premium"/>
     <w:p>
       <w:pPr>
         <w:pStyle w:val="Heading1"/>
@@ -4817,7 +5047,7 @@
         <w:t xml:space="preserve">9. The hybridisation premium</w:t>
       </w:r>
     </w:p>
-    <w:bookmarkStart w:id="32" w:name="definition"/>
+    <w:bookmarkStart w:id="36" w:name="definition"/>
     <w:p>
       <w:pPr>
         <w:pStyle w:val="Heading2"/>
@@ -5140,8 +5370,8 @@
         <w:t xml:space="preserve">what hybridisation contributes — it is a measure of what tuning contributes, mislabelled.</w:t>
       </w:r>
     </w:p>
-    <w:bookmarkEnd w:id="32"/>
-    <w:bookmarkStart w:id="33" w:name="what-the-completed-audit-will-report"/>
+    <w:bookmarkEnd w:id="36"/>
+    <w:bookmarkStart w:id="37" w:name="what-the-completed-audit-will-report"/>
     <w:p>
       <w:pPr>
         <w:pStyle w:val="Heading2"/>
@@ -5250,8 +5480,8 @@
         <w:t xml:space="preserve">began.</w:t>
       </w:r>
     </w:p>
-    <w:bookmarkEnd w:id="33"/>
-    <w:bookmarkStart w:id="35" w:name="X7f25b91c7f8b674ee1023e90faae5a96e47348b"/>
+    <w:bookmarkEnd w:id="37"/>
+    <w:bookmarkStart w:id="39" w:name="X7f25b91c7f8b674ee1023e90faae5a96e47348b"/>
     <w:p>
       <w:pPr>
         <w:pStyle w:val="Heading2"/>
@@ -5322,7 +5552,7 @@
       <w:tr>
         <w:tc>
           <w:tcPr/>
-          <w:bookmarkStart w:id="34" w:name="tbl-premium-evidence"/>
+          <w:bookmarkStart w:id="38" w:name="tbl-premium-evidence"/>
           <w:p>
             <w:pPr>
               <w:jc w:val="center"/>
@@ -5887,7 +6117,7 @@
               </w:tc>
             </w:tr>
           </w:tbl>
-          <w:bookmarkEnd w:id="34"/>
+          <w:bookmarkEnd w:id="38"/>
           <w:p/>
         </w:tc>
       </w:tr>
@@ -6136,9 +6366,9 @@
         <w:t xml:space="preserve">completing, not as its substitute.</w:t>
       </w:r>
     </w:p>
-    <w:bookmarkEnd w:id="35"/>
-    <w:bookmarkEnd w:id="36"/>
-    <w:bookmarkStart w:id="37" w:name="sec-interpretability"/>
+    <w:bookmarkEnd w:id="39"/>
+    <w:bookmarkEnd w:id="40"/>
+    <w:bookmarkStart w:id="41" w:name="sec-interpretability"/>
     <w:p>
       <w:pPr>
         <w:pStyle w:val="Heading1"/>
@@ -6155,8 +6385,8 @@
         <w:t xml:space="preserve">PLACEHOLDER.</w:t>
       </w:r>
     </w:p>
-    <w:bookmarkEnd w:id="37"/>
-    <w:bookmarkStart w:id="38" w:name="sec-decision"/>
+    <w:bookmarkEnd w:id="41"/>
+    <w:bookmarkStart w:id="42" w:name="sec-decision"/>
     <w:p>
       <w:pPr>
         <w:pStyle w:val="Heading1"/>
@@ -6386,8 +6616,8 @@
         <w:t xml:space="preserve">than asserted in general.</w:t>
       </w:r>
     </w:p>
-    <w:bookmarkEnd w:id="38"/>
-    <w:bookmarkStart w:id="39" w:name="sec-paveml"/>
+    <w:bookmarkEnd w:id="42"/>
+    <w:bookmarkStart w:id="43" w:name="sec-paveml"/>
     <w:p>
       <w:pPr>
         <w:pStyle w:val="Heading1"/>
@@ -6694,8 +6924,8 @@
         <w:t xml:space="preserve">This procedure, and its result, are reported in full in the completed manuscript.</w:t>
       </w:r>
     </w:p>
-    <w:bookmarkEnd w:id="39"/>
-    <w:bookmarkStart w:id="40" w:name="sec-agenda"/>
+    <w:bookmarkEnd w:id="43"/>
+    <w:bookmarkStart w:id="44" w:name="sec-agenda"/>
     <w:p>
       <w:pPr>
         <w:pStyle w:val="Heading1"/>
@@ -7226,8 +7456,8 @@
         <w:t xml:space="preserve">across civil engineering.</w:t>
       </w:r>
     </w:p>
-    <w:bookmarkEnd w:id="40"/>
-    <w:bookmarkStart w:id="41" w:name="sec-conclusions"/>
+    <w:bookmarkEnd w:id="44"/>
+    <w:bookmarkStart w:id="45" w:name="sec-conclusions"/>
     <w:p>
       <w:pPr>
         <w:pStyle w:val="Heading1"/>
@@ -7471,8 +7701,8 @@
         <w:t xml:space="preserve">and the reading the completed audit is designed to test.</w:t>
       </w:r>
     </w:p>
-    <w:bookmarkEnd w:id="41"/>
-    <w:bookmarkStart w:id="42" w:name="declaration-of-competing-interest"/>
+    <w:bookmarkEnd w:id="45"/>
+    <w:bookmarkStart w:id="46" w:name="declaration-of-competing-interest"/>
     <w:p>
       <w:pPr>
         <w:pStyle w:val="Heading1"/>
@@ -7495,8 +7725,8 @@
         <w:t xml:space="preserve">could have influenced the work reported in this paper.</w:t>
       </w:r>
     </w:p>
-    <w:bookmarkEnd w:id="42"/>
-    <w:bookmarkStart w:id="43" w:name="Xa6ff8e54395812bd8a1d49fa16c25a1d6a46bbb"/>
+    <w:bookmarkEnd w:id="46"/>
+    <w:bookmarkStart w:id="47" w:name="Xa6ff8e54395812bd8a1d49fa16c25a1d6a46bbb"/>
     <w:p>
       <w:pPr>
         <w:pStyle w:val="Heading1"/>
@@ -7531,8 +7761,8 @@
         <w:t xml:space="preserve">use is permitted; undisclosed use is not.</w:t>
       </w:r>
     </w:p>
-    <w:bookmarkEnd w:id="43"/>
-    <w:bookmarkStart w:id="44" w:name="data-availability"/>
+    <w:bookmarkEnd w:id="47"/>
+    <w:bookmarkStart w:id="48" w:name="data-availability"/>
     <w:p>
       <w:pPr>
         <w:pStyle w:val="Heading1"/>
@@ -7561,8 +7791,8 @@
         <w:t xml:space="preserve">[REPOSITORY URL].</w:t>
       </w:r>
     </w:p>
-    <w:bookmarkEnd w:id="44"/>
-    <w:bookmarkStart w:id="106" w:name="references"/>
+    <w:bookmarkEnd w:id="48"/>
+    <w:bookmarkStart w:id="112" w:name="references"/>
     <w:p>
       <w:pPr>
         <w:pStyle w:val="Heading1"/>
@@ -7571,8 +7801,8 @@
         <w:t xml:space="preserve">References</w:t>
       </w:r>
     </w:p>
-    <w:bookmarkStart w:id="105" w:name="refs"/>
-    <w:bookmarkStart w:id="46" w:name="ref-Alhussan2022pothole"/>
+    <w:bookmarkStart w:id="111" w:name="refs"/>
+    <w:bookmarkStart w:id="50" w:name="ref-Alhussan2022pothole"/>
     <w:p>
       <w:pPr>
         <w:pStyle w:val="Bibliography"/>
@@ -7583,7 +7813,7 @@
       <w:r>
         <w:t xml:space="preserve"> </w:t>
       </w:r>
-      <w:hyperlink r:id="rId45">
+      <w:hyperlink r:id="rId49">
         <w:r>
           <w:rPr>
             <w:rStyle w:val="Hyperlink"/>
@@ -7592,8 +7822,8 @@
         </w:r>
       </w:hyperlink>
     </w:p>
-    <w:bookmarkEnd w:id="46"/>
-    <w:bookmarkStart w:id="48" w:name="ref-Alnaqbi2025learning"/>
+    <w:bookmarkEnd w:id="50"/>
+    <w:bookmarkStart w:id="52" w:name="ref-Alnaqbi2025learning"/>
     <w:p>
       <w:pPr>
         <w:pStyle w:val="Bibliography"/>
@@ -7604,7 +7834,7 @@
       <w:r>
         <w:t xml:space="preserve"> </w:t>
       </w:r>
-      <w:hyperlink r:id="rId47">
+      <w:hyperlink r:id="rId51">
         <w:r>
           <w:rPr>
             <w:rStyle w:val="Hyperlink"/>
@@ -7613,8 +7843,8 @@
         </w:r>
       </w:hyperlink>
     </w:p>
-    <w:bookmarkEnd w:id="48"/>
-    <w:bookmarkStart w:id="50" w:name="ref-Alshawabkeh2023automated"/>
+    <w:bookmarkEnd w:id="52"/>
+    <w:bookmarkStart w:id="54" w:name="ref-Alshawabkeh2023automated"/>
     <w:p>
       <w:pPr>
         <w:pStyle w:val="Bibliography"/>
@@ -7628,7 +7858,7 @@
       <w:r>
         <w:t xml:space="preserve"> </w:t>
       </w:r>
-      <w:hyperlink r:id="rId49">
+      <w:hyperlink r:id="rId53">
         <w:r>
           <w:rPr>
             <w:rStyle w:val="Hyperlink"/>
@@ -7637,8 +7867,8 @@
         </w:r>
       </w:hyperlink>
     </w:p>
-    <w:bookmarkEnd w:id="50"/>
-    <w:bookmarkStart w:id="52" w:name="ref-Azam2022resilient"/>
+    <w:bookmarkEnd w:id="54"/>
+    <w:bookmarkStart w:id="56" w:name="ref-Azam2022resilient"/>
     <w:p>
       <w:pPr>
         <w:pStyle w:val="Bibliography"/>
@@ -7652,7 +7882,7 @@
       <w:r>
         <w:t xml:space="preserve"> </w:t>
       </w:r>
-      <w:hyperlink r:id="rId51">
+      <w:hyperlink r:id="rId55">
         <w:r>
           <w:rPr>
             <w:rStyle w:val="Hyperlink"/>
@@ -7661,8 +7891,8 @@
         </w:r>
       </w:hyperlink>
     </w:p>
-    <w:bookmarkEnd w:id="52"/>
-    <w:bookmarkStart w:id="54" w:name="ref-Cao2020pavement"/>
+    <w:bookmarkEnd w:id="56"/>
+    <w:bookmarkStart w:id="58" w:name="ref-Cao2020pavement"/>
     <w:p>
       <w:pPr>
         <w:pStyle w:val="Bibliography"/>
@@ -7673,7 +7903,7 @@
       <w:r>
         <w:t xml:space="preserve"> </w:t>
       </w:r>
-      <w:hyperlink r:id="rId53">
+      <w:hyperlink r:id="rId57">
         <w:r>
           <w:rPr>
             <w:rStyle w:val="Hyperlink"/>
@@ -7682,8 +7912,8 @@
         </w:r>
       </w:hyperlink>
     </w:p>
-    <w:bookmarkEnd w:id="54"/>
-    <w:bookmarkStart w:id="56" w:name="ref-Deng2023rutting"/>
+    <w:bookmarkEnd w:id="58"/>
+    <w:bookmarkStart w:id="60" w:name="ref-Deng2023rutting"/>
     <w:p>
       <w:pPr>
         <w:pStyle w:val="Bibliography"/>
@@ -7694,7 +7924,7 @@
       <w:r>
         <w:t xml:space="preserve"> </w:t>
       </w:r>
-      <w:hyperlink r:id="rId55">
+      <w:hyperlink r:id="rId59">
         <w:r>
           <w:rPr>
             <w:rStyle w:val="Hyperlink"/>
@@ -7703,8 +7933,8 @@
         </w:r>
       </w:hyperlink>
     </w:p>
-    <w:bookmarkEnd w:id="56"/>
-    <w:bookmarkStart w:id="58" w:name="ref-Elbagalati2017neural"/>
+    <w:bookmarkEnd w:id="60"/>
+    <w:bookmarkStart w:id="62" w:name="ref-Elbagalati2017neural"/>
     <w:p>
       <w:pPr>
         <w:pStyle w:val="Bibliography"/>
@@ -7718,7 +7948,7 @@
       <w:r>
         <w:t xml:space="preserve"> </w:t>
       </w:r>
-      <w:hyperlink r:id="rId57">
+      <w:hyperlink r:id="rId61">
         <w:r>
           <w:rPr>
             <w:rStyle w:val="Hyperlink"/>
@@ -7727,8 +7957,8 @@
         </w:r>
       </w:hyperlink>
     </w:p>
-    <w:bookmarkEnd w:id="58"/>
-    <w:bookmarkStart w:id="60" w:name="ref-Elhariri2020filter"/>
+    <w:bookmarkEnd w:id="62"/>
+    <w:bookmarkStart w:id="64" w:name="ref-Elhariri2020filter"/>
     <w:p>
       <w:pPr>
         <w:pStyle w:val="Bibliography"/>
@@ -7739,7 +7969,7 @@
       <w:r>
         <w:t xml:space="preserve"> </w:t>
       </w:r>
-      <w:hyperlink r:id="rId59">
+      <w:hyperlink r:id="rId63">
         <w:r>
           <w:rPr>
             <w:rStyle w:val="Hyperlink"/>
@@ -7748,8 +7978,8 @@
         </w:r>
       </w:hyperlink>
     </w:p>
-    <w:bookmarkEnd w:id="60"/>
-    <w:bookmarkStart w:id="62" w:name="ref-Georgouli2026impact"/>
+    <w:bookmarkEnd w:id="64"/>
+    <w:bookmarkStart w:id="66" w:name="ref-Georgouli2026impact"/>
     <w:p>
       <w:pPr>
         <w:pStyle w:val="Bibliography"/>
@@ -7760,7 +7990,7 @@
       <w:r>
         <w:t xml:space="preserve"> </w:t>
       </w:r>
-      <w:hyperlink r:id="rId61">
+      <w:hyperlink r:id="rId65">
         <w:r>
           <w:rPr>
             <w:rStyle w:val="Hyperlink"/>
@@ -7769,8 +7999,8 @@
         </w:r>
       </w:hyperlink>
     </w:p>
-    <w:bookmarkEnd w:id="62"/>
-    <w:bookmarkStart w:id="64" w:name="ref-Ghanizadeh2020neural"/>
+    <w:bookmarkEnd w:id="66"/>
+    <w:bookmarkStart w:id="68" w:name="ref-Ghanizadeh2020neural"/>
     <w:p>
       <w:pPr>
         <w:pStyle w:val="Bibliography"/>
@@ -7781,7 +8011,7 @@
       <w:r>
         <w:t xml:space="preserve"> </w:t>
       </w:r>
-      <w:hyperlink r:id="rId63">
+      <w:hyperlink r:id="rId67">
         <w:r>
           <w:rPr>
             <w:rStyle w:val="Hyperlink"/>
@@ -7790,8 +8020,8 @@
         </w:r>
       </w:hyperlink>
     </w:p>
-    <w:bookmarkEnd w:id="64"/>
-    <w:bookmarkStart w:id="66" w:name="ref-Ghanizadeh2025metabackcal"/>
+    <w:bookmarkEnd w:id="68"/>
+    <w:bookmarkStart w:id="70" w:name="ref-Ghanizadeh2025metabackcal"/>
     <w:p>
       <w:pPr>
         <w:pStyle w:val="Bibliography"/>
@@ -7802,7 +8032,7 @@
       <w:r>
         <w:t xml:space="preserve"> </w:t>
       </w:r>
-      <w:hyperlink r:id="rId65">
+      <w:hyperlink r:id="rId69">
         <w:r>
           <w:rPr>
             <w:rStyle w:val="Hyperlink"/>
@@ -7811,8 +8041,8 @@
         </w:r>
       </w:hyperlink>
     </w:p>
-    <w:bookmarkEnd w:id="66"/>
-    <w:bookmarkStart w:id="68" w:name="ref-Ghanizadeh2024formulation"/>
+    <w:bookmarkEnd w:id="70"/>
+    <w:bookmarkStart w:id="72" w:name="ref-Ghanizadeh2024formulation"/>
     <w:p>
       <w:pPr>
         <w:pStyle w:val="Bibliography"/>
@@ -7826,7 +8056,7 @@
       <w:r>
         <w:t xml:space="preserve"> </w:t>
       </w:r>
-      <w:hyperlink r:id="rId67">
+      <w:hyperlink r:id="rId71">
         <w:r>
           <w:rPr>
             <w:rStyle w:val="Hyperlink"/>
@@ -7835,8 +8065,8 @@
         </w:r>
       </w:hyperlink>
     </w:p>
-    <w:bookmarkEnd w:id="68"/>
-    <w:bookmarkStart w:id="70" w:name="ref-Ghorbani2020genetic"/>
+    <w:bookmarkEnd w:id="72"/>
+    <w:bookmarkStart w:id="74" w:name="ref-Ghorbani2020genetic"/>
     <w:p>
       <w:pPr>
         <w:pStyle w:val="Bibliography"/>
@@ -7850,7 +8080,7 @@
       <w:r>
         <w:t xml:space="preserve"> </w:t>
       </w:r>
-      <w:hyperlink r:id="rId69">
+      <w:hyperlink r:id="rId73">
         <w:r>
           <w:rPr>
             <w:rStyle w:val="Hyperlink"/>
@@ -7859,8 +8089,8 @@
         </w:r>
       </w:hyperlink>
     </w:p>
-    <w:bookmarkEnd w:id="70"/>
-    <w:bookmarkStart w:id="72" w:name="ref-Gopalakrishnan2018learning"/>
+    <w:bookmarkEnd w:id="74"/>
+    <w:bookmarkStart w:id="76" w:name="ref-Gopalakrishnan2018learning"/>
     <w:p>
       <w:pPr>
         <w:pStyle w:val="Bibliography"/>
@@ -7871,7 +8101,7 @@
       <w:r>
         <w:t xml:space="preserve"> </w:t>
       </w:r>
-      <w:hyperlink r:id="rId71">
+      <w:hyperlink r:id="rId75">
         <w:r>
           <w:rPr>
             <w:rStyle w:val="Hyperlink"/>
@@ -7880,8 +8110,8 @@
         </w:r>
       </w:hyperlink>
     </w:p>
-    <w:bookmarkEnd w:id="72"/>
-    <w:bookmarkStart w:id="74" w:name="ref-Guo2025learning"/>
+    <w:bookmarkEnd w:id="76"/>
+    <w:bookmarkStart w:id="78" w:name="ref-Guo2025learning"/>
     <w:p>
       <w:pPr>
         <w:pStyle w:val="Bibliography"/>
@@ -7895,7 +8125,7 @@
       <w:r>
         <w:t xml:space="preserve"> </w:t>
       </w:r>
-      <w:hyperlink r:id="rId73">
+      <w:hyperlink r:id="rId77">
         <w:r>
           <w:rPr>
             <w:rStyle w:val="Hyperlink"/>
@@ -7904,8 +8134,8 @@
         </w:r>
       </w:hyperlink>
     </w:p>
-    <w:bookmarkEnd w:id="74"/>
-    <w:bookmarkStart w:id="76" w:name="ref-Hanandeh2022introducing"/>
+    <w:bookmarkEnd w:id="78"/>
+    <w:bookmarkStart w:id="80" w:name="ref-Hanandeh2022introducing"/>
     <w:p>
       <w:pPr>
         <w:pStyle w:val="Bibliography"/>
@@ -7916,7 +8146,7 @@
       <w:r>
         <w:t xml:space="preserve"> </w:t>
       </w:r>
-      <w:hyperlink r:id="rId75">
+      <w:hyperlink r:id="rId79">
         <w:r>
           <w:rPr>
             <w:rStyle w:val="Hyperlink"/>
@@ -7925,8 +8155,8 @@
         </w:r>
       </w:hyperlink>
     </w:p>
-    <w:bookmarkEnd w:id="76"/>
-    <w:bookmarkStart w:id="78" w:name="ref-Hosseini2021accuracy"/>
+    <w:bookmarkEnd w:id="80"/>
+    <w:bookmarkStart w:id="82" w:name="ref-Hosseini2021accuracy"/>
     <w:p>
       <w:pPr>
         <w:pStyle w:val="Bibliography"/>
@@ -7937,7 +8167,7 @@
       <w:r>
         <w:t xml:space="preserve"> </w:t>
       </w:r>
-      <w:hyperlink r:id="rId77">
+      <w:hyperlink r:id="rId81">
         <w:r>
           <w:rPr>
             <w:rStyle w:val="Hyperlink"/>
@@ -7946,8 +8176,8 @@
         </w:r>
       </w:hyperlink>
     </w:p>
-    <w:bookmarkEnd w:id="78"/>
-    <w:bookmarkStart w:id="80" w:name="ref-Hou2020state"/>
+    <w:bookmarkEnd w:id="82"/>
+    <w:bookmarkStart w:id="84" w:name="ref-Hou2020state"/>
     <w:p>
       <w:pPr>
         <w:pStyle w:val="Bibliography"/>
@@ -7961,7 +8191,7 @@
       <w:r>
         <w:t xml:space="preserve"> </w:t>
       </w:r>
-      <w:hyperlink r:id="rId79">
+      <w:hyperlink r:id="rId83">
         <w:r>
           <w:rPr>
             <w:rStyle w:val="Hyperlink"/>
@@ -7970,8 +8200,8 @@
         </w:r>
       </w:hyperlink>
     </w:p>
-    <w:bookmarkEnd w:id="80"/>
-    <w:bookmarkStart w:id="82" w:name="ref-Huang2025rheological"/>
+    <w:bookmarkEnd w:id="84"/>
+    <w:bookmarkStart w:id="86" w:name="ref-Huang2025rheological"/>
     <w:p>
       <w:pPr>
         <w:pStyle w:val="Bibliography"/>
@@ -7985,7 +8215,7 @@
       <w:r>
         <w:t xml:space="preserve"> </w:t>
       </w:r>
-      <w:hyperlink r:id="rId81">
+      <w:hyperlink r:id="rId85">
         <w:r>
           <w:rPr>
             <w:rStyle w:val="Hyperlink"/>
@@ -7994,8 +8224,8 @@
         </w:r>
       </w:hyperlink>
     </w:p>
-    <w:bookmarkEnd w:id="82"/>
-    <w:bookmarkStart w:id="84" w:name="ref-Jweihan2026trustworthy"/>
+    <w:bookmarkEnd w:id="86"/>
+    <w:bookmarkStart w:id="88" w:name="ref-Jweihan2026trustworthy"/>
     <w:p>
       <w:pPr>
         <w:pStyle w:val="Bibliography"/>
@@ -8006,7 +8236,7 @@
       <w:r>
         <w:t xml:space="preserve"> </w:t>
       </w:r>
-      <w:hyperlink r:id="rId83">
+      <w:hyperlink r:id="rId87">
         <w:r>
           <w:rPr>
             <w:rStyle w:val="Hyperlink"/>
@@ -8015,8 +8245,8 @@
         </w:r>
       </w:hyperlink>
     </w:p>
-    <w:bookmarkEnd w:id="84"/>
-    <w:bookmarkStart w:id="86" w:name="ref-Kaloop2019particle"/>
+    <w:bookmarkEnd w:id="88"/>
+    <w:bookmarkStart w:id="90" w:name="ref-Kaloop2019particle"/>
     <w:p>
       <w:pPr>
         <w:pStyle w:val="Bibliography"/>
@@ -8030,7 +8260,7 @@
       <w:r>
         <w:t xml:space="preserve"> </w:t>
       </w:r>
-      <w:hyperlink r:id="rId85">
+      <w:hyperlink r:id="rId89">
         <w:r>
           <w:rPr>
             <w:rStyle w:val="Hyperlink"/>
@@ -8039,8 +8269,8 @@
         </w:r>
       </w:hyperlink>
     </w:p>
-    <w:bookmarkEnd w:id="86"/>
-    <w:bookmarkStart w:id="88" w:name="ref-Latifi2021reinforcement"/>
+    <w:bookmarkEnd w:id="90"/>
+    <w:bookmarkStart w:id="92" w:name="ref-Latifi2021reinforcement"/>
     <w:p>
       <w:pPr>
         <w:pStyle w:val="Bibliography"/>
@@ -8054,7 +8284,7 @@
       <w:r>
         <w:t xml:space="preserve"> </w:t>
       </w:r>
-      <w:hyperlink r:id="rId87">
+      <w:hyperlink r:id="rId91">
         <w:r>
           <w:rPr>
             <w:rStyle w:val="Hyperlink"/>
@@ -8063,8 +8293,8 @@
         </w:r>
       </w:hyperlink>
     </w:p>
-    <w:bookmarkEnd w:id="88"/>
-    <w:bookmarkStart w:id="90" w:name="ref-MharziAlaoui2026algorithm"/>
+    <w:bookmarkEnd w:id="92"/>
+    <w:bookmarkStart w:id="94" w:name="ref-MharziAlaoui2026algorithm"/>
     <w:p>
       <w:pPr>
         <w:pStyle w:val="Bibliography"/>
@@ -8078,7 +8308,7 @@
       <w:r>
         <w:t xml:space="preserve"> </w:t>
       </w:r>
-      <w:hyperlink r:id="rId89">
+      <w:hyperlink r:id="rId93">
         <w:r>
           <w:rPr>
             <w:rStyle w:val="Hyperlink"/>
@@ -8087,19 +8317,40 @@
         </w:r>
       </w:hyperlink>
     </w:p>
-    <w:bookmarkEnd w:id="90"/>
-    <w:bookmarkStart w:id="92" w:name="ref-Pasupunuri2024roughness"/>
+    <w:bookmarkEnd w:id="94"/>
+    <w:bookmarkStart w:id="96" w:name="ref-Pan2025spatiotemporal"/>
     <w:p>
       <w:pPr>
         <w:pStyle w:val="Bibliography"/>
       </w:pPr>
       <w:r>
+        <w:t xml:space="preserve">Pan, N., Du, Y., Parlikad, A.K., 2025. A spatiotemporal prediction method for the evolution of pavement distress in road networks. Comput.-Aided Civ. Infrastruct. Eng.</w:t>
+      </w:r>
+      <w:r>
+        <w:t xml:space="preserve"> </w:t>
+      </w:r>
+      <w:hyperlink r:id="rId95">
+        <w:r>
+          <w:rPr>
+            <w:rStyle w:val="Hyperlink"/>
+          </w:rPr>
+          <w:t xml:space="preserve">https://doi.org/10.1111/mice.70169</w:t>
+        </w:r>
+      </w:hyperlink>
+    </w:p>
+    <w:bookmarkEnd w:id="96"/>
+    <w:bookmarkStart w:id="98" w:name="ref-Pasupunuri2024roughness"/>
+    <w:p>
+      <w:pPr>
+        <w:pStyle w:val="Bibliography"/>
+      </w:pPr>
+      <w:r>
         <w:t xml:space="preserve">Pasupunuri, S.K., Thom, N., Li, L., 2024. Roughness prediction of jointed plain concrete pavement using physics informed neural networks. Transportation Research Record.</w:t>
       </w:r>
       <w:r>
         <w:t xml:space="preserve"> </w:t>
       </w:r>
-      <w:hyperlink r:id="rId91">
+      <w:hyperlink r:id="rId97">
         <w:r>
           <w:rPr>
             <w:rStyle w:val="Hyperlink"/>
@@ -8108,8 +8359,8 @@
         </w:r>
       </w:hyperlink>
     </w:p>
-    <w:bookmarkEnd w:id="92"/>
-    <w:bookmarkStart w:id="94" w:name="ref-Sun2023automatic"/>
+    <w:bookmarkEnd w:id="98"/>
+    <w:bookmarkStart w:id="100" w:name="ref-Sun2023automatic"/>
     <w:p>
       <w:pPr>
         <w:pStyle w:val="Bibliography"/>
@@ -8123,7 +8374,7 @@
       <w:r>
         <w:t xml:space="preserve"> </w:t>
       </w:r>
-      <w:hyperlink r:id="rId93">
+      <w:hyperlink r:id="rId99">
         <w:r>
           <w:rPr>
             <w:rStyle w:val="Hyperlink"/>
@@ -8132,8 +8383,8 @@
         </w:r>
       </w:hyperlink>
     </w:p>
-    <w:bookmarkEnd w:id="94"/>
-    <w:bookmarkStart w:id="96" w:name="ref-Wei2023optimizing"/>
+    <w:bookmarkEnd w:id="100"/>
+    <w:bookmarkStart w:id="102" w:name="ref-Wei2023optimizing"/>
     <w:p>
       <w:pPr>
         <w:pStyle w:val="Bibliography"/>
@@ -8147,7 +8398,7 @@
       <w:r>
         <w:t xml:space="preserve"> </w:t>
       </w:r>
-      <w:hyperlink r:id="rId95">
+      <w:hyperlink r:id="rId101">
         <w:r>
           <w:rPr>
             <w:rStyle w:val="Hyperlink"/>
@@ -8156,8 +8407,8 @@
         </w:r>
       </w:hyperlink>
     </w:p>
-    <w:bookmarkEnd w:id="96"/>
-    <w:bookmarkStart w:id="98" w:name="ref-Yang2021research"/>
+    <w:bookmarkEnd w:id="102"/>
+    <w:bookmarkStart w:id="104" w:name="ref-Yang2021research"/>
     <w:p>
       <w:pPr>
         <w:pStyle w:val="Bibliography"/>
@@ -8171,7 +8422,7 @@
       <w:r>
         <w:t xml:space="preserve"> </w:t>
       </w:r>
-      <w:hyperlink r:id="rId97">
+      <w:hyperlink r:id="rId103">
         <w:r>
           <w:rPr>
             <w:rStyle w:val="Hyperlink"/>
@@ -8180,8 +8431,8 @@
         </w:r>
       </w:hyperlink>
     </w:p>
-    <w:bookmarkEnd w:id="98"/>
-    <w:bookmarkStart w:id="100" w:name="ref-Yao2022large"/>
+    <w:bookmarkEnd w:id="104"/>
+    <w:bookmarkStart w:id="106" w:name="ref-Yao2022large"/>
     <w:p>
       <w:pPr>
         <w:pStyle w:val="Bibliography"/>
@@ -8195,7 +8446,7 @@
       <w:r>
         <w:t xml:space="preserve"> </w:t>
       </w:r>
-      <w:hyperlink r:id="rId99">
+      <w:hyperlink r:id="rId105">
         <w:r>
           <w:rPr>
             <w:rStyle w:val="Hyperlink"/>
@@ -8204,8 +8455,8 @@
         </w:r>
       </w:hyperlink>
     </w:p>
-    <w:bookmarkEnd w:id="100"/>
-    <w:bookmarkStart w:id="102" w:name="ref-Yu2020highway"/>
+    <w:bookmarkEnd w:id="106"/>
+    <w:bookmarkStart w:id="108" w:name="ref-Yu2020highway"/>
     <w:p>
       <w:pPr>
         <w:pStyle w:val="Bibliography"/>
@@ -8219,7 +8470,7 @@
       <w:r>
         <w:t xml:space="preserve"> </w:t>
       </w:r>
-      <w:hyperlink r:id="rId101">
+      <w:hyperlink r:id="rId107">
         <w:r>
           <w:rPr>
             <w:rStyle w:val="Hyperlink"/>
@@ -8228,8 +8479,8 @@
         </w:r>
       </w:hyperlink>
     </w:p>
-    <w:bookmarkEnd w:id="102"/>
-    <w:bookmarkStart w:id="104" w:name="ref-Zeiada2025benchmarking"/>
+    <w:bookmarkEnd w:id="108"/>
+    <w:bookmarkStart w:id="110" w:name="ref-Zeiada2025benchmarking"/>
     <w:p>
       <w:pPr>
         <w:pStyle w:val="Bibliography"/>
@@ -8243,7 +8494,7 @@
       <w:r>
         <w:t xml:space="preserve"> </w:t>
       </w:r>
-      <w:hyperlink r:id="rId103">
+      <w:hyperlink r:id="rId109">
         <w:r>
           <w:rPr>
             <w:rStyle w:val="Hyperlink"/>
@@ -8252,9 +8503,9 @@
         </w:r>
       </w:hyperlink>
     </w:p>
-    <w:bookmarkEnd w:id="104"/>
-    <w:bookmarkEnd w:id="105"/>
-    <w:bookmarkEnd w:id="106"/>
+    <w:bookmarkEnd w:id="110"/>
+    <w:bookmarkEnd w:id="111"/>
+    <w:bookmarkEnd w:id="112"/>
     <w:sectPr/>
   </w:body>
 </w:document>

--- a/output/manuscript.docx
+++ b/output/manuscript.docx
@@ -2635,7 +2635,7 @@
         <w:pStyle w:val="FirstParagraph"/>
       </w:pPr>
       <w:r>
-        <w:t xml:space="preserve">Of the 61 primary studies coded so far,</w:t>
+        <w:t xml:space="preserve">Of the 68 primary studies coded so far,</w:t>
       </w:r>
       <w:r>
         <w:t xml:space="preserve"> </w:t>
@@ -2670,7 +2670,7 @@
         <w:t xml:space="preserve"> </w:t>
       </w:r>
       <w:r>
-        <w:t xml:space="preserve">of 61 — do not qualify as hybrid under the structural test in</w:t>
+        <w:t xml:space="preserve">of 68 — do not qualify as hybrid under the structural test in</w:t>
       </w:r>
       <w:r>
         <w:t xml:space="preserve"> </w:t>
@@ -4341,37 +4341,115 @@
         <w:t xml:space="preserve"> </w:t>
       </w:r>
       <w:r>
-        <w:t xml:space="preserve">in the review methodology is most concrete rather than abstract. Two studies by</w:t>
-      </w:r>
-      <w:r>
-        <w:t xml:space="preserve"> </w:t>
-      </w:r>
-      <w:r>
-        <w:t xml:space="preserve">overlapping author teams,</w:t>
-      </w:r>
-      <w:r>
-        <w:t xml:space="preserve"> </w:t>
-      </w:r>
-      <w:r>
-        <w:t xml:space="preserve">Alnaqbi et al. (2025)</w:t>
-      </w:r>
-      <w:r>
-        <w:t xml:space="preserve"> </w:t>
-      </w:r>
-      <w:r>
-        <w:t xml:space="preserve">and a related 2026 gradient-boosting</w:t>
-      </w:r>
-      <w:r>
-        <w:t xml:space="preserve"> </w:t>
-      </w:r>
-      <w:r>
-        <w:t xml:space="preserve">variant, both draw on the same 395-observation, 33-section continuously-reinforced-</w:t>
-      </w:r>
-      <w:r>
-        <w:t xml:space="preserve"> </w:t>
-      </w:r>
-      <w:r>
-        <w:t xml:space="preserve">concrete-pavement LTPP substrate and both report R</w:t>
+        <w:t xml:space="preserve">in the review methodology is most concrete rather than abstract. A single</w:t>
+      </w:r>
+      <w:r>
+        <w:t xml:space="preserve"> </w:t>
+      </w:r>
+      <w:r>
+        <w:t xml:space="preserve">overlapping author team — Alnaqbi, Zeiada and Al-Khateeb, joined variously by</w:t>
+      </w:r>
+      <w:r>
+        <w:t xml:space="preserve"> </w:t>
+      </w:r>
+      <w:r>
+        <w:t xml:space="preserve">Abuzwidah, Hamad and Barakat across different papers — has published at least</w:t>
+      </w:r>
+      <w:r>
+        <w:t xml:space="preserve"> </w:t>
+      </w:r>
+      <w:r>
+        <w:t xml:space="preserve">eight studies located so far, all drawing on what appears to be the same</w:t>
+      </w:r>
+      <w:r>
+        <w:t xml:space="preserve"> </w:t>
+      </w:r>
+      <w:r>
+        <w:t xml:space="preserve">approximately 33-section, 385–395-observation continuously-reinforced-concrete-</w:t>
+      </w:r>
+      <w:r>
+        <w:t xml:space="preserve"> </w:t>
+      </w:r>
+      <w:r>
+        <w:t xml:space="preserve">pavement substrate from LTPP, each pairing a different metaheuristic (chiefly PSO</w:t>
+      </w:r>
+      <w:r>
+        <w:t xml:space="preserve"> </w:t>
+      </w:r>
+      <w:r>
+        <w:t xml:space="preserve">or a genetic algorithm) with a different base learner (chiefly SVR or a gradient</w:t>
+      </w:r>
+      <w:r>
+        <w:t xml:space="preserve"> </w:t>
+      </w:r>
+      <w:r>
+        <w:t xml:space="preserve">boosting machine) to predict a different single target variable — international</w:t>
+      </w:r>
+      <w:r>
+        <w:t xml:space="preserve"> </w:t>
+      </w:r>
+      <w:r>
+        <w:t xml:space="preserve">roughness index</w:t>
+      </w:r>
+      <w:r>
+        <w:t xml:space="preserve"> </w:t>
+      </w:r>
+      <w:r>
+        <w:t xml:space="preserve">(Alnaqbi et al., 2025f, 2025e, 2025a)</w:t>
+      </w:r>
+      <w:r>
+        <w:t xml:space="preserve">,</w:t>
+      </w:r>
+      <w:r>
+        <w:t xml:space="preserve"> </w:t>
+      </w:r>
+      <w:r>
+        <w:t xml:space="preserve">longitudinal cracking</w:t>
+      </w:r>
+      <w:r>
+        <w:t xml:space="preserve"> </w:t>
+      </w:r>
+      <w:r>
+        <w:t xml:space="preserve">(Alnaqbi et al., 2025d, 2025b)</w:t>
+      </w:r>
+      <w:r>
+        <w:t xml:space="preserve">, spalling</w:t>
+      </w:r>
+      <w:r>
+        <w:t xml:space="preserve"> </w:t>
+      </w:r>
+      <w:r>
+        <w:t xml:space="preserve">(Alnaqbi et al., 2024)</w:t>
+      </w:r>
+      <w:r>
+        <w:t xml:space="preserve">, friction number</w:t>
+      </w:r>
+      <w:r>
+        <w:t xml:space="preserve"> </w:t>
+      </w:r>
+      <w:r>
+        <w:t xml:space="preserve">(Alnaqbi et al., 2026)</w:t>
+      </w:r>
+      <w:r>
+        <w:t xml:space="preserve">, and punchouts</w:t>
+      </w:r>
+      <w:r>
+        <w:t xml:space="preserve"> </w:t>
+      </w:r>
+      <w:r>
+        <w:t xml:space="preserve">(Alnaqbi et al., 2025c)</w:t>
+      </w:r>
+      <w:r>
+        <w:t xml:space="preserve"> </w:t>
+      </w:r>
+      <w:r>
+        <w:t xml:space="preserve">— each reported as a separate publication, each evaluated</w:t>
+      </w:r>
+      <w:r>
+        <w:t xml:space="preserve"> </w:t>
+      </w:r>
+      <w:r>
+        <w:t xml:space="preserve">by five-fold cross-validation, and each reporting R</w:t>
       </w:r>
       <w:r>
         <w:rPr>
@@ -4383,43 +4461,97 @@
         <w:t xml:space="preserve"> </w:t>
       </w:r>
       <w:r>
-        <w:t xml:space="preserve">above 0.99 under five-fold</w:t>
-      </w:r>
-      <w:r>
-        <w:t xml:space="preserve"> </w:t>
-      </w:r>
-      <w:r>
-        <w:t xml:space="preserve">cross-validation; whether the cross-validation folds respect the 33-section grouping</w:t>
-      </w:r>
-      <w:r>
-        <w:t xml:space="preserve"> </w:t>
-      </w:r>
-      <w:r>
-        <w:t xml:space="preserve">(so that no section contributes records to both the training and test partition</w:t>
-      </w:r>
-      <w:r>
-        <w:t xml:space="preserve"> </w:t>
-      </w:r>
-      <w:r>
-        <w:t xml:space="preserve">within a fold) is the single full-text question that would resolve whether these</w:t>
-      </w:r>
-      <w:r>
-        <w:t xml:space="preserve"> </w:t>
-      </w:r>
-      <w:r>
-        <w:t xml:space="preserve">results reflect genuine predictive skill or record-level leakage of the kind §2.3</w:t>
-      </w:r>
-      <w:r>
-        <w:t xml:space="preserve"> </w:t>
-      </w:r>
-      <w:r>
-        <w:t xml:space="preserve">and the PAVE-ML leakage-risk rule (§10) are built to detect, and it is flagged</w:t>
-      </w:r>
-      <w:r>
-        <w:t xml:space="preserve"> </w:t>
-      </w:r>
-      <w:r>
-        <w:t xml:space="preserve">explicitly for priority full-text extraction.</w:t>
+        <w:t xml:space="preserve">in the 0.90–0.99 range. Two</w:t>
+      </w:r>
+      <w:r>
+        <w:t xml:space="preserve"> </w:t>
+      </w:r>
+      <w:r>
+        <w:t xml:space="preserve">pairs within this set differ from one another only in which metaheuristic tunes</w:t>
+      </w:r>
+      <w:r>
+        <w:t xml:space="preserve"> </w:t>
+      </w:r>
+      <w:r>
+        <w:t xml:space="preserve">the same base learner on the same target and the same substrate:</w:t>
+      </w:r>
+      <w:r>
+        <w:t xml:space="preserve"> </w:t>
+      </w:r>
+      <w:r>
+        <w:t xml:space="preserve">Alnaqbi et al. (2025d)</w:t>
+      </w:r>
+      <w:r>
+        <w:t xml:space="preserve"> </w:t>
+      </w:r>
+      <w:r>
+        <w:t xml:space="preserve">(PSO-GBM) and</w:t>
+      </w:r>
+      <w:r>
+        <w:t xml:space="preserve"> </w:t>
+      </w:r>
+      <w:r>
+        <w:t xml:space="preserve">Alnaqbi et al. (2025b)</w:t>
+      </w:r>
+      <w:r>
+        <w:t xml:space="preserve"> </w:t>
+      </w:r>
+      <w:r>
+        <w:t xml:space="preserve">(GA-GBM) both predict</w:t>
+      </w:r>
+      <w:r>
+        <w:t xml:space="preserve"> </w:t>
+      </w:r>
+      <w:r>
+        <w:t xml:space="preserve">longitudinal cracking;</w:t>
+      </w:r>
+      <w:r>
+        <w:t xml:space="preserve"> </w:t>
+      </w:r>
+      <w:r>
+        <w:t xml:space="preserve">Alnaqbi et al. (2025f)</w:t>
+      </w:r>
+      <w:r>
+        <w:t xml:space="preserve"> </w:t>
+      </w:r>
+      <w:r>
+        <w:t xml:space="preserve">(PSO-SVR),</w:t>
+      </w:r>
+      <w:r>
+        <w:t xml:space="preserve"> </w:t>
+      </w:r>
+      <w:r>
+        <w:t xml:space="preserve">Alnaqbi et al. (2025e)</w:t>
+      </w:r>
+      <w:r>
+        <w:t xml:space="preserve"> </w:t>
+      </w:r>
+      <w:r>
+        <w:t xml:space="preserve">(PSO-GBM)</w:t>
+      </w:r>
+      <w:r>
+        <w:t xml:space="preserve"> </w:t>
+      </w:r>
+      <w:r>
+        <w:t xml:space="preserve">and</w:t>
+      </w:r>
+      <w:r>
+        <w:t xml:space="preserve"> </w:t>
+      </w:r>
+      <w:r>
+        <w:t xml:space="preserve">Alnaqbi et al. (2025a)</w:t>
+      </w:r>
+      <w:r>
+        <w:t xml:space="preserve"> </w:t>
+      </w:r>
+      <w:r>
+        <w:t xml:space="preserve">(GA-SVR) all predict IRI on what the papers describe as the</w:t>
+      </w:r>
+      <w:r>
+        <w:t xml:space="preserve"> </w:t>
+      </w:r>
+      <w:r>
+        <w:t xml:space="preserve">identical 395-observation, 33-section pool.</w:t>
       </w:r>
     </w:p>
     <w:p>
@@ -4427,55 +4559,64 @@
         <w:pStyle w:val="BodyText"/>
       </w:pPr>
       <w:r>
-        <w:t xml:space="preserve">Wei et al.</w:t>
-      </w:r>
-      <w:r>
-        <w:t xml:space="preserve"> </w:t>
-      </w:r>
-      <w:r>
-        <w:t xml:space="preserve">(</w:t>
-      </w:r>
-      <w:r>
-        <w:t xml:space="preserve">Wei et al.</w:t>
-      </w:r>
-      <w:r>
-        <w:t xml:space="preserve">, 2023)</w:t>
-      </w:r>
-      <w:r>
-        <w:t xml:space="preserve"> </w:t>
-      </w:r>
-      <w:r>
-        <w:t xml:space="preserve">illustrate the same concern in a different form: a</w:t>
-      </w:r>
-      <w:r>
-        <w:t xml:space="preserve"> </w:t>
-      </w:r>
-      <w:r>
-        <w:t xml:space="preserve">tree-structured Parzen estimator tunes a CatBoost model for rigid-pavement faulting</w:t>
-      </w:r>
-      <w:r>
-        <w:t xml:space="preserve"> </w:t>
-      </w:r>
-      <w:r>
-        <w:t xml:space="preserve">on 160 LTPP observations across 17 candidate variables, with Boruta feature</w:t>
-      </w:r>
-      <w:r>
-        <w:t xml:space="preserve"> </w:t>
-      </w:r>
-      <w:r>
-        <w:t xml:space="preserve">selection applied as a preprocessing step whose position relative to the train/test</w:t>
-      </w:r>
-      <w:r>
-        <w:t xml:space="preserve"> </w:t>
-      </w:r>
-      <w:r>
-        <w:t xml:space="preserve">split is not established from the abstract alone — precisely the ambiguous case the</w:t>
-      </w:r>
-      <w:r>
-        <w:t xml:space="preserve"> </w:t>
-      </w:r>
-      <w:r>
-        <w:t xml:space="preserve">PAVE-ML leakage-risk rule (§10) codes as</w:t>
+        <w:t xml:space="preserve">None of this is concealed —</w:t>
+      </w:r>
+      <w:r>
+        <w:t xml:space="preserve"> </w:t>
+      </w:r>
+      <w:r>
+        <w:t xml:space="preserve">Alnaqbi et al. (2025c)</w:t>
+      </w:r>
+      <w:r>
+        <w:t xml:space="preserve">’s own reference list cites six</w:t>
+      </w:r>
+      <w:r>
+        <w:t xml:space="preserve"> </w:t>
+      </w:r>
+      <w:r>
+        <w:t xml:space="preserve">other papers from the same series, so the pattern is not hidden, only</w:t>
+      </w:r>
+      <w:r>
+        <w:t xml:space="preserve"> </w:t>
+      </w:r>
+      <w:r>
+        <w:t xml:space="preserve">undiscussed. What none of the eight papers examined so far states explicitly is</w:t>
+      </w:r>
+      <w:r>
+        <w:t xml:space="preserve"> </w:t>
+      </w:r>
+      <w:r>
+        <w:t xml:space="preserve">whether the five-fold cross-validation in each is grouped at the section level, so</w:t>
+      </w:r>
+      <w:r>
+        <w:t xml:space="preserve"> </w:t>
+      </w:r>
+      <w:r>
+        <w:t xml:space="preserve">that no CRCP section contributes observations to both the training and the test</w:t>
+      </w:r>
+      <w:r>
+        <w:t xml:space="preserve"> </w:t>
+      </w:r>
+      <w:r>
+        <w:t xml:space="preserve">partition within a fold. With roughly twelve observations per section on average</w:t>
+      </w:r>
+      <w:r>
+        <w:t xml:space="preserve"> </w:t>
+      </w:r>
+      <w:r>
+        <w:t xml:space="preserve">(395 observations across 33 sections), an ungrouped random split would place</w:t>
+      </w:r>
+      <w:r>
+        <w:t xml:space="preserve"> </w:t>
+      </w:r>
+      <w:r>
+        <w:t xml:space="preserve">multiple, highly correlated records from the same physical section on both sides</w:t>
+      </w:r>
+      <w:r>
+        <w:t xml:space="preserve"> </w:t>
+      </w:r>
+      <w:r>
+        <w:t xml:space="preserve">of most folds — precisely the leakage pathway the PAVE-ML rule for</w:t>
       </w:r>
       <w:r>
         <w:t xml:space="preserve"> </w:t>
@@ -4484,19 +4625,162 @@
         <w:rPr>
           <w:rStyle w:val="VerbatimChar"/>
         </w:rPr>
-        <w:t xml:space="preserve">moderate</w:t>
-      </w:r>
-      <w:r>
-        <w:t xml:space="preserve"> </w:t>
-      </w:r>
-      <w:r>
-        <w:t xml:space="preserve">pending full-text confirmation,</w:t>
-      </w:r>
-      <w:r>
-        <w:t xml:space="preserve"> </w:t>
-      </w:r>
-      <w:r>
-        <w:t xml:space="preserve">rather than assumed innocent or guilty by default.</w:t>
+        <w:t xml:space="preserve">leakage_risk</w:t>
+      </w:r>
+      <w:r>
+        <w:t xml:space="preserve"> </w:t>
+      </w:r>
+      <w:r>
+        <w:t xml:space="preserve">(§10) is written to catch, and precisely the reason each of these</w:t>
+      </w:r>
+      <w:r>
+        <w:t xml:space="preserve"> </w:t>
+      </w:r>
+      <w:r>
+        <w:t xml:space="preserve">eight papers is coded</w:t>
+      </w:r>
+      <w:r>
+        <w:t xml:space="preserve"> </w:t>
+      </w:r>
+      <w:r>
+        <w:rPr>
+          <w:rStyle w:val="VerbatimChar"/>
+        </w:rPr>
+        <w:t xml:space="preserve">high</w:t>
+      </w:r>
+      <w:r>
+        <w:t xml:space="preserve"> </w:t>
+      </w:r>
+      <w:r>
+        <w:t xml:space="preserve">risk pending full-text confirmation rather than</w:t>
+      </w:r>
+      <w:r>
+        <w:t xml:space="preserve"> </w:t>
+      </w:r>
+      <w:r>
+        <w:t xml:space="preserve">assumed innocent by the convention adopted in §2. Xiao et al.’s TPE-CatBoost</w:t>
+      </w:r>
+      <w:r>
+        <w:t xml:space="preserve"> </w:t>
+      </w:r>
+      <w:r>
+        <w:t xml:space="preserve">faulting model</w:t>
+      </w:r>
+      <w:r>
+        <w:t xml:space="preserve"> </w:t>
+      </w:r>
+      <w:r>
+        <w:t xml:space="preserve">(Xiao et al., 2023)</w:t>
+      </w:r>
+      <w:r>
+        <w:t xml:space="preserve"> </w:t>
+      </w:r>
+      <w:r>
+        <w:t xml:space="preserve">adds a second, independent instance of the</w:t>
+      </w:r>
+      <w:r>
+        <w:t xml:space="preserve"> </w:t>
+      </w:r>
+      <w:r>
+        <w:t xml:space="preserve">same ambiguity on a different substrate: Boruta feature selection is described as</w:t>
+      </w:r>
+      <w:r>
+        <w:t xml:space="preserve"> </w:t>
+      </w:r>
+      <w:r>
+        <w:t xml:space="preserve">preceding TPE hyperparameter tuning, but neither the paper’s abstract nor its</w:t>
+      </w:r>
+      <w:r>
+        <w:t xml:space="preserve"> </w:t>
+      </w:r>
+      <w:r>
+        <w:t xml:space="preserve">available summary states whether Boruta was fitted on the training partition alone</w:t>
+      </w:r>
+      <w:r>
+        <w:t xml:space="preserve"> </w:t>
+      </w:r>
+      <w:r>
+        <w:t xml:space="preserve">or on the full 160-observation pool before any split was made.</w:t>
+      </w:r>
+    </w:p>
+    <w:p>
+      <w:pPr>
+        <w:pStyle w:val="BodyText"/>
+      </w:pPr>
+      <w:r>
+        <w:t xml:space="preserve">Two things distinguish this section’s treatment of the near-duplicate-substrate</w:t>
+      </w:r>
+      <w:r>
+        <w:t xml:space="preserve"> </w:t>
+      </w:r>
+      <w:r>
+        <w:t xml:space="preserve">problem from a general methodological aside. First, the count is now large enough</w:t>
+      </w:r>
+      <w:r>
+        <w:t xml:space="preserve"> </w:t>
+      </w:r>
+      <w:r>
+        <w:t xml:space="preserve">— eight identified papers, likely more once the full harvest is complete — that</w:t>
+      </w:r>
+      <w:r>
+        <w:t xml:space="preserve"> </w:t>
+      </w:r>
+      <w:r>
+        <w:t xml:space="preserve">the completed review can report a systematic finding rather than gesture at a</w:t>
+      </w:r>
+      <w:r>
+        <w:t xml:space="preserve"> </w:t>
+      </w:r>
+      <w:r>
+        <w:t xml:space="preserve">concern: what fraction of this specific author team’s substrate-sharing series</w:t>
+      </w:r>
+      <w:r>
+        <w:t xml:space="preserve"> </w:t>
+      </w:r>
+      <w:r>
+        <w:t xml:space="preserve">groups its cross-validation folds by section, once every paper’s methods section</w:t>
+      </w:r>
+      <w:r>
+        <w:t xml:space="preserve"> </w:t>
+      </w:r>
+      <w:r>
+        <w:t xml:space="preserve">has been read in full. Second, the pattern usefully illustrates a broader point</w:t>
+      </w:r>
+      <w:r>
+        <w:t xml:space="preserve"> </w:t>
+      </w:r>
+      <w:r>
+        <w:t xml:space="preserve">this review returns to in §11: an unlimited supply of near-identical papers</w:t>
+      </w:r>
+      <w:r>
+        <w:t xml:space="preserve"> </w:t>
+      </w:r>
+      <w:r>
+        <w:t xml:space="preserve">reporting R</w:t>
+      </w:r>
+      <w:r>
+        <w:rPr>
+          <w:vertAlign w:val="superscript"/>
+        </w:rPr>
+        <w:t xml:space="preserve">2</w:t>
+      </w:r>
+      <w:r>
+        <w:t xml:space="preserve"> </w:t>
+      </w:r>
+      <w:r>
+        <w:t xml:space="preserve">above 0.90 on the same underlying 33 physical objects, whatever its</w:t>
+      </w:r>
+      <w:r>
+        <w:t xml:space="preserve"> </w:t>
+      </w:r>
+      <w:r>
+        <w:t xml:space="preserve">cause, produces exactly the appearance of a mature and thoroughly validated</w:t>
+      </w:r>
+      <w:r>
+        <w:t xml:space="preserve"> </w:t>
+      </w:r>
+      <w:r>
+        <w:t xml:space="preserve">sub-field that the rigour audit is designed to test.</w:t>
       </w:r>
     </w:p>
     <w:p>
@@ -7111,37 +7395,55 @@
           <w:b/>
           <w:bCs/>
         </w:rPr>
-        <w:t xml:space="preserve">Section-grouped partitioning for LTPP-derived studies.</w:t>
-      </w:r>
-      <w:r>
-        <w:t xml:space="preserve"> </w:t>
-      </w:r>
-      <w:r>
-        <w:t xml:space="preserve">Several</w:t>
-      </w:r>
-      <w:r>
-        <w:t xml:space="preserve"> </w:t>
-      </w:r>
-      <w:r>
-        <w:t xml:space="preserve">performance-prediction studies share overlapping LTPP substrates (§7). A</w:t>
-      </w:r>
-      <w:r>
-        <w:t xml:space="preserve"> </w:t>
-      </w:r>
-      <w:r>
-        <w:t xml:space="preserve">systematic re-derivation, from the LTPP database directly, of whether published</w:t>
-      </w:r>
-      <w:r>
-        <w:t xml:space="preserve"> </w:t>
-      </w:r>
-      <w:r>
-        <w:t xml:space="preserve">cross-validation folds respect section-level grouping would settle a question</w:t>
-      </w:r>
-      <w:r>
-        <w:t xml:space="preserve"> </w:t>
-      </w:r>
-      <w:r>
-        <w:t xml:space="preserve">the published papers’ abstracts cannot.</w:t>
+        <w:t xml:space="preserve">Section-grouped partitioning for the CRCP substrate series.</w:t>
+      </w:r>
+      <w:r>
+        <w:t xml:space="preserve"> </w:t>
+      </w:r>
+      <w:r>
+        <w:t xml:space="preserve">At least eight</w:t>
+      </w:r>
+      <w:r>
+        <w:t xml:space="preserve"> </w:t>
+      </w:r>
+      <w:r>
+        <w:t xml:space="preserve">papers by one overlapping author team share a single ~33-section CRCP LTPP</w:t>
+      </w:r>
+      <w:r>
+        <w:t xml:space="preserve"> </w:t>
+      </w:r>
+      <w:r>
+        <w:t xml:space="preserve">substrate (§7). A systematic re-derivation, from the LTPP database directly,</w:t>
+      </w:r>
+      <w:r>
+        <w:t xml:space="preserve"> </w:t>
+      </w:r>
+      <w:r>
+        <w:t xml:space="preserve">of whether each paper’s published cross-validation folds respect section-level</w:t>
+      </w:r>
+      <w:r>
+        <w:t xml:space="preserve"> </w:t>
+      </w:r>
+      <w:r>
+        <w:t xml:space="preserve">grouping would settle a question none of the eight papers’ available abstracts</w:t>
+      </w:r>
+      <w:r>
+        <w:t xml:space="preserve"> </w:t>
+      </w:r>
+      <w:r>
+        <w:t xml:space="preserve">answers, and would be the single highest-value full-text verification task for</w:t>
+      </w:r>
+      <w:r>
+        <w:t xml:space="preserve"> </w:t>
+      </w:r>
+      <w:r>
+        <w:t xml:space="preserve">the completed audit given how much of the corpus’s rutting/cracking/IRI</w:t>
+      </w:r>
+      <w:r>
+        <w:t xml:space="preserve"> </w:t>
+      </w:r>
+      <w:r>
+        <w:t xml:space="preserve">evidence currently traces to this one substrate.</w:t>
       </w:r>
     </w:p>
     <w:p>
@@ -7792,7 +8094,7 @@
       </w:r>
     </w:p>
     <w:bookmarkEnd w:id="48"/>
-    <w:bookmarkStart w:id="112" w:name="references"/>
+    <w:bookmarkStart w:id="126" w:name="references"/>
     <w:p>
       <w:pPr>
         <w:pStyle w:val="Heading1"/>
@@ -7801,7 +8103,7 @@
         <w:t xml:space="preserve">References</w:t>
       </w:r>
     </w:p>
-    <w:bookmarkStart w:id="111" w:name="refs"/>
+    <w:bookmarkStart w:id="125" w:name="refs"/>
     <w:bookmarkStart w:id="50" w:name="ref-Alhussan2022pothole"/>
     <w:p>
       <w:pPr>
@@ -7823,18 +8125,165 @@
       </w:hyperlink>
     </w:p>
     <w:bookmarkEnd w:id="50"/>
-    <w:bookmarkStart w:id="52" w:name="ref-Alnaqbi2025learning"/>
+    <w:bookmarkStart w:id="52" w:name="ref-Alnaqbi2025high"/>
     <w:p>
       <w:pPr>
         <w:pStyle w:val="Bibliography"/>
       </w:pPr>
       <w:r>
-        <w:t xml:space="preserve">Alnaqbi, A., Zeiada, W., Al-Khateeb, G.G., 2025. A hybrid machine learning method of support vector regression with particle swarm optimization for predicting IRI in continuously reinforced concrete pavement. J. Eng. Appl. Sci.</w:t>
+        <w:t xml:space="preserve">Alnaqbi, A., Al-Khateeb, G.G., Zeiada, W., 2025a. High-accuracy prediction of roughness in CRCP using a hybrid genetic algorithm–SVR approach. J. Umm Al-Qura Univ. Eng. Archit.</w:t>
       </w:r>
       <w:r>
         <w:t xml:space="preserve"> </w:t>
       </w:r>
       <w:hyperlink r:id="rId51">
+        <w:r>
+          <w:rPr>
+            <w:rStyle w:val="Hyperlink"/>
+          </w:rPr>
+          <w:t xml:space="preserve">https://doi.org/10.1007/s43995-025-00214-0</w:t>
+        </w:r>
+      </w:hyperlink>
+    </w:p>
+    <w:bookmarkEnd w:id="52"/>
+    <w:bookmarkStart w:id="54" w:name="ref-Alnaqbi2025optimized"/>
+    <w:p>
+      <w:pPr>
+        <w:pStyle w:val="Bibliography"/>
+      </w:pPr>
+      <w:r>
+        <w:t xml:space="preserve">Alnaqbi, A., Al-Khateeb, G.G., Zeiada, W., 2025b. Optimized prediction of longitudinal cracking in concrete pavements using hybrid GA-GBM models. J. Building Pathol. Rehabil.</w:t>
+      </w:r>
+      <w:r>
+        <w:t xml:space="preserve"> </w:t>
+      </w:r>
+      <w:hyperlink r:id="rId53">
+        <w:r>
+          <w:rPr>
+            <w:rStyle w:val="Hyperlink"/>
+          </w:rPr>
+          <w:t xml:space="preserve">https://doi.org/10.1007/s41024-025-00667-9</w:t>
+        </w:r>
+      </w:hyperlink>
+    </w:p>
+    <w:bookmarkEnd w:id="54"/>
+    <w:bookmarkStart w:id="56" w:name="ref-Alnaqbi2025optimizing"/>
+    <w:p>
+      <w:pPr>
+        <w:pStyle w:val="Bibliography"/>
+      </w:pPr>
+      <w:r>
+        <w:t xml:space="preserve">Alnaqbi, A., Al-Khateeb, G.G., Zeiada, W., 2025c. Optimizing punchout prediction in rigid pavement using a hybrid GA-SVR approach. Discover Civil Engineering.</w:t>
+      </w:r>
+      <w:r>
+        <w:t xml:space="preserve"> </w:t>
+      </w:r>
+      <w:hyperlink r:id="rId55">
+        <w:r>
+          <w:rPr>
+            <w:rStyle w:val="Hyperlink"/>
+          </w:rPr>
+          <w:t xml:space="preserve">https://doi.org/10.1007/s44290-025-00381-y</w:t>
+        </w:r>
+      </w:hyperlink>
+    </w:p>
+    <w:bookmarkEnd w:id="56"/>
+    <w:bookmarkStart w:id="58" w:name="ref-Alnaqbi2025predictive"/>
+    <w:p>
+      <w:pPr>
+        <w:pStyle w:val="Bibliography"/>
+      </w:pPr>
+      <w:r>
+        <w:t xml:space="preserve">Alnaqbi, A., Al-Khateeb, G., Zeiada, W., 2025d. Predictive modeling of longitudinal cracking in CRCP using PSO-tuned gradient boosting machines. J. Eng. Appl. Sci.</w:t>
+      </w:r>
+      <w:r>
+        <w:t xml:space="preserve"> </w:t>
+      </w:r>
+      <w:hyperlink r:id="rId57">
+        <w:r>
+          <w:rPr>
+            <w:rStyle w:val="Hyperlink"/>
+          </w:rPr>
+          <w:t xml:space="preserve">https://doi.org/10.1186/s44147-025-00623-x</w:t>
+        </w:r>
+      </w:hyperlink>
+    </w:p>
+    <w:bookmarkEnd w:id="58"/>
+    <w:bookmarkStart w:id="60" w:name="ref-Alnaqbi2024approach"/>
+    <w:p>
+      <w:pPr>
+        <w:pStyle w:val="Bibliography"/>
+      </w:pPr>
+      <w:r>
+        <w:t xml:space="preserve">Alnaqbi, A., Al-Khateeb, G., Zeiada, W., 2024. A hybrid approach of support vector regression with genetic algorithm optimization for predicting spalling in continuously reinforced concrete pavement. J. Building Pathol. Rehabil.</w:t>
+      </w:r>
+      <w:r>
+        <w:t xml:space="preserve"> </w:t>
+      </w:r>
+      <w:hyperlink r:id="rId59">
+        <w:r>
+          <w:rPr>
+            <w:rStyle w:val="Hyperlink"/>
+          </w:rPr>
+          <w:t xml:space="preserve">https://doi.org/10.1007/s41024-024-00499-z</w:t>
+        </w:r>
+      </w:hyperlink>
+    </w:p>
+    <w:bookmarkEnd w:id="60"/>
+    <w:bookmarkStart w:id="62" w:name="ref-Alnaqbi2026friction"/>
+    <w:p>
+      <w:pPr>
+        <w:pStyle w:val="Bibliography"/>
+      </w:pPr>
+      <w:r>
+        <w:t xml:space="preserve">Alnaqbi, A.J., Zeiada, W., Al-Khateeb, G.G., 2026. Predicting friction number in CRCP using GA-optimized gradient boosting machines. Construction Materials.</w:t>
+      </w:r>
+      <w:r>
+        <w:t xml:space="preserve"> </w:t>
+      </w:r>
+      <w:hyperlink r:id="rId61">
+        <w:r>
+          <w:rPr>
+            <w:rStyle w:val="Hyperlink"/>
+          </w:rPr>
+          <w:t xml:space="preserve">https://doi.org/10.3390/constrmater6010006</w:t>
+        </w:r>
+      </w:hyperlink>
+    </w:p>
+    <w:bookmarkEnd w:id="62"/>
+    <w:bookmarkStart w:id="64" w:name="ref-Alnaqbi2025tuned"/>
+    <w:p>
+      <w:pPr>
+        <w:pStyle w:val="Bibliography"/>
+      </w:pPr>
+      <w:r>
+        <w:t xml:space="preserve">Alnaqbi, A., Zeiada, W., Al-Khateeb, G., 2025e. A PSO-tuned gradient boosting model for accurate IRI prediction in continuously reinforced concrete pavements. Innovative Infrastructure Solutions.</w:t>
+      </w:r>
+      <w:r>
+        <w:t xml:space="preserve"> </w:t>
+      </w:r>
+      <w:hyperlink r:id="rId63">
+        <w:r>
+          <w:rPr>
+            <w:rStyle w:val="Hyperlink"/>
+          </w:rPr>
+          <w:t xml:space="preserve">https://doi.org/10.1007/s41062-025-02249-7</w:t>
+        </w:r>
+      </w:hyperlink>
+    </w:p>
+    <w:bookmarkEnd w:id="64"/>
+    <w:bookmarkStart w:id="66" w:name="ref-Alnaqbi2025learning"/>
+    <w:p>
+      <w:pPr>
+        <w:pStyle w:val="Bibliography"/>
+      </w:pPr>
+      <w:r>
+        <w:t xml:space="preserve">Alnaqbi, A., Zeiada, W., Al-Khateeb, G.G., 2025f. A hybrid machine learning method of support vector regression with particle swarm optimization for predicting IRI in continuously reinforced concrete pavement. J. Eng. Appl. Sci.</w:t>
+      </w:r>
+      <w:r>
+        <w:t xml:space="preserve"> </w:t>
+      </w:r>
+      <w:hyperlink r:id="rId65">
         <w:r>
           <w:rPr>
             <w:rStyle w:val="Hyperlink"/>
@@ -7843,8 +8292,8 @@
         </w:r>
       </w:hyperlink>
     </w:p>
-    <w:bookmarkEnd w:id="52"/>
-    <w:bookmarkStart w:id="54" w:name="ref-Alshawabkeh2023automated"/>
+    <w:bookmarkEnd w:id="66"/>
+    <w:bookmarkStart w:id="68" w:name="ref-Alshawabkeh2023automated"/>
     <w:p>
       <w:pPr>
         <w:pStyle w:val="Bibliography"/>
@@ -7858,7 +8307,7 @@
       <w:r>
         <w:t xml:space="preserve"> </w:t>
       </w:r>
-      <w:hyperlink r:id="rId53">
+      <w:hyperlink r:id="rId67">
         <w:r>
           <w:rPr>
             <w:rStyle w:val="Hyperlink"/>
@@ -7867,8 +8316,8 @@
         </w:r>
       </w:hyperlink>
     </w:p>
-    <w:bookmarkEnd w:id="54"/>
-    <w:bookmarkStart w:id="56" w:name="ref-Azam2022resilient"/>
+    <w:bookmarkEnd w:id="68"/>
+    <w:bookmarkStart w:id="70" w:name="ref-Azam2022resilient"/>
     <w:p>
       <w:pPr>
         <w:pStyle w:val="Bibliography"/>
@@ -7882,7 +8331,7 @@
       <w:r>
         <w:t xml:space="preserve"> </w:t>
       </w:r>
-      <w:hyperlink r:id="rId55">
+      <w:hyperlink r:id="rId69">
         <w:r>
           <w:rPr>
             <w:rStyle w:val="Hyperlink"/>
@@ -7891,8 +8340,8 @@
         </w:r>
       </w:hyperlink>
     </w:p>
-    <w:bookmarkEnd w:id="56"/>
-    <w:bookmarkStart w:id="58" w:name="ref-Cao2020pavement"/>
+    <w:bookmarkEnd w:id="70"/>
+    <w:bookmarkStart w:id="72" w:name="ref-Cao2020pavement"/>
     <w:p>
       <w:pPr>
         <w:pStyle w:val="Bibliography"/>
@@ -7903,7 +8352,7 @@
       <w:r>
         <w:t xml:space="preserve"> </w:t>
       </w:r>
-      <w:hyperlink r:id="rId57">
+      <w:hyperlink r:id="rId71">
         <w:r>
           <w:rPr>
             <w:rStyle w:val="Hyperlink"/>
@@ -7912,8 +8361,8 @@
         </w:r>
       </w:hyperlink>
     </w:p>
-    <w:bookmarkEnd w:id="58"/>
-    <w:bookmarkStart w:id="60" w:name="ref-Deng2023rutting"/>
+    <w:bookmarkEnd w:id="72"/>
+    <w:bookmarkStart w:id="74" w:name="ref-Deng2023rutting"/>
     <w:p>
       <w:pPr>
         <w:pStyle w:val="Bibliography"/>
@@ -7924,7 +8373,7 @@
       <w:r>
         <w:t xml:space="preserve"> </w:t>
       </w:r>
-      <w:hyperlink r:id="rId59">
+      <w:hyperlink r:id="rId73">
         <w:r>
           <w:rPr>
             <w:rStyle w:val="Hyperlink"/>
@@ -7933,8 +8382,8 @@
         </w:r>
       </w:hyperlink>
     </w:p>
-    <w:bookmarkEnd w:id="60"/>
-    <w:bookmarkStart w:id="62" w:name="ref-Elbagalati2017neural"/>
+    <w:bookmarkEnd w:id="74"/>
+    <w:bookmarkStart w:id="76" w:name="ref-Elbagalati2017neural"/>
     <w:p>
       <w:pPr>
         <w:pStyle w:val="Bibliography"/>
@@ -7948,7 +8397,7 @@
       <w:r>
         <w:t xml:space="preserve"> </w:t>
       </w:r>
-      <w:hyperlink r:id="rId61">
+      <w:hyperlink r:id="rId75">
         <w:r>
           <w:rPr>
             <w:rStyle w:val="Hyperlink"/>
@@ -7957,8 +8406,8 @@
         </w:r>
       </w:hyperlink>
     </w:p>
-    <w:bookmarkEnd w:id="62"/>
-    <w:bookmarkStart w:id="64" w:name="ref-Elhariri2020filter"/>
+    <w:bookmarkEnd w:id="76"/>
+    <w:bookmarkStart w:id="78" w:name="ref-Elhariri2020filter"/>
     <w:p>
       <w:pPr>
         <w:pStyle w:val="Bibliography"/>
@@ -7969,7 +8418,7 @@
       <w:r>
         <w:t xml:space="preserve"> </w:t>
       </w:r>
-      <w:hyperlink r:id="rId63">
+      <w:hyperlink r:id="rId77">
         <w:r>
           <w:rPr>
             <w:rStyle w:val="Hyperlink"/>
@@ -7978,8 +8427,8 @@
         </w:r>
       </w:hyperlink>
     </w:p>
-    <w:bookmarkEnd w:id="64"/>
-    <w:bookmarkStart w:id="66" w:name="ref-Georgouli2026impact"/>
+    <w:bookmarkEnd w:id="78"/>
+    <w:bookmarkStart w:id="80" w:name="ref-Georgouli2026impact"/>
     <w:p>
       <w:pPr>
         <w:pStyle w:val="Bibliography"/>
@@ -7990,7 +8439,7 @@
       <w:r>
         <w:t xml:space="preserve"> </w:t>
       </w:r>
-      <w:hyperlink r:id="rId65">
+      <w:hyperlink r:id="rId79">
         <w:r>
           <w:rPr>
             <w:rStyle w:val="Hyperlink"/>
@@ -7999,8 +8448,8 @@
         </w:r>
       </w:hyperlink>
     </w:p>
-    <w:bookmarkEnd w:id="66"/>
-    <w:bookmarkStart w:id="68" w:name="ref-Ghanizadeh2020neural"/>
+    <w:bookmarkEnd w:id="80"/>
+    <w:bookmarkStart w:id="82" w:name="ref-Ghanizadeh2020neural"/>
     <w:p>
       <w:pPr>
         <w:pStyle w:val="Bibliography"/>
@@ -8011,7 +8460,7 @@
       <w:r>
         <w:t xml:space="preserve"> </w:t>
       </w:r>
-      <w:hyperlink r:id="rId67">
+      <w:hyperlink r:id="rId81">
         <w:r>
           <w:rPr>
             <w:rStyle w:val="Hyperlink"/>
@@ -8020,8 +8469,8 @@
         </w:r>
       </w:hyperlink>
     </w:p>
-    <w:bookmarkEnd w:id="68"/>
-    <w:bookmarkStart w:id="70" w:name="ref-Ghanizadeh2025metabackcal"/>
+    <w:bookmarkEnd w:id="82"/>
+    <w:bookmarkStart w:id="84" w:name="ref-Ghanizadeh2025metabackcal"/>
     <w:p>
       <w:pPr>
         <w:pStyle w:val="Bibliography"/>
@@ -8032,7 +8481,7 @@
       <w:r>
         <w:t xml:space="preserve"> </w:t>
       </w:r>
-      <w:hyperlink r:id="rId69">
+      <w:hyperlink r:id="rId83">
         <w:r>
           <w:rPr>
             <w:rStyle w:val="Hyperlink"/>
@@ -8041,8 +8490,8 @@
         </w:r>
       </w:hyperlink>
     </w:p>
-    <w:bookmarkEnd w:id="70"/>
-    <w:bookmarkStart w:id="72" w:name="ref-Ghanizadeh2024formulation"/>
+    <w:bookmarkEnd w:id="84"/>
+    <w:bookmarkStart w:id="86" w:name="ref-Ghanizadeh2024formulation"/>
     <w:p>
       <w:pPr>
         <w:pStyle w:val="Bibliography"/>
@@ -8056,7 +8505,7 @@
       <w:r>
         <w:t xml:space="preserve"> </w:t>
       </w:r>
-      <w:hyperlink r:id="rId71">
+      <w:hyperlink r:id="rId85">
         <w:r>
           <w:rPr>
             <w:rStyle w:val="Hyperlink"/>
@@ -8065,8 +8514,8 @@
         </w:r>
       </w:hyperlink>
     </w:p>
-    <w:bookmarkEnd w:id="72"/>
-    <w:bookmarkStart w:id="74" w:name="ref-Ghorbani2020genetic"/>
+    <w:bookmarkEnd w:id="86"/>
+    <w:bookmarkStart w:id="88" w:name="ref-Ghorbani2020genetic"/>
     <w:p>
       <w:pPr>
         <w:pStyle w:val="Bibliography"/>
@@ -8080,7 +8529,7 @@
       <w:r>
         <w:t xml:space="preserve"> </w:t>
       </w:r>
-      <w:hyperlink r:id="rId73">
+      <w:hyperlink r:id="rId87">
         <w:r>
           <w:rPr>
             <w:rStyle w:val="Hyperlink"/>
@@ -8089,8 +8538,8 @@
         </w:r>
       </w:hyperlink>
     </w:p>
-    <w:bookmarkEnd w:id="74"/>
-    <w:bookmarkStart w:id="76" w:name="ref-Gopalakrishnan2018learning"/>
+    <w:bookmarkEnd w:id="88"/>
+    <w:bookmarkStart w:id="90" w:name="ref-Gopalakrishnan2018learning"/>
     <w:p>
       <w:pPr>
         <w:pStyle w:val="Bibliography"/>
@@ -8101,7 +8550,7 @@
       <w:r>
         <w:t xml:space="preserve"> </w:t>
       </w:r>
-      <w:hyperlink r:id="rId75">
+      <w:hyperlink r:id="rId89">
         <w:r>
           <w:rPr>
             <w:rStyle w:val="Hyperlink"/>
@@ -8110,8 +8559,8 @@
         </w:r>
       </w:hyperlink>
     </w:p>
-    <w:bookmarkEnd w:id="76"/>
-    <w:bookmarkStart w:id="78" w:name="ref-Guo2025learning"/>
+    <w:bookmarkEnd w:id="90"/>
+    <w:bookmarkStart w:id="92" w:name="ref-Guo2025learning"/>
     <w:p>
       <w:pPr>
         <w:pStyle w:val="Bibliography"/>
@@ -8125,7 +8574,7 @@
       <w:r>
         <w:t xml:space="preserve"> </w:t>
       </w:r>
-      <w:hyperlink r:id="rId77">
+      <w:hyperlink r:id="rId91">
         <w:r>
           <w:rPr>
             <w:rStyle w:val="Hyperlink"/>
@@ -8134,8 +8583,8 @@
         </w:r>
       </w:hyperlink>
     </w:p>
-    <w:bookmarkEnd w:id="78"/>
-    <w:bookmarkStart w:id="80" w:name="ref-Hanandeh2022introducing"/>
+    <w:bookmarkEnd w:id="92"/>
+    <w:bookmarkStart w:id="94" w:name="ref-Hanandeh2022introducing"/>
     <w:p>
       <w:pPr>
         <w:pStyle w:val="Bibliography"/>
@@ -8146,7 +8595,7 @@
       <w:r>
         <w:t xml:space="preserve"> </w:t>
       </w:r>
-      <w:hyperlink r:id="rId79">
+      <w:hyperlink r:id="rId93">
         <w:r>
           <w:rPr>
             <w:rStyle w:val="Hyperlink"/>
@@ -8155,8 +8604,8 @@
         </w:r>
       </w:hyperlink>
     </w:p>
-    <w:bookmarkEnd w:id="80"/>
-    <w:bookmarkStart w:id="82" w:name="ref-Hosseini2021accuracy"/>
+    <w:bookmarkEnd w:id="94"/>
+    <w:bookmarkStart w:id="96" w:name="ref-Hosseini2021accuracy"/>
     <w:p>
       <w:pPr>
         <w:pStyle w:val="Bibliography"/>
@@ -8167,7 +8616,7 @@
       <w:r>
         <w:t xml:space="preserve"> </w:t>
       </w:r>
-      <w:hyperlink r:id="rId81">
+      <w:hyperlink r:id="rId95">
         <w:r>
           <w:rPr>
             <w:rStyle w:val="Hyperlink"/>
@@ -8176,8 +8625,8 @@
         </w:r>
       </w:hyperlink>
     </w:p>
-    <w:bookmarkEnd w:id="82"/>
-    <w:bookmarkStart w:id="84" w:name="ref-Hou2020state"/>
+    <w:bookmarkEnd w:id="96"/>
+    <w:bookmarkStart w:id="98" w:name="ref-Hou2020state"/>
     <w:p>
       <w:pPr>
         <w:pStyle w:val="Bibliography"/>
@@ -8191,7 +8640,7 @@
       <w:r>
         <w:t xml:space="preserve"> </w:t>
       </w:r>
-      <w:hyperlink r:id="rId83">
+      <w:hyperlink r:id="rId97">
         <w:r>
           <w:rPr>
             <w:rStyle w:val="Hyperlink"/>
@@ -8200,8 +8649,8 @@
         </w:r>
       </w:hyperlink>
     </w:p>
-    <w:bookmarkEnd w:id="84"/>
-    <w:bookmarkStart w:id="86" w:name="ref-Huang2025rheological"/>
+    <w:bookmarkEnd w:id="98"/>
+    <w:bookmarkStart w:id="100" w:name="ref-Huang2025rheological"/>
     <w:p>
       <w:pPr>
         <w:pStyle w:val="Bibliography"/>
@@ -8215,7 +8664,7 @@
       <w:r>
         <w:t xml:space="preserve"> </w:t>
       </w:r>
-      <w:hyperlink r:id="rId85">
+      <w:hyperlink r:id="rId99">
         <w:r>
           <w:rPr>
             <w:rStyle w:val="Hyperlink"/>
@@ -8224,8 +8673,8 @@
         </w:r>
       </w:hyperlink>
     </w:p>
-    <w:bookmarkEnd w:id="86"/>
-    <w:bookmarkStart w:id="88" w:name="ref-Jweihan2026trustworthy"/>
+    <w:bookmarkEnd w:id="100"/>
+    <w:bookmarkStart w:id="102" w:name="ref-Jweihan2026trustworthy"/>
     <w:p>
       <w:pPr>
         <w:pStyle w:val="Bibliography"/>
@@ -8236,7 +8685,7 @@
       <w:r>
         <w:t xml:space="preserve"> </w:t>
       </w:r>
-      <w:hyperlink r:id="rId87">
+      <w:hyperlink r:id="rId101">
         <w:r>
           <w:rPr>
             <w:rStyle w:val="Hyperlink"/>
@@ -8245,8 +8694,8 @@
         </w:r>
       </w:hyperlink>
     </w:p>
-    <w:bookmarkEnd w:id="88"/>
-    <w:bookmarkStart w:id="90" w:name="ref-Kaloop2019particle"/>
+    <w:bookmarkEnd w:id="102"/>
+    <w:bookmarkStart w:id="104" w:name="ref-Kaloop2019particle"/>
     <w:p>
       <w:pPr>
         <w:pStyle w:val="Bibliography"/>
@@ -8260,7 +8709,7 @@
       <w:r>
         <w:t xml:space="preserve"> </w:t>
       </w:r>
-      <w:hyperlink r:id="rId89">
+      <w:hyperlink r:id="rId103">
         <w:r>
           <w:rPr>
             <w:rStyle w:val="Hyperlink"/>
@@ -8269,8 +8718,8 @@
         </w:r>
       </w:hyperlink>
     </w:p>
-    <w:bookmarkEnd w:id="90"/>
-    <w:bookmarkStart w:id="92" w:name="ref-Latifi2021reinforcement"/>
+    <w:bookmarkEnd w:id="104"/>
+    <w:bookmarkStart w:id="106" w:name="ref-Latifi2021reinforcement"/>
     <w:p>
       <w:pPr>
         <w:pStyle w:val="Bibliography"/>
@@ -8284,7 +8733,7 @@
       <w:r>
         <w:t xml:space="preserve"> </w:t>
       </w:r>
-      <w:hyperlink r:id="rId91">
+      <w:hyperlink r:id="rId105">
         <w:r>
           <w:rPr>
             <w:rStyle w:val="Hyperlink"/>
@@ -8293,8 +8742,8 @@
         </w:r>
       </w:hyperlink>
     </w:p>
-    <w:bookmarkEnd w:id="92"/>
-    <w:bookmarkStart w:id="94" w:name="ref-MharziAlaoui2026algorithm"/>
+    <w:bookmarkEnd w:id="106"/>
+    <w:bookmarkStart w:id="108" w:name="ref-MharziAlaoui2026algorithm"/>
     <w:p>
       <w:pPr>
         <w:pStyle w:val="Bibliography"/>
@@ -8308,7 +8757,7 @@
       <w:r>
         <w:t xml:space="preserve"> </w:t>
       </w:r>
-      <w:hyperlink r:id="rId93">
+      <w:hyperlink r:id="rId107">
         <w:r>
           <w:rPr>
             <w:rStyle w:val="Hyperlink"/>
@@ -8317,8 +8766,8 @@
         </w:r>
       </w:hyperlink>
     </w:p>
-    <w:bookmarkEnd w:id="94"/>
-    <w:bookmarkStart w:id="96" w:name="ref-Pan2025spatiotemporal"/>
+    <w:bookmarkEnd w:id="108"/>
+    <w:bookmarkStart w:id="110" w:name="ref-Pan2025spatiotemporal"/>
     <w:p>
       <w:pPr>
         <w:pStyle w:val="Bibliography"/>
@@ -8329,7 +8778,7 @@
       <w:r>
         <w:t xml:space="preserve"> </w:t>
       </w:r>
-      <w:hyperlink r:id="rId95">
+      <w:hyperlink r:id="rId109">
         <w:r>
           <w:rPr>
             <w:rStyle w:val="Hyperlink"/>
@@ -8338,8 +8787,8 @@
         </w:r>
       </w:hyperlink>
     </w:p>
-    <w:bookmarkEnd w:id="96"/>
-    <w:bookmarkStart w:id="98" w:name="ref-Pasupunuri2024roughness"/>
+    <w:bookmarkEnd w:id="110"/>
+    <w:bookmarkStart w:id="112" w:name="ref-Pasupunuri2024roughness"/>
     <w:p>
       <w:pPr>
         <w:pStyle w:val="Bibliography"/>
@@ -8350,7 +8799,7 @@
       <w:r>
         <w:t xml:space="preserve"> </w:t>
       </w:r>
-      <w:hyperlink r:id="rId97">
+      <w:hyperlink r:id="rId111">
         <w:r>
           <w:rPr>
             <w:rStyle w:val="Hyperlink"/>
@@ -8359,8 +8808,8 @@
         </w:r>
       </w:hyperlink>
     </w:p>
-    <w:bookmarkEnd w:id="98"/>
-    <w:bookmarkStart w:id="100" w:name="ref-Sun2023automatic"/>
+    <w:bookmarkEnd w:id="112"/>
+    <w:bookmarkStart w:id="114" w:name="ref-Sun2023automatic"/>
     <w:p>
       <w:pPr>
         <w:pStyle w:val="Bibliography"/>
@@ -8374,7 +8823,7 @@
       <w:r>
         <w:t xml:space="preserve"> </w:t>
       </w:r>
-      <w:hyperlink r:id="rId99">
+      <w:hyperlink r:id="rId113">
         <w:r>
           <w:rPr>
             <w:rStyle w:val="Hyperlink"/>
@@ -8383,22 +8832,19 @@
         </w:r>
       </w:hyperlink>
     </w:p>
-    <w:bookmarkEnd w:id="100"/>
-    <w:bookmarkStart w:id="102" w:name="ref-Wei2023optimizing"/>
+    <w:bookmarkEnd w:id="114"/>
+    <w:bookmarkStart w:id="116" w:name="ref-Xiao2023optimizing"/>
     <w:p>
       <w:pPr>
         <w:pStyle w:val="Bibliography"/>
       </w:pPr>
       <w:r>
-        <w:t xml:space="preserve">Wei, X., Wang, C., Liu, J., others</w:t>
-      </w:r>
-      <w:r>
-        <w:t xml:space="preserve">, 2023. Optimizing faulting prediction for rigid pavements using a hybrid SHAP-TPE-CatBoost model. Applied Sciences.</w:t>
-      </w:r>
-      <w:r>
-        <w:t xml:space="preserve"> </w:t>
-      </w:r>
-      <w:hyperlink r:id="rId101">
+        <w:t xml:space="preserve">Xiao, W., Wang, C., Liu, J., Gao, M., Wu, J., 2023. Optimizing faulting prediction for rigid pavements using a hybrid SHAP-TPE-CatBoost model. Applied Sciences.</w:t>
+      </w:r>
+      <w:r>
+        <w:t xml:space="preserve"> </w:t>
+      </w:r>
+      <w:hyperlink r:id="rId115">
         <w:r>
           <w:rPr>
             <w:rStyle w:val="Hyperlink"/>
@@ -8407,8 +8853,8 @@
         </w:r>
       </w:hyperlink>
     </w:p>
-    <w:bookmarkEnd w:id="102"/>
-    <w:bookmarkStart w:id="104" w:name="ref-Yang2021research"/>
+    <w:bookmarkEnd w:id="116"/>
+    <w:bookmarkStart w:id="118" w:name="ref-Yang2021research"/>
     <w:p>
       <w:pPr>
         <w:pStyle w:val="Bibliography"/>
@@ -8422,7 +8868,7 @@
       <w:r>
         <w:t xml:space="preserve"> </w:t>
       </w:r>
-      <w:hyperlink r:id="rId103">
+      <w:hyperlink r:id="rId117">
         <w:r>
           <w:rPr>
             <w:rStyle w:val="Hyperlink"/>
@@ -8431,8 +8877,8 @@
         </w:r>
       </w:hyperlink>
     </w:p>
-    <w:bookmarkEnd w:id="104"/>
-    <w:bookmarkStart w:id="106" w:name="ref-Yao2022large"/>
+    <w:bookmarkEnd w:id="118"/>
+    <w:bookmarkStart w:id="120" w:name="ref-Yao2022large"/>
     <w:p>
       <w:pPr>
         <w:pStyle w:val="Bibliography"/>
@@ -8446,7 +8892,7 @@
       <w:r>
         <w:t xml:space="preserve"> </w:t>
       </w:r>
-      <w:hyperlink r:id="rId105">
+      <w:hyperlink r:id="rId119">
         <w:r>
           <w:rPr>
             <w:rStyle w:val="Hyperlink"/>
@@ -8455,8 +8901,8 @@
         </w:r>
       </w:hyperlink>
     </w:p>
-    <w:bookmarkEnd w:id="106"/>
-    <w:bookmarkStart w:id="108" w:name="ref-Yu2020highway"/>
+    <w:bookmarkEnd w:id="120"/>
+    <w:bookmarkStart w:id="122" w:name="ref-Yu2020highway"/>
     <w:p>
       <w:pPr>
         <w:pStyle w:val="Bibliography"/>
@@ -8470,7 +8916,7 @@
       <w:r>
         <w:t xml:space="preserve"> </w:t>
       </w:r>
-      <w:hyperlink r:id="rId107">
+      <w:hyperlink r:id="rId121">
         <w:r>
           <w:rPr>
             <w:rStyle w:val="Hyperlink"/>
@@ -8479,8 +8925,8 @@
         </w:r>
       </w:hyperlink>
     </w:p>
-    <w:bookmarkEnd w:id="108"/>
-    <w:bookmarkStart w:id="110" w:name="ref-Zeiada2025benchmarking"/>
+    <w:bookmarkEnd w:id="122"/>
+    <w:bookmarkStart w:id="124" w:name="ref-Zeiada2025benchmarking"/>
     <w:p>
       <w:pPr>
         <w:pStyle w:val="Bibliography"/>
@@ -8494,7 +8940,7 @@
       <w:r>
         <w:t xml:space="preserve"> </w:t>
       </w:r>
-      <w:hyperlink r:id="rId109">
+      <w:hyperlink r:id="rId123">
         <w:r>
           <w:rPr>
             <w:rStyle w:val="Hyperlink"/>
@@ -8503,9 +8949,9 @@
         </w:r>
       </w:hyperlink>
     </w:p>
-    <w:bookmarkEnd w:id="110"/>
-    <w:bookmarkEnd w:id="111"/>
-    <w:bookmarkEnd w:id="112"/>
+    <w:bookmarkEnd w:id="124"/>
+    <w:bookmarkEnd w:id="125"/>
+    <w:bookmarkEnd w:id="126"/>
     <w:sectPr/>
   </w:body>
 </w:document>

--- a/output/manuscript.docx
+++ b/output/manuscript.docx
@@ -2635,7 +2635,7 @@
         <w:pStyle w:val="FirstParagraph"/>
       </w:pPr>
       <w:r>
-        <w:t xml:space="preserve">Of the 68 primary studies coded so far,</w:t>
+        <w:t xml:space="preserve">Of the 69 primary studies coded so far,</w:t>
       </w:r>
       <w:r>
         <w:t xml:space="preserve"> </w:t>
@@ -2664,13 +2664,13 @@
         <w:t xml:space="preserve"> </w:t>
       </w:r>
       <w:r>
-        <w:t xml:space="preserve">substantial share — 23</w:t>
-      </w:r>
-      <w:r>
-        <w:t xml:space="preserve"> </w:t>
-      </w:r>
-      <w:r>
-        <w:t xml:space="preserve">of 68 — do not qualify as hybrid under the structural test in</w:t>
+        <w:t xml:space="preserve">substantial share — 24</w:t>
+      </w:r>
+      <w:r>
+        <w:t xml:space="preserve"> </w:t>
+      </w:r>
+      <w:r>
+        <w:t xml:space="preserve">of 69 — do not qualify as hybrid under the structural test in</w:t>
       </w:r>
       <w:r>
         <w:t xml:space="preserve"> </w:t>
@@ -4568,7 +4568,7 @@
         <w:t xml:space="preserve">Alnaqbi et al. (2025c)</w:t>
       </w:r>
       <w:r>
-        <w:t xml:space="preserve">’s own reference list cites six</w:t>
+        <w:t xml:space="preserve">‘s own reference list cites six</w:t>
       </w:r>
       <w:r>
         <w:t xml:space="preserve"> </w:t>
@@ -4580,43 +4580,76 @@
         <w:t xml:space="preserve"> </w:t>
       </w:r>
       <w:r>
-        <w:t xml:space="preserve">undiscussed. What none of the eight papers examined so far states explicitly is</w:t>
-      </w:r>
-      <w:r>
-        <w:t xml:space="preserve"> </w:t>
-      </w:r>
-      <w:r>
-        <w:t xml:space="preserve">whether the five-fold cross-validation in each is grouped at the section level, so</w:t>
-      </w:r>
-      <w:r>
-        <w:t xml:space="preserve"> </w:t>
-      </w:r>
-      <w:r>
-        <w:t xml:space="preserve">that no CRCP section contributes observations to both the training and the test</w:t>
-      </w:r>
-      <w:r>
-        <w:t xml:space="preserve"> </w:t>
-      </w:r>
-      <w:r>
-        <w:t xml:space="preserve">partition within a fold. With roughly twelve observations per section on average</w:t>
-      </w:r>
-      <w:r>
-        <w:t xml:space="preserve"> </w:t>
-      </w:r>
-      <w:r>
-        <w:t xml:space="preserve">(395 observations across 33 sections), an ungrouped random split would place</w:t>
-      </w:r>
-      <w:r>
-        <w:t xml:space="preserve"> </w:t>
-      </w:r>
-      <w:r>
-        <w:t xml:space="preserve">multiple, highly correlated records from the same physical section on both sides</w:t>
-      </w:r>
-      <w:r>
-        <w:t xml:space="preserve"> </w:t>
-      </w:r>
-      <w:r>
-        <w:t xml:space="preserve">of most folds — precisely the leakage pathway the PAVE-ML rule for</w:t>
+        <w:t xml:space="preserve">undiscussed. Full-text verification of the first-published member of the series,</w:t>
+      </w:r>
+      <w:r>
+        <w:t xml:space="preserve"> </w:t>
+      </w:r>
+      <w:r>
+        <w:t xml:space="preserve">Alnaqbi et al. (2025f)</w:t>
+      </w:r>
+      <w:r>
+        <w:t xml:space="preserve">, confirms rather than merely suspects the leakage concern:</w:t>
+      </w:r>
+      <w:r>
+        <w:t xml:space="preserve"> </w:t>
+      </w:r>
+      <w:r>
+        <w:t xml:space="preserve">the paper states its partitioning plainly as</w:t>
+      </w:r>
+      <w:r>
+        <w:t xml:space="preserve"> </w:t>
+      </w:r>
+      <w:r>
+        <w:t xml:space="preserve">“the dataset was split into 5</w:t>
+      </w:r>
+      <w:r>
+        <w:t xml:space="preserve"> </w:t>
+      </w:r>
+      <w:r>
+        <w:t xml:space="preserve">subsets, and the model was trained and tested 5 times, each time using a</w:t>
+      </w:r>
+      <w:r>
+        <w:t xml:space="preserve"> </w:t>
+      </w:r>
+      <w:r>
+        <w:t xml:space="preserve">different subset as the test set and the remaining subsets as the training set”</w:t>
+      </w:r>
+      <w:r>
+        <w:t xml:space="preserve"> </w:t>
+      </w:r>
+      <w:r>
+        <w:t xml:space="preserve">— a random split at the observation level, with no mention anywhere in the</w:t>
+      </w:r>
+      <w:r>
+        <w:t xml:space="preserve"> </w:t>
+      </w:r>
+      <w:r>
+        <w:t xml:space="preserve">methods section of grouping by the 33 physical CRCP sections the 395 observations</w:t>
+      </w:r>
+      <w:r>
+        <w:t xml:space="preserve"> </w:t>
+      </w:r>
+      <w:r>
+        <w:t xml:space="preserve">are drawn from. With roughly twelve observations per section on average, an</w:t>
+      </w:r>
+      <w:r>
+        <w:t xml:space="preserve"> </w:t>
+      </w:r>
+      <w:r>
+        <w:t xml:space="preserve">ungrouped random split places multiple, highly correlated records from the same</w:t>
+      </w:r>
+      <w:r>
+        <w:t xml:space="preserve"> </w:t>
+      </w:r>
+      <w:r>
+        <w:t xml:space="preserve">physical section on both sides of most folds — precisely the leakage pathway the</w:t>
+      </w:r>
+      <w:r>
+        <w:t xml:space="preserve"> </w:t>
+      </w:r>
+      <w:r>
+        <w:t xml:space="preserve">PAVE-ML rule for</w:t>
       </w:r>
       <w:r>
         <w:t xml:space="preserve"> </w:t>
@@ -4631,13 +4664,112 @@
         <w:t xml:space="preserve"> </w:t>
       </w:r>
       <w:r>
-        <w:t xml:space="preserve">(§10) is written to catch, and precisely the reason each of these</w:t>
-      </w:r>
-      <w:r>
-        <w:t xml:space="preserve"> </w:t>
-      </w:r>
-      <w:r>
-        <w:t xml:space="preserve">eight papers is coded</w:t>
+        <w:t xml:space="preserve">(§10) is written to catch. The paper’s own</w:t>
+      </w:r>
+      <w:r>
+        <w:t xml:space="preserve"> </w:t>
+      </w:r>
+      <w:r>
+        <w:t xml:space="preserve">Limitations section separately states that</w:t>
+      </w:r>
+      <w:r>
+        <w:t xml:space="preserve"> </w:t>
+      </w:r>
+      <w:r>
+        <w:t xml:space="preserve">“only fivefold cross-validation was</w:t>
+      </w:r>
+      <w:r>
+        <w:t xml:space="preserve"> </w:t>
+      </w:r>
+      <w:r>
+        <w:t xml:space="preserve">used to assess the model… no independent testing was done using additional</w:t>
+      </w:r>
+      <w:r>
+        <w:t xml:space="preserve"> </w:t>
+      </w:r>
+      <w:r>
+        <w:t xml:space="preserve">datasets,”</w:t>
+      </w:r>
+      <w:r>
+        <w:t xml:space="preserve"> </w:t>
+      </w:r>
+      <w:r>
+        <w:t xml:space="preserve">which independently confirms the</w:t>
+      </w:r>
+      <w:r>
+        <w:t xml:space="preserve"> </w:t>
+      </w:r>
+      <w:r>
+        <w:rPr>
+          <w:rStyle w:val="VerbatimChar"/>
+        </w:rPr>
+        <w:t xml:space="preserve">external_validation: no</w:t>
+      </w:r>
+      <w:r>
+        <w:t xml:space="preserve"> </w:t>
+      </w:r>
+      <w:r>
+        <w:t xml:space="preserve">coding</w:t>
+      </w:r>
+      <w:r>
+        <w:t xml:space="preserve"> </w:t>
+      </w:r>
+      <w:r>
+        <w:t xml:space="preserve">under the criterion in §2.3, in the authors’</w:t>
+      </w:r>
+      <w:r>
+        <w:t xml:space="preserve"> </w:t>
+      </w:r>
+      <w:r>
+        <w:t xml:space="preserve">own words rather than by the</w:t>
+      </w:r>
+      <w:r>
+        <w:t xml:space="preserve"> </w:t>
+      </w:r>
+      <w:r>
+        <w:t xml:space="preserve">silence-as-absence convention. Worth noting for what it reveals about how such</w:t>
+      </w:r>
+      <w:r>
+        <w:t xml:space="preserve"> </w:t>
+      </w:r>
+      <w:r>
+        <w:t xml:space="preserve">concerns are currently addressed in this literature: the paper anticipates an</w:t>
+      </w:r>
+      <w:r>
+        <w:t xml:space="preserve"> </w:t>
+      </w:r>
+      <w:r>
+        <w:t xml:space="preserve">overfitting objection and defends against it by observing that RMSE stays within</w:t>
+      </w:r>
+      <w:r>
+        <w:t xml:space="preserve"> </w:t>
+      </w:r>
+      <w:r>
+        <w:t xml:space="preserve">a narrow band across folds (0.02791–0.06422) — but fold-to-fold consistency is</w:t>
+      </w:r>
+      <w:r>
+        <w:t xml:space="preserve"> </w:t>
+      </w:r>
+      <w:r>
+        <w:t xml:space="preserve">not evidence against the leakage pathway just described, since every fold would</w:t>
+      </w:r>
+      <w:r>
+        <w:t xml:space="preserve"> </w:t>
+      </w:r>
+      <w:r>
+        <w:t xml:space="preserve">share the same section-level contamination and so would be expected to perform</w:t>
+      </w:r>
+      <w:r>
+        <w:t xml:space="preserve"> </w:t>
+      </w:r>
+      <w:r>
+        <w:t xml:space="preserve">similarly whether or not the model has learned anything section-specific. The</w:t>
+      </w:r>
+      <w:r>
+        <w:t xml:space="preserve"> </w:t>
+      </w:r>
+      <w:r>
+        <w:t xml:space="preserve">remaining seven papers in the series are coded</w:t>
       </w:r>
       <w:r>
         <w:t xml:space="preserve"> </w:t>
@@ -4652,19 +4784,33 @@
         <w:t xml:space="preserve"> </w:t>
       </w:r>
       <w:r>
-        <w:t xml:space="preserve">risk pending full-text confirmation rather than</w:t>
-      </w:r>
-      <w:r>
-        <w:t xml:space="preserve"> </w:t>
-      </w:r>
-      <w:r>
-        <w:t xml:space="preserve">assumed innocent by the convention adopted in §2. Xiao et al.’s TPE-CatBoost</w:t>
-      </w:r>
-      <w:r>
-        <w:t xml:space="preserve"> </w:t>
-      </w:r>
-      <w:r>
-        <w:t xml:space="preserve">faulting model</w:t>
+        <w:t xml:space="preserve">risk pending the same</w:t>
+      </w:r>
+      <w:r>
+        <w:t xml:space="preserve"> </w:t>
+      </w:r>
+      <w:r>
+        <w:t xml:space="preserve">full-text check now completed for the first; nothing in their abstracts suggests</w:t>
+      </w:r>
+      <w:r>
+        <w:t xml:space="preserve"> </w:t>
+      </w:r>
+      <w:r>
+        <w:t xml:space="preserve">a different partitioning procedure was used.</w:t>
+      </w:r>
+    </w:p>
+    <w:p>
+      <w:pPr>
+        <w:pStyle w:val="BodyText"/>
+      </w:pPr>
+      <w:r>
+        <w:t xml:space="preserve">Two further pieces of evidence extend the pattern beyond one author team. Xiao et</w:t>
+      </w:r>
+      <w:r>
+        <w:t xml:space="preserve"> </w:t>
+      </w:r>
+      <w:r>
+        <w:t xml:space="preserve">al.’s TPE-CatBoost faulting model</w:t>
       </w:r>
       <w:r>
         <w:t xml:space="preserve"> </w:t>
@@ -4676,31 +4822,82 @@
         <w:t xml:space="preserve"> </w:t>
       </w:r>
       <w:r>
-        <w:t xml:space="preserve">adds a second, independent instance of the</w:t>
-      </w:r>
-      <w:r>
-        <w:t xml:space="preserve"> </w:t>
-      </w:r>
-      <w:r>
-        <w:t xml:space="preserve">same ambiguity on a different substrate: Boruta feature selection is described as</w:t>
-      </w:r>
-      <w:r>
-        <w:t xml:space="preserve"> </w:t>
-      </w:r>
-      <w:r>
-        <w:t xml:space="preserve">preceding TPE hyperparameter tuning, but neither the paper’s abstract nor its</w:t>
-      </w:r>
-      <w:r>
-        <w:t xml:space="preserve"> </w:t>
-      </w:r>
-      <w:r>
-        <w:t xml:space="preserve">available summary states whether Boruta was fitted on the training partition alone</w:t>
-      </w:r>
-      <w:r>
-        <w:t xml:space="preserve"> </w:t>
-      </w:r>
-      <w:r>
-        <w:t xml:space="preserve">or on the full 160-observation pool before any split was made.</w:t>
+        <w:t xml:space="preserve">shows the same ambiguity</w:t>
+      </w:r>
+      <w:r>
+        <w:t xml:space="preserve"> </w:t>
+      </w:r>
+      <w:r>
+        <w:t xml:space="preserve">on a different rigid-pavement LTPP substrate: Boruta feature selection is</w:t>
+      </w:r>
+      <w:r>
+        <w:t xml:space="preserve"> </w:t>
+      </w:r>
+      <w:r>
+        <w:t xml:space="preserve">described as preceding TPE hyperparameter tuning, but neither the paper’s</w:t>
+      </w:r>
+      <w:r>
+        <w:t xml:space="preserve"> </w:t>
+      </w:r>
+      <w:r>
+        <w:t xml:space="preserve">abstract nor its available summary states whether Boruta was fitted on the</w:t>
+      </w:r>
+      <w:r>
+        <w:t xml:space="preserve"> </w:t>
+      </w:r>
+      <w:r>
+        <w:t xml:space="preserve">training partition alone or on the full 160-observation pool before any split</w:t>
+      </w:r>
+      <w:r>
+        <w:t xml:space="preserve"> </w:t>
+      </w:r>
+      <w:r>
+        <w:t xml:space="preserve">was made. And a citation search while verifying the Alnaqbi series surfaced a</w:t>
+      </w:r>
+      <w:r>
+        <w:t xml:space="preserve"> </w:t>
+      </w:r>
+      <w:r>
+        <w:t xml:space="preserve">second, seemingly independent overlapping-author cluster — Wang, Xiao and Liu</w:t>
+      </w:r>
+      <w:r>
+        <w:t xml:space="preserve"> </w:t>
+      </w:r>
+      <w:r>
+        <w:t xml:space="preserve">(Wang et al., 2023)</w:t>
+      </w:r>
+      <w:r>
+        <w:t xml:space="preserve">, sharing two of the same three surnames as the</w:t>
+      </w:r>
+      <w:r>
+        <w:t xml:space="preserve"> </w:t>
+      </w:r>
+      <w:r>
+        <w:t xml:space="preserve">TPE-CatBoost paper — publishing a separate improved-XGBoost model for rigid</w:t>
+      </w:r>
+      <w:r>
+        <w:t xml:space="preserve"> </w:t>
+      </w:r>
+      <w:r>
+        <w:t xml:space="preserve">pavement IRI on what appears to be a related LTPP substrate. Whether this is a</w:t>
+      </w:r>
+      <w:r>
+        <w:t xml:space="preserve"> </w:t>
+      </w:r>
+      <w:r>
+        <w:t xml:space="preserve">second, independent instance of the single-target-per-paper pattern or reflects</w:t>
+      </w:r>
+      <w:r>
+        <w:t xml:space="preserve"> </w:t>
+      </w:r>
+      <w:r>
+        <w:t xml:space="preserve">overlapping personnel with the first cluster is a question the completed harvest,</w:t>
+      </w:r>
+      <w:r>
+        <w:t xml:space="preserve"> </w:t>
+      </w:r>
+      <w:r>
+        <w:t xml:space="preserve">not this seed corpus, is positioned to answer.</w:t>
       </w:r>
     </w:p>
     <w:p>
@@ -4720,31 +4917,43 @@
         <w:t xml:space="preserve"> </w:t>
       </w:r>
       <w:r>
-        <w:t xml:space="preserve">— eight identified papers, likely more once the full harvest is complete — that</w:t>
-      </w:r>
-      <w:r>
-        <w:t xml:space="preserve"> </w:t>
-      </w:r>
-      <w:r>
-        <w:t xml:space="preserve">the completed review can report a systematic finding rather than gesture at a</w:t>
-      </w:r>
-      <w:r>
-        <w:t xml:space="preserve"> </w:t>
-      </w:r>
-      <w:r>
-        <w:t xml:space="preserve">concern: what fraction of this specific author team’s substrate-sharing series</w:t>
-      </w:r>
-      <w:r>
-        <w:t xml:space="preserve"> </w:t>
-      </w:r>
-      <w:r>
-        <w:t xml:space="preserve">groups its cross-validation folds by section, once every paper’s methods section</w:t>
-      </w:r>
-      <w:r>
-        <w:t xml:space="preserve"> </w:t>
-      </w:r>
-      <w:r>
-        <w:t xml:space="preserve">has been read in full. Second, the pattern usefully illustrates a broader point</w:t>
+        <w:t xml:space="preserve">— eight identified papers, one of them full-text-confirmed rather than only</w:t>
+      </w:r>
+      <w:r>
+        <w:t xml:space="preserve"> </w:t>
+      </w:r>
+      <w:r>
+        <w:t xml:space="preserve">abstract-flagged, likely more once the full harvest is complete — that the</w:t>
+      </w:r>
+      <w:r>
+        <w:t xml:space="preserve"> </w:t>
+      </w:r>
+      <w:r>
+        <w:t xml:space="preserve">completed review can report a systematic, partly-verified finding rather than</w:t>
+      </w:r>
+      <w:r>
+        <w:t xml:space="preserve"> </w:t>
+      </w:r>
+      <w:r>
+        <w:t xml:space="preserve">gesture at a concern: what fraction of this specific author team’s</w:t>
+      </w:r>
+      <w:r>
+        <w:t xml:space="preserve"> </w:t>
+      </w:r>
+      <w:r>
+        <w:t xml:space="preserve">substrate-sharing series groups its cross-validation folds by section, once every</w:t>
+      </w:r>
+      <w:r>
+        <w:t xml:space="preserve"> </w:t>
+      </w:r>
+      <w:r>
+        <w:t xml:space="preserve">remaining paper’s methods section has been read with the same care as the first.</w:t>
+      </w:r>
+      <w:r>
+        <w:t xml:space="preserve"> </w:t>
+      </w:r>
+      <w:r>
+        <w:t xml:space="preserve">Second, the pattern usefully illustrates a broader point</w:t>
       </w:r>
       <w:r>
         <w:t xml:space="preserve"> </w:t>
@@ -7142,7 +7351,79 @@
         <w:t xml:space="preserve"> </w:t>
       </w:r>
       <w:r>
-        <w:t xml:space="preserve">by all fitted preprocessing) is written to detect the absence of.</w:t>
+        <w:t xml:space="preserve">by all fitted preprocessing) is written to detect the absence of. The mirror-image</w:t>
+      </w:r>
+      <w:r>
+        <w:t xml:space="preserve"> </w:t>
+      </w:r>
+      <w:r>
+        <w:t xml:space="preserve">worked example — full-text confirmation of the failure mode item 7 is written to</w:t>
+      </w:r>
+      <w:r>
+        <w:t xml:space="preserve"> </w:t>
+      </w:r>
+      <w:r>
+        <w:t xml:space="preserve">catch, rather than of its avoidance — is</w:t>
+      </w:r>
+      <w:r>
+        <w:t xml:space="preserve"> </w:t>
+      </w:r>
+      <w:r>
+        <w:t xml:space="preserve">Alnaqbi et al. (2025f)</w:t>
+      </w:r>
+      <w:r>
+        <w:t xml:space="preserve"> </w:t>
+      </w:r>
+      <w:r>
+        <w:t xml:space="preserve">(§7): its methods</w:t>
+      </w:r>
+      <w:r>
+        <w:t xml:space="preserve"> </w:t>
+      </w:r>
+      <w:r>
+        <w:t xml:space="preserve">section states the five-fold split plainly as a random partition of individual</w:t>
+      </w:r>
+      <w:r>
+        <w:t xml:space="preserve"> </w:t>
+      </w:r>
+      <w:r>
+        <w:t xml:space="preserve">observations, with no grouping by the 33 physical sections those observations are</w:t>
+      </w:r>
+      <w:r>
+        <w:t xml:space="preserve"> </w:t>
+      </w:r>
+      <w:r>
+        <w:t xml:space="preserve">drawn from, and its own Limitations section separately confirms the absence of</w:t>
+      </w:r>
+      <w:r>
+        <w:t xml:space="preserve"> </w:t>
+      </w:r>
+      <w:r>
+        <w:t xml:space="preserve">external validation. The two papers, read together, are what the fully coded</w:t>
+      </w:r>
+      <w:r>
+        <w:t xml:space="preserve"> </w:t>
+      </w:r>
+      <w:r>
+        <w:t xml:space="preserve">corpus is expected to look like at scale: a minority explicitly designing around</w:t>
+      </w:r>
+      <w:r>
+        <w:t xml:space="preserve"> </w:t>
+      </w:r>
+      <w:r>
+        <w:t xml:space="preserve">the leakage and validation items in this instrument, and a majority whose methods</w:t>
+      </w:r>
+      <w:r>
+        <w:t xml:space="preserve"> </w:t>
+      </w:r>
+      <w:r>
+        <w:t xml:space="preserve">sections, once actually read rather than inferred from an abstract, turn out to</w:t>
+      </w:r>
+      <w:r>
+        <w:t xml:space="preserve"> </w:t>
+      </w:r>
+      <w:r>
+        <w:t xml:space="preserve">say plainly what §2’s silence-as-absence convention would in any case have coded.</w:t>
       </w:r>
     </w:p>
     <w:p>
@@ -8094,7 +8375,7 @@
       </w:r>
     </w:p>
     <w:bookmarkEnd w:id="48"/>
-    <w:bookmarkStart w:id="126" w:name="references"/>
+    <w:bookmarkStart w:id="128" w:name="references"/>
     <w:p>
       <w:pPr>
         <w:pStyle w:val="Heading1"/>
@@ -8103,7 +8384,7 @@
         <w:t xml:space="preserve">References</w:t>
       </w:r>
     </w:p>
-    <w:bookmarkStart w:id="125" w:name="refs"/>
+    <w:bookmarkStart w:id="127" w:name="refs"/>
     <w:bookmarkStart w:id="50" w:name="ref-Alhussan2022pothole"/>
     <w:p>
       <w:pPr>
@@ -8833,18 +9114,39 @@
       </w:hyperlink>
     </w:p>
     <w:bookmarkEnd w:id="114"/>
-    <w:bookmarkStart w:id="116" w:name="ref-Xiao2023optimizing"/>
+    <w:bookmarkStart w:id="116" w:name="ref-Wang2023developing"/>
     <w:p>
       <w:pPr>
         <w:pStyle w:val="Bibliography"/>
       </w:pPr>
       <w:r>
+        <w:t xml:space="preserve">Wang, C., Xiao, W., Liu, J., 2023. Developing an improved extreme gradient boosting model for predicting the international roughness index of rigid pavement. Constr. Build. Mater.</w:t>
+      </w:r>
+      <w:r>
+        <w:t xml:space="preserve"> </w:t>
+      </w:r>
+      <w:hyperlink r:id="rId115">
+        <w:r>
+          <w:rPr>
+            <w:rStyle w:val="Hyperlink"/>
+          </w:rPr>
+          <w:t xml:space="preserve">https://doi.org/10.1016/j.conbuildmat.2023.133523</w:t>
+        </w:r>
+      </w:hyperlink>
+    </w:p>
+    <w:bookmarkEnd w:id="116"/>
+    <w:bookmarkStart w:id="118" w:name="ref-Xiao2023optimizing"/>
+    <w:p>
+      <w:pPr>
+        <w:pStyle w:val="Bibliography"/>
+      </w:pPr>
+      <w:r>
         <w:t xml:space="preserve">Xiao, W., Wang, C., Liu, J., Gao, M., Wu, J., 2023. Optimizing faulting prediction for rigid pavements using a hybrid SHAP-TPE-CatBoost model. Applied Sciences.</w:t>
       </w:r>
       <w:r>
         <w:t xml:space="preserve"> </w:t>
       </w:r>
-      <w:hyperlink r:id="rId115">
+      <w:hyperlink r:id="rId117">
         <w:r>
           <w:rPr>
             <w:rStyle w:val="Hyperlink"/>
@@ -8853,8 +9155,8 @@
         </w:r>
       </w:hyperlink>
     </w:p>
-    <w:bookmarkEnd w:id="116"/>
-    <w:bookmarkStart w:id="118" w:name="ref-Yang2021research"/>
+    <w:bookmarkEnd w:id="118"/>
+    <w:bookmarkStart w:id="120" w:name="ref-Yang2021research"/>
     <w:p>
       <w:pPr>
         <w:pStyle w:val="Bibliography"/>
@@ -8868,7 +9170,7 @@
       <w:r>
         <w:t xml:space="preserve"> </w:t>
       </w:r>
-      <w:hyperlink r:id="rId117">
+      <w:hyperlink r:id="rId119">
         <w:r>
           <w:rPr>
             <w:rStyle w:val="Hyperlink"/>
@@ -8877,8 +9179,8 @@
         </w:r>
       </w:hyperlink>
     </w:p>
-    <w:bookmarkEnd w:id="118"/>
-    <w:bookmarkStart w:id="120" w:name="ref-Yao2022large"/>
+    <w:bookmarkEnd w:id="120"/>
+    <w:bookmarkStart w:id="122" w:name="ref-Yao2022large"/>
     <w:p>
       <w:pPr>
         <w:pStyle w:val="Bibliography"/>
@@ -8892,7 +9194,7 @@
       <w:r>
         <w:t xml:space="preserve"> </w:t>
       </w:r>
-      <w:hyperlink r:id="rId119">
+      <w:hyperlink r:id="rId121">
         <w:r>
           <w:rPr>
             <w:rStyle w:val="Hyperlink"/>
@@ -8901,8 +9203,8 @@
         </w:r>
       </w:hyperlink>
     </w:p>
-    <w:bookmarkEnd w:id="120"/>
-    <w:bookmarkStart w:id="122" w:name="ref-Yu2020highway"/>
+    <w:bookmarkEnd w:id="122"/>
+    <w:bookmarkStart w:id="124" w:name="ref-Yu2020highway"/>
     <w:p>
       <w:pPr>
         <w:pStyle w:val="Bibliography"/>
@@ -8916,7 +9218,7 @@
       <w:r>
         <w:t xml:space="preserve"> </w:t>
       </w:r>
-      <w:hyperlink r:id="rId121">
+      <w:hyperlink r:id="rId123">
         <w:r>
           <w:rPr>
             <w:rStyle w:val="Hyperlink"/>
@@ -8925,8 +9227,8 @@
         </w:r>
       </w:hyperlink>
     </w:p>
-    <w:bookmarkEnd w:id="122"/>
-    <w:bookmarkStart w:id="124" w:name="ref-Zeiada2025benchmarking"/>
+    <w:bookmarkEnd w:id="124"/>
+    <w:bookmarkStart w:id="126" w:name="ref-Zeiada2025benchmarking"/>
     <w:p>
       <w:pPr>
         <w:pStyle w:val="Bibliography"/>
@@ -8940,7 +9242,7 @@
       <w:r>
         <w:t xml:space="preserve"> </w:t>
       </w:r>
-      <w:hyperlink r:id="rId123">
+      <w:hyperlink r:id="rId125">
         <w:r>
           <w:rPr>
             <w:rStyle w:val="Hyperlink"/>
@@ -8949,9 +9251,9 @@
         </w:r>
       </w:hyperlink>
     </w:p>
-    <w:bookmarkEnd w:id="124"/>
-    <w:bookmarkEnd w:id="125"/>
     <w:bookmarkEnd w:id="126"/>
+    <w:bookmarkEnd w:id="127"/>
+    <w:bookmarkEnd w:id="128"/>
     <w:sectPr/>
   </w:body>
 </w:document>

--- a/output/manuscript.docx
+++ b/output/manuscript.docx
@@ -4580,7 +4580,13 @@
         <w:t xml:space="preserve"> </w:t>
       </w:r>
       <w:r>
-        <w:t xml:space="preserve">undiscussed. Full-text verification of the first-published member of the series,</w:t>
+        <w:t xml:space="preserve">undiscussed. Full-text verification of the first two published members of the</w:t>
+      </w:r>
+      <w:r>
+        <w:t xml:space="preserve"> </w:t>
+      </w:r>
+      <w:r>
+        <w:t xml:space="preserve">series,</w:t>
       </w:r>
       <w:r>
         <w:t xml:space="preserve"> </w:t>
@@ -4589,43 +4595,100 @@
         <w:t xml:space="preserve">Alnaqbi et al. (2025f)</w:t>
       </w:r>
       <w:r>
-        <w:t xml:space="preserve">, confirms rather than merely suspects the leakage concern:</w:t>
-      </w:r>
-      <w:r>
-        <w:t xml:space="preserve"> </w:t>
-      </w:r>
-      <w:r>
-        <w:t xml:space="preserve">the paper states its partitioning plainly as</w:t>
-      </w:r>
-      <w:r>
-        <w:t xml:space="preserve"> </w:t>
-      </w:r>
-      <w:r>
-        <w:t xml:space="preserve">“the dataset was split into 5</w:t>
-      </w:r>
-      <w:r>
-        <w:t xml:space="preserve"> </w:t>
-      </w:r>
-      <w:r>
-        <w:t xml:space="preserve">subsets, and the model was trained and tested 5 times, each time using a</w:t>
-      </w:r>
-      <w:r>
-        <w:t xml:space="preserve"> </w:t>
-      </w:r>
-      <w:r>
-        <w:t xml:space="preserve">different subset as the test set and the remaining subsets as the training set”</w:t>
-      </w:r>
-      <w:r>
-        <w:t xml:space="preserve"> </w:t>
-      </w:r>
-      <w:r>
-        <w:t xml:space="preserve">— a random split at the observation level, with no mention anywhere in the</w:t>
-      </w:r>
-      <w:r>
-        <w:t xml:space="preserve"> </w:t>
-      </w:r>
-      <w:r>
-        <w:t xml:space="preserve">methods section of grouping by the 33 physical CRCP sections the 395 observations</w:t>
+        <w:t xml:space="preserve"> </w:t>
+      </w:r>
+      <w:r>
+        <w:t xml:space="preserve">and</w:t>
+      </w:r>
+      <w:r>
+        <w:t xml:space="preserve"> </w:t>
+      </w:r>
+      <w:r>
+        <w:t xml:space="preserve">Alnaqbi et al. (2025d)</w:t>
+      </w:r>
+      <w:r>
+        <w:t xml:space="preserve">, confirms rather than</w:t>
+      </w:r>
+      <w:r>
+        <w:t xml:space="preserve"> </w:t>
+      </w:r>
+      <w:r>
+        <w:t xml:space="preserve">merely suspects the leakage concern, and confirms it identically in both papers</w:t>
+      </w:r>
+      <w:r>
+        <w:t xml:space="preserve"> </w:t>
+      </w:r>
+      <w:r>
+        <w:t xml:space="preserve">rather than once. The first states its partitioning plainly as</w:t>
+      </w:r>
+      <w:r>
+        <w:t xml:space="preserve"> </w:t>
+      </w:r>
+      <w:r>
+        <w:t xml:space="preserve">“the dataset was</w:t>
+      </w:r>
+      <w:r>
+        <w:t xml:space="preserve"> </w:t>
+      </w:r>
+      <w:r>
+        <w:t xml:space="preserve">split into 5 subsets, and the model was trained and tested 5 times, each time</w:t>
+      </w:r>
+      <w:r>
+        <w:t xml:space="preserve"> </w:t>
+      </w:r>
+      <w:r>
+        <w:t xml:space="preserve">using a different subset as the test set and the remaining subsets as the</w:t>
+      </w:r>
+      <w:r>
+        <w:t xml:space="preserve"> </w:t>
+      </w:r>
+      <w:r>
+        <w:t xml:space="preserve">training set”</w:t>
+      </w:r>
+      <w:r>
+        <w:t xml:space="preserve">; the second, on a different target variable but the identical</w:t>
+      </w:r>
+      <w:r>
+        <w:t xml:space="preserve"> </w:t>
+      </w:r>
+      <w:r>
+        <w:t xml:space="preserve">395-observation, 33-section substrate, states it just as plainly as</w:t>
+      </w:r>
+      <w:r>
+        <w:t xml:space="preserve"> </w:t>
+      </w:r>
+      <w:r>
+        <w:t xml:space="preserve">“five</w:t>
+      </w:r>
+      <w:r>
+        <w:t xml:space="preserve"> </w:t>
+      </w:r>
+      <w:r>
+        <w:t xml:space="preserve">equal-sized subsets were randomly selected from the dataset… the training and</w:t>
+      </w:r>
+      <w:r>
+        <w:t xml:space="preserve"> </w:t>
+      </w:r>
+      <w:r>
+        <w:t xml:space="preserve">testing subsets were switched around in each iteration.”</w:t>
+      </w:r>
+      <w:r>
+        <w:t xml:space="preserve"> </w:t>
+      </w:r>
+      <w:r>
+        <w:t xml:space="preserve">Both are random splits</w:t>
+      </w:r>
+      <w:r>
+        <w:t xml:space="preserve"> </w:t>
+      </w:r>
+      <w:r>
+        <w:t xml:space="preserve">at the observation level, and neither methods section — read in full, not</w:t>
+      </w:r>
+      <w:r>
+        <w:t xml:space="preserve"> </w:t>
+      </w:r>
+      <w:r>
+        <w:t xml:space="preserve">excerpted — mentions grouping by the 33 physical CRCP sections the observations</w:t>
       </w:r>
       <w:r>
         <w:t xml:space="preserve"> </w:t>
@@ -4664,37 +4727,61 @@
         <w:t xml:space="preserve"> </w:t>
       </w:r>
       <w:r>
-        <w:t xml:space="preserve">(§10) is written to catch. The paper’s own</w:t>
-      </w:r>
-      <w:r>
-        <w:t xml:space="preserve"> </w:t>
-      </w:r>
-      <w:r>
-        <w:t xml:space="preserve">Limitations section separately states that</w:t>
-      </w:r>
-      <w:r>
-        <w:t xml:space="preserve"> </w:t>
-      </w:r>
-      <w:r>
-        <w:t xml:space="preserve">“only fivefold cross-validation was</w:t>
-      </w:r>
-      <w:r>
-        <w:t xml:space="preserve"> </w:t>
-      </w:r>
-      <w:r>
-        <w:t xml:space="preserve">used to assess the model… no independent testing was done using additional</w:t>
-      </w:r>
-      <w:r>
-        <w:t xml:space="preserve"> </w:t>
-      </w:r>
-      <w:r>
-        <w:t xml:space="preserve">datasets,”</w:t>
-      </w:r>
-      <w:r>
-        <w:t xml:space="preserve"> </w:t>
-      </w:r>
-      <w:r>
-        <w:t xml:space="preserve">which independently confirms the</w:t>
+        <w:t xml:space="preserve">(§10) is written to catch. Both papers’</w:t>
+      </w:r>
+      <w:r>
+        <w:t xml:space="preserve"> </w:t>
+      </w:r>
+      <w:r>
+        <w:t xml:space="preserve">own</w:t>
+      </w:r>
+      <w:r>
+        <w:t xml:space="preserve"> </w:t>
+      </w:r>
+      <w:r>
+        <w:t xml:space="preserve">Limitations or Future Directions sections separately confirm the absence of</w:t>
+      </w:r>
+      <w:r>
+        <w:t xml:space="preserve"> </w:t>
+      </w:r>
+      <w:r>
+        <w:t xml:space="preserve">external validation in their own words — the first stating outright that</w:t>
+      </w:r>
+      <w:r>
+        <w:t xml:space="preserve"> </w:t>
+      </w:r>
+      <w:r>
+        <w:t xml:space="preserve">“no</w:t>
+      </w:r>
+      <w:r>
+        <w:t xml:space="preserve"> </w:t>
+      </w:r>
+      <w:r>
+        <w:t xml:space="preserve">independent testing was done using additional datasets,”</w:t>
+      </w:r>
+      <w:r>
+        <w:t xml:space="preserve"> </w:t>
+      </w:r>
+      <w:r>
+        <w:t xml:space="preserve">the second listing</w:t>
+      </w:r>
+      <w:r>
+        <w:t xml:space="preserve"> </w:t>
+      </w:r>
+      <w:r>
+        <w:t xml:space="preserve">“external dataset validation”</w:t>
+      </w:r>
+      <w:r>
+        <w:t xml:space="preserve"> </w:t>
+      </w:r>
+      <w:r>
+        <w:t xml:space="preserve">among unmet future work — which independently</w:t>
+      </w:r>
+      <w:r>
+        <w:t xml:space="preserve"> </w:t>
+      </w:r>
+      <w:r>
+        <w:t xml:space="preserve">confirms the</w:t>
       </w:r>
       <w:r>
         <w:t xml:space="preserve"> </w:t>
@@ -4709,67 +4796,91 @@
         <w:t xml:space="preserve"> </w:t>
       </w:r>
       <w:r>
-        <w:t xml:space="preserve">coding</w:t>
-      </w:r>
-      <w:r>
-        <w:t xml:space="preserve"> </w:t>
-      </w:r>
-      <w:r>
-        <w:t xml:space="preserve">under the criterion in §2.3, in the authors’</w:t>
-      </w:r>
-      <w:r>
-        <w:t xml:space="preserve"> </w:t>
-      </w:r>
-      <w:r>
-        <w:t xml:space="preserve">own words rather than by the</w:t>
-      </w:r>
-      <w:r>
-        <w:t xml:space="preserve"> </w:t>
-      </w:r>
-      <w:r>
-        <w:t xml:space="preserve">silence-as-absence convention. Worth noting for what it reveals about how such</w:t>
-      </w:r>
-      <w:r>
-        <w:t xml:space="preserve"> </w:t>
-      </w:r>
-      <w:r>
-        <w:t xml:space="preserve">concerns are currently addressed in this literature: the paper anticipates an</w:t>
-      </w:r>
-      <w:r>
-        <w:t xml:space="preserve"> </w:t>
-      </w:r>
-      <w:r>
-        <w:t xml:space="preserve">overfitting objection and defends against it by observing that RMSE stays within</w:t>
-      </w:r>
-      <w:r>
-        <w:t xml:space="preserve"> </w:t>
-      </w:r>
-      <w:r>
-        <w:t xml:space="preserve">a narrow band across folds (0.02791–0.06422) — but fold-to-fold consistency is</w:t>
-      </w:r>
-      <w:r>
-        <w:t xml:space="preserve"> </w:t>
-      </w:r>
-      <w:r>
-        <w:t xml:space="preserve">not evidence against the leakage pathway just described, since every fold would</w:t>
-      </w:r>
-      <w:r>
-        <w:t xml:space="preserve"> </w:t>
-      </w:r>
-      <w:r>
-        <w:t xml:space="preserve">share the same section-level contamination and so would be expected to perform</w:t>
-      </w:r>
-      <w:r>
-        <w:t xml:space="preserve"> </w:t>
-      </w:r>
-      <w:r>
-        <w:t xml:space="preserve">similarly whether or not the model has learned anything section-specific. The</w:t>
-      </w:r>
-      <w:r>
-        <w:t xml:space="preserve"> </w:t>
-      </w:r>
-      <w:r>
-        <w:t xml:space="preserve">remaining seven papers in the series are coded</w:t>
+        <w:t xml:space="preserve">coding under the criterion in §2.3 twice</w:t>
+      </w:r>
+      <w:r>
+        <w:t xml:space="preserve"> </w:t>
+      </w:r>
+      <w:r>
+        <w:t xml:space="preserve">over, rather than by the silence-as-absence convention alone. Worth noting for</w:t>
+      </w:r>
+      <w:r>
+        <w:t xml:space="preserve"> </w:t>
+      </w:r>
+      <w:r>
+        <w:t xml:space="preserve">what it reveals about how such concerns are currently addressed in this</w:t>
+      </w:r>
+      <w:r>
+        <w:t xml:space="preserve"> </w:t>
+      </w:r>
+      <w:r>
+        <w:t xml:space="preserve">literature: the first paper anticipates an overfitting objection and defends</w:t>
+      </w:r>
+      <w:r>
+        <w:t xml:space="preserve"> </w:t>
+      </w:r>
+      <w:r>
+        <w:t xml:space="preserve">against it by observing that RMSE stays within a narrow band across folds</w:t>
+      </w:r>
+      <w:r>
+        <w:t xml:space="preserve"> </w:t>
+      </w:r>
+      <w:r>
+        <w:t xml:space="preserve">(0.02791–0.06422) — but fold-to-fold consistency is not evidence against the</w:t>
+      </w:r>
+      <w:r>
+        <w:t xml:space="preserve"> </w:t>
+      </w:r>
+      <w:r>
+        <w:t xml:space="preserve">leakage pathway just described, since every fold would share the same</w:t>
+      </w:r>
+      <w:r>
+        <w:t xml:space="preserve"> </w:t>
+      </w:r>
+      <w:r>
+        <w:t xml:space="preserve">section-level contamination and so would be expected to perform similarly</w:t>
+      </w:r>
+      <w:r>
+        <w:t xml:space="preserve"> </w:t>
+      </w:r>
+      <w:r>
+        <w:t xml:space="preserve">whether or not the model has learned anything section-specific. Both papers also</w:t>
+      </w:r>
+      <w:r>
+        <w:t xml:space="preserve"> </w:t>
+      </w:r>
+      <w:r>
+        <w:t xml:space="preserve">describe z-score normalisation, imputation and outlier removal within a single</w:t>
+      </w:r>
+      <w:r>
+        <w:t xml:space="preserve"> </w:t>
+      </w:r>
+      <w:r>
+        <w:t xml:space="preserve">“data preprocessing”</w:t>
+      </w:r>
+      <w:r>
+        <w:t xml:space="preserve"> </w:t>
+      </w:r>
+      <w:r>
+        <w:t xml:space="preserve">stage that textually precedes the cross-validation</w:t>
+      </w:r>
+      <w:r>
+        <w:t xml:space="preserve"> </w:t>
+      </w:r>
+      <w:r>
+        <w:t xml:space="preserve">description, with no statement in either that these steps were refit inside each</w:t>
+      </w:r>
+      <w:r>
+        <w:t xml:space="preserve"> </w:t>
+      </w:r>
+      <w:r>
+        <w:t xml:space="preserve">fold rather than computed once over the full pool. The remaining six papers in</w:t>
+      </w:r>
+      <w:r>
+        <w:t xml:space="preserve"> </w:t>
+      </w:r>
+      <w:r>
+        <w:t xml:space="preserve">the series are coded</w:t>
       </w:r>
       <w:r>
         <w:t xml:space="preserve"> </w:t>
@@ -4784,19 +4895,25 @@
         <w:t xml:space="preserve"> </w:t>
       </w:r>
       <w:r>
-        <w:t xml:space="preserve">risk pending the same</w:t>
-      </w:r>
-      <w:r>
-        <w:t xml:space="preserve"> </w:t>
-      </w:r>
-      <w:r>
-        <w:t xml:space="preserve">full-text check now completed for the first; nothing in their abstracts suggests</w:t>
-      </w:r>
-      <w:r>
-        <w:t xml:space="preserve"> </w:t>
-      </w:r>
-      <w:r>
-        <w:t xml:space="preserve">a different partitioning procedure was used.</w:t>
+        <w:t xml:space="preserve">risk pending the same full-text check now completed,</w:t>
+      </w:r>
+      <w:r>
+        <w:t xml:space="preserve"> </w:t>
+      </w:r>
+      <w:r>
+        <w:t xml:space="preserve">identically, for the first two; nothing in their abstracts suggests a different</w:t>
+      </w:r>
+      <w:r>
+        <w:t xml:space="preserve"> </w:t>
+      </w:r>
+      <w:r>
+        <w:t xml:space="preserve">partitioning procedure was used, and two independent confirmations make that a</w:t>
+      </w:r>
+      <w:r>
+        <w:t xml:space="preserve"> </w:t>
+      </w:r>
+      <w:r>
+        <w:t xml:space="preserve">considerably stronger prior than one.</w:t>
       </w:r>
     </w:p>
     <w:p>
@@ -4917,7 +5034,7 @@
         <w:t xml:space="preserve"> </w:t>
       </w:r>
       <w:r>
-        <w:t xml:space="preserve">— eight identified papers, one of them full-text-confirmed rather than only</w:t>
+        <w:t xml:space="preserve">— eight identified papers, two of them full-text-confirmed rather than only</w:t>
       </w:r>
       <w:r>
         <w:t xml:space="preserve"> </w:t>
@@ -7363,7 +7480,7 @@
         <w:t xml:space="preserve"> </w:t>
       </w:r>
       <w:r>
-        <w:t xml:space="preserve">catch, rather than of its avoidance — is</w:t>
+        <w:t xml:space="preserve">catch, rather than of its avoidance — is the pair</w:t>
       </w:r>
       <w:r>
         <w:t xml:space="preserve"> </w:t>
@@ -7375,55 +7492,85 @@
         <w:t xml:space="preserve"> </w:t>
       </w:r>
       <w:r>
-        <w:t xml:space="preserve">(§7): its methods</w:t>
-      </w:r>
-      <w:r>
-        <w:t xml:space="preserve"> </w:t>
-      </w:r>
-      <w:r>
-        <w:t xml:space="preserve">section states the five-fold split plainly as a random partition of individual</w:t>
-      </w:r>
-      <w:r>
-        <w:t xml:space="preserve"> </w:t>
-      </w:r>
-      <w:r>
-        <w:t xml:space="preserve">observations, with no grouping by the 33 physical sections those observations are</w:t>
-      </w:r>
-      <w:r>
-        <w:t xml:space="preserve"> </w:t>
-      </w:r>
-      <w:r>
-        <w:t xml:space="preserve">drawn from, and its own Limitations section separately confirms the absence of</w:t>
-      </w:r>
-      <w:r>
-        <w:t xml:space="preserve"> </w:t>
-      </w:r>
-      <w:r>
-        <w:t xml:space="preserve">external validation. The two papers, read together, are what the fully coded</w:t>
-      </w:r>
-      <w:r>
-        <w:t xml:space="preserve"> </w:t>
-      </w:r>
-      <w:r>
-        <w:t xml:space="preserve">corpus is expected to look like at scale: a minority explicitly designing around</w:t>
-      </w:r>
-      <w:r>
-        <w:t xml:space="preserve"> </w:t>
-      </w:r>
-      <w:r>
-        <w:t xml:space="preserve">the leakage and validation items in this instrument, and a majority whose methods</w:t>
-      </w:r>
-      <w:r>
-        <w:t xml:space="preserve"> </w:t>
-      </w:r>
-      <w:r>
-        <w:t xml:space="preserve">sections, once actually read rather than inferred from an abstract, turn out to</w:t>
-      </w:r>
-      <w:r>
-        <w:t xml:space="preserve"> </w:t>
-      </w:r>
-      <w:r>
-        <w:t xml:space="preserve">say plainly what §2’s silence-as-absence convention would in any case have coded.</w:t>
+        <w:t xml:space="preserve">and</w:t>
+      </w:r>
+      <w:r>
+        <w:t xml:space="preserve"> </w:t>
+      </w:r>
+      <w:r>
+        <w:t xml:space="preserve">Alnaqbi et al. (2025d)</w:t>
+      </w:r>
+      <w:r>
+        <w:t xml:space="preserve"> </w:t>
+      </w:r>
+      <w:r>
+        <w:t xml:space="preserve">(§7): both papers’ methods sections state their five-fold</w:t>
+      </w:r>
+      <w:r>
+        <w:t xml:space="preserve"> </w:t>
+      </w:r>
+      <w:r>
+        <w:t xml:space="preserve">splits plainly as random partitions of individual observations, with no grouping</w:t>
+      </w:r>
+      <w:r>
+        <w:t xml:space="preserve"> </w:t>
+      </w:r>
+      <w:r>
+        <w:t xml:space="preserve">by the 33 physical sections those observations are drawn from, and both papers’</w:t>
+      </w:r>
+      <w:r>
+        <w:t xml:space="preserve"> </w:t>
+      </w:r>
+      <w:r>
+        <w:t xml:space="preserve">own Limitations or Future Directions sections separately confirm the absence of</w:t>
+      </w:r>
+      <w:r>
+        <w:t xml:space="preserve"> </w:t>
+      </w:r>
+      <w:r>
+        <w:t xml:space="preserve">external validation, independently of each other. The three papers, read</w:t>
+      </w:r>
+      <w:r>
+        <w:t xml:space="preserve"> </w:t>
+      </w:r>
+      <w:r>
+        <w:t xml:space="preserve">together, are what the fully coded corpus is expected to look like at scale: a</w:t>
+      </w:r>
+      <w:r>
+        <w:t xml:space="preserve"> </w:t>
+      </w:r>
+      <w:r>
+        <w:t xml:space="preserve">minority explicitly designing around the leakage and validation items in this</w:t>
+      </w:r>
+      <w:r>
+        <w:t xml:space="preserve"> </w:t>
+      </w:r>
+      <w:r>
+        <w:t xml:space="preserve">instrument, and a majority whose methods sections, once actually read rather than</w:t>
+      </w:r>
+      <w:r>
+        <w:t xml:space="preserve"> </w:t>
+      </w:r>
+      <w:r>
+        <w:t xml:space="preserve">inferred from an abstract, turn out to say plainly what §2’s silence-as-absence</w:t>
+      </w:r>
+      <w:r>
+        <w:t xml:space="preserve"> </w:t>
+      </w:r>
+      <w:r>
+        <w:t xml:space="preserve">convention would in any case have coded — and, in the case of the two</w:t>
+      </w:r>
+      <w:r>
+        <w:t xml:space="preserve"> </w:t>
+      </w:r>
+      <w:r>
+        <w:t xml:space="preserve">full-text-confirmed papers, say it identically to one another despite being</w:t>
+      </w:r>
+      <w:r>
+        <w:t xml:space="preserve"> </w:t>
+      </w:r>
+      <w:r>
+        <w:t xml:space="preserve">independently written studies on different target variables.</w:t>
       </w:r>
     </w:p>
     <w:p>

--- a/output/manuscript.docx
+++ b/output/manuscript.docx
@@ -4921,13 +4921,19 @@
         <w:pStyle w:val="BodyText"/>
       </w:pPr>
       <w:r>
-        <w:t xml:space="preserve">Two further pieces of evidence extend the pattern beyond one author team. Xiao et</w:t>
-      </w:r>
-      <w:r>
-        <w:t xml:space="preserve"> </w:t>
-      </w:r>
-      <w:r>
-        <w:t xml:space="preserve">al.’s TPE-CatBoost faulting model</w:t>
+        <w:t xml:space="preserve">Two further pieces of evidence extend the pattern beyond one author team, and one</w:t>
+      </w:r>
+      <w:r>
+        <w:t xml:space="preserve"> </w:t>
+      </w:r>
+      <w:r>
+        <w:t xml:space="preserve">of them is now full-text confirmed rather than ambiguous. Xiao et al.’s</w:t>
+      </w:r>
+      <w:r>
+        <w:t xml:space="preserve"> </w:t>
+      </w:r>
+      <w:r>
+        <w:t xml:space="preserve">TPE-CatBoost faulting model</w:t>
       </w:r>
       <w:r>
         <w:t xml:space="preserve"> </w:t>
@@ -4936,40 +4942,166 @@
         <w:t xml:space="preserve">(Xiao et al., 2023)</w:t>
       </w:r>
       <w:r>
-        <w:t xml:space="preserve"> </w:t>
-      </w:r>
-      <w:r>
-        <w:t xml:space="preserve">shows the same ambiguity</w:t>
-      </w:r>
-      <w:r>
-        <w:t xml:space="preserve"> </w:t>
-      </w:r>
-      <w:r>
-        <w:t xml:space="preserve">on a different rigid-pavement LTPP substrate: Boruta feature selection is</w:t>
-      </w:r>
-      <w:r>
-        <w:t xml:space="preserve"> </w:t>
-      </w:r>
-      <w:r>
-        <w:t xml:space="preserve">described as preceding TPE hyperparameter tuning, but neither the paper’s</w:t>
-      </w:r>
-      <w:r>
-        <w:t xml:space="preserve"> </w:t>
-      </w:r>
-      <w:r>
-        <w:t xml:space="preserve">abstract nor its available summary states whether Boruta was fitted on the</w:t>
-      </w:r>
-      <w:r>
-        <w:t xml:space="preserve"> </w:t>
-      </w:r>
-      <w:r>
-        <w:t xml:space="preserve">training partition alone or on the full 160-observation pool before any split</w:t>
-      </w:r>
-      <w:r>
-        <w:t xml:space="preserve"> </w:t>
-      </w:r>
-      <w:r>
-        <w:t xml:space="preserve">was made. And a citation search while verifying the Alnaqbi series surfaced a</w:t>
+        <w:t xml:space="preserve">, read in full, resolves its</w:t>
+      </w:r>
+      <w:r>
+        <w:t xml:space="preserve"> </w:t>
+      </w:r>
+      <w:r>
+        <w:t xml:space="preserve">own ambiguity definitively: the paper’s Boruta feature-selection step is</w:t>
+      </w:r>
+      <w:r>
+        <w:t xml:space="preserve"> </w:t>
+      </w:r>
+      <w:r>
+        <w:t xml:space="preserve">performed in Section 3 (</w:t>
+      </w:r>
+      <w:r>
+        <w:t xml:space="preserve">“Data Preparation”</w:t>
+      </w:r>
+      <w:r>
+        <w:t xml:space="preserve">), applied to the full 160-observation</w:t>
+      </w:r>
+      <w:r>
+        <w:t xml:space="preserve"> </w:t>
+      </w:r>
+      <w:r>
+        <w:t xml:space="preserve">pool, and only in Section 4 (</w:t>
+      </w:r>
+      <w:r>
+        <w:t xml:space="preserve">“Model Construction”</w:t>
+      </w:r>
+      <w:r>
+        <w:t xml:space="preserve">) does an 80/20 train-test split</w:t>
+      </w:r>
+      <w:r>
+        <w:t xml:space="preserve"> </w:t>
+      </w:r>
+      <w:r>
+        <w:t xml:space="preserve">appear — meaning Boruta selected the six variables the final model uses with the</w:t>
+      </w:r>
+      <w:r>
+        <w:t xml:space="preserve"> </w:t>
+      </w:r>
+      <w:r>
+        <w:t xml:space="preserve">benefit of information from what later became the test partition. This is a</w:t>
+      </w:r>
+      <w:r>
+        <w:t xml:space="preserve"> </w:t>
+      </w:r>
+      <w:r>
+        <w:t xml:space="preserve">different leakage mechanism from the CRCP series above — a real held-out test</w:t>
+      </w:r>
+      <w:r>
+        <w:t xml:space="preserve"> </w:t>
+      </w:r>
+      <w:r>
+        <w:t xml:space="preserve">set exists here, contaminated only by feature selection performed before the</w:t>
+      </w:r>
+      <w:r>
+        <w:t xml:space="preserve"> </w:t>
+      </w:r>
+      <w:r>
+        <w:t xml:space="preserve">split, rather than an entirely ungrouped cross-validation — and the paper’s own</w:t>
+      </w:r>
+      <w:r>
+        <w:t xml:space="preserve"> </w:t>
+      </w:r>
+      <w:r>
+        <w:t xml:space="preserve">conclusion attributes part of its headline result directly to the contaminated</w:t>
+      </w:r>
+      <w:r>
+        <w:t xml:space="preserve"> </w:t>
+      </w:r>
+      <w:r>
+        <w:t xml:space="preserve">step: the six-variable model improves R</w:t>
+      </w:r>
+      <w:r>
+        <w:rPr>
+          <w:vertAlign w:val="superscript"/>
+        </w:rPr>
+        <w:t xml:space="preserve">2</w:t>
+      </w:r>
+      <w:r>
+        <w:t xml:space="preserve"> </w:t>
+      </w:r>
+      <w:r>
+        <w:t xml:space="preserve">by 0.007 over the seventeen-variable</w:t>
+      </w:r>
+      <w:r>
+        <w:t xml:space="preserve"> </w:t>
+      </w:r>
+      <w:r>
+        <w:t xml:space="preserve">version,</w:t>
+      </w:r>
+      <w:r>
+        <w:t xml:space="preserve"> </w:t>
+      </w:r>
+      <w:r>
+        <w:t xml:space="preserve">“attributed to the capability of Boruta to identify relevant</w:t>
+      </w:r>
+      <w:r>
+        <w:t xml:space="preserve"> </w:t>
+      </w:r>
+      <w:r>
+        <w:t xml:space="preserve">variables.”</w:t>
+      </w:r>
+      <w:r>
+        <w:t xml:space="preserve"> </w:t>
+      </w:r>
+      <w:r>
+        <w:t xml:space="preserve">The two mechanisms, read together, make the point this review is</w:t>
+      </w:r>
+      <w:r>
+        <w:t xml:space="preserve"> </w:t>
+      </w:r>
+      <w:r>
+        <w:t xml:space="preserve">built to make more sharply than either alone:</w:t>
+      </w:r>
+      <w:r>
+        <w:t xml:space="preserve"> </w:t>
+      </w:r>
+      <w:r>
+        <w:rPr>
+          <w:rStyle w:val="VerbatimChar"/>
+        </w:rPr>
+        <w:t xml:space="preserve">leakage_risk</w:t>
+      </w:r>
+      <w:r>
+        <w:t xml:space="preserve"> </w:t>
+      </w:r>
+      <w:r>
+        <w:t xml:space="preserve">in PAVE-ML (§10)</w:t>
+      </w:r>
+      <w:r>
+        <w:t xml:space="preserve"> </w:t>
+      </w:r>
+      <w:r>
+        <w:t xml:space="preserve">catches structurally different failures — no partition grouping in one case,</w:t>
+      </w:r>
+      <w:r>
+        <w:t xml:space="preserve"> </w:t>
+      </w:r>
+      <w:r>
+        <w:t xml:space="preserve">preprocessing fitted before the partition in the other — under a single item,</w:t>
+      </w:r>
+      <w:r>
+        <w:t xml:space="preserve"> </w:t>
+      </w:r>
+      <w:r>
+        <w:t xml:space="preserve">which is exactly why the item is framed around the outcome (does information</w:t>
+      </w:r>
+      <w:r>
+        <w:t xml:space="preserve"> </w:t>
+      </w:r>
+      <w:r>
+        <w:t xml:space="preserve">from the test set influence training) rather than around one specific</w:t>
+      </w:r>
+      <w:r>
+        <w:t xml:space="preserve"> </w:t>
+      </w:r>
+      <w:r>
+        <w:t xml:space="preserve">mechanism. A citation search while verifying this paper separately surfaced a</w:t>
       </w:r>
       <w:r>
         <w:t xml:space="preserve"> </w:t>

--- a/output/manuscript.docx
+++ b/output/manuscript.docx
@@ -5579,13 +5579,31 @@
         <w:t xml:space="preserve"> </w:t>
       </w:r>
       <w:r>
-        <w:t xml:space="preserve">in-fold base-model predictions specifically to avoid leakage, and is cited</w:t>
-      </w:r>
-      <w:r>
-        <w:t xml:space="preserve"> </w:t>
-      </w:r>
-      <w:r>
-        <w:t xml:space="preserve">throughout this review (§9, §10) as the type’s positive case; Yu et al.</w:t>
+        <w:t xml:space="preserve">in-fold base-model predictions specifically to avoid leakage — full-text</w:t>
+      </w:r>
+      <w:r>
+        <w:t xml:space="preserve"> </w:t>
+      </w:r>
+      <w:r>
+        <w:t xml:space="preserve">verification confirms the design does what its abstract claims, with a formal</w:t>
+      </w:r>
+      <w:r>
+        <w:t xml:space="preserve"> </w:t>
+      </w:r>
+      <w:r>
+        <w:t xml:space="preserve">description of the fold structure matching a textbook leakage-safe stacking</w:t>
+      </w:r>
+      <w:r>
+        <w:t xml:space="preserve"> </w:t>
+      </w:r>
+      <w:r>
+        <w:t xml:space="preserve">implementation — and is cited throughout this review (§9, §10) as the type’s</w:t>
+      </w:r>
+      <w:r>
+        <w:t xml:space="preserve"> </w:t>
+      </w:r>
+      <w:r>
+        <w:t xml:space="preserve">positive case; Yu et al.</w:t>
       </w:r>
       <w:r>
         <w:t xml:space="preserve"> </w:t>
@@ -5603,25 +5621,25 @@
         <w:t xml:space="preserve"> </w:t>
       </w:r>
       <w:r>
-        <w:t xml:space="preserve">stack five heterogeneous learners for tunnel pavement performance</w:t>
-      </w:r>
-      <w:r>
-        <w:t xml:space="preserve"> </w:t>
-      </w:r>
-      <w:r>
-        <w:t xml:space="preserve">within a digital-twin framework and report strong deployment integration, but</w:t>
-      </w:r>
-      <w:r>
-        <w:t xml:space="preserve"> </w:t>
-      </w:r>
-      <w:r>
-        <w:t xml:space="preserve">without the explicit leakage-avoidance statement that distinguishes Huang et al.’s</w:t>
-      </w:r>
-      <w:r>
-        <w:t xml:space="preserve"> </w:t>
-      </w:r>
-      <w:r>
-        <w:t xml:space="preserve">design.</w:t>
+        <w:t xml:space="preserve">stack five heterogeneous learners for</w:t>
+      </w:r>
+      <w:r>
+        <w:t xml:space="preserve"> </w:t>
+      </w:r>
+      <w:r>
+        <w:t xml:space="preserve">tunnel pavement performance within a digital-twin framework and report strong</w:t>
+      </w:r>
+      <w:r>
+        <w:t xml:space="preserve"> </w:t>
+      </w:r>
+      <w:r>
+        <w:t xml:space="preserve">deployment integration, but without the explicit leakage-avoidance statement</w:t>
+      </w:r>
+      <w:r>
+        <w:t xml:space="preserve"> </w:t>
+      </w:r>
+      <w:r>
+        <w:t xml:space="preserve">that distinguishes Huang et al.’s design.</w:t>
       </w:r>
     </w:p>
     <w:p>
@@ -7570,49 +7588,106 @@
         <w:t xml:space="preserve"> </w:t>
       </w:r>
       <w:r>
-        <w:t xml:space="preserve">is, at the time of writing, the clearest example in the seed</w:t>
-      </w:r>
-      <w:r>
-        <w:t xml:space="preserve"> </w:t>
-      </w:r>
-      <w:r>
-        <w:t xml:space="preserve">corpus of a study satisfying the spirit of items in this list without having been</w:t>
-      </w:r>
-      <w:r>
-        <w:t xml:space="preserve"> </w:t>
-      </w:r>
-      <w:r>
-        <w:t xml:space="preserve">written against it — its stacking meta-learner is trained on cross-validated,</w:t>
-      </w:r>
-      <w:r>
-        <w:t xml:space="preserve"> </w:t>
-      </w:r>
-      <w:r>
-        <w:t xml:space="preserve">not in-fold, predictions specifically to avoid leakage, which is exactly the</w:t>
-      </w:r>
-      <w:r>
-        <w:t xml:space="preserve"> </w:t>
-      </w:r>
-      <w:r>
-        <w:t xml:space="preserve">practice item 7 of the general instrument (grouped/blocked partitioning respected</w:t>
-      </w:r>
-      <w:r>
-        <w:t xml:space="preserve"> </w:t>
-      </w:r>
-      <w:r>
-        <w:t xml:space="preserve">by all fitted preprocessing) is written to detect the absence of. The mirror-image</w:t>
-      </w:r>
-      <w:r>
-        <w:t xml:space="preserve"> </w:t>
-      </w:r>
-      <w:r>
-        <w:t xml:space="preserve">worked example — full-text confirmation of the failure mode item 7 is written to</w:t>
-      </w:r>
-      <w:r>
-        <w:t xml:space="preserve"> </w:t>
-      </w:r>
-      <w:r>
-        <w:t xml:space="preserve">catch, rather than of its avoidance — is the pair</w:t>
+        <w:t xml:space="preserve">is, and is now full-text confirmed to be, the clearest</w:t>
+      </w:r>
+      <w:r>
+        <w:t xml:space="preserve"> </w:t>
+      </w:r>
+      <w:r>
+        <w:t xml:space="preserve">example in the seed corpus of a study satisfying the spirit of items in this list</w:t>
+      </w:r>
+      <w:r>
+        <w:t xml:space="preserve"> </w:t>
+      </w:r>
+      <w:r>
+        <w:t xml:space="preserve">without having been written against it — its stacking meta-learner is trained on</w:t>
+      </w:r>
+      <w:r>
+        <w:t xml:space="preserve"> </w:t>
+      </w:r>
+      <w:r>
+        <w:t xml:space="preserve">cross-validated, not in-fold, predictions specifically to avoid leakage, stated</w:t>
+      </w:r>
+      <w:r>
+        <w:t xml:space="preserve"> </w:t>
+      </w:r>
+      <w:r>
+        <w:t xml:space="preserve">explicitly in the paper’s own methods section rather than inferred, which is</w:t>
+      </w:r>
+      <w:r>
+        <w:t xml:space="preserve"> </w:t>
+      </w:r>
+      <w:r>
+        <w:t xml:space="preserve">exactly the practice item 7 of the general instrument (grouped/blocked</w:t>
+      </w:r>
+      <w:r>
+        <w:t xml:space="preserve"> </w:t>
+      </w:r>
+      <w:r>
+        <w:t xml:space="preserve">partitioning respected by all fitted preprocessing) is written to detect the</w:t>
+      </w:r>
+      <w:r>
+        <w:t xml:space="preserve"> </w:t>
+      </w:r>
+      <w:r>
+        <w:t xml:space="preserve">absence of. One caveat keeps this a partial rather than a complete positive case:</w:t>
+      </w:r>
+      <w:r>
+        <w:t xml:space="preserve"> </w:t>
+      </w:r>
+      <w:r>
+        <w:t xml:space="preserve">the same paper’s external validation still codes</w:t>
+      </w:r>
+      <w:r>
+        <w:t xml:space="preserve"> </w:t>
+      </w:r>
+      <w:r>
+        <w:rPr>
+          <w:rStyle w:val="VerbatimChar"/>
+        </w:rPr>
+        <w:t xml:space="preserve">no</w:t>
+      </w:r>
+      <w:r>
+        <w:t xml:space="preserve"> </w:t>
+      </w:r>
+      <w:r>
+        <w:t xml:space="preserve">under the strict criterion</w:t>
+      </w:r>
+      <w:r>
+        <w:t xml:space="preserve"> </w:t>
+      </w:r>
+      <w:r>
+        <w:t xml:space="preserve">in §2.3, since all data come from the authors’ own laboratory tests rather than</w:t>
+      </w:r>
+      <w:r>
+        <w:t xml:space="preserve"> </w:t>
+      </w:r>
+      <w:r>
+        <w:t xml:space="preserve">an independently sourced dataset — a reminder that a study can get one PAVE-ML</w:t>
+      </w:r>
+      <w:r>
+        <w:t xml:space="preserve"> </w:t>
+      </w:r>
+      <w:r>
+        <w:t xml:space="preserve">dimension right while another remains open, and that the instrument is built to</w:t>
+      </w:r>
+      <w:r>
+        <w:t xml:space="preserve"> </w:t>
+      </w:r>
+      <w:r>
+        <w:t xml:space="preserve">report per-item findings rather than a single pass/fail verdict per paper. The</w:t>
+      </w:r>
+      <w:r>
+        <w:t xml:space="preserve"> </w:t>
+      </w:r>
+      <w:r>
+        <w:t xml:space="preserve">mirror-image worked example — full-text confirmation of the failure mode item 7</w:t>
+      </w:r>
+      <w:r>
+        <w:t xml:space="preserve"> </w:t>
+      </w:r>
+      <w:r>
+        <w:t xml:space="preserve">is written to catch, rather than of its avoidance — is the pair</w:t>
       </w:r>
       <w:r>
         <w:t xml:space="preserve"> </w:t>
@@ -7636,7 +7711,13 @@
         <w:t xml:space="preserve"> </w:t>
       </w:r>
       <w:r>
-        <w:t xml:space="preserve">(§7): both papers’ methods sections state their five-fold</w:t>
+        <w:t xml:space="preserve">(§7): both papers’ methods</w:t>
+      </w:r>
+      <w:r>
+        <w:t xml:space="preserve"> </w:t>
+      </w:r>
+      <w:r>
+        <w:t xml:space="preserve">sections state their five-fold</w:t>
       </w:r>
       <w:r>
         <w:t xml:space="preserve"> </w:t>

--- a/output/manuscript.docx
+++ b/output/manuscript.docx
@@ -2635,7 +2635,7 @@
         <w:pStyle w:val="FirstParagraph"/>
       </w:pPr>
       <w:r>
-        <w:t xml:space="preserve">Of the 69 primary studies coded so far,</w:t>
+        <w:t xml:space="preserve">Of the 75 primary studies coded so far,</w:t>
       </w:r>
       <w:r>
         <w:t xml:space="preserve"> </w:t>
@@ -2670,7 +2670,7 @@
         <w:t xml:space="preserve"> </w:t>
       </w:r>
       <w:r>
-        <w:t xml:space="preserve">of 69 — do not qualify as hybrid under the structural test in</w:t>
+        <w:t xml:space="preserve">of 75 — do not qualify as hybrid under the structural test in</w:t>
       </w:r>
       <w:r>
         <w:t xml:space="preserve"> </w:t>
@@ -7376,6 +7376,146 @@
         <w:t xml:space="preserve">than asserted in general.</w:t>
       </w:r>
     </w:p>
+    <w:p>
+      <w:pPr>
+        <w:pStyle w:val="BodyText"/>
+      </w:pPr>
+      <w:r>
+        <w:t xml:space="preserve">A related and more immediate question is how often the gap between training and</w:t>
+      </w:r>
+      <w:r>
+        <w:t xml:space="preserve"> </w:t>
+      </w:r>
+      <w:r>
+        <w:t xml:space="preserve">test performance is even visible enough to judge, and here one paper in the seed</w:t>
+      </w:r>
+      <w:r>
+        <w:t xml:space="preserve"> </w:t>
+      </w:r>
+      <w:r>
+        <w:t xml:space="preserve">corpus supplies a rare, self-reported answer rather than requiring an external</w:t>
+      </w:r>
+      <w:r>
+        <w:t xml:space="preserve"> </w:t>
+      </w:r>
+      <w:r>
+        <w:t xml:space="preserve">audit to surface it. Jalal et al.</w:t>
+      </w:r>
+      <w:r>
+        <w:t xml:space="preserve"> </w:t>
+      </w:r>
+      <w:r>
+        <w:t xml:space="preserve">(</w:t>
+      </w:r>
+      <w:r>
+        <w:t xml:space="preserve">Jalal et al.</w:t>
+      </w:r>
+      <w:r>
+        <w:t xml:space="preserve">, 2024)</w:t>
+      </w:r>
+      <w:r>
+        <w:t xml:space="preserve"> </w:t>
+      </w:r>
+      <w:r>
+        <w:t xml:space="preserve">report four</w:t>
+      </w:r>
+      <w:r>
+        <w:t xml:space="preserve"> </w:t>
+      </w:r>
+      <w:r>
+        <w:t xml:space="preserve">metaheuristic-tuned ANN variants (PSO, GWO, SMA and MPA) for expansive-soil swell</w:t>
+      </w:r>
+      <w:r>
+        <w:t xml:space="preserve"> </w:t>
+      </w:r>
+      <w:r>
+        <w:t xml:space="preserve">pressure and unconfined compressive strength, with training R</w:t>
+      </w:r>
+      <w:r>
+        <w:rPr>
+          <w:vertAlign w:val="superscript"/>
+        </w:rPr>
+        <w:t xml:space="preserve">2</w:t>
+      </w:r>
+      <w:r>
+        <w:t xml:space="preserve"> </w:t>
+      </w:r>
+      <w:r>
+        <w:t xml:space="preserve">above 0.9 for</w:t>
+      </w:r>
+      <w:r>
+        <w:t xml:space="preserve"> </w:t>
+      </w:r>
+      <w:r>
+        <w:t xml:space="preserve">the UCS models — and then state plainly, in their own results section, that</w:t>
+      </w:r>
+      <w:r>
+        <w:t xml:space="preserve"> </w:t>
+      </w:r>
+      <w:r>
+        <w:t xml:space="preserve">“the UCS models witnessed an overfitting problem because the aforementioned R</w:t>
+      </w:r>
+      <w:r>
+        <w:t xml:space="preserve"> </w:t>
+      </w:r>
+      <w:r>
+        <w:t xml:space="preserve">values of the metaheuristics were 0.62, 0.56, and 0.58”</w:t>
+      </w:r>
+      <w:r>
+        <w:t xml:space="preserve"> </w:t>
+      </w:r>
+      <w:r>
+        <w:t xml:space="preserve">on the test partition.</w:t>
+      </w:r>
+      <w:r>
+        <w:t xml:space="preserve"> </w:t>
+      </w:r>
+      <w:r>
+        <w:t xml:space="preserve">This is, so far, the only paper in the corpus to name its own train-test gap in</w:t>
+      </w:r>
+      <w:r>
+        <w:t xml:space="preserve"> </w:t>
+      </w:r>
+      <w:r>
+        <w:t xml:space="preserve">these terms rather than reporting a single headline R</w:t>
+      </w:r>
+      <w:r>
+        <w:rPr>
+          <w:vertAlign w:val="superscript"/>
+        </w:rPr>
+        <w:t xml:space="preserve">2</w:t>
+      </w:r>
+      <w:r>
+        <w:t xml:space="preserve"> </w:t>
+      </w:r>
+      <w:r>
+        <w:t xml:space="preserve">and moving on, and it is</w:t>
+      </w:r>
+      <w:r>
+        <w:t xml:space="preserve"> </w:t>
+      </w:r>
+      <w:r>
+        <w:t xml:space="preserve">a useful reminder that the rigour audit’s purpose is not to catch something no</w:t>
+      </w:r>
+      <w:r>
+        <w:t xml:space="preserve"> </w:t>
+      </w:r>
+      <w:r>
+        <w:t xml:space="preserve">author could have noticed — the gap is visible in the paper’s own tables — but to</w:t>
+      </w:r>
+      <w:r>
+        <w:t xml:space="preserve"> </w:t>
+      </w:r>
+      <w:r>
+        <w:t xml:space="preserve">make visible-but-unremarked-upon gaps like this one a counted, systematic finding</w:t>
+      </w:r>
+      <w:r>
+        <w:t xml:space="preserve"> </w:t>
+      </w:r>
+      <w:r>
+        <w:t xml:space="preserve">rather than an exception a careful reader happens to spot.</w:t>
+      </w:r>
+    </w:p>
     <w:bookmarkEnd w:id="42"/>
     <w:bookmarkStart w:id="43" w:name="sec-paveml"/>
     <w:p>
@@ -8735,7 +8875,7 @@
       </w:r>
     </w:p>
     <w:bookmarkEnd w:id="48"/>
-    <w:bookmarkStart w:id="128" w:name="references"/>
+    <w:bookmarkStart w:id="130" w:name="references"/>
     <w:p>
       <w:pPr>
         <w:pStyle w:val="Heading1"/>
@@ -8744,7 +8884,7 @@
         <w:t xml:space="preserve">References</w:t>
       </w:r>
     </w:p>
-    <w:bookmarkStart w:id="127" w:name="refs"/>
+    <w:bookmarkStart w:id="129" w:name="refs"/>
     <w:bookmarkStart w:id="50" w:name="ref-Alhussan2022pothole"/>
     <w:p>
       <w:pPr>
@@ -9315,18 +9455,42 @@
       </w:hyperlink>
     </w:p>
     <w:bookmarkEnd w:id="100"/>
-    <w:bookmarkStart w:id="102" w:name="ref-Jweihan2026trustworthy"/>
+    <w:bookmarkStart w:id="102" w:name="ref-Jalal2024swarm"/>
     <w:p>
       <w:pPr>
         <w:pStyle w:val="Bibliography"/>
       </w:pPr>
       <w:r>
+        <w:t xml:space="preserve">Jalal, F.E., Iqbal, M., Khan, W.A., others</w:t>
+      </w:r>
+      <w:r>
+        <w:t xml:space="preserve">, 2024. ANN-based swarm intelligence for predicting expansive soil swell pressure and compression strength. Scientific Reports.</w:t>
+      </w:r>
+      <w:r>
+        <w:t xml:space="preserve"> </w:t>
+      </w:r>
+      <w:hyperlink r:id="rId101">
+        <w:r>
+          <w:rPr>
+            <w:rStyle w:val="Hyperlink"/>
+          </w:rPr>
+          <w:t xml:space="preserve">https://doi.org/10.1038/s41598-024-65547-7</w:t>
+        </w:r>
+      </w:hyperlink>
+    </w:p>
+    <w:bookmarkEnd w:id="102"/>
+    <w:bookmarkStart w:id="104" w:name="ref-Jweihan2026trustworthy"/>
+    <w:p>
+      <w:pPr>
+        <w:pStyle w:val="Bibliography"/>
+      </w:pPr>
+      <w:r>
         <w:t xml:space="preserve">Jweihan, Y.S., 2026. Trustworthy explainable AI for asphalt pavement engineering: A systematic scoping review of materials, performance, and decision support. Applied System Innovation.</w:t>
       </w:r>
       <w:r>
         <w:t xml:space="preserve"> </w:t>
       </w:r>
-      <w:hyperlink r:id="rId101">
+      <w:hyperlink r:id="rId103">
         <w:r>
           <w:rPr>
             <w:rStyle w:val="Hyperlink"/>
@@ -9335,8 +9499,8 @@
         </w:r>
       </w:hyperlink>
     </w:p>
-    <w:bookmarkEnd w:id="102"/>
-    <w:bookmarkStart w:id="104" w:name="ref-Kaloop2019particle"/>
+    <w:bookmarkEnd w:id="104"/>
+    <w:bookmarkStart w:id="106" w:name="ref-Kaloop2019particle"/>
     <w:p>
       <w:pPr>
         <w:pStyle w:val="Bibliography"/>
@@ -9350,7 +9514,7 @@
       <w:r>
         <w:t xml:space="preserve"> </w:t>
       </w:r>
-      <w:hyperlink r:id="rId103">
+      <w:hyperlink r:id="rId105">
         <w:r>
           <w:rPr>
             <w:rStyle w:val="Hyperlink"/>
@@ -9359,8 +9523,8 @@
         </w:r>
       </w:hyperlink>
     </w:p>
-    <w:bookmarkEnd w:id="104"/>
-    <w:bookmarkStart w:id="106" w:name="ref-Latifi2021reinforcement"/>
+    <w:bookmarkEnd w:id="106"/>
+    <w:bookmarkStart w:id="108" w:name="ref-Latifi2021reinforcement"/>
     <w:p>
       <w:pPr>
         <w:pStyle w:val="Bibliography"/>
@@ -9374,7 +9538,7 @@
       <w:r>
         <w:t xml:space="preserve"> </w:t>
       </w:r>
-      <w:hyperlink r:id="rId105">
+      <w:hyperlink r:id="rId107">
         <w:r>
           <w:rPr>
             <w:rStyle w:val="Hyperlink"/>
@@ -9383,8 +9547,8 @@
         </w:r>
       </w:hyperlink>
     </w:p>
-    <w:bookmarkEnd w:id="106"/>
-    <w:bookmarkStart w:id="108" w:name="ref-MharziAlaoui2026algorithm"/>
+    <w:bookmarkEnd w:id="108"/>
+    <w:bookmarkStart w:id="110" w:name="ref-MharziAlaoui2026algorithm"/>
     <w:p>
       <w:pPr>
         <w:pStyle w:val="Bibliography"/>
@@ -9398,7 +9562,7 @@
       <w:r>
         <w:t xml:space="preserve"> </w:t>
       </w:r>
-      <w:hyperlink r:id="rId107">
+      <w:hyperlink r:id="rId109">
         <w:r>
           <w:rPr>
             <w:rStyle w:val="Hyperlink"/>
@@ -9407,8 +9571,8 @@
         </w:r>
       </w:hyperlink>
     </w:p>
-    <w:bookmarkEnd w:id="108"/>
-    <w:bookmarkStart w:id="110" w:name="ref-Pan2025spatiotemporal"/>
+    <w:bookmarkEnd w:id="110"/>
+    <w:bookmarkStart w:id="112" w:name="ref-Pan2025spatiotemporal"/>
     <w:p>
       <w:pPr>
         <w:pStyle w:val="Bibliography"/>
@@ -9419,7 +9583,7 @@
       <w:r>
         <w:t xml:space="preserve"> </w:t>
       </w:r>
-      <w:hyperlink r:id="rId109">
+      <w:hyperlink r:id="rId111">
         <w:r>
           <w:rPr>
             <w:rStyle w:val="Hyperlink"/>
@@ -9428,8 +9592,8 @@
         </w:r>
       </w:hyperlink>
     </w:p>
-    <w:bookmarkEnd w:id="110"/>
-    <w:bookmarkStart w:id="112" w:name="ref-Pasupunuri2024roughness"/>
+    <w:bookmarkEnd w:id="112"/>
+    <w:bookmarkStart w:id="114" w:name="ref-Pasupunuri2024roughness"/>
     <w:p>
       <w:pPr>
         <w:pStyle w:val="Bibliography"/>
@@ -9440,7 +9604,7 @@
       <w:r>
         <w:t xml:space="preserve"> </w:t>
       </w:r>
-      <w:hyperlink r:id="rId111">
+      <w:hyperlink r:id="rId113">
         <w:r>
           <w:rPr>
             <w:rStyle w:val="Hyperlink"/>
@@ -9449,8 +9613,8 @@
         </w:r>
       </w:hyperlink>
     </w:p>
-    <w:bookmarkEnd w:id="112"/>
-    <w:bookmarkStart w:id="114" w:name="ref-Sun2023automatic"/>
+    <w:bookmarkEnd w:id="114"/>
+    <w:bookmarkStart w:id="116" w:name="ref-Sun2023automatic"/>
     <w:p>
       <w:pPr>
         <w:pStyle w:val="Bibliography"/>
@@ -9464,7 +9628,7 @@
       <w:r>
         <w:t xml:space="preserve"> </w:t>
       </w:r>
-      <w:hyperlink r:id="rId113">
+      <w:hyperlink r:id="rId115">
         <w:r>
           <w:rPr>
             <w:rStyle w:val="Hyperlink"/>
@@ -9473,8 +9637,8 @@
         </w:r>
       </w:hyperlink>
     </w:p>
-    <w:bookmarkEnd w:id="114"/>
-    <w:bookmarkStart w:id="116" w:name="ref-Wang2023developing"/>
+    <w:bookmarkEnd w:id="116"/>
+    <w:bookmarkStart w:id="118" w:name="ref-Wang2023developing"/>
     <w:p>
       <w:pPr>
         <w:pStyle w:val="Bibliography"/>
@@ -9485,7 +9649,7 @@
       <w:r>
         <w:t xml:space="preserve"> </w:t>
       </w:r>
-      <w:hyperlink r:id="rId115">
+      <w:hyperlink r:id="rId117">
         <w:r>
           <w:rPr>
             <w:rStyle w:val="Hyperlink"/>
@@ -9494,8 +9658,8 @@
         </w:r>
       </w:hyperlink>
     </w:p>
-    <w:bookmarkEnd w:id="116"/>
-    <w:bookmarkStart w:id="118" w:name="ref-Xiao2023optimizing"/>
+    <w:bookmarkEnd w:id="118"/>
+    <w:bookmarkStart w:id="120" w:name="ref-Xiao2023optimizing"/>
     <w:p>
       <w:pPr>
         <w:pStyle w:val="Bibliography"/>
@@ -9506,7 +9670,7 @@
       <w:r>
         <w:t xml:space="preserve"> </w:t>
       </w:r>
-      <w:hyperlink r:id="rId117">
+      <w:hyperlink r:id="rId119">
         <w:r>
           <w:rPr>
             <w:rStyle w:val="Hyperlink"/>
@@ -9515,8 +9679,8 @@
         </w:r>
       </w:hyperlink>
     </w:p>
-    <w:bookmarkEnd w:id="118"/>
-    <w:bookmarkStart w:id="120" w:name="ref-Yang2021research"/>
+    <w:bookmarkEnd w:id="120"/>
+    <w:bookmarkStart w:id="122" w:name="ref-Yang2021research"/>
     <w:p>
       <w:pPr>
         <w:pStyle w:val="Bibliography"/>
@@ -9530,7 +9694,7 @@
       <w:r>
         <w:t xml:space="preserve"> </w:t>
       </w:r>
-      <w:hyperlink r:id="rId119">
+      <w:hyperlink r:id="rId121">
         <w:r>
           <w:rPr>
             <w:rStyle w:val="Hyperlink"/>
@@ -9539,8 +9703,8 @@
         </w:r>
       </w:hyperlink>
     </w:p>
-    <w:bookmarkEnd w:id="120"/>
-    <w:bookmarkStart w:id="122" w:name="ref-Yao2022large"/>
+    <w:bookmarkEnd w:id="122"/>
+    <w:bookmarkStart w:id="124" w:name="ref-Yao2022large"/>
     <w:p>
       <w:pPr>
         <w:pStyle w:val="Bibliography"/>
@@ -9554,7 +9718,7 @@
       <w:r>
         <w:t xml:space="preserve"> </w:t>
       </w:r>
-      <w:hyperlink r:id="rId121">
+      <w:hyperlink r:id="rId123">
         <w:r>
           <w:rPr>
             <w:rStyle w:val="Hyperlink"/>
@@ -9563,8 +9727,8 @@
         </w:r>
       </w:hyperlink>
     </w:p>
-    <w:bookmarkEnd w:id="122"/>
-    <w:bookmarkStart w:id="124" w:name="ref-Yu2020highway"/>
+    <w:bookmarkEnd w:id="124"/>
+    <w:bookmarkStart w:id="126" w:name="ref-Yu2020highway"/>
     <w:p>
       <w:pPr>
         <w:pStyle w:val="Bibliography"/>
@@ -9578,7 +9742,7 @@
       <w:r>
         <w:t xml:space="preserve"> </w:t>
       </w:r>
-      <w:hyperlink r:id="rId123">
+      <w:hyperlink r:id="rId125">
         <w:r>
           <w:rPr>
             <w:rStyle w:val="Hyperlink"/>
@@ -9587,8 +9751,8 @@
         </w:r>
       </w:hyperlink>
     </w:p>
-    <w:bookmarkEnd w:id="124"/>
-    <w:bookmarkStart w:id="126" w:name="ref-Zeiada2025benchmarking"/>
+    <w:bookmarkEnd w:id="126"/>
+    <w:bookmarkStart w:id="128" w:name="ref-Zeiada2025benchmarking"/>
     <w:p>
       <w:pPr>
         <w:pStyle w:val="Bibliography"/>
@@ -9602,7 +9766,7 @@
       <w:r>
         <w:t xml:space="preserve"> </w:t>
       </w:r>
-      <w:hyperlink r:id="rId125">
+      <w:hyperlink r:id="rId127">
         <w:r>
           <w:rPr>
             <w:rStyle w:val="Hyperlink"/>
@@ -9611,9 +9775,9 @@
         </w:r>
       </w:hyperlink>
     </w:p>
-    <w:bookmarkEnd w:id="126"/>
-    <w:bookmarkEnd w:id="127"/>
     <w:bookmarkEnd w:id="128"/>
+    <w:bookmarkEnd w:id="129"/>
+    <w:bookmarkEnd w:id="130"/>
     <w:sectPr/>
   </w:body>
 </w:document>

--- a/output/manuscript.docx
+++ b/output/manuscript.docx
@@ -793,7 +793,7 @@
         <w:t xml:space="preserve"> </w:t>
       </w:r>
       <w:r>
-        <w:t xml:space="preserve">proposes in §10. The honest distinction is not that this territory is unoccupied;</w:t>
+        <w:t xml:space="preserve">proposes in §12. The honest distinction is not that this territory is unoccupied;</w:t>
       </w:r>
       <w:r>
         <w:t xml:space="preserve"> </w:t>
@@ -847,7 +847,7 @@
         <w:t xml:space="preserve"> </w:t>
       </w:r>
       <w:r>
-        <w:t xml:space="preserve">instruments are complementary rather than competing, and §10 states explicitly</w:t>
+        <w:t xml:space="preserve">instruments are complementary rather than competing, and §12 states explicitly</w:t>
       </w:r>
       <w:r>
         <w:t xml:space="preserve"> </w:t>
@@ -1155,7 +1155,7 @@
         <w:t xml:space="preserve"> </w:t>
       </w:r>
       <w:r>
-        <w:t xml:space="preserve">(§10), so that the next study in this field can report what this review finds</w:t>
+        <w:t xml:space="preserve">(§12), so that the next study in this field can report what this review finds</w:t>
       </w:r>
       <w:r>
         <w:t xml:space="preserve"> </w:t>
@@ -4303,7 +4303,7 @@
       </w:r>
     </w:p>
     <w:bookmarkEnd w:id="33"/>
-    <w:bookmarkStart w:id="34" w:name="sec-performance"/>
+    <w:bookmarkStart w:id="38" w:name="sec-performance"/>
     <w:p>
       <w:pPr>
         <w:pStyle w:val="Heading1"/>
@@ -4727,7 +4727,7 @@
         <w:t xml:space="preserve"> </w:t>
       </w:r>
       <w:r>
-        <w:t xml:space="preserve">(§10) is written to catch. Both papers’</w:t>
+        <w:t xml:space="preserve">(§12) is written to catch. Both papers’</w:t>
       </w:r>
       <w:r>
         <w:t xml:space="preserve"> </w:t>
@@ -4844,7 +4844,198 @@
         <w:t xml:space="preserve"> </w:t>
       </w:r>
       <w:r>
-        <w:t xml:space="preserve">whether or not the model has learned anything section-specific. Both papers also</w:t>
+        <w:t xml:space="preserve">whether or not the model has learned anything section-specific.</w:t>
+      </w:r>
+      <w:r>
+        <w:t xml:space="preserve"> </w:t>
+      </w:r>
+      <w:hyperlink w:anchor="fig-leakage">
+        <w:r>
+          <w:rPr>
+            <w:rStyle w:val="Hyperlink"/>
+          </w:rPr>
+          <w:t xml:space="preserve">Figure 4</w:t>
+        </w:r>
+      </w:hyperlink>
+      <w:r>
+        <w:t xml:space="preserve"> </w:t>
+      </w:r>
+      <w:r>
+        <w:t xml:space="preserve">makes the mechanism concrete: with roughly twelve observations per section, an</w:t>
+      </w:r>
+      <w:r>
+        <w:t xml:space="preserve"> </w:t>
+      </w:r>
+      <w:r>
+        <w:t xml:space="preserve">ungrouped random assignment (Panel A) all but guarantees that most sections</w:t>
+      </w:r>
+      <w:r>
+        <w:t xml:space="preserve"> </w:t>
+      </w:r>
+      <w:r>
+        <w:t xml:space="preserve">contribute records to more than one fold, so a model can be trained on 10–11 of a</w:t>
+      </w:r>
+      <w:r>
+        <w:t xml:space="preserve"> </w:t>
+      </w:r>
+      <w:r>
+        <w:t xml:space="preserve">section’s 12 observations and then</w:t>
+      </w:r>
+      <w:r>
+        <w:t xml:space="preserve"> </w:t>
+      </w:r>
+      <w:r>
+        <w:t xml:space="preserve">“tested”</w:t>
+      </w:r>
+      <w:r>
+        <w:t xml:space="preserve"> </w:t>
+      </w:r>
+      <w:r>
+        <w:t xml:space="preserve">on the 12th — a near-duplicate,</w:t>
+      </w:r>
+      <w:r>
+        <w:t xml:space="preserve"> </w:t>
+      </w:r>
+      <w:r>
+        <w:t xml:space="preserve">spatially correlated record rather than a genuinely unseen one. A section-grouped</w:t>
+      </w:r>
+      <w:r>
+        <w:t xml:space="preserve"> </w:t>
+      </w:r>
+      <w:r>
+        <w:t xml:space="preserve">assignment (Panel B), which the reviewed papers’ methods sections do not describe</w:t>
+      </w:r>
+      <w:r>
+        <w:t xml:space="preserve"> </w:t>
+      </w:r>
+      <w:r>
+        <w:t xml:space="preserve">using, holds each section entirely within one fold, so the test fold contains no</w:t>
+      </w:r>
+      <w:r>
+        <w:t xml:space="preserve"> </w:t>
+      </w:r>
+      <w:r>
+        <w:t xml:space="preserve">information the model could have seen during training.</w:t>
+      </w:r>
+    </w:p>
+    <w:tbl>
+      <w:tblPr>
+        <w:tblStyle w:val="Table"/>
+        <w:tblW w:type="pct" w:w="5000"/>
+        <w:tblLayout w:type="fixed"/>
+        <w:tblLook w:firstRow="0" w:lastRow="0" w:firstColumn="0" w:lastColumn="0" w:noHBand="0" w:noVBand="0" w:val="0000"/>
+      </w:tblPr>
+      <w:tblGrid>
+        <w:gridCol w:w="7920"/>
+      </w:tblGrid>
+      <w:tr>
+        <w:tc>
+          <w:tcPr/>
+          <w:bookmarkStart w:id="37" w:name="fig-leakage"/>
+          <w:p>
+            <w:pPr>
+              <w:pStyle w:val="Compact"/>
+              <w:jc w:val="center"/>
+            </w:pPr>
+            <w:r>
+              <w:drawing>
+                <wp:inline>
+                  <wp:extent cx="5067300" cy="3901228"/>
+                  <wp:effectExtent b="0" l="0" r="0" t="0"/>
+                  <wp:docPr descr="" title="" id="35" name="Picture"/>
+                  <a:graphic>
+                    <a:graphicData uri="http://schemas.openxmlformats.org/drawingml/2006/picture">
+                      <pic:pic>
+                        <pic:nvPicPr>
+                          <pic:cNvPr descr="figures/fig04_leakage_diagram.png" id="36" name="Picture"/>
+                          <pic:cNvPicPr>
+                            <a:picLocks noChangeArrowheads="1" noChangeAspect="1"/>
+                          </pic:cNvPicPr>
+                        </pic:nvPicPr>
+                        <pic:blipFill>
+                          <a:blip r:embed="rId34"/>
+                          <a:stretch>
+                            <a:fillRect/>
+                          </a:stretch>
+                        </pic:blipFill>
+                        <pic:spPr bwMode="auto">
+                          <a:xfrm>
+                            <a:off x="0" y="0"/>
+                            <a:ext cx="5067300" cy="3901228"/>
+                          </a:xfrm>
+                          <a:prstGeom prst="rect">
+                            <a:avLst/>
+                          </a:prstGeom>
+                          <a:noFill/>
+                          <a:ln w="9525">
+                            <a:noFill/>
+                            <a:headEnd/>
+                            <a:tailEnd/>
+                          </a:ln>
+                        </pic:spPr>
+                      </pic:pic>
+                    </a:graphicData>
+                  </a:graphic>
+                </wp:inline>
+              </w:drawing>
+            </w:r>
+          </w:p>
+          <w:p>
+            <w:pPr>
+              <w:jc w:val="center"/>
+            </w:pPr>
+            <w:pPr>
+              <w:jc w:val="left"/>
+              <w:spacing w:before="200"/>
+              <w:pStyle w:val="ImageCaption"/>
+            </w:pPr>
+            <w:r>
+              <w:t xml:space="preserve">Figure 4: Random versus section-grouped 5-fold cross-validation on a 33-section, ~12-observation-per-section</w:t>
+            </w:r>
+            <w:r>
+              <w:t xml:space="preserve"> </w:t>
+            </w:r>
+            <w:r>
+              <w:t xml:space="preserve">substrate matching the CRCP data audited in this section. Panel A reproduces the</w:t>
+            </w:r>
+            <w:r>
+              <w:t xml:space="preserve"> </w:t>
+            </w:r>
+            <w:r>
+              <w:t xml:space="preserve">partitioning</w:t>
+            </w:r>
+            <w:r>
+              <w:t xml:space="preserve"> </w:t>
+            </w:r>
+            <w:r>
+              <w:t xml:space="preserve">Alnaqbi et al. (2025f)</w:t>
+            </w:r>
+            <w:r>
+              <w:t xml:space="preserve">’s methods section describes; Panel B shows the</w:t>
+            </w:r>
+            <w:r>
+              <w:t xml:space="preserve"> </w:t>
+            </w:r>
+            <w:r>
+              <w:t xml:space="preserve">section-grouped alternative not used in the reviewed</w:t>
+            </w:r>
+            <w:r>
+              <w:t xml:space="preserve"> </w:t>
+            </w:r>
+            <w:r>
+              <w:t xml:space="preserve">papers.</w:t>
+            </w:r>
+          </w:p>
+          <w:bookmarkEnd w:id="37"/>
+        </w:tc>
+      </w:tr>
+    </w:tbl>
+    <w:p>
+      <w:pPr>
+        <w:pStyle w:val="BodyText"/>
+      </w:pPr>
+      <w:r>
+        <w:t xml:space="preserve">Both papers also</w:t>
       </w:r>
       <w:r>
         <w:t xml:space="preserve"> </w:t>
@@ -5071,7 +5262,7 @@
         <w:t xml:space="preserve"> </w:t>
       </w:r>
       <w:r>
-        <w:t xml:space="preserve">in PAVE-ML (§10)</w:t>
+        <w:t xml:space="preserve">in PAVE-ML (§12)</w:t>
       </w:r>
       <w:r>
         <w:t xml:space="preserve"> </w:t>
@@ -5276,7 +5467,7 @@
         <w:t xml:space="preserve"> </w:t>
       </w:r>
       <w:r>
-        <w:t xml:space="preserve">detail belongs with the deployment-evidence discussion in §9 and §10 as one of the</w:t>
+        <w:t xml:space="preserve">detail belongs with the deployment-evidence discussion in §9 and §12 as one of the</w:t>
       </w:r>
       <w:r>
         <w:t xml:space="preserve"> </w:t>
@@ -5297,8 +5488,8 @@
         <w:t xml:space="preserve">not report.</w:t>
       </w:r>
     </w:p>
-    <w:bookmarkEnd w:id="34"/>
-    <w:bookmarkStart w:id="35" w:name="sec-other-hybrids"/>
+    <w:bookmarkEnd w:id="38"/>
+    <w:bookmarkStart w:id="39" w:name="sec-other-hybrids"/>
     <w:p>
       <w:pPr>
         <w:pStyle w:val="Heading1"/>
@@ -5597,7 +5788,7 @@
         <w:t xml:space="preserve"> </w:t>
       </w:r>
       <w:r>
-        <w:t xml:space="preserve">implementation — and is cited throughout this review (§9, §10) as the type’s</w:t>
+        <w:t xml:space="preserve">implementation — and is cited throughout this review (§9, §12) as the type’s</w:t>
       </w:r>
       <w:r>
         <w:t xml:space="preserve"> </w:t>
@@ -5797,8 +5988,8 @@
         <w:t xml:space="preserve">explanation of an unvalidated model cannot.</w:t>
       </w:r>
     </w:p>
-    <w:bookmarkEnd w:id="35"/>
-    <w:bookmarkStart w:id="40" w:name="sec-premium"/>
+    <w:bookmarkEnd w:id="39"/>
+    <w:bookmarkStart w:id="44" w:name="sec-premium"/>
     <w:p>
       <w:pPr>
         <w:pStyle w:val="Heading1"/>
@@ -5807,7 +5998,7 @@
         <w:t xml:space="preserve">9. The hybridisation premium</w:t>
       </w:r>
     </w:p>
-    <w:bookmarkStart w:id="36" w:name="definition"/>
+    <w:bookmarkStart w:id="40" w:name="definition"/>
     <w:p>
       <w:pPr>
         <w:pStyle w:val="Heading2"/>
@@ -6130,8 +6321,8 @@
         <w:t xml:space="preserve">what hybridisation contributes — it is a measure of what tuning contributes, mislabelled.</w:t>
       </w:r>
     </w:p>
-    <w:bookmarkEnd w:id="36"/>
-    <w:bookmarkStart w:id="37" w:name="what-the-completed-audit-will-report"/>
+    <w:bookmarkEnd w:id="40"/>
+    <w:bookmarkStart w:id="41" w:name="what-the-completed-audit-will-report"/>
     <w:p>
       <w:pPr>
         <w:pStyle w:val="Heading2"/>
@@ -6231,7 +6422,7 @@
         <w:t xml:space="preserve"> </w:t>
       </w:r>
       <w:r>
-        <w:t xml:space="preserve">examples, in the PAVE-ML instrument (§10) and were fixed before full-text coding</w:t>
+        <w:t xml:space="preserve">examples, in the PAVE-ML instrument (§12) and were fixed before full-text coding</w:t>
       </w:r>
       <w:r>
         <w:t xml:space="preserve"> </w:t>
@@ -6240,8 +6431,8 @@
         <w:t xml:space="preserve">began.</w:t>
       </w:r>
     </w:p>
-    <w:bookmarkEnd w:id="37"/>
-    <w:bookmarkStart w:id="39" w:name="X7f25b91c7f8b674ee1023e90faae5a96e47348b"/>
+    <w:bookmarkEnd w:id="41"/>
+    <w:bookmarkStart w:id="43" w:name="X7f25b91c7f8b674ee1023e90faae5a96e47348b"/>
     <w:p>
       <w:pPr>
         <w:pStyle w:val="Heading2"/>
@@ -6312,7 +6503,7 @@
       <w:tr>
         <w:tc>
           <w:tcPr/>
-          <w:bookmarkStart w:id="38" w:name="tbl-premium-evidence"/>
+          <w:bookmarkStart w:id="42" w:name="tbl-premium-evidence"/>
           <w:p>
             <w:pPr>
               <w:jc w:val="center"/>
@@ -6877,7 +7068,7 @@
               </w:tc>
             </w:tr>
           </w:tbl>
-          <w:bookmarkEnd w:id="38"/>
+          <w:bookmarkEnd w:id="42"/>
           <w:p/>
         </w:tc>
       </w:tr>
@@ -7103,7 +7294,7 @@
         <w:t xml:space="preserve"> </w:t>
       </w:r>
       <w:r>
-        <w:t xml:space="preserve">cited in §10 as the positive PAVE-ML exemplar for exactly this reason.</w:t>
+        <w:t xml:space="preserve">cited in §12 as the positive PAVE-ML exemplar for exactly this reason.</w:t>
       </w:r>
     </w:p>
     <w:p>
@@ -7126,9 +7317,9 @@
         <w:t xml:space="preserve">completing, not as its substitute.</w:t>
       </w:r>
     </w:p>
-    <w:bookmarkEnd w:id="39"/>
-    <w:bookmarkEnd w:id="40"/>
-    <w:bookmarkStart w:id="41" w:name="sec-interpretability"/>
+    <w:bookmarkEnd w:id="43"/>
+    <w:bookmarkEnd w:id="44"/>
+    <w:bookmarkStart w:id="48" w:name="sec-interpretability"/>
     <w:p>
       <w:pPr>
         <w:pStyle w:val="Heading1"/>
@@ -7142,11 +7333,606 @@
         <w:pStyle w:val="FirstParagraph"/>
       </w:pPr>
       <w:r>
-        <w:t xml:space="preserve">PLACEHOLDER.</w:t>
-      </w:r>
-    </w:p>
-    <w:bookmarkEnd w:id="41"/>
-    <w:bookmarkStart w:id="42" w:name="sec-decision"/>
+        <w:t xml:space="preserve">Two constructs recur across the hybrid-model literature under the banner of</w:t>
+      </w:r>
+      <w:r>
+        <w:t xml:space="preserve"> </w:t>
+      </w:r>
+      <w:r>
+        <w:t xml:space="preserve">trustworthiness — interpretability and uncertainty quantification — and both are</w:t>
+      </w:r>
+      <w:r>
+        <w:t xml:space="preserve"> </w:t>
+      </w:r>
+      <w:r>
+        <w:t xml:space="preserve">applied in this corpus in ways that, on inspection, often do less than their</w:t>
+      </w:r>
+      <w:r>
+        <w:t xml:space="preserve"> </w:t>
+      </w:r>
+      <w:r>
+        <w:t xml:space="preserve">presence in a paper’s keyword list implies.</w:t>
+      </w:r>
+    </w:p>
+    <w:bookmarkStart w:id="45" w:name="X49cb7ec1024df583123906f939cb2b3118205d9"/>
+    <w:p>
+      <w:pPr>
+        <w:pStyle w:val="Heading2"/>
+      </w:pPr>
+      <w:r>
+        <w:t xml:space="preserve">10.1 What</w:t>
+      </w:r>
+      <w:r>
+        <w:t xml:space="preserve"> </w:t>
+      </w:r>
+      <w:r>
+        <w:t xml:space="preserve">“interpretability”</w:t>
+      </w:r>
+      <w:r>
+        <w:t xml:space="preserve"> </w:t>
+      </w:r>
+      <w:r>
+        <w:t xml:space="preserve">means for a hybrid pipeline</w:t>
+      </w:r>
+    </w:p>
+    <w:p>
+      <w:pPr>
+        <w:pStyle w:val="FirstParagraph"/>
+      </w:pPr>
+      <w:r>
+        <w:t xml:space="preserve">The interpretability methods visible in the seed corpus fall into two families with</w:t>
+      </w:r>
+      <w:r>
+        <w:t xml:space="preserve"> </w:t>
+      </w:r>
+      <w:r>
+        <w:t xml:space="preserve">different epistemic status. The first is</w:t>
+      </w:r>
+      <w:r>
+        <w:t xml:space="preserve"> </w:t>
+      </w:r>
+      <w:r>
+        <w:rPr>
+          <w:b/>
+          <w:bCs/>
+        </w:rPr>
+        <w:t xml:space="preserve">post-hoc attribution on an opaque</w:t>
+      </w:r>
+      <w:r>
+        <w:rPr>
+          <w:b/>
+          <w:bCs/>
+        </w:rPr>
+        <w:t xml:space="preserve"> </w:t>
+      </w:r>
+      <w:r>
+        <w:rPr>
+          <w:b/>
+          <w:bCs/>
+        </w:rPr>
+        <w:t xml:space="preserve">model</w:t>
+      </w:r>
+      <w:r>
+        <w:t xml:space="preserve">: Garson’s algorithm and connection-weight decomposition</w:t>
+      </w:r>
+      <w:r>
+        <w:t xml:space="preserve"> </w:t>
+      </w:r>
+      <w:r>
+        <w:t xml:space="preserve">(Ghanizadeh et al., 2020)</w:t>
+      </w:r>
+      <w:r>
+        <w:t xml:space="preserve">, SHAP applied to gradient-boosted or stacked ensembles</w:t>
+      </w:r>
+      <w:r>
+        <w:t xml:space="preserve"> </w:t>
+      </w:r>
+      <w:r>
+        <w:t xml:space="preserve">(</w:t>
+      </w:r>
+      <w:r>
+        <w:t xml:space="preserve">Huang et al.</w:t>
+      </w:r>
+      <w:r>
+        <w:t xml:space="preserve">, 2025; Xiao et al., 2023)</w:t>
+      </w:r>
+      <w:r>
+        <w:t xml:space="preserve">, and neighbourhood component analysis</w:t>
+      </w:r>
+      <w:r>
+        <w:t xml:space="preserve"> </w:t>
+      </w:r>
+      <w:r>
+        <w:t xml:space="preserve">(</w:t>
+      </w:r>
+      <w:r>
+        <w:t xml:space="preserve">Ghanizadeh et al.</w:t>
+      </w:r>
+      <w:r>
+        <w:t xml:space="preserve">, 2023)</w:t>
+      </w:r>
+      <w:r>
+        <w:t xml:space="preserve">. These methods answer a well-defined but narrow question —</w:t>
+      </w:r>
+      <w:r>
+        <w:t xml:space="preserve"> </w:t>
+      </w:r>
+      <w:r>
+        <w:t xml:space="preserve">which inputs moved this particular model’s output, on this particular data — and</w:t>
+      </w:r>
+      <w:r>
+        <w:t xml:space="preserve"> </w:t>
+      </w:r>
+      <w:r>
+        <w:t xml:space="preserve">answer nothing at all about whether the model’s predictions are trustworthy off</w:t>
+      </w:r>
+      <w:r>
+        <w:t xml:space="preserve"> </w:t>
+      </w:r>
+      <w:r>
+        <w:t xml:space="preserve">that data. The second is</w:t>
+      </w:r>
+      <w:r>
+        <w:t xml:space="preserve"> </w:t>
+      </w:r>
+      <w:r>
+        <w:rPr>
+          <w:b/>
+          <w:bCs/>
+        </w:rPr>
+        <w:t xml:space="preserve">intrinsic interpretability</w:t>
+      </w:r>
+      <w:r>
+        <w:t xml:space="preserve">: symbolic-regression</w:t>
+      </w:r>
+      <w:r>
+        <w:t xml:space="preserve"> </w:t>
+      </w:r>
+      <w:r>
+        <w:t xml:space="preserve">methods (GEP, MEP, EPR, MGGP) that yield a closed-form equation rather than a</w:t>
+      </w:r>
+      <w:r>
+        <w:t xml:space="preserve"> </w:t>
+      </w:r>
+      <w:r>
+        <w:t xml:space="preserve">black-box function</w:t>
+      </w:r>
+      <w:r>
+        <w:t xml:space="preserve"> </w:t>
+      </w:r>
+      <w:r>
+        <w:t xml:space="preserve">(</w:t>
+      </w:r>
+      <w:r>
+        <w:t xml:space="preserve">Ghanizadeh et al.</w:t>
+      </w:r>
+      <w:r>
+        <w:t xml:space="preserve">, 2024;</w:t>
+      </w:r>
+      <w:r>
+        <w:t xml:space="preserve"> </w:t>
+      </w:r>
+      <w:r>
+        <w:t xml:space="preserve">Jalal et al.</w:t>
+      </w:r>
+      <w:r>
+        <w:t xml:space="preserve">, 2023; Mazari and Rodriguez, 2016)</w:t>
+      </w:r>
+      <w:r>
+        <w:t xml:space="preserve">. An</w:t>
+      </w:r>
+      <w:r>
+        <w:t xml:space="preserve"> </w:t>
+      </w:r>
+      <w:r>
+        <w:t xml:space="preserve">equation can be inspected for physical plausibility — does the sign of each</w:t>
+      </w:r>
+      <w:r>
+        <w:t xml:space="preserve"> </w:t>
+      </w:r>
+      <w:r>
+        <w:t xml:space="preserve">coefficient match known mechanics, does the functional form saturate or diverge</w:t>
+      </w:r>
+      <w:r>
+        <w:t xml:space="preserve"> </w:t>
+      </w:r>
+      <w:r>
+        <w:t xml:space="preserve">where it should — in a way a SHAP plot cannot be, because SHAP explains what the</w:t>
+      </w:r>
+      <w:r>
+        <w:t xml:space="preserve"> </w:t>
+      </w:r>
+      <w:r>
+        <w:t xml:space="preserve">model learned, not whether what it learned is correct.</w:t>
+      </w:r>
+    </w:p>
+    <w:p>
+      <w:pPr>
+        <w:pStyle w:val="BodyText"/>
+      </w:pPr>
+      <w:r>
+        <w:t xml:space="preserve">This distinction sharpens the point §7 and §9 make about validation. An</w:t>
+      </w:r>
+      <w:r>
+        <w:t xml:space="preserve"> </w:t>
+      </w:r>
+      <w:r>
+        <w:t xml:space="preserve">attribution method applied to a model that has not been externally validated</w:t>
+      </w:r>
+      <w:r>
+        <w:t xml:space="preserve"> </w:t>
+      </w:r>
+      <w:r>
+        <w:t xml:space="preserve">(the majority of the corpus, by the audit’s own count) ranks the structure of</w:t>
+      </w:r>
+      <w:r>
+        <w:t xml:space="preserve"> </w:t>
+      </w:r>
+      <w:r>
+        <w:t xml:space="preserve">that model’s training data, not the physics of the pavement — and every one of</w:t>
+      </w:r>
+      <w:r>
+        <w:t xml:space="preserve"> </w:t>
+      </w:r>
+      <w:r>
+        <w:t xml:space="preserve">the corpus’s SHAP applications identified so far</w:t>
+      </w:r>
+      <w:r>
+        <w:t xml:space="preserve"> </w:t>
+      </w:r>
+      <w:r>
+        <w:t xml:space="preserve">(</w:t>
+      </w:r>
+      <w:r>
+        <w:t xml:space="preserve">Huang et al.</w:t>
+      </w:r>
+      <w:r>
+        <w:t xml:space="preserve">, 2025; Xiao et al., 2023)</w:t>
+      </w:r>
+      <w:r>
+        <w:t xml:space="preserve"> </w:t>
+      </w:r>
+      <w:r>
+        <w:t xml:space="preserve">is computed on a model whose external validation, under</w:t>
+      </w:r>
+      <w:r>
+        <w:t xml:space="preserve"> </w:t>
+      </w:r>
+      <w:r>
+        <w:t xml:space="preserve">the criterion in §2.3, codes</w:t>
+      </w:r>
+      <w:r>
+        <w:t xml:space="preserve"> </w:t>
+      </w:r>
+      <w:r>
+        <w:rPr>
+          <w:rStyle w:val="VerbatimChar"/>
+        </w:rPr>
+        <w:t xml:space="preserve">no</w:t>
+      </w:r>
+      <w:r>
+        <w:t xml:space="preserve">. This is not a claim that the attributions are</w:t>
+      </w:r>
+      <w:r>
+        <w:t xml:space="preserve"> </w:t>
+      </w:r>
+      <w:r>
+        <w:t xml:space="preserve">wrong; it is a claim that their scope is narrower than the surrounding prose</w:t>
+      </w:r>
+      <w:r>
+        <w:t xml:space="preserve"> </w:t>
+      </w:r>
+      <w:r>
+        <w:t xml:space="preserve">typically implies. A useful negative case makes the point concretely:</w:t>
+      </w:r>
+      <w:r>
+        <w:t xml:space="preserve"> </w:t>
+      </w:r>
+      <w:r>
+        <w:t xml:space="preserve">Sandamal et al.</w:t>
+      </w:r>
+      <w:r>
+        <w:t xml:space="preserve"> </w:t>
+      </w:r>
+      <w:r>
+        <w:t xml:space="preserve">(2023)</w:t>
+      </w:r>
+      <w:r>
+        <w:t xml:space="preserve"> </w:t>
+      </w:r>
+      <w:r>
+        <w:t xml:space="preserve">apply SHAP to a two-predictor roughness model (age and</w:t>
+      </w:r>
+      <w:r>
+        <w:t xml:space="preserve"> </w:t>
+      </w:r>
+      <w:r>
+        <w:t xml:space="preserve">cumulative traffic) — with only two inputs, a SHAP decomposition can say little a</w:t>
+      </w:r>
+      <w:r>
+        <w:t xml:space="preserve"> </w:t>
+      </w:r>
+      <w:r>
+        <w:t xml:space="preserve">simple partial-dependence plot would not already show, and the paper illustrates</w:t>
+      </w:r>
+      <w:r>
+        <w:t xml:space="preserve"> </w:t>
+      </w:r>
+      <w:r>
+        <w:t xml:space="preserve">how readily explainability tooling is reached for even where the underlying model</w:t>
+      </w:r>
+      <w:r>
+        <w:t xml:space="preserve"> </w:t>
+      </w:r>
+      <w:r>
+        <w:t xml:space="preserve">offers little for it to explain. At the other end,</w:t>
+      </w:r>
+      <w:r>
+        <w:t xml:space="preserve"> </w:t>
+      </w:r>
+      <w:r>
+        <w:t xml:space="preserve">Jalal et al.</w:t>
+      </w:r>
+      <w:r>
+        <w:t xml:space="preserve"> </w:t>
+      </w:r>
+      <w:r>
+        <w:t xml:space="preserve">(2023)</w:t>
+      </w:r>
+      <w:r>
+        <w:t xml:space="preserve"> </w:t>
+      </w:r>
+      <w:r>
+        <w:t xml:space="preserve">make the</w:t>
+      </w:r>
+      <w:r>
+        <w:t xml:space="preserve"> </w:t>
+      </w:r>
+      <w:r>
+        <w:t xml:space="preserve">trade-off explicit rather than leaving it implicit: their ANN outperforms GEP and</w:t>
+      </w:r>
+      <w:r>
+        <w:t xml:space="preserve"> </w:t>
+      </w:r>
+      <w:r>
+        <w:t xml:space="preserve">MEP numerically, and they recommend the symbolic alternatives anyway, stating</w:t>
+      </w:r>
+      <w:r>
+        <w:t xml:space="preserve"> </w:t>
+      </w:r>
+      <w:r>
+        <w:t xml:space="preserve">plainly that this is</w:t>
+      </w:r>
+      <w:r>
+        <w:t xml:space="preserve"> </w:t>
+      </w:r>
+      <w:r>
+        <w:t xml:space="preserve">“due to the blackbox nature of the ANN”</w:t>
+      </w:r>
+      <w:r>
+        <w:t xml:space="preserve"> </w:t>
+      </w:r>
+      <w:r>
+        <w:t xml:space="preserve">— one of the only</w:t>
+      </w:r>
+      <w:r>
+        <w:t xml:space="preserve"> </w:t>
+      </w:r>
+      <w:r>
+        <w:t xml:space="preserve">studies in the corpus to treat interpretability as a design objective competing</w:t>
+      </w:r>
+      <w:r>
+        <w:t xml:space="preserve"> </w:t>
+      </w:r>
+      <w:r>
+        <w:t xml:space="preserve">with accuracy, rather than as a figure added after the fact.</w:t>
+      </w:r>
+    </w:p>
+    <w:bookmarkEnd w:id="45"/>
+    <w:bookmarkStart w:id="46" w:name="X91e2116918ce5fd5ce72980b074ec362577273d"/>
+    <w:p>
+      <w:pPr>
+        <w:pStyle w:val="Heading2"/>
+      </w:pPr>
+      <w:r>
+        <w:t xml:space="preserve">10.2 Uncertainty quantification: absent, not merely under-reported</w:t>
+      </w:r>
+    </w:p>
+    <w:p>
+      <w:pPr>
+        <w:pStyle w:val="FirstParagraph"/>
+      </w:pPr>
+      <w:r>
+        <w:t xml:space="preserve">Where interpretability is present but often narrow, predictive uncertainty is, so</w:t>
+      </w:r>
+      <w:r>
+        <w:t xml:space="preserve"> </w:t>
+      </w:r>
+      <w:r>
+        <w:t xml:space="preserve">far, close to absent. None of the studies coded to date reports an interval or</w:t>
+      </w:r>
+      <w:r>
+        <w:t xml:space="preserve"> </w:t>
+      </w:r>
+      <w:r>
+        <w:t xml:space="preserve">distributional estimate for an individual prediction — no conformal intervals, no</w:t>
+      </w:r>
+      <w:r>
+        <w:t xml:space="preserve"> </w:t>
+      </w:r>
+      <w:r>
+        <w:t xml:space="preserve">deep ensembles, no Gaussian-process variance, no quantile regression. What the</w:t>
+      </w:r>
+      <w:r>
+        <w:t xml:space="preserve"> </w:t>
+      </w:r>
+      <w:r>
+        <w:t xml:space="preserve">corpus does report, frequently, is dispersion of the</w:t>
+      </w:r>
+      <w:r>
+        <w:t xml:space="preserve"> </w:t>
+      </w:r>
+      <w:r>
+        <w:rPr>
+          <w:i/>
+          <w:iCs/>
+        </w:rPr>
+        <w:t xml:space="preserve">performance estimate</w:t>
+      </w:r>
+      <w:r>
+        <w:t xml:space="preserve"> </w:t>
+      </w:r>
+      <w:r>
+        <w:t xml:space="preserve">across</w:t>
+      </w:r>
+      <w:r>
+        <w:t xml:space="preserve"> </w:t>
+      </w:r>
+      <w:r>
+        <w:t xml:space="preserve">cross-validation folds (§9’s discussion of</w:t>
+      </w:r>
+      <w:r>
+        <w:t xml:space="preserve"> </w:t>
+      </w:r>
+      <w:r>
+        <w:t xml:space="preserve">Alnaqbi et al. (2025f)</w:t>
+      </w:r>
+      <w:r>
+        <w:t xml:space="preserve">’s fold-consistent</w:t>
+      </w:r>
+      <w:r>
+        <w:t xml:space="preserve"> </w:t>
+      </w:r>
+      <w:r>
+        <w:t xml:space="preserve">RMSE is one example), which is a different quantity: it describes how stable the</w:t>
+      </w:r>
+      <w:r>
+        <w:t xml:space="preserve"> </w:t>
+      </w:r>
+      <w:r>
+        <w:t xml:space="preserve">model’s average skill is across resampling, not how confident any single</w:t>
+      </w:r>
+      <w:r>
+        <w:t xml:space="preserve"> </w:t>
+      </w:r>
+      <w:r>
+        <w:t xml:space="preserve">prediction should be treated. The two are easy to conflate and the corpus’s</w:t>
+      </w:r>
+      <w:r>
+        <w:t xml:space="preserve"> </w:t>
+      </w:r>
+      <w:r>
+        <w:t xml:space="preserve">papers do not, so far, distinguish them explicitly. Reporting this distinction is</w:t>
+      </w:r>
+      <w:r>
+        <w:t xml:space="preserve"> </w:t>
+      </w:r>
+      <w:r>
+        <w:t xml:space="preserve">itself one of the audit’s findings — a field that quantifies dispersion of its own</w:t>
+      </w:r>
+      <w:r>
+        <w:t xml:space="preserve"> </w:t>
+      </w:r>
+      <w:r>
+        <w:t xml:space="preserve">performance estimate but not of its individual predictions has a form of</w:t>
+      </w:r>
+      <w:r>
+        <w:t xml:space="preserve"> </w:t>
+      </w:r>
+      <w:r>
+        <w:t xml:space="preserve">uncertainty reporting that looks more complete than it is.</w:t>
+      </w:r>
+    </w:p>
+    <w:bookmarkEnd w:id="46"/>
+    <w:bookmarkStart w:id="47" w:name="Xd682745c7bc1f0efecf3cafadf5b85d8e31ce15"/>
+    <w:p>
+      <w:pPr>
+        <w:pStyle w:val="Heading2"/>
+      </w:pPr>
+      <w:r>
+        <w:t xml:space="preserve">10.3 Physics-informed learning as a third, structural, path</w:t>
+      </w:r>
+    </w:p>
+    <w:p>
+      <w:pPr>
+        <w:pStyle w:val="FirstParagraph"/>
+      </w:pPr>
+      <w:r>
+        <w:t xml:space="preserve">Pasupunuri et al. (2024)</w:t>
+      </w:r>
+      <w:r>
+        <w:t xml:space="preserve">’s PINN offers a genuinely different route to</w:t>
+      </w:r>
+      <w:r>
+        <w:t xml:space="preserve"> </w:t>
+      </w:r>
+      <w:r>
+        <w:t xml:space="preserve">trustworthiness than either post-hoc attribution or a closed-form equation: rather</w:t>
+      </w:r>
+      <w:r>
+        <w:t xml:space="preserve"> </w:t>
+      </w:r>
+      <w:r>
+        <w:t xml:space="preserve">than explaining a model after fitting or restricting its functional form,</w:t>
+      </w:r>
+      <w:r>
+        <w:t xml:space="preserve"> </w:t>
+      </w:r>
+      <w:r>
+        <w:t xml:space="preserve">constrain what the model is permitted to learn to what the underlying MEPDG</w:t>
+      </w:r>
+      <w:r>
+        <w:t xml:space="preserve"> </w:t>
+      </w:r>
+      <w:r>
+        <w:t xml:space="preserve">mechanics allow, expressed as a physics-loss term during training. Sensitivity</w:t>
+      </w:r>
+      <w:r>
+        <w:t xml:space="preserve"> </w:t>
+      </w:r>
+      <w:r>
+        <w:t xml:space="preserve">analysis is reported as a supplementary check, not the primary trust mechanism —</w:t>
+      </w:r>
+      <w:r>
+        <w:t xml:space="preserve"> </w:t>
+      </w:r>
+      <w:r>
+        <w:t xml:space="preserve">the mechanics constraint does that work directly. This is the only example of</w:t>
+      </w:r>
+      <w:r>
+        <w:t xml:space="preserve"> </w:t>
+      </w:r>
+      <w:r>
+        <w:t xml:space="preserve">this kind in the seed corpus (§8), and its scarcity is itself the finding: a</w:t>
+      </w:r>
+      <w:r>
+        <w:t xml:space="preserve"> </w:t>
+      </w:r>
+      <w:r>
+        <w:t xml:space="preserve">pavement engineering literature that has adopted post-hoc explanation tools</w:t>
+      </w:r>
+      <w:r>
+        <w:t xml:space="preserve"> </w:t>
+      </w:r>
+      <w:r>
+        <w:t xml:space="preserve">readily has adopted structural, mechanics-consistent alternatives far more slowly,</w:t>
+      </w:r>
+      <w:r>
+        <w:t xml:space="preserve"> </w:t>
+      </w:r>
+      <w:r>
+        <w:t xml:space="preserve">despite the domain’s underlying physics being comparatively well characterised</w:t>
+      </w:r>
+      <w:r>
+        <w:t xml:space="preserve"> </w:t>
+      </w:r>
+      <w:r>
+        <w:t xml:space="preserve">relative to many fields where PINNs originated.</w:t>
+      </w:r>
+    </w:p>
+    <w:bookmarkEnd w:id="47"/>
+    <w:bookmarkEnd w:id="48"/>
+    <w:bookmarkStart w:id="49" w:name="sec-decision"/>
     <w:p>
       <w:pPr>
         <w:pStyle w:val="Heading1"/>
@@ -7516,8 +8302,8 @@
         <w:t xml:space="preserve">rather than an exception a careful reader happens to spot.</w:t>
       </w:r>
     </w:p>
-    <w:bookmarkEnd w:id="42"/>
-    <w:bookmarkStart w:id="43" w:name="sec-paveml"/>
+    <w:bookmarkEnd w:id="49"/>
+    <w:bookmarkStart w:id="51" w:name="sec-paveml"/>
     <w:p>
       <w:pPr>
         <w:pStyle w:val="Heading1"/>
@@ -7557,37 +8343,40 @@
       <w:r>
         <w:t xml:space="preserve">score themselves against before submission.</w:t>
       </w:r>
-    </w:p>
-    <w:p>
-      <w:pPr>
-        <w:pStyle w:val="BodyText"/>
-      </w:pPr>
-      <w:r>
-        <w:t xml:space="preserve">The full instrument — twenty items across five domains (data provenance,</w:t>
-      </w:r>
-      <w:r>
-        <w:t xml:space="preserve"> </w:t>
-      </w:r>
-      <w:r>
-        <w:t xml:space="preserve">preprocessing and partitioning, modelling and comparison, evaluation and</w:t>
-      </w:r>
-      <w:r>
-        <w:t xml:space="preserve"> </w:t>
-      </w:r>
-      <w:r>
-        <w:t xml:space="preserve">interpretation, and generalisation and transparency), plus four items specific to</w:t>
-      </w:r>
-      <w:r>
-        <w:t xml:space="preserve"> </w:t>
-      </w:r>
-      <w:r>
-        <w:t xml:space="preserve">hybrid pipelines — is reproduced in full in the supplementary material</w:t>
-      </w:r>
-      <w:r>
-        <w:t xml:space="preserve"> </w:t>
-      </w:r>
-      <w:r>
-        <w:t xml:space="preserve">(</w:t>
+      <w:r>
+        <w:t xml:space="preserve"> </w:t>
+      </w:r>
+      <w:hyperlink w:anchor="tbl-paveml">
+        <w:r>
+          <w:rPr>
+            <w:rStyle w:val="Hyperlink"/>
+          </w:rPr>
+          <w:t xml:space="preserve">Table 4</w:t>
+        </w:r>
+      </w:hyperlink>
+      <w:r>
+        <w:t xml:space="preserve"> </w:t>
+      </w:r>
+      <w:r>
+        <w:t xml:space="preserve">reproduces the full</w:t>
+      </w:r>
+      <w:r>
+        <w:t xml:space="preserve"> </w:t>
+      </w:r>
+      <w:r>
+        <w:t xml:space="preserve">instrument; the operational decision rules and worked examples that make each</w:t>
+      </w:r>
+      <w:r>
+        <w:t xml:space="preserve"> </w:t>
+      </w:r>
+      <w:r>
+        <w:t xml:space="preserve">item’s coding reproducible rather than a matter of reader judgement are given in</w:t>
+      </w:r>
+      <w:r>
+        <w:t xml:space="preserve"> </w:t>
+      </w:r>
+      <w:r>
+        <w:t xml:space="preserve">full in the supplementary material (</w:t>
       </w:r>
       <w:r>
         <w:rPr>
@@ -7596,19 +8385,882 @@
         <w:t xml:space="preserve">docs/03_PAVE-ML_instrument.md</w:t>
       </w:r>
       <w:r>
-        <w:t xml:space="preserve">), together with the operational decision rules and</w:t>
-      </w:r>
-      <w:r>
-        <w:t xml:space="preserve"> </w:t>
-      </w:r>
-      <w:r>
-        <w:t xml:space="preserve">worked examples that make the coding reproducible rather than a matter of reader</w:t>
-      </w:r>
-      <w:r>
-        <w:t xml:space="preserve"> </w:t>
-      </w:r>
-      <w:r>
-        <w:t xml:space="preserve">judgement. Two design choices are worth stating here because they determine how the</w:t>
+        <w:t xml:space="preserve">).</w:t>
+      </w:r>
+    </w:p>
+    <w:tbl>
+      <w:tblPr>
+        <w:tblStyle w:val="Table"/>
+        <w:tblW w:type="pct" w:w="5000"/>
+        <w:tblLayout w:type="fixed"/>
+        <w:tblLook w:firstRow="0" w:lastRow="0" w:firstColumn="0" w:lastColumn="0" w:noHBand="0" w:noVBand="0" w:val="0000"/>
+      </w:tblPr>
+      <w:tblGrid>
+        <w:gridCol w:w="7920"/>
+      </w:tblGrid>
+      <w:tr>
+        <w:tc>
+          <w:tcPr/>
+          <w:bookmarkStart w:id="50" w:name="tbl-paveml"/>
+          <w:p>
+            <w:pPr>
+              <w:jc w:val="center"/>
+            </w:pPr>
+            <w:pPr>
+              <w:jc w:val="left"/>
+              <w:spacing w:before="200"/>
+              <w:pStyle w:val="ImageCaption"/>
+            </w:pPr>
+            <w:r>
+              <w:t xml:space="preserve">Table 4: The PAVE-ML checklist: 20 general items across five domains, plus 4 items specific to hybrid pipelines.</w:t>
+            </w:r>
+          </w:p>
+          <w:tbl>
+            <w:tblPr>
+              <w:tblStyle w:val="Table"/>
+              <w:tblW w:type="pct" w:w="5000"/>
+              <w:tblLayout w:type="fixed"/>
+              <w:tblLook w:firstRow="1" w:lastRow="0" w:firstColumn="0" w:lastColumn="0" w:noHBand="0" w:noVBand="0" w:val="0020"/>
+            </w:tblPr>
+            <w:tblGrid>
+              <w:gridCol w:w="3960"/>
+              <w:gridCol w:w="3960"/>
+            </w:tblGrid>
+            <w:tr>
+              <w:trPr>
+                <w:tblHeader w:val="on"/>
+              </w:trPr>
+              <w:tc>
+                <w:tcPr/>
+                <w:p>
+                  <w:pPr>
+                    <w:pStyle w:val="Compact"/>
+                    <w:jc w:val="center"/>
+                  </w:pPr>
+                  <w:r>
+                    <w:t xml:space="preserve">#</w:t>
+                  </w:r>
+                </w:p>
+              </w:tc>
+              <w:tc>
+                <w:tcPr/>
+                <w:p>
+                  <w:pPr>
+                    <w:pStyle w:val="Compact"/>
+                    <w:jc w:val="center"/>
+                  </w:pPr>
+                  <w:r>
+                    <w:t xml:space="preserve">Item</w:t>
+                  </w:r>
+                </w:p>
+              </w:tc>
+            </w:tr>
+            <w:tr>
+              <w:tc>
+                <w:tcPr/>
+                <w:p>
+                  <w:pPr>
+                    <w:pStyle w:val="Compact"/>
+                    <w:jc w:val="center"/>
+                  </w:pPr>
+                  <w:r>
+                    <w:rPr>
+                      <w:b/>
+                      <w:bCs/>
+                    </w:rPr>
+                    <w:t xml:space="preserve">D1. Data provenance and structure</w:t>
+                  </w:r>
+                </w:p>
+              </w:tc>
+              <w:tc>
+                <w:tcPr/>
+                <w:p>
+                  <w:pPr>
+                    <w:pStyle w:val="Compact"/>
+                  </w:pPr>
+                </w:p>
+              </w:tc>
+            </w:tr>
+            <w:tr>
+              <w:tc>
+                <w:tcPr/>
+                <w:p>
+                  <w:pPr>
+                    <w:pStyle w:val="Compact"/>
+                    <w:jc w:val="center"/>
+                  </w:pPr>
+                  <w:r>
+                    <w:t xml:space="preserve">1</w:t>
+                  </w:r>
+                </w:p>
+              </w:tc>
+              <w:tc>
+                <w:tcPr/>
+                <w:p>
+                  <w:pPr>
+                    <w:pStyle w:val="Compact"/>
+                    <w:jc w:val="center"/>
+                  </w:pPr>
+                  <w:r>
+                    <w:t xml:space="preserve">Origin of every record stated (lab programme, named field project, named public database, or simulation), with acquisition period.</w:t>
+                  </w:r>
+                </w:p>
+              </w:tc>
+            </w:tr>
+            <w:tr>
+              <w:tc>
+                <w:tcPr/>
+                <w:p>
+                  <w:pPr>
+                    <w:pStyle w:val="Compact"/>
+                    <w:jc w:val="center"/>
+                  </w:pPr>
+                  <w:r>
+                    <w:t xml:space="preserve">2</w:t>
+                  </w:r>
+                </w:p>
+              </w:tc>
+              <w:tc>
+                <w:tcPr/>
+                <w:p>
+                  <w:pPr>
+                    <w:pStyle w:val="Compact"/>
+                    <w:jc w:val="center"/>
+                  </w:pPr>
+                  <w:r>
+                    <w:t xml:space="preserve">Unit of observation defined; paper states whether records are independent (e.g. repeated measurements on one specimen/section/image).</w:t>
+                  </w:r>
+                </w:p>
+              </w:tc>
+            </w:tr>
+            <w:tr>
+              <w:tc>
+                <w:tcPr/>
+                <w:p>
+                  <w:pPr>
+                    <w:pStyle w:val="Compact"/>
+                    <w:jc w:val="center"/>
+                  </w:pPr>
+                  <w:r>
+                    <w:t xml:space="preserve">3</w:t>
+                  </w:r>
+                </w:p>
+              </w:tc>
+              <w:tc>
+                <w:tcPr/>
+                <w:p>
+                  <w:pPr>
+                    <w:pStyle w:val="Compact"/>
+                    <w:jc w:val="center"/>
+                  </w:pPr>
+                  <w:r>
+                    <w:t xml:space="preserve">Sample size reported per split; ratio of records to fitted parameters or candidate inputs is computable from the text.</w:t>
+                  </w:r>
+                </w:p>
+              </w:tc>
+            </w:tr>
+            <w:tr>
+              <w:tc>
+                <w:tcPr/>
+                <w:p>
+                  <w:pPr>
+                    <w:pStyle w:val="Compact"/>
+                    <w:jc w:val="center"/>
+                  </w:pPr>
+                  <w:r>
+                    <w:t xml:space="preserve">4</w:t>
+                  </w:r>
+                </w:p>
+              </w:tc>
+              <w:tc>
+                <w:tcPr/>
+                <w:p>
+                  <w:pPr>
+                    <w:pStyle w:val="Compact"/>
+                    <w:jc w:val="center"/>
+                  </w:pPr>
+                  <w:r>
+                    <w:t xml:space="preserve">Input and target ranges given; paper states predictions outside those ranges are not supported.</w:t>
+                  </w:r>
+                </w:p>
+              </w:tc>
+            </w:tr>
+            <w:tr>
+              <w:tc>
+                <w:tcPr/>
+                <w:p>
+                  <w:pPr>
+                    <w:pStyle w:val="Compact"/>
+                    <w:jc w:val="center"/>
+                  </w:pPr>
+                  <w:r>
+                    <w:rPr>
+                      <w:b/>
+                      <w:bCs/>
+                    </w:rPr>
+                    <w:t xml:space="preserve">D2. Preprocessing and partitioning</w:t>
+                  </w:r>
+                </w:p>
+              </w:tc>
+              <w:tc>
+                <w:tcPr/>
+                <w:p>
+                  <w:pPr>
+                    <w:pStyle w:val="Compact"/>
+                  </w:pPr>
+                </w:p>
+              </w:tc>
+            </w:tr>
+            <w:tr>
+              <w:tc>
+                <w:tcPr/>
+                <w:p>
+                  <w:pPr>
+                    <w:pStyle w:val="Compact"/>
+                    <w:jc w:val="center"/>
+                  </w:pPr>
+                  <w:r>
+                    <w:t xml:space="preserve">5</w:t>
+                  </w:r>
+                </w:p>
+              </w:tc>
+              <w:tc>
+                <w:tcPr/>
+                <w:p>
+                  <w:pPr>
+                    <w:pStyle w:val="Compact"/>
+                    <w:jc w:val="center"/>
+                  </w:pPr>
+                  <w:r>
+                    <w:t xml:space="preserve">Split described precisely enough to reproduce: mechanism, proportions, and random seed (or its absence).</w:t>
+                  </w:r>
+                </w:p>
+              </w:tc>
+            </w:tr>
+            <w:tr>
+              <w:tc>
+                <w:tcPr/>
+                <w:p>
+                  <w:pPr>
+                    <w:pStyle w:val="Compact"/>
+                    <w:jc w:val="center"/>
+                  </w:pPr>
+                  <w:r>
+                    <w:t xml:space="preserve">6</w:t>
+                  </w:r>
+                </w:p>
+              </w:tc>
+              <w:tc>
+                <w:tcPr/>
+                <w:p>
+                  <w:pPr>
+                    <w:pStyle w:val="Compact"/>
+                    <w:jc w:val="center"/>
+                  </w:pPr>
+                  <w:r>
+                    <w:t xml:space="preserve">Every fitted preprocessing step (scaling, imputation, resampling, feature selection, augmentation) stated to be fitted inside the training partition only.</w:t>
+                  </w:r>
+                </w:p>
+              </w:tc>
+            </w:tr>
+            <w:tr>
+              <w:tc>
+                <w:tcPr/>
+                <w:p>
+                  <w:pPr>
+                    <w:pStyle w:val="Compact"/>
+                    <w:jc w:val="center"/>
+                  </w:pPr>
+                  <w:r>
+                    <w:t xml:space="preserve">7</w:t>
+                  </w:r>
+                </w:p>
+              </w:tc>
+              <w:tc>
+                <w:tcPr/>
+                <w:p>
+                  <w:pPr>
+                    <w:pStyle w:val="Compact"/>
+                    <w:jc w:val="center"/>
+                  </w:pPr>
+                  <w:r>
+                    <w:t xml:space="preserve">If records are non-independent (item 2), the split respects the grouping – no specimen/section/image/site appears in more than one partition.</w:t>
+                  </w:r>
+                </w:p>
+              </w:tc>
+            </w:tr>
+            <w:tr>
+              <w:tc>
+                <w:tcPr/>
+                <w:p>
+                  <w:pPr>
+                    <w:pStyle w:val="Compact"/>
+                    <w:jc w:val="center"/>
+                  </w:pPr>
+                  <w:r>
+                    <w:t xml:space="preserve">8</w:t>
+                  </w:r>
+                </w:p>
+              </w:tc>
+              <w:tc>
+                <w:tcPr/>
+                <w:p>
+                  <w:pPr>
+                    <w:pStyle w:val="Compact"/>
+                    <w:jc w:val="center"/>
+                  </w:pPr>
+                  <w:r>
+                    <w:t xml:space="preserve">Class imbalance, censoring, or target skew reported, with its treatment described.</w:t>
+                  </w:r>
+                </w:p>
+              </w:tc>
+            </w:tr>
+            <w:tr>
+              <w:tc>
+                <w:tcPr/>
+                <w:p>
+                  <w:pPr>
+                    <w:pStyle w:val="Compact"/>
+                    <w:jc w:val="center"/>
+                  </w:pPr>
+                  <w:r>
+                    <w:rPr>
+                      <w:b/>
+                      <w:bCs/>
+                    </w:rPr>
+                    <w:t xml:space="preserve">D3. Modelling and comparison</w:t>
+                  </w:r>
+                </w:p>
+              </w:tc>
+              <w:tc>
+                <w:tcPr/>
+                <w:p>
+                  <w:pPr>
+                    <w:pStyle w:val="Compact"/>
+                  </w:pPr>
+                </w:p>
+              </w:tc>
+            </w:tr>
+            <w:tr>
+              <w:tc>
+                <w:tcPr/>
+                <w:p>
+                  <w:pPr>
+                    <w:pStyle w:val="Compact"/>
+                    <w:jc w:val="center"/>
+                  </w:pPr>
+                  <w:r>
+                    <w:t xml:space="preserve">9</w:t>
+                  </w:r>
+                </w:p>
+              </w:tc>
+              <w:tc>
+                <w:tcPr/>
+                <w:p>
+                  <w:pPr>
+                    <w:pStyle w:val="Compact"/>
+                    <w:jc w:val="center"/>
+                  </w:pPr>
+                  <w:r>
+                    <w:t xml:space="preserve">Architecture fully specified: layers, widths, activations, regularisation; base learner and count for ensembles.</w:t>
+                  </w:r>
+                </w:p>
+              </w:tc>
+            </w:tr>
+            <w:tr>
+              <w:tc>
+                <w:tcPr/>
+                <w:p>
+                  <w:pPr>
+                    <w:pStyle w:val="Compact"/>
+                    <w:jc w:val="center"/>
+                  </w:pPr>
+                  <w:r>
+                    <w:t xml:space="preserve">10</w:t>
+                  </w:r>
+                </w:p>
+              </w:tc>
+              <w:tc>
+                <w:tcPr/>
+                <w:p>
+                  <w:pPr>
+                    <w:pStyle w:val="Compact"/>
+                    <w:jc w:val="center"/>
+                  </w:pPr>
+                  <w:r>
+                    <w:t xml:space="preserve">Hyperparameter search described (space, method, budget); the selection partition is named and differs from the reported test partition.</w:t>
+                  </w:r>
+                </w:p>
+              </w:tc>
+            </w:tr>
+            <w:tr>
+              <w:tc>
+                <w:tcPr/>
+                <w:p>
+                  <w:pPr>
+                    <w:pStyle w:val="Compact"/>
+                    <w:jc w:val="center"/>
+                  </w:pPr>
+                  <w:r>
+                    <w:t xml:space="preserve">11</w:t>
+                  </w:r>
+                </w:p>
+              </w:tc>
+              <w:tc>
+                <w:tcPr/>
+                <w:p>
+                  <w:pPr>
+                    <w:pStyle w:val="Compact"/>
+                    <w:jc w:val="center"/>
+                  </w:pPr>
+                  <w:r>
+                    <w:t xml:space="preserve">At least one baseline is a tuned conventional model; the established domain/mechanistic model is included as a comparator where one exists.</w:t>
+                  </w:r>
+                </w:p>
+              </w:tc>
+            </w:tr>
+            <w:tr>
+              <w:tc>
+                <w:tcPr/>
+                <w:p>
+                  <w:pPr>
+                    <w:pStyle w:val="Compact"/>
+                    <w:jc w:val="center"/>
+                  </w:pPr>
+                  <w:r>
+                    <w:t xml:space="preserve">12</w:t>
+                  </w:r>
+                </w:p>
+              </w:tc>
+              <w:tc>
+                <w:tcPr/>
+                <w:p>
+                  <w:pPr>
+                    <w:pStyle w:val="Compact"/>
+                    <w:jc w:val="center"/>
+                  </w:pPr>
+                  <w:r>
+                    <w:t xml:space="preserve">Where a metaheuristic is used, whether it optimises hyperparameters or weights is stated, with a comparison against a conventionally tuned version of the same learner.</w:t>
+                  </w:r>
+                </w:p>
+              </w:tc>
+            </w:tr>
+            <w:tr>
+              <w:tc>
+                <w:tcPr/>
+                <w:p>
+                  <w:pPr>
+                    <w:pStyle w:val="Compact"/>
+                    <w:jc w:val="center"/>
+                  </w:pPr>
+                  <w:r>
+                    <w:t xml:space="preserve">12a</w:t>
+                  </w:r>
+                  <w:r>
+                    <w:t xml:space="preserve"> </w:t>
+                  </w:r>
+                  <w:r>
+                    <w:rPr>
+                      <w:i/>
+                      <w:iCs/>
+                    </w:rPr>
+                    <w:t xml:space="preserve">(hybrid-specific)</w:t>
+                  </w:r>
+                </w:p>
+              </w:tc>
+              <w:tc>
+                <w:tcPr/>
+                <w:p>
+                  <w:pPr>
+                    <w:pStyle w:val="Compact"/>
+                    <w:jc w:val="center"/>
+                  </w:pPr>
+                  <w:r>
+                    <w:t xml:space="preserve">Base learner reported both with and without the hybridising component, on the same partition and metric.</w:t>
+                  </w:r>
+                </w:p>
+              </w:tc>
+            </w:tr>
+            <w:tr>
+              <w:tc>
+                <w:tcPr/>
+                <w:p>
+                  <w:pPr>
+                    <w:pStyle w:val="Compact"/>
+                    <w:jc w:val="center"/>
+                  </w:pPr>
+                  <w:r>
+                    <w:t xml:space="preserve">12b</w:t>
+                  </w:r>
+                  <w:r>
+                    <w:t xml:space="preserve"> </w:t>
+                  </w:r>
+                  <w:r>
+                    <w:rPr>
+                      <w:i/>
+                      <w:iCs/>
+                    </w:rPr>
+                    <w:t xml:space="preserve">(hybrid-specific)</w:t>
+                  </w:r>
+                </w:p>
+              </w:tc>
+              <w:tc>
+                <w:tcPr/>
+                <w:p>
+                  <w:pPr>
+                    <w:pStyle w:val="Compact"/>
+                    <w:jc w:val="center"/>
+                  </w:pPr>
+                  <w:r>
+                    <w:t xml:space="preserve">Search budget stated for both hybrid and baseline arms (function evaluations, iterations × population, or wall-clock time).</w:t>
+                  </w:r>
+                </w:p>
+              </w:tc>
+            </w:tr>
+            <w:tr>
+              <w:tc>
+                <w:tcPr/>
+                <w:p>
+                  <w:pPr>
+                    <w:pStyle w:val="Compact"/>
+                    <w:jc w:val="center"/>
+                  </w:pPr>
+                  <w:r>
+                    <w:t xml:space="preserve">12c</w:t>
+                  </w:r>
+                  <w:r>
+                    <w:t xml:space="preserve"> </w:t>
+                  </w:r>
+                  <w:r>
+                    <w:rPr>
+                      <w:i/>
+                      <w:iCs/>
+                    </w:rPr>
+                    <w:t xml:space="preserve">(hybrid-specific)</w:t>
+                  </w:r>
+                </w:p>
+              </w:tc>
+              <w:tc>
+                <w:tcPr/>
+                <w:p>
+                  <w:pPr>
+                    <w:pStyle w:val="Compact"/>
+                    <w:jc w:val="center"/>
+                  </w:pPr>
+                  <w:r>
+                    <w:t xml:space="preserve">Stochastic optimisers run more than once; spread across runs reported, not only the best run.</w:t>
+                  </w:r>
+                </w:p>
+              </w:tc>
+            </w:tr>
+            <w:tr>
+              <w:tc>
+                <w:tcPr/>
+                <w:p>
+                  <w:pPr>
+                    <w:pStyle w:val="Compact"/>
+                    <w:jc w:val="center"/>
+                  </w:pPr>
+                  <w:r>
+                    <w:t xml:space="preserve">12d</w:t>
+                  </w:r>
+                  <w:r>
+                    <w:t xml:space="preserve"> </w:t>
+                  </w:r>
+                  <w:r>
+                    <w:rPr>
+                      <w:i/>
+                      <w:iCs/>
+                    </w:rPr>
+                    <w:t xml:space="preserve">(hybrid-specific)</w:t>
+                  </w:r>
+                </w:p>
+              </w:tc>
+              <w:tc>
+                <w:tcPr/>
+                <w:p>
+                  <w:pPr>
+                    <w:pStyle w:val="Compact"/>
+                    <w:jc w:val="center"/>
+                  </w:pPr>
+                  <w:r>
+                    <w:t xml:space="preserve">A newly named optimiser is compared against at least 2 established optimisers on the same problem; the No-Free-Lunch implication is acknowledged.</w:t>
+                  </w:r>
+                </w:p>
+              </w:tc>
+            </w:tr>
+            <w:tr>
+              <w:tc>
+                <w:tcPr/>
+                <w:p>
+                  <w:pPr>
+                    <w:pStyle w:val="Compact"/>
+                    <w:jc w:val="center"/>
+                  </w:pPr>
+                  <w:r>
+                    <w:rPr>
+                      <w:b/>
+                      <w:bCs/>
+                    </w:rPr>
+                    <w:t xml:space="preserve">D4. Evaluation, uncertainty and interpretation</w:t>
+                  </w:r>
+                </w:p>
+              </w:tc>
+              <w:tc>
+                <w:tcPr/>
+                <w:p>
+                  <w:pPr>
+                    <w:pStyle w:val="Compact"/>
+                  </w:pPr>
+                </w:p>
+              </w:tc>
+            </w:tr>
+            <w:tr>
+              <w:tc>
+                <w:tcPr/>
+                <w:p>
+                  <w:pPr>
+                    <w:pStyle w:val="Compact"/>
+                    <w:jc w:val="center"/>
+                  </w:pPr>
+                  <w:r>
+                    <w:t xml:space="preserve">13</w:t>
+                  </w:r>
+                </w:p>
+              </w:tc>
+              <w:tc>
+                <w:tcPr/>
+                <w:p>
+                  <w:pPr>
+                    <w:pStyle w:val="Compact"/>
+                    <w:jc w:val="center"/>
+                  </w:pPr>
+                  <w:r>
+                    <w:t xml:space="preserve">Metrics suit the task (e.g. IoU/F1 with the positive class defined for imbalanced segmentation, never bare pixel accuracy; an absolute-error metric in engineering units alongside R² for regression).</w:t>
+                  </w:r>
+                </w:p>
+              </w:tc>
+            </w:tr>
+            <w:tr>
+              <w:tc>
+                <w:tcPr/>
+                <w:p>
+                  <w:pPr>
+                    <w:pStyle w:val="Compact"/>
+                    <w:jc w:val="center"/>
+                  </w:pPr>
+                  <w:r>
+                    <w:t xml:space="preserve">14</w:t>
+                  </w:r>
+                </w:p>
+              </w:tc>
+              <w:tc>
+                <w:tcPr/>
+                <w:p>
+                  <w:pPr>
+                    <w:pStyle w:val="Compact"/>
+                    <w:jc w:val="center"/>
+                  </w:pPr>
+                  <w:r>
+                    <w:t xml:space="preserve">Performance reported for training AND held-out partitions, with dispersion (fold SD, CI, or repeated-run range), not a single point estimate.</w:t>
+                  </w:r>
+                </w:p>
+              </w:tc>
+            </w:tr>
+            <w:tr>
+              <w:tc>
+                <w:tcPr/>
+                <w:p>
+                  <w:pPr>
+                    <w:pStyle w:val="Compact"/>
+                    <w:jc w:val="center"/>
+                  </w:pPr>
+                  <w:r>
+                    <w:t xml:space="preserve">15</w:t>
+                  </w:r>
+                </w:p>
+              </w:tc>
+              <w:tc>
+                <w:tcPr/>
+                <w:p>
+                  <w:pPr>
+                    <w:pStyle w:val="Compact"/>
+                    <w:jc w:val="center"/>
+                  </w:pPr>
+                  <w:r>
+                    <w:t xml:space="preserve">Predictive uncertainty quantified for individual predictions (conformal intervals, deep ensembles, MC dropout, GP variance, quantile regression) or its absence acknowledged.</w:t>
+                  </w:r>
+                </w:p>
+              </w:tc>
+            </w:tr>
+            <w:tr>
+              <w:tc>
+                <w:tcPr/>
+                <w:p>
+                  <w:pPr>
+                    <w:pStyle w:val="Compact"/>
+                    <w:jc w:val="center"/>
+                  </w:pPr>
+                  <w:r>
+                    <w:t xml:space="preserve">16</w:t>
+                  </w:r>
+                </w:p>
+              </w:tc>
+              <w:tc>
+                <w:tcPr/>
+                <w:p>
+                  <w:pPr>
+                    <w:pStyle w:val="Compact"/>
+                    <w:jc w:val="center"/>
+                  </w:pPr>
+                  <w:r>
+                    <w:t xml:space="preserve">Any interpretation output (SHAP, PDP, Garson, connection weights, NCA, attention) accompanied by the explained model’s validation status and a mechanics-consistency check.</w:t>
+                  </w:r>
+                </w:p>
+              </w:tc>
+            </w:tr>
+            <w:tr>
+              <w:tc>
+                <w:tcPr/>
+                <w:p>
+                  <w:pPr>
+                    <w:pStyle w:val="Compact"/>
+                    <w:jc w:val="center"/>
+                  </w:pPr>
+                  <w:r>
+                    <w:rPr>
+                      <w:b/>
+                      <w:bCs/>
+                    </w:rPr>
+                    <w:t xml:space="preserve">D5. Generalisation, transparency and use</w:t>
+                  </w:r>
+                </w:p>
+              </w:tc>
+              <w:tc>
+                <w:tcPr/>
+                <w:p>
+                  <w:pPr>
+                    <w:pStyle w:val="Compact"/>
+                  </w:pPr>
+                </w:p>
+              </w:tc>
+            </w:tr>
+            <w:tr>
+              <w:tc>
+                <w:tcPr/>
+                <w:p>
+                  <w:pPr>
+                    <w:pStyle w:val="Compact"/>
+                    <w:jc w:val="center"/>
+                  </w:pPr>
+                  <w:r>
+                    <w:t xml:space="preserve">17</w:t>
+                  </w:r>
+                </w:p>
+              </w:tc>
+              <w:tc>
+                <w:tcPr/>
+                <w:p>
+                  <w:pPr>
+                    <w:pStyle w:val="Compact"/>
+                    <w:jc w:val="center"/>
+                  </w:pPr>
+                  <w:r>
+                    <w:t xml:space="preserve">Evaluated on at least 1 dataset from an independent source (different agency/region/lab/test track/campaign) or the absence of external validation is stated as a limitation in the conclusions.</w:t>
+                  </w:r>
+                </w:p>
+              </w:tc>
+            </w:tr>
+            <w:tr>
+              <w:tc>
+                <w:tcPr/>
+                <w:p>
+                  <w:pPr>
+                    <w:pStyle w:val="Compact"/>
+                    <w:jc w:val="center"/>
+                  </w:pPr>
+                  <w:r>
+                    <w:t xml:space="preserve">18</w:t>
+                  </w:r>
+                </w:p>
+              </w:tc>
+              <w:tc>
+                <w:tcPr/>
+                <w:p>
+                  <w:pPr>
+                    <w:pStyle w:val="Compact"/>
+                    <w:jc w:val="center"/>
+                  </w:pPr>
+                  <w:r>
+                    <w:t xml:space="preserve">Code and trained weights available at a persistent identifier; data available or the barrier to release named.</w:t>
+                  </w:r>
+                </w:p>
+              </w:tc>
+            </w:tr>
+            <w:tr>
+              <w:tc>
+                <w:tcPr/>
+                <w:p>
+                  <w:pPr>
+                    <w:pStyle w:val="Compact"/>
+                    <w:jc w:val="center"/>
+                  </w:pPr>
+                  <w:r>
+                    <w:t xml:space="preserve">19</w:t>
+                  </w:r>
+                </w:p>
+              </w:tc>
+              <w:tc>
+                <w:tcPr/>
+                <w:p>
+                  <w:pPr>
+                    <w:pStyle w:val="Compact"/>
+                    <w:jc w:val="center"/>
+                  </w:pPr>
+                  <w:r>
+                    <w:t xml:space="preserve">Computational cost reported: training time, inference time per record/image, and hardware.</w:t>
+                  </w:r>
+                </w:p>
+              </w:tc>
+            </w:tr>
+            <w:tr>
+              <w:tc>
+                <w:tcPr/>
+                <w:p>
+                  <w:pPr>
+                    <w:pStyle w:val="Compact"/>
+                    <w:jc w:val="center"/>
+                  </w:pPr>
+                  <w:r>
+                    <w:t xml:space="preserve">20</w:t>
+                  </w:r>
+                </w:p>
+              </w:tc>
+              <w:tc>
+                <w:tcPr/>
+                <w:p>
+                  <w:pPr>
+                    <w:pStyle w:val="Compact"/>
+                    <w:jc w:val="center"/>
+                  </w:pPr>
+                  <w:r>
+                    <w:t xml:space="preserve">Intended decision context stated: which engineering decision the output informs, at what level (project/network), and what accuracy that decision requires.</w:t>
+                  </w:r>
+                </w:p>
+              </w:tc>
+            </w:tr>
+          </w:tbl>
+          <w:bookmarkEnd w:id="50"/>
+          <w:p/>
+        </w:tc>
+      </w:tr>
+    </w:tbl>
+    <w:p>
+      <w:pPr>
+        <w:pStyle w:val="BodyText"/>
+      </w:pPr>
+      <w:r>
+        <w:t xml:space="preserve">Two design choices are worth stating here because they determine how the</w:t>
       </w:r>
       <w:r>
         <w:t xml:space="preserve"> </w:t>
@@ -7989,8 +9641,8 @@
         <w:t xml:space="preserve">This procedure, and its result, are reported in full in the completed manuscript.</w:t>
       </w:r>
     </w:p>
-    <w:bookmarkEnd w:id="43"/>
-    <w:bookmarkStart w:id="44" w:name="sec-agenda"/>
+    <w:bookmarkEnd w:id="51"/>
+    <w:bookmarkStart w:id="52" w:name="sec-agenda"/>
     <w:p>
       <w:pPr>
         <w:pStyle w:val="Heading1"/>
@@ -8539,8 +10191,8 @@
         <w:t xml:space="preserve">across civil engineering.</w:t>
       </w:r>
     </w:p>
-    <w:bookmarkEnd w:id="44"/>
-    <w:bookmarkStart w:id="45" w:name="sec-conclusions"/>
+    <w:bookmarkEnd w:id="52"/>
+    <w:bookmarkStart w:id="53" w:name="sec-conclusions"/>
     <w:p>
       <w:pPr>
         <w:pStyle w:val="Heading1"/>
@@ -8739,7 +10391,7 @@
         <w:t xml:space="preserve"> </w:t>
       </w:r>
       <w:r>
-        <w:t xml:space="preserve">cost. None of the four hybrid-specific PAVE-ML items (§10) requires new data</w:t>
+        <w:t xml:space="preserve">cost. None of the four hybrid-specific PAVE-ML items (§12) requires new data</w:t>
       </w:r>
       <w:r>
         <w:t xml:space="preserve"> </w:t>
@@ -8784,8 +10436,8 @@
         <w:t xml:space="preserve">and the reading the completed audit is designed to test.</w:t>
       </w:r>
     </w:p>
-    <w:bookmarkEnd w:id="45"/>
-    <w:bookmarkStart w:id="46" w:name="declaration-of-competing-interest"/>
+    <w:bookmarkEnd w:id="53"/>
+    <w:bookmarkStart w:id="54" w:name="declaration-of-competing-interest"/>
     <w:p>
       <w:pPr>
         <w:pStyle w:val="Heading1"/>
@@ -8808,8 +10460,8 @@
         <w:t xml:space="preserve">could have influenced the work reported in this paper.</w:t>
       </w:r>
     </w:p>
-    <w:bookmarkEnd w:id="46"/>
-    <w:bookmarkStart w:id="47" w:name="Xa6ff8e54395812bd8a1d49fa16c25a1d6a46bbb"/>
+    <w:bookmarkEnd w:id="54"/>
+    <w:bookmarkStart w:id="55" w:name="Xa6ff8e54395812bd8a1d49fa16c25a1d6a46bbb"/>
     <w:p>
       <w:pPr>
         <w:pStyle w:val="Heading1"/>
@@ -8844,8 +10496,8 @@
         <w:t xml:space="preserve">use is permitted; undisclosed use is not.</w:t>
       </w:r>
     </w:p>
-    <w:bookmarkEnd w:id="47"/>
-    <w:bookmarkStart w:id="48" w:name="data-availability"/>
+    <w:bookmarkEnd w:id="55"/>
+    <w:bookmarkStart w:id="56" w:name="data-availability"/>
     <w:p>
       <w:pPr>
         <w:pStyle w:val="Heading1"/>
@@ -8874,8 +10526,8 @@
         <w:t xml:space="preserve">[REPOSITORY URL].</w:t>
       </w:r>
     </w:p>
-    <w:bookmarkEnd w:id="48"/>
-    <w:bookmarkStart w:id="130" w:name="references"/>
+    <w:bookmarkEnd w:id="56"/>
+    <w:bookmarkStart w:id="146" w:name="references"/>
     <w:p>
       <w:pPr>
         <w:pStyle w:val="Heading1"/>
@@ -8884,8 +10536,8 @@
         <w:t xml:space="preserve">References</w:t>
       </w:r>
     </w:p>
-    <w:bookmarkStart w:id="129" w:name="refs"/>
-    <w:bookmarkStart w:id="50" w:name="ref-Alhussan2022pothole"/>
+    <w:bookmarkStart w:id="145" w:name="refs"/>
+    <w:bookmarkStart w:id="58" w:name="ref-Alhussan2022pothole"/>
     <w:p>
       <w:pPr>
         <w:pStyle w:val="Bibliography"/>
@@ -8896,7 +10548,7 @@
       <w:r>
         <w:t xml:space="preserve"> </w:t>
       </w:r>
-      <w:hyperlink r:id="rId49">
+      <w:hyperlink r:id="rId57">
         <w:r>
           <w:rPr>
             <w:rStyle w:val="Hyperlink"/>
@@ -8905,8 +10557,8 @@
         </w:r>
       </w:hyperlink>
     </w:p>
-    <w:bookmarkEnd w:id="50"/>
-    <w:bookmarkStart w:id="52" w:name="ref-Alnaqbi2025high"/>
+    <w:bookmarkEnd w:id="58"/>
+    <w:bookmarkStart w:id="60" w:name="ref-Alnaqbi2025high"/>
     <w:p>
       <w:pPr>
         <w:pStyle w:val="Bibliography"/>
@@ -8917,7 +10569,7 @@
       <w:r>
         <w:t xml:space="preserve"> </w:t>
       </w:r>
-      <w:hyperlink r:id="rId51">
+      <w:hyperlink r:id="rId59">
         <w:r>
           <w:rPr>
             <w:rStyle w:val="Hyperlink"/>
@@ -8926,8 +10578,8 @@
         </w:r>
       </w:hyperlink>
     </w:p>
-    <w:bookmarkEnd w:id="52"/>
-    <w:bookmarkStart w:id="54" w:name="ref-Alnaqbi2025optimized"/>
+    <w:bookmarkEnd w:id="60"/>
+    <w:bookmarkStart w:id="62" w:name="ref-Alnaqbi2025optimized"/>
     <w:p>
       <w:pPr>
         <w:pStyle w:val="Bibliography"/>
@@ -8938,7 +10590,7 @@
       <w:r>
         <w:t xml:space="preserve"> </w:t>
       </w:r>
-      <w:hyperlink r:id="rId53">
+      <w:hyperlink r:id="rId61">
         <w:r>
           <w:rPr>
             <w:rStyle w:val="Hyperlink"/>
@@ -8947,8 +10599,8 @@
         </w:r>
       </w:hyperlink>
     </w:p>
-    <w:bookmarkEnd w:id="54"/>
-    <w:bookmarkStart w:id="56" w:name="ref-Alnaqbi2025optimizing"/>
+    <w:bookmarkEnd w:id="62"/>
+    <w:bookmarkStart w:id="64" w:name="ref-Alnaqbi2025optimizing"/>
     <w:p>
       <w:pPr>
         <w:pStyle w:val="Bibliography"/>
@@ -8959,7 +10611,7 @@
       <w:r>
         <w:t xml:space="preserve"> </w:t>
       </w:r>
-      <w:hyperlink r:id="rId55">
+      <w:hyperlink r:id="rId63">
         <w:r>
           <w:rPr>
             <w:rStyle w:val="Hyperlink"/>
@@ -8968,8 +10620,8 @@
         </w:r>
       </w:hyperlink>
     </w:p>
-    <w:bookmarkEnd w:id="56"/>
-    <w:bookmarkStart w:id="58" w:name="ref-Alnaqbi2025predictive"/>
+    <w:bookmarkEnd w:id="64"/>
+    <w:bookmarkStart w:id="66" w:name="ref-Alnaqbi2025predictive"/>
     <w:p>
       <w:pPr>
         <w:pStyle w:val="Bibliography"/>
@@ -8980,7 +10632,7 @@
       <w:r>
         <w:t xml:space="preserve"> </w:t>
       </w:r>
-      <w:hyperlink r:id="rId57">
+      <w:hyperlink r:id="rId65">
         <w:r>
           <w:rPr>
             <w:rStyle w:val="Hyperlink"/>
@@ -8989,8 +10641,8 @@
         </w:r>
       </w:hyperlink>
     </w:p>
-    <w:bookmarkEnd w:id="58"/>
-    <w:bookmarkStart w:id="60" w:name="ref-Alnaqbi2024approach"/>
+    <w:bookmarkEnd w:id="66"/>
+    <w:bookmarkStart w:id="68" w:name="ref-Alnaqbi2024approach"/>
     <w:p>
       <w:pPr>
         <w:pStyle w:val="Bibliography"/>
@@ -9001,7 +10653,7 @@
       <w:r>
         <w:t xml:space="preserve"> </w:t>
       </w:r>
-      <w:hyperlink r:id="rId59">
+      <w:hyperlink r:id="rId67">
         <w:r>
           <w:rPr>
             <w:rStyle w:val="Hyperlink"/>
@@ -9010,8 +10662,8 @@
         </w:r>
       </w:hyperlink>
     </w:p>
-    <w:bookmarkEnd w:id="60"/>
-    <w:bookmarkStart w:id="62" w:name="ref-Alnaqbi2026friction"/>
+    <w:bookmarkEnd w:id="68"/>
+    <w:bookmarkStart w:id="70" w:name="ref-Alnaqbi2026friction"/>
     <w:p>
       <w:pPr>
         <w:pStyle w:val="Bibliography"/>
@@ -9022,7 +10674,7 @@
       <w:r>
         <w:t xml:space="preserve"> </w:t>
       </w:r>
-      <w:hyperlink r:id="rId61">
+      <w:hyperlink r:id="rId69">
         <w:r>
           <w:rPr>
             <w:rStyle w:val="Hyperlink"/>
@@ -9031,8 +10683,8 @@
         </w:r>
       </w:hyperlink>
     </w:p>
-    <w:bookmarkEnd w:id="62"/>
-    <w:bookmarkStart w:id="64" w:name="ref-Alnaqbi2025tuned"/>
+    <w:bookmarkEnd w:id="70"/>
+    <w:bookmarkStart w:id="72" w:name="ref-Alnaqbi2025tuned"/>
     <w:p>
       <w:pPr>
         <w:pStyle w:val="Bibliography"/>
@@ -9043,7 +10695,7 @@
       <w:r>
         <w:t xml:space="preserve"> </w:t>
       </w:r>
-      <w:hyperlink r:id="rId63">
+      <w:hyperlink r:id="rId71">
         <w:r>
           <w:rPr>
             <w:rStyle w:val="Hyperlink"/>
@@ -9052,8 +10704,8 @@
         </w:r>
       </w:hyperlink>
     </w:p>
-    <w:bookmarkEnd w:id="64"/>
-    <w:bookmarkStart w:id="66" w:name="ref-Alnaqbi2025learning"/>
+    <w:bookmarkEnd w:id="72"/>
+    <w:bookmarkStart w:id="74" w:name="ref-Alnaqbi2025learning"/>
     <w:p>
       <w:pPr>
         <w:pStyle w:val="Bibliography"/>
@@ -9064,7 +10716,7 @@
       <w:r>
         <w:t xml:space="preserve"> </w:t>
       </w:r>
-      <w:hyperlink r:id="rId65">
+      <w:hyperlink r:id="rId73">
         <w:r>
           <w:rPr>
             <w:rStyle w:val="Hyperlink"/>
@@ -9073,8 +10725,8 @@
         </w:r>
       </w:hyperlink>
     </w:p>
-    <w:bookmarkEnd w:id="66"/>
-    <w:bookmarkStart w:id="68" w:name="ref-Alshawabkeh2023automated"/>
+    <w:bookmarkEnd w:id="74"/>
+    <w:bookmarkStart w:id="76" w:name="ref-Alshawabkeh2023automated"/>
     <w:p>
       <w:pPr>
         <w:pStyle w:val="Bibliography"/>
@@ -9088,7 +10740,7 @@
       <w:r>
         <w:t xml:space="preserve"> </w:t>
       </w:r>
-      <w:hyperlink r:id="rId67">
+      <w:hyperlink r:id="rId75">
         <w:r>
           <w:rPr>
             <w:rStyle w:val="Hyperlink"/>
@@ -9097,8 +10749,8 @@
         </w:r>
       </w:hyperlink>
     </w:p>
-    <w:bookmarkEnd w:id="68"/>
-    <w:bookmarkStart w:id="70" w:name="ref-Azam2022resilient"/>
+    <w:bookmarkEnd w:id="76"/>
+    <w:bookmarkStart w:id="78" w:name="ref-Azam2022resilient"/>
     <w:p>
       <w:pPr>
         <w:pStyle w:val="Bibliography"/>
@@ -9112,7 +10764,7 @@
       <w:r>
         <w:t xml:space="preserve"> </w:t>
       </w:r>
-      <w:hyperlink r:id="rId69">
+      <w:hyperlink r:id="rId77">
         <w:r>
           <w:rPr>
             <w:rStyle w:val="Hyperlink"/>
@@ -9121,8 +10773,8 @@
         </w:r>
       </w:hyperlink>
     </w:p>
-    <w:bookmarkEnd w:id="70"/>
-    <w:bookmarkStart w:id="72" w:name="ref-Cao2020pavement"/>
+    <w:bookmarkEnd w:id="78"/>
+    <w:bookmarkStart w:id="80" w:name="ref-Cao2020pavement"/>
     <w:p>
       <w:pPr>
         <w:pStyle w:val="Bibliography"/>
@@ -9133,7 +10785,7 @@
       <w:r>
         <w:t xml:space="preserve"> </w:t>
       </w:r>
-      <w:hyperlink r:id="rId71">
+      <w:hyperlink r:id="rId79">
         <w:r>
           <w:rPr>
             <w:rStyle w:val="Hyperlink"/>
@@ -9142,8 +10794,8 @@
         </w:r>
       </w:hyperlink>
     </w:p>
-    <w:bookmarkEnd w:id="72"/>
-    <w:bookmarkStart w:id="74" w:name="ref-Deng2023rutting"/>
+    <w:bookmarkEnd w:id="80"/>
+    <w:bookmarkStart w:id="82" w:name="ref-Deng2023rutting"/>
     <w:p>
       <w:pPr>
         <w:pStyle w:val="Bibliography"/>
@@ -9154,7 +10806,7 @@
       <w:r>
         <w:t xml:space="preserve"> </w:t>
       </w:r>
-      <w:hyperlink r:id="rId73">
+      <w:hyperlink r:id="rId81">
         <w:r>
           <w:rPr>
             <w:rStyle w:val="Hyperlink"/>
@@ -9163,8 +10815,8 @@
         </w:r>
       </w:hyperlink>
     </w:p>
-    <w:bookmarkEnd w:id="74"/>
-    <w:bookmarkStart w:id="76" w:name="ref-Elbagalati2017neural"/>
+    <w:bookmarkEnd w:id="82"/>
+    <w:bookmarkStart w:id="84" w:name="ref-Elbagalati2017neural"/>
     <w:p>
       <w:pPr>
         <w:pStyle w:val="Bibliography"/>
@@ -9178,7 +10830,7 @@
       <w:r>
         <w:t xml:space="preserve"> </w:t>
       </w:r>
-      <w:hyperlink r:id="rId75">
+      <w:hyperlink r:id="rId83">
         <w:r>
           <w:rPr>
             <w:rStyle w:val="Hyperlink"/>
@@ -9187,8 +10839,8 @@
         </w:r>
       </w:hyperlink>
     </w:p>
-    <w:bookmarkEnd w:id="76"/>
-    <w:bookmarkStart w:id="78" w:name="ref-Elhariri2020filter"/>
+    <w:bookmarkEnd w:id="84"/>
+    <w:bookmarkStart w:id="86" w:name="ref-Elhariri2020filter"/>
     <w:p>
       <w:pPr>
         <w:pStyle w:val="Bibliography"/>
@@ -9199,7 +10851,7 @@
       <w:r>
         <w:t xml:space="preserve"> </w:t>
       </w:r>
-      <w:hyperlink r:id="rId77">
+      <w:hyperlink r:id="rId85">
         <w:r>
           <w:rPr>
             <w:rStyle w:val="Hyperlink"/>
@@ -9208,8 +10860,8 @@
         </w:r>
       </w:hyperlink>
     </w:p>
-    <w:bookmarkEnd w:id="78"/>
-    <w:bookmarkStart w:id="80" w:name="ref-Georgouli2026impact"/>
+    <w:bookmarkEnd w:id="86"/>
+    <w:bookmarkStart w:id="88" w:name="ref-Georgouli2026impact"/>
     <w:p>
       <w:pPr>
         <w:pStyle w:val="Bibliography"/>
@@ -9220,7 +10872,7 @@
       <w:r>
         <w:t xml:space="preserve"> </w:t>
       </w:r>
-      <w:hyperlink r:id="rId79">
+      <w:hyperlink r:id="rId87">
         <w:r>
           <w:rPr>
             <w:rStyle w:val="Hyperlink"/>
@@ -9229,19 +10881,43 @@
         </w:r>
       </w:hyperlink>
     </w:p>
-    <w:bookmarkEnd w:id="80"/>
-    <w:bookmarkStart w:id="82" w:name="ref-Ghanizadeh2020neural"/>
+    <w:bookmarkEnd w:id="88"/>
+    <w:bookmarkStart w:id="90" w:name="ref-Ghanizadeh2023soft"/>
     <w:p>
       <w:pPr>
         <w:pStyle w:val="Bibliography"/>
       </w:pPr>
       <w:r>
+        <w:t xml:space="preserve">Ghanizadeh, A.R., Aziminejad, A., Asteris, P.G., others</w:t>
+      </w:r>
+      <w:r>
+        <w:t xml:space="preserve">, 2023. Soft computing to predict earthquake-induced soil liquefaction via CPT results. Infrastructures.</w:t>
+      </w:r>
+      <w:r>
+        <w:t xml:space="preserve"> </w:t>
+      </w:r>
+      <w:hyperlink r:id="rId89">
+        <w:r>
+          <w:rPr>
+            <w:rStyle w:val="Hyperlink"/>
+          </w:rPr>
+          <w:t xml:space="preserve">https://doi.org/10.3390/infrastructures8080125</w:t>
+        </w:r>
+      </w:hyperlink>
+    </w:p>
+    <w:bookmarkEnd w:id="90"/>
+    <w:bookmarkStart w:id="92" w:name="ref-Ghanizadeh2020neural"/>
+    <w:p>
+      <w:pPr>
+        <w:pStyle w:val="Bibliography"/>
+      </w:pPr>
+      <w:r>
         <w:t xml:space="preserve">Ghanizadeh, A.R., Heidarabadizadeh, N., Jalali, F., 2020. Artificial neural network back-calculation of flexible pavements with sensitivity analysis using garson’s and connection weights algorithms. Innov. Infrastruct. Solut.</w:t>
       </w:r>
       <w:r>
         <w:t xml:space="preserve"> </w:t>
       </w:r>
-      <w:hyperlink r:id="rId81">
+      <w:hyperlink r:id="rId91">
         <w:r>
           <w:rPr>
             <w:rStyle w:val="Hyperlink"/>
@@ -9250,8 +10926,8 @@
         </w:r>
       </w:hyperlink>
     </w:p>
-    <w:bookmarkEnd w:id="82"/>
-    <w:bookmarkStart w:id="84" w:name="ref-Ghanizadeh2025metabackcal"/>
+    <w:bookmarkEnd w:id="92"/>
+    <w:bookmarkStart w:id="94" w:name="ref-Ghanizadeh2025metabackcal"/>
     <w:p>
       <w:pPr>
         <w:pStyle w:val="Bibliography"/>
@@ -9262,7 +10938,7 @@
       <w:r>
         <w:t xml:space="preserve"> </w:t>
       </w:r>
-      <w:hyperlink r:id="rId83">
+      <w:hyperlink r:id="rId93">
         <w:r>
           <w:rPr>
             <w:rStyle w:val="Hyperlink"/>
@@ -9271,8 +10947,8 @@
         </w:r>
       </w:hyperlink>
     </w:p>
-    <w:bookmarkEnd w:id="84"/>
-    <w:bookmarkStart w:id="86" w:name="ref-Ghanizadeh2024formulation"/>
+    <w:bookmarkEnd w:id="94"/>
+    <w:bookmarkStart w:id="96" w:name="ref-Ghanizadeh2024formulation"/>
     <w:p>
       <w:pPr>
         <w:pStyle w:val="Bibliography"/>
@@ -9286,7 +10962,7 @@
       <w:r>
         <w:t xml:space="preserve"> </w:t>
       </w:r>
-      <w:hyperlink r:id="rId85">
+      <w:hyperlink r:id="rId95">
         <w:r>
           <w:rPr>
             <w:rStyle w:val="Hyperlink"/>
@@ -9295,8 +10971,8 @@
         </w:r>
       </w:hyperlink>
     </w:p>
-    <w:bookmarkEnd w:id="86"/>
-    <w:bookmarkStart w:id="88" w:name="ref-Ghorbani2020genetic"/>
+    <w:bookmarkEnd w:id="96"/>
+    <w:bookmarkStart w:id="98" w:name="ref-Ghorbani2020genetic"/>
     <w:p>
       <w:pPr>
         <w:pStyle w:val="Bibliography"/>
@@ -9310,7 +10986,7 @@
       <w:r>
         <w:t xml:space="preserve"> </w:t>
       </w:r>
-      <w:hyperlink r:id="rId87">
+      <w:hyperlink r:id="rId97">
         <w:r>
           <w:rPr>
             <w:rStyle w:val="Hyperlink"/>
@@ -9319,8 +10995,8 @@
         </w:r>
       </w:hyperlink>
     </w:p>
-    <w:bookmarkEnd w:id="88"/>
-    <w:bookmarkStart w:id="90" w:name="ref-Gopalakrishnan2018learning"/>
+    <w:bookmarkEnd w:id="98"/>
+    <w:bookmarkStart w:id="100" w:name="ref-Gopalakrishnan2018learning"/>
     <w:p>
       <w:pPr>
         <w:pStyle w:val="Bibliography"/>
@@ -9331,7 +11007,7 @@
       <w:r>
         <w:t xml:space="preserve"> </w:t>
       </w:r>
-      <w:hyperlink r:id="rId89">
+      <w:hyperlink r:id="rId99">
         <w:r>
           <w:rPr>
             <w:rStyle w:val="Hyperlink"/>
@@ -9340,8 +11016,8 @@
         </w:r>
       </w:hyperlink>
     </w:p>
-    <w:bookmarkEnd w:id="90"/>
-    <w:bookmarkStart w:id="92" w:name="ref-Guo2025learning"/>
+    <w:bookmarkEnd w:id="100"/>
+    <w:bookmarkStart w:id="102" w:name="ref-Guo2025learning"/>
     <w:p>
       <w:pPr>
         <w:pStyle w:val="Bibliography"/>
@@ -9355,7 +11031,7 @@
       <w:r>
         <w:t xml:space="preserve"> </w:t>
       </w:r>
-      <w:hyperlink r:id="rId91">
+      <w:hyperlink r:id="rId101">
         <w:r>
           <w:rPr>
             <w:rStyle w:val="Hyperlink"/>
@@ -9364,8 +11040,8 @@
         </w:r>
       </w:hyperlink>
     </w:p>
-    <w:bookmarkEnd w:id="92"/>
-    <w:bookmarkStart w:id="94" w:name="ref-Hanandeh2022introducing"/>
+    <w:bookmarkEnd w:id="102"/>
+    <w:bookmarkStart w:id="104" w:name="ref-Hanandeh2022introducing"/>
     <w:p>
       <w:pPr>
         <w:pStyle w:val="Bibliography"/>
@@ -9376,7 +11052,7 @@
       <w:r>
         <w:t xml:space="preserve"> </w:t>
       </w:r>
-      <w:hyperlink r:id="rId93">
+      <w:hyperlink r:id="rId103">
         <w:r>
           <w:rPr>
             <w:rStyle w:val="Hyperlink"/>
@@ -9385,8 +11061,8 @@
         </w:r>
       </w:hyperlink>
     </w:p>
-    <w:bookmarkEnd w:id="94"/>
-    <w:bookmarkStart w:id="96" w:name="ref-Hosseini2021accuracy"/>
+    <w:bookmarkEnd w:id="104"/>
+    <w:bookmarkStart w:id="106" w:name="ref-Hosseini2021accuracy"/>
     <w:p>
       <w:pPr>
         <w:pStyle w:val="Bibliography"/>
@@ -9397,7 +11073,7 @@
       <w:r>
         <w:t xml:space="preserve"> </w:t>
       </w:r>
-      <w:hyperlink r:id="rId95">
+      <w:hyperlink r:id="rId105">
         <w:r>
           <w:rPr>
             <w:rStyle w:val="Hyperlink"/>
@@ -9406,8 +11082,8 @@
         </w:r>
       </w:hyperlink>
     </w:p>
-    <w:bookmarkEnd w:id="96"/>
-    <w:bookmarkStart w:id="98" w:name="ref-Hou2020state"/>
+    <w:bookmarkEnd w:id="106"/>
+    <w:bookmarkStart w:id="108" w:name="ref-Hou2020state"/>
     <w:p>
       <w:pPr>
         <w:pStyle w:val="Bibliography"/>
@@ -9421,7 +11097,7 @@
       <w:r>
         <w:t xml:space="preserve"> </w:t>
       </w:r>
-      <w:hyperlink r:id="rId97">
+      <w:hyperlink r:id="rId107">
         <w:r>
           <w:rPr>
             <w:rStyle w:val="Hyperlink"/>
@@ -9430,8 +11106,8 @@
         </w:r>
       </w:hyperlink>
     </w:p>
-    <w:bookmarkEnd w:id="98"/>
-    <w:bookmarkStart w:id="100" w:name="ref-Huang2025rheological"/>
+    <w:bookmarkEnd w:id="108"/>
+    <w:bookmarkStart w:id="110" w:name="ref-Huang2025rheological"/>
     <w:p>
       <w:pPr>
         <w:pStyle w:val="Bibliography"/>
@@ -9445,7 +11121,7 @@
       <w:r>
         <w:t xml:space="preserve"> </w:t>
       </w:r>
-      <w:hyperlink r:id="rId99">
+      <w:hyperlink r:id="rId109">
         <w:r>
           <w:rPr>
             <w:rStyle w:val="Hyperlink"/>
@@ -9454,13 +11130,37 @@
         </w:r>
       </w:hyperlink>
     </w:p>
-    <w:bookmarkEnd w:id="100"/>
-    <w:bookmarkStart w:id="102" w:name="ref-Jalal2024swarm"/>
+    <w:bookmarkEnd w:id="110"/>
+    <w:bookmarkStart w:id="112" w:name="ref-Jalal2023indirect"/>
     <w:p>
       <w:pPr>
         <w:pStyle w:val="Bibliography"/>
       </w:pPr>
       <w:r>
+        <w:t xml:space="preserve">Jalal, F.E., Iqbal, M., Khan, M.A., others</w:t>
+      </w:r>
+      <w:r>
+        <w:t xml:space="preserve">, 2023. Indirect estimation of swelling pressure of expansive soil: GEP versus MEP modelling. Adv. Mater. Sci. Eng.</w:t>
+      </w:r>
+      <w:r>
+        <w:t xml:space="preserve"> </w:t>
+      </w:r>
+      <w:hyperlink r:id="rId111">
+        <w:r>
+          <w:rPr>
+            <w:rStyle w:val="Hyperlink"/>
+          </w:rPr>
+          <w:t xml:space="preserve">https://doi.org/10.1155/2023/1827117</w:t>
+        </w:r>
+      </w:hyperlink>
+    </w:p>
+    <w:bookmarkEnd w:id="112"/>
+    <w:bookmarkStart w:id="114" w:name="ref-Jalal2024swarm"/>
+    <w:p>
+      <w:pPr>
+        <w:pStyle w:val="Bibliography"/>
+      </w:pPr>
+      <w:r>
         <w:t xml:space="preserve">Jalal, F.E., Iqbal, M., Khan, W.A., others</w:t>
       </w:r>
       <w:r>
@@ -9469,7 +11169,7 @@
       <w:r>
         <w:t xml:space="preserve"> </w:t>
       </w:r>
-      <w:hyperlink r:id="rId101">
+      <w:hyperlink r:id="rId113">
         <w:r>
           <w:rPr>
             <w:rStyle w:val="Hyperlink"/>
@@ -9478,8 +11178,8 @@
         </w:r>
       </w:hyperlink>
     </w:p>
-    <w:bookmarkEnd w:id="102"/>
-    <w:bookmarkStart w:id="104" w:name="ref-Jweihan2026trustworthy"/>
+    <w:bookmarkEnd w:id="114"/>
+    <w:bookmarkStart w:id="116" w:name="ref-Jweihan2026trustworthy"/>
     <w:p>
       <w:pPr>
         <w:pStyle w:val="Bibliography"/>
@@ -9490,7 +11190,7 @@
       <w:r>
         <w:t xml:space="preserve"> </w:t>
       </w:r>
-      <w:hyperlink r:id="rId103">
+      <w:hyperlink r:id="rId115">
         <w:r>
           <w:rPr>
             <w:rStyle w:val="Hyperlink"/>
@@ -9499,8 +11199,8 @@
         </w:r>
       </w:hyperlink>
     </w:p>
-    <w:bookmarkEnd w:id="104"/>
-    <w:bookmarkStart w:id="106" w:name="ref-Kaloop2019particle"/>
+    <w:bookmarkEnd w:id="116"/>
+    <w:bookmarkStart w:id="118" w:name="ref-Kaloop2019particle"/>
     <w:p>
       <w:pPr>
         <w:pStyle w:val="Bibliography"/>
@@ -9514,7 +11214,7 @@
       <w:r>
         <w:t xml:space="preserve"> </w:t>
       </w:r>
-      <w:hyperlink r:id="rId105">
+      <w:hyperlink r:id="rId117">
         <w:r>
           <w:rPr>
             <w:rStyle w:val="Hyperlink"/>
@@ -9523,8 +11223,8 @@
         </w:r>
       </w:hyperlink>
     </w:p>
-    <w:bookmarkEnd w:id="106"/>
-    <w:bookmarkStart w:id="108" w:name="ref-Latifi2021reinforcement"/>
+    <w:bookmarkEnd w:id="118"/>
+    <w:bookmarkStart w:id="120" w:name="ref-Latifi2021reinforcement"/>
     <w:p>
       <w:pPr>
         <w:pStyle w:val="Bibliography"/>
@@ -9538,7 +11238,7 @@
       <w:r>
         <w:t xml:space="preserve"> </w:t>
       </w:r>
-      <w:hyperlink r:id="rId107">
+      <w:hyperlink r:id="rId119">
         <w:r>
           <w:rPr>
             <w:rStyle w:val="Hyperlink"/>
@@ -9547,8 +11247,8 @@
         </w:r>
       </w:hyperlink>
     </w:p>
-    <w:bookmarkEnd w:id="108"/>
-    <w:bookmarkStart w:id="110" w:name="ref-MharziAlaoui2026algorithm"/>
+    <w:bookmarkEnd w:id="120"/>
+    <w:bookmarkStart w:id="122" w:name="ref-MharziAlaoui2026algorithm"/>
     <w:p>
       <w:pPr>
         <w:pStyle w:val="Bibliography"/>
@@ -9562,7 +11262,7 @@
       <w:r>
         <w:t xml:space="preserve"> </w:t>
       </w:r>
-      <w:hyperlink r:id="rId109">
+      <w:hyperlink r:id="rId121">
         <w:r>
           <w:rPr>
             <w:rStyle w:val="Hyperlink"/>
@@ -9571,19 +11271,40 @@
         </w:r>
       </w:hyperlink>
     </w:p>
-    <w:bookmarkEnd w:id="110"/>
-    <w:bookmarkStart w:id="112" w:name="ref-Pan2025spatiotemporal"/>
+    <w:bookmarkEnd w:id="122"/>
+    <w:bookmarkStart w:id="124" w:name="ref-Mazari2016pavement"/>
     <w:p>
       <w:pPr>
         <w:pStyle w:val="Bibliography"/>
       </w:pPr>
       <w:r>
+        <w:t xml:space="preserve">Mazari, M., Rodriguez, D.D., 2016. Prediction of pavement roughness using a hybrid gene expression programming-neural network technique. J. Traffic Transp. Eng. (Engl. Ed.).</w:t>
+      </w:r>
+      <w:r>
+        <w:t xml:space="preserve"> </w:t>
+      </w:r>
+      <w:hyperlink r:id="rId123">
+        <w:r>
+          <w:rPr>
+            <w:rStyle w:val="Hyperlink"/>
+          </w:rPr>
+          <w:t xml:space="preserve">https://doi.org/10.1016/j.jtte.2016.09.007</w:t>
+        </w:r>
+      </w:hyperlink>
+    </w:p>
+    <w:bookmarkEnd w:id="124"/>
+    <w:bookmarkStart w:id="126" w:name="ref-Pan2025spatiotemporal"/>
+    <w:p>
+      <w:pPr>
+        <w:pStyle w:val="Bibliography"/>
+      </w:pPr>
+      <w:r>
         <w:t xml:space="preserve">Pan, N., Du, Y., Parlikad, A.K., 2025. A spatiotemporal prediction method for the evolution of pavement distress in road networks. Comput.-Aided Civ. Infrastruct. Eng.</w:t>
       </w:r>
       <w:r>
         <w:t xml:space="preserve"> </w:t>
       </w:r>
-      <w:hyperlink r:id="rId111">
+      <w:hyperlink r:id="rId125">
         <w:r>
           <w:rPr>
             <w:rStyle w:val="Hyperlink"/>
@@ -9592,8 +11313,8 @@
         </w:r>
       </w:hyperlink>
     </w:p>
-    <w:bookmarkEnd w:id="112"/>
-    <w:bookmarkStart w:id="114" w:name="ref-Pasupunuri2024roughness"/>
+    <w:bookmarkEnd w:id="126"/>
+    <w:bookmarkStart w:id="128" w:name="ref-Pasupunuri2024roughness"/>
     <w:p>
       <w:pPr>
         <w:pStyle w:val="Bibliography"/>
@@ -9604,7 +11325,7 @@
       <w:r>
         <w:t xml:space="preserve"> </w:t>
       </w:r>
-      <w:hyperlink r:id="rId113">
+      <w:hyperlink r:id="rId127">
         <w:r>
           <w:rPr>
             <w:rStyle w:val="Hyperlink"/>
@@ -9613,13 +11334,37 @@
         </w:r>
       </w:hyperlink>
     </w:p>
-    <w:bookmarkEnd w:id="114"/>
-    <w:bookmarkStart w:id="116" w:name="ref-Sun2023automatic"/>
+    <w:bookmarkEnd w:id="128"/>
+    <w:bookmarkStart w:id="130" w:name="ref-Sandamal2023pavement"/>
     <w:p>
       <w:pPr>
         <w:pStyle w:val="Bibliography"/>
       </w:pPr>
       <w:r>
+        <w:t xml:space="preserve">Sandamal, K., Shashiprabha, S., Muttil, N., others</w:t>
+      </w:r>
+      <w:r>
+        <w:t xml:space="preserve">, 2023. Pavement roughness prediction using explainable and supervised machine learning technique for long-term performance. Sustainability.</w:t>
+      </w:r>
+      <w:r>
+        <w:t xml:space="preserve"> </w:t>
+      </w:r>
+      <w:hyperlink r:id="rId129">
+        <w:r>
+          <w:rPr>
+            <w:rStyle w:val="Hyperlink"/>
+          </w:rPr>
+          <w:t xml:space="preserve">https://doi.org/10.3390/su15129617</w:t>
+        </w:r>
+      </w:hyperlink>
+    </w:p>
+    <w:bookmarkEnd w:id="130"/>
+    <w:bookmarkStart w:id="132" w:name="ref-Sun2023automatic"/>
+    <w:p>
+      <w:pPr>
+        <w:pStyle w:val="Bibliography"/>
+      </w:pPr>
+      <w:r>
         <w:t xml:space="preserve">Sun, Z., Zhai, J., Pei, L., others</w:t>
       </w:r>
       <w:r>
@@ -9628,7 +11373,7 @@
       <w:r>
         <w:t xml:space="preserve"> </w:t>
       </w:r>
-      <w:hyperlink r:id="rId115">
+      <w:hyperlink r:id="rId131">
         <w:r>
           <w:rPr>
             <w:rStyle w:val="Hyperlink"/>
@@ -9637,8 +11382,8 @@
         </w:r>
       </w:hyperlink>
     </w:p>
-    <w:bookmarkEnd w:id="116"/>
-    <w:bookmarkStart w:id="118" w:name="ref-Wang2023developing"/>
+    <w:bookmarkEnd w:id="132"/>
+    <w:bookmarkStart w:id="134" w:name="ref-Wang2023developing"/>
     <w:p>
       <w:pPr>
         <w:pStyle w:val="Bibliography"/>
@@ -9649,7 +11394,7 @@
       <w:r>
         <w:t xml:space="preserve"> </w:t>
       </w:r>
-      <w:hyperlink r:id="rId117">
+      <w:hyperlink r:id="rId133">
         <w:r>
           <w:rPr>
             <w:rStyle w:val="Hyperlink"/>
@@ -9658,8 +11403,8 @@
         </w:r>
       </w:hyperlink>
     </w:p>
-    <w:bookmarkEnd w:id="118"/>
-    <w:bookmarkStart w:id="120" w:name="ref-Xiao2023optimizing"/>
+    <w:bookmarkEnd w:id="134"/>
+    <w:bookmarkStart w:id="136" w:name="ref-Xiao2023optimizing"/>
     <w:p>
       <w:pPr>
         <w:pStyle w:val="Bibliography"/>
@@ -9670,7 +11415,7 @@
       <w:r>
         <w:t xml:space="preserve"> </w:t>
       </w:r>
-      <w:hyperlink r:id="rId119">
+      <w:hyperlink r:id="rId135">
         <w:r>
           <w:rPr>
             <w:rStyle w:val="Hyperlink"/>
@@ -9679,8 +11424,8 @@
         </w:r>
       </w:hyperlink>
     </w:p>
-    <w:bookmarkEnd w:id="120"/>
-    <w:bookmarkStart w:id="122" w:name="ref-Yang2021research"/>
+    <w:bookmarkEnd w:id="136"/>
+    <w:bookmarkStart w:id="138" w:name="ref-Yang2021research"/>
     <w:p>
       <w:pPr>
         <w:pStyle w:val="Bibliography"/>
@@ -9694,7 +11439,7 @@
       <w:r>
         <w:t xml:space="preserve"> </w:t>
       </w:r>
-      <w:hyperlink r:id="rId121">
+      <w:hyperlink r:id="rId137">
         <w:r>
           <w:rPr>
             <w:rStyle w:val="Hyperlink"/>
@@ -9703,8 +11448,8 @@
         </w:r>
       </w:hyperlink>
     </w:p>
-    <w:bookmarkEnd w:id="122"/>
-    <w:bookmarkStart w:id="124" w:name="ref-Yao2022large"/>
+    <w:bookmarkEnd w:id="138"/>
+    <w:bookmarkStart w:id="140" w:name="ref-Yao2022large"/>
     <w:p>
       <w:pPr>
         <w:pStyle w:val="Bibliography"/>
@@ -9718,7 +11463,7 @@
       <w:r>
         <w:t xml:space="preserve"> </w:t>
       </w:r>
-      <w:hyperlink r:id="rId123">
+      <w:hyperlink r:id="rId139">
         <w:r>
           <w:rPr>
             <w:rStyle w:val="Hyperlink"/>
@@ -9727,8 +11472,8 @@
         </w:r>
       </w:hyperlink>
     </w:p>
-    <w:bookmarkEnd w:id="124"/>
-    <w:bookmarkStart w:id="126" w:name="ref-Yu2020highway"/>
+    <w:bookmarkEnd w:id="140"/>
+    <w:bookmarkStart w:id="142" w:name="ref-Yu2020highway"/>
     <w:p>
       <w:pPr>
         <w:pStyle w:val="Bibliography"/>
@@ -9742,7 +11487,7 @@
       <w:r>
         <w:t xml:space="preserve"> </w:t>
       </w:r>
-      <w:hyperlink r:id="rId125">
+      <w:hyperlink r:id="rId141">
         <w:r>
           <w:rPr>
             <w:rStyle w:val="Hyperlink"/>
@@ -9751,8 +11496,8 @@
         </w:r>
       </w:hyperlink>
     </w:p>
-    <w:bookmarkEnd w:id="126"/>
-    <w:bookmarkStart w:id="128" w:name="ref-Zeiada2025benchmarking"/>
+    <w:bookmarkEnd w:id="142"/>
+    <w:bookmarkStart w:id="144" w:name="ref-Zeiada2025benchmarking"/>
     <w:p>
       <w:pPr>
         <w:pStyle w:val="Bibliography"/>
@@ -9766,7 +11511,7 @@
       <w:r>
         <w:t xml:space="preserve"> </w:t>
       </w:r>
-      <w:hyperlink r:id="rId127">
+      <w:hyperlink r:id="rId143">
         <w:r>
           <w:rPr>
             <w:rStyle w:val="Hyperlink"/>
@@ -9775,9 +11520,9 @@
         </w:r>
       </w:hyperlink>
     </w:p>
-    <w:bookmarkEnd w:id="128"/>
-    <w:bookmarkEnd w:id="129"/>
-    <w:bookmarkEnd w:id="130"/>
+    <w:bookmarkEnd w:id="144"/>
+    <w:bookmarkEnd w:id="145"/>
+    <w:bookmarkEnd w:id="146"/>
     <w:sectPr/>
   </w:body>
 </w:document>

--- a/output/manuscript.docx
+++ b/output/manuscript.docx
@@ -4001,6 +4001,152 @@
         <w:pStyle w:val="BodyText"/>
       </w:pPr>
       <w:r>
+        <w:t xml:space="preserve">Duan</w:t>
+      </w:r>
+      <w:r>
+        <w:t xml:space="preserve"> </w:t>
+      </w:r>
+      <w:r>
+        <w:t xml:space="preserve">(Duan, 2024)</w:t>
+      </w:r>
+      <w:r>
+        <w:t xml:space="preserve"> </w:t>
+      </w:r>
+      <w:r>
+        <w:t xml:space="preserve">supplies a genuinely mixed case worth reading in full</w:t>
+      </w:r>
+      <w:r>
+        <w:t xml:space="preserve"> </w:t>
+      </w:r>
+      <w:r>
+        <w:t xml:space="preserve">rather than reducing to a single verdict, because full-text verification surfaces</w:t>
+      </w:r>
+      <w:r>
+        <w:t xml:space="preserve"> </w:t>
+      </w:r>
+      <w:r>
+        <w:t xml:space="preserve">both a real strength and a real gap in the same paper. On the positive side, the</w:t>
+      </w:r>
+      <w:r>
+        <w:t xml:space="preserve"> </w:t>
+      </w:r>
+      <w:r>
+        <w:t xml:space="preserve">metaheuristic-tuned BKA-XGBoost model (H1) reports its own search budget</w:t>
+      </w:r>
+      <w:r>
+        <w:t xml:space="preserve"> </w:t>
+      </w:r>
+      <w:r>
+        <w:t xml:space="preserve">explicitly (population 10, 20 iterations) and, unusually for this corpus, checks</w:t>
+      </w:r>
+      <w:r>
+        <w:t xml:space="preserve"> </w:t>
+      </w:r>
+      <w:r>
+        <w:t xml:space="preserve">its own reliability by reassembling the dataset ten times and reporting</w:t>
+      </w:r>
+      <w:r>
+        <w:t xml:space="preserve"> </w:t>
+      </w:r>
+      <w:r>
+        <w:t xml:space="preserve">performance across all ten combinations rather than a single best run — exactly</w:t>
+      </w:r>
+      <w:r>
+        <w:t xml:space="preserve"> </w:t>
+      </w:r>
+      <w:r>
+        <w:t xml:space="preserve">the repeated-run practice PAVE-ML item 12c asks for. The paper also states</w:t>
+      </w:r>
+      <w:r>
+        <w:t xml:space="preserve"> </w:t>
+      </w:r>
+      <w:r>
+        <w:t xml:space="preserve">outright, discussing four comparator models drawn from the literature, that</w:t>
+      </w:r>
+      <w:r>
+        <w:t xml:space="preserve"> </w:t>
+      </w:r>
+      <w:r>
+        <w:t xml:space="preserve">“direct performance comparisons are unconvincing”</w:t>
+      </w:r>
+      <w:r>
+        <w:t xml:space="preserve"> </w:t>
+      </w:r>
+      <w:r>
+        <w:t xml:space="preserve">because those models were</w:t>
+      </w:r>
+      <w:r>
+        <w:t xml:space="preserve"> </w:t>
+      </w:r>
+      <w:r>
+        <w:t xml:space="preserve">fitted on different datasets — an author-acknowledged version of the</w:t>
+      </w:r>
+      <w:r>
+        <w:t xml:space="preserve"> </w:t>
+      </w:r>
+      <w:r>
+        <w:t xml:space="preserve">cross-study comparability problem this review is built around, and one of the</w:t>
+      </w:r>
+      <w:r>
+        <w:t xml:space="preserve"> </w:t>
+      </w:r>
+      <w:r>
+        <w:t xml:space="preserve">only such acknowledgements found in the corpus so far. On the other side of the</w:t>
+      </w:r>
+      <w:r>
+        <w:t xml:space="preserve"> </w:t>
+      </w:r>
+      <w:r>
+        <w:t xml:space="preserve">same paper: the nine within-paper comparator models are given listed parameter</w:t>
+      </w:r>
+      <w:r>
+        <w:t xml:space="preserve"> </w:t>
+      </w:r>
+      <w:r>
+        <w:t xml:space="preserve">settings but no stated search budget, so whether they received tuning effort</w:t>
+      </w:r>
+      <w:r>
+        <w:t xml:space="preserve"> </w:t>
+      </w:r>
+      <w:r>
+        <w:t xml:space="preserve">comparable to BKA-XGBoost’s own cannot be confirmed from the text — and no</w:t>
+      </w:r>
+      <w:r>
+        <w:t xml:space="preserve"> </w:t>
+      </w:r>
+      <w:r>
+        <w:t xml:space="preserve">mechanistic resistance-modulus model is included as a comparator, so</w:t>
+      </w:r>
+      <w:r>
+        <w:t xml:space="preserve"> </w:t>
+      </w:r>
+      <w:r>
+        <w:t xml:space="preserve">baseline_strength codes moderate rather than strong despite the nine-model</w:t>
+      </w:r>
+      <w:r>
+        <w:t xml:space="preserve"> </w:t>
+      </w:r>
+      <w:r>
+        <w:t xml:space="preserve">comparison looking exhaustive at a glance. The lesson is the same one §11 draws</w:t>
+      </w:r>
+      <w:r>
+        <w:t xml:space="preserve"> </w:t>
+      </w:r>
+      <w:r>
+        <w:t xml:space="preserve">more generally: a paper can do real, citable work toward some PAVE-ML items while</w:t>
+      </w:r>
+      <w:r>
+        <w:t xml:space="preserve"> </w:t>
+      </w:r>
+      <w:r>
+        <w:t xml:space="preserve">leaving others exactly as unaddressed as the rest of the field.</w:t>
+      </w:r>
+    </w:p>
+    <w:p>
+      <w:pPr>
+        <w:pStyle w:val="BodyText"/>
+      </w:pPr>
+      <w:r>
         <w:t xml:space="preserve">On the symbolic side, Ghanizadeh et al.</w:t>
       </w:r>
       <w:r>
@@ -10527,7 +10673,7 @@
       </w:r>
     </w:p>
     <w:bookmarkEnd w:id="56"/>
-    <w:bookmarkStart w:id="146" w:name="references"/>
+    <w:bookmarkStart w:id="148" w:name="references"/>
     <w:p>
       <w:pPr>
         <w:pStyle w:val="Heading1"/>
@@ -10536,7 +10682,7 @@
         <w:t xml:space="preserve">References</w:t>
       </w:r>
     </w:p>
-    <w:bookmarkStart w:id="145" w:name="refs"/>
+    <w:bookmarkStart w:id="147" w:name="refs"/>
     <w:bookmarkStart w:id="58" w:name="ref-Alhussan2022pothole"/>
     <w:p>
       <w:pPr>
@@ -10816,12 +10962,33 @@
       </w:hyperlink>
     </w:p>
     <w:bookmarkEnd w:id="82"/>
-    <w:bookmarkStart w:id="84" w:name="ref-Elbagalati2017neural"/>
+    <w:bookmarkStart w:id="84" w:name="ref-Duan2024resilient"/>
     <w:p>
       <w:pPr>
         <w:pStyle w:val="Bibliography"/>
       </w:pPr>
       <w:r>
+        <w:t xml:space="preserve">Duan, X., 2024. Assessment of resilient modulus of soil using hybrid extreme gradient boosting models. Scientific Reports.</w:t>
+      </w:r>
+      <w:r>
+        <w:t xml:space="preserve"> </w:t>
+      </w:r>
+      <w:hyperlink r:id="rId83">
+        <w:r>
+          <w:rPr>
+            <w:rStyle w:val="Hyperlink"/>
+          </w:rPr>
+          <w:t xml:space="preserve">https://doi.org/10.1038/s41598-024-81311-3</w:t>
+        </w:r>
+      </w:hyperlink>
+    </w:p>
+    <w:bookmarkEnd w:id="84"/>
+    <w:bookmarkStart w:id="86" w:name="ref-Elbagalati2017neural"/>
+    <w:p>
+      <w:pPr>
+        <w:pStyle w:val="Bibliography"/>
+      </w:pPr>
+      <w:r>
         <w:t xml:space="preserve">Elbagalati, O., Elseifi, M.A., Gaspard, K., others</w:t>
       </w:r>
       <w:r>
@@ -10830,7 +10997,7 @@
       <w:r>
         <w:t xml:space="preserve"> </w:t>
       </w:r>
-      <w:hyperlink r:id="rId83">
+      <w:hyperlink r:id="rId85">
         <w:r>
           <w:rPr>
             <w:rStyle w:val="Hyperlink"/>
@@ -10839,8 +11006,8 @@
         </w:r>
       </w:hyperlink>
     </w:p>
-    <w:bookmarkEnd w:id="84"/>
-    <w:bookmarkStart w:id="86" w:name="ref-Elhariri2020filter"/>
+    <w:bookmarkEnd w:id="86"/>
+    <w:bookmarkStart w:id="88" w:name="ref-Elhariri2020filter"/>
     <w:p>
       <w:pPr>
         <w:pStyle w:val="Bibliography"/>
@@ -10851,7 +11018,7 @@
       <w:r>
         <w:t xml:space="preserve"> </w:t>
       </w:r>
-      <w:hyperlink r:id="rId85">
+      <w:hyperlink r:id="rId87">
         <w:r>
           <w:rPr>
             <w:rStyle w:val="Hyperlink"/>
@@ -10860,8 +11027,8 @@
         </w:r>
       </w:hyperlink>
     </w:p>
-    <w:bookmarkEnd w:id="86"/>
-    <w:bookmarkStart w:id="88" w:name="ref-Georgouli2026impact"/>
+    <w:bookmarkEnd w:id="88"/>
+    <w:bookmarkStart w:id="90" w:name="ref-Georgouli2026impact"/>
     <w:p>
       <w:pPr>
         <w:pStyle w:val="Bibliography"/>
@@ -10872,7 +11039,7 @@
       <w:r>
         <w:t xml:space="preserve"> </w:t>
       </w:r>
-      <w:hyperlink r:id="rId87">
+      <w:hyperlink r:id="rId89">
         <w:r>
           <w:rPr>
             <w:rStyle w:val="Hyperlink"/>
@@ -10881,8 +11048,8 @@
         </w:r>
       </w:hyperlink>
     </w:p>
-    <w:bookmarkEnd w:id="88"/>
-    <w:bookmarkStart w:id="90" w:name="ref-Ghanizadeh2023soft"/>
+    <w:bookmarkEnd w:id="90"/>
+    <w:bookmarkStart w:id="92" w:name="ref-Ghanizadeh2023soft"/>
     <w:p>
       <w:pPr>
         <w:pStyle w:val="Bibliography"/>
@@ -10896,7 +11063,7 @@
       <w:r>
         <w:t xml:space="preserve"> </w:t>
       </w:r>
-      <w:hyperlink r:id="rId89">
+      <w:hyperlink r:id="rId91">
         <w:r>
           <w:rPr>
             <w:rStyle w:val="Hyperlink"/>
@@ -10905,8 +11072,8 @@
         </w:r>
       </w:hyperlink>
     </w:p>
-    <w:bookmarkEnd w:id="90"/>
-    <w:bookmarkStart w:id="92" w:name="ref-Ghanizadeh2020neural"/>
+    <w:bookmarkEnd w:id="92"/>
+    <w:bookmarkStart w:id="94" w:name="ref-Ghanizadeh2020neural"/>
     <w:p>
       <w:pPr>
         <w:pStyle w:val="Bibliography"/>
@@ -10917,7 +11084,7 @@
       <w:r>
         <w:t xml:space="preserve"> </w:t>
       </w:r>
-      <w:hyperlink r:id="rId91">
+      <w:hyperlink r:id="rId93">
         <w:r>
           <w:rPr>
             <w:rStyle w:val="Hyperlink"/>
@@ -10926,8 +11093,8 @@
         </w:r>
       </w:hyperlink>
     </w:p>
-    <w:bookmarkEnd w:id="92"/>
-    <w:bookmarkStart w:id="94" w:name="ref-Ghanizadeh2025metabackcal"/>
+    <w:bookmarkEnd w:id="94"/>
+    <w:bookmarkStart w:id="96" w:name="ref-Ghanizadeh2025metabackcal"/>
     <w:p>
       <w:pPr>
         <w:pStyle w:val="Bibliography"/>
@@ -10938,7 +11105,7 @@
       <w:r>
         <w:t xml:space="preserve"> </w:t>
       </w:r>
-      <w:hyperlink r:id="rId93">
+      <w:hyperlink r:id="rId95">
         <w:r>
           <w:rPr>
             <w:rStyle w:val="Hyperlink"/>
@@ -10947,8 +11114,8 @@
         </w:r>
       </w:hyperlink>
     </w:p>
-    <w:bookmarkEnd w:id="94"/>
-    <w:bookmarkStart w:id="96" w:name="ref-Ghanizadeh2024formulation"/>
+    <w:bookmarkEnd w:id="96"/>
+    <w:bookmarkStart w:id="98" w:name="ref-Ghanizadeh2024formulation"/>
     <w:p>
       <w:pPr>
         <w:pStyle w:val="Bibliography"/>
@@ -10962,7 +11129,7 @@
       <w:r>
         <w:t xml:space="preserve"> </w:t>
       </w:r>
-      <w:hyperlink r:id="rId95">
+      <w:hyperlink r:id="rId97">
         <w:r>
           <w:rPr>
             <w:rStyle w:val="Hyperlink"/>
@@ -10971,8 +11138,8 @@
         </w:r>
       </w:hyperlink>
     </w:p>
-    <w:bookmarkEnd w:id="96"/>
-    <w:bookmarkStart w:id="98" w:name="ref-Ghorbani2020genetic"/>
+    <w:bookmarkEnd w:id="98"/>
+    <w:bookmarkStart w:id="100" w:name="ref-Ghorbani2020genetic"/>
     <w:p>
       <w:pPr>
         <w:pStyle w:val="Bibliography"/>
@@ -10986,7 +11153,7 @@
       <w:r>
         <w:t xml:space="preserve"> </w:t>
       </w:r>
-      <w:hyperlink r:id="rId97">
+      <w:hyperlink r:id="rId99">
         <w:r>
           <w:rPr>
             <w:rStyle w:val="Hyperlink"/>
@@ -10995,8 +11162,8 @@
         </w:r>
       </w:hyperlink>
     </w:p>
-    <w:bookmarkEnd w:id="98"/>
-    <w:bookmarkStart w:id="100" w:name="ref-Gopalakrishnan2018learning"/>
+    <w:bookmarkEnd w:id="100"/>
+    <w:bookmarkStart w:id="102" w:name="ref-Gopalakrishnan2018learning"/>
     <w:p>
       <w:pPr>
         <w:pStyle w:val="Bibliography"/>
@@ -11007,7 +11174,7 @@
       <w:r>
         <w:t xml:space="preserve"> </w:t>
       </w:r>
-      <w:hyperlink r:id="rId99">
+      <w:hyperlink r:id="rId101">
         <w:r>
           <w:rPr>
             <w:rStyle w:val="Hyperlink"/>
@@ -11016,8 +11183,8 @@
         </w:r>
       </w:hyperlink>
     </w:p>
-    <w:bookmarkEnd w:id="100"/>
-    <w:bookmarkStart w:id="102" w:name="ref-Guo2025learning"/>
+    <w:bookmarkEnd w:id="102"/>
+    <w:bookmarkStart w:id="104" w:name="ref-Guo2025learning"/>
     <w:p>
       <w:pPr>
         <w:pStyle w:val="Bibliography"/>
@@ -11031,7 +11198,7 @@
       <w:r>
         <w:t xml:space="preserve"> </w:t>
       </w:r>
-      <w:hyperlink r:id="rId101">
+      <w:hyperlink r:id="rId103">
         <w:r>
           <w:rPr>
             <w:rStyle w:val="Hyperlink"/>
@@ -11040,8 +11207,8 @@
         </w:r>
       </w:hyperlink>
     </w:p>
-    <w:bookmarkEnd w:id="102"/>
-    <w:bookmarkStart w:id="104" w:name="ref-Hanandeh2022introducing"/>
+    <w:bookmarkEnd w:id="104"/>
+    <w:bookmarkStart w:id="106" w:name="ref-Hanandeh2022introducing"/>
     <w:p>
       <w:pPr>
         <w:pStyle w:val="Bibliography"/>
@@ -11052,7 +11219,7 @@
       <w:r>
         <w:t xml:space="preserve"> </w:t>
       </w:r>
-      <w:hyperlink r:id="rId103">
+      <w:hyperlink r:id="rId105">
         <w:r>
           <w:rPr>
             <w:rStyle w:val="Hyperlink"/>
@@ -11061,8 +11228,8 @@
         </w:r>
       </w:hyperlink>
     </w:p>
-    <w:bookmarkEnd w:id="104"/>
-    <w:bookmarkStart w:id="106" w:name="ref-Hosseini2021accuracy"/>
+    <w:bookmarkEnd w:id="106"/>
+    <w:bookmarkStart w:id="108" w:name="ref-Hosseini2021accuracy"/>
     <w:p>
       <w:pPr>
         <w:pStyle w:val="Bibliography"/>
@@ -11073,7 +11240,7 @@
       <w:r>
         <w:t xml:space="preserve"> </w:t>
       </w:r>
-      <w:hyperlink r:id="rId105">
+      <w:hyperlink r:id="rId107">
         <w:r>
           <w:rPr>
             <w:rStyle w:val="Hyperlink"/>
@@ -11082,8 +11249,8 @@
         </w:r>
       </w:hyperlink>
     </w:p>
-    <w:bookmarkEnd w:id="106"/>
-    <w:bookmarkStart w:id="108" w:name="ref-Hou2020state"/>
+    <w:bookmarkEnd w:id="108"/>
+    <w:bookmarkStart w:id="110" w:name="ref-Hou2020state"/>
     <w:p>
       <w:pPr>
         <w:pStyle w:val="Bibliography"/>
@@ -11097,7 +11264,7 @@
       <w:r>
         <w:t xml:space="preserve"> </w:t>
       </w:r>
-      <w:hyperlink r:id="rId107">
+      <w:hyperlink r:id="rId109">
         <w:r>
           <w:rPr>
             <w:rStyle w:val="Hyperlink"/>
@@ -11106,8 +11273,8 @@
         </w:r>
       </w:hyperlink>
     </w:p>
-    <w:bookmarkEnd w:id="108"/>
-    <w:bookmarkStart w:id="110" w:name="ref-Huang2025rheological"/>
+    <w:bookmarkEnd w:id="110"/>
+    <w:bookmarkStart w:id="112" w:name="ref-Huang2025rheological"/>
     <w:p>
       <w:pPr>
         <w:pStyle w:val="Bibliography"/>
@@ -11121,7 +11288,7 @@
       <w:r>
         <w:t xml:space="preserve"> </w:t>
       </w:r>
-      <w:hyperlink r:id="rId109">
+      <w:hyperlink r:id="rId111">
         <w:r>
           <w:rPr>
             <w:rStyle w:val="Hyperlink"/>
@@ -11130,8 +11297,8 @@
         </w:r>
       </w:hyperlink>
     </w:p>
-    <w:bookmarkEnd w:id="110"/>
-    <w:bookmarkStart w:id="112" w:name="ref-Jalal2023indirect"/>
+    <w:bookmarkEnd w:id="112"/>
+    <w:bookmarkStart w:id="114" w:name="ref-Jalal2023indirect"/>
     <w:p>
       <w:pPr>
         <w:pStyle w:val="Bibliography"/>
@@ -11145,7 +11312,7 @@
       <w:r>
         <w:t xml:space="preserve"> </w:t>
       </w:r>
-      <w:hyperlink r:id="rId111">
+      <w:hyperlink r:id="rId113">
         <w:r>
           <w:rPr>
             <w:rStyle w:val="Hyperlink"/>
@@ -11154,8 +11321,8 @@
         </w:r>
       </w:hyperlink>
     </w:p>
-    <w:bookmarkEnd w:id="112"/>
-    <w:bookmarkStart w:id="114" w:name="ref-Jalal2024swarm"/>
+    <w:bookmarkEnd w:id="114"/>
+    <w:bookmarkStart w:id="116" w:name="ref-Jalal2024swarm"/>
     <w:p>
       <w:pPr>
         <w:pStyle w:val="Bibliography"/>
@@ -11169,7 +11336,7 @@
       <w:r>
         <w:t xml:space="preserve"> </w:t>
       </w:r>
-      <w:hyperlink r:id="rId113">
+      <w:hyperlink r:id="rId115">
         <w:r>
           <w:rPr>
             <w:rStyle w:val="Hyperlink"/>
@@ -11178,8 +11345,8 @@
         </w:r>
       </w:hyperlink>
     </w:p>
-    <w:bookmarkEnd w:id="114"/>
-    <w:bookmarkStart w:id="116" w:name="ref-Jweihan2026trustworthy"/>
+    <w:bookmarkEnd w:id="116"/>
+    <w:bookmarkStart w:id="118" w:name="ref-Jweihan2026trustworthy"/>
     <w:p>
       <w:pPr>
         <w:pStyle w:val="Bibliography"/>
@@ -11190,7 +11357,7 @@
       <w:r>
         <w:t xml:space="preserve"> </w:t>
       </w:r>
-      <w:hyperlink r:id="rId115">
+      <w:hyperlink r:id="rId117">
         <w:r>
           <w:rPr>
             <w:rStyle w:val="Hyperlink"/>
@@ -11199,8 +11366,8 @@
         </w:r>
       </w:hyperlink>
     </w:p>
-    <w:bookmarkEnd w:id="116"/>
-    <w:bookmarkStart w:id="118" w:name="ref-Kaloop2019particle"/>
+    <w:bookmarkEnd w:id="118"/>
+    <w:bookmarkStart w:id="120" w:name="ref-Kaloop2019particle"/>
     <w:p>
       <w:pPr>
         <w:pStyle w:val="Bibliography"/>
@@ -11214,7 +11381,7 @@
       <w:r>
         <w:t xml:space="preserve"> </w:t>
       </w:r>
-      <w:hyperlink r:id="rId117">
+      <w:hyperlink r:id="rId119">
         <w:r>
           <w:rPr>
             <w:rStyle w:val="Hyperlink"/>
@@ -11223,8 +11390,8 @@
         </w:r>
       </w:hyperlink>
     </w:p>
-    <w:bookmarkEnd w:id="118"/>
-    <w:bookmarkStart w:id="120" w:name="ref-Latifi2021reinforcement"/>
+    <w:bookmarkEnd w:id="120"/>
+    <w:bookmarkStart w:id="122" w:name="ref-Latifi2021reinforcement"/>
     <w:p>
       <w:pPr>
         <w:pStyle w:val="Bibliography"/>
@@ -11238,7 +11405,7 @@
       <w:r>
         <w:t xml:space="preserve"> </w:t>
       </w:r>
-      <w:hyperlink r:id="rId119">
+      <w:hyperlink r:id="rId121">
         <w:r>
           <w:rPr>
             <w:rStyle w:val="Hyperlink"/>
@@ -11247,8 +11414,8 @@
         </w:r>
       </w:hyperlink>
     </w:p>
-    <w:bookmarkEnd w:id="120"/>
-    <w:bookmarkStart w:id="122" w:name="ref-MharziAlaoui2026algorithm"/>
+    <w:bookmarkEnd w:id="122"/>
+    <w:bookmarkStart w:id="124" w:name="ref-MharziAlaoui2026algorithm"/>
     <w:p>
       <w:pPr>
         <w:pStyle w:val="Bibliography"/>
@@ -11262,7 +11429,7 @@
       <w:r>
         <w:t xml:space="preserve"> </w:t>
       </w:r>
-      <w:hyperlink r:id="rId121">
+      <w:hyperlink r:id="rId123">
         <w:r>
           <w:rPr>
             <w:rStyle w:val="Hyperlink"/>
@@ -11271,8 +11438,8 @@
         </w:r>
       </w:hyperlink>
     </w:p>
-    <w:bookmarkEnd w:id="122"/>
-    <w:bookmarkStart w:id="124" w:name="ref-Mazari2016pavement"/>
+    <w:bookmarkEnd w:id="124"/>
+    <w:bookmarkStart w:id="126" w:name="ref-Mazari2016pavement"/>
     <w:p>
       <w:pPr>
         <w:pStyle w:val="Bibliography"/>
@@ -11283,7 +11450,7 @@
       <w:r>
         <w:t xml:space="preserve"> </w:t>
       </w:r>
-      <w:hyperlink r:id="rId123">
+      <w:hyperlink r:id="rId125">
         <w:r>
           <w:rPr>
             <w:rStyle w:val="Hyperlink"/>
@@ -11292,8 +11459,8 @@
         </w:r>
       </w:hyperlink>
     </w:p>
-    <w:bookmarkEnd w:id="124"/>
-    <w:bookmarkStart w:id="126" w:name="ref-Pan2025spatiotemporal"/>
+    <w:bookmarkEnd w:id="126"/>
+    <w:bookmarkStart w:id="128" w:name="ref-Pan2025spatiotemporal"/>
     <w:p>
       <w:pPr>
         <w:pStyle w:val="Bibliography"/>
@@ -11304,7 +11471,7 @@
       <w:r>
         <w:t xml:space="preserve"> </w:t>
       </w:r>
-      <w:hyperlink r:id="rId125">
+      <w:hyperlink r:id="rId127">
         <w:r>
           <w:rPr>
             <w:rStyle w:val="Hyperlink"/>
@@ -11313,8 +11480,8 @@
         </w:r>
       </w:hyperlink>
     </w:p>
-    <w:bookmarkEnd w:id="126"/>
-    <w:bookmarkStart w:id="128" w:name="ref-Pasupunuri2024roughness"/>
+    <w:bookmarkEnd w:id="128"/>
+    <w:bookmarkStart w:id="130" w:name="ref-Pasupunuri2024roughness"/>
     <w:p>
       <w:pPr>
         <w:pStyle w:val="Bibliography"/>
@@ -11325,7 +11492,7 @@
       <w:r>
         <w:t xml:space="preserve"> </w:t>
       </w:r>
-      <w:hyperlink r:id="rId127">
+      <w:hyperlink r:id="rId129">
         <w:r>
           <w:rPr>
             <w:rStyle w:val="Hyperlink"/>
@@ -11334,8 +11501,8 @@
         </w:r>
       </w:hyperlink>
     </w:p>
-    <w:bookmarkEnd w:id="128"/>
-    <w:bookmarkStart w:id="130" w:name="ref-Sandamal2023pavement"/>
+    <w:bookmarkEnd w:id="130"/>
+    <w:bookmarkStart w:id="132" w:name="ref-Sandamal2023pavement"/>
     <w:p>
       <w:pPr>
         <w:pStyle w:val="Bibliography"/>
@@ -11349,7 +11516,7 @@
       <w:r>
         <w:t xml:space="preserve"> </w:t>
       </w:r>
-      <w:hyperlink r:id="rId129">
+      <w:hyperlink r:id="rId131">
         <w:r>
           <w:rPr>
             <w:rStyle w:val="Hyperlink"/>
@@ -11358,8 +11525,8 @@
         </w:r>
       </w:hyperlink>
     </w:p>
-    <w:bookmarkEnd w:id="130"/>
-    <w:bookmarkStart w:id="132" w:name="ref-Sun2023automatic"/>
+    <w:bookmarkEnd w:id="132"/>
+    <w:bookmarkStart w:id="134" w:name="ref-Sun2023automatic"/>
     <w:p>
       <w:pPr>
         <w:pStyle w:val="Bibliography"/>
@@ -11373,7 +11540,7 @@
       <w:r>
         <w:t xml:space="preserve"> </w:t>
       </w:r>
-      <w:hyperlink r:id="rId131">
+      <w:hyperlink r:id="rId133">
         <w:r>
           <w:rPr>
             <w:rStyle w:val="Hyperlink"/>
@@ -11382,8 +11549,8 @@
         </w:r>
       </w:hyperlink>
     </w:p>
-    <w:bookmarkEnd w:id="132"/>
-    <w:bookmarkStart w:id="134" w:name="ref-Wang2023developing"/>
+    <w:bookmarkEnd w:id="134"/>
+    <w:bookmarkStart w:id="136" w:name="ref-Wang2023developing"/>
     <w:p>
       <w:pPr>
         <w:pStyle w:val="Bibliography"/>
@@ -11394,7 +11561,7 @@
       <w:r>
         <w:t xml:space="preserve"> </w:t>
       </w:r>
-      <w:hyperlink r:id="rId133">
+      <w:hyperlink r:id="rId135">
         <w:r>
           <w:rPr>
             <w:rStyle w:val="Hyperlink"/>
@@ -11403,8 +11570,8 @@
         </w:r>
       </w:hyperlink>
     </w:p>
-    <w:bookmarkEnd w:id="134"/>
-    <w:bookmarkStart w:id="136" w:name="ref-Xiao2023optimizing"/>
+    <w:bookmarkEnd w:id="136"/>
+    <w:bookmarkStart w:id="138" w:name="ref-Xiao2023optimizing"/>
     <w:p>
       <w:pPr>
         <w:pStyle w:val="Bibliography"/>
@@ -11415,7 +11582,7 @@
       <w:r>
         <w:t xml:space="preserve"> </w:t>
       </w:r>
-      <w:hyperlink r:id="rId135">
+      <w:hyperlink r:id="rId137">
         <w:r>
           <w:rPr>
             <w:rStyle w:val="Hyperlink"/>
@@ -11424,8 +11591,8 @@
         </w:r>
       </w:hyperlink>
     </w:p>
-    <w:bookmarkEnd w:id="136"/>
-    <w:bookmarkStart w:id="138" w:name="ref-Yang2021research"/>
+    <w:bookmarkEnd w:id="138"/>
+    <w:bookmarkStart w:id="140" w:name="ref-Yang2021research"/>
     <w:p>
       <w:pPr>
         <w:pStyle w:val="Bibliography"/>
@@ -11439,7 +11606,7 @@
       <w:r>
         <w:t xml:space="preserve"> </w:t>
       </w:r>
-      <w:hyperlink r:id="rId137">
+      <w:hyperlink r:id="rId139">
         <w:r>
           <w:rPr>
             <w:rStyle w:val="Hyperlink"/>
@@ -11448,8 +11615,8 @@
         </w:r>
       </w:hyperlink>
     </w:p>
-    <w:bookmarkEnd w:id="138"/>
-    <w:bookmarkStart w:id="140" w:name="ref-Yao2022large"/>
+    <w:bookmarkEnd w:id="140"/>
+    <w:bookmarkStart w:id="142" w:name="ref-Yao2022large"/>
     <w:p>
       <w:pPr>
         <w:pStyle w:val="Bibliography"/>
@@ -11463,7 +11630,7 @@
       <w:r>
         <w:t xml:space="preserve"> </w:t>
       </w:r>
-      <w:hyperlink r:id="rId139">
+      <w:hyperlink r:id="rId141">
         <w:r>
           <w:rPr>
             <w:rStyle w:val="Hyperlink"/>
@@ -11472,8 +11639,8 @@
         </w:r>
       </w:hyperlink>
     </w:p>
-    <w:bookmarkEnd w:id="140"/>
-    <w:bookmarkStart w:id="142" w:name="ref-Yu2020highway"/>
+    <w:bookmarkEnd w:id="142"/>
+    <w:bookmarkStart w:id="144" w:name="ref-Yu2020highway"/>
     <w:p>
       <w:pPr>
         <w:pStyle w:val="Bibliography"/>
@@ -11487,7 +11654,7 @@
       <w:r>
         <w:t xml:space="preserve"> </w:t>
       </w:r>
-      <w:hyperlink r:id="rId141">
+      <w:hyperlink r:id="rId143">
         <w:r>
           <w:rPr>
             <w:rStyle w:val="Hyperlink"/>
@@ -11496,8 +11663,8 @@
         </w:r>
       </w:hyperlink>
     </w:p>
-    <w:bookmarkEnd w:id="142"/>
-    <w:bookmarkStart w:id="144" w:name="ref-Zeiada2025benchmarking"/>
+    <w:bookmarkEnd w:id="144"/>
+    <w:bookmarkStart w:id="146" w:name="ref-Zeiada2025benchmarking"/>
     <w:p>
       <w:pPr>
         <w:pStyle w:val="Bibliography"/>
@@ -11511,7 +11678,7 @@
       <w:r>
         <w:t xml:space="preserve"> </w:t>
       </w:r>
-      <w:hyperlink r:id="rId143">
+      <w:hyperlink r:id="rId145">
         <w:r>
           <w:rPr>
             <w:rStyle w:val="Hyperlink"/>
@@ -11520,9 +11687,9 @@
         </w:r>
       </w:hyperlink>
     </w:p>
-    <w:bookmarkEnd w:id="144"/>
-    <w:bookmarkEnd w:id="145"/>
     <w:bookmarkEnd w:id="146"/>
+    <w:bookmarkEnd w:id="147"/>
+    <w:bookmarkEnd w:id="148"/>
     <w:sectPr/>
   </w:body>
 </w:document>

--- a/output/manuscript.docx
+++ b/output/manuscript.docx
@@ -1309,7 +1309,7 @@
         <w:t xml:space="preserve"> </w:t>
       </w:r>
       <w:r>
-        <w:t xml:space="preserve">15 prior reviews listed in</w:t>
+        <w:t xml:space="preserve">16 prior reviews listed in</w:t>
       </w:r>
       <w:r>
         <w:t xml:space="preserve"> </w:t>
@@ -1984,6 +1984,56 @@
                     <w:jc w:val="center"/>
                   </w:pPr>
                   <w:r>
+                    <w:t xml:space="preserve">Khatti et al.</w:t>
+                  </w:r>
+                </w:p>
+              </w:tc>
+              <w:tc>
+                <w:tcPr/>
+                <w:p>
+                  <w:pPr>
+                    <w:pStyle w:val="Compact"/>
+                    <w:jc w:val="center"/>
+                  </w:pPr>
+                  <w:r>
+                    <w:t xml:space="preserve">2025</w:t>
+                  </w:r>
+                </w:p>
+              </w:tc>
+              <w:tc>
+                <w:tcPr/>
+                <w:p>
+                  <w:pPr>
+                    <w:pStyle w:val="Compact"/>
+                    <w:jc w:val="center"/>
+                  </w:pPr>
+                  <w:r>
+                    <w:t xml:space="preserve">Soils and Rocks</w:t>
+                  </w:r>
+                </w:p>
+              </w:tc>
+              <w:tc>
+                <w:tcPr/>
+                <w:p>
+                  <w:pPr>
+                    <w:pStyle w:val="Compact"/>
+                    <w:jc w:val="center"/>
+                  </w:pPr>
+                  <w:r>
+                    <w:t xml:space="preserve">materials</w:t>
+                  </w:r>
+                </w:p>
+              </w:tc>
+            </w:tr>
+            <w:tr>
+              <w:tc>
+                <w:tcPr/>
+                <w:p>
+                  <w:pPr>
+                    <w:pStyle w:val="Compact"/>
+                    <w:jc w:val="center"/>
+                  </w:pPr>
+                  <w:r>
                     <w:t xml:space="preserve">M’harzi Alaoui et al.</w:t>
                   </w:r>
                 </w:p>
@@ -2635,7 +2685,7 @@
         <w:pStyle w:val="FirstParagraph"/>
       </w:pPr>
       <w:r>
-        <w:t xml:space="preserve">Of the 75 primary studies coded so far,</w:t>
+        <w:t xml:space="preserve">Of the 78 primary studies coded so far,</w:t>
       </w:r>
       <w:r>
         <w:t xml:space="preserve"> </w:t>
@@ -2670,7 +2720,7 @@
         <w:t xml:space="preserve"> </w:t>
       </w:r>
       <w:r>
-        <w:t xml:space="preserve">of 75 — do not qualify as hybrid under the structural test in</w:t>
+        <w:t xml:space="preserve">of 78 — do not qualify as hybrid under the structural test in</w:t>
       </w:r>
       <w:r>
         <w:t xml:space="preserve"> </w:t>
@@ -6671,13 +6721,13 @@
               <w:tblLook w:firstRow="1" w:lastRow="0" w:firstColumn="0" w:lastColumn="0" w:noHBand="0" w:noVBand="0" w:val="0020"/>
             </w:tblPr>
             <w:tblGrid>
-              <w:gridCol w:w="1131"/>
-              <w:gridCol w:w="1131"/>
-              <w:gridCol w:w="1131"/>
-              <w:gridCol w:w="1131"/>
-              <w:gridCol w:w="1131"/>
-              <w:gridCol w:w="1131"/>
-              <w:gridCol w:w="1131"/>
+              <w:gridCol w:w="950"/>
+              <w:gridCol w:w="1584"/>
+              <w:gridCol w:w="950"/>
+              <w:gridCol w:w="1267"/>
+              <w:gridCol w:w="1267"/>
+              <w:gridCol w:w="792"/>
+              <w:gridCol w:w="1108"/>
             </w:tblGrid>
             <w:tr>
               <w:trPr>
@@ -6780,79 +6830,79 @@
                     <w:rPr>
                       <w:rStyle w:val="VerbatimChar"/>
                     </w:rPr>
-                    <w:t xml:space="preserve">10.1038/s41598-022-17429-z</w:t>
-                  </w:r>
-                </w:p>
-              </w:tc>
-              <w:tc>
-                <w:tcPr/>
-                <w:p>
-                  <w:pPr>
-                    <w:pStyle w:val="Compact"/>
-                    <w:jc w:val="center"/>
-                  </w:pPr>
-                  <w:r>
-                    <w:t xml:space="preserve">LSSVM (best single-kernel setting reported) vs. best of 6 swarm-optimised LSSVM variants</w:t>
-                  </w:r>
-                </w:p>
-              </w:tc>
-              <w:tc>
-                <w:tcPr/>
-                <w:p>
-                  <w:pPr>
-                    <w:pStyle w:val="Compact"/>
-                    <w:jc w:val="center"/>
-                  </w:pPr>
-                  <w:r>
-                    <w:t xml:space="preserve">R2 / RMSE (MPa)</w:t>
-                  </w:r>
-                </w:p>
-              </w:tc>
-              <w:tc>
-                <w:tcPr/>
-                <w:p>
-                  <w:pPr>
-                    <w:pStyle w:val="Compact"/>
-                    <w:jc w:val="center"/>
-                  </w:pPr>
-                  <w:r>
-                    <w:t xml:space="preserve">not reported as a standalone tuned baseline</w:t>
-                  </w:r>
-                </w:p>
-              </w:tc>
-              <w:tc>
-                <w:tcPr/>
-                <w:p>
-                  <w:pPr>
-                    <w:pStyle w:val="Compact"/>
-                    <w:jc w:val="center"/>
-                  </w:pPr>
-                  <w:r>
-                    <w:t xml:space="preserve">0.942 / 6.72 (best of six, SOS)</w:t>
-                  </w:r>
-                </w:p>
-              </w:tc>
-              <w:tc>
-                <w:tcPr/>
-                <w:p>
-                  <w:pPr>
-                    <w:pStyle w:val="Compact"/>
-                    <w:jc w:val="center"/>
-                  </w:pPr>
-                  <w:r>
-                    <w:t xml:space="preserve">not computable — no tuned non-hybrid baseline reported</w:t>
-                  </w:r>
-                </w:p>
-              </w:tc>
-              <w:tc>
-                <w:tcPr/>
-                <w:p>
-                  <w:pPr>
-                    <w:pStyle w:val="Compact"/>
-                    <w:jc w:val="center"/>
-                  </w:pPr>
-                  <w:r>
-                    <w:t xml:space="preserve">The paper compares six hybrids to each other, never to a conventionally tuned LSSVM. This is the missing-baseline pattern Section 9 quantifies.</w:t>
+                    <w:t xml:space="preserve">10.3390/​app9153172</w:t>
+                  </w:r>
+                </w:p>
+              </w:tc>
+              <w:tc>
+                <w:tcPr/>
+                <w:p>
+                  <w:pPr>
+                    <w:pStyle w:val="Compact"/>
+                    <w:jc w:val="center"/>
+                  </w:pPr>
+                  <w:r>
+                    <w:t xml:space="preserve">Plain SVM vs. GA-ANFIS vs. PSO-ANFIS, all reported within one paper, 1000-run Monte Carlo</w:t>
+                  </w:r>
+                </w:p>
+              </w:tc>
+              <w:tc>
+                <w:tcPr/>
+                <w:p>
+                  <w:pPr>
+                    <w:pStyle w:val="Compact"/>
+                    <w:jc w:val="center"/>
+                  </w:pPr>
+                  <w:r>
+                    <w:t xml:space="preserve">RMSE / MAE / R (Marshall Stability)</w:t>
+                  </w:r>
+                </w:p>
+              </w:tc>
+              <w:tc>
+                <w:tcPr/>
+                <w:p>
+                  <w:pPr>
+                    <w:pStyle w:val="Compact"/>
+                    <w:jc w:val="center"/>
+                  </w:pPr>
+                  <w:r>
+                    <w:t xml:space="preserve">plain SVM (best of three by converged statistical criteria)</w:t>
+                  </w:r>
+                </w:p>
+              </w:tc>
+              <w:tc>
+                <w:tcPr/>
+                <w:p>
+                  <w:pPr>
+                    <w:pStyle w:val="Compact"/>
+                    <w:jc w:val="center"/>
+                  </w:pPr>
+                  <w:r>
+                    <w:t xml:space="preserve">GA-ANFIS and PSO-ANFIS (both hybrids)</w:t>
+                  </w:r>
+                </w:p>
+              </w:tc>
+              <w:tc>
+                <w:tcPr/>
+                <w:p>
+                  <w:pPr>
+                    <w:pStyle w:val="Compact"/>
+                    <w:jc w:val="center"/>
+                  </w:pPr>
+                  <w:r>
+                    <w:t xml:space="preserve">negative — plain SVM outperforms both hybrids</w:t>
+                  </w:r>
+                </w:p>
+              </w:tc>
+              <w:tc>
+                <w:tcPr/>
+                <w:p>
+                  <w:pPr>
+                    <w:pStyle w:val="Compact"/>
+                    <w:jc w:val="center"/>
+                  </w:pPr>
+                  <w:r>
+                    <w:t xml:space="preserve">Rare in this literature: a statistically robust (1000-simulation Monte Carlo) same-paper comparison where a plain, non-hybrid learner beats two separate metaheuristic-hybrid variants. Directly supports the review’s central claim rather than merely gesturing at a missing baseline.</w:t>
                   </w:r>
                 </w:p>
               </w:tc>
@@ -6869,79 +6919,79 @@
                     <w:rPr>
                       <w:rStyle w:val="VerbatimChar"/>
                     </w:rPr>
-                    <w:t xml:space="preserve">10.28991/cej-2025-011-01-06</w:t>
-                  </w:r>
-                </w:p>
-              </w:tc>
-              <w:tc>
-                <w:tcPr/>
-                <w:p>
-                  <w:pPr>
-                    <w:pStyle w:val="Compact"/>
-                    <w:jc w:val="center"/>
-                  </w:pPr>
-                  <w:r>
-                    <w:t xml:space="preserve">Eight individually-tuned learners (ANN, RNN, CNN among them) vs. Witczak/Hirsch mechanistic baselines</w:t>
-                  </w:r>
-                </w:p>
-              </w:tc>
-              <w:tc>
-                <w:tcPr/>
-                <w:p>
-                  <w:pPr>
-                    <w:pStyle w:val="Compact"/>
-                    <w:jc w:val="center"/>
-                  </w:pPr>
-                  <w:r>
-                    <w:t xml:space="preserve">R2 (dynamic modulus)</w:t>
-                  </w:r>
-                </w:p>
-              </w:tc>
-              <w:tc>
-                <w:tcPr/>
-                <w:p>
-                  <w:pPr>
-                    <w:pStyle w:val="Compact"/>
-                    <w:jc w:val="center"/>
-                  </w:pPr>
-                  <w:r>
-                    <w:t xml:space="preserve">Witczak 1-40D / Hirsch (mechanistic)</w:t>
-                  </w:r>
-                </w:p>
-              </w:tc>
-              <w:tc>
-                <w:tcPr/>
-                <w:p>
-                  <w:pPr>
-                    <w:pStyle w:val="Compact"/>
-                    <w:jc w:val="center"/>
-                  </w:pPr>
-                  <w:r>
-                    <w:t xml:space="preserve">bagging ensemble, individually tuned (highest of eight)</w:t>
-                  </w:r>
-                </w:p>
-              </w:tc>
-              <w:tc>
-                <w:tcPr/>
-                <w:p>
-                  <w:pPr>
-                    <w:pStyle w:val="Compact"/>
-                    <w:jc w:val="center"/>
-                  </w:pPr>
-                  <w:r>
-                    <w:t xml:space="preserve">positive but modest — mechanistic models remain competitive; deep architectures do NOT win</w:t>
-                  </w:r>
-                </w:p>
-              </w:tc>
-              <w:tc>
-                <w:tcPr/>
-                <w:p>
-                  <w:pPr>
-                    <w:pStyle w:val="Compact"/>
-                    <w:jc w:val="center"/>
-                  </w:pPr>
-                  <w:r>
-                    <w:t xml:space="preserve">The field’s clearest example of tuning parity: every learner gets its own search budget, and the winner is a tuned ensemble tree, not a hybrid or a deep net.</w:t>
+                    <w:t xml:space="preserve">10.1038/​s41598-022-17429-z</w:t>
+                  </w:r>
+                </w:p>
+              </w:tc>
+              <w:tc>
+                <w:tcPr/>
+                <w:p>
+                  <w:pPr>
+                    <w:pStyle w:val="Compact"/>
+                    <w:jc w:val="center"/>
+                  </w:pPr>
+                  <w:r>
+                    <w:t xml:space="preserve">LSSVM (best single-kernel setting reported) vs. best of 6 swarm-optimised LSSVM variants</w:t>
+                  </w:r>
+                </w:p>
+              </w:tc>
+              <w:tc>
+                <w:tcPr/>
+                <w:p>
+                  <w:pPr>
+                    <w:pStyle w:val="Compact"/>
+                    <w:jc w:val="center"/>
+                  </w:pPr>
+                  <w:r>
+                    <w:t xml:space="preserve">R2 / RMSE (MPa)</w:t>
+                  </w:r>
+                </w:p>
+              </w:tc>
+              <w:tc>
+                <w:tcPr/>
+                <w:p>
+                  <w:pPr>
+                    <w:pStyle w:val="Compact"/>
+                    <w:jc w:val="center"/>
+                  </w:pPr>
+                  <w:r>
+                    <w:t xml:space="preserve">not reported as a standalone tuned baseline</w:t>
+                  </w:r>
+                </w:p>
+              </w:tc>
+              <w:tc>
+                <w:tcPr/>
+                <w:p>
+                  <w:pPr>
+                    <w:pStyle w:val="Compact"/>
+                    <w:jc w:val="center"/>
+                  </w:pPr>
+                  <w:r>
+                    <w:t xml:space="preserve">0.942 / 6.72 (best of six, SOS)</w:t>
+                  </w:r>
+                </w:p>
+              </w:tc>
+              <w:tc>
+                <w:tcPr/>
+                <w:p>
+                  <w:pPr>
+                    <w:pStyle w:val="Compact"/>
+                    <w:jc w:val="center"/>
+                  </w:pPr>
+                  <w:r>
+                    <w:t xml:space="preserve">not computable — no tuned non-hybrid baseline reported</w:t>
+                  </w:r>
+                </w:p>
+              </w:tc>
+              <w:tc>
+                <w:tcPr/>
+                <w:p>
+                  <w:pPr>
+                    <w:pStyle w:val="Compact"/>
+                    <w:jc w:val="center"/>
+                  </w:pPr>
+                  <w:r>
+                    <w:t xml:space="preserve">The paper compares six hybrids to each other, never to a conventionally tuned LSSVM. This is the missing-baseline pattern Section 9 quantifies.</w:t>
                   </w:r>
                 </w:p>
               </w:tc>
@@ -6958,79 +7008,79 @@
                     <w:rPr>
                       <w:rStyle w:val="VerbatimChar"/>
                     </w:rPr>
-                    <w:t xml:space="preserve">10.1016/j.sandf.2020.02.010</w:t>
-                  </w:r>
-                </w:p>
-              </w:tc>
-              <w:tc>
-                <w:tcPr/>
-                <w:p>
-                  <w:pPr>
-                    <w:pStyle w:val="Compact"/>
-                    <w:jc w:val="center"/>
-                  </w:pPr>
-                  <w:r>
-                    <w:t xml:space="preserve">GA-fitted symbolic equation (H7-adjacent) vs. ANN-GA (GA on ANN weights, H2)</w:t>
-                  </w:r>
-                </w:p>
-              </w:tc>
-              <w:tc>
-                <w:tcPr/>
-                <w:p>
-                  <w:pPr>
-                    <w:pStyle w:val="Compact"/>
-                    <w:jc w:val="center"/>
-                  </w:pPr>
-                  <w:r>
-                    <w:t xml:space="preserve">R2 (resilient modulus)</w:t>
-                  </w:r>
-                </w:p>
-              </w:tc>
-              <w:tc>
-                <w:tcPr/>
-                <w:p>
-                  <w:pPr>
-                    <w:pStyle w:val="Compact"/>
-                    <w:jc w:val="center"/>
-                  </w:pPr>
-                  <w:r>
-                    <w:t xml:space="preserve">GA-only symbolic model</w:t>
-                  </w:r>
-                </w:p>
-              </w:tc>
-              <w:tc>
-                <w:tcPr/>
-                <w:p>
-                  <w:pPr>
-                    <w:pStyle w:val="Compact"/>
-                    <w:jc w:val="center"/>
-                  </w:pPr>
-                  <w:r>
-                    <w:t xml:space="preserve">ANN-GA hybrid</w:t>
-                  </w:r>
-                </w:p>
-              </w:tc>
-              <w:tc>
-                <w:tcPr/>
-                <w:p>
-                  <w:pPr>
-                    <w:pStyle w:val="Compact"/>
-                    <w:jc w:val="center"/>
-                  </w:pPr>
-                  <w:r>
-                    <w:t xml:space="preserve">ANN-GA reported higher R2, but adds a black-box layer over an already-competitive symbolic model</w:t>
-                  </w:r>
-                </w:p>
-              </w:tc>
-              <w:tc>
-                <w:tcPr/>
-                <w:p>
-                  <w:pPr>
-                    <w:pStyle w:val="Compact"/>
-                    <w:jc w:val="center"/>
-                  </w:pPr>
-                  <w:r>
-                    <w:t xml:space="preserve">Rare true head-to-head between two hybrid types on identical data — flagged for full-text extraction of exact R2 values.</w:t>
+                    <w:t xml:space="preserve">10.28991/​cej-2025-011-01-06</w:t>
+                  </w:r>
+                </w:p>
+              </w:tc>
+              <w:tc>
+                <w:tcPr/>
+                <w:p>
+                  <w:pPr>
+                    <w:pStyle w:val="Compact"/>
+                    <w:jc w:val="center"/>
+                  </w:pPr>
+                  <w:r>
+                    <w:t xml:space="preserve">Eight individually-tuned learners (ANN, RNN, CNN among them) vs. Witczak/Hirsch mechanistic baselines</w:t>
+                  </w:r>
+                </w:p>
+              </w:tc>
+              <w:tc>
+                <w:tcPr/>
+                <w:p>
+                  <w:pPr>
+                    <w:pStyle w:val="Compact"/>
+                    <w:jc w:val="center"/>
+                  </w:pPr>
+                  <w:r>
+                    <w:t xml:space="preserve">R2 (dynamic modulus)</w:t>
+                  </w:r>
+                </w:p>
+              </w:tc>
+              <w:tc>
+                <w:tcPr/>
+                <w:p>
+                  <w:pPr>
+                    <w:pStyle w:val="Compact"/>
+                    <w:jc w:val="center"/>
+                  </w:pPr>
+                  <w:r>
+                    <w:t xml:space="preserve">Witczak 1-40D / Hirsch (mechanistic)</w:t>
+                  </w:r>
+                </w:p>
+              </w:tc>
+              <w:tc>
+                <w:tcPr/>
+                <w:p>
+                  <w:pPr>
+                    <w:pStyle w:val="Compact"/>
+                    <w:jc w:val="center"/>
+                  </w:pPr>
+                  <w:r>
+                    <w:t xml:space="preserve">bagging ensemble, individually tuned (highest of eight)</w:t>
+                  </w:r>
+                </w:p>
+              </w:tc>
+              <w:tc>
+                <w:tcPr/>
+                <w:p>
+                  <w:pPr>
+                    <w:pStyle w:val="Compact"/>
+                    <w:jc w:val="center"/>
+                  </w:pPr>
+                  <w:r>
+                    <w:t xml:space="preserve">positive but modest — mechanistic models remain competitive; deep architectures do NOT win</w:t>
+                  </w:r>
+                </w:p>
+              </w:tc>
+              <w:tc>
+                <w:tcPr/>
+                <w:p>
+                  <w:pPr>
+                    <w:pStyle w:val="Compact"/>
+                    <w:jc w:val="center"/>
+                  </w:pPr>
+                  <w:r>
+                    <w:t xml:space="preserve">The field’s clearest example of tuning parity: every learner gets its own search budget, and the winner is a tuned ensemble tree, not a hybrid or a deep net.</w:t>
                   </w:r>
                 </w:p>
               </w:tc>
@@ -7047,79 +7097,79 @@
                     <w:rPr>
                       <w:rStyle w:val="VerbatimChar"/>
                     </w:rPr>
-                    <w:t xml:space="preserve">10.3390/app9163221</w:t>
-                  </w:r>
-                </w:p>
-              </w:tc>
-              <w:tc>
-                <w:tcPr/>
-                <w:p>
-                  <w:pPr>
-                    <w:pStyle w:val="Compact"/>
-                    <w:jc w:val="center"/>
-                  </w:pPr>
-                  <w:r>
-                    <w:t xml:space="preserve">PSO-ANN vs. PSO-ELM vs. kernel-ELM, all reported within one paper</w:t>
-                  </w:r>
-                </w:p>
-              </w:tc>
-              <w:tc>
-                <w:tcPr/>
-                <w:p>
-                  <w:pPr>
-                    <w:pStyle w:val="Compact"/>
-                    <w:jc w:val="center"/>
-                  </w:pPr>
-                  <w:r>
-                    <w:t xml:space="preserve">RMSE / R2</w:t>
-                  </w:r>
-                </w:p>
-              </w:tc>
-              <w:tc>
-                <w:tcPr/>
-                <w:p>
-                  <w:pPr>
-                    <w:pStyle w:val="Compact"/>
-                    <w:jc w:val="center"/>
-                  </w:pPr>
-                  <w:r>
-                    <w:t xml:space="preserve">PSO-ANN (same optimiser, different base learner)</w:t>
-                  </w:r>
-                </w:p>
-              </w:tc>
-              <w:tc>
-                <w:tcPr/>
-                <w:p>
-                  <w:pPr>
-                    <w:pStyle w:val="Compact"/>
-                    <w:jc w:val="center"/>
-                  </w:pPr>
-                  <w:r>
-                    <w:t xml:space="preserve">PSO-ELM (best reported)</w:t>
-                  </w:r>
-                </w:p>
-              </w:tc>
-              <w:tc>
-                <w:tcPr/>
-                <w:p>
-                  <w:pPr>
-                    <w:pStyle w:val="Compact"/>
-                    <w:jc w:val="center"/>
-                  </w:pPr>
-                  <w:r>
-                    <w:t xml:space="preserve">small, same-optimiser architecture comparison — isolates base-learner choice, not optimiser value</w:t>
-                  </w:r>
-                </w:p>
-              </w:tc>
-              <w:tc>
-                <w:tcPr/>
-                <w:p>
-                  <w:pPr>
-                    <w:pStyle w:val="Compact"/>
-                    <w:jc w:val="center"/>
-                  </w:pPr>
-                  <w:r>
-                    <w:t xml:space="preserve">Useful for a different question than the premium: it holds the optimiser constant and varies the learner, the mirror image of what Section 9 needs.</w:t>
+                    <w:t xml:space="preserve">10.1016/​j.sandf.2020.02.010</w:t>
+                  </w:r>
+                </w:p>
+              </w:tc>
+              <w:tc>
+                <w:tcPr/>
+                <w:p>
+                  <w:pPr>
+                    <w:pStyle w:val="Compact"/>
+                    <w:jc w:val="center"/>
+                  </w:pPr>
+                  <w:r>
+                    <w:t xml:space="preserve">GA-fitted symbolic equation (H7-adjacent) vs. ANN-GA (GA on ANN weights, H2)</w:t>
+                  </w:r>
+                </w:p>
+              </w:tc>
+              <w:tc>
+                <w:tcPr/>
+                <w:p>
+                  <w:pPr>
+                    <w:pStyle w:val="Compact"/>
+                    <w:jc w:val="center"/>
+                  </w:pPr>
+                  <w:r>
+                    <w:t xml:space="preserve">R2 (resilient modulus)</w:t>
+                  </w:r>
+                </w:p>
+              </w:tc>
+              <w:tc>
+                <w:tcPr/>
+                <w:p>
+                  <w:pPr>
+                    <w:pStyle w:val="Compact"/>
+                    <w:jc w:val="center"/>
+                  </w:pPr>
+                  <w:r>
+                    <w:t xml:space="preserve">GA-only symbolic model</w:t>
+                  </w:r>
+                </w:p>
+              </w:tc>
+              <w:tc>
+                <w:tcPr/>
+                <w:p>
+                  <w:pPr>
+                    <w:pStyle w:val="Compact"/>
+                    <w:jc w:val="center"/>
+                  </w:pPr>
+                  <w:r>
+                    <w:t xml:space="preserve">ANN-GA hybrid</w:t>
+                  </w:r>
+                </w:p>
+              </w:tc>
+              <w:tc>
+                <w:tcPr/>
+                <w:p>
+                  <w:pPr>
+                    <w:pStyle w:val="Compact"/>
+                    <w:jc w:val="center"/>
+                  </w:pPr>
+                  <w:r>
+                    <w:t xml:space="preserve">ANN-GA reported higher R2, but adds a black-box layer over an already-competitive symbolic model</w:t>
+                  </w:r>
+                </w:p>
+              </w:tc>
+              <w:tc>
+                <w:tcPr/>
+                <w:p>
+                  <w:pPr>
+                    <w:pStyle w:val="Compact"/>
+                    <w:jc w:val="center"/>
+                  </w:pPr>
+                  <w:r>
+                    <w:t xml:space="preserve">Rare true head-to-head between two hybrid types on identical data — flagged for full-text extraction of exact R2 values.</w:t>
                   </w:r>
                 </w:p>
               </w:tc>
@@ -7136,7 +7186,96 @@
                     <w:rPr>
                       <w:rStyle w:val="VerbatimChar"/>
                     </w:rPr>
-                    <w:t xml:space="preserve">10.3390/ma18122913</w:t>
+                    <w:t xml:space="preserve">10.3390/​app9163221</w:t>
+                  </w:r>
+                </w:p>
+              </w:tc>
+              <w:tc>
+                <w:tcPr/>
+                <w:p>
+                  <w:pPr>
+                    <w:pStyle w:val="Compact"/>
+                    <w:jc w:val="center"/>
+                  </w:pPr>
+                  <w:r>
+                    <w:t xml:space="preserve">PSO-ANN vs. PSO-ELM vs. kernel-ELM, all reported within one paper</w:t>
+                  </w:r>
+                </w:p>
+              </w:tc>
+              <w:tc>
+                <w:tcPr/>
+                <w:p>
+                  <w:pPr>
+                    <w:pStyle w:val="Compact"/>
+                    <w:jc w:val="center"/>
+                  </w:pPr>
+                  <w:r>
+                    <w:t xml:space="preserve">RMSE / R2</w:t>
+                  </w:r>
+                </w:p>
+              </w:tc>
+              <w:tc>
+                <w:tcPr/>
+                <w:p>
+                  <w:pPr>
+                    <w:pStyle w:val="Compact"/>
+                    <w:jc w:val="center"/>
+                  </w:pPr>
+                  <w:r>
+                    <w:t xml:space="preserve">PSO-ANN (same optimiser, different base learner)</w:t>
+                  </w:r>
+                </w:p>
+              </w:tc>
+              <w:tc>
+                <w:tcPr/>
+                <w:p>
+                  <w:pPr>
+                    <w:pStyle w:val="Compact"/>
+                    <w:jc w:val="center"/>
+                  </w:pPr>
+                  <w:r>
+                    <w:t xml:space="preserve">PSO-ELM (best reported)</w:t>
+                  </w:r>
+                </w:p>
+              </w:tc>
+              <w:tc>
+                <w:tcPr/>
+                <w:p>
+                  <w:pPr>
+                    <w:pStyle w:val="Compact"/>
+                    <w:jc w:val="center"/>
+                  </w:pPr>
+                  <w:r>
+                    <w:t xml:space="preserve">small, same-optimiser architecture comparison — isolates base-learner choice, not optimiser value</w:t>
+                  </w:r>
+                </w:p>
+              </w:tc>
+              <w:tc>
+                <w:tcPr/>
+                <w:p>
+                  <w:pPr>
+                    <w:pStyle w:val="Compact"/>
+                    <w:jc w:val="center"/>
+                  </w:pPr>
+                  <w:r>
+                    <w:t xml:space="preserve">Useful for a different question than the premium: it holds the optimiser constant and varies the learner, the mirror image of what Section 9 needs.</w:t>
+                  </w:r>
+                </w:p>
+              </w:tc>
+            </w:tr>
+            <w:tr>
+              <w:tc>
+                <w:tcPr/>
+                <w:p>
+                  <w:pPr>
+                    <w:pStyle w:val="Compact"/>
+                    <w:jc w:val="center"/>
+                  </w:pPr>
+                  <w:r>
+                    <w:rPr>
+                      <w:rStyle w:val="VerbatimChar"/>
+                    </w:rPr>
+                    <w:t xml:space="preserve">10.3390/​ma18122913</w:t>
                   </w:r>
                 </w:p>
               </w:tc>
@@ -7224,7 +7363,7 @@
         <w:pStyle w:val="BodyText"/>
       </w:pPr>
       <w:r>
-        <w:t xml:space="preserve">Two readings of this table matter more than any single row. First,</w:t>
+        <w:t xml:space="preserve">Three readings of this table matter more than any single row. First,</w:t>
       </w:r>
       <w:r>
         <w:t xml:space="preserve"> </w:t>
@@ -7240,7 +7379,7 @@
         <w:t xml:space="preserve"> </w:t>
       </w:r>
       <w:r>
-        <w:t xml:space="preserve">Of the five rows, only two</w:t>
+        <w:t xml:space="preserve">Of the six rows, only three</w:t>
       </w:r>
       <w:r>
         <w:t xml:space="preserve"> </w:t>
@@ -7261,19 +7400,28 @@
         <w:t xml:space="preserve">Huang et al.</w:t>
       </w:r>
       <w:r>
-        <w:t xml:space="preserve">, 2025)</w:t>
-      </w:r>
-      <w:r>
-        <w:t xml:space="preserve"> </w:t>
-      </w:r>
-      <w:r>
-        <w:t xml:space="preserve">involve a</w:t>
-      </w:r>
-      <w:r>
-        <w:t xml:space="preserve"> </w:t>
-      </w:r>
-      <w:r>
-        <w:t xml:space="preserve">paper that reports enough to attempt a premium calculation at all, and</w:t>
+        <w:t xml:space="preserve">, 2025;</w:t>
+      </w:r>
+      <w:r>
+        <w:t xml:space="preserve"> </w:t>
+      </w:r>
+      <w:r>
+        <w:t xml:space="preserve">Nguyen et al.</w:t>
+      </w:r>
+      <w:r>
+        <w:t xml:space="preserve">, 2019)</w:t>
+      </w:r>
+      <w:r>
+        <w:t xml:space="preserve"> </w:t>
+      </w:r>
+      <w:r>
+        <w:t xml:space="preserve">involve a paper that reports enough to attempt a premium</w:t>
+      </w:r>
+      <w:r>
+        <w:t xml:space="preserve"> </w:t>
+      </w:r>
+      <w:r>
+        <w:t xml:space="preserve">calculation at all, and</w:t>
       </w:r>
       <w:r>
         <w:t xml:space="preserve"> </w:t>
@@ -7288,19 +7436,19 @@
         <w:t xml:space="preserve">(2022)</w:t>
       </w:r>
       <w:r>
-        <w:t xml:space="preserve">’s own six-optimiser comparison never includes the one</w:t>
-      </w:r>
-      <w:r>
-        <w:t xml:space="preserve"> </w:t>
-      </w:r>
-      <w:r>
-        <w:t xml:space="preserve">comparator — a conventionally tuned, non-hybrid version of the same LSSVM — that</w:t>
-      </w:r>
-      <w:r>
-        <w:t xml:space="preserve"> </w:t>
-      </w:r>
-      <w:r>
-        <w:t xml:space="preserve">would let a reader compute</w:t>
+        <w:t xml:space="preserve">’s own six-optimiser comparison never</w:t>
+      </w:r>
+      <w:r>
+        <w:t xml:space="preserve"> </w:t>
+      </w:r>
+      <w:r>
+        <w:t xml:space="preserve">includes the one comparator — a conventionally tuned, non-hybrid version of the</w:t>
+      </w:r>
+      <w:r>
+        <w:t xml:space="preserve"> </w:t>
+      </w:r>
+      <w:r>
+        <w:t xml:space="preserve">same LSSVM — that would let a reader compute</w:t>
       </w:r>
       <w:r>
         <w:t xml:space="preserve"> </w:t>
@@ -7314,19 +7462,19 @@
         </m:r>
       </m:oMath>
       <w:r>
-        <w:t xml:space="preserve">. This is the pattern the full audit is built to</w:t>
-      </w:r>
-      <w:r>
-        <w:t xml:space="preserve"> </w:t>
-      </w:r>
-      <w:r>
-        <w:t xml:space="preserve">quantify: the missing baseline, not a negative result, is the dominant finding so</w:t>
-      </w:r>
-      <w:r>
-        <w:t xml:space="preserve"> </w:t>
-      </w:r>
-      <w:r>
-        <w:t xml:space="preserve">far. Second,</w:t>
+        <w:t xml:space="preserve">. This is the pattern the full</w:t>
+      </w:r>
+      <w:r>
+        <w:t xml:space="preserve"> </w:t>
+      </w:r>
+      <w:r>
+        <w:t xml:space="preserve">audit is built to quantify: the missing baseline, not a negative result, is the</w:t>
+      </w:r>
+      <w:r>
+        <w:t xml:space="preserve"> </w:t>
+      </w:r>
+      <w:r>
+        <w:t xml:space="preserve">dominant finding so far. Second,</w:t>
       </w:r>
       <w:r>
         <w:t xml:space="preserve"> </w:t>
@@ -7336,7 +7484,7 @@
           <w:b/>
           <w:bCs/>
         </w:rPr>
-        <w:t xml:space="preserve">where tuning parity is closest to being honoured, the hybrid or</w:t>
+        <w:t xml:space="preserve">where tuning parity is closest to being</w:t>
       </w:r>
       <w:r>
         <w:rPr>
@@ -7350,7 +7498,21 @@
           <w:b/>
           <w:bCs/>
         </w:rPr>
-        <w:t xml:space="preserve">deep-architecture advantage narrows.</w:t>
+        <w:t xml:space="preserve">honoured, the hybrid or deep-architecture advantage narrows — and can reverse</w:t>
+      </w:r>
+      <w:r>
+        <w:rPr>
+          <w:b/>
+          <w:bCs/>
+        </w:rPr>
+        <w:t xml:space="preserve"> </w:t>
+      </w:r>
+      <w:r>
+        <w:rPr>
+          <w:b/>
+          <w:bCs/>
+        </w:rPr>
+        <w:t xml:space="preserve">outright.</w:t>
       </w:r>
       <w:r>
         <w:t xml:space="preserve"> </w:t>
@@ -7368,31 +7530,73 @@
         <w:t xml:space="preserve"> </w:t>
       </w:r>
       <w:r>
-        <w:t xml:space="preserve">tunes eight</w:t>
-      </w:r>
-      <w:r>
-        <w:t xml:space="preserve"> </w:t>
-      </w:r>
-      <w:r>
-        <w:t xml:space="preserve">architectures individually, including deep networks, against both each other and</w:t>
-      </w:r>
-      <w:r>
-        <w:t xml:space="preserve"> </w:t>
-      </w:r>
-      <w:r>
-        <w:t xml:space="preserve">two established mechanistic models; the winner is a tuned bagging ensemble. Neither</w:t>
-      </w:r>
-      <w:r>
-        <w:t xml:space="preserve"> </w:t>
-      </w:r>
-      <w:r>
-        <w:t xml:space="preserve">a hybrid nor a deep architecture prevailed once every competitor received its own</w:t>
-      </w:r>
-      <w:r>
-        <w:t xml:space="preserve"> </w:t>
-      </w:r>
-      <w:r>
-        <w:t xml:space="preserve">search budget.</w:t>
+        <w:t xml:space="preserve">tunes eight architectures individually,</w:t>
+      </w:r>
+      <w:r>
+        <w:t xml:space="preserve"> </w:t>
+      </w:r>
+      <w:r>
+        <w:t xml:space="preserve">including deep networks, against both each other and two established mechanistic</w:t>
+      </w:r>
+      <w:r>
+        <w:t xml:space="preserve"> </w:t>
+      </w:r>
+      <w:r>
+        <w:t xml:space="preserve">models; the winner is a tuned bagging ensemble.</w:t>
+      </w:r>
+      <w:r>
+        <w:t xml:space="preserve"> </w:t>
+      </w:r>
+      <w:r>
+        <w:t xml:space="preserve">Nguyen et al.</w:t>
+      </w:r>
+      <w:r>
+        <w:t xml:space="preserve"> </w:t>
+      </w:r>
+      <w:r>
+        <w:t xml:space="preserve">(2019)</w:t>
+      </w:r>
+      <w:r>
+        <w:t xml:space="preserve"> </w:t>
+      </w:r>
+      <w:r>
+        <w:t xml:space="preserve">goes</w:t>
+      </w:r>
+      <w:r>
+        <w:t xml:space="preserve"> </w:t>
+      </w:r>
+      <w:r>
+        <w:t xml:space="preserve">further: across a 1000-run Monte Carlo comparison, a plain support vector machine</w:t>
+      </w:r>
+      <w:r>
+        <w:t xml:space="preserve"> </w:t>
+      </w:r>
+      <w:r>
+        <w:t xml:space="preserve">outperforms both a GA-tuned and a PSO-tuned ANFIS hybrid on the identical data —</w:t>
+      </w:r>
+      <w:r>
+        <w:t xml:space="preserve"> </w:t>
+      </w:r>
+      <w:r>
+        <w:t xml:space="preserve">one of the seed corpus’s few statistically robust cases where hybridisation is</w:t>
+      </w:r>
+      <w:r>
+        <w:t xml:space="preserve"> </w:t>
+      </w:r>
+      <w:r>
+        <w:t xml:space="preserve">outright negative rather than merely unproven. Neither a hybrid nor a deep</w:t>
+      </w:r>
+      <w:r>
+        <w:t xml:space="preserve"> </w:t>
+      </w:r>
+      <w:r>
+        <w:t xml:space="preserve">architecture prevailed in either study once every competitor received its own</w:t>
+      </w:r>
+      <w:r>
+        <w:t xml:space="preserve"> </w:t>
+      </w:r>
+      <w:r>
+        <w:t xml:space="preserve">search budget. Third,</w:t>
       </w:r>
       <w:r>
         <w:t xml:space="preserve"> </w:t>
@@ -7410,37 +7614,43 @@
         <w:t xml:space="preserve"> </w:t>
       </w:r>
       <w:r>
-        <w:t xml:space="preserve">is, so far, the seed corpus’s clearest positive</w:t>
-      </w:r>
-      <w:r>
-        <w:t xml:space="preserve"> </w:t>
-      </w:r>
-      <w:r>
-        <w:t xml:space="preserve">counter-example — a heterogeneous stacking ensemble (H5) that both reports a</w:t>
-      </w:r>
-      <w:r>
-        <w:t xml:space="preserve"> </w:t>
-      </w:r>
-      <w:r>
-        <w:t xml:space="preserve">credible premium over single models and states explicitly that its meta-learner was</w:t>
-      </w:r>
-      <w:r>
-        <w:t xml:space="preserve"> </w:t>
-      </w:r>
-      <w:r>
-        <w:t xml:space="preserve">trained on cross-validated, not in-fold, base-model predictions specifically to</w:t>
-      </w:r>
-      <w:r>
-        <w:t xml:space="preserve"> </w:t>
-      </w:r>
-      <w:r>
-        <w:t xml:space="preserve">avoid the leakage pathway characteristic of that hybridisation type (§4, H5). It is</w:t>
-      </w:r>
-      <w:r>
-        <w:t xml:space="preserve"> </w:t>
-      </w:r>
-      <w:r>
-        <w:t xml:space="preserve">cited in §12 as the positive PAVE-ML exemplar for exactly this reason.</w:t>
+        <w:t xml:space="preserve">is, so far, the seed corpus’s clearest</w:t>
+      </w:r>
+      <w:r>
+        <w:t xml:space="preserve"> </w:t>
+      </w:r>
+      <w:r>
+        <w:t xml:space="preserve">positive counter-example — a heterogeneous stacking ensemble (H5) that both</w:t>
+      </w:r>
+      <w:r>
+        <w:t xml:space="preserve"> </w:t>
+      </w:r>
+      <w:r>
+        <w:t xml:space="preserve">reports a credible premium over single models and states explicitly that its</w:t>
+      </w:r>
+      <w:r>
+        <w:t xml:space="preserve"> </w:t>
+      </w:r>
+      <w:r>
+        <w:t xml:space="preserve">meta-learner was trained on cross-validated, not in-fold, base-model predictions</w:t>
+      </w:r>
+      <w:r>
+        <w:t xml:space="preserve"> </w:t>
+      </w:r>
+      <w:r>
+        <w:t xml:space="preserve">specifically to avoid the leakage pathway characteristic of that hybridisation</w:t>
+      </w:r>
+      <w:r>
+        <w:t xml:space="preserve"> </w:t>
+      </w:r>
+      <w:r>
+        <w:t xml:space="preserve">type (§4, H5). It is cited in §12 as the positive PAVE-ML exemplar for exactly</w:t>
+      </w:r>
+      <w:r>
+        <w:t xml:space="preserve"> </w:t>
+      </w:r>
+      <w:r>
+        <w:t xml:space="preserve">this reason.</w:t>
       </w:r>
     </w:p>
     <w:p>
@@ -7448,7 +7658,7 @@
         <w:pStyle w:val="BodyText"/>
       </w:pPr>
       <w:r>
-        <w:t xml:space="preserve">Neither reading should be generalised past what five studies can support. They are</w:t>
+        <w:t xml:space="preserve">None of these readings should be generalised past what six studies can support. They are</w:t>
       </w:r>
       <w:r>
         <w:t xml:space="preserve"> </w:t>
@@ -7460,7 +7670,61 @@
         <w:t xml:space="preserve"> </w:t>
       </w:r>
       <w:r>
-        <w:t xml:space="preserve">completing, not as its substitute.</w:t>
+        <w:t xml:space="preserve">completing, not as its substitute. It is worth noting, too, that this review is</w:t>
+      </w:r>
+      <w:r>
+        <w:t xml:space="preserve"> </w:t>
+      </w:r>
+      <w:r>
+        <w:t xml:space="preserve">not alone in noticing the shape of the problem even if no prior source has</w:t>
+      </w:r>
+      <w:r>
+        <w:t xml:space="preserve"> </w:t>
+      </w:r>
+      <w:r>
+        <w:t xml:space="preserve">quantified it the way this section does: a narrower, CBR-specific AI review</w:t>
+      </w:r>
+      <w:r>
+        <w:t xml:space="preserve"> </w:t>
+      </w:r>
+      <w:r>
+        <w:t xml:space="preserve">published concurrently with this one independently argues that combining a base</w:t>
+      </w:r>
+      <w:r>
+        <w:t xml:space="preserve"> </w:t>
+      </w:r>
+      <w:r>
+        <w:t xml:space="preserve">learner’s own hyperparameters with an optimisation algorithm’s hyperparameters</w:t>
+      </w:r>
+      <w:r>
+        <w:t xml:space="preserve"> </w:t>
+      </w:r>
+      <w:r>
+        <w:t xml:space="preserve">adds a configuration complexity that can itself degrade accuracy</w:t>
+      </w:r>
+      <w:r>
+        <w:t xml:space="preserve"> </w:t>
+      </w:r>
+      <w:r>
+        <w:t xml:space="preserve">(Khatti and Grover, 2025)</w:t>
+      </w:r>
+      <w:r>
+        <w:t xml:space="preserve"> </w:t>
+      </w:r>
+      <w:r>
+        <w:t xml:space="preserve">— a different diagnosis (configuration complexity rather</w:t>
+      </w:r>
+      <w:r>
+        <w:t xml:space="preserve"> </w:t>
+      </w:r>
+      <w:r>
+        <w:t xml:space="preserve">than an unfair baseline) converging on the same underlying concern from a</w:t>
+      </w:r>
+      <w:r>
+        <w:t xml:space="preserve"> </w:t>
+      </w:r>
+      <w:r>
+        <w:t xml:space="preserve">different sub-literature.</w:t>
       </w:r>
     </w:p>
     <w:bookmarkEnd w:id="43"/>
@@ -10673,7 +10937,7 @@
       </w:r>
     </w:p>
     <w:bookmarkEnd w:id="56"/>
-    <w:bookmarkStart w:id="148" w:name="references"/>
+    <w:bookmarkStart w:id="152" w:name="references"/>
     <w:p>
       <w:pPr>
         <w:pStyle w:val="Heading1"/>
@@ -10682,7 +10946,7 @@
         <w:t xml:space="preserve">References</w:t>
       </w:r>
     </w:p>
-    <w:bookmarkStart w:id="147" w:name="refs"/>
+    <w:bookmarkStart w:id="151" w:name="refs"/>
     <w:bookmarkStart w:id="58" w:name="ref-Alhussan2022pothole"/>
     <w:p>
       <w:pPr>
@@ -11391,12 +11655,33 @@
       </w:hyperlink>
     </w:p>
     <w:bookmarkEnd w:id="120"/>
-    <w:bookmarkStart w:id="122" w:name="ref-Latifi2021reinforcement"/>
+    <w:bookmarkStart w:id="122" w:name="ref-Khatti2025california"/>
     <w:p>
       <w:pPr>
         <w:pStyle w:val="Bibliography"/>
       </w:pPr>
       <w:r>
+        <w:t xml:space="preserve">Khatti, J., Grover, K.S., 2025. California bearing ratio estimation using AI: A review of current practices and emerging trends. Soils and Rocks.</w:t>
+      </w:r>
+      <w:r>
+        <w:t xml:space="preserve"> </w:t>
+      </w:r>
+      <w:hyperlink r:id="rId121">
+        <w:r>
+          <w:rPr>
+            <w:rStyle w:val="Hyperlink"/>
+          </w:rPr>
+          <w:t xml:space="preserve">https://doi.org/10.28927/sr.2026.000725</w:t>
+        </w:r>
+      </w:hyperlink>
+    </w:p>
+    <w:bookmarkEnd w:id="122"/>
+    <w:bookmarkStart w:id="124" w:name="ref-Latifi2021reinforcement"/>
+    <w:p>
+      <w:pPr>
+        <w:pStyle w:val="Bibliography"/>
+      </w:pPr>
+      <w:r>
         <w:t xml:space="preserve">Latifi, M., Golivand Darvishvand, F., Khandel, O., others</w:t>
       </w:r>
       <w:r>
@@ -11405,7 +11690,7 @@
       <w:r>
         <w:t xml:space="preserve"> </w:t>
       </w:r>
-      <w:hyperlink r:id="rId121">
+      <w:hyperlink r:id="rId123">
         <w:r>
           <w:rPr>
             <w:rStyle w:val="Hyperlink"/>
@@ -11414,8 +11699,8 @@
         </w:r>
       </w:hyperlink>
     </w:p>
-    <w:bookmarkEnd w:id="122"/>
-    <w:bookmarkStart w:id="124" w:name="ref-MharziAlaoui2026algorithm"/>
+    <w:bookmarkEnd w:id="124"/>
+    <w:bookmarkStart w:id="126" w:name="ref-MharziAlaoui2026algorithm"/>
     <w:p>
       <w:pPr>
         <w:pStyle w:val="Bibliography"/>
@@ -11429,7 +11714,7 @@
       <w:r>
         <w:t xml:space="preserve"> </w:t>
       </w:r>
-      <w:hyperlink r:id="rId123">
+      <w:hyperlink r:id="rId125">
         <w:r>
           <w:rPr>
             <w:rStyle w:val="Hyperlink"/>
@@ -11438,8 +11723,8 @@
         </w:r>
       </w:hyperlink>
     </w:p>
-    <w:bookmarkEnd w:id="124"/>
-    <w:bookmarkStart w:id="126" w:name="ref-Mazari2016pavement"/>
+    <w:bookmarkEnd w:id="126"/>
+    <w:bookmarkStart w:id="128" w:name="ref-Mazari2016pavement"/>
     <w:p>
       <w:pPr>
         <w:pStyle w:val="Bibliography"/>
@@ -11450,7 +11735,7 @@
       <w:r>
         <w:t xml:space="preserve"> </w:t>
       </w:r>
-      <w:hyperlink r:id="rId125">
+      <w:hyperlink r:id="rId127">
         <w:r>
           <w:rPr>
             <w:rStyle w:val="Hyperlink"/>
@@ -11459,19 +11744,43 @@
         </w:r>
       </w:hyperlink>
     </w:p>
-    <w:bookmarkEnd w:id="126"/>
-    <w:bookmarkStart w:id="128" w:name="ref-Pan2025spatiotemporal"/>
+    <w:bookmarkEnd w:id="128"/>
+    <w:bookmarkStart w:id="130" w:name="ref-Nguyen2019intelligence"/>
     <w:p>
       <w:pPr>
         <w:pStyle w:val="Bibliography"/>
       </w:pPr>
       <w:r>
+        <w:t xml:space="preserve">Nguyen, H.-L., Le, T.-H., Pham, C.-T., others</w:t>
+      </w:r>
+      <w:r>
+        <w:t xml:space="preserve">, 2019. Development of hybrid artificial intelligence approaches and a support vector machine algorithm for predicting the marshall parameters of stone matrix asphalt. Applied Sciences.</w:t>
+      </w:r>
+      <w:r>
+        <w:t xml:space="preserve"> </w:t>
+      </w:r>
+      <w:hyperlink r:id="rId129">
+        <w:r>
+          <w:rPr>
+            <w:rStyle w:val="Hyperlink"/>
+          </w:rPr>
+          <w:t xml:space="preserve">https://doi.org/10.3390/app9153172</w:t>
+        </w:r>
+      </w:hyperlink>
+    </w:p>
+    <w:bookmarkEnd w:id="130"/>
+    <w:bookmarkStart w:id="132" w:name="ref-Pan2025spatiotemporal"/>
+    <w:p>
+      <w:pPr>
+        <w:pStyle w:val="Bibliography"/>
+      </w:pPr>
+      <w:r>
         <w:t xml:space="preserve">Pan, N., Du, Y., Parlikad, A.K., 2025. A spatiotemporal prediction method for the evolution of pavement distress in road networks. Comput.-Aided Civ. Infrastruct. Eng.</w:t>
       </w:r>
       <w:r>
         <w:t xml:space="preserve"> </w:t>
       </w:r>
-      <w:hyperlink r:id="rId127">
+      <w:hyperlink r:id="rId131">
         <w:r>
           <w:rPr>
             <w:rStyle w:val="Hyperlink"/>
@@ -11480,8 +11789,8 @@
         </w:r>
       </w:hyperlink>
     </w:p>
-    <w:bookmarkEnd w:id="128"/>
-    <w:bookmarkStart w:id="130" w:name="ref-Pasupunuri2024roughness"/>
+    <w:bookmarkEnd w:id="132"/>
+    <w:bookmarkStart w:id="134" w:name="ref-Pasupunuri2024roughness"/>
     <w:p>
       <w:pPr>
         <w:pStyle w:val="Bibliography"/>
@@ -11492,7 +11801,7 @@
       <w:r>
         <w:t xml:space="preserve"> </w:t>
       </w:r>
-      <w:hyperlink r:id="rId129">
+      <w:hyperlink r:id="rId133">
         <w:r>
           <w:rPr>
             <w:rStyle w:val="Hyperlink"/>
@@ -11501,8 +11810,8 @@
         </w:r>
       </w:hyperlink>
     </w:p>
-    <w:bookmarkEnd w:id="130"/>
-    <w:bookmarkStart w:id="132" w:name="ref-Sandamal2023pavement"/>
+    <w:bookmarkEnd w:id="134"/>
+    <w:bookmarkStart w:id="136" w:name="ref-Sandamal2023pavement"/>
     <w:p>
       <w:pPr>
         <w:pStyle w:val="Bibliography"/>
@@ -11516,7 +11825,7 @@
       <w:r>
         <w:t xml:space="preserve"> </w:t>
       </w:r>
-      <w:hyperlink r:id="rId131">
+      <w:hyperlink r:id="rId135">
         <w:r>
           <w:rPr>
             <w:rStyle w:val="Hyperlink"/>
@@ -11525,8 +11834,8 @@
         </w:r>
       </w:hyperlink>
     </w:p>
-    <w:bookmarkEnd w:id="132"/>
-    <w:bookmarkStart w:id="134" w:name="ref-Sun2023automatic"/>
+    <w:bookmarkEnd w:id="136"/>
+    <w:bookmarkStart w:id="138" w:name="ref-Sun2023automatic"/>
     <w:p>
       <w:pPr>
         <w:pStyle w:val="Bibliography"/>
@@ -11540,7 +11849,7 @@
       <w:r>
         <w:t xml:space="preserve"> </w:t>
       </w:r>
-      <w:hyperlink r:id="rId133">
+      <w:hyperlink r:id="rId137">
         <w:r>
           <w:rPr>
             <w:rStyle w:val="Hyperlink"/>
@@ -11549,8 +11858,8 @@
         </w:r>
       </w:hyperlink>
     </w:p>
-    <w:bookmarkEnd w:id="134"/>
-    <w:bookmarkStart w:id="136" w:name="ref-Wang2023developing"/>
+    <w:bookmarkEnd w:id="138"/>
+    <w:bookmarkStart w:id="140" w:name="ref-Wang2023developing"/>
     <w:p>
       <w:pPr>
         <w:pStyle w:val="Bibliography"/>
@@ -11561,7 +11870,7 @@
       <w:r>
         <w:t xml:space="preserve"> </w:t>
       </w:r>
-      <w:hyperlink r:id="rId135">
+      <w:hyperlink r:id="rId139">
         <w:r>
           <w:rPr>
             <w:rStyle w:val="Hyperlink"/>
@@ -11570,8 +11879,8 @@
         </w:r>
       </w:hyperlink>
     </w:p>
-    <w:bookmarkEnd w:id="136"/>
-    <w:bookmarkStart w:id="138" w:name="ref-Xiao2023optimizing"/>
+    <w:bookmarkEnd w:id="140"/>
+    <w:bookmarkStart w:id="142" w:name="ref-Xiao2023optimizing"/>
     <w:p>
       <w:pPr>
         <w:pStyle w:val="Bibliography"/>
@@ -11582,7 +11891,7 @@
       <w:r>
         <w:t xml:space="preserve"> </w:t>
       </w:r>
-      <w:hyperlink r:id="rId137">
+      <w:hyperlink r:id="rId141">
         <w:r>
           <w:rPr>
             <w:rStyle w:val="Hyperlink"/>
@@ -11591,8 +11900,8 @@
         </w:r>
       </w:hyperlink>
     </w:p>
-    <w:bookmarkEnd w:id="138"/>
-    <w:bookmarkStart w:id="140" w:name="ref-Yang2021research"/>
+    <w:bookmarkEnd w:id="142"/>
+    <w:bookmarkStart w:id="144" w:name="ref-Yang2021research"/>
     <w:p>
       <w:pPr>
         <w:pStyle w:val="Bibliography"/>
@@ -11606,7 +11915,7 @@
       <w:r>
         <w:t xml:space="preserve"> </w:t>
       </w:r>
-      <w:hyperlink r:id="rId139">
+      <w:hyperlink r:id="rId143">
         <w:r>
           <w:rPr>
             <w:rStyle w:val="Hyperlink"/>
@@ -11615,8 +11924,8 @@
         </w:r>
       </w:hyperlink>
     </w:p>
-    <w:bookmarkEnd w:id="140"/>
-    <w:bookmarkStart w:id="142" w:name="ref-Yao2022large"/>
+    <w:bookmarkEnd w:id="144"/>
+    <w:bookmarkStart w:id="146" w:name="ref-Yao2022large"/>
     <w:p>
       <w:pPr>
         <w:pStyle w:val="Bibliography"/>
@@ -11630,7 +11939,7 @@
       <w:r>
         <w:t xml:space="preserve"> </w:t>
       </w:r>
-      <w:hyperlink r:id="rId141">
+      <w:hyperlink r:id="rId145">
         <w:r>
           <w:rPr>
             <w:rStyle w:val="Hyperlink"/>
@@ -11639,8 +11948,8 @@
         </w:r>
       </w:hyperlink>
     </w:p>
-    <w:bookmarkEnd w:id="142"/>
-    <w:bookmarkStart w:id="144" w:name="ref-Yu2020highway"/>
+    <w:bookmarkEnd w:id="146"/>
+    <w:bookmarkStart w:id="148" w:name="ref-Yu2020highway"/>
     <w:p>
       <w:pPr>
         <w:pStyle w:val="Bibliography"/>
@@ -11654,7 +11963,7 @@
       <w:r>
         <w:t xml:space="preserve"> </w:t>
       </w:r>
-      <w:hyperlink r:id="rId143">
+      <w:hyperlink r:id="rId147">
         <w:r>
           <w:rPr>
             <w:rStyle w:val="Hyperlink"/>
@@ -11663,8 +11972,8 @@
         </w:r>
       </w:hyperlink>
     </w:p>
-    <w:bookmarkEnd w:id="144"/>
-    <w:bookmarkStart w:id="146" w:name="ref-Zeiada2025benchmarking"/>
+    <w:bookmarkEnd w:id="148"/>
+    <w:bookmarkStart w:id="150" w:name="ref-Zeiada2025benchmarking"/>
     <w:p>
       <w:pPr>
         <w:pStyle w:val="Bibliography"/>
@@ -11678,7 +11987,7 @@
       <w:r>
         <w:t xml:space="preserve"> </w:t>
       </w:r>
-      <w:hyperlink r:id="rId145">
+      <w:hyperlink r:id="rId149">
         <w:r>
           <w:rPr>
             <w:rStyle w:val="Hyperlink"/>
@@ -11687,9 +11996,9 @@
         </w:r>
       </w:hyperlink>
     </w:p>
-    <w:bookmarkEnd w:id="146"/>
-    <w:bookmarkEnd w:id="147"/>
-    <w:bookmarkEnd w:id="148"/>
+    <w:bookmarkEnd w:id="150"/>
+    <w:bookmarkEnd w:id="151"/>
+    <w:bookmarkEnd w:id="152"/>
     <w:sectPr/>
   </w:body>
 </w:document>

--- a/output/manuscript.docx
+++ b/output/manuscript.docx
@@ -2084,7 +2084,7 @@
                     <w:jc w:val="center"/>
                   </w:pPr>
                   <w:r>
-                    <w:t xml:space="preserve">Zagvozda et al.</w:t>
+                    <w:t xml:space="preserve">Jweihan</w:t>
                   </w:r>
                 </w:p>
               </w:tc>
@@ -2108,19 +2108,19 @@
                     <w:jc w:val="center"/>
                   </w:pPr>
                   <w:r>
-                    <w:t xml:space="preserve">Adv. Civ. Archit. Eng.</w:t>
-                  </w:r>
-                </w:p>
-              </w:tc>
-              <w:tc>
-                <w:tcPr/>
-                <w:p>
-                  <w:pPr>
-                    <w:pStyle w:val="Compact"/>
-                    <w:jc w:val="center"/>
-                  </w:pPr>
-                  <w:r>
-                    <w:t xml:space="preserve">distress-detection</w:t>
+                    <w:t xml:space="preserve">Applied System Innovation</w:t>
+                  </w:r>
+                </w:p>
+              </w:tc>
+              <w:tc>
+                <w:tcPr/>
+                <w:p>
+                  <w:pPr>
+                    <w:pStyle w:val="Compact"/>
+                    <w:jc w:val="center"/>
+                  </w:pPr>
+                  <w:r>
+                    <w:t xml:space="preserve">materials/performance-prediction</w:t>
                   </w:r>
                 </w:p>
               </w:tc>
@@ -2134,7 +2134,7 @@
                     <w:jc w:val="center"/>
                   </w:pPr>
                   <w:r>
-                    <w:t xml:space="preserve">Hariri Asli et al.</w:t>
+                    <w:t xml:space="preserve">Zagvozda et al.</w:t>
                   </w:r>
                 </w:p>
               </w:tc>
@@ -2158,19 +2158,19 @@
                     <w:jc w:val="center"/>
                   </w:pPr>
                   <w:r>
-                    <w:t xml:space="preserve">J. Infrastruct. Preserv. Resil.</w:t>
-                  </w:r>
-                </w:p>
-              </w:tc>
-              <w:tc>
-                <w:tcPr/>
-                <w:p>
-                  <w:pPr>
-                    <w:pStyle w:val="Compact"/>
-                    <w:jc w:val="center"/>
-                  </w:pPr>
-                  <w:r>
-                    <w:t xml:space="preserve">performance-prediction</w:t>
+                    <w:t xml:space="preserve">Adv. Civ. Archit. Eng.</w:t>
+                  </w:r>
+                </w:p>
+              </w:tc>
+              <w:tc>
+                <w:tcPr/>
+                <w:p>
+                  <w:pPr>
+                    <w:pStyle w:val="Compact"/>
+                    <w:jc w:val="center"/>
+                  </w:pPr>
+                  <w:r>
+                    <w:t xml:space="preserve">distress-detection</w:t>
                   </w:r>
                 </w:p>
               </w:tc>
@@ -2184,7 +2184,7 @@
                     <w:jc w:val="center"/>
                   </w:pPr>
                   <w:r>
-                    <w:t xml:space="preserve">Jweihan</w:t>
+                    <w:t xml:space="preserve">Hariri Asli et al.</w:t>
                   </w:r>
                 </w:p>
               </w:tc>
@@ -2208,19 +2208,19 @@
                     <w:jc w:val="center"/>
                   </w:pPr>
                   <w:r>
-                    <w:t xml:space="preserve">Applied System Innovation</w:t>
-                  </w:r>
-                </w:p>
-              </w:tc>
-              <w:tc>
-                <w:tcPr/>
-                <w:p>
-                  <w:pPr>
-                    <w:pStyle w:val="Compact"/>
-                    <w:jc w:val="center"/>
-                  </w:pPr>
-                  <w:r>
-                    <w:t xml:space="preserve">materials/performance-prediction</w:t>
+                    <w:t xml:space="preserve">J. Infrastruct. Preserv. Resil.</w:t>
+                  </w:r>
+                </w:p>
+              </w:tc>
+              <w:tc>
+                <w:tcPr/>
+                <w:p>
+                  <w:pPr>
+                    <w:pStyle w:val="Compact"/>
+                    <w:jc w:val="center"/>
+                  </w:pPr>
+                  <w:r>
+                    <w:t xml:space="preserve">performance-prediction</w:t>
                   </w:r>
                 </w:p>
               </w:tc>
@@ -2685,7 +2685,7 @@
         <w:pStyle w:val="FirstParagraph"/>
       </w:pPr>
       <w:r>
-        <w:t xml:space="preserve">Of the 78 primary studies coded so far,</w:t>
+        <w:t xml:space="preserve">Of the 122 primary studies coded so far,</w:t>
       </w:r>
       <w:r>
         <w:t xml:space="preserve"> </w:t>
@@ -2714,13 +2714,13 @@
         <w:t xml:space="preserve"> </w:t>
       </w:r>
       <w:r>
-        <w:t xml:space="preserve">substantial share — 24</w:t>
-      </w:r>
-      <w:r>
-        <w:t xml:space="preserve"> </w:t>
-      </w:r>
-      <w:r>
-        <w:t xml:space="preserve">of 78 — do not qualify as hybrid under the structural test in</w:t>
+        <w:t xml:space="preserve">substantial share — 25</w:t>
+      </w:r>
+      <w:r>
+        <w:t xml:space="preserve"> </w:t>
+      </w:r>
+      <w:r>
+        <w:t xml:space="preserve">of 122 — do not qualify as hybrid under the structural test in</w:t>
       </w:r>
       <w:r>
         <w:t xml:space="preserve"> </w:t>
@@ -3778,10 +3778,7 @@
         <w:t xml:space="preserve"> </w:t>
       </w:r>
       <w:r>
-        <w:t xml:space="preserve">(symbolic</w:t>
-      </w:r>
-      <w:r>
-        <w:t xml:space="preserve">numeric) activity, and it is also where the tuned-baseline</w:t>
+        <w:t xml:space="preserve">(symbolic–numeric) activity, and it is also where the tuned-baseline</w:t>
       </w:r>
       <w:r>
         <w:t xml:space="preserve"> </w:t>
@@ -5705,10 +5702,7 @@
         <w:t xml:space="preserve"> </w:t>
       </w:r>
       <w:r>
-        <w:t xml:space="preserve">(H3</w:t>
-      </w:r>
-      <w:r>
-        <w:t xml:space="preserve">H7) are less numerous in the seed corpus than H1, but each supplies</w:t>
+        <w:t xml:space="preserve">(H3–H7) are less numerous in the seed corpus than H1, but each supplies</w:t>
       </w:r>
       <w:r>
         <w:t xml:space="preserve"> </w:t>
@@ -5747,7 +5741,43 @@
         <w:t xml:space="preserve"> </w:t>
       </w:r>
       <w:r>
-        <w:t xml:space="preserve">and one network-level study. Sun et al.’s PCDETR</w:t>
+        <w:t xml:space="preserve">and one network-level study discussed in detail below, plus three further</w:t>
+      </w:r>
+      <w:r>
+        <w:t xml:space="preserve"> </w:t>
+      </w:r>
+      <w:r>
+        <w:t xml:space="preserve">CNN–transformer crack-detection studies added from a 2026 harvest pass</w:t>
+      </w:r>
+      <w:r>
+        <w:t xml:space="preserve"> </w:t>
+      </w:r>
+      <w:r>
+        <w:t xml:space="preserve">(Deng et al., 2025; Luo et al., 2023; Zhang et al., 2026)</w:t>
+      </w:r>
+      <w:r>
+        <w:t xml:space="preserve"> </w:t>
+      </w:r>
+      <w:r>
+        <w:t xml:space="preserve">that were coded at title/abstract</w:t>
+      </w:r>
+      <w:r>
+        <w:t xml:space="preserve"> </w:t>
+      </w:r>
+      <w:r>
+        <w:t xml:space="preserve">level rather than full-text verified — together they show the CNN+transformer fusion</w:t>
+      </w:r>
+      <w:r>
+        <w:t xml:space="preserve"> </w:t>
+      </w:r>
+      <w:r>
+        <w:t xml:space="preserve">pattern recurring from 2023 through 2026 rather than appearing once. Sun et al.’s</w:t>
+      </w:r>
+      <w:r>
+        <w:t xml:space="preserve"> </w:t>
+      </w:r>
+      <w:r>
+        <w:t xml:space="preserve">PCDETR</w:t>
       </w:r>
       <w:r>
         <w:t xml:space="preserve"> </w:t>
@@ -6026,7 +6056,49 @@
         <w:t xml:space="preserve"> </w:t>
       </w:r>
       <w:r>
-        <w:t xml:space="preserve">that distinguishes Huang et al.’s design.</w:t>
+        <w:t xml:space="preserve">that distinguishes Huang et al.’s design. Three further stacking studies from the</w:t>
+      </w:r>
+      <w:r>
+        <w:t xml:space="preserve"> </w:t>
+      </w:r>
+      <w:r>
+        <w:t xml:space="preserve">2026 harvest pass</w:t>
+      </w:r>
+      <w:r>
+        <w:t xml:space="preserve"> </w:t>
+      </w:r>
+      <w:r>
+        <w:t xml:space="preserve">(Guan et al., 2025; Gupta and Kumar, 2026; Wang et al., 2025)</w:t>
+      </w:r>
+      <w:r>
+        <w:t xml:space="preserve"> </w:t>
+      </w:r>
+      <w:r>
+        <w:t xml:space="preserve">are</w:t>
+      </w:r>
+      <w:r>
+        <w:t xml:space="preserve"> </w:t>
+      </w:r>
+      <w:r>
+        <w:t xml:space="preserve">coded H5 at title/abstract level only and have not yet been checked for which side</w:t>
+      </w:r>
+      <w:r>
+        <w:t xml:space="preserve"> </w:t>
+      </w:r>
+      <w:r>
+        <w:t xml:space="preserve">of the Huang/Yu leakage-practice split they fall on — this is exactly the kind of</w:t>
+      </w:r>
+      <w:r>
+        <w:t xml:space="preserve"> </w:t>
+      </w:r>
+      <w:r>
+        <w:t xml:space="preserve">question the full-text verification queue exists to answer, not something to guess</w:t>
+      </w:r>
+      <w:r>
+        <w:t xml:space="preserve"> </w:t>
+      </w:r>
+      <w:r>
+        <w:t xml:space="preserve">from a title.</w:t>
       </w:r>
     </w:p>
     <w:p>
@@ -6041,55 +6113,160 @@
         <w:t xml:space="preserve">H6, decomposition then learn</w:t>
       </w:r>
       <w:r>
-        <w:t xml:space="preserve">, is the one taxonomy type with, at the time of</w:t>
-      </w:r>
-      <w:r>
-        <w:t xml:space="preserve"> </w:t>
-      </w:r>
-      <w:r>
-        <w:t xml:space="preserve">writing, no confirmed pavement-specific exemplar in the seed corpus, and the</w:t>
-      </w:r>
-      <w:r>
-        <w:t xml:space="preserve"> </w:t>
-      </w:r>
-      <w:r>
-        <w:t xml:space="preserve">absence has now survived two independent, differently worded search sweeps rather</w:t>
-      </w:r>
-      <w:r>
-        <w:t xml:space="preserve"> </w:t>
-      </w:r>
-      <w:r>
-        <w:t xml:space="preserve">than reflecting a single missed query — every wavelet- or VMD-based candidate</w:t>
-      </w:r>
-      <w:r>
-        <w:t xml:space="preserve"> </w:t>
-      </w:r>
-      <w:r>
-        <w:t xml:space="preserve">located so far belongs to an adjacent domain (bridge deflection monitoring,</w:t>
-      </w:r>
-      <w:r>
-        <w:t xml:space="preserve"> </w:t>
-      </w:r>
-      <w:r>
-        <w:t xml:space="preserve">energy-price forecasting) rather than to pavement engineering directly. Its absence</w:t>
-      </w:r>
-      <w:r>
-        <w:t xml:space="preserve"> </w:t>
-      </w:r>
-      <w:r>
-        <w:t xml:space="preserve">is reported here as a tentative finding in its own right, to be confirmed or</w:t>
-      </w:r>
-      <w:r>
-        <w:t xml:space="preserve"> </w:t>
-      </w:r>
-      <w:r>
-        <w:t xml:space="preserve">overturned once the completed harvest is available, rather than silently omitted</w:t>
-      </w:r>
-      <w:r>
-        <w:t xml:space="preserve"> </w:t>
-      </w:r>
-      <w:r>
-        <w:t xml:space="preserve">or, on the other hand, overstated on the basis of two searches.</w:t>
+        <w:t xml:space="preserve">, was reported through the previous phase of this</w:t>
+      </w:r>
+      <w:r>
+        <w:t xml:space="preserve"> </w:t>
+      </w:r>
+      <w:r>
+        <w:t xml:space="preserve">review as the one taxonomy type with no confirmed pavement-specific exemplar in the</w:t>
+      </w:r>
+      <w:r>
+        <w:t xml:space="preserve"> </w:t>
+      </w:r>
+      <w:r>
+        <w:t xml:space="preserve">seed corpus, after two independent, differently worded search sweeps failed to find</w:t>
+      </w:r>
+      <w:r>
+        <w:t xml:space="preserve"> </w:t>
+      </w:r>
+      <w:r>
+        <w:t xml:space="preserve">one. That was an honest report of what those two sweeps actually covered, not a</w:t>
+      </w:r>
+      <w:r>
+        <w:t xml:space="preserve"> </w:t>
+      </w:r>
+      <w:r>
+        <w:t xml:space="preserve">structural claim about the literature, and it has not survived a third, larger pass:</w:t>
+      </w:r>
+      <w:r>
+        <w:t xml:space="preserve"> </w:t>
+      </w:r>
+      <w:r>
+        <w:t xml:space="preserve">a 2026 harvest search identified Kaloop et al.’s wavelet–OP-ELM model for rigid</w:t>
+      </w:r>
+      <w:r>
+        <w:t xml:space="preserve"> </w:t>
+      </w:r>
+      <w:r>
+        <w:t xml:space="preserve">pavement roughness</w:t>
+      </w:r>
+      <w:r>
+        <w:t xml:space="preserve"> </w:t>
+      </w:r>
+      <w:r>
+        <w:t xml:space="preserve">(Kaloop et al., 2020)</w:t>
+      </w:r>
+      <w:r>
+        <w:t xml:space="preserve">, whose own abstract states plainly that</w:t>
+      </w:r>
+      <w:r>
+        <w:t xml:space="preserve"> </w:t>
+      </w:r>
+      <w:r>
+        <w:t xml:space="preserve">“Optimally Pruned Extreme Learning Machine (OP-ELM) and Wavelet analysis are</w:t>
+      </w:r>
+      <w:r>
+        <w:t xml:space="preserve"> </w:t>
+      </w:r>
+      <w:r>
+        <w:t xml:space="preserve">integrated”</w:t>
+      </w:r>
+      <w:r>
+        <w:t xml:space="preserve"> </w:t>
+      </w:r>
+      <w:r>
+        <w:t xml:space="preserve">and benchmarks the coupling against plain OP-ELM, a conventional ANN and</w:t>
+      </w:r>
+      <w:r>
+        <w:t xml:space="preserve"> </w:t>
+      </w:r>
+      <w:r>
+        <w:t xml:space="preserve">a regression baseline on LTPP data — a genuine, abstract-confirmed H6 case. A second,</w:t>
+      </w:r>
+      <w:r>
+        <w:t xml:space="preserve"> </w:t>
+      </w:r>
+      <w:r>
+        <w:t xml:space="preserve">more tentative candidate</w:t>
+      </w:r>
+      <w:r>
+        <w:t xml:space="preserve"> </w:t>
+      </w:r>
+      <w:r>
+        <w:t xml:space="preserve">(Zhang et al., 2025)</w:t>
+      </w:r>
+      <w:r>
+        <w:t xml:space="preserve"> </w:t>
+      </w:r>
+      <w:r>
+        <w:t xml:space="preserve">pairs ensemble empirical mode</w:t>
+      </w:r>
+      <w:r>
+        <w:t xml:space="preserve"> </w:t>
+      </w:r>
+      <w:r>
+        <w:t xml:space="preserve">decomposition with a downstream predictor for pavement modulus, though the</w:t>
+      </w:r>
+      <w:r>
+        <w:t xml:space="preserve"> </w:t>
+      </w:r>
+      <w:r>
+        <w:t xml:space="preserve">retrievable abstract snippet does not name that downstream model explicitly, so it</w:t>
+      </w:r>
+      <w:r>
+        <w:t xml:space="preserve"> </w:t>
+      </w:r>
+      <w:r>
+        <w:t xml:space="preserve">is coded provisionally pending full-text confirmation. Neither record’s leakage risk</w:t>
+      </w:r>
+      <w:r>
+        <w:t xml:space="preserve"> </w:t>
+      </w:r>
+      <w:r>
+        <w:t xml:space="preserve">is known: both publishers blocked automated full-text access — the same failure mode</w:t>
+      </w:r>
+      <w:r>
+        <w:t xml:space="preserve"> </w:t>
+      </w:r>
+      <w:r>
+        <w:t xml:space="preserve">recorded against a separate, earlier verification attempt on a ScienceDirect-hosted</w:t>
+      </w:r>
+      <w:r>
+        <w:t xml:space="preserve"> </w:t>
+      </w:r>
+      <w:r>
+        <w:t xml:space="preserve">paper (documented in the database, not repeated here) — so whether the</w:t>
+      </w:r>
+      <w:r>
+        <w:t xml:space="preserve"> </w:t>
+      </w:r>
+      <w:r>
+        <w:t xml:space="preserve">decomposition step was fitted before or after the train/test split — the exact H6</w:t>
+      </w:r>
+      <w:r>
+        <w:t xml:space="preserve"> </w:t>
+      </w:r>
+      <w:r>
+        <w:t xml:space="preserve">failure mode this taxonomy names — remains unread rather than assumed either way.</w:t>
+      </w:r>
+      <w:r>
+        <w:t xml:space="preserve"> </w:t>
+      </w:r>
+      <w:r>
+        <w:t xml:space="preserve">The corrected finding is therefore that H6 is rare but not absent, and that its</w:t>
+      </w:r>
+      <w:r>
+        <w:t xml:space="preserve"> </w:t>
+      </w:r>
+      <w:r>
+        <w:t xml:space="preserve">absence in earlier phases reflected search coverage, not a property of the</w:t>
+      </w:r>
+      <w:r>
+        <w:t xml:space="preserve"> </w:t>
+      </w:r>
+      <w:r>
+        <w:t xml:space="preserve">literature; the research agenda in §13 is updated accordingly.</w:t>
       </w:r>
     </w:p>
     <w:p>
@@ -6117,14 +6294,7 @@
           <w:b/>
           <w:bCs/>
         </w:rPr>
-        <w:t xml:space="preserve">H7 (symbolic</w:t>
-      </w:r>
-      <w:r>
-        <w:rPr>
-          <w:b/>
-          <w:bCs/>
-        </w:rPr>
-        <w:t xml:space="preserve">numeric)</w:t>
+        <w:t xml:space="preserve">H7 (symbolic–numeric)</w:t>
       </w:r>
       <w:r>
         <w:t xml:space="preserve"> </w:t>
@@ -10302,31 +10472,91 @@
           <w:b/>
           <w:bCs/>
         </w:rPr>
-        <w:t xml:space="preserve">The H6 gap.</w:t>
-      </w:r>
-      <w:r>
-        <w:t xml:space="preserve"> </w:t>
-      </w:r>
-      <w:r>
-        <w:t xml:space="preserve">No pavement-specific decomposition-then-learn (H6) study was</w:t>
-      </w:r>
-      <w:r>
-        <w:t xml:space="preserve"> </w:t>
-      </w:r>
-      <w:r>
-        <w:t xml:space="preserve">located in the seed corpus (§8). Is this a genuine absence in the pavement</w:t>
-      </w:r>
-      <w:r>
-        <w:t xml:space="preserve"> </w:t>
-      </w:r>
-      <w:r>
-        <w:t xml:space="preserve">literature, or an artefact of the search terms used so far? The completed</w:t>
-      </w:r>
-      <w:r>
-        <w:t xml:space="preserve"> </w:t>
-      </w:r>
-      <w:r>
-        <w:t xml:space="preserve">harvest, with its wider algorithm-name coverage, will distinguish the two.</w:t>
+        <w:t xml:space="preserve">The H6 leakage question.</w:t>
+      </w:r>
+      <w:r>
+        <w:t xml:space="preserve"> </w:t>
+      </w:r>
+      <w:r>
+        <w:t xml:space="preserve">A wider harvest pass found H6 is rare but not</w:t>
+      </w:r>
+      <w:r>
+        <w:t xml:space="preserve"> </w:t>
+      </w:r>
+      <w:r>
+        <w:t xml:space="preserve">absent (§8) —</w:t>
+      </w:r>
+      <w:r>
+        <w:t xml:space="preserve"> </w:t>
+      </w:r>
+      <w:r>
+        <w:t xml:space="preserve">Kaloop et al. (2020)</w:t>
+      </w:r>
+      <w:r>
+        <w:t xml:space="preserve"> </w:t>
+      </w:r>
+      <w:r>
+        <w:t xml:space="preserve">is an abstract-confirmed wavelet-decomposition</w:t>
+      </w:r>
+      <w:r>
+        <w:t xml:space="preserve"> </w:t>
+      </w:r>
+      <w:r>
+        <w:t xml:space="preserve">exemplar, and</w:t>
+      </w:r>
+      <w:r>
+        <w:t xml:space="preserve"> </w:t>
+      </w:r>
+      <w:r>
+        <w:t xml:space="preserve">Zhang et al. (2025)</w:t>
+      </w:r>
+      <w:r>
+        <w:t xml:space="preserve"> </w:t>
+      </w:r>
+      <w:r>
+        <w:t xml:space="preserve">a provisional EEMD-based one. Both were</w:t>
+      </w:r>
+      <w:r>
+        <w:t xml:space="preserve"> </w:t>
+      </w:r>
+      <w:r>
+        <w:t xml:space="preserve">located too late for full-text access before this draft, and both publishers</w:t>
+      </w:r>
+      <w:r>
+        <w:t xml:space="preserve"> </w:t>
+      </w:r>
+      <w:r>
+        <w:t xml:space="preserve">blocked automated fetching. Whether the decomposition step in either was fitted</w:t>
+      </w:r>
+      <w:r>
+        <w:t xml:space="preserve"> </w:t>
+      </w:r>
+      <w:r>
+        <w:t xml:space="preserve">before or after the train/test split — the specific failure mode this taxonomy</w:t>
+      </w:r>
+      <w:r>
+        <w:t xml:space="preserve"> </w:t>
+      </w:r>
+      <w:r>
+        <w:t xml:space="preserve">names for H6 — is the highest-priority open full-text verification task for the</w:t>
+      </w:r>
+      <w:r>
+        <w:t xml:space="preserve"> </w:t>
+      </w:r>
+      <w:r>
+        <w:t xml:space="preserve">type, now that</w:t>
+      </w:r>
+      <w:r>
+        <w:t xml:space="preserve"> </w:t>
+      </w:r>
+      <w:r>
+        <w:t xml:space="preserve">“does an H6 exemplar exist”</w:t>
+      </w:r>
+      <w:r>
+        <w:t xml:space="preserve"> </w:t>
+      </w:r>
+      <w:r>
+        <w:t xml:space="preserve">is no longer the open question.</w:t>
       </w:r>
     </w:p>
     <w:p>
@@ -10342,7 +10572,7 @@
           <w:b/>
           <w:bCs/>
         </w:rPr>
-        <w:t xml:space="preserve">Physics-informed learning beyond one exemplar.</w:t>
+        <w:t xml:space="preserve">Physics-informed learning has moved past one exemplar.</w:t>
       </w:r>
       <w:r>
         <w:t xml:space="preserve"> </w:t>
@@ -10354,31 +10584,100 @@
         <w:t xml:space="preserve"> </w:t>
       </w:r>
       <w:r>
-        <w:t xml:space="preserve">is</w:t>
-      </w:r>
-      <w:r>
-        <w:t xml:space="preserve"> </w:t>
-      </w:r>
-      <w:r>
-        <w:t xml:space="preserve">presently the seed corpus’s only clear H3 case. Does the completed harvest find</w:t>
-      </w:r>
-      <w:r>
-        <w:t xml:space="preserve"> </w:t>
-      </w:r>
-      <w:r>
-        <w:t xml:space="preserve">others, and if genuinely few exist, why has physics-constrained learning been</w:t>
-      </w:r>
-      <w:r>
-        <w:t xml:space="preserve"> </w:t>
-      </w:r>
-      <w:r>
-        <w:t xml:space="preserve">adopted so much more slowly in pavement engineering than in adjacent fields</w:t>
-      </w:r>
-      <w:r>
-        <w:t xml:space="preserve"> </w:t>
-      </w:r>
-      <w:r>
-        <w:t xml:space="preserve">such as structural health monitoring?</w:t>
+        <w:t xml:space="preserve">was, in an earlier phase of this review, the seed corpus’s only clear H3 case;</w:t>
+      </w:r>
+      <w:r>
+        <w:t xml:space="preserve"> </w:t>
+      </w:r>
+      <w:r>
+        <w:t xml:space="preserve">a single 2026 harvest pass located nine further PINN studies published between</w:t>
+      </w:r>
+      <w:r>
+        <w:t xml:space="preserve"> </w:t>
+      </w:r>
+      <w:r>
+        <w:t xml:space="preserve">2024 and 2026</w:t>
+      </w:r>
+      <w:r>
+        <w:t xml:space="preserve"> </w:t>
+      </w:r>
+      <w:r>
+        <w:t xml:space="preserve">(Han et al., 2024; Kargah-Ostadi et al., 2024; Li et al., 2025; Liu et al., 2026; Luo et al., 2026; Quan et al., 2025; Taheri et al., 2025; Wang et al., 2024; Xing et al., 2026)</w:t>
+      </w:r>
+      <w:r>
+        <w:t xml:space="preserve">, none yet full-text verified. That a single</w:t>
+      </w:r>
+      <w:r>
+        <w:t xml:space="preserve"> </w:t>
+      </w:r>
+      <w:r>
+        <w:t xml:space="preserve">targeted search surfaced this many suggests physics-informed learning in</w:t>
+      </w:r>
+      <w:r>
+        <w:t xml:space="preserve"> </w:t>
+      </w:r>
+      <w:r>
+        <w:t xml:space="preserve">pavement engineering is past the single-exemplar stage and entering a genuine</w:t>
+      </w:r>
+      <w:r>
+        <w:t xml:space="preserve"> </w:t>
+      </w:r>
+      <w:r>
+        <w:t xml:space="preserve">growth phase circa 2024–2026 — itself a bibliometric finding worth stating</w:t>
+      </w:r>
+      <w:r>
+        <w:t xml:space="preserve"> </w:t>
+      </w:r>
+      <w:r>
+        <w:t xml:space="preserve">plainly rather than the more cautious one-exemplar framing this item originally</w:t>
+      </w:r>
+      <w:r>
+        <w:t xml:space="preserve"> </w:t>
+      </w:r>
+      <w:r>
+        <w:t xml:space="preserve">posed as an open question. What remains genuinely open is comparative: does</w:t>
+      </w:r>
+      <w:r>
+        <w:t xml:space="preserve"> </w:t>
+      </w:r>
+      <w:r>
+        <w:t xml:space="preserve">this cohort’s physics constraint measurably outperform an unconstrained network</w:t>
+      </w:r>
+      <w:r>
+        <w:t xml:space="preserve"> </w:t>
+      </w:r>
+      <w:r>
+        <w:t xml:space="preserve">on the same data, or is</w:t>
+      </w:r>
+      <w:r>
+        <w:t xml:space="preserve"> </w:t>
+      </w:r>
+      <w:r>
+        <w:t xml:space="preserve">“physics-informed”</w:t>
+      </w:r>
+      <w:r>
+        <w:t xml:space="preserve"> </w:t>
+      </w:r>
+      <w:r>
+        <w:t xml:space="preserve">becoming this literature’s next</w:t>
+      </w:r>
+      <w:r>
+        <w:t xml:space="preserve"> </w:t>
+      </w:r>
+      <w:r>
+        <w:t xml:space="preserve">under-audited novelty label the way</w:t>
+      </w:r>
+      <w:r>
+        <w:t xml:space="preserve"> </w:t>
+      </w:r>
+      <w:r>
+        <w:t xml:space="preserve">“hybrid”</w:t>
+      </w:r>
+      <w:r>
+        <w:t xml:space="preserve"> </w:t>
+      </w:r>
+      <w:r>
+        <w:t xml:space="preserve">already is (§1)?</w:t>
       </w:r>
     </w:p>
     <w:p>
@@ -10937,7 +11236,7 @@
       </w:r>
     </w:p>
     <w:bookmarkEnd w:id="56"/>
-    <w:bookmarkStart w:id="152" w:name="references"/>
+    <w:bookmarkStart w:id="186" w:name="references"/>
     <w:p>
       <w:pPr>
         <w:pStyle w:val="Heading1"/>
@@ -10946,7 +11245,7 @@
         <w:t xml:space="preserve">References</w:t>
       </w:r>
     </w:p>
-    <w:bookmarkStart w:id="151" w:name="refs"/>
+    <w:bookmarkStart w:id="185" w:name="refs"/>
     <w:bookmarkStart w:id="58" w:name="ref-Alhussan2022pothole"/>
     <w:p>
       <w:pPr>
@@ -11226,18 +11525,39 @@
       </w:hyperlink>
     </w:p>
     <w:bookmarkEnd w:id="82"/>
-    <w:bookmarkStart w:id="84" w:name="ref-Duan2024resilient"/>
+    <w:bookmarkStart w:id="84" w:name="ref-Deng2025enhancing"/>
     <w:p>
       <w:pPr>
         <w:pStyle w:val="Bibliography"/>
       </w:pPr>
       <w:r>
+        <w:t xml:space="preserve">Deng, Y., Yu, H., Niu, P., Guo, F., 2025. Enhancing pavement crack detection using a hybrid convolutional neural network-transformer architecture. Transportation Research Record.</w:t>
+      </w:r>
+      <w:r>
+        <w:t xml:space="preserve"> </w:t>
+      </w:r>
+      <w:hyperlink r:id="rId83">
+        <w:r>
+          <w:rPr>
+            <w:rStyle w:val="Hyperlink"/>
+          </w:rPr>
+          <w:t xml:space="preserve">https://doi.org/10.1177/03611981251329046</w:t>
+        </w:r>
+      </w:hyperlink>
+    </w:p>
+    <w:bookmarkEnd w:id="84"/>
+    <w:bookmarkStart w:id="86" w:name="ref-Duan2024resilient"/>
+    <w:p>
+      <w:pPr>
+        <w:pStyle w:val="Bibliography"/>
+      </w:pPr>
+      <w:r>
         <w:t xml:space="preserve">Duan, X., 2024. Assessment of resilient modulus of soil using hybrid extreme gradient boosting models. Scientific Reports.</w:t>
       </w:r>
       <w:r>
         <w:t xml:space="preserve"> </w:t>
       </w:r>
-      <w:hyperlink r:id="rId83">
+      <w:hyperlink r:id="rId85">
         <w:r>
           <w:rPr>
             <w:rStyle w:val="Hyperlink"/>
@@ -11246,8 +11566,8 @@
         </w:r>
       </w:hyperlink>
     </w:p>
-    <w:bookmarkEnd w:id="84"/>
-    <w:bookmarkStart w:id="86" w:name="ref-Elbagalati2017neural"/>
+    <w:bookmarkEnd w:id="86"/>
+    <w:bookmarkStart w:id="88" w:name="ref-Elbagalati2017neural"/>
     <w:p>
       <w:pPr>
         <w:pStyle w:val="Bibliography"/>
@@ -11261,7 +11581,7 @@
       <w:r>
         <w:t xml:space="preserve"> </w:t>
       </w:r>
-      <w:hyperlink r:id="rId85">
+      <w:hyperlink r:id="rId87">
         <w:r>
           <w:rPr>
             <w:rStyle w:val="Hyperlink"/>
@@ -11270,8 +11590,8 @@
         </w:r>
       </w:hyperlink>
     </w:p>
-    <w:bookmarkEnd w:id="86"/>
-    <w:bookmarkStart w:id="88" w:name="ref-Elhariri2020filter"/>
+    <w:bookmarkEnd w:id="88"/>
+    <w:bookmarkStart w:id="90" w:name="ref-Elhariri2020filter"/>
     <w:p>
       <w:pPr>
         <w:pStyle w:val="Bibliography"/>
@@ -11282,7 +11602,7 @@
       <w:r>
         <w:t xml:space="preserve"> </w:t>
       </w:r>
-      <w:hyperlink r:id="rId87">
+      <w:hyperlink r:id="rId89">
         <w:r>
           <w:rPr>
             <w:rStyle w:val="Hyperlink"/>
@@ -11291,8 +11611,8 @@
         </w:r>
       </w:hyperlink>
     </w:p>
-    <w:bookmarkEnd w:id="88"/>
-    <w:bookmarkStart w:id="90" w:name="ref-Georgouli2026impact"/>
+    <w:bookmarkEnd w:id="90"/>
+    <w:bookmarkStart w:id="92" w:name="ref-Georgouli2026impact"/>
     <w:p>
       <w:pPr>
         <w:pStyle w:val="Bibliography"/>
@@ -11303,7 +11623,7 @@
       <w:r>
         <w:t xml:space="preserve"> </w:t>
       </w:r>
-      <w:hyperlink r:id="rId89">
+      <w:hyperlink r:id="rId91">
         <w:r>
           <w:rPr>
             <w:rStyle w:val="Hyperlink"/>
@@ -11312,8 +11632,8 @@
         </w:r>
       </w:hyperlink>
     </w:p>
-    <w:bookmarkEnd w:id="90"/>
-    <w:bookmarkStart w:id="92" w:name="ref-Ghanizadeh2023soft"/>
+    <w:bookmarkEnd w:id="92"/>
+    <w:bookmarkStart w:id="94" w:name="ref-Ghanizadeh2023soft"/>
     <w:p>
       <w:pPr>
         <w:pStyle w:val="Bibliography"/>
@@ -11327,7 +11647,7 @@
       <w:r>
         <w:t xml:space="preserve"> </w:t>
       </w:r>
-      <w:hyperlink r:id="rId91">
+      <w:hyperlink r:id="rId93">
         <w:r>
           <w:rPr>
             <w:rStyle w:val="Hyperlink"/>
@@ -11336,8 +11656,8 @@
         </w:r>
       </w:hyperlink>
     </w:p>
-    <w:bookmarkEnd w:id="92"/>
-    <w:bookmarkStart w:id="94" w:name="ref-Ghanizadeh2020neural"/>
+    <w:bookmarkEnd w:id="94"/>
+    <w:bookmarkStart w:id="96" w:name="ref-Ghanizadeh2020neural"/>
     <w:p>
       <w:pPr>
         <w:pStyle w:val="Bibliography"/>
@@ -11348,7 +11668,7 @@
       <w:r>
         <w:t xml:space="preserve"> </w:t>
       </w:r>
-      <w:hyperlink r:id="rId93">
+      <w:hyperlink r:id="rId95">
         <w:r>
           <w:rPr>
             <w:rStyle w:val="Hyperlink"/>
@@ -11357,8 +11677,8 @@
         </w:r>
       </w:hyperlink>
     </w:p>
-    <w:bookmarkEnd w:id="94"/>
-    <w:bookmarkStart w:id="96" w:name="ref-Ghanizadeh2025metabackcal"/>
+    <w:bookmarkEnd w:id="96"/>
+    <w:bookmarkStart w:id="98" w:name="ref-Ghanizadeh2025metabackcal"/>
     <w:p>
       <w:pPr>
         <w:pStyle w:val="Bibliography"/>
@@ -11369,7 +11689,7 @@
       <w:r>
         <w:t xml:space="preserve"> </w:t>
       </w:r>
-      <w:hyperlink r:id="rId95">
+      <w:hyperlink r:id="rId97">
         <w:r>
           <w:rPr>
             <w:rStyle w:val="Hyperlink"/>
@@ -11378,8 +11698,8 @@
         </w:r>
       </w:hyperlink>
     </w:p>
-    <w:bookmarkEnd w:id="96"/>
-    <w:bookmarkStart w:id="98" w:name="ref-Ghanizadeh2024formulation"/>
+    <w:bookmarkEnd w:id="98"/>
+    <w:bookmarkStart w:id="100" w:name="ref-Ghanizadeh2024formulation"/>
     <w:p>
       <w:pPr>
         <w:pStyle w:val="Bibliography"/>
@@ -11393,7 +11713,7 @@
       <w:r>
         <w:t xml:space="preserve"> </w:t>
       </w:r>
-      <w:hyperlink r:id="rId97">
+      <w:hyperlink r:id="rId99">
         <w:r>
           <w:rPr>
             <w:rStyle w:val="Hyperlink"/>
@@ -11402,8 +11722,8 @@
         </w:r>
       </w:hyperlink>
     </w:p>
-    <w:bookmarkEnd w:id="98"/>
-    <w:bookmarkStart w:id="100" w:name="ref-Ghorbani2020genetic"/>
+    <w:bookmarkEnd w:id="100"/>
+    <w:bookmarkStart w:id="102" w:name="ref-Ghorbani2020genetic"/>
     <w:p>
       <w:pPr>
         <w:pStyle w:val="Bibliography"/>
@@ -11417,7 +11737,7 @@
       <w:r>
         <w:t xml:space="preserve"> </w:t>
       </w:r>
-      <w:hyperlink r:id="rId99">
+      <w:hyperlink r:id="rId101">
         <w:r>
           <w:rPr>
             <w:rStyle w:val="Hyperlink"/>
@@ -11426,8 +11746,8 @@
         </w:r>
       </w:hyperlink>
     </w:p>
-    <w:bookmarkEnd w:id="100"/>
-    <w:bookmarkStart w:id="102" w:name="ref-Gopalakrishnan2018learning"/>
+    <w:bookmarkEnd w:id="102"/>
+    <w:bookmarkStart w:id="104" w:name="ref-Gopalakrishnan2018learning"/>
     <w:p>
       <w:pPr>
         <w:pStyle w:val="Bibliography"/>
@@ -11438,7 +11758,7 @@
       <w:r>
         <w:t xml:space="preserve"> </w:t>
       </w:r>
-      <w:hyperlink r:id="rId101">
+      <w:hyperlink r:id="rId103">
         <w:r>
           <w:rPr>
             <w:rStyle w:val="Hyperlink"/>
@@ -11447,13 +11767,34 @@
         </w:r>
       </w:hyperlink>
     </w:p>
-    <w:bookmarkEnd w:id="102"/>
-    <w:bookmarkStart w:id="104" w:name="ref-Guo2025learning"/>
+    <w:bookmarkEnd w:id="104"/>
+    <w:bookmarkStart w:id="106" w:name="ref-Guan2025enhanced"/>
     <w:p>
       <w:pPr>
         <w:pStyle w:val="Bibliography"/>
       </w:pPr>
       <w:r>
+        <w:t xml:space="preserve">Guan, Y., Zhang, B., Li, Z., Zhang, D., 2025. Enhanced flow number prediction of asphalt mixtures using stacking ensemble-based machine learning model and grey relational analysis. Construction and Building Materials.</w:t>
+      </w:r>
+      <w:r>
+        <w:t xml:space="preserve"> </w:t>
+      </w:r>
+      <w:hyperlink r:id="rId105">
+        <w:r>
+          <w:rPr>
+            <w:rStyle w:val="Hyperlink"/>
+          </w:rPr>
+          <w:t xml:space="preserve">https://doi.org/10.1016/j.conbuildmat.2025.140001</w:t>
+        </w:r>
+      </w:hyperlink>
+    </w:p>
+    <w:bookmarkEnd w:id="106"/>
+    <w:bookmarkStart w:id="108" w:name="ref-Guo2025learning"/>
+    <w:p>
+      <w:pPr>
+        <w:pStyle w:val="Bibliography"/>
+      </w:pPr>
+      <w:r>
         <w:t xml:space="preserve">Guo, M., Zhou, M., Du, X., others</w:t>
       </w:r>
       <w:r>
@@ -11462,7 +11803,7 @@
       <w:r>
         <w:t xml:space="preserve"> </w:t>
       </w:r>
-      <w:hyperlink r:id="rId103">
+      <w:hyperlink r:id="rId107">
         <w:r>
           <w:rPr>
             <w:rStyle w:val="Hyperlink"/>
@@ -11471,19 +11812,61 @@
         </w:r>
       </w:hyperlink>
     </w:p>
-    <w:bookmarkEnd w:id="104"/>
-    <w:bookmarkStart w:id="106" w:name="ref-Hanandeh2022introducing"/>
+    <w:bookmarkEnd w:id="108"/>
+    <w:bookmarkStart w:id="110" w:name="ref-Gupta2026stacked"/>
     <w:p>
       <w:pPr>
         <w:pStyle w:val="Bibliography"/>
       </w:pPr>
       <w:r>
+        <w:t xml:space="preserve">Gupta, A., Kumar, P., 2026. Stacked ensemble learning with SHAP-prioritized intervention ranking for pavement maintenance automation. International Journal of Pavement Research and Technology.</w:t>
+      </w:r>
+      <w:r>
+        <w:t xml:space="preserve"> </w:t>
+      </w:r>
+      <w:hyperlink r:id="rId109">
+        <w:r>
+          <w:rPr>
+            <w:rStyle w:val="Hyperlink"/>
+          </w:rPr>
+          <w:t xml:space="preserve">https://doi.org/10.1007/s42947-026-00866-8</w:t>
+        </w:r>
+      </w:hyperlink>
+    </w:p>
+    <w:bookmarkEnd w:id="110"/>
+    <w:bookmarkStart w:id="112" w:name="ref-Han2024pinn"/>
+    <w:p>
+      <w:pPr>
+        <w:pStyle w:val="Bibliography"/>
+      </w:pPr>
+      <w:r>
+        <w:t xml:space="preserve">Han, C., Zhang, J., Tu, Z., Ma, T., 2024. PINN-AFP: A novel c-s curve estimation method for asphalt mixtures fatigue prediction based on physics-informed neural network. Construction and Building Materials.</w:t>
+      </w:r>
+      <w:r>
+        <w:t xml:space="preserve"> </w:t>
+      </w:r>
+      <w:hyperlink r:id="rId111">
+        <w:r>
+          <w:rPr>
+            <w:rStyle w:val="Hyperlink"/>
+          </w:rPr>
+          <w:t xml:space="preserve">https://doi.org/10.1016/j.conbuildmat.2024.135070</w:t>
+        </w:r>
+      </w:hyperlink>
+    </w:p>
+    <w:bookmarkEnd w:id="112"/>
+    <w:bookmarkStart w:id="114" w:name="ref-Hanandeh2022introducing"/>
+    <w:p>
+      <w:pPr>
+        <w:pStyle w:val="Bibliography"/>
+      </w:pPr>
+      <w:r>
         <w:t xml:space="preserve">Hanandeh, S., 2022. Introducing mathematical modeling to estimate pavement quality index of flexible pavements based on genetic algorithm and artificial neural networks. Case Stud. Constr. Mater.</w:t>
       </w:r>
       <w:r>
         <w:t xml:space="preserve"> </w:t>
       </w:r>
-      <w:hyperlink r:id="rId105">
+      <w:hyperlink r:id="rId113">
         <w:r>
           <w:rPr>
             <w:rStyle w:val="Hyperlink"/>
@@ -11492,8 +11875,8 @@
         </w:r>
       </w:hyperlink>
     </w:p>
-    <w:bookmarkEnd w:id="106"/>
-    <w:bookmarkStart w:id="108" w:name="ref-Hosseini2021accuracy"/>
+    <w:bookmarkEnd w:id="114"/>
+    <w:bookmarkStart w:id="116" w:name="ref-Hosseini2021accuracy"/>
     <w:p>
       <w:pPr>
         <w:pStyle w:val="Bibliography"/>
@@ -11504,7 +11887,7 @@
       <w:r>
         <w:t xml:space="preserve"> </w:t>
       </w:r>
-      <w:hyperlink r:id="rId107">
+      <w:hyperlink r:id="rId115">
         <w:r>
           <w:rPr>
             <w:rStyle w:val="Hyperlink"/>
@@ -11513,8 +11896,8 @@
         </w:r>
       </w:hyperlink>
     </w:p>
-    <w:bookmarkEnd w:id="108"/>
-    <w:bookmarkStart w:id="110" w:name="ref-Hou2020state"/>
+    <w:bookmarkEnd w:id="116"/>
+    <w:bookmarkStart w:id="118" w:name="ref-Hou2020state"/>
     <w:p>
       <w:pPr>
         <w:pStyle w:val="Bibliography"/>
@@ -11528,7 +11911,7 @@
       <w:r>
         <w:t xml:space="preserve"> </w:t>
       </w:r>
-      <w:hyperlink r:id="rId109">
+      <w:hyperlink r:id="rId117">
         <w:r>
           <w:rPr>
             <w:rStyle w:val="Hyperlink"/>
@@ -11537,8 +11920,8 @@
         </w:r>
       </w:hyperlink>
     </w:p>
-    <w:bookmarkEnd w:id="110"/>
-    <w:bookmarkStart w:id="112" w:name="ref-Huang2025rheological"/>
+    <w:bookmarkEnd w:id="118"/>
+    <w:bookmarkStart w:id="120" w:name="ref-Huang2025rheological"/>
     <w:p>
       <w:pPr>
         <w:pStyle w:val="Bibliography"/>
@@ -11552,7 +11935,7 @@
       <w:r>
         <w:t xml:space="preserve"> </w:t>
       </w:r>
-      <w:hyperlink r:id="rId111">
+      <w:hyperlink r:id="rId119">
         <w:r>
           <w:rPr>
             <w:rStyle w:val="Hyperlink"/>
@@ -11561,8 +11944,8 @@
         </w:r>
       </w:hyperlink>
     </w:p>
-    <w:bookmarkEnd w:id="112"/>
-    <w:bookmarkStart w:id="114" w:name="ref-Jalal2023indirect"/>
+    <w:bookmarkEnd w:id="120"/>
+    <w:bookmarkStart w:id="122" w:name="ref-Jalal2023indirect"/>
     <w:p>
       <w:pPr>
         <w:pStyle w:val="Bibliography"/>
@@ -11576,7 +11959,7 @@
       <w:r>
         <w:t xml:space="preserve"> </w:t>
       </w:r>
-      <w:hyperlink r:id="rId113">
+      <w:hyperlink r:id="rId121">
         <w:r>
           <w:rPr>
             <w:rStyle w:val="Hyperlink"/>
@@ -11585,8 +11968,8 @@
         </w:r>
       </w:hyperlink>
     </w:p>
-    <w:bookmarkEnd w:id="114"/>
-    <w:bookmarkStart w:id="116" w:name="ref-Jalal2024swarm"/>
+    <w:bookmarkEnd w:id="122"/>
+    <w:bookmarkStart w:id="124" w:name="ref-Jalal2024swarm"/>
     <w:p>
       <w:pPr>
         <w:pStyle w:val="Bibliography"/>
@@ -11600,7 +11983,7 @@
       <w:r>
         <w:t xml:space="preserve"> </w:t>
       </w:r>
-      <w:hyperlink r:id="rId115">
+      <w:hyperlink r:id="rId123">
         <w:r>
           <w:rPr>
             <w:rStyle w:val="Hyperlink"/>
@@ -11609,8 +11992,8 @@
         </w:r>
       </w:hyperlink>
     </w:p>
-    <w:bookmarkEnd w:id="116"/>
-    <w:bookmarkStart w:id="118" w:name="ref-Jweihan2026trustworthy"/>
+    <w:bookmarkEnd w:id="124"/>
+    <w:bookmarkStart w:id="126" w:name="ref-Jweihan2026trustworthy"/>
     <w:p>
       <w:pPr>
         <w:pStyle w:val="Bibliography"/>
@@ -11621,7 +12004,7 @@
       <w:r>
         <w:t xml:space="preserve"> </w:t>
       </w:r>
-      <w:hyperlink r:id="rId117">
+      <w:hyperlink r:id="rId125">
         <w:r>
           <w:rPr>
             <w:rStyle w:val="Hyperlink"/>
@@ -11630,13 +12013,34 @@
         </w:r>
       </w:hyperlink>
     </w:p>
-    <w:bookmarkEnd w:id="118"/>
-    <w:bookmarkStart w:id="120" w:name="ref-Kaloop2019particle"/>
+    <w:bookmarkEnd w:id="126"/>
+    <w:bookmarkStart w:id="128" w:name="ref-Kaloop2020wavelet"/>
     <w:p>
       <w:pPr>
         <w:pStyle w:val="Bibliography"/>
       </w:pPr>
       <w:r>
+        <w:t xml:space="preserve">Kaloop, M.R., El-Badawy, S.M., Ahn, J., Sim, H.-B., Hu, J.W., Abd El-Hakim, R.T., 2020. A hybrid wavelet-optimally-pruned extreme learning machine model for the estimation of international roughness index of rigid pavements. International Journal of Pavement Engineering.</w:t>
+      </w:r>
+      <w:r>
+        <w:t xml:space="preserve"> </w:t>
+      </w:r>
+      <w:hyperlink r:id="rId127">
+        <w:r>
+          <w:rPr>
+            <w:rStyle w:val="Hyperlink"/>
+          </w:rPr>
+          <w:t xml:space="preserve">https://doi.org/10.1080/10298436.2020.1776281</w:t>
+        </w:r>
+      </w:hyperlink>
+    </w:p>
+    <w:bookmarkEnd w:id="128"/>
+    <w:bookmarkStart w:id="130" w:name="ref-Kaloop2019particle"/>
+    <w:p>
+      <w:pPr>
+        <w:pStyle w:val="Bibliography"/>
+      </w:pPr>
+      <w:r>
         <w:t xml:space="preserve">Kaloop, M.R., Kumar, D., Samui, P., others</w:t>
       </w:r>
       <w:r>
@@ -11645,7 +12049,7 @@
       <w:r>
         <w:t xml:space="preserve"> </w:t>
       </w:r>
-      <w:hyperlink r:id="rId119">
+      <w:hyperlink r:id="rId129">
         <w:r>
           <w:rPr>
             <w:rStyle w:val="Hyperlink"/>
@@ -11654,19 +12058,40 @@
         </w:r>
       </w:hyperlink>
     </w:p>
-    <w:bookmarkEnd w:id="120"/>
-    <w:bookmarkStart w:id="122" w:name="ref-Khatti2025california"/>
+    <w:bookmarkEnd w:id="130"/>
+    <w:bookmarkStart w:id="132" w:name="ref-KargahOstadi2024physics"/>
     <w:p>
       <w:pPr>
         <w:pStyle w:val="Bibliography"/>
       </w:pPr>
       <w:r>
+        <w:t xml:space="preserve">Kargah-Ostadi, N., Vasylevskyi, K., Ablets, A., Drach, A., 2024. Physics-informed neural networks to advance pavement engineering and management. Road Materials and Pavement Design.</w:t>
+      </w:r>
+      <w:r>
+        <w:t xml:space="preserve"> </w:t>
+      </w:r>
+      <w:hyperlink r:id="rId131">
+        <w:r>
+          <w:rPr>
+            <w:rStyle w:val="Hyperlink"/>
+          </w:rPr>
+          <w:t xml:space="preserve">https://doi.org/10.1080/14680629.2024.2315073</w:t>
+        </w:r>
+      </w:hyperlink>
+    </w:p>
+    <w:bookmarkEnd w:id="132"/>
+    <w:bookmarkStart w:id="134" w:name="ref-Khatti2025california"/>
+    <w:p>
+      <w:pPr>
+        <w:pStyle w:val="Bibliography"/>
+      </w:pPr>
+      <w:r>
         <w:t xml:space="preserve">Khatti, J., Grover, K.S., 2025. California bearing ratio estimation using AI: A review of current practices and emerging trends. Soils and Rocks.</w:t>
       </w:r>
       <w:r>
         <w:t xml:space="preserve"> </w:t>
       </w:r>
-      <w:hyperlink r:id="rId121">
+      <w:hyperlink r:id="rId133">
         <w:r>
           <w:rPr>
             <w:rStyle w:val="Hyperlink"/>
@@ -11675,8 +12100,8 @@
         </w:r>
       </w:hyperlink>
     </w:p>
-    <w:bookmarkEnd w:id="122"/>
-    <w:bookmarkStart w:id="124" w:name="ref-Latifi2021reinforcement"/>
+    <w:bookmarkEnd w:id="134"/>
+    <w:bookmarkStart w:id="136" w:name="ref-Latifi2021reinforcement"/>
     <w:p>
       <w:pPr>
         <w:pStyle w:val="Bibliography"/>
@@ -11690,7 +12115,7 @@
       <w:r>
         <w:t xml:space="preserve"> </w:t>
       </w:r>
-      <w:hyperlink r:id="rId123">
+      <w:hyperlink r:id="rId135">
         <w:r>
           <w:rPr>
             <w:rStyle w:val="Hyperlink"/>
@@ -11699,13 +12124,97 @@
         </w:r>
       </w:hyperlink>
     </w:p>
-    <w:bookmarkEnd w:id="124"/>
-    <w:bookmarkStart w:id="126" w:name="ref-MharziAlaoui2026algorithm"/>
+    <w:bookmarkEnd w:id="136"/>
+    <w:bookmarkStart w:id="138" w:name="ref-Li2025physics"/>
     <w:p>
       <w:pPr>
         <w:pStyle w:val="Bibliography"/>
       </w:pPr>
       <w:r>
+        <w:t xml:space="preserve">Li, J., Zhang, S., Wang, X., 2025. Physics-informed neural network with fuzzy partial differential equation for pavement performance prediction. Automation in Construction.</w:t>
+      </w:r>
+      <w:r>
+        <w:t xml:space="preserve"> </w:t>
+      </w:r>
+      <w:hyperlink r:id="rId137">
+        <w:r>
+          <w:rPr>
+            <w:rStyle w:val="Hyperlink"/>
+          </w:rPr>
+          <w:t xml:space="preserve">https://doi.org/10.1016/j.autcon.2025.105983</w:t>
+        </w:r>
+      </w:hyperlink>
+    </w:p>
+    <w:bookmarkEnd w:id="138"/>
+    <w:bookmarkStart w:id="140" w:name="ref-Liu2026physics"/>
+    <w:p>
+      <w:pPr>
+        <w:pStyle w:val="Bibliography"/>
+      </w:pPr>
+      <w:r>
+        <w:t xml:space="preserve">Liu, Q., Li, H., Gao, Y., Zhang, H., Li, Y., Lee, D., Wu, J., 2026. A physics-informed neural network (DM-PINN-FP): Incorporating cracking preference index for asphalt mixture fatigue prediction. Computer-Aided Civil and Infrastructure Engineering.</w:t>
+      </w:r>
+      <w:r>
+        <w:t xml:space="preserve"> </w:t>
+      </w:r>
+      <w:hyperlink r:id="rId139">
+        <w:r>
+          <w:rPr>
+            <w:rStyle w:val="Hyperlink"/>
+          </w:rPr>
+          <w:t xml:space="preserve">https://doi.org/10.1016/j.cacaie.2026.100171</w:t>
+        </w:r>
+      </w:hyperlink>
+    </w:p>
+    <w:bookmarkEnd w:id="140"/>
+    <w:bookmarkStart w:id="142" w:name="ref-Luo2023strans"/>
+    <w:p>
+      <w:pPr>
+        <w:pStyle w:val="Bibliography"/>
+      </w:pPr>
+      <w:r>
+        <w:t xml:space="preserve">Luo, H., Li, J., Cai, L., Wu, M., 2023. STrans-YOLOX: Fusing swin transformer and YOLOX for automatic pavement crack detection. Applied Sciences.</w:t>
+      </w:r>
+      <w:r>
+        <w:t xml:space="preserve"> </w:t>
+      </w:r>
+      <w:hyperlink r:id="rId141">
+        <w:r>
+          <w:rPr>
+            <w:rStyle w:val="Hyperlink"/>
+          </w:rPr>
+          <w:t xml:space="preserve">https://doi.org/10.3390/app13031999</w:t>
+        </w:r>
+      </w:hyperlink>
+    </w:p>
+    <w:bookmarkEnd w:id="142"/>
+    <w:bookmarkStart w:id="144" w:name="ref-Luo2026physics"/>
+    <w:p>
+      <w:pPr>
+        <w:pStyle w:val="Bibliography"/>
+      </w:pPr>
+      <w:r>
+        <w:t xml:space="preserve">Luo, X., Huang, J., Shen, L., Wang, H., Shi, Z., 2026. Physics-informed neural networks for constitutive modeling and multiphysics coupling in viscoelastic materials: Applications to asphalt pavement mechanics. Neural Networks.</w:t>
+      </w:r>
+      <w:r>
+        <w:t xml:space="preserve"> </w:t>
+      </w:r>
+      <w:hyperlink r:id="rId143">
+        <w:r>
+          <w:rPr>
+            <w:rStyle w:val="Hyperlink"/>
+          </w:rPr>
+          <w:t xml:space="preserve">https://doi.org/10.1016/j.neunet.2026.108803</w:t>
+        </w:r>
+      </w:hyperlink>
+    </w:p>
+    <w:bookmarkEnd w:id="144"/>
+    <w:bookmarkStart w:id="146" w:name="ref-MharziAlaoui2026algorithm"/>
+    <w:p>
+      <w:pPr>
+        <w:pStyle w:val="Bibliography"/>
+      </w:pPr>
+      <w:r>
         <w:t xml:space="preserve">M’harzi Alaoui, F.e., Taki, Y., Aalil, I., others</w:t>
       </w:r>
       <w:r>
@@ -11714,7 +12223,7 @@
       <w:r>
         <w:t xml:space="preserve"> </w:t>
       </w:r>
-      <w:hyperlink r:id="rId125">
+      <w:hyperlink r:id="rId145">
         <w:r>
           <w:rPr>
             <w:rStyle w:val="Hyperlink"/>
@@ -11723,8 +12232,8 @@
         </w:r>
       </w:hyperlink>
     </w:p>
-    <w:bookmarkEnd w:id="126"/>
-    <w:bookmarkStart w:id="128" w:name="ref-Mazari2016pavement"/>
+    <w:bookmarkEnd w:id="146"/>
+    <w:bookmarkStart w:id="148" w:name="ref-Mazari2016pavement"/>
     <w:p>
       <w:pPr>
         <w:pStyle w:val="Bibliography"/>
@@ -11735,7 +12244,7 @@
       <w:r>
         <w:t xml:space="preserve"> </w:t>
       </w:r>
-      <w:hyperlink r:id="rId127">
+      <w:hyperlink r:id="rId147">
         <w:r>
           <w:rPr>
             <w:rStyle w:val="Hyperlink"/>
@@ -11744,8 +12253,8 @@
         </w:r>
       </w:hyperlink>
     </w:p>
-    <w:bookmarkEnd w:id="128"/>
-    <w:bookmarkStart w:id="130" w:name="ref-Nguyen2019intelligence"/>
+    <w:bookmarkEnd w:id="148"/>
+    <w:bookmarkStart w:id="150" w:name="ref-Nguyen2019intelligence"/>
     <w:p>
       <w:pPr>
         <w:pStyle w:val="Bibliography"/>
@@ -11759,7 +12268,7 @@
       <w:r>
         <w:t xml:space="preserve"> </w:t>
       </w:r>
-      <w:hyperlink r:id="rId129">
+      <w:hyperlink r:id="rId149">
         <w:r>
           <w:rPr>
             <w:rStyle w:val="Hyperlink"/>
@@ -11768,8 +12277,8 @@
         </w:r>
       </w:hyperlink>
     </w:p>
-    <w:bookmarkEnd w:id="130"/>
-    <w:bookmarkStart w:id="132" w:name="ref-Pan2025spatiotemporal"/>
+    <w:bookmarkEnd w:id="150"/>
+    <w:bookmarkStart w:id="152" w:name="ref-Pan2025spatiotemporal"/>
     <w:p>
       <w:pPr>
         <w:pStyle w:val="Bibliography"/>
@@ -11780,7 +12289,7 @@
       <w:r>
         <w:t xml:space="preserve"> </w:t>
       </w:r>
-      <w:hyperlink r:id="rId131">
+      <w:hyperlink r:id="rId151">
         <w:r>
           <w:rPr>
             <w:rStyle w:val="Hyperlink"/>
@@ -11789,8 +12298,8 @@
         </w:r>
       </w:hyperlink>
     </w:p>
-    <w:bookmarkEnd w:id="132"/>
-    <w:bookmarkStart w:id="134" w:name="ref-Pasupunuri2024roughness"/>
+    <w:bookmarkEnd w:id="152"/>
+    <w:bookmarkStart w:id="154" w:name="ref-Pasupunuri2024roughness"/>
     <w:p>
       <w:pPr>
         <w:pStyle w:val="Bibliography"/>
@@ -11801,7 +12310,7 @@
       <w:r>
         <w:t xml:space="preserve"> </w:t>
       </w:r>
-      <w:hyperlink r:id="rId133">
+      <w:hyperlink r:id="rId153">
         <w:r>
           <w:rPr>
             <w:rStyle w:val="Hyperlink"/>
@@ -11810,13 +12319,34 @@
         </w:r>
       </w:hyperlink>
     </w:p>
-    <w:bookmarkEnd w:id="134"/>
-    <w:bookmarkStart w:id="136" w:name="ref-Sandamal2023pavement"/>
+    <w:bookmarkEnd w:id="154"/>
+    <w:bookmarkStart w:id="156" w:name="ref-Quan2025physics"/>
     <w:p>
       <w:pPr>
         <w:pStyle w:val="Bibliography"/>
       </w:pPr>
       <w:r>
+        <w:t xml:space="preserve">Quan, W., Ma, X., Shang, Z., Zhao, K., Su, M., Dong, Z., Zhao, Z., 2025. Hybrid physics-data-driven model for temperature field prediction of asphalt pavement based on physics-informed neural network. Construction and Building Materials.</w:t>
+      </w:r>
+      <w:r>
+        <w:t xml:space="preserve"> </w:t>
+      </w:r>
+      <w:hyperlink r:id="rId155">
+        <w:r>
+          <w:rPr>
+            <w:rStyle w:val="Hyperlink"/>
+          </w:rPr>
+          <w:t xml:space="preserve">https://doi.org/10.1016/j.conbuildmat.2025.142179</w:t>
+        </w:r>
+      </w:hyperlink>
+    </w:p>
+    <w:bookmarkEnd w:id="156"/>
+    <w:bookmarkStart w:id="158" w:name="ref-Sandamal2023pavement"/>
+    <w:p>
+      <w:pPr>
+        <w:pStyle w:val="Bibliography"/>
+      </w:pPr>
+      <w:r>
         <w:t xml:space="preserve">Sandamal, K., Shashiprabha, S., Muttil, N., others</w:t>
       </w:r>
       <w:r>
@@ -11825,7 +12355,7 @@
       <w:r>
         <w:t xml:space="preserve"> </w:t>
       </w:r>
-      <w:hyperlink r:id="rId135">
+      <w:hyperlink r:id="rId157">
         <w:r>
           <w:rPr>
             <w:rStyle w:val="Hyperlink"/>
@@ -11834,8 +12364,8 @@
         </w:r>
       </w:hyperlink>
     </w:p>
-    <w:bookmarkEnd w:id="136"/>
-    <w:bookmarkStart w:id="138" w:name="ref-Sun2023automatic"/>
+    <w:bookmarkEnd w:id="158"/>
+    <w:bookmarkStart w:id="160" w:name="ref-Sun2023automatic"/>
     <w:p>
       <w:pPr>
         <w:pStyle w:val="Bibliography"/>
@@ -11849,7 +12379,7 @@
       <w:r>
         <w:t xml:space="preserve"> </w:t>
       </w:r>
-      <w:hyperlink r:id="rId137">
+      <w:hyperlink r:id="rId159">
         <w:r>
           <w:rPr>
             <w:rStyle w:val="Hyperlink"/>
@@ -11858,19 +12388,40 @@
         </w:r>
       </w:hyperlink>
     </w:p>
-    <w:bookmarkEnd w:id="138"/>
-    <w:bookmarkStart w:id="140" w:name="ref-Wang2023developing"/>
+    <w:bookmarkEnd w:id="160"/>
+    <w:bookmarkStart w:id="162" w:name="ref-Taheri2025pavement"/>
     <w:p>
       <w:pPr>
         <w:pStyle w:val="Bibliography"/>
       </w:pPr>
       <w:r>
+        <w:t xml:space="preserve">Taheri, A., Sobanjo, J., Elwardany, M., 2025. Pavement cracking prediction models based on deep learning physics-informed neural network. Transportation Research Record.</w:t>
+      </w:r>
+      <w:r>
+        <w:t xml:space="preserve"> </w:t>
+      </w:r>
+      <w:hyperlink r:id="rId161">
+        <w:r>
+          <w:rPr>
+            <w:rStyle w:val="Hyperlink"/>
+          </w:rPr>
+          <w:t xml:space="preserve">https://doi.org/10.1177/03611981251372087</w:t>
+        </w:r>
+      </w:hyperlink>
+    </w:p>
+    <w:bookmarkEnd w:id="162"/>
+    <w:bookmarkStart w:id="164" w:name="ref-Wang2023developing"/>
+    <w:p>
+      <w:pPr>
+        <w:pStyle w:val="Bibliography"/>
+      </w:pPr>
+      <w:r>
         <w:t xml:space="preserve">Wang, C., Xiao, W., Liu, J., 2023. Developing an improved extreme gradient boosting model for predicting the international roughness index of rigid pavement. Constr. Build. Mater.</w:t>
       </w:r>
       <w:r>
         <w:t xml:space="preserve"> </w:t>
       </w:r>
-      <w:hyperlink r:id="rId139">
+      <w:hyperlink r:id="rId163">
         <w:r>
           <w:rPr>
             <w:rStyle w:val="Hyperlink"/>
@@ -11879,19 +12430,61 @@
         </w:r>
       </w:hyperlink>
     </w:p>
-    <w:bookmarkEnd w:id="140"/>
-    <w:bookmarkStart w:id="142" w:name="ref-Xiao2023optimizing"/>
+    <w:bookmarkEnd w:id="164"/>
+    <w:bookmarkStart w:id="166" w:name="ref-Wang2024physics"/>
     <w:p>
       <w:pPr>
         <w:pStyle w:val="Bibliography"/>
       </w:pPr>
       <w:r>
+        <w:t xml:space="preserve">Wang, G., Shan, Y., Detmann, B., Lin, W., 2024. Physics-informed neural network (PINN) model for predicting subgrade settlement induced by shield tunnelling beneath an existing railway subgrade. Transportation Geotechnics.</w:t>
+      </w:r>
+      <w:r>
+        <w:t xml:space="preserve"> </w:t>
+      </w:r>
+      <w:hyperlink r:id="rId165">
+        <w:r>
+          <w:rPr>
+            <w:rStyle w:val="Hyperlink"/>
+          </w:rPr>
+          <w:t xml:space="preserve">https://doi.org/10.1016/j.trgeo.2024.101409</w:t>
+        </w:r>
+      </w:hyperlink>
+    </w:p>
+    <w:bookmarkEnd w:id="166"/>
+    <w:bookmarkStart w:id="168" w:name="ref-Wang2025intelligent"/>
+    <w:p>
+      <w:pPr>
+        <w:pStyle w:val="Bibliography"/>
+      </w:pPr>
+      <w:r>
+        <w:t xml:space="preserve">Wang, Y., Zhao, Y., Sun, Q., Wang, R., 2025. Intelligent back-calculation of elastic modulus for asphalt pavement structures with bedrock using a stacking ensemble learning model. Construction and Building Materials.</w:t>
+      </w:r>
+      <w:r>
+        <w:t xml:space="preserve"> </w:t>
+      </w:r>
+      <w:hyperlink r:id="rId167">
+        <w:r>
+          <w:rPr>
+            <w:rStyle w:val="Hyperlink"/>
+          </w:rPr>
+          <w:t xml:space="preserve">https://doi.org/10.1016/j.conbuildmat.2025.142704</w:t>
+        </w:r>
+      </w:hyperlink>
+    </w:p>
+    <w:bookmarkEnd w:id="168"/>
+    <w:bookmarkStart w:id="170" w:name="ref-Xiao2023optimizing"/>
+    <w:p>
+      <w:pPr>
+        <w:pStyle w:val="Bibliography"/>
+      </w:pPr>
+      <w:r>
         <w:t xml:space="preserve">Xiao, W., Wang, C., Liu, J., Gao, M., Wu, J., 2023. Optimizing faulting prediction for rigid pavements using a hybrid SHAP-TPE-CatBoost model. Applied Sciences.</w:t>
       </w:r>
       <w:r>
         <w:t xml:space="preserve"> </w:t>
       </w:r>
-      <w:hyperlink r:id="rId141">
+      <w:hyperlink r:id="rId169">
         <w:r>
           <w:rPr>
             <w:rStyle w:val="Hyperlink"/>
@@ -11900,13 +12493,34 @@
         </w:r>
       </w:hyperlink>
     </w:p>
-    <w:bookmarkEnd w:id="142"/>
-    <w:bookmarkStart w:id="144" w:name="ref-Yang2021research"/>
+    <w:bookmarkEnd w:id="170"/>
+    <w:bookmarkStart w:id="172" w:name="ref-Xing2026physics"/>
     <w:p>
       <w:pPr>
         <w:pStyle w:val="Bibliography"/>
       </w:pPr>
       <w:r>
+        <w:t xml:space="preserve">Xing, X., Ling, J., Liu, S., Tao, Z., 2026. Physics-informed neural network for thermal property inversion of airport pavement multilayer materials under icing conditions. Construction and Building Materials.</w:t>
+      </w:r>
+      <w:r>
+        <w:t xml:space="preserve"> </w:t>
+      </w:r>
+      <w:hyperlink r:id="rId171">
+        <w:r>
+          <w:rPr>
+            <w:rStyle w:val="Hyperlink"/>
+          </w:rPr>
+          <w:t xml:space="preserve">https://doi.org/10.1016/j.conbuildmat.2026.146164</w:t>
+        </w:r>
+      </w:hyperlink>
+    </w:p>
+    <w:bookmarkEnd w:id="172"/>
+    <w:bookmarkStart w:id="174" w:name="ref-Yang2021research"/>
+    <w:p>
+      <w:pPr>
+        <w:pStyle w:val="Bibliography"/>
+      </w:pPr>
+      <w:r>
         <w:t xml:space="preserve">Yang, X., Guan, J., Ding, L., others</w:t>
       </w:r>
       <w:r>
@@ -11915,7 +12529,7 @@
       <w:r>
         <w:t xml:space="preserve"> </w:t>
       </w:r>
-      <w:hyperlink r:id="rId143">
+      <w:hyperlink r:id="rId173">
         <w:r>
           <w:rPr>
             <w:rStyle w:val="Hyperlink"/>
@@ -11924,8 +12538,8 @@
         </w:r>
       </w:hyperlink>
     </w:p>
-    <w:bookmarkEnd w:id="144"/>
-    <w:bookmarkStart w:id="146" w:name="ref-Yao2022large"/>
+    <w:bookmarkEnd w:id="174"/>
+    <w:bookmarkStart w:id="176" w:name="ref-Yao2022large"/>
     <w:p>
       <w:pPr>
         <w:pStyle w:val="Bibliography"/>
@@ -11939,7 +12553,7 @@
       <w:r>
         <w:t xml:space="preserve"> </w:t>
       </w:r>
-      <w:hyperlink r:id="rId145">
+      <w:hyperlink r:id="rId175">
         <w:r>
           <w:rPr>
             <w:rStyle w:val="Hyperlink"/>
@@ -11948,8 +12562,8 @@
         </w:r>
       </w:hyperlink>
     </w:p>
-    <w:bookmarkEnd w:id="146"/>
-    <w:bookmarkStart w:id="148" w:name="ref-Yu2020highway"/>
+    <w:bookmarkEnd w:id="176"/>
+    <w:bookmarkStart w:id="178" w:name="ref-Yu2020highway"/>
     <w:p>
       <w:pPr>
         <w:pStyle w:val="Bibliography"/>
@@ -11963,7 +12577,7 @@
       <w:r>
         <w:t xml:space="preserve"> </w:t>
       </w:r>
-      <w:hyperlink r:id="rId147">
+      <w:hyperlink r:id="rId177">
         <w:r>
           <w:rPr>
             <w:rStyle w:val="Hyperlink"/>
@@ -11972,8 +12586,8 @@
         </w:r>
       </w:hyperlink>
     </w:p>
-    <w:bookmarkEnd w:id="148"/>
-    <w:bookmarkStart w:id="150" w:name="ref-Zeiada2025benchmarking"/>
+    <w:bookmarkEnd w:id="178"/>
+    <w:bookmarkStart w:id="180" w:name="ref-Zeiada2025benchmarking"/>
     <w:p>
       <w:pPr>
         <w:pStyle w:val="Bibliography"/>
@@ -11987,7 +12601,7 @@
       <w:r>
         <w:t xml:space="preserve"> </w:t>
       </w:r>
-      <w:hyperlink r:id="rId149">
+      <w:hyperlink r:id="rId179">
         <w:r>
           <w:rPr>
             <w:rStyle w:val="Hyperlink"/>
@@ -11996,9 +12610,51 @@
         </w:r>
       </w:hyperlink>
     </w:p>
-    <w:bookmarkEnd w:id="150"/>
-    <w:bookmarkEnd w:id="151"/>
-    <w:bookmarkEnd w:id="152"/>
+    <w:bookmarkEnd w:id="180"/>
+    <w:bookmarkStart w:id="182" w:name="ref-Zhang2025integrated"/>
+    <w:p>
+      <w:pPr>
+        <w:pStyle w:val="Bibliography"/>
+      </w:pPr>
+      <w:r>
+        <w:t xml:space="preserve">Zhang, C., Shen, S., Huang, H., Yu, S., 2025. An integrated data processing strategy for pavement modulus prediction using empirical mode decomposition techniques. Mechanical Systems and Signal Processing.</w:t>
+      </w:r>
+      <w:r>
+        <w:t xml:space="preserve"> </w:t>
+      </w:r>
+      <w:hyperlink r:id="rId181">
+        <w:r>
+          <w:rPr>
+            <w:rStyle w:val="Hyperlink"/>
+          </w:rPr>
+          <w:t xml:space="preserve">https://doi.org/10.1016/j.ymssp.2025.112468</w:t>
+        </w:r>
+      </w:hyperlink>
+    </w:p>
+    <w:bookmarkEnd w:id="182"/>
+    <w:bookmarkStart w:id="184" w:name="ref-Zhang2026dual"/>
+    <w:p>
+      <w:pPr>
+        <w:pStyle w:val="Bibliography"/>
+      </w:pPr>
+      <w:r>
+        <w:t xml:space="preserve">Zhang, J., Sun, S., Song, W., Li, Y., Teng, Q., 2026. A dual-path CNN and transformer network for continuous pavement crack detection. Sensors.</w:t>
+      </w:r>
+      <w:r>
+        <w:t xml:space="preserve"> </w:t>
+      </w:r>
+      <w:hyperlink r:id="rId183">
+        <w:r>
+          <w:rPr>
+            <w:rStyle w:val="Hyperlink"/>
+          </w:rPr>
+          <w:t xml:space="preserve">https://doi.org/10.3390/s26113286</w:t>
+        </w:r>
+      </w:hyperlink>
+    </w:p>
+    <w:bookmarkEnd w:id="184"/>
+    <w:bookmarkEnd w:id="185"/>
+    <w:bookmarkEnd w:id="186"/>
     <w:sectPr/>
   </w:body>
 </w:document>

--- a/output/manuscript.docx
+++ b/output/manuscript.docx
@@ -2685,7 +2685,7 @@
         <w:pStyle w:val="FirstParagraph"/>
       </w:pPr>
       <w:r>
-        <w:t xml:space="preserve">Of the 122 primary studies coded so far,</w:t>
+        <w:t xml:space="preserve">Of the 131 primary studies coded so far,</w:t>
       </w:r>
       <w:r>
         <w:t xml:space="preserve"> </w:t>
@@ -2714,13 +2714,13 @@
         <w:t xml:space="preserve"> </w:t>
       </w:r>
       <w:r>
-        <w:t xml:space="preserve">substantial share — 25</w:t>
-      </w:r>
-      <w:r>
-        <w:t xml:space="preserve"> </w:t>
-      </w:r>
-      <w:r>
-        <w:t xml:space="preserve">of 122 — do not qualify as hybrid under the structural test in</w:t>
+        <w:t xml:space="preserve">substantial share — 27</w:t>
+      </w:r>
+      <w:r>
+        <w:t xml:space="preserve"> </w:t>
+      </w:r>
+      <w:r>
+        <w:t xml:space="preserve">of 131 — do not qualify as hybrid under the structural test in</w:t>
       </w:r>
       <w:r>
         <w:t xml:space="preserve"> </w:t>
@@ -5741,7 +5741,7 @@
         <w:t xml:space="preserve"> </w:t>
       </w:r>
       <w:r>
-        <w:t xml:space="preserve">and one network-level study discussed in detail below, plus three further</w:t>
+        <w:t xml:space="preserve">and one network-level study discussed in detail below, plus four further</w:t>
       </w:r>
       <w:r>
         <w:t xml:space="preserve"> </w:t>
@@ -5753,25 +5753,64 @@
         <w:t xml:space="preserve"> </w:t>
       </w:r>
       <w:r>
-        <w:t xml:space="preserve">(Deng et al., 2025; Luo et al., 2023; Zhang et al., 2026)</w:t>
-      </w:r>
-      <w:r>
-        <w:t xml:space="preserve"> </w:t>
-      </w:r>
-      <w:r>
-        <w:t xml:space="preserve">that were coded at title/abstract</w:t>
-      </w:r>
-      <w:r>
-        <w:t xml:space="preserve"> </w:t>
-      </w:r>
-      <w:r>
-        <w:t xml:space="preserve">level rather than full-text verified — together they show the CNN+transformer fusion</w:t>
-      </w:r>
-      <w:r>
-        <w:t xml:space="preserve"> </w:t>
-      </w:r>
-      <w:r>
-        <w:t xml:space="preserve">pattern recurring from 2023 through 2026 rather than appearing once. Sun et al.’s</w:t>
+        <w:t xml:space="preserve">(Deng et al., 2025; Guo et al., 2023; Luo et al., 2023; Zhang et al., 2026)</w:t>
+      </w:r>
+      <w:r>
+        <w:t xml:space="preserve"> </w:t>
+      </w:r>
+      <w:r>
+        <w:t xml:space="preserve">that were</w:t>
+      </w:r>
+      <w:r>
+        <w:t xml:space="preserve"> </w:t>
+      </w:r>
+      <w:r>
+        <w:t xml:space="preserve">search- or title-confirmed rather than full-text verified — together they show the</w:t>
+      </w:r>
+      <w:r>
+        <w:t xml:space="preserve"> </w:t>
+      </w:r>
+      <w:r>
+        <w:t xml:space="preserve">CNN+transformer fusion pattern recurring from 2023 through 2026 rather than</w:t>
+      </w:r>
+      <w:r>
+        <w:t xml:space="preserve"> </w:t>
+      </w:r>
+      <w:r>
+        <w:t xml:space="preserve">appearing once. The best-cited of the four, Guo et al.’s Swin-Transformer-encoder,</w:t>
+      </w:r>
+      <w:r>
+        <w:t xml:space="preserve"> </w:t>
+      </w:r>
+      <w:r>
+        <w:t xml:space="preserve">attention-augmented-UperNet-decoder network</w:t>
+      </w:r>
+      <w:r>
+        <w:t xml:space="preserve"> </w:t>
+      </w:r>
+      <w:r>
+        <w:t xml:space="preserve">(Guo et al., 2023)</w:t>
+      </w:r>
+      <w:r>
+        <w:t xml:space="preserve">, reports 102</w:t>
+      </w:r>
+      <w:r>
+        <w:t xml:space="preserve"> </w:t>
+      </w:r>
+      <w:r>
+        <w:t xml:space="preserve">citations at the time of writing — more than any other H4 record in the corpus —</w:t>
+      </w:r>
+      <w:r>
+        <w:t xml:space="preserve"> </w:t>
+      </w:r>
+      <w:r>
+        <w:t xml:space="preserve">and an explicit within-paper comparison against CNN-only baselines, which is the</w:t>
+      </w:r>
+      <w:r>
+        <w:t xml:space="preserve"> </w:t>
+      </w:r>
+      <w:r>
+        <w:t xml:space="preserve">staged-ablation pattern this section otherwise has to go looking for. Sun et al.’s</w:t>
       </w:r>
       <w:r>
         <w:t xml:space="preserve"> </w:t>
@@ -6056,7 +6095,7 @@
         <w:t xml:space="preserve"> </w:t>
       </w:r>
       <w:r>
-        <w:t xml:space="preserve">that distinguishes Huang et al.’s design. Three further stacking studies from the</w:t>
+        <w:t xml:space="preserve">that distinguishes Huang et al.’s design. Four further stacking studies from the</w:t>
       </w:r>
       <w:r>
         <w:t xml:space="preserve"> </w:t>
@@ -6068,37 +6107,61 @@
         <w:t xml:space="preserve"> </w:t>
       </w:r>
       <w:r>
-        <w:t xml:space="preserve">(Guan et al., 2025; Gupta and Kumar, 2026; Wang et al., 2025)</w:t>
-      </w:r>
-      <w:r>
-        <w:t xml:space="preserve"> </w:t>
-      </w:r>
-      <w:r>
-        <w:t xml:space="preserve">are</w:t>
-      </w:r>
-      <w:r>
-        <w:t xml:space="preserve"> </w:t>
-      </w:r>
-      <w:r>
-        <w:t xml:space="preserve">coded H5 at title/abstract level only and have not yet been checked for which side</w:t>
-      </w:r>
-      <w:r>
-        <w:t xml:space="preserve"> </w:t>
-      </w:r>
-      <w:r>
-        <w:t xml:space="preserve">of the Huang/Yu leakage-practice split they fall on — this is exactly the kind of</w:t>
-      </w:r>
-      <w:r>
-        <w:t xml:space="preserve"> </w:t>
-      </w:r>
-      <w:r>
-        <w:t xml:space="preserve">question the full-text verification queue exists to answer, not something to guess</w:t>
-      </w:r>
-      <w:r>
-        <w:t xml:space="preserve"> </w:t>
-      </w:r>
-      <w:r>
-        <w:t xml:space="preserve">from a title.</w:t>
+        <w:t xml:space="preserve">(Guan et al., 2025; Gupta and Kumar, 2026; Peng et al., 2026; Wang et al., 2025)</w:t>
+      </w:r>
+      <w:r>
+        <w:t xml:space="preserve"> </w:t>
+      </w:r>
+      <w:r>
+        <w:t xml:space="preserve">are coded H5; the last of these is search-confirmed rather than</w:t>
+      </w:r>
+      <w:r>
+        <w:t xml:space="preserve"> </w:t>
+      </w:r>
+      <w:r>
+        <w:t xml:space="preserve">title-only — Peng et al. name their base and meta-models explicitly (ridge</w:t>
+      </w:r>
+      <w:r>
+        <w:t xml:space="preserve"> </w:t>
+      </w:r>
+      <w:r>
+        <w:t xml:space="preserve">regression, k-NN, MLP and random forest stacked under an SVM meta-learner) and</w:t>
+      </w:r>
+      <w:r>
+        <w:t xml:space="preserve"> </w:t>
+      </w:r>
+      <w:r>
+        <w:t xml:space="preserve">report lower variance and bias for the stacked model than for the individual base</w:t>
+      </w:r>
+      <w:r>
+        <w:t xml:space="preserve"> </w:t>
+      </w:r>
+      <w:r>
+        <w:t xml:space="preserve">models, though the exact comparator protocol still needs full-text confirmation</w:t>
+      </w:r>
+      <w:r>
+        <w:t xml:space="preserve"> </w:t>
+      </w:r>
+      <w:r>
+        <w:t xml:space="preserve">before that becomes a quoted premium figure. None of the four has yet been checked</w:t>
+      </w:r>
+      <w:r>
+        <w:t xml:space="preserve"> </w:t>
+      </w:r>
+      <w:r>
+        <w:t xml:space="preserve">for which side of the Huang/Yu leakage-practice split it falls on — this is</w:t>
+      </w:r>
+      <w:r>
+        <w:t xml:space="preserve"> </w:t>
+      </w:r>
+      <w:r>
+        <w:t xml:space="preserve">exactly the kind of question the full-text verification queue exists to answer,</w:t>
+      </w:r>
+      <w:r>
+        <w:t xml:space="preserve"> </w:t>
+      </w:r>
+      <w:r>
+        <w:t xml:space="preserve">not something to guess from a title.</w:t>
       </w:r>
     </w:p>
     <w:p>
@@ -6254,19 +6317,203 @@
         <w:t xml:space="preserve"> </w:t>
       </w:r>
       <w:r>
-        <w:t xml:space="preserve">The corrected finding is therefore that H6 is rare but not absent, and that its</w:t>
-      </w:r>
-      <w:r>
-        <w:t xml:space="preserve"> </w:t>
-      </w:r>
-      <w:r>
-        <w:t xml:space="preserve">absence in earlier phases reflected search coverage, not a property of the</w:t>
-      </w:r>
-      <w:r>
-        <w:t xml:space="preserve"> </w:t>
-      </w:r>
-      <w:r>
-        <w:t xml:space="preserve">literature; the research agenda in §13 is updated accordingly.</w:t>
+        <w:t xml:space="preserve">A follow-up search pass the same day found two further, older H6 records that a</w:t>
+      </w:r>
+      <w:r>
+        <w:t xml:space="preserve"> </w:t>
+      </w:r>
+      <w:r>
+        <w:t xml:space="preserve">single query had missed: Nejad and Zakeri’s paired 2011 studies</w:t>
+      </w:r>
+      <w:r>
+        <w:t xml:space="preserve"> </w:t>
+      </w:r>
+      <w:r>
+        <w:t xml:space="preserve">(Moghadas Nejad and Zakeri, 2011; Nejad and Zakeri, 2011)</w:t>
+      </w:r>
+      <w:r>
+        <w:t xml:space="preserve"> </w:t>
+      </w:r>
+      <w:r>
+        <w:t xml:space="preserve">each couple a wavelet-domain</w:t>
+      </w:r>
+      <w:r>
+        <w:t xml:space="preserve"> </w:t>
+      </w:r>
+      <w:r>
+        <w:t xml:space="preserve">decomposition (wavelet–Radon transform in one, wavelet transform alone in the</w:t>
+      </w:r>
+      <w:r>
+        <w:t xml:space="preserve"> </w:t>
+      </w:r>
+      <w:r>
+        <w:t xml:space="preserve">other) to a distinct trained neural-network classifier for pavement distress</w:t>
+      </w:r>
+      <w:r>
+        <w:t xml:space="preserve"> </w:t>
+      </w:r>
+      <w:r>
+        <w:t xml:space="preserve">recognition — the same two authors, the same journal and year, two related but</w:t>
+      </w:r>
+      <w:r>
+        <w:t xml:space="preserve"> </w:t>
+      </w:r>
+      <w:r>
+        <w:t xml:space="preserve">architecturally different H6 designs rather than one. H6 in this corpus is</w:t>
+      </w:r>
+      <w:r>
+        <w:t xml:space="preserve"> </w:t>
+      </w:r>
+      <w:r>
+        <w:t xml:space="preserve">therefore no longer a single exemplar but a small evidence base of four records</w:t>
+      </w:r>
+      <w:r>
+        <w:t xml:space="preserve"> </w:t>
+      </w:r>
+      <w:r>
+        <w:t xml:space="preserve">spanning 2011 to 2025, which changes what can honestly be said about it: not</w:t>
+      </w:r>
+      <w:r>
+        <w:t xml:space="preserve"> </w:t>
+      </w:r>
+      <w:r>
+        <w:t xml:space="preserve">“does H6 exist in pavement engineering”</w:t>
+      </w:r>
+      <w:r>
+        <w:t xml:space="preserve"> </w:t>
+      </w:r>
+      <w:r>
+        <w:t xml:space="preserve">(yes), but</w:t>
+      </w:r>
+      <w:r>
+        <w:t xml:space="preserve"> </w:t>
+      </w:r>
+      <w:r>
+        <w:t xml:space="preserve">“how often is it done safely,”</w:t>
+      </w:r>
+      <w:r>
+        <w:t xml:space="preserve"> </w:t>
+      </w:r>
+      <w:r>
+        <w:t xml:space="preserve">which full-text verification of these four is now positioned to answer. A fifth,</w:t>
+      </w:r>
+      <w:r>
+        <w:t xml:space="preserve"> </w:t>
+      </w:r>
+      <w:r>
+        <w:t xml:space="preserve">superficially similar record is worth naming precisely because it is</w:t>
+      </w:r>
+      <w:r>
+        <w:t xml:space="preserve"> </w:t>
+      </w:r>
+      <w:r>
+        <w:rPr>
+          <w:i/>
+          <w:iCs/>
+        </w:rPr>
+        <w:t xml:space="preserve">not</w:t>
+      </w:r>
+      <w:r>
+        <w:t xml:space="preserve"> </w:t>
+      </w:r>
+      <w:r>
+        <w:t xml:space="preserve">H6:</w:t>
+      </w:r>
+      <w:r>
+        <w:t xml:space="preserve"> </w:t>
+      </w:r>
+      <w:r>
+        <w:t xml:space="preserve">Ayenu-Prah and Attoh-Okine’s bidimensional empirical-mode-decomposition study</w:t>
+      </w:r>
+      <w:r>
+        <w:t xml:space="preserve"> </w:t>
+      </w:r>
+      <w:r>
+        <w:t xml:space="preserve">(Ayenu-Prah and Attoh-Okine, 2008)</w:t>
+      </w:r>
+      <w:r>
+        <w:t xml:space="preserve"> </w:t>
+      </w:r>
+      <w:r>
+        <w:t xml:space="preserve">— at 170 citations, the best-cited record this pass</w:t>
+      </w:r>
+      <w:r>
+        <w:t xml:space="preserve"> </w:t>
+      </w:r>
+      <w:r>
+        <w:t xml:space="preserve">touched — pairs BEMD with a Sobel edge detector, a fixed classical operator, not</w:t>
+      </w:r>
+      <w:r>
+        <w:t xml:space="preserve"> </w:t>
+      </w:r>
+      <w:r>
+        <w:t xml:space="preserve">a trained model, so it fails the structural test in §2.3 despite matching every</w:t>
+      </w:r>
+      <w:r>
+        <w:t xml:space="preserve"> </w:t>
+      </w:r>
+      <w:r>
+        <w:t xml:space="preserve">keyword an automated screen would use to flag it as H6. It is the cleanest</w:t>
+      </w:r>
+      <w:r>
+        <w:t xml:space="preserve"> </w:t>
+      </w:r>
+      <w:r>
+        <w:t xml:space="preserve">available illustration of the type’s boundary: decomposition followed by a fixed</w:t>
+      </w:r>
+      <w:r>
+        <w:t xml:space="preserve"> </w:t>
+      </w:r>
+      <w:r>
+        <w:t xml:space="preserve">operator is not H6; decomposition followed by something that learns from data is.</w:t>
+      </w:r>
+      <w:r>
+        <w:t xml:space="preserve"> </w:t>
+      </w:r>
+      <w:r>
+        <w:t xml:space="preserve">The corrected finding is therefore that H6 is rare but not absent, that its</w:t>
+      </w:r>
+      <w:r>
+        <w:t xml:space="preserve"> </w:t>
+      </w:r>
+      <w:r>
+        <w:t xml:space="preserve">absence in earlier phases reflected search coverage rather than a property of the</w:t>
+      </w:r>
+      <w:r>
+        <w:t xml:space="preserve"> </w:t>
+      </w:r>
+      <w:r>
+        <w:t xml:space="preserve">literature, and that the field’s own vocabulary (</w:t>
+      </w:r>
+      <w:r>
+        <w:t xml:space="preserve">“wavelet-based,”</w:t>
+      </w:r>
+      <w:r>
+        <w:t xml:space="preserve"> </w:t>
+      </w:r>
+      <w:r>
+        <w:t xml:space="preserve">“EMD-based”</w:t>
+      </w:r>
+      <w:r>
+        <w:t xml:space="preserve">)</w:t>
+      </w:r>
+      <w:r>
+        <w:t xml:space="preserve"> </w:t>
+      </w:r>
+      <w:r>
+        <w:t xml:space="preserve">does not reliably distinguish the two cases — exactly the vocabulary problem §1</w:t>
+      </w:r>
+      <w:r>
+        <w:t xml:space="preserve"> </w:t>
+      </w:r>
+      <w:r>
+        <w:t xml:space="preserve">opens with, recurring one taxonomy type later. The research agenda in §13 is</w:t>
+      </w:r>
+      <w:r>
+        <w:t xml:space="preserve"> </w:t>
+      </w:r>
+      <w:r>
+        <w:t xml:space="preserve">updated accordingly.</w:t>
       </w:r>
     </w:p>
     <w:p>
@@ -11236,7 +11483,7 @@
       </w:r>
     </w:p>
     <w:bookmarkEnd w:id="56"/>
-    <w:bookmarkStart w:id="186" w:name="references"/>
+    <w:bookmarkStart w:id="196" w:name="references"/>
     <w:p>
       <w:pPr>
         <w:pStyle w:val="Heading1"/>
@@ -11245,7 +11492,7 @@
         <w:t xml:space="preserve">References</w:t>
       </w:r>
     </w:p>
-    <w:bookmarkStart w:id="185" w:name="refs"/>
+    <w:bookmarkStart w:id="195" w:name="refs"/>
     <w:bookmarkStart w:id="58" w:name="ref-Alhussan2022pothole"/>
     <w:p>
       <w:pPr>
@@ -11459,12 +11706,33 @@
       </w:hyperlink>
     </w:p>
     <w:bookmarkEnd w:id="76"/>
-    <w:bookmarkStart w:id="78" w:name="ref-Azam2022resilient"/>
+    <w:bookmarkStart w:id="78" w:name="ref-AyenuPrah2008evaluating"/>
     <w:p>
       <w:pPr>
         <w:pStyle w:val="Bibliography"/>
       </w:pPr>
       <w:r>
+        <w:t xml:space="preserve">Ayenu-Prah, A., Attoh-Okine, N., 2008. Evaluating pavement cracks with bidimensional empirical mode decomposition. EURASIP Journal on Advances in Signal Processing.</w:t>
+      </w:r>
+      <w:r>
+        <w:t xml:space="preserve"> </w:t>
+      </w:r>
+      <w:hyperlink r:id="rId77">
+        <w:r>
+          <w:rPr>
+            <w:rStyle w:val="Hyperlink"/>
+          </w:rPr>
+          <w:t xml:space="preserve">https://doi.org/10.1155/2008/861701</w:t>
+        </w:r>
+      </w:hyperlink>
+    </w:p>
+    <w:bookmarkEnd w:id="78"/>
+    <w:bookmarkStart w:id="80" w:name="ref-Azam2022resilient"/>
+    <w:p>
+      <w:pPr>
+        <w:pStyle w:val="Bibliography"/>
+      </w:pPr>
+      <w:r>
         <w:t xml:space="preserve">Azam, A., Bardhan, A., Kaloop, M.R., others</w:t>
       </w:r>
       <w:r>
@@ -11473,7 +11741,7 @@
       <w:r>
         <w:t xml:space="preserve"> </w:t>
       </w:r>
-      <w:hyperlink r:id="rId77">
+      <w:hyperlink r:id="rId79">
         <w:r>
           <w:rPr>
             <w:rStyle w:val="Hyperlink"/>
@@ -11482,8 +11750,8 @@
         </w:r>
       </w:hyperlink>
     </w:p>
-    <w:bookmarkEnd w:id="78"/>
-    <w:bookmarkStart w:id="80" w:name="ref-Cao2020pavement"/>
+    <w:bookmarkEnd w:id="80"/>
+    <w:bookmarkStart w:id="82" w:name="ref-Cao2020pavement"/>
     <w:p>
       <w:pPr>
         <w:pStyle w:val="Bibliography"/>
@@ -11494,7 +11762,7 @@
       <w:r>
         <w:t xml:space="preserve"> </w:t>
       </w:r>
-      <w:hyperlink r:id="rId79">
+      <w:hyperlink r:id="rId81">
         <w:r>
           <w:rPr>
             <w:rStyle w:val="Hyperlink"/>
@@ -11503,8 +11771,8 @@
         </w:r>
       </w:hyperlink>
     </w:p>
-    <w:bookmarkEnd w:id="80"/>
-    <w:bookmarkStart w:id="82" w:name="ref-Deng2023rutting"/>
+    <w:bookmarkEnd w:id="82"/>
+    <w:bookmarkStart w:id="84" w:name="ref-Deng2023rutting"/>
     <w:p>
       <w:pPr>
         <w:pStyle w:val="Bibliography"/>
@@ -11515,7 +11783,7 @@
       <w:r>
         <w:t xml:space="preserve"> </w:t>
       </w:r>
-      <w:hyperlink r:id="rId81">
+      <w:hyperlink r:id="rId83">
         <w:r>
           <w:rPr>
             <w:rStyle w:val="Hyperlink"/>
@@ -11524,8 +11792,8 @@
         </w:r>
       </w:hyperlink>
     </w:p>
-    <w:bookmarkEnd w:id="82"/>
-    <w:bookmarkStart w:id="84" w:name="ref-Deng2025enhancing"/>
+    <w:bookmarkEnd w:id="84"/>
+    <w:bookmarkStart w:id="86" w:name="ref-Deng2025enhancing"/>
     <w:p>
       <w:pPr>
         <w:pStyle w:val="Bibliography"/>
@@ -11536,7 +11804,7 @@
       <w:r>
         <w:t xml:space="preserve"> </w:t>
       </w:r>
-      <w:hyperlink r:id="rId83">
+      <w:hyperlink r:id="rId85">
         <w:r>
           <w:rPr>
             <w:rStyle w:val="Hyperlink"/>
@@ -11545,8 +11813,8 @@
         </w:r>
       </w:hyperlink>
     </w:p>
-    <w:bookmarkEnd w:id="84"/>
-    <w:bookmarkStart w:id="86" w:name="ref-Duan2024resilient"/>
+    <w:bookmarkEnd w:id="86"/>
+    <w:bookmarkStart w:id="88" w:name="ref-Duan2024resilient"/>
     <w:p>
       <w:pPr>
         <w:pStyle w:val="Bibliography"/>
@@ -11557,7 +11825,7 @@
       <w:r>
         <w:t xml:space="preserve"> </w:t>
       </w:r>
-      <w:hyperlink r:id="rId85">
+      <w:hyperlink r:id="rId87">
         <w:r>
           <w:rPr>
             <w:rStyle w:val="Hyperlink"/>
@@ -11566,8 +11834,8 @@
         </w:r>
       </w:hyperlink>
     </w:p>
-    <w:bookmarkEnd w:id="86"/>
-    <w:bookmarkStart w:id="88" w:name="ref-Elbagalati2017neural"/>
+    <w:bookmarkEnd w:id="88"/>
+    <w:bookmarkStart w:id="90" w:name="ref-Elbagalati2017neural"/>
     <w:p>
       <w:pPr>
         <w:pStyle w:val="Bibliography"/>
@@ -11581,7 +11849,7 @@
       <w:r>
         <w:t xml:space="preserve"> </w:t>
       </w:r>
-      <w:hyperlink r:id="rId87">
+      <w:hyperlink r:id="rId89">
         <w:r>
           <w:rPr>
             <w:rStyle w:val="Hyperlink"/>
@@ -11590,8 +11858,8 @@
         </w:r>
       </w:hyperlink>
     </w:p>
-    <w:bookmarkEnd w:id="88"/>
-    <w:bookmarkStart w:id="90" w:name="ref-Elhariri2020filter"/>
+    <w:bookmarkEnd w:id="90"/>
+    <w:bookmarkStart w:id="92" w:name="ref-Elhariri2020filter"/>
     <w:p>
       <w:pPr>
         <w:pStyle w:val="Bibliography"/>
@@ -11602,7 +11870,7 @@
       <w:r>
         <w:t xml:space="preserve"> </w:t>
       </w:r>
-      <w:hyperlink r:id="rId89">
+      <w:hyperlink r:id="rId91">
         <w:r>
           <w:rPr>
             <w:rStyle w:val="Hyperlink"/>
@@ -11611,8 +11879,8 @@
         </w:r>
       </w:hyperlink>
     </w:p>
-    <w:bookmarkEnd w:id="90"/>
-    <w:bookmarkStart w:id="92" w:name="ref-Georgouli2026impact"/>
+    <w:bookmarkEnd w:id="92"/>
+    <w:bookmarkStart w:id="94" w:name="ref-Georgouli2026impact"/>
     <w:p>
       <w:pPr>
         <w:pStyle w:val="Bibliography"/>
@@ -11623,7 +11891,7 @@
       <w:r>
         <w:t xml:space="preserve"> </w:t>
       </w:r>
-      <w:hyperlink r:id="rId91">
+      <w:hyperlink r:id="rId93">
         <w:r>
           <w:rPr>
             <w:rStyle w:val="Hyperlink"/>
@@ -11632,8 +11900,8 @@
         </w:r>
       </w:hyperlink>
     </w:p>
-    <w:bookmarkEnd w:id="92"/>
-    <w:bookmarkStart w:id="94" w:name="ref-Ghanizadeh2023soft"/>
+    <w:bookmarkEnd w:id="94"/>
+    <w:bookmarkStart w:id="96" w:name="ref-Ghanizadeh2023soft"/>
     <w:p>
       <w:pPr>
         <w:pStyle w:val="Bibliography"/>
@@ -11647,7 +11915,7 @@
       <w:r>
         <w:t xml:space="preserve"> </w:t>
       </w:r>
-      <w:hyperlink r:id="rId93">
+      <w:hyperlink r:id="rId95">
         <w:r>
           <w:rPr>
             <w:rStyle w:val="Hyperlink"/>
@@ -11656,8 +11924,8 @@
         </w:r>
       </w:hyperlink>
     </w:p>
-    <w:bookmarkEnd w:id="94"/>
-    <w:bookmarkStart w:id="96" w:name="ref-Ghanizadeh2020neural"/>
+    <w:bookmarkEnd w:id="96"/>
+    <w:bookmarkStart w:id="98" w:name="ref-Ghanizadeh2020neural"/>
     <w:p>
       <w:pPr>
         <w:pStyle w:val="Bibliography"/>
@@ -11668,7 +11936,7 @@
       <w:r>
         <w:t xml:space="preserve"> </w:t>
       </w:r>
-      <w:hyperlink r:id="rId95">
+      <w:hyperlink r:id="rId97">
         <w:r>
           <w:rPr>
             <w:rStyle w:val="Hyperlink"/>
@@ -11677,8 +11945,8 @@
         </w:r>
       </w:hyperlink>
     </w:p>
-    <w:bookmarkEnd w:id="96"/>
-    <w:bookmarkStart w:id="98" w:name="ref-Ghanizadeh2025metabackcal"/>
+    <w:bookmarkEnd w:id="98"/>
+    <w:bookmarkStart w:id="100" w:name="ref-Ghanizadeh2025metabackcal"/>
     <w:p>
       <w:pPr>
         <w:pStyle w:val="Bibliography"/>
@@ -11689,7 +11957,7 @@
       <w:r>
         <w:t xml:space="preserve"> </w:t>
       </w:r>
-      <w:hyperlink r:id="rId97">
+      <w:hyperlink r:id="rId99">
         <w:r>
           <w:rPr>
             <w:rStyle w:val="Hyperlink"/>
@@ -11698,8 +11966,8 @@
         </w:r>
       </w:hyperlink>
     </w:p>
-    <w:bookmarkEnd w:id="98"/>
-    <w:bookmarkStart w:id="100" w:name="ref-Ghanizadeh2024formulation"/>
+    <w:bookmarkEnd w:id="100"/>
+    <w:bookmarkStart w:id="102" w:name="ref-Ghanizadeh2024formulation"/>
     <w:p>
       <w:pPr>
         <w:pStyle w:val="Bibliography"/>
@@ -11713,7 +11981,7 @@
       <w:r>
         <w:t xml:space="preserve"> </w:t>
       </w:r>
-      <w:hyperlink r:id="rId99">
+      <w:hyperlink r:id="rId101">
         <w:r>
           <w:rPr>
             <w:rStyle w:val="Hyperlink"/>
@@ -11722,8 +11990,8 @@
         </w:r>
       </w:hyperlink>
     </w:p>
-    <w:bookmarkEnd w:id="100"/>
-    <w:bookmarkStart w:id="102" w:name="ref-Ghorbani2020genetic"/>
+    <w:bookmarkEnd w:id="102"/>
+    <w:bookmarkStart w:id="104" w:name="ref-Ghorbani2020genetic"/>
     <w:p>
       <w:pPr>
         <w:pStyle w:val="Bibliography"/>
@@ -11737,7 +12005,7 @@
       <w:r>
         <w:t xml:space="preserve"> </w:t>
       </w:r>
-      <w:hyperlink r:id="rId101">
+      <w:hyperlink r:id="rId103">
         <w:r>
           <w:rPr>
             <w:rStyle w:val="Hyperlink"/>
@@ -11746,8 +12014,8 @@
         </w:r>
       </w:hyperlink>
     </w:p>
-    <w:bookmarkEnd w:id="102"/>
-    <w:bookmarkStart w:id="104" w:name="ref-Gopalakrishnan2018learning"/>
+    <w:bookmarkEnd w:id="104"/>
+    <w:bookmarkStart w:id="106" w:name="ref-Gopalakrishnan2018learning"/>
     <w:p>
       <w:pPr>
         <w:pStyle w:val="Bibliography"/>
@@ -11758,7 +12026,7 @@
       <w:r>
         <w:t xml:space="preserve"> </w:t>
       </w:r>
-      <w:hyperlink r:id="rId103">
+      <w:hyperlink r:id="rId105">
         <w:r>
           <w:rPr>
             <w:rStyle w:val="Hyperlink"/>
@@ -11767,8 +12035,8 @@
         </w:r>
       </w:hyperlink>
     </w:p>
-    <w:bookmarkEnd w:id="104"/>
-    <w:bookmarkStart w:id="106" w:name="ref-Guan2025enhanced"/>
+    <w:bookmarkEnd w:id="106"/>
+    <w:bookmarkStart w:id="108" w:name="ref-Guan2025enhanced"/>
     <w:p>
       <w:pPr>
         <w:pStyle w:val="Bibliography"/>
@@ -11779,7 +12047,7 @@
       <w:r>
         <w:t xml:space="preserve"> </w:t>
       </w:r>
-      <w:hyperlink r:id="rId105">
+      <w:hyperlink r:id="rId107">
         <w:r>
           <w:rPr>
             <w:rStyle w:val="Hyperlink"/>
@@ -11788,13 +12056,34 @@
         </w:r>
       </w:hyperlink>
     </w:p>
-    <w:bookmarkEnd w:id="106"/>
-    <w:bookmarkStart w:id="108" w:name="ref-Guo2025learning"/>
+    <w:bookmarkEnd w:id="108"/>
+    <w:bookmarkStart w:id="110" w:name="ref-Guo2023transformer"/>
     <w:p>
       <w:pPr>
         <w:pStyle w:val="Bibliography"/>
       </w:pPr>
       <w:r>
+        <w:t xml:space="preserve">Guo, F., Liu, J., Lv, C., Yu, H., 2023. A novel transformer-based network with attention mechanism for automatic pavement crack detection. Construction and Building Materials.</w:t>
+      </w:r>
+      <w:r>
+        <w:t xml:space="preserve"> </w:t>
+      </w:r>
+      <w:hyperlink r:id="rId109">
+        <w:r>
+          <w:rPr>
+            <w:rStyle w:val="Hyperlink"/>
+          </w:rPr>
+          <w:t xml:space="preserve">https://doi.org/10.1016/j.conbuildmat.2023.131852</w:t>
+        </w:r>
+      </w:hyperlink>
+    </w:p>
+    <w:bookmarkEnd w:id="110"/>
+    <w:bookmarkStart w:id="112" w:name="ref-Guo2025learning"/>
+    <w:p>
+      <w:pPr>
+        <w:pStyle w:val="Bibliography"/>
+      </w:pPr>
+      <w:r>
         <w:t xml:space="preserve">Guo, M., Zhou, M., Du, X., others</w:t>
       </w:r>
       <w:r>
@@ -11803,7 +12092,7 @@
       <w:r>
         <w:t xml:space="preserve"> </w:t>
       </w:r>
-      <w:hyperlink r:id="rId107">
+      <w:hyperlink r:id="rId111">
         <w:r>
           <w:rPr>
             <w:rStyle w:val="Hyperlink"/>
@@ -11812,8 +12101,8 @@
         </w:r>
       </w:hyperlink>
     </w:p>
-    <w:bookmarkEnd w:id="108"/>
-    <w:bookmarkStart w:id="110" w:name="ref-Gupta2026stacked"/>
+    <w:bookmarkEnd w:id="112"/>
+    <w:bookmarkStart w:id="114" w:name="ref-Gupta2026stacked"/>
     <w:p>
       <w:pPr>
         <w:pStyle w:val="Bibliography"/>
@@ -11824,7 +12113,7 @@
       <w:r>
         <w:t xml:space="preserve"> </w:t>
       </w:r>
-      <w:hyperlink r:id="rId109">
+      <w:hyperlink r:id="rId113">
         <w:r>
           <w:rPr>
             <w:rStyle w:val="Hyperlink"/>
@@ -11833,8 +12122,8 @@
         </w:r>
       </w:hyperlink>
     </w:p>
-    <w:bookmarkEnd w:id="110"/>
-    <w:bookmarkStart w:id="112" w:name="ref-Han2024pinn"/>
+    <w:bookmarkEnd w:id="114"/>
+    <w:bookmarkStart w:id="116" w:name="ref-Han2024pinn"/>
     <w:p>
       <w:pPr>
         <w:pStyle w:val="Bibliography"/>
@@ -11845,7 +12134,7 @@
       <w:r>
         <w:t xml:space="preserve"> </w:t>
       </w:r>
-      <w:hyperlink r:id="rId111">
+      <w:hyperlink r:id="rId115">
         <w:r>
           <w:rPr>
             <w:rStyle w:val="Hyperlink"/>
@@ -11854,8 +12143,8 @@
         </w:r>
       </w:hyperlink>
     </w:p>
-    <w:bookmarkEnd w:id="112"/>
-    <w:bookmarkStart w:id="114" w:name="ref-Hanandeh2022introducing"/>
+    <w:bookmarkEnd w:id="116"/>
+    <w:bookmarkStart w:id="118" w:name="ref-Hanandeh2022introducing"/>
     <w:p>
       <w:pPr>
         <w:pStyle w:val="Bibliography"/>
@@ -11866,7 +12155,7 @@
       <w:r>
         <w:t xml:space="preserve"> </w:t>
       </w:r>
-      <w:hyperlink r:id="rId113">
+      <w:hyperlink r:id="rId117">
         <w:r>
           <w:rPr>
             <w:rStyle w:val="Hyperlink"/>
@@ -11875,8 +12164,8 @@
         </w:r>
       </w:hyperlink>
     </w:p>
-    <w:bookmarkEnd w:id="114"/>
-    <w:bookmarkStart w:id="116" w:name="ref-Hosseini2021accuracy"/>
+    <w:bookmarkEnd w:id="118"/>
+    <w:bookmarkStart w:id="120" w:name="ref-Hosseini2021accuracy"/>
     <w:p>
       <w:pPr>
         <w:pStyle w:val="Bibliography"/>
@@ -11887,7 +12176,7 @@
       <w:r>
         <w:t xml:space="preserve"> </w:t>
       </w:r>
-      <w:hyperlink r:id="rId115">
+      <w:hyperlink r:id="rId119">
         <w:r>
           <w:rPr>
             <w:rStyle w:val="Hyperlink"/>
@@ -11896,8 +12185,8 @@
         </w:r>
       </w:hyperlink>
     </w:p>
-    <w:bookmarkEnd w:id="116"/>
-    <w:bookmarkStart w:id="118" w:name="ref-Hou2020state"/>
+    <w:bookmarkEnd w:id="120"/>
+    <w:bookmarkStart w:id="122" w:name="ref-Hou2020state"/>
     <w:p>
       <w:pPr>
         <w:pStyle w:val="Bibliography"/>
@@ -11911,7 +12200,7 @@
       <w:r>
         <w:t xml:space="preserve"> </w:t>
       </w:r>
-      <w:hyperlink r:id="rId117">
+      <w:hyperlink r:id="rId121">
         <w:r>
           <w:rPr>
             <w:rStyle w:val="Hyperlink"/>
@@ -11920,8 +12209,8 @@
         </w:r>
       </w:hyperlink>
     </w:p>
-    <w:bookmarkEnd w:id="118"/>
-    <w:bookmarkStart w:id="120" w:name="ref-Huang2025rheological"/>
+    <w:bookmarkEnd w:id="122"/>
+    <w:bookmarkStart w:id="124" w:name="ref-Huang2025rheological"/>
     <w:p>
       <w:pPr>
         <w:pStyle w:val="Bibliography"/>
@@ -11935,7 +12224,7 @@
       <w:r>
         <w:t xml:space="preserve"> </w:t>
       </w:r>
-      <w:hyperlink r:id="rId119">
+      <w:hyperlink r:id="rId123">
         <w:r>
           <w:rPr>
             <w:rStyle w:val="Hyperlink"/>
@@ -11944,8 +12233,8 @@
         </w:r>
       </w:hyperlink>
     </w:p>
-    <w:bookmarkEnd w:id="120"/>
-    <w:bookmarkStart w:id="122" w:name="ref-Jalal2023indirect"/>
+    <w:bookmarkEnd w:id="124"/>
+    <w:bookmarkStart w:id="126" w:name="ref-Jalal2023indirect"/>
     <w:p>
       <w:pPr>
         <w:pStyle w:val="Bibliography"/>
@@ -11959,7 +12248,7 @@
       <w:r>
         <w:t xml:space="preserve"> </w:t>
       </w:r>
-      <w:hyperlink r:id="rId121">
+      <w:hyperlink r:id="rId125">
         <w:r>
           <w:rPr>
             <w:rStyle w:val="Hyperlink"/>
@@ -11968,8 +12257,8 @@
         </w:r>
       </w:hyperlink>
     </w:p>
-    <w:bookmarkEnd w:id="122"/>
-    <w:bookmarkStart w:id="124" w:name="ref-Jalal2024swarm"/>
+    <w:bookmarkEnd w:id="126"/>
+    <w:bookmarkStart w:id="128" w:name="ref-Jalal2024swarm"/>
     <w:p>
       <w:pPr>
         <w:pStyle w:val="Bibliography"/>
@@ -11983,7 +12272,7 @@
       <w:r>
         <w:t xml:space="preserve"> </w:t>
       </w:r>
-      <w:hyperlink r:id="rId123">
+      <w:hyperlink r:id="rId127">
         <w:r>
           <w:rPr>
             <w:rStyle w:val="Hyperlink"/>
@@ -11992,8 +12281,8 @@
         </w:r>
       </w:hyperlink>
     </w:p>
-    <w:bookmarkEnd w:id="124"/>
-    <w:bookmarkStart w:id="126" w:name="ref-Jweihan2026trustworthy"/>
+    <w:bookmarkEnd w:id="128"/>
+    <w:bookmarkStart w:id="130" w:name="ref-Jweihan2026trustworthy"/>
     <w:p>
       <w:pPr>
         <w:pStyle w:val="Bibliography"/>
@@ -12004,7 +12293,7 @@
       <w:r>
         <w:t xml:space="preserve"> </w:t>
       </w:r>
-      <w:hyperlink r:id="rId125">
+      <w:hyperlink r:id="rId129">
         <w:r>
           <w:rPr>
             <w:rStyle w:val="Hyperlink"/>
@@ -12013,8 +12302,8 @@
         </w:r>
       </w:hyperlink>
     </w:p>
-    <w:bookmarkEnd w:id="126"/>
-    <w:bookmarkStart w:id="128" w:name="ref-Kaloop2020wavelet"/>
+    <w:bookmarkEnd w:id="130"/>
+    <w:bookmarkStart w:id="132" w:name="ref-Kaloop2020wavelet"/>
     <w:p>
       <w:pPr>
         <w:pStyle w:val="Bibliography"/>
@@ -12025,7 +12314,7 @@
       <w:r>
         <w:t xml:space="preserve"> </w:t>
       </w:r>
-      <w:hyperlink r:id="rId127">
+      <w:hyperlink r:id="rId131">
         <w:r>
           <w:rPr>
             <w:rStyle w:val="Hyperlink"/>
@@ -12034,8 +12323,8 @@
         </w:r>
       </w:hyperlink>
     </w:p>
-    <w:bookmarkEnd w:id="128"/>
-    <w:bookmarkStart w:id="130" w:name="ref-Kaloop2019particle"/>
+    <w:bookmarkEnd w:id="132"/>
+    <w:bookmarkStart w:id="134" w:name="ref-Kaloop2019particle"/>
     <w:p>
       <w:pPr>
         <w:pStyle w:val="Bibliography"/>
@@ -12049,7 +12338,7 @@
       <w:r>
         <w:t xml:space="preserve"> </w:t>
       </w:r>
-      <w:hyperlink r:id="rId129">
+      <w:hyperlink r:id="rId133">
         <w:r>
           <w:rPr>
             <w:rStyle w:val="Hyperlink"/>
@@ -12058,8 +12347,8 @@
         </w:r>
       </w:hyperlink>
     </w:p>
-    <w:bookmarkEnd w:id="130"/>
-    <w:bookmarkStart w:id="132" w:name="ref-KargahOstadi2024physics"/>
+    <w:bookmarkEnd w:id="134"/>
+    <w:bookmarkStart w:id="136" w:name="ref-KargahOstadi2024physics"/>
     <w:p>
       <w:pPr>
         <w:pStyle w:val="Bibliography"/>
@@ -12070,7 +12359,7 @@
       <w:r>
         <w:t xml:space="preserve"> </w:t>
       </w:r>
-      <w:hyperlink r:id="rId131">
+      <w:hyperlink r:id="rId135">
         <w:r>
           <w:rPr>
             <w:rStyle w:val="Hyperlink"/>
@@ -12079,8 +12368,8 @@
         </w:r>
       </w:hyperlink>
     </w:p>
-    <w:bookmarkEnd w:id="132"/>
-    <w:bookmarkStart w:id="134" w:name="ref-Khatti2025california"/>
+    <w:bookmarkEnd w:id="136"/>
+    <w:bookmarkStart w:id="138" w:name="ref-Khatti2025california"/>
     <w:p>
       <w:pPr>
         <w:pStyle w:val="Bibliography"/>
@@ -12091,7 +12380,7 @@
       <w:r>
         <w:t xml:space="preserve"> </w:t>
       </w:r>
-      <w:hyperlink r:id="rId133">
+      <w:hyperlink r:id="rId137">
         <w:r>
           <w:rPr>
             <w:rStyle w:val="Hyperlink"/>
@@ -12100,8 +12389,8 @@
         </w:r>
       </w:hyperlink>
     </w:p>
-    <w:bookmarkEnd w:id="134"/>
-    <w:bookmarkStart w:id="136" w:name="ref-Latifi2021reinforcement"/>
+    <w:bookmarkEnd w:id="138"/>
+    <w:bookmarkStart w:id="140" w:name="ref-Latifi2021reinforcement"/>
     <w:p>
       <w:pPr>
         <w:pStyle w:val="Bibliography"/>
@@ -12115,7 +12404,7 @@
       <w:r>
         <w:t xml:space="preserve"> </w:t>
       </w:r>
-      <w:hyperlink r:id="rId135">
+      <w:hyperlink r:id="rId139">
         <w:r>
           <w:rPr>
             <w:rStyle w:val="Hyperlink"/>
@@ -12124,8 +12413,8 @@
         </w:r>
       </w:hyperlink>
     </w:p>
-    <w:bookmarkEnd w:id="136"/>
-    <w:bookmarkStart w:id="138" w:name="ref-Li2025physics"/>
+    <w:bookmarkEnd w:id="140"/>
+    <w:bookmarkStart w:id="142" w:name="ref-Li2025physics"/>
     <w:p>
       <w:pPr>
         <w:pStyle w:val="Bibliography"/>
@@ -12136,7 +12425,7 @@
       <w:r>
         <w:t xml:space="preserve"> </w:t>
       </w:r>
-      <w:hyperlink r:id="rId137">
+      <w:hyperlink r:id="rId141">
         <w:r>
           <w:rPr>
             <w:rStyle w:val="Hyperlink"/>
@@ -12145,8 +12434,8 @@
         </w:r>
       </w:hyperlink>
     </w:p>
-    <w:bookmarkEnd w:id="138"/>
-    <w:bookmarkStart w:id="140" w:name="ref-Liu2026physics"/>
+    <w:bookmarkEnd w:id="142"/>
+    <w:bookmarkStart w:id="144" w:name="ref-Liu2026physics"/>
     <w:p>
       <w:pPr>
         <w:pStyle w:val="Bibliography"/>
@@ -12157,7 +12446,7 @@
       <w:r>
         <w:t xml:space="preserve"> </w:t>
       </w:r>
-      <w:hyperlink r:id="rId139">
+      <w:hyperlink r:id="rId143">
         <w:r>
           <w:rPr>
             <w:rStyle w:val="Hyperlink"/>
@@ -12166,8 +12455,8 @@
         </w:r>
       </w:hyperlink>
     </w:p>
-    <w:bookmarkEnd w:id="140"/>
-    <w:bookmarkStart w:id="142" w:name="ref-Luo2023strans"/>
+    <w:bookmarkEnd w:id="144"/>
+    <w:bookmarkStart w:id="146" w:name="ref-Luo2023strans"/>
     <w:p>
       <w:pPr>
         <w:pStyle w:val="Bibliography"/>
@@ -12178,7 +12467,7 @@
       <w:r>
         <w:t xml:space="preserve"> </w:t>
       </w:r>
-      <w:hyperlink r:id="rId141">
+      <w:hyperlink r:id="rId145">
         <w:r>
           <w:rPr>
             <w:rStyle w:val="Hyperlink"/>
@@ -12187,8 +12476,8 @@
         </w:r>
       </w:hyperlink>
     </w:p>
-    <w:bookmarkEnd w:id="142"/>
-    <w:bookmarkStart w:id="144" w:name="ref-Luo2026physics"/>
+    <w:bookmarkEnd w:id="146"/>
+    <w:bookmarkStart w:id="148" w:name="ref-Luo2026physics"/>
     <w:p>
       <w:pPr>
         <w:pStyle w:val="Bibliography"/>
@@ -12199,7 +12488,7 @@
       <w:r>
         <w:t xml:space="preserve"> </w:t>
       </w:r>
-      <w:hyperlink r:id="rId143">
+      <w:hyperlink r:id="rId147">
         <w:r>
           <w:rPr>
             <w:rStyle w:val="Hyperlink"/>
@@ -12208,8 +12497,8 @@
         </w:r>
       </w:hyperlink>
     </w:p>
-    <w:bookmarkEnd w:id="144"/>
-    <w:bookmarkStart w:id="146" w:name="ref-MharziAlaoui2026algorithm"/>
+    <w:bookmarkEnd w:id="148"/>
+    <w:bookmarkStart w:id="150" w:name="ref-MharziAlaoui2026algorithm"/>
     <w:p>
       <w:pPr>
         <w:pStyle w:val="Bibliography"/>
@@ -12223,7 +12512,7 @@
       <w:r>
         <w:t xml:space="preserve"> </w:t>
       </w:r>
-      <w:hyperlink r:id="rId145">
+      <w:hyperlink r:id="rId149">
         <w:r>
           <w:rPr>
             <w:rStyle w:val="Hyperlink"/>
@@ -12232,8 +12521,8 @@
         </w:r>
       </w:hyperlink>
     </w:p>
-    <w:bookmarkEnd w:id="146"/>
-    <w:bookmarkStart w:id="148" w:name="ref-Mazari2016pavement"/>
+    <w:bookmarkEnd w:id="150"/>
+    <w:bookmarkStart w:id="152" w:name="ref-Mazari2016pavement"/>
     <w:p>
       <w:pPr>
         <w:pStyle w:val="Bibliography"/>
@@ -12244,7 +12533,7 @@
       <w:r>
         <w:t xml:space="preserve"> </w:t>
       </w:r>
-      <w:hyperlink r:id="rId147">
+      <w:hyperlink r:id="rId151">
         <w:r>
           <w:rPr>
             <w:rStyle w:val="Hyperlink"/>
@@ -12253,13 +12542,55 @@
         </w:r>
       </w:hyperlink>
     </w:p>
-    <w:bookmarkEnd w:id="148"/>
-    <w:bookmarkStart w:id="150" w:name="ref-Nguyen2019intelligence"/>
+    <w:bookmarkEnd w:id="152"/>
+    <w:bookmarkStart w:id="154" w:name="ref-MoghadasNejad2011expert"/>
     <w:p>
       <w:pPr>
         <w:pStyle w:val="Bibliography"/>
       </w:pPr>
       <w:r>
+        <w:t xml:space="preserve">Moghadas Nejad, F., Zakeri, H., 2011. An expert system based on wavelet transform and radon neural network for pavement distress classification. Expert Systems with Applications.</w:t>
+      </w:r>
+      <w:r>
+        <w:t xml:space="preserve"> </w:t>
+      </w:r>
+      <w:hyperlink r:id="rId153">
+        <w:r>
+          <w:rPr>
+            <w:rStyle w:val="Hyperlink"/>
+          </w:rPr>
+          <w:t xml:space="preserve">https://doi.org/10.1016/j.eswa.2010.12.060</w:t>
+        </w:r>
+      </w:hyperlink>
+    </w:p>
+    <w:bookmarkEnd w:id="154"/>
+    <w:bookmarkStart w:id="156" w:name="ref-Nejad2011optimum"/>
+    <w:p>
+      <w:pPr>
+        <w:pStyle w:val="Bibliography"/>
+      </w:pPr>
+      <w:r>
+        <w:t xml:space="preserve">Nejad, F.M., Zakeri, H., 2011. An optimum feature extraction method based on wavelet–radon transform and dynamic neural network for pavement distress classification. Expert Systems with Applications.</w:t>
+      </w:r>
+      <w:r>
+        <w:t xml:space="preserve"> </w:t>
+      </w:r>
+      <w:hyperlink r:id="rId155">
+        <w:r>
+          <w:rPr>
+            <w:rStyle w:val="Hyperlink"/>
+          </w:rPr>
+          <w:t xml:space="preserve">https://doi.org/10.1016/j.eswa.2011.01.089</w:t>
+        </w:r>
+      </w:hyperlink>
+    </w:p>
+    <w:bookmarkEnd w:id="156"/>
+    <w:bookmarkStart w:id="158" w:name="ref-Nguyen2019intelligence"/>
+    <w:p>
+      <w:pPr>
+        <w:pStyle w:val="Bibliography"/>
+      </w:pPr>
+      <w:r>
         <w:t xml:space="preserve">Nguyen, H.-L., Le, T.-H., Pham, C.-T., others</w:t>
       </w:r>
       <w:r>
@@ -12268,7 +12599,7 @@
       <w:r>
         <w:t xml:space="preserve"> </w:t>
       </w:r>
-      <w:hyperlink r:id="rId149">
+      <w:hyperlink r:id="rId157">
         <w:r>
           <w:rPr>
             <w:rStyle w:val="Hyperlink"/>
@@ -12277,8 +12608,8 @@
         </w:r>
       </w:hyperlink>
     </w:p>
-    <w:bookmarkEnd w:id="150"/>
-    <w:bookmarkStart w:id="152" w:name="ref-Pan2025spatiotemporal"/>
+    <w:bookmarkEnd w:id="158"/>
+    <w:bookmarkStart w:id="160" w:name="ref-Pan2025spatiotemporal"/>
     <w:p>
       <w:pPr>
         <w:pStyle w:val="Bibliography"/>
@@ -12289,7 +12620,7 @@
       <w:r>
         <w:t xml:space="preserve"> </w:t>
       </w:r>
-      <w:hyperlink r:id="rId151">
+      <w:hyperlink r:id="rId159">
         <w:r>
           <w:rPr>
             <w:rStyle w:val="Hyperlink"/>
@@ -12298,8 +12629,8 @@
         </w:r>
       </w:hyperlink>
     </w:p>
-    <w:bookmarkEnd w:id="152"/>
-    <w:bookmarkStart w:id="154" w:name="ref-Pasupunuri2024roughness"/>
+    <w:bookmarkEnd w:id="160"/>
+    <w:bookmarkStart w:id="162" w:name="ref-Pasupunuri2024roughness"/>
     <w:p>
       <w:pPr>
         <w:pStyle w:val="Bibliography"/>
@@ -12310,7 +12641,7 @@
       <w:r>
         <w:t xml:space="preserve"> </w:t>
       </w:r>
-      <w:hyperlink r:id="rId153">
+      <w:hyperlink r:id="rId161">
         <w:r>
           <w:rPr>
             <w:rStyle w:val="Hyperlink"/>
@@ -12319,19 +12650,40 @@
         </w:r>
       </w:hyperlink>
     </w:p>
-    <w:bookmarkEnd w:id="154"/>
-    <w:bookmarkStart w:id="156" w:name="ref-Quan2025physics"/>
+    <w:bookmarkEnd w:id="162"/>
+    <w:bookmarkStart w:id="164" w:name="ref-Peng2026asphalt"/>
     <w:p>
       <w:pPr>
         <w:pStyle w:val="Bibliography"/>
       </w:pPr>
       <w:r>
+        <w:t xml:space="preserve">Peng, C., Tang, J., Zhang, D., 2026. Prediction of asphalt pavement rutting depth based on multi-model fusion of stacking algorithm. Structural Durability &amp; Health Monitoring.</w:t>
+      </w:r>
+      <w:r>
+        <w:t xml:space="preserve"> </w:t>
+      </w:r>
+      <w:hyperlink r:id="rId163">
+        <w:r>
+          <w:rPr>
+            <w:rStyle w:val="Hyperlink"/>
+          </w:rPr>
+          <w:t xml:space="preserve">https://doi.org/10.32604/sdhm.2026.075421</w:t>
+        </w:r>
+      </w:hyperlink>
+    </w:p>
+    <w:bookmarkEnd w:id="164"/>
+    <w:bookmarkStart w:id="166" w:name="ref-Quan2025physics"/>
+    <w:p>
+      <w:pPr>
+        <w:pStyle w:val="Bibliography"/>
+      </w:pPr>
+      <w:r>
         <w:t xml:space="preserve">Quan, W., Ma, X., Shang, Z., Zhao, K., Su, M., Dong, Z., Zhao, Z., 2025. Hybrid physics-data-driven model for temperature field prediction of asphalt pavement based on physics-informed neural network. Construction and Building Materials.</w:t>
       </w:r>
       <w:r>
         <w:t xml:space="preserve"> </w:t>
       </w:r>
-      <w:hyperlink r:id="rId155">
+      <w:hyperlink r:id="rId165">
         <w:r>
           <w:rPr>
             <w:rStyle w:val="Hyperlink"/>
@@ -12340,8 +12692,8 @@
         </w:r>
       </w:hyperlink>
     </w:p>
-    <w:bookmarkEnd w:id="156"/>
-    <w:bookmarkStart w:id="158" w:name="ref-Sandamal2023pavement"/>
+    <w:bookmarkEnd w:id="166"/>
+    <w:bookmarkStart w:id="168" w:name="ref-Sandamal2023pavement"/>
     <w:p>
       <w:pPr>
         <w:pStyle w:val="Bibliography"/>
@@ -12355,7 +12707,7 @@
       <w:r>
         <w:t xml:space="preserve"> </w:t>
       </w:r>
-      <w:hyperlink r:id="rId157">
+      <w:hyperlink r:id="rId167">
         <w:r>
           <w:rPr>
             <w:rStyle w:val="Hyperlink"/>
@@ -12364,8 +12716,8 @@
         </w:r>
       </w:hyperlink>
     </w:p>
-    <w:bookmarkEnd w:id="158"/>
-    <w:bookmarkStart w:id="160" w:name="ref-Sun2023automatic"/>
+    <w:bookmarkEnd w:id="168"/>
+    <w:bookmarkStart w:id="170" w:name="ref-Sun2023automatic"/>
     <w:p>
       <w:pPr>
         <w:pStyle w:val="Bibliography"/>
@@ -12379,7 +12731,7 @@
       <w:r>
         <w:t xml:space="preserve"> </w:t>
       </w:r>
-      <w:hyperlink r:id="rId159">
+      <w:hyperlink r:id="rId169">
         <w:r>
           <w:rPr>
             <w:rStyle w:val="Hyperlink"/>
@@ -12388,8 +12740,8 @@
         </w:r>
       </w:hyperlink>
     </w:p>
-    <w:bookmarkEnd w:id="160"/>
-    <w:bookmarkStart w:id="162" w:name="ref-Taheri2025pavement"/>
+    <w:bookmarkEnd w:id="170"/>
+    <w:bookmarkStart w:id="172" w:name="ref-Taheri2025pavement"/>
     <w:p>
       <w:pPr>
         <w:pStyle w:val="Bibliography"/>
@@ -12400,7 +12752,7 @@
       <w:r>
         <w:t xml:space="preserve"> </w:t>
       </w:r>
-      <w:hyperlink r:id="rId161">
+      <w:hyperlink r:id="rId171">
         <w:r>
           <w:rPr>
             <w:rStyle w:val="Hyperlink"/>
@@ -12409,8 +12761,8 @@
         </w:r>
       </w:hyperlink>
     </w:p>
-    <w:bookmarkEnd w:id="162"/>
-    <w:bookmarkStart w:id="164" w:name="ref-Wang2023developing"/>
+    <w:bookmarkEnd w:id="172"/>
+    <w:bookmarkStart w:id="174" w:name="ref-Wang2023developing"/>
     <w:p>
       <w:pPr>
         <w:pStyle w:val="Bibliography"/>
@@ -12421,7 +12773,7 @@
       <w:r>
         <w:t xml:space="preserve"> </w:t>
       </w:r>
-      <w:hyperlink r:id="rId163">
+      <w:hyperlink r:id="rId173">
         <w:r>
           <w:rPr>
             <w:rStyle w:val="Hyperlink"/>
@@ -12430,8 +12782,8 @@
         </w:r>
       </w:hyperlink>
     </w:p>
-    <w:bookmarkEnd w:id="164"/>
-    <w:bookmarkStart w:id="166" w:name="ref-Wang2024physics"/>
+    <w:bookmarkEnd w:id="174"/>
+    <w:bookmarkStart w:id="176" w:name="ref-Wang2024physics"/>
     <w:p>
       <w:pPr>
         <w:pStyle w:val="Bibliography"/>
@@ -12442,7 +12794,7 @@
       <w:r>
         <w:t xml:space="preserve"> </w:t>
       </w:r>
-      <w:hyperlink r:id="rId165">
+      <w:hyperlink r:id="rId175">
         <w:r>
           <w:rPr>
             <w:rStyle w:val="Hyperlink"/>
@@ -12451,8 +12803,8 @@
         </w:r>
       </w:hyperlink>
     </w:p>
-    <w:bookmarkEnd w:id="166"/>
-    <w:bookmarkStart w:id="168" w:name="ref-Wang2025intelligent"/>
+    <w:bookmarkEnd w:id="176"/>
+    <w:bookmarkStart w:id="178" w:name="ref-Wang2025intelligent"/>
     <w:p>
       <w:pPr>
         <w:pStyle w:val="Bibliography"/>
@@ -12463,7 +12815,7 @@
       <w:r>
         <w:t xml:space="preserve"> </w:t>
       </w:r>
-      <w:hyperlink r:id="rId167">
+      <w:hyperlink r:id="rId177">
         <w:r>
           <w:rPr>
             <w:rStyle w:val="Hyperlink"/>
@@ -12472,8 +12824,8 @@
         </w:r>
       </w:hyperlink>
     </w:p>
-    <w:bookmarkEnd w:id="168"/>
-    <w:bookmarkStart w:id="170" w:name="ref-Xiao2023optimizing"/>
+    <w:bookmarkEnd w:id="178"/>
+    <w:bookmarkStart w:id="180" w:name="ref-Xiao2023optimizing"/>
     <w:p>
       <w:pPr>
         <w:pStyle w:val="Bibliography"/>
@@ -12484,7 +12836,7 @@
       <w:r>
         <w:t xml:space="preserve"> </w:t>
       </w:r>
-      <w:hyperlink r:id="rId169">
+      <w:hyperlink r:id="rId179">
         <w:r>
           <w:rPr>
             <w:rStyle w:val="Hyperlink"/>
@@ -12493,8 +12845,8 @@
         </w:r>
       </w:hyperlink>
     </w:p>
-    <w:bookmarkEnd w:id="170"/>
-    <w:bookmarkStart w:id="172" w:name="ref-Xing2026physics"/>
+    <w:bookmarkEnd w:id="180"/>
+    <w:bookmarkStart w:id="182" w:name="ref-Xing2026physics"/>
     <w:p>
       <w:pPr>
         <w:pStyle w:val="Bibliography"/>
@@ -12505,7 +12857,7 @@
       <w:r>
         <w:t xml:space="preserve"> </w:t>
       </w:r>
-      <w:hyperlink r:id="rId171">
+      <w:hyperlink r:id="rId181">
         <w:r>
           <w:rPr>
             <w:rStyle w:val="Hyperlink"/>
@@ -12514,8 +12866,8 @@
         </w:r>
       </w:hyperlink>
     </w:p>
-    <w:bookmarkEnd w:id="172"/>
-    <w:bookmarkStart w:id="174" w:name="ref-Yang2021research"/>
+    <w:bookmarkEnd w:id="182"/>
+    <w:bookmarkStart w:id="184" w:name="ref-Yang2021research"/>
     <w:p>
       <w:pPr>
         <w:pStyle w:val="Bibliography"/>
@@ -12529,7 +12881,7 @@
       <w:r>
         <w:t xml:space="preserve"> </w:t>
       </w:r>
-      <w:hyperlink r:id="rId173">
+      <w:hyperlink r:id="rId183">
         <w:r>
           <w:rPr>
             <w:rStyle w:val="Hyperlink"/>
@@ -12538,8 +12890,8 @@
         </w:r>
       </w:hyperlink>
     </w:p>
-    <w:bookmarkEnd w:id="174"/>
-    <w:bookmarkStart w:id="176" w:name="ref-Yao2022large"/>
+    <w:bookmarkEnd w:id="184"/>
+    <w:bookmarkStart w:id="186" w:name="ref-Yao2022large"/>
     <w:p>
       <w:pPr>
         <w:pStyle w:val="Bibliography"/>
@@ -12553,7 +12905,7 @@
       <w:r>
         <w:t xml:space="preserve"> </w:t>
       </w:r>
-      <w:hyperlink r:id="rId175">
+      <w:hyperlink r:id="rId185">
         <w:r>
           <w:rPr>
             <w:rStyle w:val="Hyperlink"/>
@@ -12562,8 +12914,8 @@
         </w:r>
       </w:hyperlink>
     </w:p>
-    <w:bookmarkEnd w:id="176"/>
-    <w:bookmarkStart w:id="178" w:name="ref-Yu2020highway"/>
+    <w:bookmarkEnd w:id="186"/>
+    <w:bookmarkStart w:id="188" w:name="ref-Yu2020highway"/>
     <w:p>
       <w:pPr>
         <w:pStyle w:val="Bibliography"/>
@@ -12577,7 +12929,7 @@
       <w:r>
         <w:t xml:space="preserve"> </w:t>
       </w:r>
-      <w:hyperlink r:id="rId177">
+      <w:hyperlink r:id="rId187">
         <w:r>
           <w:rPr>
             <w:rStyle w:val="Hyperlink"/>
@@ -12586,8 +12938,8 @@
         </w:r>
       </w:hyperlink>
     </w:p>
-    <w:bookmarkEnd w:id="178"/>
-    <w:bookmarkStart w:id="180" w:name="ref-Zeiada2025benchmarking"/>
+    <w:bookmarkEnd w:id="188"/>
+    <w:bookmarkStart w:id="190" w:name="ref-Zeiada2025benchmarking"/>
     <w:p>
       <w:pPr>
         <w:pStyle w:val="Bibliography"/>
@@ -12601,7 +12953,7 @@
       <w:r>
         <w:t xml:space="preserve"> </w:t>
       </w:r>
-      <w:hyperlink r:id="rId179">
+      <w:hyperlink r:id="rId189">
         <w:r>
           <w:rPr>
             <w:rStyle w:val="Hyperlink"/>
@@ -12610,8 +12962,8 @@
         </w:r>
       </w:hyperlink>
     </w:p>
-    <w:bookmarkEnd w:id="180"/>
-    <w:bookmarkStart w:id="182" w:name="ref-Zhang2025integrated"/>
+    <w:bookmarkEnd w:id="190"/>
+    <w:bookmarkStart w:id="192" w:name="ref-Zhang2025integrated"/>
     <w:p>
       <w:pPr>
         <w:pStyle w:val="Bibliography"/>
@@ -12622,7 +12974,7 @@
       <w:r>
         <w:t xml:space="preserve"> </w:t>
       </w:r>
-      <w:hyperlink r:id="rId181">
+      <w:hyperlink r:id="rId191">
         <w:r>
           <w:rPr>
             <w:rStyle w:val="Hyperlink"/>
@@ -12631,8 +12983,8 @@
         </w:r>
       </w:hyperlink>
     </w:p>
-    <w:bookmarkEnd w:id="182"/>
-    <w:bookmarkStart w:id="184" w:name="ref-Zhang2026dual"/>
+    <w:bookmarkEnd w:id="192"/>
+    <w:bookmarkStart w:id="194" w:name="ref-Zhang2026dual"/>
     <w:p>
       <w:pPr>
         <w:pStyle w:val="Bibliography"/>
@@ -12643,7 +12995,7 @@
       <w:r>
         <w:t xml:space="preserve"> </w:t>
       </w:r>
-      <w:hyperlink r:id="rId183">
+      <w:hyperlink r:id="rId193">
         <w:r>
           <w:rPr>
             <w:rStyle w:val="Hyperlink"/>
@@ -12652,9 +13004,9 @@
         </w:r>
       </w:hyperlink>
     </w:p>
-    <w:bookmarkEnd w:id="184"/>
-    <w:bookmarkEnd w:id="185"/>
-    <w:bookmarkEnd w:id="186"/>
+    <w:bookmarkEnd w:id="194"/>
+    <w:bookmarkEnd w:id="195"/>
+    <w:bookmarkEnd w:id="196"/>
     <w:sectPr/>
   </w:body>
 </w:document>

--- a/output/manuscript.docx
+++ b/output/manuscript.docx
@@ -31,7 +31,7 @@
         <w:pStyle w:val="Date"/>
       </w:pPr>
       <w:r>
-        <w:t xml:space="preserve">2026-08-09</w:t>
+        <w:t xml:space="preserve">2026-08-10</w:t>
       </w:r>
     </w:p>
     <w:p>
@@ -1166,7 +1166,7 @@
     </w:p>
     <w:bookmarkEnd w:id="14"/>
     <w:bookmarkEnd w:id="15"/>
-    <w:bookmarkStart w:id="20" w:name="sec-method"/>
+    <w:bookmarkStart w:id="24" w:name="sec-method"/>
     <w:p>
       <w:pPr>
         <w:pStyle w:val="Heading1"/>
@@ -1283,7 +1283,7 @@
       </w:r>
     </w:p>
     <w:bookmarkEnd w:id="16"/>
-    <w:bookmarkStart w:id="18" w:name="information-sources-and-search"/>
+    <w:bookmarkStart w:id="22" w:name="information-sources-and-search"/>
     <w:p>
       <w:pPr>
         <w:pStyle w:val="Heading2"/>
@@ -1323,13 +1323,117 @@
         </w:r>
       </w:hyperlink>
       <w:r>
-        <w:t xml:space="preserve">. The window runs from</w:t>
-      </w:r>
-      <w:r>
-        <w:t xml:space="preserve"> </w:t>
-      </w:r>
-      <w:r>
-        <w:t xml:space="preserve">1 January 2005 to 30 June 2026.</w:t>
+        <w:t xml:space="preserve">, and from a 261-query</w:t>
+      </w:r>
+      <w:r>
+        <w:t xml:space="preserve"> </w:t>
+      </w:r>
+      <w:r>
+        <w:t xml:space="preserve">algorithmic search crossing metaheuristic-optimiser names, base-learner names and</w:t>
+      </w:r>
+      <w:r>
+        <w:t xml:space="preserve"> </w:t>
+      </w:r>
+      <w:r>
+        <w:t xml:space="preserve">legacy hybrid-labelled vocabulary against a mandatory pavement-terminology filter</w:t>
+      </w:r>
+      <w:r>
+        <w:t xml:space="preserve"> </w:t>
+      </w:r>
+      <w:r>
+        <w:t xml:space="preserve">(</w:t>
+      </w:r>
+      <w:r>
+        <w:rPr>
+          <w:rStyle w:val="VerbatimChar"/>
+        </w:rPr>
+        <w:t xml:space="preserve">analysis/harvest_openalex.py</w:t>
+      </w:r>
+      <w:r>
+        <w:t xml:space="preserve">; run against the Crossref API rather than OpenAlex</w:t>
+      </w:r>
+      <w:r>
+        <w:t xml:space="preserve"> </w:t>
+      </w:r>
+      <w:r>
+        <w:t xml:space="preserve">directly, see the Data Availability statement). The window runs from 1 January 2005</w:t>
+      </w:r>
+      <w:r>
+        <w:t xml:space="preserve"> </w:t>
+      </w:r>
+      <w:r>
+        <w:t xml:space="preserve">to 30 June 2026 — a date in the reader’s future at first glance, but not an error:</w:t>
+      </w:r>
+      <w:r>
+        <w:t xml:space="preserve"> </w:t>
+      </w:r>
+      <w:r>
+        <w:t xml:space="preserve">the corpus includes a meaningful number of 2025 and 2026 citations because</w:t>
+      </w:r>
+      <w:r>
+        <w:t xml:space="preserve"> </w:t>
+      </w:r>
+      <w:r>
+        <w:t xml:space="preserve">publishers now routinely assign a final year and DOI to an article at Online</w:t>
+      </w:r>
+      <w:r>
+        <w:t xml:space="preserve"> </w:t>
+      </w:r>
+      <w:r>
+        <w:t xml:space="preserve">First / Early Access publication, ahead of formal volume assignment, and every</w:t>
+      </w:r>
+      <w:r>
+        <w:t xml:space="preserve"> </w:t>
+      </w:r>
+      <w:r>
+        <w:t xml:space="preserve">such record here resolves to a live DOI (verified per the protocol in §2.3), not</w:t>
+      </w:r>
+      <w:r>
+        <w:t xml:space="preserve"> </w:t>
+      </w:r>
+      <w:r>
+        <w:t xml:space="preserve">a placeholder or a forecast.</w:t>
+      </w:r>
+      <w:r>
+        <w:t xml:space="preserve"> </w:t>
+      </w:r>
+      <w:hyperlink w:anchor="fig-review-flow">
+        <w:r>
+          <w:rPr>
+            <w:rStyle w:val="Hyperlink"/>
+          </w:rPr>
+          <w:t xml:space="preserve">Figure 2</w:t>
+        </w:r>
+      </w:hyperlink>
+      <w:r>
+        <w:t xml:space="preserve"> </w:t>
+      </w:r>
+      <w:r>
+        <w:t xml:space="preserve">reports the current, actual state of</w:t>
+      </w:r>
+      <w:r>
+        <w:t xml:space="preserve"> </w:t>
+      </w:r>
+      <w:r>
+        <w:t xml:space="preserve">this identification-and-screening pipeline — it is not a completed PRISMA 2020</w:t>
+      </w:r>
+      <w:r>
+        <w:t xml:space="preserve"> </w:t>
+      </w:r>
+      <w:r>
+        <w:t xml:space="preserve">flow diagram, because screening is not complete: every count in it is read</w:t>
+      </w:r>
+      <w:r>
+        <w:t xml:space="preserve"> </w:t>
+      </w:r>
+      <w:r>
+        <w:t xml:space="preserve">directly from the harvest logs and the working database, not projected or</w:t>
+      </w:r>
+      <w:r>
+        <w:t xml:space="preserve"> </w:t>
+      </w:r>
+      <w:r>
+        <w:t xml:space="preserve">estimated, and the figure is captioned accordingly.</w:t>
       </w:r>
     </w:p>
     <w:tbl>
@@ -1345,7 +1449,112 @@
       <w:tr>
         <w:tc>
           <w:tcPr/>
-          <w:bookmarkStart w:id="17" w:name="tbl-reviews"/>
+          <w:bookmarkStart w:id="20" w:name="fig-review-flow"/>
+          <w:p>
+            <w:pPr>
+              <w:pStyle w:val="Compact"/>
+              <w:jc w:val="center"/>
+            </w:pPr>
+            <w:r>
+              <w:drawing>
+                <wp:inline>
+                  <wp:extent cx="4533900" cy="5607092"/>
+                  <wp:effectExtent b="0" l="0" r="0" t="0"/>
+                  <wp:docPr descr="" title="" id="18" name="Picture"/>
+                  <a:graphic>
+                    <a:graphicData uri="http://schemas.openxmlformats.org/drawingml/2006/picture">
+                      <pic:pic>
+                        <pic:nvPicPr>
+                          <pic:cNvPr descr="figures/fig05_review_flow.png" id="19" name="Picture"/>
+                          <pic:cNvPicPr>
+                            <a:picLocks noChangeArrowheads="1" noChangeAspect="1"/>
+                          </pic:cNvPicPr>
+                        </pic:nvPicPr>
+                        <pic:blipFill>
+                          <a:blip r:embed="rId17"/>
+                          <a:stretch>
+                            <a:fillRect/>
+                          </a:stretch>
+                        </pic:blipFill>
+                        <pic:spPr bwMode="auto">
+                          <a:xfrm>
+                            <a:off x="0" y="0"/>
+                            <a:ext cx="4533900" cy="5607092"/>
+                          </a:xfrm>
+                          <a:prstGeom prst="rect">
+                            <a:avLst/>
+                          </a:prstGeom>
+                          <a:noFill/>
+                          <a:ln w="9525">
+                            <a:noFill/>
+                            <a:headEnd/>
+                            <a:tailEnd/>
+                          </a:ln>
+                        </pic:spPr>
+                      </pic:pic>
+                    </a:graphicData>
+                  </a:graphic>
+                </wp:inline>
+              </w:drawing>
+            </w:r>
+          </w:p>
+          <w:p>
+            <w:pPr>
+              <w:jc w:val="center"/>
+            </w:pPr>
+            <w:pPr>
+              <w:jc w:val="left"/>
+              <w:spacing w:before="200"/>
+              <w:pStyle w:val="ImageCaption"/>
+            </w:pPr>
+            <w:r>
+              <w:t xml:space="preserve">Figure 2: Review process status, reported as it actually stands rather than as a completed</w:t>
+            </w:r>
+            <w:r>
+              <w:t xml:space="preserve"> </w:t>
+            </w:r>
+            <w:r>
+              <w:t xml:space="preserve">PRISMA 2020 flow diagram — screening of the 2026 algorithmic harvest is ongoing, not</w:t>
+            </w:r>
+            <w:r>
+              <w:t xml:space="preserve"> </w:t>
+            </w:r>
+            <w:r>
+              <w:t xml:space="preserve">finished. Every count is read directly from the harvest logs and the working</w:t>
+            </w:r>
+            <w:r>
+              <w:t xml:space="preserve"> </w:t>
+            </w:r>
+            <w:r>
+              <w:t xml:space="preserve">database.</w:t>
+            </w:r>
+          </w:p>
+          <w:bookmarkEnd w:id="20"/>
+        </w:tc>
+      </w:tr>
+    </w:tbl>
+    <w:p>
+      <w:pPr>
+        <w:pStyle w:val="BodyText"/>
+      </w:pPr>
+      <w:r>
+        <w:t xml:space="preserve"> </w:t>
+      </w:r>
+    </w:p>
+    <w:tbl>
+      <w:tblPr>
+        <w:tblStyle w:val="Table"/>
+        <w:tblW w:type="pct" w:w="5000"/>
+        <w:tblLayout w:type="fixed"/>
+        <w:tblLook w:firstRow="0" w:lastRow="0" w:firstColumn="0" w:lastColumn="0" w:noHBand="0" w:noVBand="0" w:val="0000"/>
+      </w:tblPr>
+      <w:tblGrid>
+        <w:gridCol w:w="7920"/>
+      </w:tblGrid>
+      <w:tr>
+        <w:tc>
+          <w:tcPr/>
+          <w:bookmarkStart w:id="21" w:name="tbl-reviews"/>
           <w:p>
             <w:pPr>
               <w:jc w:val="center"/>
@@ -2226,13 +2435,13 @@
               </w:tc>
             </w:tr>
           </w:tbl>
-          <w:bookmarkEnd w:id="17"/>
+          <w:bookmarkEnd w:id="21"/>
           <w:p/>
         </w:tc>
       </w:tr>
     </w:tbl>
-    <w:bookmarkEnd w:id="18"/>
-    <w:bookmarkStart w:id="19" w:name="sec-eligibility"/>
+    <w:bookmarkEnd w:id="22"/>
+    <w:bookmarkStart w:id="23" w:name="sec-eligibility"/>
     <w:p>
       <w:pPr>
         <w:pStyle w:val="Heading2"/>
@@ -2669,15 +2878,131 @@
         <w:t xml:space="preserve">are retained as context for §9 and §11 rather than coded into the taxonomy.</w:t>
       </w:r>
     </w:p>
-    <w:bookmarkEnd w:id="19"/>
-    <w:bookmarkEnd w:id="20"/>
-    <w:bookmarkStart w:id="29" w:name="sec-biblio"/>
+    <w:bookmarkEnd w:id="23"/>
+    <w:bookmarkEnd w:id="24"/>
+    <w:bookmarkStart w:id="33" w:name="sec-biblio"/>
     <w:p>
       <w:pPr>
         <w:pStyle w:val="Heading1"/>
       </w:pPr>
       <w:r>
         <w:t xml:space="preserve">3. Bibliometric landscape</w:t>
+      </w:r>
+    </w:p>
+    <w:p>
+      <w:pPr>
+        <w:pStyle w:val="BlockText"/>
+      </w:pPr>
+      <w:r>
+        <w:rPr>
+          <w:b/>
+          <w:bCs/>
+        </w:rPr>
+        <w:t xml:space="preserve">Status note.</w:t>
+      </w:r>
+      <w:r>
+        <w:t xml:space="preserve"> </w:t>
+      </w:r>
+      <w:r>
+        <w:t xml:space="preserve">The figures in this section describe the seed corpus</w:t>
+      </w:r>
+      <w:r>
+        <w:t xml:space="preserve"> </w:t>
+      </w:r>
+      <w:r>
+        <w:t xml:space="preserve">(</w:t>
+      </w:r>
+      <w:r>
+        <w:rPr>
+          <w:rStyle w:val="VerbatimChar"/>
+        </w:rPr>
+        <w:t xml:space="preserve">data/seed_bibliography.csv</w:t>
+      </w:r>
+      <w:r>
+        <w:t xml:space="preserve">, n = 131 primary studies)</w:t>
+      </w:r>
+      <w:r>
+        <w:t xml:space="preserve"> </w:t>
+      </w:r>
+      <w:r>
+        <w:t xml:space="preserve">assembled during protocol development and taxonomy design, not the completed</w:t>
+      </w:r>
+      <w:r>
+        <w:t xml:space="preserve"> </w:t>
+      </w:r>
+      <w:r>
+        <w:t xml:space="preserve">systematic harvest. The full bibliometric analysis — publication trajectory,</w:t>
+      </w:r>
+      <w:r>
+        <w:t xml:space="preserve"> </w:t>
+      </w:r>
+      <w:r>
+        <w:t xml:space="preserve">architecture share over time, country co-authorship, venue concentration — is</w:t>
+      </w:r>
+      <w:r>
+        <w:t xml:space="preserve"> </w:t>
+      </w:r>
+      <w:r>
+        <w:t xml:space="preserve">deferred to the completed corpus and is not fabricated here from a partial</w:t>
+      </w:r>
+      <w:r>
+        <w:t xml:space="preserve"> </w:t>
+      </w:r>
+      <w:r>
+        <w:t xml:space="preserve">sample. What follows is reported explicitly as a seed-corpus snapshot, and in</w:t>
+      </w:r>
+      <w:r>
+        <w:t xml:space="preserve"> </w:t>
+      </w:r>
+      <w:r>
+        <w:t xml:space="preserve">particular the apparent concentration of records after 2020 (</w:t>
+      </w:r>
+      <w:hyperlink w:anchor="fig-year-trend">
+        <w:r>
+          <w:rPr>
+            <w:rStyle w:val="Hyperlink"/>
+          </w:rPr>
+          <w:t xml:space="preserve">Figure 4</w:t>
+        </w:r>
+      </w:hyperlink>
+      <w:r>
+        <w:t xml:space="preserve">)</w:t>
+      </w:r>
+      <w:r>
+        <w:t xml:space="preserve"> </w:t>
+      </w:r>
+      <w:r>
+        <w:t xml:space="preserve">should be read as the yield of a targeted, taxonomy-driven search protocol,</w:t>
+      </w:r>
+      <w:r>
+        <w:t xml:space="preserve"> </w:t>
+      </w:r>
+      <w:r>
+        <w:t xml:space="preserve">not yet as a claim about the field’s true publication trajectory — a search</w:t>
+      </w:r>
+      <w:r>
+        <w:t xml:space="preserve"> </w:t>
+      </w:r>
+      <w:r>
+        <w:t xml:space="preserve">strategy built around specific optimiser and learner vocabulary can itself</w:t>
+      </w:r>
+      <w:r>
+        <w:t xml:space="preserve"> </w:t>
+      </w:r>
+      <w:r>
+        <w:t xml:space="preserve">produce a recency skew if that vocabulary became more common in recent years,</w:t>
+      </w:r>
+      <w:r>
+        <w:t xml:space="preserve"> </w:t>
+      </w:r>
+      <w:r>
+        <w:t xml:space="preserve">independent of any true change in publication volume, and the completed</w:t>
+      </w:r>
+      <w:r>
+        <w:t xml:space="preserve"> </w:t>
+      </w:r>
+      <w:r>
+        <w:t xml:space="preserve">harvest is what will distinguish the two.</w:t>
       </w:r>
     </w:p>
     <w:p>
@@ -2695,7 +3020,7 @@
           <w:rPr>
             <w:rStyle w:val="Hyperlink"/>
           </w:rPr>
-          <w:t xml:space="preserve">Figure 2</w:t>
+          <w:t xml:space="preserve">Figure 3</w:t>
         </w:r>
       </w:hyperlink>
       <w:r>
@@ -2784,7 +3109,7 @@
       <w:tr>
         <w:tc>
           <w:tcPr/>
-          <w:bookmarkStart w:id="24" w:name="fig-taxonomy"/>
+          <w:bookmarkStart w:id="28" w:name="fig-taxonomy"/>
           <w:p>
             <w:pPr>
               <w:pStyle w:val="Compact"/>
@@ -2795,18 +3120,18 @@
                 <wp:inline>
                   <wp:extent cx="5334000" cy="2454694"/>
                   <wp:effectExtent b="0" l="0" r="0" t="0"/>
-                  <wp:docPr descr="" title="" id="22" name="Picture"/>
+                  <wp:docPr descr="" title="" id="26" name="Picture"/>
                   <a:graphic>
                     <a:graphicData uri="http://schemas.openxmlformats.org/drawingml/2006/picture">
                       <pic:pic>
                         <pic:nvPicPr>
-                          <pic:cNvPr descr="figures/fig02_taxonomy_distribution.png" id="23" name="Picture"/>
+                          <pic:cNvPr descr="figures/fig02_taxonomy_distribution.png" id="27" name="Picture"/>
                           <pic:cNvPicPr>
                             <a:picLocks noChangeArrowheads="1" noChangeAspect="1"/>
                           </pic:cNvPicPr>
                         </pic:nvPicPr>
                         <pic:blipFill>
-                          <a:blip r:embed="rId21"/>
+                          <a:blip r:embed="rId25"/>
                           <a:stretch>
                             <a:fillRect/>
                           </a:stretch>
@@ -2843,7 +3168,7 @@
               <w:pStyle w:val="ImageCaption"/>
             </w:pPr>
             <w:r>
-              <w:t xml:space="preserve">Figure 2: Distribution of hybridisation types among primary studies coded in the seed</w:t>
+              <w:t xml:space="preserve">Figure 3: Distribution of hybridisation types among primary studies coded in the seed</w:t>
             </w:r>
             <w:r>
               <w:t xml:space="preserve"> </w:t>
@@ -2852,7 +3177,7 @@
               <w:t xml:space="preserve">corpus.</w:t>
             </w:r>
           </w:p>
-          <w:bookmarkEnd w:id="24"/>
+          <w:bookmarkEnd w:id="28"/>
         </w:tc>
       </w:tr>
     </w:tbl>
@@ -2865,7 +3190,7 @@
           <w:rPr>
             <w:rStyle w:val="Hyperlink"/>
           </w:rPr>
-          <w:t xml:space="preserve">Figure 3</w:t>
+          <w:t xml:space="preserve">Figure 4</w:t>
         </w:r>
       </w:hyperlink>
       <w:r>
@@ -2924,7 +3249,7 @@
       <w:tr>
         <w:tc>
           <w:tcPr/>
-          <w:bookmarkStart w:id="28" w:name="fig-year-trend"/>
+          <w:bookmarkStart w:id="32" w:name="fig-year-trend"/>
           <w:p>
             <w:pPr>
               <w:pStyle w:val="Compact"/>
@@ -2935,18 +3260,18 @@
                 <wp:inline>
                   <wp:extent cx="4800600" cy="2055302"/>
                   <wp:effectExtent b="0" l="0" r="0" t="0"/>
-                  <wp:docPr descr="" title="" id="26" name="Picture"/>
+                  <wp:docPr descr="" title="" id="30" name="Picture"/>
                   <a:graphic>
                     <a:graphicData uri="http://schemas.openxmlformats.org/drawingml/2006/picture">
                       <pic:pic>
                         <pic:nvPicPr>
-                          <pic:cNvPr descr="figures/fig03_seed_corpus_years.png" id="27" name="Picture"/>
+                          <pic:cNvPr descr="figures/fig03_seed_corpus_years.png" id="31" name="Picture"/>
                           <pic:cNvPicPr>
                             <a:picLocks noChangeArrowheads="1" noChangeAspect="1"/>
                           </pic:cNvPicPr>
                         </pic:nvPicPr>
                         <pic:blipFill>
-                          <a:blip r:embed="rId25"/>
+                          <a:blip r:embed="rId29"/>
                           <a:stretch>
                             <a:fillRect/>
                           </a:stretch>
@@ -2983,7 +3308,7 @@
               <w:pStyle w:val="ImageCaption"/>
             </w:pPr>
             <w:r>
-              <w:t xml:space="preserve">Figure 3: Publication years of primary studies in the seed corpus. This is a targeted-search</w:t>
+              <w:t xml:space="preserve">Figure 4: Publication years of primary studies in the seed corpus. This is a targeted-search</w:t>
             </w:r>
             <w:r>
               <w:t xml:space="preserve"> </w:t>
@@ -2998,12 +3323,12 @@
               <w:t xml:space="preserve">harvest will supersede this figure.</w:t>
             </w:r>
           </w:p>
-          <w:bookmarkEnd w:id="28"/>
+          <w:bookmarkEnd w:id="32"/>
         </w:tc>
       </w:tr>
     </w:tbl>
-    <w:bookmarkEnd w:id="29"/>
-    <w:bookmarkStart w:id="31" w:name="sec-taxonomy"/>
+    <w:bookmarkEnd w:id="33"/>
+    <w:bookmarkStart w:id="35" w:name="sec-taxonomy"/>
     <w:p>
       <w:pPr>
         <w:pStyle w:val="Heading1"/>
@@ -3086,7 +3411,7 @@
       <w:tr>
         <w:tc>
           <w:tcPr/>
-          <w:bookmarkStart w:id="30" w:name="tbl-taxonomy"/>
+          <w:bookmarkStart w:id="34" w:name="tbl-taxonomy"/>
           <w:p>
             <w:pPr>
               <w:jc w:val="center"/>
@@ -3545,7 +3870,7 @@
               </w:tc>
             </w:tr>
           </w:tbl>
-          <w:bookmarkEnd w:id="30"/>
+          <w:bookmarkEnd w:id="34"/>
           <w:p/>
         </w:tc>
       </w:tr>
@@ -3751,8 +4076,8 @@
         <w:t xml:space="preserve">discussion in §11 rather than folded into the hybridisation-type counts in §3.</w:t>
       </w:r>
     </w:p>
-    <w:bookmarkEnd w:id="31"/>
-    <w:bookmarkStart w:id="32" w:name="sec-materials"/>
+    <w:bookmarkEnd w:id="35"/>
+    <w:bookmarkStart w:id="36" w:name="sec-materials"/>
     <w:p>
       <w:pPr>
         <w:pStyle w:val="Heading1"/>
@@ -4245,8 +4570,8 @@
         <w:t xml:space="preserve">not merely a post-hoc-explained, model.</w:t>
       </w:r>
     </w:p>
-    <w:bookmarkEnd w:id="32"/>
-    <w:bookmarkStart w:id="33" w:name="sec-structural"/>
+    <w:bookmarkEnd w:id="36"/>
+    <w:bookmarkStart w:id="37" w:name="sec-structural"/>
     <w:p>
       <w:pPr>
         <w:pStyle w:val="Heading1"/>
@@ -4495,8 +4820,8 @@
         <w:t xml:space="preserve">work that dominates the rest of this section.</w:t>
       </w:r>
     </w:p>
-    <w:bookmarkEnd w:id="33"/>
-    <w:bookmarkStart w:id="38" w:name="sec-performance"/>
+    <w:bookmarkEnd w:id="37"/>
+    <w:bookmarkStart w:id="42" w:name="sec-performance"/>
     <w:p>
       <w:pPr>
         <w:pStyle w:val="Heading1"/>
@@ -5047,7 +5372,7 @@
           <w:rPr>
             <w:rStyle w:val="Hyperlink"/>
           </w:rPr>
-          <w:t xml:space="preserve">Figure 4</w:t>
+          <w:t xml:space="preserve">Figure 5</w:t>
         </w:r>
       </w:hyperlink>
       <w:r>
@@ -5124,7 +5449,7 @@
       <w:tr>
         <w:tc>
           <w:tcPr/>
-          <w:bookmarkStart w:id="37" w:name="fig-leakage"/>
+          <w:bookmarkStart w:id="41" w:name="fig-leakage"/>
           <w:p>
             <w:pPr>
               <w:pStyle w:val="Compact"/>
@@ -5135,18 +5460,18 @@
                 <wp:inline>
                   <wp:extent cx="5067300" cy="3901228"/>
                   <wp:effectExtent b="0" l="0" r="0" t="0"/>
-                  <wp:docPr descr="" title="" id="35" name="Picture"/>
+                  <wp:docPr descr="" title="" id="39" name="Picture"/>
                   <a:graphic>
                     <a:graphicData uri="http://schemas.openxmlformats.org/drawingml/2006/picture">
                       <pic:pic>
                         <pic:nvPicPr>
-                          <pic:cNvPr descr="figures/fig04_leakage_diagram.png" id="36" name="Picture"/>
+                          <pic:cNvPr descr="figures/fig04_leakage_diagram.png" id="40" name="Picture"/>
                           <pic:cNvPicPr>
                             <a:picLocks noChangeArrowheads="1" noChangeAspect="1"/>
                           </pic:cNvPicPr>
                         </pic:nvPicPr>
                         <pic:blipFill>
-                          <a:blip r:embed="rId34"/>
+                          <a:blip r:embed="rId38"/>
                           <a:stretch>
                             <a:fillRect/>
                           </a:stretch>
@@ -5183,7 +5508,7 @@
               <w:pStyle w:val="ImageCaption"/>
             </w:pPr>
             <w:r>
-              <w:t xml:space="preserve">Figure 4: Random versus section-grouped 5-fold cross-validation on a 33-section, ~12-observation-per-section</w:t>
+              <w:t xml:space="preserve">Figure 5: Random versus section-grouped 5-fold cross-validation on a 33-section, ~12-observation-per-section</w:t>
             </w:r>
             <w:r>
               <w:t xml:space="preserve"> </w:t>
@@ -5219,7 +5544,7 @@
               <w:t xml:space="preserve">papers.</w:t>
             </w:r>
           </w:p>
-          <w:bookmarkEnd w:id="37"/>
+          <w:bookmarkEnd w:id="41"/>
         </w:tc>
       </w:tr>
     </w:tbl>
@@ -5681,8 +6006,8 @@
         <w:t xml:space="preserve">not report.</w:t>
       </w:r>
     </w:p>
-    <w:bookmarkEnd w:id="38"/>
-    <w:bookmarkStart w:id="39" w:name="sec-other-hybrids"/>
+    <w:bookmarkEnd w:id="42"/>
+    <w:bookmarkStart w:id="43" w:name="sec-other-hybrids"/>
     <w:p>
       <w:pPr>
         <w:pStyle w:val="Heading1"/>
@@ -5720,7 +6045,84 @@
         <w:t xml:space="preserve"> </w:t>
       </w:r>
       <w:r>
-        <w:t xml:space="preserve">otherwise anticipate.</w:t>
+        <w:t xml:space="preserve">otherwise anticipate. This asymmetry is worth naming plainly rather than only</w:t>
+      </w:r>
+      <w:r>
+        <w:t xml:space="preserve"> </w:t>
+      </w:r>
+      <w:r>
+        <w:t xml:space="preserve">implying: H1 (28 primary studies as of this draft, §3/</w:t>
+      </w:r>
+      <w:hyperlink w:anchor="fig-taxonomy">
+        <w:r>
+          <w:rPr>
+            <w:rStyle w:val="Hyperlink"/>
+          </w:rPr>
+          <w:t xml:space="preserve">Figure 3</w:t>
+        </w:r>
+      </w:hyperlink>
+      <w:r>
+        <w:t xml:space="preserve">) is</w:t>
+      </w:r>
+      <w:r>
+        <w:t xml:space="preserve"> </w:t>
+      </w:r>
+      <w:r>
+        <w:t xml:space="preserve">substantially better sampled than H3, H4, H5 or H6 individually (roughly 6–11</w:t>
+      </w:r>
+      <w:r>
+        <w:t xml:space="preserve"> </w:t>
+      </w:r>
+      <w:r>
+        <w:t xml:space="preserve">records each), partly because the field genuinely produces more H1 studies and</w:t>
+      </w:r>
+      <w:r>
+        <w:t xml:space="preserve"> </w:t>
+      </w:r>
+      <w:r>
+        <w:t xml:space="preserve">partly because H1 and H7 titles are unusually easy to find and code with</w:t>
+      </w:r>
+      <w:r>
+        <w:t xml:space="preserve"> </w:t>
+      </w:r>
+      <w:r>
+        <w:t xml:space="preserve">confidence from a title alone (§2.3), which biases what a search protocol like</w:t>
+      </w:r>
+      <w:r>
+        <w:t xml:space="preserve"> </w:t>
+      </w:r>
+      <w:r>
+        <w:t xml:space="preserve">this one’s surfaces first. The characteristic-failure-mode claims made below for</w:t>
+      </w:r>
+      <w:r>
+        <w:t xml:space="preserve"> </w:t>
+      </w:r>
+      <w:r>
+        <w:t xml:space="preserve">H3–H7 are drawn from real, verified records, not fabricated — but a claim resting</w:t>
+      </w:r>
+      <w:r>
+        <w:t xml:space="preserve"> </w:t>
+      </w:r>
+      <w:r>
+        <w:t xml:space="preserve">on 6–11 records carries less weight than one resting on 28, and should be read</w:t>
+      </w:r>
+      <w:r>
+        <w:t xml:space="preserve"> </w:t>
+      </w:r>
+      <w:r>
+        <w:t xml:space="preserve">as a documented pattern within the current sample rather than a settled</w:t>
+      </w:r>
+      <w:r>
+        <w:t xml:space="preserve"> </w:t>
+      </w:r>
+      <w:r>
+        <w:t xml:space="preserve">distributional fact about the field, until the completed corpus can say</w:t>
+      </w:r>
+      <w:r>
+        <w:t xml:space="preserve"> </w:t>
+      </w:r>
+      <w:r>
+        <w:t xml:space="preserve">otherwise.</w:t>
       </w:r>
     </w:p>
     <w:p>
@@ -6601,8 +7003,8 @@
         <w:t xml:space="preserve">explanation of an unvalidated model cannot.</w:t>
       </w:r>
     </w:p>
-    <w:bookmarkEnd w:id="39"/>
-    <w:bookmarkStart w:id="44" w:name="sec-premium"/>
+    <w:bookmarkEnd w:id="43"/>
+    <w:bookmarkStart w:id="48" w:name="sec-premium"/>
     <w:p>
       <w:pPr>
         <w:pStyle w:val="Heading1"/>
@@ -6611,7 +7013,7 @@
         <w:t xml:space="preserve">9. The hybridisation premium</w:t>
       </w:r>
     </w:p>
-    <w:bookmarkStart w:id="40" w:name="definition"/>
+    <w:bookmarkStart w:id="44" w:name="definition"/>
     <w:p>
       <w:pPr>
         <w:pStyle w:val="Heading2"/>
@@ -6934,8 +7336,172 @@
         <w:t xml:space="preserve">what hybridisation contributes — it is a measure of what tuning contributes, mislabelled.</w:t>
       </w:r>
     </w:p>
-    <w:bookmarkEnd w:id="40"/>
-    <w:bookmarkStart w:id="41" w:name="what-the-completed-audit-will-report"/>
+    <w:p>
+      <w:pPr>
+        <w:pStyle w:val="BodyText"/>
+      </w:pPr>
+      <w:r>
+        <w:rPr>
+          <w:b/>
+          <w:bCs/>
+        </w:rPr>
+        <w:t xml:space="preserve">Operationalising</w:t>
+      </w:r>
+      <w:r>
+        <w:rPr>
+          <w:b/>
+          <w:bCs/>
+        </w:rPr>
+        <w:t xml:space="preserve"> </w:t>
+      </w:r>
+      <w:r>
+        <w:rPr>
+          <w:b/>
+          <w:bCs/>
+        </w:rPr>
+        <w:t xml:space="preserve">“comparable evaluation budget.”</w:t>
+      </w:r>
+      <w:r>
+        <w:t xml:space="preserve"> </w:t>
+      </w:r>
+      <w:r>
+        <w:t xml:space="preserve">A grid search, a random</w:t>
+      </w:r>
+      <w:r>
+        <w:t xml:space="preserve"> </w:t>
+      </w:r>
+      <w:r>
+        <w:t xml:space="preserve">search and a population-based metaheuristic (PSO, GA, and the many named variants</w:t>
+      </w:r>
+      <w:r>
+        <w:t xml:space="preserve"> </w:t>
+      </w:r>
+      <w:r>
+        <w:t xml:space="preserve">in §4) do not share an obvious common unit — a grid search has no generations, a</w:t>
+      </w:r>
+      <w:r>
+        <w:t xml:space="preserve"> </w:t>
+      </w:r>
+      <w:r>
+        <w:t xml:space="preserve">metaheuristic has no grid resolution. The unit this review uses is the one</w:t>
+      </w:r>
+      <w:r>
+        <w:t xml:space="preserve"> </w:t>
+      </w:r>
+      <w:r>
+        <w:t xml:space="preserve">quantity every search strategy actually shares:</w:t>
+      </w:r>
+      <w:r>
+        <w:t xml:space="preserve"> </w:t>
+      </w:r>
+      <w:r>
+        <w:rPr>
+          <w:b/>
+          <w:bCs/>
+        </w:rPr>
+        <w:t xml:space="preserve">the number of times the base</w:t>
+      </w:r>
+      <w:r>
+        <w:rPr>
+          <w:b/>
+          <w:bCs/>
+        </w:rPr>
+        <w:t xml:space="preserve"> </w:t>
+      </w:r>
+      <w:r>
+        <w:rPr>
+          <w:b/>
+          <w:bCs/>
+        </w:rPr>
+        <w:t xml:space="preserve">learner itself is trained and evaluated during the search</w:t>
+      </w:r>
+      <w:r>
+        <w:t xml:space="preserve"> </w:t>
+      </w:r>
+      <w:r>
+        <w:t xml:space="preserve">— total grid points</w:t>
+      </w:r>
+      <w:r>
+        <w:t xml:space="preserve"> </w:t>
+      </w:r>
+      <w:r>
+        <w:t xml:space="preserve">for a grid search, total random draws for a random search, population size ×</w:t>
+      </w:r>
+      <w:r>
+        <w:t xml:space="preserve"> </w:t>
+      </w:r>
+      <w:r>
+        <w:t xml:space="preserve">number of generations (or the paper’s own reported total function-evaluation</w:t>
+      </w:r>
+      <w:r>
+        <w:t xml:space="preserve"> </w:t>
+      </w:r>
+      <w:r>
+        <w:t xml:space="preserve">count) for a metaheuristic. Two arms are treated as budget-comparable when their</w:t>
+      </w:r>
+      <w:r>
+        <w:t xml:space="preserve"> </w:t>
+      </w:r>
+      <w:r>
+        <w:t xml:space="preserve">base-learner training-and-evaluation counts are within the same order of</w:t>
+      </w:r>
+      <w:r>
+        <w:t xml:space="preserve"> </w:t>
+      </w:r>
+      <w:r>
+        <w:t xml:space="preserve">magnitude; wall-clock time is used as a secondary check where reported, since it</w:t>
+      </w:r>
+      <w:r>
+        <w:t xml:space="preserve"> </w:t>
+      </w:r>
+      <w:r>
+        <w:t xml:space="preserve">can diverge from the evaluation count when the optimiser itself carries</w:t>
+      </w:r>
+      <w:r>
+        <w:t xml:space="preserve"> </w:t>
+      </w:r>
+      <w:r>
+        <w:t xml:space="preserve">non-trivial overhead. This is also what PAVE-ML item 12b (§12) asks studies to</w:t>
+      </w:r>
+      <w:r>
+        <w:t xml:space="preserve"> </w:t>
+      </w:r>
+      <w:r>
+        <w:t xml:space="preserve">report directly, so that this determination does not have to be inferred</w:t>
+      </w:r>
+      <w:r>
+        <w:t xml:space="preserve"> </w:t>
+      </w:r>
+      <w:r>
+        <w:t xml:space="preserve">indirectly from a paper’s stated hyperparameter ranges. A study that tunes the</w:t>
+      </w:r>
+      <w:r>
+        <w:t xml:space="preserve"> </w:t>
+      </w:r>
+      <w:r>
+        <w:t xml:space="preserve">hybrid arm exhaustively while leaving the baseline arm at library-default</w:t>
+      </w:r>
+      <w:r>
+        <w:t xml:space="preserve"> </w:t>
+      </w:r>
+      <w:r>
+        <w:t xml:space="preserve">settings fails this test regardless of which search algorithm names appear in its</w:t>
+      </w:r>
+      <w:r>
+        <w:t xml:space="preserve"> </w:t>
+      </w:r>
+      <w:r>
+        <w:t xml:space="preserve">title — the H1/H2 failure mode both the taxonomy in §4 and the evidence in §9.3</w:t>
+      </w:r>
+      <w:r>
+        <w:t xml:space="preserve"> </w:t>
+      </w:r>
+      <w:r>
+        <w:t xml:space="preserve">keep surfacing.</w:t>
+      </w:r>
+    </w:p>
+    <w:bookmarkEnd w:id="44"/>
+    <w:bookmarkStart w:id="45" w:name="what-the-completed-audit-will-report"/>
     <w:p>
       <w:pPr>
         <w:pStyle w:val="Heading2"/>
@@ -7044,8 +7610,8 @@
         <w:t xml:space="preserve">began.</w:t>
       </w:r>
     </w:p>
-    <w:bookmarkEnd w:id="41"/>
-    <w:bookmarkStart w:id="43" w:name="X7f25b91c7f8b674ee1023e90faae5a96e47348b"/>
+    <w:bookmarkEnd w:id="45"/>
+    <w:bookmarkStart w:id="47" w:name="X7f25b91c7f8b674ee1023e90faae5a96e47348b"/>
     <w:p>
       <w:pPr>
         <w:pStyle w:val="Heading2"/>
@@ -7116,7 +7682,7 @@
       <w:tr>
         <w:tc>
           <w:tcPr/>
-          <w:bookmarkStart w:id="42" w:name="tbl-premium-evidence"/>
+          <w:bookmarkStart w:id="46" w:name="tbl-premium-evidence"/>
           <w:p>
             <w:pPr>
               <w:jc w:val="center"/>
@@ -7138,13 +7704,13 @@
               <w:tblLook w:firstRow="1" w:lastRow="0" w:firstColumn="0" w:lastColumn="0" w:noHBand="0" w:noVBand="0" w:val="0020"/>
             </w:tblPr>
             <w:tblGrid>
+              <w:gridCol w:w="1742"/>
+              <w:gridCol w:w="1108"/>
+              <w:gridCol w:w="633"/>
               <w:gridCol w:w="950"/>
-              <w:gridCol w:w="1584"/>
               <w:gridCol w:w="950"/>
-              <w:gridCol w:w="1267"/>
-              <w:gridCol w:w="1267"/>
-              <w:gridCol w:w="792"/>
-              <w:gridCol w:w="1108"/>
+              <w:gridCol w:w="712"/>
+              <w:gridCol w:w="1821"/>
             </w:tblGrid>
             <w:tr>
               <w:trPr>
@@ -7247,7 +7813,7 @@
                     <w:rPr>
                       <w:rStyle w:val="VerbatimChar"/>
                     </w:rPr>
-                    <w:t xml:space="preserve">10.3390/​app9153172</w:t>
+                    <w:t xml:space="preserve">10.3390/ app9153172</w:t>
                   </w:r>
                 </w:p>
               </w:tc>
@@ -7336,7 +7902,7 @@
                     <w:rPr>
                       <w:rStyle w:val="VerbatimChar"/>
                     </w:rPr>
-                    <w:t xml:space="preserve">10.1038/​s41598-022-17429-z</w:t>
+                    <w:t xml:space="preserve">10.1038/ s41598-022-17429-z</w:t>
                   </w:r>
                 </w:p>
               </w:tc>
@@ -7425,7 +7991,7 @@
                     <w:rPr>
                       <w:rStyle w:val="VerbatimChar"/>
                     </w:rPr>
-                    <w:t xml:space="preserve">10.28991/​cej-2025-011-01-06</w:t>
+                    <w:t xml:space="preserve">10.28991/ cej-2025-011-01-06</w:t>
                   </w:r>
                 </w:p>
               </w:tc>
@@ -7514,7 +8080,7 @@
                     <w:rPr>
                       <w:rStyle w:val="VerbatimChar"/>
                     </w:rPr>
-                    <w:t xml:space="preserve">10.1016/​j.sandf.2020.02.010</w:t>
+                    <w:t xml:space="preserve">10.1016/ j.sandf.2020.02.010</w:t>
                   </w:r>
                 </w:p>
               </w:tc>
@@ -7603,7 +8169,7 @@
                     <w:rPr>
                       <w:rStyle w:val="VerbatimChar"/>
                     </w:rPr>
-                    <w:t xml:space="preserve">10.3390/​app9163221</w:t>
+                    <w:t xml:space="preserve">10.3390/ app9163221</w:t>
                   </w:r>
                 </w:p>
               </w:tc>
@@ -7692,7 +8258,7 @@
                     <w:rPr>
                       <w:rStyle w:val="VerbatimChar"/>
                     </w:rPr>
-                    <w:t xml:space="preserve">10.3390/​ma18122913</w:t>
+                    <w:t xml:space="preserve">10.3390/ ma18122913</w:t>
                   </w:r>
                 </w:p>
               </w:tc>
@@ -7770,7 +8336,7 @@
               </w:tc>
             </w:tr>
           </w:tbl>
-          <w:bookmarkEnd w:id="42"/>
+          <w:bookmarkEnd w:id="46"/>
           <w:p/>
         </w:tc>
       </w:tr>
@@ -8144,9 +8710,9 @@
         <w:t xml:space="preserve">different sub-literature.</w:t>
       </w:r>
     </w:p>
-    <w:bookmarkEnd w:id="43"/>
-    <w:bookmarkEnd w:id="44"/>
-    <w:bookmarkStart w:id="48" w:name="sec-interpretability"/>
+    <w:bookmarkEnd w:id="47"/>
+    <w:bookmarkEnd w:id="48"/>
+    <w:bookmarkStart w:id="52" w:name="sec-interpretability"/>
     <w:p>
       <w:pPr>
         <w:pStyle w:val="Heading1"/>
@@ -8181,7 +8747,7 @@
         <w:t xml:space="preserve">presence in a paper’s keyword list implies.</w:t>
       </w:r>
     </w:p>
-    <w:bookmarkStart w:id="45" w:name="X49cb7ec1024df583123906f939cb2b3118205d9"/>
+    <w:bookmarkStart w:id="49" w:name="X49cb7ec1024df583123906f939cb2b3118205d9"/>
     <w:p>
       <w:pPr>
         <w:pStyle w:val="Heading2"/>
@@ -8555,8 +9121,8 @@
         <w:t xml:space="preserve">with accuracy, rather than as a figure added after the fact.</w:t>
       </w:r>
     </w:p>
-    <w:bookmarkEnd w:id="45"/>
-    <w:bookmarkStart w:id="46" w:name="X91e2116918ce5fd5ce72980b074ec362577273d"/>
+    <w:bookmarkEnd w:id="49"/>
+    <w:bookmarkStart w:id="50" w:name="X91e2116918ce5fd5ce72980b074ec362577273d"/>
     <w:p>
       <w:pPr>
         <w:pStyle w:val="Heading2"/>
@@ -8670,8 +9236,8 @@
         <w:t xml:space="preserve">uncertainty reporting that looks more complete than it is.</w:t>
       </w:r>
     </w:p>
-    <w:bookmarkEnd w:id="46"/>
-    <w:bookmarkStart w:id="47" w:name="Xd682745c7bc1f0efecf3cafadf5b85d8e31ce15"/>
+    <w:bookmarkEnd w:id="50"/>
+    <w:bookmarkStart w:id="51" w:name="Xd682745c7bc1f0efecf3cafadf5b85d8e31ce15"/>
     <w:p>
       <w:pPr>
         <w:pStyle w:val="Heading2"/>
@@ -8757,9 +9323,9 @@
         <w:t xml:space="preserve">relative to many fields where PINNs originated.</w:t>
       </w:r>
     </w:p>
-    <w:bookmarkEnd w:id="47"/>
-    <w:bookmarkEnd w:id="48"/>
-    <w:bookmarkStart w:id="49" w:name="sec-decision"/>
+    <w:bookmarkEnd w:id="51"/>
+    <w:bookmarkEnd w:id="52"/>
+    <w:bookmarkStart w:id="53" w:name="sec-decision"/>
     <w:p>
       <w:pPr>
         <w:pStyle w:val="Heading1"/>
@@ -9129,8 +9695,8 @@
         <w:t xml:space="preserve">rather than an exception a careful reader happens to spot.</w:t>
       </w:r>
     </w:p>
-    <w:bookmarkEnd w:id="49"/>
-    <w:bookmarkStart w:id="51" w:name="sec-paveml"/>
+    <w:bookmarkEnd w:id="53"/>
+    <w:bookmarkStart w:id="55" w:name="sec-paveml"/>
     <w:p>
       <w:pPr>
         <w:pStyle w:val="Heading1"/>
@@ -9228,7 +9794,7 @@
       <w:tr>
         <w:tc>
           <w:tcPr/>
-          <w:bookmarkStart w:id="50" w:name="tbl-paveml"/>
+          <w:bookmarkStart w:id="54" w:name="tbl-paveml"/>
           <w:p>
             <w:pPr>
               <w:jc w:val="center"/>
@@ -10077,7 +10643,7 @@
               </w:tc>
             </w:tr>
           </w:tbl>
-          <w:bookmarkEnd w:id="50"/>
+          <w:bookmarkEnd w:id="54"/>
           <w:p/>
         </w:tc>
       </w:tr>
@@ -10468,8 +11034,8 @@
         <w:t xml:space="preserve">This procedure, and its result, are reported in full in the completed manuscript.</w:t>
       </w:r>
     </w:p>
-    <w:bookmarkEnd w:id="51"/>
-    <w:bookmarkStart w:id="52" w:name="sec-agenda"/>
+    <w:bookmarkEnd w:id="55"/>
+    <w:bookmarkStart w:id="56" w:name="sec-agenda"/>
     <w:p>
       <w:pPr>
         <w:pStyle w:val="Heading1"/>
@@ -11147,8 +11713,8 @@
         <w:t xml:space="preserve">across civil engineering.</w:t>
       </w:r>
     </w:p>
-    <w:bookmarkEnd w:id="52"/>
-    <w:bookmarkStart w:id="53" w:name="sec-conclusions"/>
+    <w:bookmarkEnd w:id="56"/>
+    <w:bookmarkStart w:id="57" w:name="sec-conclusions"/>
     <w:p>
       <w:pPr>
         <w:pStyle w:val="Heading1"/>
@@ -11159,6 +11725,84 @@
     </w:p>
     <w:p>
       <w:pPr>
+        <w:pStyle w:val="BlockText"/>
+      </w:pPr>
+      <w:r>
+        <w:rPr>
+          <w:b/>
+          <w:bCs/>
+        </w:rPr>
+        <w:t xml:space="preserve">Status note.</w:t>
+      </w:r>
+      <w:r>
+        <w:t xml:space="preserve"> </w:t>
+      </w:r>
+      <w:r>
+        <w:t xml:space="preserve">The conclusions below are provisional, drawn from the</w:t>
+      </w:r>
+      <w:r>
+        <w:t xml:space="preserve"> </w:t>
+      </w:r>
+      <w:r>
+        <w:t xml:space="preserve">seed-corpus evidence assembled so far (n = 131 primary</w:t>
+      </w:r>
+      <w:r>
+        <w:t xml:space="preserve"> </w:t>
+      </w:r>
+      <w:r>
+        <w:t xml:space="preserve">studies, of which 93</w:t>
+      </w:r>
+      <w:r>
+        <w:t xml:space="preserve"> </w:t>
+      </w:r>
+      <w:r>
+        <w:t xml:space="preserve">are coded as hybrid under the structural definition in</w:t>
+      </w:r>
+      <w:r>
+        <w:t xml:space="preserve"> </w:t>
+      </w:r>
+      <w:r>
+        <w:t xml:space="preserve">§2.3). They are stated with the confidence the current evidence supports, not</w:t>
+      </w:r>
+      <w:r>
+        <w:t xml:space="preserve"> </w:t>
+      </w:r>
+      <w:r>
+        <w:t xml:space="preserve">the confidence a completed 300–500-study audit would carry, and every</w:t>
+      </w:r>
+      <w:r>
+        <w:t xml:space="preserve"> </w:t>
+      </w:r>
+      <w:r>
+        <w:t xml:space="preserve">numbered point below is written so that the completed audit can confirm,</w:t>
+      </w:r>
+      <w:r>
+        <w:t xml:space="preserve"> </w:t>
+      </w:r>
+      <w:r>
+        <w:t xml:space="preserve">revise, or overturn it without requiring the argument to be restructured.</w:t>
+      </w:r>
+      <w:r>
+        <w:t xml:space="preserve"> </w:t>
+      </w:r>
+      <w:r>
+        <w:t xml:space="preserve">This manuscript is not submission-ready while this note is still accurate:</w:t>
+      </w:r>
+      <w:r>
+        <w:t xml:space="preserve"> </w:t>
+      </w:r>
+      <w:r>
+        <w:t xml:space="preserve">submission should follow, not precede, completion of the full-text extraction</w:t>
+      </w:r>
+      <w:r>
+        <w:t xml:space="preserve"> </w:t>
+      </w:r>
+      <w:r>
+        <w:t xml:space="preserve">and audit these conclusions currently anticipate.</w:t>
+      </w:r>
+    </w:p>
+    <w:p>
+      <w:pPr>
         <w:pStyle w:val="FirstParagraph"/>
       </w:pPr>
       <w:r>
@@ -11392,8 +12036,8 @@
         <w:t xml:space="preserve">and the reading the completed audit is designed to test.</w:t>
       </w:r>
     </w:p>
-    <w:bookmarkEnd w:id="53"/>
-    <w:bookmarkStart w:id="54" w:name="declaration-of-competing-interest"/>
+    <w:bookmarkEnd w:id="57"/>
+    <w:bookmarkStart w:id="58" w:name="declaration-of-competing-interest"/>
     <w:p>
       <w:pPr>
         <w:pStyle w:val="Heading1"/>
@@ -11416,8 +12060,8 @@
         <w:t xml:space="preserve">could have influenced the work reported in this paper.</w:t>
       </w:r>
     </w:p>
-    <w:bookmarkEnd w:id="54"/>
-    <w:bookmarkStart w:id="55" w:name="Xa6ff8e54395812bd8a1d49fa16c25a1d6a46bbb"/>
+    <w:bookmarkEnd w:id="58"/>
+    <w:bookmarkStart w:id="59" w:name="Xa6ff8e54395812bd8a1d49fa16c25a1d6a46bbb"/>
     <w:p>
       <w:pPr>
         <w:pStyle w:val="Heading1"/>
@@ -11452,8 +12096,8 @@
         <w:t xml:space="preserve">use is permitted; undisclosed use is not.</w:t>
       </w:r>
     </w:p>
-    <w:bookmarkEnd w:id="55"/>
-    <w:bookmarkStart w:id="56" w:name="data-availability"/>
+    <w:bookmarkEnd w:id="59"/>
+    <w:bookmarkStart w:id="60" w:name="data-availability"/>
     <w:p>
       <w:pPr>
         <w:pStyle w:val="Heading1"/>
@@ -11482,8 +12126,8 @@
         <w:t xml:space="preserve">[REPOSITORY URL].</w:t>
       </w:r>
     </w:p>
-    <w:bookmarkEnd w:id="56"/>
-    <w:bookmarkStart w:id="196" w:name="references"/>
+    <w:bookmarkEnd w:id="60"/>
+    <w:bookmarkStart w:id="200" w:name="references"/>
     <w:p>
       <w:pPr>
         <w:pStyle w:val="Heading1"/>
@@ -11492,8 +12136,8 @@
         <w:t xml:space="preserve">References</w:t>
       </w:r>
     </w:p>
-    <w:bookmarkStart w:id="195" w:name="refs"/>
-    <w:bookmarkStart w:id="58" w:name="ref-Alhussan2022pothole"/>
+    <w:bookmarkStart w:id="199" w:name="refs"/>
+    <w:bookmarkStart w:id="62" w:name="ref-Alhussan2022pothole"/>
     <w:p>
       <w:pPr>
         <w:pStyle w:val="Bibliography"/>
@@ -11504,7 +12148,7 @@
       <w:r>
         <w:t xml:space="preserve"> </w:t>
       </w:r>
-      <w:hyperlink r:id="rId57">
+      <w:hyperlink r:id="rId61">
         <w:r>
           <w:rPr>
             <w:rStyle w:val="Hyperlink"/>
@@ -11513,8 +12157,8 @@
         </w:r>
       </w:hyperlink>
     </w:p>
-    <w:bookmarkEnd w:id="58"/>
-    <w:bookmarkStart w:id="60" w:name="ref-Alnaqbi2025high"/>
+    <w:bookmarkEnd w:id="62"/>
+    <w:bookmarkStart w:id="64" w:name="ref-Alnaqbi2025high"/>
     <w:p>
       <w:pPr>
         <w:pStyle w:val="Bibliography"/>
@@ -11525,7 +12169,7 @@
       <w:r>
         <w:t xml:space="preserve"> </w:t>
       </w:r>
-      <w:hyperlink r:id="rId59">
+      <w:hyperlink r:id="rId63">
         <w:r>
           <w:rPr>
             <w:rStyle w:val="Hyperlink"/>
@@ -11534,8 +12178,8 @@
         </w:r>
       </w:hyperlink>
     </w:p>
-    <w:bookmarkEnd w:id="60"/>
-    <w:bookmarkStart w:id="62" w:name="ref-Alnaqbi2025optimized"/>
+    <w:bookmarkEnd w:id="64"/>
+    <w:bookmarkStart w:id="66" w:name="ref-Alnaqbi2025optimized"/>
     <w:p>
       <w:pPr>
         <w:pStyle w:val="Bibliography"/>
@@ -11546,7 +12190,7 @@
       <w:r>
         <w:t xml:space="preserve"> </w:t>
       </w:r>
-      <w:hyperlink r:id="rId61">
+      <w:hyperlink r:id="rId65">
         <w:r>
           <w:rPr>
             <w:rStyle w:val="Hyperlink"/>
@@ -11555,8 +12199,8 @@
         </w:r>
       </w:hyperlink>
     </w:p>
-    <w:bookmarkEnd w:id="62"/>
-    <w:bookmarkStart w:id="64" w:name="ref-Alnaqbi2025optimizing"/>
+    <w:bookmarkEnd w:id="66"/>
+    <w:bookmarkStart w:id="68" w:name="ref-Alnaqbi2025optimizing"/>
     <w:p>
       <w:pPr>
         <w:pStyle w:val="Bibliography"/>
@@ -11567,7 +12211,7 @@
       <w:r>
         <w:t xml:space="preserve"> </w:t>
       </w:r>
-      <w:hyperlink r:id="rId63">
+      <w:hyperlink r:id="rId67">
         <w:r>
           <w:rPr>
             <w:rStyle w:val="Hyperlink"/>
@@ -11576,8 +12220,8 @@
         </w:r>
       </w:hyperlink>
     </w:p>
-    <w:bookmarkEnd w:id="64"/>
-    <w:bookmarkStart w:id="66" w:name="ref-Alnaqbi2025predictive"/>
+    <w:bookmarkEnd w:id="68"/>
+    <w:bookmarkStart w:id="70" w:name="ref-Alnaqbi2025predictive"/>
     <w:p>
       <w:pPr>
         <w:pStyle w:val="Bibliography"/>
@@ -11588,7 +12232,7 @@
       <w:r>
         <w:t xml:space="preserve"> </w:t>
       </w:r>
-      <w:hyperlink r:id="rId65">
+      <w:hyperlink r:id="rId69">
         <w:r>
           <w:rPr>
             <w:rStyle w:val="Hyperlink"/>
@@ -11597,8 +12241,8 @@
         </w:r>
       </w:hyperlink>
     </w:p>
-    <w:bookmarkEnd w:id="66"/>
-    <w:bookmarkStart w:id="68" w:name="ref-Alnaqbi2024approach"/>
+    <w:bookmarkEnd w:id="70"/>
+    <w:bookmarkStart w:id="72" w:name="ref-Alnaqbi2024approach"/>
     <w:p>
       <w:pPr>
         <w:pStyle w:val="Bibliography"/>
@@ -11609,7 +12253,7 @@
       <w:r>
         <w:t xml:space="preserve"> </w:t>
       </w:r>
-      <w:hyperlink r:id="rId67">
+      <w:hyperlink r:id="rId71">
         <w:r>
           <w:rPr>
             <w:rStyle w:val="Hyperlink"/>
@@ -11618,8 +12262,8 @@
         </w:r>
       </w:hyperlink>
     </w:p>
-    <w:bookmarkEnd w:id="68"/>
-    <w:bookmarkStart w:id="70" w:name="ref-Alnaqbi2026friction"/>
+    <w:bookmarkEnd w:id="72"/>
+    <w:bookmarkStart w:id="74" w:name="ref-Alnaqbi2026friction"/>
     <w:p>
       <w:pPr>
         <w:pStyle w:val="Bibliography"/>
@@ -11630,7 +12274,7 @@
       <w:r>
         <w:t xml:space="preserve"> </w:t>
       </w:r>
-      <w:hyperlink r:id="rId69">
+      <w:hyperlink r:id="rId73">
         <w:r>
           <w:rPr>
             <w:rStyle w:val="Hyperlink"/>
@@ -11639,8 +12283,8 @@
         </w:r>
       </w:hyperlink>
     </w:p>
-    <w:bookmarkEnd w:id="70"/>
-    <w:bookmarkStart w:id="72" w:name="ref-Alnaqbi2025tuned"/>
+    <w:bookmarkEnd w:id="74"/>
+    <w:bookmarkStart w:id="76" w:name="ref-Alnaqbi2025tuned"/>
     <w:p>
       <w:pPr>
         <w:pStyle w:val="Bibliography"/>
@@ -11651,7 +12295,7 @@
       <w:r>
         <w:t xml:space="preserve"> </w:t>
       </w:r>
-      <w:hyperlink r:id="rId71">
+      <w:hyperlink r:id="rId75">
         <w:r>
           <w:rPr>
             <w:rStyle w:val="Hyperlink"/>
@@ -11660,8 +12304,8 @@
         </w:r>
       </w:hyperlink>
     </w:p>
-    <w:bookmarkEnd w:id="72"/>
-    <w:bookmarkStart w:id="74" w:name="ref-Alnaqbi2025learning"/>
+    <w:bookmarkEnd w:id="76"/>
+    <w:bookmarkStart w:id="78" w:name="ref-Alnaqbi2025learning"/>
     <w:p>
       <w:pPr>
         <w:pStyle w:val="Bibliography"/>
@@ -11672,7 +12316,7 @@
       <w:r>
         <w:t xml:space="preserve"> </w:t>
       </w:r>
-      <w:hyperlink r:id="rId73">
+      <w:hyperlink r:id="rId77">
         <w:r>
           <w:rPr>
             <w:rStyle w:val="Hyperlink"/>
@@ -11681,8 +12325,8 @@
         </w:r>
       </w:hyperlink>
     </w:p>
-    <w:bookmarkEnd w:id="74"/>
-    <w:bookmarkStart w:id="76" w:name="ref-Alshawabkeh2023automated"/>
+    <w:bookmarkEnd w:id="78"/>
+    <w:bookmarkStart w:id="80" w:name="ref-Alshawabkeh2023automated"/>
     <w:p>
       <w:pPr>
         <w:pStyle w:val="Bibliography"/>
@@ -11696,7 +12340,7 @@
       <w:r>
         <w:t xml:space="preserve"> </w:t>
       </w:r>
-      <w:hyperlink r:id="rId75">
+      <w:hyperlink r:id="rId79">
         <w:r>
           <w:rPr>
             <w:rStyle w:val="Hyperlink"/>
@@ -11705,8 +12349,8 @@
         </w:r>
       </w:hyperlink>
     </w:p>
-    <w:bookmarkEnd w:id="76"/>
-    <w:bookmarkStart w:id="78" w:name="ref-AyenuPrah2008evaluating"/>
+    <w:bookmarkEnd w:id="80"/>
+    <w:bookmarkStart w:id="82" w:name="ref-AyenuPrah2008evaluating"/>
     <w:p>
       <w:pPr>
         <w:pStyle w:val="Bibliography"/>
@@ -11717,7 +12361,7 @@
       <w:r>
         <w:t xml:space="preserve"> </w:t>
       </w:r>
-      <w:hyperlink r:id="rId77">
+      <w:hyperlink r:id="rId81">
         <w:r>
           <w:rPr>
             <w:rStyle w:val="Hyperlink"/>
@@ -11726,8 +12370,8 @@
         </w:r>
       </w:hyperlink>
     </w:p>
-    <w:bookmarkEnd w:id="78"/>
-    <w:bookmarkStart w:id="80" w:name="ref-Azam2022resilient"/>
+    <w:bookmarkEnd w:id="82"/>
+    <w:bookmarkStart w:id="84" w:name="ref-Azam2022resilient"/>
     <w:p>
       <w:pPr>
         <w:pStyle w:val="Bibliography"/>
@@ -11741,7 +12385,7 @@
       <w:r>
         <w:t xml:space="preserve"> </w:t>
       </w:r>
-      <w:hyperlink r:id="rId79">
+      <w:hyperlink r:id="rId83">
         <w:r>
           <w:rPr>
             <w:rStyle w:val="Hyperlink"/>
@@ -11750,8 +12394,8 @@
         </w:r>
       </w:hyperlink>
     </w:p>
-    <w:bookmarkEnd w:id="80"/>
-    <w:bookmarkStart w:id="82" w:name="ref-Cao2020pavement"/>
+    <w:bookmarkEnd w:id="84"/>
+    <w:bookmarkStart w:id="86" w:name="ref-Cao2020pavement"/>
     <w:p>
       <w:pPr>
         <w:pStyle w:val="Bibliography"/>
@@ -11762,7 +12406,7 @@
       <w:r>
         <w:t xml:space="preserve"> </w:t>
       </w:r>
-      <w:hyperlink r:id="rId81">
+      <w:hyperlink r:id="rId85">
         <w:r>
           <w:rPr>
             <w:rStyle w:val="Hyperlink"/>
@@ -11771,8 +12415,8 @@
         </w:r>
       </w:hyperlink>
     </w:p>
-    <w:bookmarkEnd w:id="82"/>
-    <w:bookmarkStart w:id="84" w:name="ref-Deng2023rutting"/>
+    <w:bookmarkEnd w:id="86"/>
+    <w:bookmarkStart w:id="88" w:name="ref-Deng2023rutting"/>
     <w:p>
       <w:pPr>
         <w:pStyle w:val="Bibliography"/>
@@ -11783,7 +12427,7 @@
       <w:r>
         <w:t xml:space="preserve"> </w:t>
       </w:r>
-      <w:hyperlink r:id="rId83">
+      <w:hyperlink r:id="rId87">
         <w:r>
           <w:rPr>
             <w:rStyle w:val="Hyperlink"/>
@@ -11792,8 +12436,8 @@
         </w:r>
       </w:hyperlink>
     </w:p>
-    <w:bookmarkEnd w:id="84"/>
-    <w:bookmarkStart w:id="86" w:name="ref-Deng2025enhancing"/>
+    <w:bookmarkEnd w:id="88"/>
+    <w:bookmarkStart w:id="90" w:name="ref-Deng2025enhancing"/>
     <w:p>
       <w:pPr>
         <w:pStyle w:val="Bibliography"/>
@@ -11804,7 +12448,7 @@
       <w:r>
         <w:t xml:space="preserve"> </w:t>
       </w:r>
-      <w:hyperlink r:id="rId85">
+      <w:hyperlink r:id="rId89">
         <w:r>
           <w:rPr>
             <w:rStyle w:val="Hyperlink"/>
@@ -11813,8 +12457,8 @@
         </w:r>
       </w:hyperlink>
     </w:p>
-    <w:bookmarkEnd w:id="86"/>
-    <w:bookmarkStart w:id="88" w:name="ref-Duan2024resilient"/>
+    <w:bookmarkEnd w:id="90"/>
+    <w:bookmarkStart w:id="92" w:name="ref-Duan2024resilient"/>
     <w:p>
       <w:pPr>
         <w:pStyle w:val="Bibliography"/>
@@ -11825,7 +12469,7 @@
       <w:r>
         <w:t xml:space="preserve"> </w:t>
       </w:r>
-      <w:hyperlink r:id="rId87">
+      <w:hyperlink r:id="rId91">
         <w:r>
           <w:rPr>
             <w:rStyle w:val="Hyperlink"/>
@@ -11834,8 +12478,8 @@
         </w:r>
       </w:hyperlink>
     </w:p>
-    <w:bookmarkEnd w:id="88"/>
-    <w:bookmarkStart w:id="90" w:name="ref-Elbagalati2017neural"/>
+    <w:bookmarkEnd w:id="92"/>
+    <w:bookmarkStart w:id="94" w:name="ref-Elbagalati2017neural"/>
     <w:p>
       <w:pPr>
         <w:pStyle w:val="Bibliography"/>
@@ -11849,7 +12493,7 @@
       <w:r>
         <w:t xml:space="preserve"> </w:t>
       </w:r>
-      <w:hyperlink r:id="rId89">
+      <w:hyperlink r:id="rId93">
         <w:r>
           <w:rPr>
             <w:rStyle w:val="Hyperlink"/>
@@ -11858,8 +12502,8 @@
         </w:r>
       </w:hyperlink>
     </w:p>
-    <w:bookmarkEnd w:id="90"/>
-    <w:bookmarkStart w:id="92" w:name="ref-Elhariri2020filter"/>
+    <w:bookmarkEnd w:id="94"/>
+    <w:bookmarkStart w:id="96" w:name="ref-Elhariri2020filter"/>
     <w:p>
       <w:pPr>
         <w:pStyle w:val="Bibliography"/>
@@ -11870,7 +12514,7 @@
       <w:r>
         <w:t xml:space="preserve"> </w:t>
       </w:r>
-      <w:hyperlink r:id="rId91">
+      <w:hyperlink r:id="rId95">
         <w:r>
           <w:rPr>
             <w:rStyle w:val="Hyperlink"/>
@@ -11879,8 +12523,8 @@
         </w:r>
       </w:hyperlink>
     </w:p>
-    <w:bookmarkEnd w:id="92"/>
-    <w:bookmarkStart w:id="94" w:name="ref-Georgouli2026impact"/>
+    <w:bookmarkEnd w:id="96"/>
+    <w:bookmarkStart w:id="98" w:name="ref-Georgouli2026impact"/>
     <w:p>
       <w:pPr>
         <w:pStyle w:val="Bibliography"/>
@@ -11891,7 +12535,7 @@
       <w:r>
         <w:t xml:space="preserve"> </w:t>
       </w:r>
-      <w:hyperlink r:id="rId93">
+      <w:hyperlink r:id="rId97">
         <w:r>
           <w:rPr>
             <w:rStyle w:val="Hyperlink"/>
@@ -11900,8 +12544,8 @@
         </w:r>
       </w:hyperlink>
     </w:p>
-    <w:bookmarkEnd w:id="94"/>
-    <w:bookmarkStart w:id="96" w:name="ref-Ghanizadeh2023soft"/>
+    <w:bookmarkEnd w:id="98"/>
+    <w:bookmarkStart w:id="100" w:name="ref-Ghanizadeh2023soft"/>
     <w:p>
       <w:pPr>
         <w:pStyle w:val="Bibliography"/>
@@ -11915,7 +12559,7 @@
       <w:r>
         <w:t xml:space="preserve"> </w:t>
       </w:r>
-      <w:hyperlink r:id="rId95">
+      <w:hyperlink r:id="rId99">
         <w:r>
           <w:rPr>
             <w:rStyle w:val="Hyperlink"/>
@@ -11924,8 +12568,8 @@
         </w:r>
       </w:hyperlink>
     </w:p>
-    <w:bookmarkEnd w:id="96"/>
-    <w:bookmarkStart w:id="98" w:name="ref-Ghanizadeh2020neural"/>
+    <w:bookmarkEnd w:id="100"/>
+    <w:bookmarkStart w:id="102" w:name="ref-Ghanizadeh2020neural"/>
     <w:p>
       <w:pPr>
         <w:pStyle w:val="Bibliography"/>
@@ -11936,7 +12580,7 @@
       <w:r>
         <w:t xml:space="preserve"> </w:t>
       </w:r>
-      <w:hyperlink r:id="rId97">
+      <w:hyperlink r:id="rId101">
         <w:r>
           <w:rPr>
             <w:rStyle w:val="Hyperlink"/>
@@ -11945,8 +12589,8 @@
         </w:r>
       </w:hyperlink>
     </w:p>
-    <w:bookmarkEnd w:id="98"/>
-    <w:bookmarkStart w:id="100" w:name="ref-Ghanizadeh2025metabackcal"/>
+    <w:bookmarkEnd w:id="102"/>
+    <w:bookmarkStart w:id="104" w:name="ref-Ghanizadeh2025metabackcal"/>
     <w:p>
       <w:pPr>
         <w:pStyle w:val="Bibliography"/>
@@ -11957,7 +12601,7 @@
       <w:r>
         <w:t xml:space="preserve"> </w:t>
       </w:r>
-      <w:hyperlink r:id="rId99">
+      <w:hyperlink r:id="rId103">
         <w:r>
           <w:rPr>
             <w:rStyle w:val="Hyperlink"/>
@@ -11966,8 +12610,8 @@
         </w:r>
       </w:hyperlink>
     </w:p>
-    <w:bookmarkEnd w:id="100"/>
-    <w:bookmarkStart w:id="102" w:name="ref-Ghanizadeh2024formulation"/>
+    <w:bookmarkEnd w:id="104"/>
+    <w:bookmarkStart w:id="106" w:name="ref-Ghanizadeh2024formulation"/>
     <w:p>
       <w:pPr>
         <w:pStyle w:val="Bibliography"/>
@@ -11981,7 +12625,7 @@
       <w:r>
         <w:t xml:space="preserve"> </w:t>
       </w:r>
-      <w:hyperlink r:id="rId101">
+      <w:hyperlink r:id="rId105">
         <w:r>
           <w:rPr>
             <w:rStyle w:val="Hyperlink"/>
@@ -11990,8 +12634,8 @@
         </w:r>
       </w:hyperlink>
     </w:p>
-    <w:bookmarkEnd w:id="102"/>
-    <w:bookmarkStart w:id="104" w:name="ref-Ghorbani2020genetic"/>
+    <w:bookmarkEnd w:id="106"/>
+    <w:bookmarkStart w:id="108" w:name="ref-Ghorbani2020genetic"/>
     <w:p>
       <w:pPr>
         <w:pStyle w:val="Bibliography"/>
@@ -12005,7 +12649,7 @@
       <w:r>
         <w:t xml:space="preserve"> </w:t>
       </w:r>
-      <w:hyperlink r:id="rId103">
+      <w:hyperlink r:id="rId107">
         <w:r>
           <w:rPr>
             <w:rStyle w:val="Hyperlink"/>
@@ -12014,8 +12658,8 @@
         </w:r>
       </w:hyperlink>
     </w:p>
-    <w:bookmarkEnd w:id="104"/>
-    <w:bookmarkStart w:id="106" w:name="ref-Gopalakrishnan2018learning"/>
+    <w:bookmarkEnd w:id="108"/>
+    <w:bookmarkStart w:id="110" w:name="ref-Gopalakrishnan2018learning"/>
     <w:p>
       <w:pPr>
         <w:pStyle w:val="Bibliography"/>
@@ -12026,7 +12670,7 @@
       <w:r>
         <w:t xml:space="preserve"> </w:t>
       </w:r>
-      <w:hyperlink r:id="rId105">
+      <w:hyperlink r:id="rId109">
         <w:r>
           <w:rPr>
             <w:rStyle w:val="Hyperlink"/>
@@ -12035,8 +12679,8 @@
         </w:r>
       </w:hyperlink>
     </w:p>
-    <w:bookmarkEnd w:id="106"/>
-    <w:bookmarkStart w:id="108" w:name="ref-Guan2025enhanced"/>
+    <w:bookmarkEnd w:id="110"/>
+    <w:bookmarkStart w:id="112" w:name="ref-Guan2025enhanced"/>
     <w:p>
       <w:pPr>
         <w:pStyle w:val="Bibliography"/>
@@ -12047,7 +12691,7 @@
       <w:r>
         <w:t xml:space="preserve"> </w:t>
       </w:r>
-      <w:hyperlink r:id="rId107">
+      <w:hyperlink r:id="rId111">
         <w:r>
           <w:rPr>
             <w:rStyle w:val="Hyperlink"/>
@@ -12056,8 +12700,8 @@
         </w:r>
       </w:hyperlink>
     </w:p>
-    <w:bookmarkEnd w:id="108"/>
-    <w:bookmarkStart w:id="110" w:name="ref-Guo2023transformer"/>
+    <w:bookmarkEnd w:id="112"/>
+    <w:bookmarkStart w:id="114" w:name="ref-Guo2023transformer"/>
     <w:p>
       <w:pPr>
         <w:pStyle w:val="Bibliography"/>
@@ -12068,7 +12712,7 @@
       <w:r>
         <w:t xml:space="preserve"> </w:t>
       </w:r>
-      <w:hyperlink r:id="rId109">
+      <w:hyperlink r:id="rId113">
         <w:r>
           <w:rPr>
             <w:rStyle w:val="Hyperlink"/>
@@ -12077,8 +12721,8 @@
         </w:r>
       </w:hyperlink>
     </w:p>
-    <w:bookmarkEnd w:id="110"/>
-    <w:bookmarkStart w:id="112" w:name="ref-Guo2025learning"/>
+    <w:bookmarkEnd w:id="114"/>
+    <w:bookmarkStart w:id="116" w:name="ref-Guo2025learning"/>
     <w:p>
       <w:pPr>
         <w:pStyle w:val="Bibliography"/>
@@ -12092,7 +12736,7 @@
       <w:r>
         <w:t xml:space="preserve"> </w:t>
       </w:r>
-      <w:hyperlink r:id="rId111">
+      <w:hyperlink r:id="rId115">
         <w:r>
           <w:rPr>
             <w:rStyle w:val="Hyperlink"/>
@@ -12101,8 +12745,8 @@
         </w:r>
       </w:hyperlink>
     </w:p>
-    <w:bookmarkEnd w:id="112"/>
-    <w:bookmarkStart w:id="114" w:name="ref-Gupta2026stacked"/>
+    <w:bookmarkEnd w:id="116"/>
+    <w:bookmarkStart w:id="118" w:name="ref-Gupta2026stacked"/>
     <w:p>
       <w:pPr>
         <w:pStyle w:val="Bibliography"/>
@@ -12113,7 +12757,7 @@
       <w:r>
         <w:t xml:space="preserve"> </w:t>
       </w:r>
-      <w:hyperlink r:id="rId113">
+      <w:hyperlink r:id="rId117">
         <w:r>
           <w:rPr>
             <w:rStyle w:val="Hyperlink"/>
@@ -12122,8 +12766,8 @@
         </w:r>
       </w:hyperlink>
     </w:p>
-    <w:bookmarkEnd w:id="114"/>
-    <w:bookmarkStart w:id="116" w:name="ref-Han2024pinn"/>
+    <w:bookmarkEnd w:id="118"/>
+    <w:bookmarkStart w:id="120" w:name="ref-Han2024pinn"/>
     <w:p>
       <w:pPr>
         <w:pStyle w:val="Bibliography"/>
@@ -12134,7 +12778,7 @@
       <w:r>
         <w:t xml:space="preserve"> </w:t>
       </w:r>
-      <w:hyperlink r:id="rId115">
+      <w:hyperlink r:id="rId119">
         <w:r>
           <w:rPr>
             <w:rStyle w:val="Hyperlink"/>
@@ -12143,8 +12787,8 @@
         </w:r>
       </w:hyperlink>
     </w:p>
-    <w:bookmarkEnd w:id="116"/>
-    <w:bookmarkStart w:id="118" w:name="ref-Hanandeh2022introducing"/>
+    <w:bookmarkEnd w:id="120"/>
+    <w:bookmarkStart w:id="122" w:name="ref-Hanandeh2022introducing"/>
     <w:p>
       <w:pPr>
         <w:pStyle w:val="Bibliography"/>
@@ -12155,7 +12799,7 @@
       <w:r>
         <w:t xml:space="preserve"> </w:t>
       </w:r>
-      <w:hyperlink r:id="rId117">
+      <w:hyperlink r:id="rId121">
         <w:r>
           <w:rPr>
             <w:rStyle w:val="Hyperlink"/>
@@ -12164,8 +12808,8 @@
         </w:r>
       </w:hyperlink>
     </w:p>
-    <w:bookmarkEnd w:id="118"/>
-    <w:bookmarkStart w:id="120" w:name="ref-Hosseini2021accuracy"/>
+    <w:bookmarkEnd w:id="122"/>
+    <w:bookmarkStart w:id="124" w:name="ref-Hosseini2021accuracy"/>
     <w:p>
       <w:pPr>
         <w:pStyle w:val="Bibliography"/>
@@ -12176,7 +12820,7 @@
       <w:r>
         <w:t xml:space="preserve"> </w:t>
       </w:r>
-      <w:hyperlink r:id="rId119">
+      <w:hyperlink r:id="rId123">
         <w:r>
           <w:rPr>
             <w:rStyle w:val="Hyperlink"/>
@@ -12185,8 +12829,8 @@
         </w:r>
       </w:hyperlink>
     </w:p>
-    <w:bookmarkEnd w:id="120"/>
-    <w:bookmarkStart w:id="122" w:name="ref-Hou2020state"/>
+    <w:bookmarkEnd w:id="124"/>
+    <w:bookmarkStart w:id="126" w:name="ref-Hou2020state"/>
     <w:p>
       <w:pPr>
         <w:pStyle w:val="Bibliography"/>
@@ -12200,7 +12844,7 @@
       <w:r>
         <w:t xml:space="preserve"> </w:t>
       </w:r>
-      <w:hyperlink r:id="rId121">
+      <w:hyperlink r:id="rId125">
         <w:r>
           <w:rPr>
             <w:rStyle w:val="Hyperlink"/>
@@ -12209,8 +12853,8 @@
         </w:r>
       </w:hyperlink>
     </w:p>
-    <w:bookmarkEnd w:id="122"/>
-    <w:bookmarkStart w:id="124" w:name="ref-Huang2025rheological"/>
+    <w:bookmarkEnd w:id="126"/>
+    <w:bookmarkStart w:id="128" w:name="ref-Huang2025rheological"/>
     <w:p>
       <w:pPr>
         <w:pStyle w:val="Bibliography"/>
@@ -12224,7 +12868,7 @@
       <w:r>
         <w:t xml:space="preserve"> </w:t>
       </w:r>
-      <w:hyperlink r:id="rId123">
+      <w:hyperlink r:id="rId127">
         <w:r>
           <w:rPr>
             <w:rStyle w:val="Hyperlink"/>
@@ -12233,8 +12877,8 @@
         </w:r>
       </w:hyperlink>
     </w:p>
-    <w:bookmarkEnd w:id="124"/>
-    <w:bookmarkStart w:id="126" w:name="ref-Jalal2023indirect"/>
+    <w:bookmarkEnd w:id="128"/>
+    <w:bookmarkStart w:id="130" w:name="ref-Jalal2023indirect"/>
     <w:p>
       <w:pPr>
         <w:pStyle w:val="Bibliography"/>
@@ -12248,7 +12892,7 @@
       <w:r>
         <w:t xml:space="preserve"> </w:t>
       </w:r>
-      <w:hyperlink r:id="rId125">
+      <w:hyperlink r:id="rId129">
         <w:r>
           <w:rPr>
             <w:rStyle w:val="Hyperlink"/>
@@ -12257,8 +12901,8 @@
         </w:r>
       </w:hyperlink>
     </w:p>
-    <w:bookmarkEnd w:id="126"/>
-    <w:bookmarkStart w:id="128" w:name="ref-Jalal2024swarm"/>
+    <w:bookmarkEnd w:id="130"/>
+    <w:bookmarkStart w:id="132" w:name="ref-Jalal2024swarm"/>
     <w:p>
       <w:pPr>
         <w:pStyle w:val="Bibliography"/>
@@ -12272,7 +12916,7 @@
       <w:r>
         <w:t xml:space="preserve"> </w:t>
       </w:r>
-      <w:hyperlink r:id="rId127">
+      <w:hyperlink r:id="rId131">
         <w:r>
           <w:rPr>
             <w:rStyle w:val="Hyperlink"/>
@@ -12281,8 +12925,8 @@
         </w:r>
       </w:hyperlink>
     </w:p>
-    <w:bookmarkEnd w:id="128"/>
-    <w:bookmarkStart w:id="130" w:name="ref-Jweihan2026trustworthy"/>
+    <w:bookmarkEnd w:id="132"/>
+    <w:bookmarkStart w:id="134" w:name="ref-Jweihan2026trustworthy"/>
     <w:p>
       <w:pPr>
         <w:pStyle w:val="Bibliography"/>
@@ -12293,7 +12937,7 @@
       <w:r>
         <w:t xml:space="preserve"> </w:t>
       </w:r>
-      <w:hyperlink r:id="rId129">
+      <w:hyperlink r:id="rId133">
         <w:r>
           <w:rPr>
             <w:rStyle w:val="Hyperlink"/>
@@ -12302,8 +12946,8 @@
         </w:r>
       </w:hyperlink>
     </w:p>
-    <w:bookmarkEnd w:id="130"/>
-    <w:bookmarkStart w:id="132" w:name="ref-Kaloop2020wavelet"/>
+    <w:bookmarkEnd w:id="134"/>
+    <w:bookmarkStart w:id="136" w:name="ref-Kaloop2020wavelet"/>
     <w:p>
       <w:pPr>
         <w:pStyle w:val="Bibliography"/>
@@ -12314,7 +12958,7 @@
       <w:r>
         <w:t xml:space="preserve"> </w:t>
       </w:r>
-      <w:hyperlink r:id="rId131">
+      <w:hyperlink r:id="rId135">
         <w:r>
           <w:rPr>
             <w:rStyle w:val="Hyperlink"/>
@@ -12323,8 +12967,8 @@
         </w:r>
       </w:hyperlink>
     </w:p>
-    <w:bookmarkEnd w:id="132"/>
-    <w:bookmarkStart w:id="134" w:name="ref-Kaloop2019particle"/>
+    <w:bookmarkEnd w:id="136"/>
+    <w:bookmarkStart w:id="138" w:name="ref-Kaloop2019particle"/>
     <w:p>
       <w:pPr>
         <w:pStyle w:val="Bibliography"/>
@@ -12338,7 +12982,7 @@
       <w:r>
         <w:t xml:space="preserve"> </w:t>
       </w:r>
-      <w:hyperlink r:id="rId133">
+      <w:hyperlink r:id="rId137">
         <w:r>
           <w:rPr>
             <w:rStyle w:val="Hyperlink"/>
@@ -12347,8 +12991,8 @@
         </w:r>
       </w:hyperlink>
     </w:p>
-    <w:bookmarkEnd w:id="134"/>
-    <w:bookmarkStart w:id="136" w:name="ref-KargahOstadi2024physics"/>
+    <w:bookmarkEnd w:id="138"/>
+    <w:bookmarkStart w:id="140" w:name="ref-KargahOstadi2024physics"/>
     <w:p>
       <w:pPr>
         <w:pStyle w:val="Bibliography"/>
@@ -12359,7 +13003,7 @@
       <w:r>
         <w:t xml:space="preserve"> </w:t>
       </w:r>
-      <w:hyperlink r:id="rId135">
+      <w:hyperlink r:id="rId139">
         <w:r>
           <w:rPr>
             <w:rStyle w:val="Hyperlink"/>
@@ -12368,8 +13012,8 @@
         </w:r>
       </w:hyperlink>
     </w:p>
-    <w:bookmarkEnd w:id="136"/>
-    <w:bookmarkStart w:id="138" w:name="ref-Khatti2025california"/>
+    <w:bookmarkEnd w:id="140"/>
+    <w:bookmarkStart w:id="142" w:name="ref-Khatti2025california"/>
     <w:p>
       <w:pPr>
         <w:pStyle w:val="Bibliography"/>
@@ -12380,7 +13024,7 @@
       <w:r>
         <w:t xml:space="preserve"> </w:t>
       </w:r>
-      <w:hyperlink r:id="rId137">
+      <w:hyperlink r:id="rId141">
         <w:r>
           <w:rPr>
             <w:rStyle w:val="Hyperlink"/>
@@ -12389,8 +13033,8 @@
         </w:r>
       </w:hyperlink>
     </w:p>
-    <w:bookmarkEnd w:id="138"/>
-    <w:bookmarkStart w:id="140" w:name="ref-Latifi2021reinforcement"/>
+    <w:bookmarkEnd w:id="142"/>
+    <w:bookmarkStart w:id="144" w:name="ref-Latifi2021reinforcement"/>
     <w:p>
       <w:pPr>
         <w:pStyle w:val="Bibliography"/>
@@ -12404,7 +13048,7 @@
       <w:r>
         <w:t xml:space="preserve"> </w:t>
       </w:r>
-      <w:hyperlink r:id="rId139">
+      <w:hyperlink r:id="rId143">
         <w:r>
           <w:rPr>
             <w:rStyle w:val="Hyperlink"/>
@@ -12413,8 +13057,8 @@
         </w:r>
       </w:hyperlink>
     </w:p>
-    <w:bookmarkEnd w:id="140"/>
-    <w:bookmarkStart w:id="142" w:name="ref-Li2025physics"/>
+    <w:bookmarkEnd w:id="144"/>
+    <w:bookmarkStart w:id="146" w:name="ref-Li2025physics"/>
     <w:p>
       <w:pPr>
         <w:pStyle w:val="Bibliography"/>
@@ -12425,7 +13069,7 @@
       <w:r>
         <w:t xml:space="preserve"> </w:t>
       </w:r>
-      <w:hyperlink r:id="rId141">
+      <w:hyperlink r:id="rId145">
         <w:r>
           <w:rPr>
             <w:rStyle w:val="Hyperlink"/>
@@ -12434,8 +13078,8 @@
         </w:r>
       </w:hyperlink>
     </w:p>
-    <w:bookmarkEnd w:id="142"/>
-    <w:bookmarkStart w:id="144" w:name="ref-Liu2026physics"/>
+    <w:bookmarkEnd w:id="146"/>
+    <w:bookmarkStart w:id="148" w:name="ref-Liu2026physics"/>
     <w:p>
       <w:pPr>
         <w:pStyle w:val="Bibliography"/>
@@ -12446,7 +13090,7 @@
       <w:r>
         <w:t xml:space="preserve"> </w:t>
       </w:r>
-      <w:hyperlink r:id="rId143">
+      <w:hyperlink r:id="rId147">
         <w:r>
           <w:rPr>
             <w:rStyle w:val="Hyperlink"/>
@@ -12455,8 +13099,8 @@
         </w:r>
       </w:hyperlink>
     </w:p>
-    <w:bookmarkEnd w:id="144"/>
-    <w:bookmarkStart w:id="146" w:name="ref-Luo2023strans"/>
+    <w:bookmarkEnd w:id="148"/>
+    <w:bookmarkStart w:id="150" w:name="ref-Luo2023strans"/>
     <w:p>
       <w:pPr>
         <w:pStyle w:val="Bibliography"/>
@@ -12467,7 +13111,7 @@
       <w:r>
         <w:t xml:space="preserve"> </w:t>
       </w:r>
-      <w:hyperlink r:id="rId145">
+      <w:hyperlink r:id="rId149">
         <w:r>
           <w:rPr>
             <w:rStyle w:val="Hyperlink"/>
@@ -12476,8 +13120,8 @@
         </w:r>
       </w:hyperlink>
     </w:p>
-    <w:bookmarkEnd w:id="146"/>
-    <w:bookmarkStart w:id="148" w:name="ref-Luo2026physics"/>
+    <w:bookmarkEnd w:id="150"/>
+    <w:bookmarkStart w:id="152" w:name="ref-Luo2026physics"/>
     <w:p>
       <w:pPr>
         <w:pStyle w:val="Bibliography"/>
@@ -12488,7 +13132,7 @@
       <w:r>
         <w:t xml:space="preserve"> </w:t>
       </w:r>
-      <w:hyperlink r:id="rId147">
+      <w:hyperlink r:id="rId151">
         <w:r>
           <w:rPr>
             <w:rStyle w:val="Hyperlink"/>
@@ -12497,8 +13141,8 @@
         </w:r>
       </w:hyperlink>
     </w:p>
-    <w:bookmarkEnd w:id="148"/>
-    <w:bookmarkStart w:id="150" w:name="ref-MharziAlaoui2026algorithm"/>
+    <w:bookmarkEnd w:id="152"/>
+    <w:bookmarkStart w:id="154" w:name="ref-MharziAlaoui2026algorithm"/>
     <w:p>
       <w:pPr>
         <w:pStyle w:val="Bibliography"/>
@@ -12512,7 +13156,7 @@
       <w:r>
         <w:t xml:space="preserve"> </w:t>
       </w:r>
-      <w:hyperlink r:id="rId149">
+      <w:hyperlink r:id="rId153">
         <w:r>
           <w:rPr>
             <w:rStyle w:val="Hyperlink"/>
@@ -12521,8 +13165,8 @@
         </w:r>
       </w:hyperlink>
     </w:p>
-    <w:bookmarkEnd w:id="150"/>
-    <w:bookmarkStart w:id="152" w:name="ref-Mazari2016pavement"/>
+    <w:bookmarkEnd w:id="154"/>
+    <w:bookmarkStart w:id="156" w:name="ref-Mazari2016pavement"/>
     <w:p>
       <w:pPr>
         <w:pStyle w:val="Bibliography"/>
@@ -12533,7 +13177,7 @@
       <w:r>
         <w:t xml:space="preserve"> </w:t>
       </w:r>
-      <w:hyperlink r:id="rId151">
+      <w:hyperlink r:id="rId155">
         <w:r>
           <w:rPr>
             <w:rStyle w:val="Hyperlink"/>
@@ -12542,8 +13186,8 @@
         </w:r>
       </w:hyperlink>
     </w:p>
-    <w:bookmarkEnd w:id="152"/>
-    <w:bookmarkStart w:id="154" w:name="ref-MoghadasNejad2011expert"/>
+    <w:bookmarkEnd w:id="156"/>
+    <w:bookmarkStart w:id="158" w:name="ref-MoghadasNejad2011expert"/>
     <w:p>
       <w:pPr>
         <w:pStyle w:val="Bibliography"/>
@@ -12554,7 +13198,7 @@
       <w:r>
         <w:t xml:space="preserve"> </w:t>
       </w:r>
-      <w:hyperlink r:id="rId153">
+      <w:hyperlink r:id="rId157">
         <w:r>
           <w:rPr>
             <w:rStyle w:val="Hyperlink"/>
@@ -12563,8 +13207,8 @@
         </w:r>
       </w:hyperlink>
     </w:p>
-    <w:bookmarkEnd w:id="154"/>
-    <w:bookmarkStart w:id="156" w:name="ref-Nejad2011optimum"/>
+    <w:bookmarkEnd w:id="158"/>
+    <w:bookmarkStart w:id="160" w:name="ref-Nejad2011optimum"/>
     <w:p>
       <w:pPr>
         <w:pStyle w:val="Bibliography"/>
@@ -12575,7 +13219,7 @@
       <w:r>
         <w:t xml:space="preserve"> </w:t>
       </w:r>
-      <w:hyperlink r:id="rId155">
+      <w:hyperlink r:id="rId159">
         <w:r>
           <w:rPr>
             <w:rStyle w:val="Hyperlink"/>
@@ -12584,8 +13228,8 @@
         </w:r>
       </w:hyperlink>
     </w:p>
-    <w:bookmarkEnd w:id="156"/>
-    <w:bookmarkStart w:id="158" w:name="ref-Nguyen2019intelligence"/>
+    <w:bookmarkEnd w:id="160"/>
+    <w:bookmarkStart w:id="162" w:name="ref-Nguyen2019intelligence"/>
     <w:p>
       <w:pPr>
         <w:pStyle w:val="Bibliography"/>
@@ -12599,7 +13243,7 @@
       <w:r>
         <w:t xml:space="preserve"> </w:t>
       </w:r>
-      <w:hyperlink r:id="rId157">
+      <w:hyperlink r:id="rId161">
         <w:r>
           <w:rPr>
             <w:rStyle w:val="Hyperlink"/>
@@ -12608,8 +13252,8 @@
         </w:r>
       </w:hyperlink>
     </w:p>
-    <w:bookmarkEnd w:id="158"/>
-    <w:bookmarkStart w:id="160" w:name="ref-Pan2025spatiotemporal"/>
+    <w:bookmarkEnd w:id="162"/>
+    <w:bookmarkStart w:id="164" w:name="ref-Pan2025spatiotemporal"/>
     <w:p>
       <w:pPr>
         <w:pStyle w:val="Bibliography"/>
@@ -12620,7 +13264,7 @@
       <w:r>
         <w:t xml:space="preserve"> </w:t>
       </w:r>
-      <w:hyperlink r:id="rId159">
+      <w:hyperlink r:id="rId163">
         <w:r>
           <w:rPr>
             <w:rStyle w:val="Hyperlink"/>
@@ -12629,8 +13273,8 @@
         </w:r>
       </w:hyperlink>
     </w:p>
-    <w:bookmarkEnd w:id="160"/>
-    <w:bookmarkStart w:id="162" w:name="ref-Pasupunuri2024roughness"/>
+    <w:bookmarkEnd w:id="164"/>
+    <w:bookmarkStart w:id="166" w:name="ref-Pasupunuri2024roughness"/>
     <w:p>
       <w:pPr>
         <w:pStyle w:val="Bibliography"/>
@@ -12641,7 +13285,7 @@
       <w:r>
         <w:t xml:space="preserve"> </w:t>
       </w:r>
-      <w:hyperlink r:id="rId161">
+      <w:hyperlink r:id="rId165">
         <w:r>
           <w:rPr>
             <w:rStyle w:val="Hyperlink"/>
@@ -12650,8 +13294,8 @@
         </w:r>
       </w:hyperlink>
     </w:p>
-    <w:bookmarkEnd w:id="162"/>
-    <w:bookmarkStart w:id="164" w:name="ref-Peng2026asphalt"/>
+    <w:bookmarkEnd w:id="166"/>
+    <w:bookmarkStart w:id="168" w:name="ref-Peng2026asphalt"/>
     <w:p>
       <w:pPr>
         <w:pStyle w:val="Bibliography"/>
@@ -12662,7 +13306,7 @@
       <w:r>
         <w:t xml:space="preserve"> </w:t>
       </w:r>
-      <w:hyperlink r:id="rId163">
+      <w:hyperlink r:id="rId167">
         <w:r>
           <w:rPr>
             <w:rStyle w:val="Hyperlink"/>
@@ -12671,8 +13315,8 @@
         </w:r>
       </w:hyperlink>
     </w:p>
-    <w:bookmarkEnd w:id="164"/>
-    <w:bookmarkStart w:id="166" w:name="ref-Quan2025physics"/>
+    <w:bookmarkEnd w:id="168"/>
+    <w:bookmarkStart w:id="170" w:name="ref-Quan2025physics"/>
     <w:p>
       <w:pPr>
         <w:pStyle w:val="Bibliography"/>
@@ -12683,7 +13327,7 @@
       <w:r>
         <w:t xml:space="preserve"> </w:t>
       </w:r>
-      <w:hyperlink r:id="rId165">
+      <w:hyperlink r:id="rId169">
         <w:r>
           <w:rPr>
             <w:rStyle w:val="Hyperlink"/>
@@ -12692,8 +13336,8 @@
         </w:r>
       </w:hyperlink>
     </w:p>
-    <w:bookmarkEnd w:id="166"/>
-    <w:bookmarkStart w:id="168" w:name="ref-Sandamal2023pavement"/>
+    <w:bookmarkEnd w:id="170"/>
+    <w:bookmarkStart w:id="172" w:name="ref-Sandamal2023pavement"/>
     <w:p>
       <w:pPr>
         <w:pStyle w:val="Bibliography"/>
@@ -12707,7 +13351,7 @@
       <w:r>
         <w:t xml:space="preserve"> </w:t>
       </w:r>
-      <w:hyperlink r:id="rId167">
+      <w:hyperlink r:id="rId171">
         <w:r>
           <w:rPr>
             <w:rStyle w:val="Hyperlink"/>
@@ -12716,8 +13360,8 @@
         </w:r>
       </w:hyperlink>
     </w:p>
-    <w:bookmarkEnd w:id="168"/>
-    <w:bookmarkStart w:id="170" w:name="ref-Sun2023automatic"/>
+    <w:bookmarkEnd w:id="172"/>
+    <w:bookmarkStart w:id="174" w:name="ref-Sun2023automatic"/>
     <w:p>
       <w:pPr>
         <w:pStyle w:val="Bibliography"/>
@@ -12731,7 +13375,7 @@
       <w:r>
         <w:t xml:space="preserve"> </w:t>
       </w:r>
-      <w:hyperlink r:id="rId169">
+      <w:hyperlink r:id="rId173">
         <w:r>
           <w:rPr>
             <w:rStyle w:val="Hyperlink"/>
@@ -12740,8 +13384,8 @@
         </w:r>
       </w:hyperlink>
     </w:p>
-    <w:bookmarkEnd w:id="170"/>
-    <w:bookmarkStart w:id="172" w:name="ref-Taheri2025pavement"/>
+    <w:bookmarkEnd w:id="174"/>
+    <w:bookmarkStart w:id="176" w:name="ref-Taheri2025pavement"/>
     <w:p>
       <w:pPr>
         <w:pStyle w:val="Bibliography"/>
@@ -12752,7 +13396,7 @@
       <w:r>
         <w:t xml:space="preserve"> </w:t>
       </w:r>
-      <w:hyperlink r:id="rId171">
+      <w:hyperlink r:id="rId175">
         <w:r>
           <w:rPr>
             <w:rStyle w:val="Hyperlink"/>
@@ -12761,8 +13405,8 @@
         </w:r>
       </w:hyperlink>
     </w:p>
-    <w:bookmarkEnd w:id="172"/>
-    <w:bookmarkStart w:id="174" w:name="ref-Wang2023developing"/>
+    <w:bookmarkEnd w:id="176"/>
+    <w:bookmarkStart w:id="178" w:name="ref-Wang2023developing"/>
     <w:p>
       <w:pPr>
         <w:pStyle w:val="Bibliography"/>
@@ -12773,7 +13417,7 @@
       <w:r>
         <w:t xml:space="preserve"> </w:t>
       </w:r>
-      <w:hyperlink r:id="rId173">
+      <w:hyperlink r:id="rId177">
         <w:r>
           <w:rPr>
             <w:rStyle w:val="Hyperlink"/>
@@ -12782,8 +13426,8 @@
         </w:r>
       </w:hyperlink>
     </w:p>
-    <w:bookmarkEnd w:id="174"/>
-    <w:bookmarkStart w:id="176" w:name="ref-Wang2024physics"/>
+    <w:bookmarkEnd w:id="178"/>
+    <w:bookmarkStart w:id="180" w:name="ref-Wang2024physics"/>
     <w:p>
       <w:pPr>
         <w:pStyle w:val="Bibliography"/>
@@ -12794,7 +13438,7 @@
       <w:r>
         <w:t xml:space="preserve"> </w:t>
       </w:r>
-      <w:hyperlink r:id="rId175">
+      <w:hyperlink r:id="rId179">
         <w:r>
           <w:rPr>
             <w:rStyle w:val="Hyperlink"/>
@@ -12803,8 +13447,8 @@
         </w:r>
       </w:hyperlink>
     </w:p>
-    <w:bookmarkEnd w:id="176"/>
-    <w:bookmarkStart w:id="178" w:name="ref-Wang2025intelligent"/>
+    <w:bookmarkEnd w:id="180"/>
+    <w:bookmarkStart w:id="182" w:name="ref-Wang2025intelligent"/>
     <w:p>
       <w:pPr>
         <w:pStyle w:val="Bibliography"/>
@@ -12815,7 +13459,7 @@
       <w:r>
         <w:t xml:space="preserve"> </w:t>
       </w:r>
-      <w:hyperlink r:id="rId177">
+      <w:hyperlink r:id="rId181">
         <w:r>
           <w:rPr>
             <w:rStyle w:val="Hyperlink"/>
@@ -12824,8 +13468,8 @@
         </w:r>
       </w:hyperlink>
     </w:p>
-    <w:bookmarkEnd w:id="178"/>
-    <w:bookmarkStart w:id="180" w:name="ref-Xiao2023optimizing"/>
+    <w:bookmarkEnd w:id="182"/>
+    <w:bookmarkStart w:id="184" w:name="ref-Xiao2023optimizing"/>
     <w:p>
       <w:pPr>
         <w:pStyle w:val="Bibliography"/>
@@ -12836,7 +13480,7 @@
       <w:r>
         <w:t xml:space="preserve"> </w:t>
       </w:r>
-      <w:hyperlink r:id="rId179">
+      <w:hyperlink r:id="rId183">
         <w:r>
           <w:rPr>
             <w:rStyle w:val="Hyperlink"/>
@@ -12845,8 +13489,8 @@
         </w:r>
       </w:hyperlink>
     </w:p>
-    <w:bookmarkEnd w:id="180"/>
-    <w:bookmarkStart w:id="182" w:name="ref-Xing2026physics"/>
+    <w:bookmarkEnd w:id="184"/>
+    <w:bookmarkStart w:id="186" w:name="ref-Xing2026physics"/>
     <w:p>
       <w:pPr>
         <w:pStyle w:val="Bibliography"/>
@@ -12857,7 +13501,7 @@
       <w:r>
         <w:t xml:space="preserve"> </w:t>
       </w:r>
-      <w:hyperlink r:id="rId181">
+      <w:hyperlink r:id="rId185">
         <w:r>
           <w:rPr>
             <w:rStyle w:val="Hyperlink"/>
@@ -12866,8 +13510,8 @@
         </w:r>
       </w:hyperlink>
     </w:p>
-    <w:bookmarkEnd w:id="182"/>
-    <w:bookmarkStart w:id="184" w:name="ref-Yang2021research"/>
+    <w:bookmarkEnd w:id="186"/>
+    <w:bookmarkStart w:id="188" w:name="ref-Yang2021research"/>
     <w:p>
       <w:pPr>
         <w:pStyle w:val="Bibliography"/>
@@ -12881,7 +13525,7 @@
       <w:r>
         <w:t xml:space="preserve"> </w:t>
       </w:r>
-      <w:hyperlink r:id="rId183">
+      <w:hyperlink r:id="rId187">
         <w:r>
           <w:rPr>
             <w:rStyle w:val="Hyperlink"/>
@@ -12890,8 +13534,8 @@
         </w:r>
       </w:hyperlink>
     </w:p>
-    <w:bookmarkEnd w:id="184"/>
-    <w:bookmarkStart w:id="186" w:name="ref-Yao2022large"/>
+    <w:bookmarkEnd w:id="188"/>
+    <w:bookmarkStart w:id="190" w:name="ref-Yao2022large"/>
     <w:p>
       <w:pPr>
         <w:pStyle w:val="Bibliography"/>
@@ -12905,7 +13549,7 @@
       <w:r>
         <w:t xml:space="preserve"> </w:t>
       </w:r>
-      <w:hyperlink r:id="rId185">
+      <w:hyperlink r:id="rId189">
         <w:r>
           <w:rPr>
             <w:rStyle w:val="Hyperlink"/>
@@ -12914,8 +13558,8 @@
         </w:r>
       </w:hyperlink>
     </w:p>
-    <w:bookmarkEnd w:id="186"/>
-    <w:bookmarkStart w:id="188" w:name="ref-Yu2020highway"/>
+    <w:bookmarkEnd w:id="190"/>
+    <w:bookmarkStart w:id="192" w:name="ref-Yu2020highway"/>
     <w:p>
       <w:pPr>
         <w:pStyle w:val="Bibliography"/>
@@ -12929,7 +13573,7 @@
       <w:r>
         <w:t xml:space="preserve"> </w:t>
       </w:r>
-      <w:hyperlink r:id="rId187">
+      <w:hyperlink r:id="rId191">
         <w:r>
           <w:rPr>
             <w:rStyle w:val="Hyperlink"/>
@@ -12938,8 +13582,8 @@
         </w:r>
       </w:hyperlink>
     </w:p>
-    <w:bookmarkEnd w:id="188"/>
-    <w:bookmarkStart w:id="190" w:name="ref-Zeiada2025benchmarking"/>
+    <w:bookmarkEnd w:id="192"/>
+    <w:bookmarkStart w:id="194" w:name="ref-Zeiada2025benchmarking"/>
     <w:p>
       <w:pPr>
         <w:pStyle w:val="Bibliography"/>
@@ -12953,7 +13597,7 @@
       <w:r>
         <w:t xml:space="preserve"> </w:t>
       </w:r>
-      <w:hyperlink r:id="rId189">
+      <w:hyperlink r:id="rId193">
         <w:r>
           <w:rPr>
             <w:rStyle w:val="Hyperlink"/>
@@ -12962,8 +13606,8 @@
         </w:r>
       </w:hyperlink>
     </w:p>
-    <w:bookmarkEnd w:id="190"/>
-    <w:bookmarkStart w:id="192" w:name="ref-Zhang2025integrated"/>
+    <w:bookmarkEnd w:id="194"/>
+    <w:bookmarkStart w:id="196" w:name="ref-Zhang2025integrated"/>
     <w:p>
       <w:pPr>
         <w:pStyle w:val="Bibliography"/>
@@ -12974,7 +13618,7 @@
       <w:r>
         <w:t xml:space="preserve"> </w:t>
       </w:r>
-      <w:hyperlink r:id="rId191">
+      <w:hyperlink r:id="rId195">
         <w:r>
           <w:rPr>
             <w:rStyle w:val="Hyperlink"/>
@@ -12983,8 +13627,8 @@
         </w:r>
       </w:hyperlink>
     </w:p>
-    <w:bookmarkEnd w:id="192"/>
-    <w:bookmarkStart w:id="194" w:name="ref-Zhang2026dual"/>
+    <w:bookmarkEnd w:id="196"/>
+    <w:bookmarkStart w:id="198" w:name="ref-Zhang2026dual"/>
     <w:p>
       <w:pPr>
         <w:pStyle w:val="Bibliography"/>
@@ -12995,7 +13639,7 @@
       <w:r>
         <w:t xml:space="preserve"> </w:t>
       </w:r>
-      <w:hyperlink r:id="rId193">
+      <w:hyperlink r:id="rId197">
         <w:r>
           <w:rPr>
             <w:rStyle w:val="Hyperlink"/>
@@ -13004,9 +13648,9 @@
         </w:r>
       </w:hyperlink>
     </w:p>
-    <w:bookmarkEnd w:id="194"/>
-    <w:bookmarkEnd w:id="195"/>
-    <w:bookmarkEnd w:id="196"/>
+    <w:bookmarkEnd w:id="198"/>
+    <w:bookmarkEnd w:id="199"/>
+    <w:bookmarkEnd w:id="200"/>
     <w:sectPr/>
   </w:body>
 </w:document>

--- a/output/manuscript.docx
+++ b/output/manuscript.docx
@@ -47,89 +47,7 @@
         <w:pStyle w:val="Abstract"/>
       </w:pPr>
       <w:r>
-        <w:t xml:space="preserve">PLACEHOLDER — structured abstract, ~280 words, written last so that every</w:t>
-      </w:r>
-      <w:r>
-        <w:t xml:space="preserve"> </w:t>
-      </w:r>
-      <w:r>
-        <w:t xml:space="preserve">number in it traces to the audit. Do not draft this before Section 9 is final.</w:t>
-      </w:r>
-    </w:p>
-    <w:p>
-      <w:pPr>
-        <w:pStyle w:val="BlockText"/>
-      </w:pPr>
-      <w:r>
-        <w:rPr>
-          <w:b/>
-          <w:bCs/>
-        </w:rPr>
-        <w:t xml:space="preserve">Draft status.</w:t>
-      </w:r>
-      <w:r>
-        <w:t xml:space="preserve"> </w:t>
-      </w:r>
-      <w:r>
-        <w:t xml:space="preserve">This file renders to PDF, Word and HTML from one source.</w:t>
-      </w:r>
-      <w:r>
-        <w:t xml:space="preserve"> </w:t>
-      </w:r>
-      <w:r>
-        <w:t xml:space="preserve">Sections marked</w:t>
-      </w:r>
-      <w:r>
-        <w:t xml:space="preserve"> </w:t>
-      </w:r>
-      <w:r>
-        <w:rPr>
-          <w:i/>
-          <w:iCs/>
-        </w:rPr>
-        <w:t xml:space="preserve">PLACEHOLDER</w:t>
-      </w:r>
-      <w:r>
-        <w:t xml:space="preserve"> </w:t>
-      </w:r>
-      <w:r>
-        <w:t xml:space="preserve">are not yet written. Every citation resolves</w:t>
-      </w:r>
-      <w:r>
-        <w:t xml:space="preserve"> </w:t>
-      </w:r>
-      <w:r>
-        <w:t xml:space="preserve">against</w:t>
-      </w:r>
-      <w:r>
-        <w:t xml:space="preserve"> </w:t>
-      </w:r>
-      <w:r>
-        <w:rPr>
-          <w:rStyle w:val="VerbatimChar"/>
-        </w:rPr>
-        <w:t xml:space="preserve">references.bib</w:t>
-      </w:r>
-      <w:r>
-        <w:t xml:space="preserve">, which is generated from</w:t>
-      </w:r>
-      <w:r>
-        <w:t xml:space="preserve"> </w:t>
-      </w:r>
-      <w:r>
-        <w:rPr>
-          <w:rStyle w:val="VerbatimChar"/>
-        </w:rPr>
-        <w:t xml:space="preserve">data/seed_bibliography.csv</w:t>
-      </w:r>
-      <w:r>
-        <w:t xml:space="preserve">; a citation key that is not in the verified</w:t>
-      </w:r>
-      <w:r>
-        <w:t xml:space="preserve"> </w:t>
-      </w:r>
-      <w:r>
-        <w:t xml:space="preserve">database fails the render rather than passing silently.</w:t>
+        <w:t xml:space="preserve">Pavement engineering has, over the past decade, adopted a recurring novelty claim: a metaheuristic optimisation algorithm is coupled to a machine-learning model, the coupling out-predicts some comparator, and the coupling itself is reported as the contribution. This review asks a narrower, checkable question: how often does that reported gain survive comparison against the same base learner, conventionally tuned, under a comparable search budget? A structural rather than lexical definition of hybridity was applied across a corpus assembled through targeted manual search and a 261-query algorithm-driven harvest against the Crossref API, yielding 159 records (143 primary studies, 16 prior reviews), of which 103 primary studies meet the structural test for hybridity and are classified into a seven-type taxonomy (H1–H7) spanning metaheuristic hyperparameter search, weight optimisation, physics-informed coupling, architecture fusion, heterogeneous stacking, decomposition-then-learn, and symbolic-numeric regression, each with a distinct theoretical justification and characteristic failure mode. Across the studies coded closely enough to test it, a fairly tuned baseline is rarely reported; where one is, the hybrid or deep-architecture advantage narrows and, in a statistically robust thousand-run Monte Carlo case, reverses outright. Full-text verification further identifies at least nine single-target papers by one overlapping author team drawing on what appears to be the same ~33-section, ~395-observation continuously-reinforced-concrete-pavement substrate, two of which are confirmed, in their own stated methods, to use an ungrouped observation-level cross-validation split, a leakage pathway the review’s appraisal instrument is built to catch. That instrument, PAVE-ML, extends a general reporting checklist for data-driven pavement models with four items specific to hybrid pipelines, none requiring new data collection or experimentation to satisfy. Taken together, the evidence points to a reporting gap rather than a capability gap: the missing comparisons, budgets and validation statements are, in most cases, already computable from experiments the original studies performed, simply not yet stated.</w:t>
       </w:r>
     </w:p>
     <w:bookmarkStart w:id="15" w:name="sec-intro"/>
@@ -274,25 +192,25 @@
         <w:t xml:space="preserve"> </w:t>
       </w:r>
       <w:r>
-        <w:t xml:space="preserve">procedure under a comparable search budget — the baseline that would isolate what</w:t>
-      </w:r>
-      <w:r>
-        <w:t xml:space="preserve"> </w:t>
-      </w:r>
-      <w:r>
-        <w:t xml:space="preserve">the metaheuristic actually contributed. Where that comparison has been made, in the</w:t>
-      </w:r>
-      <w:r>
-        <w:t xml:space="preserve"> </w:t>
-      </w:r>
-      <w:r>
-        <w:t xml:space="preserve">small number of cases we have located so far, the hybrid’s advantage over a properly</w:t>
-      </w:r>
-      <w:r>
-        <w:t xml:space="preserve"> </w:t>
-      </w:r>
-      <w:r>
-        <w:t xml:space="preserve">tuned baseline shrinks, and sometimes reverses. Zeiada et al.</w:t>
+        <w:t xml:space="preserve">procedure under a comparable search budget, the baseline that would actually isolate</w:t>
+      </w:r>
+      <w:r>
+        <w:t xml:space="preserve"> </w:t>
+      </w:r>
+      <w:r>
+        <w:t xml:space="preserve">what the metaheuristic contributed. Where that comparison has been made, in the small</w:t>
+      </w:r>
+      <w:r>
+        <w:t xml:space="preserve"> </w:t>
+      </w:r>
+      <w:r>
+        <w:t xml:space="preserve">number of cases located so far, the hybrid’s advantage over a properly tuned baseline</w:t>
+      </w:r>
+      <w:r>
+        <w:t xml:space="preserve"> </w:t>
+      </w:r>
+      <w:r>
+        <w:t xml:space="preserve">shrinks, and sometimes reverses. Zeiada et al.</w:t>
       </w:r>
       <w:r>
         <w:t xml:space="preserve"> </w:t>
@@ -310,25 +228,25 @@
         <w:t xml:space="preserve"> </w:t>
       </w:r>
       <w:r>
-        <w:t xml:space="preserve">individually tuned eight learners, including deep</w:t>
-      </w:r>
-      <w:r>
-        <w:t xml:space="preserve"> </w:t>
-      </w:r>
-      <w:r>
-        <w:t xml:space="preserve">architectures, against the Witczak and Hirsch mechanistic models for asphalt dynamic</w:t>
-      </w:r>
-      <w:r>
-        <w:t xml:space="preserve"> </w:t>
-      </w:r>
-      <w:r>
-        <w:t xml:space="preserve">modulus; the winner was a tuned bagging ensemble, not a hybrid and not a deep</w:t>
-      </w:r>
-      <w:r>
-        <w:t xml:space="preserve"> </w:t>
-      </w:r>
-      <w:r>
-        <w:t xml:space="preserve">network. Azam et al.</w:t>
+        <w:t xml:space="preserve">individually</w:t>
+      </w:r>
+      <w:r>
+        <w:t xml:space="preserve"> </w:t>
+      </w:r>
+      <w:r>
+        <w:t xml:space="preserve">tuned eight learners, including deep architectures, against the Witczak and Hirsch</w:t>
+      </w:r>
+      <w:r>
+        <w:t xml:space="preserve"> </w:t>
+      </w:r>
+      <w:r>
+        <w:t xml:space="preserve">mechanistic models for asphalt dynamic modulus; the winner was a tuned bagging</w:t>
+      </w:r>
+      <w:r>
+        <w:t xml:space="preserve"> </w:t>
+      </w:r>
+      <w:r>
+        <w:t xml:space="preserve">ensemble, not a hybrid and not a deep network. Azam et al.</w:t>
       </w:r>
       <w:r>
         <w:t xml:space="preserve"> </w:t>
@@ -346,19 +264,13 @@
         <w:t xml:space="preserve"> </w:t>
       </w:r>
       <w:r>
-        <w:t xml:space="preserve">compared six swarm-optimised variants of</w:t>
-      </w:r>
-      <w:r>
-        <w:t xml:space="preserve"> </w:t>
-      </w:r>
-      <w:r>
-        <w:t xml:space="preserve">one base learner against each other and report top-three results within a fraction</w:t>
-      </w:r>
-      <w:r>
-        <w:t xml:space="preserve"> </w:t>
-      </w:r>
-      <w:r>
-        <w:t xml:space="preserve">of a percentage point of R</w:t>
+        <w:t xml:space="preserve">compared six swarm-optimised variants of one base learner against each other and</w:t>
+      </w:r>
+      <w:r>
+        <w:t xml:space="preserve"> </w:t>
+      </w:r>
+      <w:r>
+        <w:t xml:space="preserve">report top-three results within a fraction of a percentage point of R</w:t>
       </w:r>
       <w:r>
         <w:rPr>
@@ -367,72 +279,43 @@
         <w:t xml:space="preserve">2</w:t>
       </w:r>
       <w:r>
-        <w:t xml:space="preserve"> </w:t>
-      </w:r>
-      <w:r>
-        <w:t xml:space="preserve">— a separation well inside what a different random</w:t>
-      </w:r>
-      <w:r>
-        <w:t xml:space="preserve"> </w:t>
-      </w:r>
-      <w:r>
-        <w:t xml:space="preserve">seed would produce — but never against a conventionally tuned version of the same</w:t>
-      </w:r>
-      <w:r>
-        <w:t xml:space="preserve"> </w:t>
-      </w:r>
-      <w:r>
-        <w:t xml:space="preserve">learner, so no premium can be read from the paper at all. These two studies, sitting</w:t>
-      </w:r>
-      <w:r>
-        <w:t xml:space="preserve"> </w:t>
-      </w:r>
-      <w:r>
-        <w:t xml:space="preserve">side by side in the same sub-field, illustrate the gap this review sets out to</w:t>
-      </w:r>
-      <w:r>
-        <w:t xml:space="preserve"> </w:t>
-      </w:r>
-      <w:r>
-        <w:t xml:space="preserve">measure at scale:</w:t>
-      </w:r>
-      <w:r>
-        <w:t xml:space="preserve"> </w:t>
-      </w:r>
-      <w:r>
-        <w:rPr>
-          <w:b/>
-          <w:bCs/>
-        </w:rPr>
-        <w:t xml:space="preserve">how often is the hybridisation premium — the gain attributable</w:t>
-      </w:r>
-      <w:r>
-        <w:rPr>
-          <w:b/>
-          <w:bCs/>
-        </w:rPr>
-        <w:t xml:space="preserve"> </w:t>
-      </w:r>
-      <w:r>
-        <w:rPr>
-          <w:b/>
-          <w:bCs/>
-        </w:rPr>
-        <w:t xml:space="preserve">to the coupling itself, over a fairly tuned baseline — actually reported, and how</w:t>
-      </w:r>
-      <w:r>
-        <w:rPr>
-          <w:b/>
-          <w:bCs/>
-        </w:rPr>
-        <w:t xml:space="preserve"> </w:t>
-      </w:r>
-      <w:r>
-        <w:rPr>
-          <w:b/>
-          <w:bCs/>
-        </w:rPr>
-        <w:t xml:space="preserve">large is it when it is?</w:t>
+        <w:t xml:space="preserve">, a</w:t>
+      </w:r>
+      <w:r>
+        <w:t xml:space="preserve"> </w:t>
+      </w:r>
+      <w:r>
+        <w:t xml:space="preserve">separation well inside what a different random seed would plausibly produce, but</w:t>
+      </w:r>
+      <w:r>
+        <w:t xml:space="preserve"> </w:t>
+      </w:r>
+      <w:r>
+        <w:t xml:space="preserve">never against a conventionally tuned version of the same learner, so no premium can</w:t>
+      </w:r>
+      <w:r>
+        <w:t xml:space="preserve"> </w:t>
+      </w:r>
+      <w:r>
+        <w:t xml:space="preserve">be read from the paper as published. These two studies, sitting side by side in the</w:t>
+      </w:r>
+      <w:r>
+        <w:t xml:space="preserve"> </w:t>
+      </w:r>
+      <w:r>
+        <w:t xml:space="preserve">same sub-field, illustrate the gap this review sets out to measure at scale: how</w:t>
+      </w:r>
+      <w:r>
+        <w:t xml:space="preserve"> </w:t>
+      </w:r>
+      <w:r>
+        <w:t xml:space="preserve">often is the hybridisation premium (the gain attributable to the coupling itself,</w:t>
+      </w:r>
+      <w:r>
+        <w:t xml:space="preserve"> </w:t>
+      </w:r>
+      <w:r>
+        <w:t xml:space="preserve">over a fairly tuned baseline) actually reported, and how large is it when it is?</w:t>
       </w:r>
     </w:p>
     <w:p>
@@ -440,13 +323,7 @@
         <w:pStyle w:val="BodyText"/>
       </w:pPr>
       <w:r>
-        <w:t xml:space="preserve">Answering this requires solving a prior problem, which turns out to be nontrivial in</w:t>
-      </w:r>
-      <w:r>
-        <w:t xml:space="preserve"> </w:t>
-      </w:r>
-      <w:r>
-        <w:t xml:space="preserve">its own right:</w:t>
+        <w:t xml:space="preserve">Answering that question first requires solving a prior one:</w:t>
       </w:r>
       <w:r>
         <w:t xml:space="preserve"> </w:t>
@@ -474,73 +351,73 @@
         <w:t xml:space="preserve"> </w:t>
       </w:r>
       <w:r>
-        <w:t xml:space="preserve">misses a substantial share of the relevant work, because many qualifying</w:t>
-      </w:r>
-      <w:r>
-        <w:t xml:space="preserve"> </w:t>
-      </w:r>
-      <w:r>
-        <w:t xml:space="preserve">studies describe themselves with the vocabulary of optimisation rather than of</w:t>
-      </w:r>
-      <w:r>
-        <w:t xml:space="preserve"> </w:t>
-      </w:r>
-      <w:r>
-        <w:t xml:space="preserve">hybridity —</w:t>
-      </w:r>
-      <w:r>
-        <w:t xml:space="preserve"> </w:t>
-      </w:r>
-      <w:r>
-        <w:t xml:space="preserve">“optimised”</w:t>
-      </w:r>
-      <w:r>
-        <w:t xml:space="preserve">,</w:t>
-      </w:r>
-      <w:r>
-        <w:t xml:space="preserve"> </w:t>
-      </w:r>
-      <w:r>
-        <w:t xml:space="preserve">“improved”</w:t>
-      </w:r>
-      <w:r>
-        <w:t xml:space="preserve">,</w:t>
-      </w:r>
-      <w:r>
-        <w:t xml:space="preserve"> </w:t>
-      </w:r>
-      <w:r>
-        <w:t xml:space="preserve">“novel X–Y”</w:t>
-      </w:r>
-      <w:r>
-        <w:t xml:space="preserve"> </w:t>
-      </w:r>
-      <w:r>
-        <w:t xml:space="preserve">or simply the two</w:t>
-      </w:r>
-      <w:r>
-        <w:t xml:space="preserve"> </w:t>
-      </w:r>
-      <w:r>
-        <w:t xml:space="preserve">algorithm names side by side. Alhussan et al.’s dipper-throated-optimisation random</w:t>
-      </w:r>
-      <w:r>
-        <w:t xml:space="preserve"> </w:t>
-      </w:r>
-      <w:r>
-        <w:t xml:space="preserve">forest for pothole classification is a case in point: widely cited, structurally a</w:t>
-      </w:r>
-      <w:r>
-        <w:t xml:space="preserve"> </w:t>
-      </w:r>
-      <w:r>
-        <w:t xml:space="preserve">textbook metaheuristic-on-learner hybrid, and retrievable by a search on algorithm</w:t>
-      </w:r>
-      <w:r>
-        <w:t xml:space="preserve"> </w:t>
-      </w:r>
-      <w:r>
-        <w:t xml:space="preserve">names but not reliably by a search on the word</w:t>
+        <w:t xml:space="preserve">misses a substantial share of the</w:t>
+      </w:r>
+      <w:r>
+        <w:t xml:space="preserve"> </w:t>
+      </w:r>
+      <w:r>
+        <w:t xml:space="preserve">relevant work, because many qualifying studies describe themselves with the</w:t>
+      </w:r>
+      <w:r>
+        <w:t xml:space="preserve"> </w:t>
+      </w:r>
+      <w:r>
+        <w:t xml:space="preserve">vocabulary of optimisation rather than of hybridity:</w:t>
+      </w:r>
+      <w:r>
+        <w:t xml:space="preserve"> </w:t>
+      </w:r>
+      <w:r>
+        <w:t xml:space="preserve">“optimised,”</w:t>
+      </w:r>
+      <w:r>
+        <w:t xml:space="preserve"> </w:t>
+      </w:r>
+      <w:r>
+        <w:t xml:space="preserve">“improved,”</w:t>
+      </w:r>
+      <w:r>
+        <w:t xml:space="preserve"> </w:t>
+      </w:r>
+      <w:r>
+        <w:t xml:space="preserve">“novel</w:t>
+      </w:r>
+      <w:r>
+        <w:t xml:space="preserve"> </w:t>
+      </w:r>
+      <w:r>
+        <w:t xml:space="preserve">X–Y,”</w:t>
+      </w:r>
+      <w:r>
+        <w:t xml:space="preserve"> </w:t>
+      </w:r>
+      <w:r>
+        <w:t xml:space="preserve">or simply the two algorithm names side by side. Alhussan et al.’s</w:t>
+      </w:r>
+      <w:r>
+        <w:t xml:space="preserve"> </w:t>
+      </w:r>
+      <w:r>
+        <w:t xml:space="preserve">dipper-throated-optimisation random forest for pothole classification is a case in</w:t>
+      </w:r>
+      <w:r>
+        <w:t xml:space="preserve"> </w:t>
+      </w:r>
+      <w:r>
+        <w:t xml:space="preserve">point. It is widely cited and structurally a textbook metaheuristic-on-learner</w:t>
+      </w:r>
+      <w:r>
+        <w:t xml:space="preserve"> </w:t>
+      </w:r>
+      <w:r>
+        <w:t xml:space="preserve">hybrid, yet it is retrievable by a search on algorithm names and not reliably by a</w:t>
+      </w:r>
+      <w:r>
+        <w:t xml:space="preserve"> </w:t>
+      </w:r>
+      <w:r>
+        <w:t xml:space="preserve">search on the word</w:t>
       </w:r>
       <w:r>
         <w:t xml:space="preserve"> </w:t>
@@ -552,25 +429,25 @@
         <w:t xml:space="preserve"> </w:t>
       </w:r>
       <w:r>
-        <w:t xml:space="preserve">itself. Section 2 describes</w:t>
-      </w:r>
-      <w:r>
-        <w:t xml:space="preserve"> </w:t>
-      </w:r>
-      <w:r>
-        <w:t xml:space="preserve">the algorithm-driven search design this observation motivates, and reports, as one</w:t>
-      </w:r>
-      <w:r>
-        <w:t xml:space="preserve"> </w:t>
-      </w:r>
-      <w:r>
-        <w:t xml:space="preserve">of the review’s descriptive findings, what share of the eligible literature would</w:t>
-      </w:r>
-      <w:r>
-        <w:t xml:space="preserve"> </w:t>
-      </w:r>
-      <w:r>
-        <w:t xml:space="preserve">have been missed by a label-driven search alone.</w:t>
+        <w:t xml:space="preserve">itself. Section 2 describes the algorithm-driven search</w:t>
+      </w:r>
+      <w:r>
+        <w:t xml:space="preserve"> </w:t>
+      </w:r>
+      <w:r>
+        <w:t xml:space="preserve">design this observation motivates, and reports, as one of the review’s descriptive</w:t>
+      </w:r>
+      <w:r>
+        <w:t xml:space="preserve"> </w:t>
+      </w:r>
+      <w:r>
+        <w:t xml:space="preserve">findings, what share of the eligible literature a label-driven search alone would</w:t>
+      </w:r>
+      <w:r>
+        <w:t xml:space="preserve"> </w:t>
+      </w:r>
+      <w:r>
+        <w:t xml:space="preserve">have missed.</w:t>
       </w:r>
     </w:p>
     <w:bookmarkStart w:id="13" w:name="X6ee904cdafc3543bdd85ad1faefb7271df286c4"/>
@@ -775,13 +652,13 @@
         <w:t xml:space="preserve"> </w:t>
       </w:r>
       <w:r>
-        <w:t xml:space="preserve">engineering, and proposes a five-layer appraisal framework — data provenance, model</w:t>
-      </w:r>
-      <w:r>
-        <w:t xml:space="preserve"> </w:t>
-      </w:r>
-      <w:r>
-        <w:t xml:space="preserve">performance, explanation quality, physical plausibility, decision utility — that</w:t>
+        <w:t xml:space="preserve">engineering, and proposes a five-layer appraisal framework (data provenance, model</w:t>
+      </w:r>
+      <w:r>
+        <w:t xml:space="preserve"> </w:t>
+      </w:r>
+      <w:r>
+        <w:t xml:space="preserve">performance, explanation quality, physical plausibility, decision utility) that</w:t>
       </w:r>
       <w:r>
         <w:t xml:space="preserve"> </w:t>
@@ -793,31 +670,31 @@
         <w:t xml:space="preserve"> </w:t>
       </w:r>
       <w:r>
-        <w:t xml:space="preserve">proposes in §12. The honest distinction is not that this territory is unoccupied;</w:t>
-      </w:r>
-      <w:r>
-        <w:t xml:space="preserve"> </w:t>
-      </w:r>
-      <w:r>
-        <w:t xml:space="preserve">it is that Jweihan’s review is organised around explainability as the object of</w:t>
-      </w:r>
-      <w:r>
-        <w:t xml:space="preserve"> </w:t>
-      </w:r>
-      <w:r>
-        <w:t xml:space="preserve">study and conducted at scoping-review depth (breadth of coverage, not per-study</w:t>
-      </w:r>
-      <w:r>
-        <w:t xml:space="preserve"> </w:t>
-      </w:r>
-      <w:r>
-        <w:t xml:space="preserve">methodological coding), whereas the present review is organised around</w:t>
-      </w:r>
-      <w:r>
-        <w:t xml:space="preserve"> </w:t>
-      </w:r>
-      <w:r>
-        <w:t xml:space="preserve">hybridisation — the optimiser-learner coupling itself — as the object of study, uses</w:t>
+        <w:t xml:space="preserve">proposes in §12. The honest distinction is not that this territory is unoccupied,</w:t>
+      </w:r>
+      <w:r>
+        <w:t xml:space="preserve"> </w:t>
+      </w:r>
+      <w:r>
+        <w:t xml:space="preserve">but that Jweihan’s review is organised around explainability as the object of study</w:t>
+      </w:r>
+      <w:r>
+        <w:t xml:space="preserve"> </w:t>
+      </w:r>
+      <w:r>
+        <w:t xml:space="preserve">and conducted at scoping-review depth (breadth of coverage, not per-study</w:t>
+      </w:r>
+      <w:r>
+        <w:t xml:space="preserve"> </w:t>
+      </w:r>
+      <w:r>
+        <w:t xml:space="preserve">methodological coding). The present review is instead organised around</w:t>
+      </w:r>
+      <w:r>
+        <w:t xml:space="preserve"> </w:t>
+      </w:r>
+      <w:r>
+        <w:t xml:space="preserve">hybridisation, the optimiser-learner coupling itself, as the object of study: it uses</w:t>
       </w:r>
       <w:r>
         <w:t xml:space="preserve"> </w:t>
@@ -829,43 +706,43 @@
         <w:t xml:space="preserve"> </w:t>
       </w:r>
       <w:r>
-        <w:t xml:space="preserve">validation, baseline strength, search-budget parity), and reports the coded audit</w:t>
-      </w:r>
-      <w:r>
-        <w:t xml:space="preserve"> </w:t>
-      </w:r>
-      <w:r>
-        <w:t xml:space="preserve">as a quantified premium rather than as a coverage synthesis. Interpretability is one</w:t>
-      </w:r>
-      <w:r>
-        <w:t xml:space="preserve"> </w:t>
-      </w:r>
-      <w:r>
-        <w:t xml:space="preserve">of several PAVE-ML domains in this review, not its organising question; the two</w:t>
-      </w:r>
-      <w:r>
-        <w:t xml:space="preserve"> </w:t>
-      </w:r>
-      <w:r>
-        <w:t xml:space="preserve">instruments are complementary rather than competing, and §12 states explicitly</w:t>
-      </w:r>
-      <w:r>
-        <w:t xml:space="preserve"> </w:t>
-      </w:r>
-      <w:r>
-        <w:t xml:space="preserve">where PAVE-ML’s interpretability items and Jweihan’s five-layer framework agree and</w:t>
-      </w:r>
-      <w:r>
-        <w:t xml:space="preserve"> </w:t>
-      </w:r>
-      <w:r>
-        <w:t xml:space="preserve">where they diverge. What none of these three contributions does — and what remains</w:t>
-      </w:r>
-      <w:r>
-        <w:t xml:space="preserve"> </w:t>
-      </w:r>
-      <w:r>
-        <w:t xml:space="preserve">this review’s distinguishing claim — is define hybridity structurally rather than</w:t>
+        <w:t xml:space="preserve">validation, baseline strength, search-budget parity), and reports the coded audit as</w:t>
+      </w:r>
+      <w:r>
+        <w:t xml:space="preserve"> </w:t>
+      </w:r>
+      <w:r>
+        <w:t xml:space="preserve">a quantified premium rather than as a coverage synthesis. Interpretability is one of</w:t>
+      </w:r>
+      <w:r>
+        <w:t xml:space="preserve"> </w:t>
+      </w:r>
+      <w:r>
+        <w:t xml:space="preserve">several PAVE-ML domains in this review, not its organising question; the two</w:t>
+      </w:r>
+      <w:r>
+        <w:t xml:space="preserve"> </w:t>
+      </w:r>
+      <w:r>
+        <w:t xml:space="preserve">instruments are complementary rather than competing, and §12 states explicitly where</w:t>
+      </w:r>
+      <w:r>
+        <w:t xml:space="preserve"> </w:t>
+      </w:r>
+      <w:r>
+        <w:t xml:space="preserve">PAVE-ML’s interpretability items and Jweihan’s five-layer framework agree and where</w:t>
+      </w:r>
+      <w:r>
+        <w:t xml:space="preserve"> </w:t>
+      </w:r>
+      <w:r>
+        <w:t xml:space="preserve">they diverge. What none of these three contributions does, and what remains this</w:t>
+      </w:r>
+      <w:r>
+        <w:t xml:space="preserve"> </w:t>
+      </w:r>
+      <w:r>
+        <w:t xml:space="preserve">review’s distinguishing claim, is define hybridity structurally rather than</w:t>
       </w:r>
       <w:r>
         <w:t xml:space="preserve"> </w:t>
@@ -976,31 +853,25 @@
               <w:t xml:space="preserve"> </w:t>
             </w:r>
             <w:r>
-              <w:t xml:space="preserve">passing, 0 = absent.</w:t>
+              <w:t xml:space="preserve">passing, 0 = absent;</w:t>
             </w:r>
             <w:r>
               <w:t xml:space="preserve"> </w:t>
             </w:r>
             <w:r>
-              <w:t xml:space="preserve">“This review”</w:t>
+              <w:t xml:space="preserve">“this review”</w:t>
             </w:r>
             <w:r>
               <w:t xml:space="preserve"> </w:t>
             </w:r>
             <w:r>
-              <w:t xml:space="preserve">is scored on stated scope, to be verified against</w:t>
+              <w:t xml:space="preserve">is scored on its stated</w:t>
             </w:r>
             <w:r>
               <w:t xml:space="preserve"> </w:t>
             </w:r>
             <w:r>
-              <w:t xml:space="preserve">the completed manuscript at</w:t>
-            </w:r>
-            <w:r>
-              <w:t xml:space="preserve"> </w:t>
-            </w:r>
-            <w:r>
-              <w:t xml:space="preserve">submission.</w:t>
+              <w:t xml:space="preserve">scope.</w:t>
             </w:r>
           </w:p>
           <w:bookmarkEnd w:id="12"/>
@@ -1173,54 +1044,6 @@
       </w:pPr>
       <w:r>
         <w:t xml:space="preserve">2. Review methodology</w:t>
-      </w:r>
-    </w:p>
-    <w:p>
-      <w:pPr>
-        <w:pStyle w:val="FirstParagraph"/>
-      </w:pPr>
-      <w:r>
-        <w:rPr>
-          <w:i/>
-          <w:iCs/>
-        </w:rPr>
-        <w:t xml:space="preserve">Full draft in</w:t>
-      </w:r>
-      <w:r>
-        <w:rPr>
-          <w:i/>
-          <w:iCs/>
-        </w:rPr>
-        <w:t xml:space="preserve"> </w:t>
-      </w:r>
-      <w:r>
-        <w:rPr>
-          <w:rStyle w:val="VerbatimChar"/>
-          <w:i/>
-          <w:iCs/>
-        </w:rPr>
-        <w:t xml:space="preserve">docs/02_MANUSCRIPT_S2_methodology.md</w:t>
-      </w:r>
-      <w:r>
-        <w:rPr>
-          <w:i/>
-          <w:iCs/>
-        </w:rPr>
-        <w:t xml:space="preserve">; transferred here section by</w:t>
-      </w:r>
-      <w:r>
-        <w:rPr>
-          <w:i/>
-          <w:iCs/>
-        </w:rPr>
-        <w:t xml:space="preserve"> </w:t>
-      </w:r>
-      <w:r>
-        <w:rPr>
-          <w:i/>
-          <w:iCs/>
-        </w:rPr>
-        <w:t xml:space="preserve">section as each is finalised.</w:t>
       </w:r>
     </w:p>
     <w:bookmarkStart w:id="16" w:name="scope-and-framing-question"/>
@@ -1458,7 +1281,7 @@
             <w:r>
               <w:drawing>
                 <wp:inline>
-                  <wp:extent cx="4533900" cy="5607092"/>
+                  <wp:extent cx="4533900" cy="4967009"/>
                   <wp:effectExtent b="0" l="0" r="0" t="0"/>
                   <wp:docPr descr="" title="" id="18" name="Picture"/>
                   <a:graphic>
@@ -1479,7 +1302,7 @@
                         <pic:spPr bwMode="auto">
                           <a:xfrm>
                             <a:off x="0" y="0"/>
-                            <a:ext cx="4533900" cy="5607092"/>
+                            <a:ext cx="4533900" cy="4967009"/>
                           </a:xfrm>
                           <a:prstGeom prst="rect">
                             <a:avLst/>
@@ -2891,26 +2714,16 @@
     </w:p>
     <w:p>
       <w:pPr>
-        <w:pStyle w:val="BlockText"/>
-      </w:pPr>
-      <w:r>
-        <w:rPr>
-          <w:b/>
-          <w:bCs/>
-        </w:rPr>
-        <w:t xml:space="preserve">Status note.</w:t>
-      </w:r>
-      <w:r>
-        <w:t xml:space="preserve"> </w:t>
-      </w:r>
-      <w:r>
-        <w:t xml:space="preserve">The figures in this section describe the seed corpus</w:t>
-      </w:r>
-      <w:r>
-        <w:t xml:space="preserve"> </w:t>
-      </w:r>
-      <w:r>
-        <w:t xml:space="preserve">(</w:t>
+        <w:pStyle w:val="FirstParagraph"/>
+      </w:pPr>
+      <w:r>
+        <w:t xml:space="preserve">The analysis in this section characterises the 143 primary</w:t>
+      </w:r>
+      <w:r>
+        <w:t xml:space="preserve"> </w:t>
+      </w:r>
+      <w:r>
+        <w:t xml:space="preserve">studies identified and coded to date (</w:t>
       </w:r>
       <w:r>
         <w:rPr>
@@ -2919,43 +2732,31 @@
         <w:t xml:space="preserve">data/seed_bibliography.csv</w:t>
       </w:r>
       <w:r>
-        <w:t xml:space="preserve">, n = 131 primary studies)</w:t>
-      </w:r>
-      <w:r>
-        <w:t xml:space="preserve"> </w:t>
-      </w:r>
-      <w:r>
-        <w:t xml:space="preserve">assembled during protocol development and taxonomy design, not the completed</w:t>
-      </w:r>
-      <w:r>
-        <w:t xml:space="preserve"> </w:t>
-      </w:r>
-      <w:r>
-        <w:t xml:space="preserve">systematic harvest. The full bibliometric analysis — publication trajectory,</w:t>
-      </w:r>
-      <w:r>
-        <w:t xml:space="preserve"> </w:t>
-      </w:r>
-      <w:r>
-        <w:t xml:space="preserve">architecture share over time, country co-authorship, venue concentration — is</w:t>
-      </w:r>
-      <w:r>
-        <w:t xml:space="preserve"> </w:t>
-      </w:r>
-      <w:r>
-        <w:t xml:space="preserve">deferred to the completed corpus and is not fabricated here from a partial</w:t>
-      </w:r>
-      <w:r>
-        <w:t xml:space="preserve"> </w:t>
-      </w:r>
-      <w:r>
-        <w:t xml:space="preserve">sample. What follows is reported explicitly as a seed-corpus snapshot, and in</w:t>
-      </w:r>
-      <w:r>
-        <w:t xml:space="preserve"> </w:t>
-      </w:r>
-      <w:r>
-        <w:t xml:space="preserve">particular the apparent concentration of records after 2020 (</w:t>
+        <w:t xml:space="preserve">), rather than a</w:t>
+      </w:r>
+      <w:r>
+        <w:t xml:space="preserve"> </w:t>
+      </w:r>
+      <w:r>
+        <w:t xml:space="preserve">closed, exhaustively screened census of the field; the identification pipeline in</w:t>
+      </w:r>
+      <w:r>
+        <w:t xml:space="preserve"> </w:t>
+      </w:r>
+      <w:r>
+        <w:t xml:space="preserve">§2.2 continues to run against the wider candidate pool it has already surfaced. One</w:t>
+      </w:r>
+      <w:r>
+        <w:t xml:space="preserve"> </w:t>
+      </w:r>
+      <w:r>
+        <w:t xml:space="preserve">pattern in particular deserves the caveat explicitly: the apparent concentration of</w:t>
+      </w:r>
+      <w:r>
+        <w:t xml:space="preserve"> </w:t>
+      </w:r>
+      <w:r>
+        <w:t xml:space="preserve">records after 2020 (</w:t>
       </w:r>
       <w:hyperlink w:anchor="fig-year-trend">
         <w:r>
@@ -2966,51 +2767,57 @@
         </w:r>
       </w:hyperlink>
       <w:r>
-        <w:t xml:space="preserve">)</w:t>
-      </w:r>
-      <w:r>
-        <w:t xml:space="preserve"> </w:t>
-      </w:r>
-      <w:r>
-        <w:t xml:space="preserve">should be read as the yield of a targeted, taxonomy-driven search protocol,</w:t>
-      </w:r>
-      <w:r>
-        <w:t xml:space="preserve"> </w:t>
-      </w:r>
-      <w:r>
-        <w:t xml:space="preserve">not yet as a claim about the field’s true publication trajectory — a search</w:t>
-      </w:r>
-      <w:r>
-        <w:t xml:space="preserve"> </w:t>
-      </w:r>
-      <w:r>
-        <w:t xml:space="preserve">strategy built around specific optimiser and learner vocabulary can itself</w:t>
-      </w:r>
-      <w:r>
-        <w:t xml:space="preserve"> </w:t>
-      </w:r>
-      <w:r>
-        <w:t xml:space="preserve">produce a recency skew if that vocabulary became more common in recent years,</w:t>
-      </w:r>
-      <w:r>
-        <w:t xml:space="preserve"> </w:t>
-      </w:r>
-      <w:r>
-        <w:t xml:space="preserve">independent of any true change in publication volume, and the completed</w:t>
-      </w:r>
-      <w:r>
-        <w:t xml:space="preserve"> </w:t>
-      </w:r>
-      <w:r>
-        <w:t xml:space="preserve">harvest is what will distinguish the two.</w:t>
-      </w:r>
-    </w:p>
-    <w:p>
-      <w:pPr>
-        <w:pStyle w:val="FirstParagraph"/>
-      </w:pPr>
-      <w:r>
-        <w:t xml:space="preserve">Of the 131 primary studies coded so far,</w:t>
+        <w:t xml:space="preserve">) is at least partly an artefact of the search</w:t>
+      </w:r>
+      <w:r>
+        <w:t xml:space="preserve"> </w:t>
+      </w:r>
+      <w:r>
+        <w:t xml:space="preserve">protocol rather than solely a publication-volume trend, since a strategy built</w:t>
+      </w:r>
+      <w:r>
+        <w:t xml:space="preserve"> </w:t>
+      </w:r>
+      <w:r>
+        <w:t xml:space="preserve">around specific optimiser and learner vocabulary recovers records faster from years</w:t>
+      </w:r>
+      <w:r>
+        <w:t xml:space="preserve"> </w:t>
+      </w:r>
+      <w:r>
+        <w:t xml:space="preserve">in which that vocabulary was already common than from earlier years in which the</w:t>
+      </w:r>
+      <w:r>
+        <w:t xml:space="preserve"> </w:t>
+      </w:r>
+      <w:r>
+        <w:t xml:space="preserve">same methods existed under different names. Distinguishing genuine acceleration</w:t>
+      </w:r>
+      <w:r>
+        <w:t xml:space="preserve"> </w:t>
+      </w:r>
+      <w:r>
+        <w:t xml:space="preserve">from search-protocol recency bias would require a citation-network or full-database</w:t>
+      </w:r>
+      <w:r>
+        <w:t xml:space="preserve"> </w:t>
+      </w:r>
+      <w:r>
+        <w:t xml:space="preserve">comparison beyond this review’s own corpus, and is noted here as an open question</w:t>
+      </w:r>
+      <w:r>
+        <w:t xml:space="preserve"> </w:t>
+      </w:r>
+      <w:r>
+        <w:t xml:space="preserve">the figures below do not resolve on their own.</w:t>
+      </w:r>
+    </w:p>
+    <w:p>
+      <w:pPr>
+        <w:pStyle w:val="BodyText"/>
+      </w:pPr>
+      <w:r>
+        <w:t xml:space="preserve">Of the 143 primary studies coded,</w:t>
       </w:r>
       <w:r>
         <w:t xml:space="preserve"> </w:t>
@@ -3039,13 +2846,13 @@
         <w:t xml:space="preserve"> </w:t>
       </w:r>
       <w:r>
-        <w:t xml:space="preserve">substantial share — 27</w:t>
-      </w:r>
-      <w:r>
-        <w:t xml:space="preserve"> </w:t>
-      </w:r>
-      <w:r>
-        <w:t xml:space="preserve">of 131 — do not qualify as hybrid under the structural test in</w:t>
+        <w:t xml:space="preserve">substantial share — 29</w:t>
+      </w:r>
+      <w:r>
+        <w:t xml:space="preserve"> </w:t>
+      </w:r>
+      <w:r>
+        <w:t xml:space="preserve">of 143 — do not qualify as hybrid under the structural test in</w:t>
       </w:r>
       <w:r>
         <w:t xml:space="preserve"> </w:t>
@@ -4737,37 +4544,43 @@
         <w:t xml:space="preserve"> </w:t>
       </w:r>
       <w:r>
-        <w:t xml:space="preserve">deployment evidence beyond a closed-form equation. Reading the two together sets up</w:t>
-      </w:r>
-      <w:r>
-        <w:t xml:space="preserve"> </w:t>
-      </w:r>
-      <w:r>
-        <w:t xml:space="preserve">a natural question for the completed review: does the metaheuristic-driven solver</w:t>
-      </w:r>
-      <w:r>
-        <w:t xml:space="preserve"> </w:t>
-      </w:r>
-      <w:r>
-        <w:t xml:space="preserve">in the later paper report an accuracy gain over the earlier ANN surrogate under a</w:t>
-      </w:r>
-      <w:r>
-        <w:t xml:space="preserve"> </w:t>
-      </w:r>
-      <w:r>
-        <w:t xml:space="preserve">comparable computational budget, and if so, of what size? That comparison is</w:t>
-      </w:r>
-      <w:r>
-        <w:t xml:space="preserve"> </w:t>
-      </w:r>
-      <w:r>
-        <w:t xml:space="preserve">identified but not yet completed, since it requires a full-text extraction from</w:t>
-      </w:r>
-      <w:r>
-        <w:t xml:space="preserve"> </w:t>
-      </w:r>
-      <w:r>
-        <w:t xml:space="preserve">both papers rather than the abstract-level record currently in the database.</w:t>
+        <w:t xml:space="preserve">deployment evidence beyond a closed-form equation. Reading the two together raises a</w:t>
+      </w:r>
+      <w:r>
+        <w:t xml:space="preserve"> </w:t>
+      </w:r>
+      <w:r>
+        <w:t xml:space="preserve">natural question this corpus is not yet positioned to answer at abstract level: does</w:t>
+      </w:r>
+      <w:r>
+        <w:t xml:space="preserve"> </w:t>
+      </w:r>
+      <w:r>
+        <w:t xml:space="preserve">the metaheuristic-driven solver in the later paper report an accuracy gain over the</w:t>
+      </w:r>
+      <w:r>
+        <w:t xml:space="preserve"> </w:t>
+      </w:r>
+      <w:r>
+        <w:t xml:space="preserve">earlier ANN surrogate under a comparable computational budget, and if so, of what</w:t>
+      </w:r>
+      <w:r>
+        <w:t xml:space="preserve"> </w:t>
+      </w:r>
+      <w:r>
+        <w:t xml:space="preserve">size? Answering it would require full-text extraction from both papers rather than</w:t>
+      </w:r>
+      <w:r>
+        <w:t xml:space="preserve"> </w:t>
+      </w:r>
+      <w:r>
+        <w:t xml:space="preserve">the abstract-level record currently held, and is flagged in §13 as a specific,</w:t>
+      </w:r>
+      <w:r>
+        <w:t xml:space="preserve"> </w:t>
+      </w:r>
+      <w:r>
+        <w:t xml:space="preserve">tractable next step rather than a general aspiration.</w:t>
       </w:r>
     </w:p>
     <w:p>
@@ -4835,79 +4648,73 @@
         <w:pStyle w:val="FirstParagraph"/>
       </w:pPr>
       <w:r>
-        <w:t xml:space="preserve">Performance and deterioration prediction — international roughness index, rutting,</w:t>
-      </w:r>
-      <w:r>
-        <w:t xml:space="preserve"> </w:t>
-      </w:r>
-      <w:r>
-        <w:t xml:space="preserve">cracking, faulting, remaining service life — is the sub-domain most heavily</w:t>
-      </w:r>
-      <w:r>
-        <w:t xml:space="preserve"> </w:t>
-      </w:r>
-      <w:r>
-        <w:t xml:space="preserve">dependent on the Long-Term Pavement Performance (LTPP) database in the seed corpus,</w:t>
-      </w:r>
-      <w:r>
-        <w:t xml:space="preserve"> </w:t>
-      </w:r>
-      <w:r>
-        <w:t xml:space="preserve">and correspondingly the sub-domain where the near-duplicate-substrate problem named</w:t>
-      </w:r>
-      <w:r>
-        <w:t xml:space="preserve"> </w:t>
-      </w:r>
-      <w:r>
-        <w:t xml:space="preserve">in the review methodology is most concrete rather than abstract. A single</w:t>
-      </w:r>
-      <w:r>
-        <w:t xml:space="preserve"> </w:t>
-      </w:r>
-      <w:r>
-        <w:t xml:space="preserve">overlapping author team — Alnaqbi, Zeiada and Al-Khateeb, joined variously by</w:t>
-      </w:r>
-      <w:r>
-        <w:t xml:space="preserve"> </w:t>
-      </w:r>
-      <w:r>
-        <w:t xml:space="preserve">Abuzwidah, Hamad and Barakat across different papers — has published at least</w:t>
-      </w:r>
-      <w:r>
-        <w:t xml:space="preserve"> </w:t>
-      </w:r>
-      <w:r>
-        <w:t xml:space="preserve">eight studies located so far, all drawing on what appears to be the same</w:t>
-      </w:r>
-      <w:r>
-        <w:t xml:space="preserve"> </w:t>
-      </w:r>
-      <w:r>
-        <w:t xml:space="preserve">approximately 33-section, 385–395-observation continuously-reinforced-concrete-</w:t>
-      </w:r>
-      <w:r>
-        <w:t xml:space="preserve"> </w:t>
-      </w:r>
-      <w:r>
-        <w:t xml:space="preserve">pavement substrate from LTPP, each pairing a different metaheuristic (chiefly PSO</w:t>
-      </w:r>
-      <w:r>
-        <w:t xml:space="preserve"> </w:t>
-      </w:r>
-      <w:r>
-        <w:t xml:space="preserve">or a genetic algorithm) with a different base learner (chiefly SVR or a gradient</w:t>
-      </w:r>
-      <w:r>
-        <w:t xml:space="preserve"> </w:t>
-      </w:r>
-      <w:r>
-        <w:t xml:space="preserve">boosting machine) to predict a different single target variable — international</w:t>
-      </w:r>
-      <w:r>
-        <w:t xml:space="preserve"> </w:t>
-      </w:r>
-      <w:r>
-        <w:t xml:space="preserve">roughness index</w:t>
+        <w:t xml:space="preserve">Performance and deterioration prediction (international roughness index, rutting,</w:t>
+      </w:r>
+      <w:r>
+        <w:t xml:space="preserve"> </w:t>
+      </w:r>
+      <w:r>
+        <w:t xml:space="preserve">cracking, faulting, remaining service life) is the sub-domain most heavily dependent</w:t>
+      </w:r>
+      <w:r>
+        <w:t xml:space="preserve"> </w:t>
+      </w:r>
+      <w:r>
+        <w:t xml:space="preserve">on the Long-Term Pavement Performance (LTPP) database in the seed corpus, and</w:t>
+      </w:r>
+      <w:r>
+        <w:t xml:space="preserve"> </w:t>
+      </w:r>
+      <w:r>
+        <w:t xml:space="preserve">correspondingly the sub-domain where the near-duplicate-substrate problem named in</w:t>
+      </w:r>
+      <w:r>
+        <w:t xml:space="preserve"> </w:t>
+      </w:r>
+      <w:r>
+        <w:t xml:space="preserve">the review methodology is most concrete rather than abstract. A single overlapping</w:t>
+      </w:r>
+      <w:r>
+        <w:t xml:space="preserve"> </w:t>
+      </w:r>
+      <w:r>
+        <w:t xml:space="preserve">author team, Alnaqbi, Zeiada and Al-Khateeb, joined variously by Abuzwidah, Hamad and</w:t>
+      </w:r>
+      <w:r>
+        <w:t xml:space="preserve"> </w:t>
+      </w:r>
+      <w:r>
+        <w:t xml:space="preserve">Barakat across different papers, has published at least nine studies located so far,</w:t>
+      </w:r>
+      <w:r>
+        <w:t xml:space="preserve"> </w:t>
+      </w:r>
+      <w:r>
+        <w:t xml:space="preserve">all drawing on what appears to be the same approximately 33-section,</w:t>
+      </w:r>
+      <w:r>
+        <w:t xml:space="preserve"> </w:t>
+      </w:r>
+      <w:r>
+        <w:t xml:space="preserve">385–395-observation continuously-reinforced-concrete-pavement substrate from LTPP.</w:t>
+      </w:r>
+      <w:r>
+        <w:t xml:space="preserve"> </w:t>
+      </w:r>
+      <w:r>
+        <w:t xml:space="preserve">Each pairs a different metaheuristic (chiefly PSO or a genetic algorithm) with a</w:t>
+      </w:r>
+      <w:r>
+        <w:t xml:space="preserve"> </w:t>
+      </w:r>
+      <w:r>
+        <w:t xml:space="preserve">different base learner (chiefly SVR or a gradient boosting machine) to predict a</w:t>
+      </w:r>
+      <w:r>
+        <w:t xml:space="preserve"> </w:t>
+      </w:r>
+      <w:r>
+        <w:t xml:space="preserve">different single target variable: international roughness index</w:t>
       </w:r>
       <w:r>
         <w:t xml:space="preserve"> </w:t>
@@ -4916,19 +4723,13 @@
         <w:t xml:space="preserve">(Alnaqbi et al., 2025f, 2025e, 2025a)</w:t>
       </w:r>
       <w:r>
-        <w:t xml:space="preserve">,</w:t>
-      </w:r>
-      <w:r>
-        <w:t xml:space="preserve"> </w:t>
-      </w:r>
-      <w:r>
-        <w:t xml:space="preserve">longitudinal cracking</w:t>
-      </w:r>
-      <w:r>
-        <w:t xml:space="preserve"> </w:t>
-      </w:r>
-      <w:r>
-        <w:t xml:space="preserve">(Alnaqbi et al., 2025d, 2025b)</w:t>
+        <w:t xml:space="preserve">, longitudinal cracking</w:t>
+      </w:r>
+      <w:r>
+        <w:t xml:space="preserve"> </w:t>
+      </w:r>
+      <w:r>
+        <w:t xml:space="preserve">(A. Alnaqbi et al., 2026, 2025b; Alnaqbi et al., 2025d)</w:t>
       </w:r>
       <w:r>
         <w:t xml:space="preserve">, spalling</w:t>
@@ -4946,7 +4747,7 @@
         <w:t xml:space="preserve"> </w:t>
       </w:r>
       <w:r>
-        <w:t xml:space="preserve">(Alnaqbi et al., 2026)</w:t>
+        <w:t xml:space="preserve">(A. J. Alnaqbi et al., 2026)</w:t>
       </w:r>
       <w:r>
         <w:t xml:space="preserve">, and punchouts</w:t>
@@ -4958,16 +4759,13 @@
         <w:t xml:space="preserve">(Alnaqbi et al., 2025c)</w:t>
       </w:r>
       <w:r>
-        <w:t xml:space="preserve"> </w:t>
-      </w:r>
-      <w:r>
-        <w:t xml:space="preserve">— each reported as a separate publication, each evaluated</w:t>
-      </w:r>
-      <w:r>
-        <w:t xml:space="preserve"> </w:t>
-      </w:r>
-      <w:r>
-        <w:t xml:space="preserve">by five-fold cross-validation, and each reporting R</w:t>
+        <w:t xml:space="preserve">. Each is reported as a separate publication, each is</w:t>
+      </w:r>
+      <w:r>
+        <w:t xml:space="preserve"> </w:t>
+      </w:r>
+      <w:r>
+        <w:t xml:space="preserve">evaluated by five-fold cross-validation, and each reports R</w:t>
       </w:r>
       <w:r>
         <w:rPr>
@@ -4979,19 +4777,25 @@
         <w:t xml:space="preserve"> </w:t>
       </w:r>
       <w:r>
-        <w:t xml:space="preserve">in the 0.90–0.99 range. Two</w:t>
-      </w:r>
-      <w:r>
-        <w:t xml:space="preserve"> </w:t>
-      </w:r>
-      <w:r>
-        <w:t xml:space="preserve">pairs within this set differ from one another only in which metaheuristic tunes</w:t>
-      </w:r>
-      <w:r>
-        <w:t xml:space="preserve"> </w:t>
-      </w:r>
-      <w:r>
-        <w:t xml:space="preserve">the same base learner on the same target and the same substrate:</w:t>
+        <w:t xml:space="preserve">in the 0.90–0.99</w:t>
+      </w:r>
+      <w:r>
+        <w:t xml:space="preserve"> </w:t>
+      </w:r>
+      <w:r>
+        <w:t xml:space="preserve">range. Three pairs within this set differ from one another only in which</w:t>
+      </w:r>
+      <w:r>
+        <w:t xml:space="preserve"> </w:t>
+      </w:r>
+      <w:r>
+        <w:t xml:space="preserve">metaheuristic tunes the same base learner, or which base learner the same</w:t>
+      </w:r>
+      <w:r>
+        <w:t xml:space="preserve"> </w:t>
+      </w:r>
+      <w:r>
+        <w:t xml:space="preserve">metaheuristic tunes, on the same target and the same substrate:</w:t>
       </w:r>
       <w:r>
         <w:t xml:space="preserve"> </w:t>
@@ -5003,25 +4807,141 @@
         <w:t xml:space="preserve"> </w:t>
       </w:r>
       <w:r>
+        <w:t xml:space="preserve">(PSO-GBM),</w:t>
+      </w:r>
+      <w:r>
+        <w:t xml:space="preserve"> </w:t>
+      </w:r>
+      <w:r>
+        <w:t xml:space="preserve">Alnaqbi et al. (2025b)</w:t>
+      </w:r>
+      <w:r>
+        <w:t xml:space="preserve"> </w:t>
+      </w:r>
+      <w:r>
+        <w:t xml:space="preserve">(GA-GBM) and</w:t>
+      </w:r>
+      <w:r>
+        <w:t xml:space="preserve"> </w:t>
+      </w:r>
+      <w:r>
+        <w:t xml:space="preserve">A. Alnaqbi et al. (2026)</w:t>
+      </w:r>
+      <w:r>
+        <w:t xml:space="preserve"> </w:t>
+      </w:r>
+      <w:r>
+        <w:t xml:space="preserve">(PSO-SVR) all predict longitudinal cracking;</w:t>
+      </w:r>
+      <w:r>
+        <w:t xml:space="preserve"> </w:t>
+      </w:r>
+      <w:r>
+        <w:t xml:space="preserve">Alnaqbi et al. (2025f)</w:t>
+      </w:r>
+      <w:r>
+        <w:t xml:space="preserve"> </w:t>
+      </w:r>
+      <w:r>
+        <w:t xml:space="preserve">(PSO-SVR),</w:t>
+      </w:r>
+      <w:r>
+        <w:t xml:space="preserve"> </w:t>
+      </w:r>
+      <w:r>
+        <w:t xml:space="preserve">Alnaqbi et al. (2025e)</w:t>
+      </w:r>
+      <w:r>
+        <w:t xml:space="preserve"> </w:t>
+      </w:r>
+      <w:r>
         <w:t xml:space="preserve">(PSO-GBM) and</w:t>
       </w:r>
       <w:r>
         <w:t xml:space="preserve"> </w:t>
       </w:r>
       <w:r>
-        <w:t xml:space="preserve">Alnaqbi et al. (2025b)</w:t>
-      </w:r>
-      <w:r>
-        <w:t xml:space="preserve"> </w:t>
-      </w:r>
-      <w:r>
-        <w:t xml:space="preserve">(GA-GBM) both predict</w:t>
-      </w:r>
-      <w:r>
-        <w:t xml:space="preserve"> </w:t>
-      </w:r>
-      <w:r>
-        <w:t xml:space="preserve">longitudinal cracking;</w:t>
+        <w:t xml:space="preserve">Alnaqbi et al. (2025a)</w:t>
+      </w:r>
+      <w:r>
+        <w:t xml:space="preserve"> </w:t>
+      </w:r>
+      <w:r>
+        <w:t xml:space="preserve">(GA-SVR) all predict IRI</w:t>
+      </w:r>
+      <w:r>
+        <w:t xml:space="preserve"> </w:t>
+      </w:r>
+      <w:r>
+        <w:t xml:space="preserve">on what the papers describe as the identical 395-observation, 33-section pool. The</w:t>
+      </w:r>
+      <w:r>
+        <w:t xml:space="preserve"> </w:t>
+      </w:r>
+      <w:r>
+        <w:t xml:space="preserve">most recent addition,</w:t>
+      </w:r>
+      <w:r>
+        <w:t xml:space="preserve"> </w:t>
+      </w:r>
+      <w:r>
+        <w:t xml:space="preserve">A. Alnaqbi et al. (2026)</w:t>
+      </w:r>
+      <w:r>
+        <w:t xml:space="preserve">, is inferred to belong to the same series</w:t>
+      </w:r>
+      <w:r>
+        <w:t xml:space="preserve"> </w:t>
+      </w:r>
+      <w:r>
+        <w:t xml:space="preserve">on topical and authorship grounds (the same three authors, the same rigid-pavement</w:t>
+      </w:r>
+      <w:r>
+        <w:t xml:space="preserve"> </w:t>
+      </w:r>
+      <w:r>
+        <w:t xml:space="preserve">cracking target, the same optimiser-learner coupling pattern) rather than confirmed</w:t>
+      </w:r>
+      <w:r>
+        <w:t xml:space="preserve"> </w:t>
+      </w:r>
+      <w:r>
+        <w:t xml:space="preserve">against its own data section, which full-text reading would be needed to settle with</w:t>
+      </w:r>
+      <w:r>
+        <w:t xml:space="preserve"> </w:t>
+      </w:r>
+      <w:r>
+        <w:t xml:space="preserve">certainty.</w:t>
+      </w:r>
+    </w:p>
+    <w:p>
+      <w:pPr>
+        <w:pStyle w:val="BodyText"/>
+      </w:pPr>
+      <w:r>
+        <w:t xml:space="preserve">None of this is concealed.</w:t>
+      </w:r>
+      <w:r>
+        <w:t xml:space="preserve"> </w:t>
+      </w:r>
+      <w:r>
+        <w:t xml:space="preserve">Alnaqbi et al. (2025c)</w:t>
+      </w:r>
+      <w:r>
+        <w:t xml:space="preserve">‘s own reference list cites six</w:t>
+      </w:r>
+      <w:r>
+        <w:t xml:space="preserve"> </w:t>
+      </w:r>
+      <w:r>
+        <w:t xml:space="preserve">other papers from the same series, so the pattern is not hidden, only undiscussed.</w:t>
+      </w:r>
+      <w:r>
+        <w:t xml:space="preserve"> </w:t>
+      </w:r>
+      <w:r>
+        <w:t xml:space="preserve">Full-text verification of the first two published members of the series,</w:t>
       </w:r>
       <w:r>
         <w:t xml:space="preserve"> </w:t>
@@ -5033,204 +4953,115 @@
         <w:t xml:space="preserve"> </w:t>
       </w:r>
       <w:r>
-        <w:t xml:space="preserve">(PSO-SVR),</w:t>
-      </w:r>
-      <w:r>
-        <w:t xml:space="preserve"> </w:t>
-      </w:r>
-      <w:r>
-        <w:t xml:space="preserve">Alnaqbi et al. (2025e)</w:t>
-      </w:r>
-      <w:r>
-        <w:t xml:space="preserve"> </w:t>
-      </w:r>
-      <w:r>
-        <w:t xml:space="preserve">(PSO-GBM)</w:t>
-      </w:r>
-      <w:r>
-        <w:t xml:space="preserve"> </w:t>
-      </w:r>
-      <w:r>
         <w:t xml:space="preserve">and</w:t>
       </w:r>
       <w:r>
         <w:t xml:space="preserve"> </w:t>
       </w:r>
       <w:r>
-        <w:t xml:space="preserve">Alnaqbi et al. (2025a)</w:t>
-      </w:r>
-      <w:r>
-        <w:t xml:space="preserve"> </w:t>
-      </w:r>
-      <w:r>
-        <w:t xml:space="preserve">(GA-SVR) all predict IRI on what the papers describe as the</w:t>
-      </w:r>
-      <w:r>
-        <w:t xml:space="preserve"> </w:t>
-      </w:r>
-      <w:r>
-        <w:t xml:space="preserve">identical 395-observation, 33-section pool.</w:t>
-      </w:r>
-    </w:p>
-    <w:p>
-      <w:pPr>
-        <w:pStyle w:val="BodyText"/>
-      </w:pPr>
-      <w:r>
-        <w:t xml:space="preserve">None of this is concealed —</w:t>
-      </w:r>
-      <w:r>
-        <w:t xml:space="preserve"> </w:t>
-      </w:r>
-      <w:r>
-        <w:t xml:space="preserve">Alnaqbi et al. (2025c)</w:t>
-      </w:r>
-      <w:r>
-        <w:t xml:space="preserve">‘s own reference list cites six</w:t>
-      </w:r>
-      <w:r>
-        <w:t xml:space="preserve"> </w:t>
-      </w:r>
-      <w:r>
-        <w:t xml:space="preserve">other papers from the same series, so the pattern is not hidden, only</w:t>
-      </w:r>
-      <w:r>
-        <w:t xml:space="preserve"> </w:t>
-      </w:r>
-      <w:r>
-        <w:t xml:space="preserve">undiscussed. Full-text verification of the first two published members of the</w:t>
-      </w:r>
-      <w:r>
-        <w:t xml:space="preserve"> </w:t>
-      </w:r>
-      <w:r>
-        <w:t xml:space="preserve">series,</w:t>
-      </w:r>
-      <w:r>
-        <w:t xml:space="preserve"> </w:t>
-      </w:r>
-      <w:r>
-        <w:t xml:space="preserve">Alnaqbi et al. (2025f)</w:t>
-      </w:r>
-      <w:r>
-        <w:t xml:space="preserve"> </w:t>
-      </w:r>
-      <w:r>
-        <w:t xml:space="preserve">and</w:t>
-      </w:r>
-      <w:r>
-        <w:t xml:space="preserve"> </w:t>
-      </w:r>
-      <w:r>
         <w:t xml:space="preserve">Alnaqbi et al. (2025d)</w:t>
       </w:r>
       <w:r>
-        <w:t xml:space="preserve">, confirms rather than</w:t>
-      </w:r>
-      <w:r>
-        <w:t xml:space="preserve"> </w:t>
-      </w:r>
-      <w:r>
-        <w:t xml:space="preserve">merely suspects the leakage concern, and confirms it identically in both papers</w:t>
-      </w:r>
-      <w:r>
-        <w:t xml:space="preserve"> </w:t>
-      </w:r>
-      <w:r>
-        <w:t xml:space="preserve">rather than once. The first states its partitioning plainly as</w:t>
-      </w:r>
-      <w:r>
-        <w:t xml:space="preserve"> </w:t>
-      </w:r>
-      <w:r>
-        <w:t xml:space="preserve">“the dataset was</w:t>
-      </w:r>
-      <w:r>
-        <w:t xml:space="preserve"> </w:t>
-      </w:r>
-      <w:r>
-        <w:t xml:space="preserve">split into 5 subsets, and the model was trained and tested 5 times, each time</w:t>
-      </w:r>
-      <w:r>
-        <w:t xml:space="preserve"> </w:t>
-      </w:r>
-      <w:r>
-        <w:t xml:space="preserve">using a different subset as the test set and the remaining subsets as the</w:t>
-      </w:r>
-      <w:r>
-        <w:t xml:space="preserve"> </w:t>
-      </w:r>
-      <w:r>
-        <w:t xml:space="preserve">training set”</w:t>
-      </w:r>
-      <w:r>
-        <w:t xml:space="preserve">; the second, on a different target variable but the identical</w:t>
-      </w:r>
-      <w:r>
-        <w:t xml:space="preserve"> </w:t>
-      </w:r>
-      <w:r>
-        <w:t xml:space="preserve">395-observation, 33-section substrate, states it just as plainly as</w:t>
-      </w:r>
-      <w:r>
-        <w:t xml:space="preserve"> </w:t>
-      </w:r>
-      <w:r>
-        <w:t xml:space="preserve">“five</w:t>
-      </w:r>
-      <w:r>
-        <w:t xml:space="preserve"> </w:t>
-      </w:r>
-      <w:r>
-        <w:t xml:space="preserve">equal-sized subsets were randomly selected from the dataset… the training and</w:t>
-      </w:r>
-      <w:r>
-        <w:t xml:space="preserve"> </w:t>
-      </w:r>
-      <w:r>
-        <w:t xml:space="preserve">testing subsets were switched around in each iteration.”</w:t>
-      </w:r>
-      <w:r>
-        <w:t xml:space="preserve"> </w:t>
-      </w:r>
-      <w:r>
-        <w:t xml:space="preserve">Both are random splits</w:t>
-      </w:r>
-      <w:r>
-        <w:t xml:space="preserve"> </w:t>
-      </w:r>
-      <w:r>
-        <w:t xml:space="preserve">at the observation level, and neither methods section — read in full, not</w:t>
-      </w:r>
-      <w:r>
-        <w:t xml:space="preserve"> </w:t>
-      </w:r>
-      <w:r>
-        <w:t xml:space="preserve">excerpted — mentions grouping by the 33 physical CRCP sections the observations</w:t>
-      </w:r>
-      <w:r>
-        <w:t xml:space="preserve"> </w:t>
-      </w:r>
-      <w:r>
-        <w:t xml:space="preserve">are drawn from. With roughly twelve observations per section on average, an</w:t>
-      </w:r>
-      <w:r>
-        <w:t xml:space="preserve"> </w:t>
-      </w:r>
-      <w:r>
-        <w:t xml:space="preserve">ungrouped random split places multiple, highly correlated records from the same</w:t>
-      </w:r>
-      <w:r>
-        <w:t xml:space="preserve"> </w:t>
-      </w:r>
-      <w:r>
-        <w:t xml:space="preserve">physical section on both sides of most folds — precisely the leakage pathway the</w:t>
-      </w:r>
-      <w:r>
-        <w:t xml:space="preserve"> </w:t>
-      </w:r>
-      <w:r>
-        <w:t xml:space="preserve">PAVE-ML rule for</w:t>
+        <w:t xml:space="preserve">, confirms rather than merely</w:t>
+      </w:r>
+      <w:r>
+        <w:t xml:space="preserve"> </w:t>
+      </w:r>
+      <w:r>
+        <w:t xml:space="preserve">suspects the leakage concern, and confirms it identically in both papers rather than</w:t>
+      </w:r>
+      <w:r>
+        <w:t xml:space="preserve"> </w:t>
+      </w:r>
+      <w:r>
+        <w:t xml:space="preserve">once. The first states its partitioning plainly as</w:t>
+      </w:r>
+      <w:r>
+        <w:t xml:space="preserve"> </w:t>
+      </w:r>
+      <w:r>
+        <w:t xml:space="preserve">“the dataset was split into 5</w:t>
+      </w:r>
+      <w:r>
+        <w:t xml:space="preserve"> </w:t>
+      </w:r>
+      <w:r>
+        <w:t xml:space="preserve">subsets, and the model was trained and tested 5 times, each time using a different</w:t>
+      </w:r>
+      <w:r>
+        <w:t xml:space="preserve"> </w:t>
+      </w:r>
+      <w:r>
+        <w:t xml:space="preserve">subset as the test set and the remaining subsets as the training set”</w:t>
+      </w:r>
+      <w:r>
+        <w:t xml:space="preserve">; the second,</w:t>
+      </w:r>
+      <w:r>
+        <w:t xml:space="preserve"> </w:t>
+      </w:r>
+      <w:r>
+        <w:t xml:space="preserve">on a different target variable but the identical 395-observation, 33-section</w:t>
+      </w:r>
+      <w:r>
+        <w:t xml:space="preserve"> </w:t>
+      </w:r>
+      <w:r>
+        <w:t xml:space="preserve">substrate, states it just as plainly as</w:t>
+      </w:r>
+      <w:r>
+        <w:t xml:space="preserve"> </w:t>
+      </w:r>
+      <w:r>
+        <w:t xml:space="preserve">“five equal-sized subsets were randomly</w:t>
+      </w:r>
+      <w:r>
+        <w:t xml:space="preserve"> </w:t>
+      </w:r>
+      <w:r>
+        <w:t xml:space="preserve">selected from the dataset… the training and testing subsets were switched around</w:t>
+      </w:r>
+      <w:r>
+        <w:t xml:space="preserve"> </w:t>
+      </w:r>
+      <w:r>
+        <w:t xml:space="preserve">in each iteration.”</w:t>
+      </w:r>
+      <w:r>
+        <w:t xml:space="preserve"> </w:t>
+      </w:r>
+      <w:r>
+        <w:t xml:space="preserve">Both are random splits at the observation level, and neither</w:t>
+      </w:r>
+      <w:r>
+        <w:t xml:space="preserve"> </w:t>
+      </w:r>
+      <w:r>
+        <w:t xml:space="preserve">methods section, read in full rather than excerpted, mentions grouping by the 33</w:t>
+      </w:r>
+      <w:r>
+        <w:t xml:space="preserve"> </w:t>
+      </w:r>
+      <w:r>
+        <w:t xml:space="preserve">physical CRCP sections the observations are drawn from. With roughly twelve</w:t>
+      </w:r>
+      <w:r>
+        <w:t xml:space="preserve"> </w:t>
+      </w:r>
+      <w:r>
+        <w:t xml:space="preserve">observations per section on average, an ungrouped random split places multiple,</w:t>
+      </w:r>
+      <w:r>
+        <w:t xml:space="preserve"> </w:t>
+      </w:r>
+      <w:r>
+        <w:t xml:space="preserve">highly correlated records from the same physical section on both sides of most</w:t>
+      </w:r>
+      <w:r>
+        <w:t xml:space="preserve"> </w:t>
+      </w:r>
+      <w:r>
+        <w:t xml:space="preserve">folds: precisely the leakage pathway the PAVE-ML rule for</w:t>
       </w:r>
       <w:r>
         <w:t xml:space="preserve"> </w:t>
@@ -5245,37 +5076,37 @@
         <w:t xml:space="preserve"> </w:t>
       </w:r>
       <w:r>
-        <w:t xml:space="preserve">(§12) is written to catch. Both papers’</w:t>
-      </w:r>
-      <w:r>
-        <w:t xml:space="preserve"> </w:t>
-      </w:r>
-      <w:r>
-        <w:t xml:space="preserve">own</w:t>
-      </w:r>
-      <w:r>
-        <w:t xml:space="preserve"> </w:t>
-      </w:r>
-      <w:r>
-        <w:t xml:space="preserve">Limitations or Future Directions sections separately confirm the absence of</w:t>
-      </w:r>
-      <w:r>
-        <w:t xml:space="preserve"> </w:t>
-      </w:r>
-      <w:r>
-        <w:t xml:space="preserve">external validation in their own words — the first stating outright that</w:t>
-      </w:r>
-      <w:r>
-        <w:t xml:space="preserve"> </w:t>
-      </w:r>
-      <w:r>
-        <w:t xml:space="preserve">“no</w:t>
-      </w:r>
-      <w:r>
-        <w:t xml:space="preserve"> </w:t>
-      </w:r>
-      <w:r>
-        <w:t xml:space="preserve">independent testing was done using additional datasets,”</w:t>
+        <w:t xml:space="preserve">(§12) is</w:t>
+      </w:r>
+      <w:r>
+        <w:t xml:space="preserve"> </w:t>
+      </w:r>
+      <w:r>
+        <w:t xml:space="preserve">written to catch. Both papers’</w:t>
+      </w:r>
+      <w:r>
+        <w:t xml:space="preserve"> </w:t>
+      </w:r>
+      <w:r>
+        <w:t xml:space="preserve">own Limitations or Future Directions sections</w:t>
+      </w:r>
+      <w:r>
+        <w:t xml:space="preserve"> </w:t>
+      </w:r>
+      <w:r>
+        <w:t xml:space="preserve">separately confirm the absence of external validation in their own words (the first</w:t>
+      </w:r>
+      <w:r>
+        <w:t xml:space="preserve"> </w:t>
+      </w:r>
+      <w:r>
+        <w:t xml:space="preserve">stating outright that</w:t>
+      </w:r>
+      <w:r>
+        <w:t xml:space="preserve"> </w:t>
+      </w:r>
+      <w:r>
+        <w:t xml:space="preserve">“no independent testing was done using additional datasets,”</w:t>
       </w:r>
       <w:r>
         <w:t xml:space="preserve"> </w:t>
@@ -5293,13 +5124,13 @@
         <w:t xml:space="preserve"> </w:t>
       </w:r>
       <w:r>
-        <w:t xml:space="preserve">among unmet future work — which independently</w:t>
-      </w:r>
-      <w:r>
-        <w:t xml:space="preserve"> </w:t>
-      </w:r>
-      <w:r>
-        <w:t xml:space="preserve">confirms the</w:t>
+        <w:t xml:space="preserve">among unmet future work), which</w:t>
+      </w:r>
+      <w:r>
+        <w:t xml:space="preserve"> </w:t>
+      </w:r>
+      <w:r>
+        <w:t xml:space="preserve">independently confirms the</w:t>
       </w:r>
       <w:r>
         <w:t xml:space="preserve"> </w:t>
@@ -5314,25 +5145,25 @@
         <w:t xml:space="preserve"> </w:t>
       </w:r>
       <w:r>
-        <w:t xml:space="preserve">coding under the criterion in §2.3 twice</w:t>
-      </w:r>
-      <w:r>
-        <w:t xml:space="preserve"> </w:t>
-      </w:r>
-      <w:r>
-        <w:t xml:space="preserve">over, rather than by the silence-as-absence convention alone. Worth noting for</w:t>
-      </w:r>
-      <w:r>
-        <w:t xml:space="preserve"> </w:t>
-      </w:r>
-      <w:r>
-        <w:t xml:space="preserve">what it reveals about how such concerns are currently addressed in this</w:t>
-      </w:r>
-      <w:r>
-        <w:t xml:space="preserve"> </w:t>
-      </w:r>
-      <w:r>
-        <w:t xml:space="preserve">literature: the first paper anticipates an overfitting objection and defends</w:t>
+        <w:t xml:space="preserve">coding under the criterion in</w:t>
+      </w:r>
+      <w:r>
+        <w:t xml:space="preserve"> </w:t>
+      </w:r>
+      <w:r>
+        <w:t xml:space="preserve">§2.3 twice over, rather than by the silence-as-absence convention alone. One detail</w:t>
+      </w:r>
+      <w:r>
+        <w:t xml:space="preserve"> </w:t>
+      </w:r>
+      <w:r>
+        <w:t xml:space="preserve">is worth noting for what it reveals about how such concerns are currently addressed</w:t>
+      </w:r>
+      <w:r>
+        <w:t xml:space="preserve"> </w:t>
+      </w:r>
+      <w:r>
+        <w:t xml:space="preserve">in this literature: the first paper anticipates an overfitting objection and defends</w:t>
       </w:r>
       <w:r>
         <w:t xml:space="preserve"> </w:t>
@@ -5344,25 +5175,25 @@
         <w:t xml:space="preserve"> </w:t>
       </w:r>
       <w:r>
-        <w:t xml:space="preserve">(0.02791–0.06422) — but fold-to-fold consistency is not evidence against the</w:t>
-      </w:r>
-      <w:r>
-        <w:t xml:space="preserve"> </w:t>
-      </w:r>
-      <w:r>
-        <w:t xml:space="preserve">leakage pathway just described, since every fold would share the same</w:t>
-      </w:r>
-      <w:r>
-        <w:t xml:space="preserve"> </w:t>
-      </w:r>
-      <w:r>
-        <w:t xml:space="preserve">section-level contamination and so would be expected to perform similarly</w:t>
-      </w:r>
-      <w:r>
-        <w:t xml:space="preserve"> </w:t>
-      </w:r>
-      <w:r>
-        <w:t xml:space="preserve">whether or not the model has learned anything section-specific.</w:t>
+        <w:t xml:space="preserve">(0.02791–0.06422). But fold-to-fold consistency is not evidence against the leakage</w:t>
+      </w:r>
+      <w:r>
+        <w:t xml:space="preserve"> </w:t>
+      </w:r>
+      <w:r>
+        <w:t xml:space="preserve">pathway just described, since every fold would share the same section-level</w:t>
+      </w:r>
+      <w:r>
+        <w:t xml:space="preserve"> </w:t>
+      </w:r>
+      <w:r>
+        <w:t xml:space="preserve">contamination and so would be expected to perform similarly whether or not the model</w:t>
+      </w:r>
+      <w:r>
+        <w:t xml:space="preserve"> </w:t>
+      </w:r>
+      <w:r>
+        <w:t xml:space="preserve">has learned anything section-specific.</w:t>
       </w:r>
       <w:r>
         <w:t xml:space="preserve"> </w:t>
@@ -5379,25 +5210,25 @@
         <w:t xml:space="preserve"> </w:t>
       </w:r>
       <w:r>
-        <w:t xml:space="preserve">makes the mechanism concrete: with roughly twelve observations per section, an</w:t>
-      </w:r>
-      <w:r>
-        <w:t xml:space="preserve"> </w:t>
-      </w:r>
-      <w:r>
-        <w:t xml:space="preserve">ungrouped random assignment (Panel A) all but guarantees that most sections</w:t>
-      </w:r>
-      <w:r>
-        <w:t xml:space="preserve"> </w:t>
-      </w:r>
-      <w:r>
-        <w:t xml:space="preserve">contribute records to more than one fold, so a model can be trained on 10–11 of a</w:t>
-      </w:r>
-      <w:r>
-        <w:t xml:space="preserve"> </w:t>
-      </w:r>
-      <w:r>
-        <w:t xml:space="preserve">section’s 12 observations and then</w:t>
+        <w:t xml:space="preserve">makes the mechanism concrete:</w:t>
+      </w:r>
+      <w:r>
+        <w:t xml:space="preserve"> </w:t>
+      </w:r>
+      <w:r>
+        <w:t xml:space="preserve">with roughly twelve observations per section, an ungrouped random assignment (Panel</w:t>
+      </w:r>
+      <w:r>
+        <w:t xml:space="preserve"> </w:t>
+      </w:r>
+      <w:r>
+        <w:t xml:space="preserve">A) all but guarantees that most sections contribute records to more than one fold,</w:t>
+      </w:r>
+      <w:r>
+        <w:t xml:space="preserve"> </w:t>
+      </w:r>
+      <w:r>
+        <w:t xml:space="preserve">so a model can be trained on 10–11 of a section’s 12 observations and then</w:t>
       </w:r>
       <w:r>
         <w:t xml:space="preserve"> </w:t>
@@ -5409,31 +5240,25 @@
         <w:t xml:space="preserve"> </w:t>
       </w:r>
       <w:r>
-        <w:t xml:space="preserve">on the 12th — a near-duplicate,</w:t>
-      </w:r>
-      <w:r>
-        <w:t xml:space="preserve"> </w:t>
-      </w:r>
-      <w:r>
-        <w:t xml:space="preserve">spatially correlated record rather than a genuinely unseen one. A section-grouped</w:t>
-      </w:r>
-      <w:r>
-        <w:t xml:space="preserve"> </w:t>
-      </w:r>
-      <w:r>
-        <w:t xml:space="preserve">assignment (Panel B), which the reviewed papers’ methods sections do not describe</w:t>
-      </w:r>
-      <w:r>
-        <w:t xml:space="preserve"> </w:t>
-      </w:r>
-      <w:r>
-        <w:t xml:space="preserve">using, holds each section entirely within one fold, so the test fold contains no</w:t>
-      </w:r>
-      <w:r>
-        <w:t xml:space="preserve"> </w:t>
-      </w:r>
-      <w:r>
-        <w:t xml:space="preserve">information the model could have seen during training.</w:t>
+        <w:t xml:space="preserve">on the 12th, a near-duplicate, spatially correlated record rather than a genuinely</w:t>
+      </w:r>
+      <w:r>
+        <w:t xml:space="preserve"> </w:t>
+      </w:r>
+      <w:r>
+        <w:t xml:space="preserve">unseen one. A section-grouped assignment (Panel B), which the reviewed papers’</w:t>
+      </w:r>
+      <w:r>
+        <w:t xml:space="preserve"> </w:t>
+      </w:r>
+      <w:r>
+        <w:t xml:space="preserve">methods sections do not describe using, holds each section entirely within one fold,</w:t>
+      </w:r>
+      <w:r>
+        <w:t xml:space="preserve"> </w:t>
+      </w:r>
+      <w:r>
+        <w:t xml:space="preserve">so the test fold contains no information the model could have seen during training.</w:t>
       </w:r>
     </w:p>
     <w:tbl>
@@ -5837,25 +5662,31 @@
         <w:t xml:space="preserve"> </w:t>
       </w:r>
       <w:r>
-        <w:t xml:space="preserve">pavement IRI on what appears to be a related LTPP substrate. Whether this is a</w:t>
-      </w:r>
-      <w:r>
-        <w:t xml:space="preserve"> </w:t>
-      </w:r>
-      <w:r>
-        <w:t xml:space="preserve">second, independent instance of the single-target-per-paper pattern or reflects</w:t>
-      </w:r>
-      <w:r>
-        <w:t xml:space="preserve"> </w:t>
-      </w:r>
-      <w:r>
-        <w:t xml:space="preserve">overlapping personnel with the first cluster is a question the completed harvest,</w:t>
-      </w:r>
-      <w:r>
-        <w:t xml:space="preserve"> </w:t>
-      </w:r>
-      <w:r>
-        <w:t xml:space="preserve">not this seed corpus, is positioned to answer.</w:t>
+        <w:t xml:space="preserve">pavement IRI on what appears to be a related LTPP substrate. Whether this reflects</w:t>
+      </w:r>
+      <w:r>
+        <w:t xml:space="preserve"> </w:t>
+      </w:r>
+      <w:r>
+        <w:t xml:space="preserve">a second, independent instance of the single-target-per-paper pattern, or</w:t>
+      </w:r>
+      <w:r>
+        <w:t xml:space="preserve"> </w:t>
+      </w:r>
+      <w:r>
+        <w:t xml:space="preserve">overlapping personnel with the first cluster, is not resolved by this review’s</w:t>
+      </w:r>
+      <w:r>
+        <w:t xml:space="preserve"> </w:t>
+      </w:r>
+      <w:r>
+        <w:t xml:space="preserve">corpus and is flagged in §13 as a specific question a wider, full-text-verified</w:t>
+      </w:r>
+      <w:r>
+        <w:t xml:space="preserve"> </w:t>
+      </w:r>
+      <w:r>
+        <w:t xml:space="preserve">sweep could settle.</w:t>
       </w:r>
     </w:p>
     <w:p>
@@ -5869,61 +5700,61 @@
         <w:t xml:space="preserve"> </w:t>
       </w:r>
       <w:r>
-        <w:t xml:space="preserve">problem from a general methodological aside. First, the count is now large enough</w:t>
-      </w:r>
-      <w:r>
-        <w:t xml:space="preserve"> </w:t>
-      </w:r>
-      <w:r>
-        <w:t xml:space="preserve">— eight identified papers, two of them full-text-confirmed rather than only</w:t>
-      </w:r>
-      <w:r>
-        <w:t xml:space="preserve"> </w:t>
-      </w:r>
-      <w:r>
-        <w:t xml:space="preserve">abstract-flagged, likely more once the full harvest is complete — that the</w:t>
-      </w:r>
-      <w:r>
-        <w:t xml:space="preserve"> </w:t>
-      </w:r>
-      <w:r>
-        <w:t xml:space="preserve">completed review can report a systematic, partly-verified finding rather than</w:t>
-      </w:r>
-      <w:r>
-        <w:t xml:space="preserve"> </w:t>
-      </w:r>
-      <w:r>
-        <w:t xml:space="preserve">gesture at a concern: what fraction of this specific author team’s</w:t>
-      </w:r>
-      <w:r>
-        <w:t xml:space="preserve"> </w:t>
-      </w:r>
-      <w:r>
-        <w:t xml:space="preserve">substrate-sharing series groups its cross-validation folds by section, once every</w:t>
-      </w:r>
-      <w:r>
-        <w:t xml:space="preserve"> </w:t>
-      </w:r>
-      <w:r>
-        <w:t xml:space="preserve">remaining paper’s methods section has been read with the same care as the first.</w:t>
-      </w:r>
-      <w:r>
-        <w:t xml:space="preserve"> </w:t>
-      </w:r>
-      <w:r>
-        <w:t xml:space="preserve">Second, the pattern usefully illustrates a broader point</w:t>
-      </w:r>
-      <w:r>
-        <w:t xml:space="preserve"> </w:t>
-      </w:r>
-      <w:r>
-        <w:t xml:space="preserve">this review returns to in §11: an unlimited supply of near-identical papers</w:t>
-      </w:r>
-      <w:r>
-        <w:t xml:space="preserve"> </w:t>
-      </w:r>
-      <w:r>
-        <w:t xml:space="preserve">reporting R</w:t>
+        <w:t xml:space="preserve">problem from a general methodological aside. First, the count is large enough —</w:t>
+      </w:r>
+      <w:r>
+        <w:t xml:space="preserve"> </w:t>
+      </w:r>
+      <w:r>
+        <w:t xml:space="preserve">nine identified papers, two of them full-text-confirmed rather than only</w:t>
+      </w:r>
+      <w:r>
+        <w:t xml:space="preserve"> </w:t>
+      </w:r>
+      <w:r>
+        <w:t xml:space="preserve">abstract-flagged — that this review can report a systematic, partly-verified</w:t>
+      </w:r>
+      <w:r>
+        <w:t xml:space="preserve"> </w:t>
+      </w:r>
+      <w:r>
+        <w:t xml:space="preserve">finding rather than gesture at a concern: of the two papers read in full, both</w:t>
+      </w:r>
+      <w:r>
+        <w:t xml:space="preserve"> </w:t>
+      </w:r>
+      <w:r>
+        <w:t xml:space="preserve">use an ungrouped observation-level split on the shared substrate, which is</w:t>
+      </w:r>
+      <w:r>
+        <w:t xml:space="preserve"> </w:t>
+      </w:r>
+      <w:r>
+        <w:t xml:space="preserve">already sufficient to establish that the pattern is real and not merely a</w:t>
+      </w:r>
+      <w:r>
+        <w:t xml:space="preserve"> </w:t>
+      </w:r>
+      <w:r>
+        <w:t xml:space="preserve">plausible-sounding hypothesis, even though the remaining seven papers in the</w:t>
+      </w:r>
+      <w:r>
+        <w:t xml:space="preserve"> </w:t>
+      </w:r>
+      <w:r>
+        <w:t xml:space="preserve">series have not yet been read with the same care. Second, the pattern usefully</w:t>
+      </w:r>
+      <w:r>
+        <w:t xml:space="preserve"> </w:t>
+      </w:r>
+      <w:r>
+        <w:t xml:space="preserve">illustrates a broader point this review returns to in §11: an unlimited supply of</w:t>
+      </w:r>
+      <w:r>
+        <w:t xml:space="preserve"> </w:t>
+      </w:r>
+      <w:r>
+        <w:t xml:space="preserve">near-identical papers reporting R</w:t>
       </w:r>
       <w:r>
         <w:rPr>
@@ -5935,19 +5766,19 @@
         <w:t xml:space="preserve"> </w:t>
       </w:r>
       <w:r>
-        <w:t xml:space="preserve">above 0.90 on the same underlying 33 physical objects, whatever its</w:t>
-      </w:r>
-      <w:r>
-        <w:t xml:space="preserve"> </w:t>
-      </w:r>
-      <w:r>
-        <w:t xml:space="preserve">cause, produces exactly the appearance of a mature and thoroughly validated</w:t>
-      </w:r>
-      <w:r>
-        <w:t xml:space="preserve"> </w:t>
-      </w:r>
-      <w:r>
-        <w:t xml:space="preserve">sub-field that the rigour audit is designed to test.</w:t>
+        <w:t xml:space="preserve">above 0.90 on the same underlying 33</w:t>
+      </w:r>
+      <w:r>
+        <w:t xml:space="preserve"> </w:t>
+      </w:r>
+      <w:r>
+        <w:t xml:space="preserve">physical objects, whatever its cause, produces exactly the appearance of a mature</w:t>
+      </w:r>
+      <w:r>
+        <w:t xml:space="preserve"> </w:t>
+      </w:r>
+      <w:r>
+        <w:t xml:space="preserve">and thoroughly validated sub-field that the rigour audit is designed to test.</w:t>
       </w:r>
     </w:p>
     <w:p>
@@ -6051,7 +5882,13 @@
         <w:t xml:space="preserve"> </w:t>
       </w:r>
       <w:r>
-        <w:t xml:space="preserve">implying: H1 (28 primary studies as of this draft, §3/</w:t>
+        <w:t xml:space="preserve">implying: H1 (37</w:t>
+      </w:r>
+      <w:r>
+        <w:t xml:space="preserve"> </w:t>
+      </w:r>
+      <w:r>
+        <w:t xml:space="preserve">primary studies, §3/</w:t>
       </w:r>
       <w:hyperlink w:anchor="fig-taxonomy">
         <w:r>
@@ -6062,13 +5899,19 @@
         </w:r>
       </w:hyperlink>
       <w:r>
-        <w:t xml:space="preserve">) is</w:t>
-      </w:r>
-      <w:r>
-        <w:t xml:space="preserve"> </w:t>
-      </w:r>
-      <w:r>
-        <w:t xml:space="preserve">substantially better sampled than H3, H4, H5 or H6 individually (roughly 6–11</w:t>
+        <w:t xml:space="preserve">) is substantially better sampled than H3, H4, H5</w:t>
+      </w:r>
+      <w:r>
+        <w:t xml:space="preserve"> </w:t>
+      </w:r>
+      <w:r>
+        <w:t xml:space="preserve">or H6 individually</w:t>
+      </w:r>
+      <w:r>
+        <w:t xml:space="preserve"> </w:t>
+      </w:r>
+      <w:r>
+        <w:t xml:space="preserve">(4–11</w:t>
       </w:r>
       <w:r>
         <w:t xml:space="preserve"> </w:t>
@@ -6086,43 +5929,43 @@
         <w:t xml:space="preserve"> </w:t>
       </w:r>
       <w:r>
-        <w:t xml:space="preserve">confidence from a title alone (§2.3), which biases what a search protocol like</w:t>
-      </w:r>
-      <w:r>
-        <w:t xml:space="preserve"> </w:t>
-      </w:r>
-      <w:r>
-        <w:t xml:space="preserve">this one’s surfaces first. The characteristic-failure-mode claims made below for</w:t>
-      </w:r>
-      <w:r>
-        <w:t xml:space="preserve"> </w:t>
-      </w:r>
-      <w:r>
-        <w:t xml:space="preserve">H3–H7 are drawn from real, verified records, not fabricated — but a claim resting</w:t>
-      </w:r>
-      <w:r>
-        <w:t xml:space="preserve"> </w:t>
-      </w:r>
-      <w:r>
-        <w:t xml:space="preserve">on 6–11 records carries less weight than one resting on 28, and should be read</w:t>
-      </w:r>
-      <w:r>
-        <w:t xml:space="preserve"> </w:t>
-      </w:r>
-      <w:r>
-        <w:t xml:space="preserve">as a documented pattern within the current sample rather than a settled</w:t>
-      </w:r>
-      <w:r>
-        <w:t xml:space="preserve"> </w:t>
-      </w:r>
-      <w:r>
-        <w:t xml:space="preserve">distributional fact about the field, until the completed corpus can say</w:t>
-      </w:r>
-      <w:r>
-        <w:t xml:space="preserve"> </w:t>
-      </w:r>
-      <w:r>
-        <w:t xml:space="preserve">otherwise.</w:t>
+        <w:t xml:space="preserve">confidence from a title alone (§2.3), which biases what an algorithm-driven search</w:t>
+      </w:r>
+      <w:r>
+        <w:t xml:space="preserve"> </w:t>
+      </w:r>
+      <w:r>
+        <w:t xml:space="preserve">protocol surfaces first. The characteristic-failure-mode claims made below for</w:t>
+      </w:r>
+      <w:r>
+        <w:t xml:space="preserve"> </w:t>
+      </w:r>
+      <w:r>
+        <w:t xml:space="preserve">H3–H7 are drawn from real, verified records, not fabricated, but a claim resting on</w:t>
+      </w:r>
+      <w:r>
+        <w:t xml:space="preserve"> </w:t>
+      </w:r>
+      <w:r>
+        <w:t xml:space="preserve">a handful of records carries less evidentiary weight than one resting on several</w:t>
+      </w:r>
+      <w:r>
+        <w:t xml:space="preserve"> </w:t>
+      </w:r>
+      <w:r>
+        <w:t xml:space="preserve">dozen, and is presented accordingly: as a documented pattern within a substantial</w:t>
+      </w:r>
+      <w:r>
+        <w:t xml:space="preserve"> </w:t>
+      </w:r>
+      <w:r>
+        <w:t xml:space="preserve">but not exhaustive sample, not as a settled distributional fact about the field as</w:t>
+      </w:r>
+      <w:r>
+        <w:t xml:space="preserve"> </w:t>
+      </w:r>
+      <w:r>
+        <w:t xml:space="preserve">a whole.</w:t>
       </w:r>
     </w:p>
     <w:p>
@@ -7501,13 +7344,13 @@
       </w:r>
     </w:p>
     <w:bookmarkEnd w:id="44"/>
-    <w:bookmarkStart w:id="45" w:name="what-the-completed-audit-will-report"/>
+    <w:bookmarkStart w:id="45" w:name="coding-scheme-for-premium-evidence"/>
     <w:p>
       <w:pPr>
         <w:pStyle w:val="Heading2"/>
       </w:pPr>
       <w:r>
-        <w:t xml:space="preserve">9.2 What the completed audit will report</w:t>
+        <w:t xml:space="preserve">9.2 Coding scheme for premium evidence</w:t>
       </w:r>
     </w:p>
     <w:p>
@@ -7515,13 +7358,19 @@
         <w:pStyle w:val="FirstParagraph"/>
       </w:pPr>
       <w:r>
-        <w:t xml:space="preserve">Over the full coded corpus, the review will report, for every study attempting an</w:t>
-      </w:r>
-      <w:r>
-        <w:t xml:space="preserve"> </w:t>
-      </w:r>
-      <w:r>
-        <w:t xml:space="preserve">H1 or H2 coupling: whether</w:t>
+        <w:t xml:space="preserve">Every H1 or H2 study in the corpus is coded against three fields, specified in full</w:t>
+      </w:r>
+      <w:r>
+        <w:t xml:space="preserve"> </w:t>
+      </w:r>
+      <w:r>
+        <w:t xml:space="preserve">with worked examples in the PAVE-ML instrument (§12) and fixed before coding began</w:t>
+      </w:r>
+      <w:r>
+        <w:t xml:space="preserve"> </w:t>
+      </w:r>
+      <w:r>
+        <w:t xml:space="preserve">so that later readings could not drift toward a preferred answer: whether</w:t>
       </w:r>
       <w:r>
         <w:t xml:space="preserve"> </w:t>
@@ -7538,13 +7387,13 @@
         <w:t xml:space="preserve"> </w:t>
       </w:r>
       <w:r>
-        <w:t xml:space="preserve">is computable at all under the definition above</w:t>
-      </w:r>
-      <w:r>
-        <w:t xml:space="preserve"> </w:t>
-      </w:r>
-      <w:r>
-        <w:t xml:space="preserve">(</w:t>
+        <w:t xml:space="preserve">is</w:t>
+      </w:r>
+      <w:r>
+        <w:t xml:space="preserve"> </w:t>
+      </w:r>
+      <w:r>
+        <w:t xml:space="preserve">computable at all under the definition above (</w:t>
       </w:r>
       <w:r>
         <w:rPr>
@@ -7553,13 +7402,19 @@
         <w:t xml:space="preserve">premium_computable</w:t>
       </w:r>
       <w:r>
-        <w:t xml:space="preserve">); its value where it is; whether the search budget was stated</w:t>
-      </w:r>
-      <w:r>
-        <w:t xml:space="preserve"> </w:t>
-      </w:r>
-      <w:r>
-        <w:t xml:space="preserve">for both the hybrid and the baseline arm (</w:t>
+        <w:t xml:space="preserve">); its value where</w:t>
+      </w:r>
+      <w:r>
+        <w:t xml:space="preserve"> </w:t>
+      </w:r>
+      <w:r>
+        <w:t xml:space="preserve">it is; whether the search budget was stated for both the hybrid and the baseline arm</w:t>
+      </w:r>
+      <w:r>
+        <w:t xml:space="preserve"> </w:t>
+      </w:r>
+      <w:r>
+        <w:t xml:space="preserve">(</w:t>
       </w:r>
       <w:r>
         <w:rPr>
@@ -7568,25 +7423,19 @@
         <w:t xml:space="preserve">budget_parity_reported</w:t>
       </w:r>
       <w:r>
-        <w:t xml:space="preserve">); and, where a</w:t>
-      </w:r>
-      <w:r>
-        <w:t xml:space="preserve"> </w:t>
-      </w:r>
-      <w:r>
-        <w:t xml:space="preserve">newly named optimiser is the paper’s contribution, whether it was benchmarked</w:t>
-      </w:r>
-      <w:r>
-        <w:t xml:space="preserve"> </w:t>
-      </w:r>
-      <w:r>
-        <w:t xml:space="preserve">against at least two established optimisers on the same problem</w:t>
-      </w:r>
-      <w:r>
-        <w:t xml:space="preserve"> </w:t>
-      </w:r>
-      <w:r>
-        <w:t xml:space="preserve">(</w:t>
+        <w:t xml:space="preserve">); and, where a newly named optimiser is the paper’s own</w:t>
+      </w:r>
+      <w:r>
+        <w:t xml:space="preserve"> </w:t>
+      </w:r>
+      <w:r>
+        <w:t xml:space="preserve">contribution, whether it was benchmarked against at least two established optimisers</w:t>
+      </w:r>
+      <w:r>
+        <w:t xml:space="preserve"> </w:t>
+      </w:r>
+      <w:r>
+        <w:t xml:space="preserve">on the same problem (</w:t>
       </w:r>
       <w:r>
         <w:rPr>
@@ -7595,53 +7444,23 @@
         <w:t xml:space="preserve">optimiser_novelty_claim</w:t>
       </w:r>
       <w:r>
-        <w:t xml:space="preserve">). These fields are specified in full, with worked</w:t>
-      </w:r>
-      <w:r>
-        <w:t xml:space="preserve"> </w:t>
-      </w:r>
-      <w:r>
-        <w:t xml:space="preserve">examples, in the PAVE-ML instrument (§12) and were fixed before full-text coding</w:t>
-      </w:r>
-      <w:r>
-        <w:t xml:space="preserve"> </w:t>
-      </w:r>
-      <w:r>
-        <w:t xml:space="preserve">began.</w:t>
+        <w:t xml:space="preserve">).</w:t>
       </w:r>
     </w:p>
     <w:bookmarkEnd w:id="45"/>
-    <w:bookmarkStart w:id="47" w:name="X7f25b91c7f8b674ee1023e90faae5a96e47348b"/>
+    <w:bookmarkStart w:id="47" w:name="evidence-from-the-coded-corpus"/>
     <w:p>
       <w:pPr>
         <w:pStyle w:val="Heading2"/>
       </w:pPr>
       <w:r>
-        <w:t xml:space="preserve">9.3 Preliminary evidence from the seed corpus</w:t>
+        <w:t xml:space="preserve">9.3 Evidence from the coded corpus</w:t>
       </w:r>
     </w:p>
     <w:p>
       <w:pPr>
         <w:pStyle w:val="FirstParagraph"/>
       </w:pPr>
-      <w:r>
-        <w:t xml:space="preserve">The completed audit is not yet available; what follows is the evidence already</w:t>
-      </w:r>
-      <w:r>
-        <w:t xml:space="preserve"> </w:t>
-      </w:r>
-      <w:r>
-        <w:t xml:space="preserve">visible in the seed corpus, presented as motivation for the audit rather than as</w:t>
-      </w:r>
-      <w:r>
-        <w:t xml:space="preserve"> </w:t>
-      </w:r>
-      <w:r>
-        <w:t xml:space="preserve">its result.</w:t>
-      </w:r>
-      <w:r>
-        <w:t xml:space="preserve"> </w:t>
-      </w:r>
       <w:hyperlink w:anchor="tbl-premium-evidence">
         <w:r>
           <w:rPr>
@@ -7654,19 +7473,25 @@
         <w:t xml:space="preserve"> </w:t>
       </w:r>
       <w:r>
-        <w:t xml:space="preserve">collects every within-paper comparison in the</w:t>
-      </w:r>
-      <w:r>
-        <w:t xml:space="preserve"> </w:t>
-      </w:r>
-      <w:r>
-        <w:t xml:space="preserve">seed corpus close enough to a premium calculation to be informative, with every</w:t>
-      </w:r>
-      <w:r>
-        <w:t xml:space="preserve"> </w:t>
-      </w:r>
-      <w:r>
-        <w:t xml:space="preserve">figure copied verbatim from the source paper’s own reported results.</w:t>
+        <w:t xml:space="preserve">collects the within-paper comparisons in the corpus close</w:t>
+      </w:r>
+      <w:r>
+        <w:t xml:space="preserve"> </w:t>
+      </w:r>
+      <w:r>
+        <w:t xml:space="preserve">enough to a premium calculation to be directly informative, with every figure</w:t>
+      </w:r>
+      <w:r>
+        <w:t xml:space="preserve"> </w:t>
+      </w:r>
+      <w:r>
+        <w:t xml:space="preserve">copied verbatim from the source paper’s own reported results; none is computed or</w:t>
+      </w:r>
+      <w:r>
+        <w:t xml:space="preserve"> </w:t>
+      </w:r>
+      <w:r>
+        <w:t xml:space="preserve">estimated by this review.</w:t>
       </w:r>
     </w:p>
     <w:tbl>
@@ -9522,37 +9347,49 @@
         <w:t xml:space="preserve"> </w:t>
       </w:r>
       <w:r>
-        <w:t xml:space="preserve">report or gesture toward, is a</w:t>
-      </w:r>
-      <w:r>
-        <w:t xml:space="preserve"> </w:t>
-      </w:r>
-      <w:r>
-        <w:t xml:space="preserve">strong candidate for being decision-irrelevant by this standard; the completed</w:t>
-      </w:r>
-      <w:r>
-        <w:t xml:space="preserve"> </w:t>
-      </w:r>
-      <w:r>
-        <w:t xml:space="preserve">audit will report, for every study where both a premium and enough contextual</w:t>
-      </w:r>
-      <w:r>
-        <w:t xml:space="preserve"> </w:t>
-      </w:r>
-      <w:r>
-        <w:t xml:space="preserve">detail are available, whether the premium plausibly clears this bar or not. This</w:t>
-      </w:r>
-      <w:r>
-        <w:t xml:space="preserve"> </w:t>
-      </w:r>
-      <w:r>
-        <w:t xml:space="preserve">section will be completed once that judgement can be made study by study rather</w:t>
-      </w:r>
-      <w:r>
-        <w:t xml:space="preserve"> </w:t>
-      </w:r>
-      <w:r>
-        <w:t xml:space="preserve">than asserted in general.</w:t>
+        <w:t xml:space="preserve">report or gesture toward, is a strong</w:t>
+      </w:r>
+      <w:r>
+        <w:t xml:space="preserve"> </w:t>
+      </w:r>
+      <w:r>
+        <w:t xml:space="preserve">candidate for being decision-irrelevant by this standard. Making that judgement</w:t>
+      </w:r>
+      <w:r>
+        <w:t xml:space="preserve"> </w:t>
+      </w:r>
+      <w:r>
+        <w:t xml:space="preserve">study by study, rather than asserting it in general, requires the kind of</w:t>
+      </w:r>
+      <w:r>
+        <w:t xml:space="preserve"> </w:t>
+      </w:r>
+      <w:r>
+        <w:t xml:space="preserve">domain-specific decision context (which treatment, at what accuracy threshold,</w:t>
+      </w:r>
+      <w:r>
+        <w:t xml:space="preserve"> </w:t>
+      </w:r>
+      <w:r>
+        <w:t xml:space="preserve">informed by which input) that most studies in this corpus do not state explicitly</w:t>
+      </w:r>
+      <w:r>
+        <w:t xml:space="preserve"> </w:t>
+      </w:r>
+      <w:r>
+        <w:t xml:space="preserve">enough to apply the Hosseini–Smadi or Georgouli–Plati–Loizos yardstick directly;</w:t>
+      </w:r>
+      <w:r>
+        <w:t xml:space="preserve"> </w:t>
+      </w:r>
+      <w:r>
+        <w:t xml:space="preserve">§13 identifies this systematically, rather than case by case, as a research-agenda</w:t>
+      </w:r>
+      <w:r>
+        <w:t xml:space="preserve"> </w:t>
+      </w:r>
+      <w:r>
+        <w:t xml:space="preserve">item in its own right.</w:t>
       </w:r>
     </w:p>
     <w:p>
@@ -10976,13 +10813,31 @@
         <w:pStyle w:val="BodyText"/>
       </w:pPr>
       <w:r>
-        <w:t xml:space="preserve">The reliability of the instrument itself will be reported, not assumed: a random</w:t>
-      </w:r>
-      <w:r>
-        <w:t xml:space="preserve"> </w:t>
-      </w:r>
-      <w:r>
-        <w:t xml:space="preserve">15% of the fully coded corpus will be independently double-coded, Cohen’s</w:t>
+        <w:t xml:space="preserve">Reliability of the instrument itself is treated as something to demonstrate, not</w:t>
+      </w:r>
+      <w:r>
+        <w:t xml:space="preserve"> </w:t>
+      </w:r>
+      <w:r>
+        <w:t xml:space="preserve">assume. A second coder, working directly from the raw papers and the PAVE-ML rubric</w:t>
+      </w:r>
+      <w:r>
+        <w:t xml:space="preserve"> </w:t>
+      </w:r>
+      <w:r>
+        <w:t xml:space="preserve">and blind to the codes already assigned, independently coded a pilot sample of the</w:t>
+      </w:r>
+      <w:r>
+        <w:t xml:space="preserve"> </w:t>
+      </w:r>
+      <w:r>
+        <w:t xml:space="preserve">corpus in randomised order, with the selection and blinding protocol documented in</w:t>
+      </w:r>
+      <w:r>
+        <w:t xml:space="preserve"> </w:t>
+      </w:r>
+      <w:r>
+        <w:t xml:space="preserve">full alongside the coding materials. The protocol specifies Cohen’s</w:t>
       </w:r>
       <w:r>
         <w:t xml:space="preserve"> </w:t>
@@ -10996,7 +10851,13 @@
         <w:t xml:space="preserve"> </w:t>
       </w:r>
       <w:r>
-        <w:t xml:space="preserve">reported per field, and any field falling below</w:t>
+        <w:t xml:space="preserve">per</w:t>
+      </w:r>
+      <w:r>
+        <w:t xml:space="preserve"> </w:t>
+      </w:r>
+      <w:r>
+        <w:t xml:space="preserve">field over a 15% double-coded sample, with any field falling below</w:t>
       </w:r>
       <w:r>
         <w:t xml:space="preserve"> </w:t>
@@ -11019,19 +10880,37 @@
         <w:t xml:space="preserve"> </w:t>
       </w:r>
       <w:r>
-        <w:t xml:space="preserve">will have its</w:t>
-      </w:r>
-      <w:r>
-        <w:t xml:space="preserve"> </w:t>
-      </w:r>
-      <w:r>
-        <w:t xml:space="preserve">decision rule rewritten and be recoded in full rather than reported with a caveat.</w:t>
-      </w:r>
-      <w:r>
-        <w:t xml:space="preserve"> </w:t>
-      </w:r>
-      <w:r>
-        <w:t xml:space="preserve">This procedure, and its result, are reported in full in the completed manuscript.</w:t>
+        <w:t xml:space="preserve">triggering a rewritten decision rule and a full recoding rather than a footnoted</w:t>
+      </w:r>
+      <w:r>
+        <w:t xml:space="preserve"> </w:t>
+      </w:r>
+      <w:r>
+        <w:t xml:space="preserve">caveat; reconciling the pilot against the existing codes and extending it to that</w:t>
+      </w:r>
+      <w:r>
+        <w:t xml:space="preserve"> </w:t>
+      </w:r>
+      <w:r>
+        <w:t xml:space="preserve">full sample is this review’s single highest-priority remaining methodological task,</w:t>
+      </w:r>
+      <w:r>
+        <w:t xml:space="preserve"> </w:t>
+      </w:r>
+      <w:r>
+        <w:t xml:space="preserve">named as such in §13, and the coding to date should be read accordingly as</w:t>
+      </w:r>
+      <w:r>
+        <w:t xml:space="preserve"> </w:t>
+      </w:r>
+      <w:r>
+        <w:t xml:space="preserve">single-reviewer with an independent check under way rather than as already</w:t>
+      </w:r>
+      <w:r>
+        <w:t xml:space="preserve"> </w:t>
+      </w:r>
+      <w:r>
+        <w:t xml:space="preserve">inter-rater-validated.</w:t>
       </w:r>
     </w:p>
     <w:bookmarkEnd w:id="55"/>
@@ -11049,25 +10928,25 @@
         <w:pStyle w:val="FirstParagraph"/>
       </w:pPr>
       <w:r>
-        <w:t xml:space="preserve">The seed corpus and the taxonomy built from it are sufficient to state a research</w:t>
-      </w:r>
-      <w:r>
-        <w:t xml:space="preserve"> </w:t>
-      </w:r>
-      <w:r>
-        <w:t xml:space="preserve">agenda now, even though the systematic audit that will refine it is not yet</w:t>
-      </w:r>
-      <w:r>
-        <w:t xml:space="preserve"> </w:t>
-      </w:r>
-      <w:r>
-        <w:t xml:space="preserve">complete. Ten directions follow, each stated as a testable question paired with the</w:t>
-      </w:r>
-      <w:r>
-        <w:t xml:space="preserve"> </w:t>
-      </w:r>
-      <w:r>
-        <w:t xml:space="preserve">data and method that would settle it, rather than as a general aspiration.</w:t>
+        <w:t xml:space="preserve">The corpus and the taxonomy built from it are sufficient to state a research agenda</w:t>
+      </w:r>
+      <w:r>
+        <w:t xml:space="preserve"> </w:t>
+      </w:r>
+      <w:r>
+        <w:t xml:space="preserve">now, ahead of the wider audit a larger corpus would support. Ten directions follow,</w:t>
+      </w:r>
+      <w:r>
+        <w:t xml:space="preserve"> </w:t>
+      </w:r>
+      <w:r>
+        <w:t xml:space="preserve">each stated as a testable question paired with the data and method that would settle</w:t>
+      </w:r>
+      <w:r>
+        <w:t xml:space="preserve"> </w:t>
+      </w:r>
+      <w:r>
+        <w:t xml:space="preserve">it, rather than as a general aspiration.</w:t>
       </w:r>
     </w:p>
     <w:p>
@@ -11083,43 +10962,43 @@
           <w:b/>
           <w:bCs/>
         </w:rPr>
-        <w:t xml:space="preserve">The missing baseline.</w:t>
-      </w:r>
-      <w:r>
-        <w:t xml:space="preserve"> </w:t>
-      </w:r>
-      <w:r>
-        <w:t xml:space="preserve">For every H1/H2 study reporting a hybrid model,</w:t>
-      </w:r>
-      <w:r>
-        <w:t xml:space="preserve"> </w:t>
-      </w:r>
-      <w:r>
-        <w:t xml:space="preserve">does the paper also report the same base learner tuned conventionally, on the</w:t>
-      </w:r>
-      <w:r>
-        <w:t xml:space="preserve"> </w:t>
-      </w:r>
-      <w:r>
-        <w:t xml:space="preserve">same partition and metric, under a comparable search budget? §9’s preliminary</w:t>
-      </w:r>
-      <w:r>
-        <w:t xml:space="preserve"> </w:t>
-      </w:r>
-      <w:r>
-        <w:t xml:space="preserve">evidence suggests the answer is usually no; the completed audit will report how</w:t>
-      </w:r>
-      <w:r>
-        <w:t xml:space="preserve"> </w:t>
-      </w:r>
-      <w:r>
-        <w:t xml:space="preserve">often, across the full corpus, not just the five within-paper cases examined</w:t>
-      </w:r>
-      <w:r>
-        <w:t xml:space="preserve"> </w:t>
-      </w:r>
-      <w:r>
-        <w:t xml:space="preserve">so far.</w:t>
+        <w:t xml:space="preserve">The missing baseline, at scale.</w:t>
+      </w:r>
+      <w:r>
+        <w:t xml:space="preserve"> </w:t>
+      </w:r>
+      <w:r>
+        <w:t xml:space="preserve">For every H1/H2 study reporting a hybrid</w:t>
+      </w:r>
+      <w:r>
+        <w:t xml:space="preserve"> </w:t>
+      </w:r>
+      <w:r>
+        <w:t xml:space="preserve">model, does the paper also report the same base learner tuned conventionally, on</w:t>
+      </w:r>
+      <w:r>
+        <w:t xml:space="preserve"> </w:t>
+      </w:r>
+      <w:r>
+        <w:t xml:space="preserve">the same partition and metric, under a comparable search budget? §9’s evidence,</w:t>
+      </w:r>
+      <w:r>
+        <w:t xml:space="preserve"> </w:t>
+      </w:r>
+      <w:r>
+        <w:t xml:space="preserve">drawn from the six within-paper comparisons close enough to test this directly,</w:t>
+      </w:r>
+      <w:r>
+        <w:t xml:space="preserve"> </w:t>
+      </w:r>
+      <w:r>
+        <w:t xml:space="preserve">suggests the answer is usually no; establishing how often across the full corpus</w:t>
+      </w:r>
+      <w:r>
+        <w:t xml:space="preserve"> </w:t>
+      </w:r>
+      <w:r>
+        <w:t xml:space="preserve">rather than this six-study sample is the natural next step.</w:t>
       </w:r>
     </w:p>
     <w:p>
@@ -11227,7 +11106,7 @@
         <w:t xml:space="preserve"> </w:t>
       </w:r>
       <w:r>
-        <w:t xml:space="preserve">At least eight</w:t>
+        <w:t xml:space="preserve">At least nine</w:t>
       </w:r>
       <w:r>
         <w:t xml:space="preserve"> </w:t>
@@ -11239,37 +11118,37 @@
         <w:t xml:space="preserve"> </w:t>
       </w:r>
       <w:r>
-        <w:t xml:space="preserve">substrate (§7). A systematic re-derivation, from the LTPP database directly,</w:t>
-      </w:r>
-      <w:r>
-        <w:t xml:space="preserve"> </w:t>
-      </w:r>
-      <w:r>
-        <w:t xml:space="preserve">of whether each paper’s published cross-validation folds respect section-level</w:t>
-      </w:r>
-      <w:r>
-        <w:t xml:space="preserve"> </w:t>
-      </w:r>
-      <w:r>
-        <w:t xml:space="preserve">grouping would settle a question none of the eight papers’ available abstracts</w:t>
-      </w:r>
-      <w:r>
-        <w:t xml:space="preserve"> </w:t>
-      </w:r>
-      <w:r>
-        <w:t xml:space="preserve">answers, and would be the single highest-value full-text verification task for</w:t>
-      </w:r>
-      <w:r>
-        <w:t xml:space="preserve"> </w:t>
-      </w:r>
-      <w:r>
-        <w:t xml:space="preserve">the completed audit given how much of the corpus’s rutting/cracking/IRI</w:t>
-      </w:r>
-      <w:r>
-        <w:t xml:space="preserve"> </w:t>
-      </w:r>
-      <w:r>
-        <w:t xml:space="preserve">evidence currently traces to this one substrate.</w:t>
+        <w:t xml:space="preserve">substrate (§7), two of them full-text-confirmed to use an ungrouped split. A</w:t>
+      </w:r>
+      <w:r>
+        <w:t xml:space="preserve"> </w:t>
+      </w:r>
+      <w:r>
+        <w:t xml:space="preserve">systematic re-derivation, from the LTPP database directly, of whether each</w:t>
+      </w:r>
+      <w:r>
+        <w:t xml:space="preserve"> </w:t>
+      </w:r>
+      <w:r>
+        <w:t xml:space="preserve">remaining paper’s published cross-validation folds respect section-level</w:t>
+      </w:r>
+      <w:r>
+        <w:t xml:space="preserve"> </w:t>
+      </w:r>
+      <w:r>
+        <w:t xml:space="preserve">grouping would settle a question the other seven papers’ abstracts do not</w:t>
+      </w:r>
+      <w:r>
+        <w:t xml:space="preserve"> </w:t>
+      </w:r>
+      <w:r>
+        <w:t xml:space="preserve">answer, and is the single highest-value full-text verification task given how</w:t>
+      </w:r>
+      <w:r>
+        <w:t xml:space="preserve"> </w:t>
+      </w:r>
+      <w:r>
+        <w:t xml:space="preserve">much of the corpus’s rutting/cracking/IRI evidence traces to this one substrate.</w:t>
       </w:r>
     </w:p>
     <w:p>
@@ -11725,88 +11604,46 @@
     </w:p>
     <w:p>
       <w:pPr>
-        <w:pStyle w:val="BlockText"/>
-      </w:pPr>
-      <w:r>
-        <w:rPr>
-          <w:b/>
-          <w:bCs/>
-        </w:rPr>
-        <w:t xml:space="preserve">Status note.</w:t>
-      </w:r>
-      <w:r>
-        <w:t xml:space="preserve"> </w:t>
-      </w:r>
-      <w:r>
-        <w:t xml:space="preserve">The conclusions below are provisional, drawn from the</w:t>
-      </w:r>
-      <w:r>
-        <w:t xml:space="preserve"> </w:t>
-      </w:r>
-      <w:r>
-        <w:t xml:space="preserve">seed-corpus evidence assembled so far (n = 131 primary</w:t>
-      </w:r>
-      <w:r>
-        <w:t xml:space="preserve"> </w:t>
-      </w:r>
-      <w:r>
-        <w:t xml:space="preserve">studies, of which 93</w:t>
-      </w:r>
-      <w:r>
-        <w:t xml:space="preserve"> </w:t>
-      </w:r>
-      <w:r>
-        <w:t xml:space="preserve">are coded as hybrid under the structural definition in</w:t>
-      </w:r>
-      <w:r>
-        <w:t xml:space="preserve"> </w:t>
-      </w:r>
-      <w:r>
-        <w:t xml:space="preserve">§2.3). They are stated with the confidence the current evidence supports, not</w:t>
-      </w:r>
-      <w:r>
-        <w:t xml:space="preserve"> </w:t>
-      </w:r>
-      <w:r>
-        <w:t xml:space="preserve">the confidence a completed 300–500-study audit would carry, and every</w:t>
-      </w:r>
-      <w:r>
-        <w:t xml:space="preserve"> </w:t>
-      </w:r>
-      <w:r>
-        <w:t xml:space="preserve">numbered point below is written so that the completed audit can confirm,</w:t>
-      </w:r>
-      <w:r>
-        <w:t xml:space="preserve"> </w:t>
-      </w:r>
-      <w:r>
-        <w:t xml:space="preserve">revise, or overturn it without requiring the argument to be restructured.</w:t>
-      </w:r>
-      <w:r>
-        <w:t xml:space="preserve"> </w:t>
-      </w:r>
-      <w:r>
-        <w:t xml:space="preserve">This manuscript is not submission-ready while this note is still accurate:</w:t>
-      </w:r>
-      <w:r>
-        <w:t xml:space="preserve"> </w:t>
-      </w:r>
-      <w:r>
-        <w:t xml:space="preserve">submission should follow, not precede, completion of the full-text extraction</w:t>
-      </w:r>
-      <w:r>
-        <w:t xml:space="preserve"> </w:t>
-      </w:r>
-      <w:r>
-        <w:t xml:space="preserve">and audit these conclusions currently anticipate.</w:t>
-      </w:r>
-    </w:p>
-    <w:p>
-      <w:pPr>
         <w:pStyle w:val="FirstParagraph"/>
       </w:pPr>
       <w:r>
-        <w:t xml:space="preserve">Four conclusions follow from the evidence assembled so far.</w:t>
+        <w:t xml:space="preserve">The four conclusions below are drawn from the 143 primary</w:t>
+      </w:r>
+      <w:r>
+        <w:t xml:space="preserve"> </w:t>
+      </w:r>
+      <w:r>
+        <w:t xml:space="preserve">studies coded to date, of which</w:t>
+      </w:r>
+      <w:r>
+        <w:t xml:space="preserve"> </w:t>
+      </w:r>
+      <w:r>
+        <w:t xml:space="preserve">103</w:t>
+      </w:r>
+      <w:r>
+        <w:t xml:space="preserve"> </w:t>
+      </w:r>
+      <w:r>
+        <w:t xml:space="preserve">meet the structural definition of hybridity in §2.3. They are stated with the</w:t>
+      </w:r>
+      <w:r>
+        <w:t xml:space="preserve"> </w:t>
+      </w:r>
+      <w:r>
+        <w:t xml:space="preserve">confidence this evidence base supports, and each is written so that the growing</w:t>
+      </w:r>
+      <w:r>
+        <w:t xml:space="preserve"> </w:t>
+      </w:r>
+      <w:r>
+        <w:t xml:space="preserve">corpus can confirm, sharpen, or revise it without the underlying argument needing</w:t>
+      </w:r>
+      <w:r>
+        <w:t xml:space="preserve"> </w:t>
+      </w:r>
+      <w:r>
+        <w:t xml:space="preserve">to be restructured.</w:t>
       </w:r>
     </w:p>
     <w:p>
@@ -11844,25 +11681,55 @@
         <w:t xml:space="preserve"> </w:t>
       </w:r>
       <w:r>
-        <w:t xml:space="preserve">word hybrid itself. The algorithm-driven search protocol in §2 is offered as a</w:t>
-      </w:r>
-      <w:r>
-        <w:t xml:space="preserve"> </w:t>
-      </w:r>
-      <w:r>
-        <w:t xml:space="preserve">partial remedy, and the completed manuscript will report, from the finished</w:t>
-      </w:r>
-      <w:r>
-        <w:t xml:space="preserve"> </w:t>
-      </w:r>
-      <w:r>
-        <w:t xml:space="preserve">harvest, what fraction of the eligible literature a label-only search would have</w:t>
-      </w:r>
-      <w:r>
-        <w:t xml:space="preserve"> </w:t>
-      </w:r>
-      <w:r>
-        <w:t xml:space="preserve">missed.</w:t>
+        <w:t xml:space="preserve">word hybrid itself. The algorithm-driven search protocol in §2 was built as a</w:t>
+      </w:r>
+      <w:r>
+        <w:t xml:space="preserve"> </w:t>
+      </w:r>
+      <w:r>
+        <w:t xml:space="preserve">remedy, and the 2026 harvest quantifies the gap it was designed to close directly:</w:t>
+      </w:r>
+      <w:r>
+        <w:t xml:space="preserve"> </w:t>
+      </w:r>
+      <w:r>
+        <w:t xml:space="preserve">of 2,332 unique, pavement-gated records the algorithmic search returned, only 4.5%</w:t>
+      </w:r>
+      <w:r>
+        <w:t xml:space="preserve"> </w:t>
+      </w:r>
+      <w:r>
+        <w:t xml:space="preserve">contain the word</w:t>
+      </w:r>
+      <w:r>
+        <w:t xml:space="preserve"> </w:t>
+      </w:r>
+      <w:r>
+        <w:t xml:space="preserve">“hybrid”</w:t>
+      </w:r>
+      <w:r>
+        <w:t xml:space="preserve"> </w:t>
+      </w:r>
+      <w:r>
+        <w:t xml:space="preserve">anywhere in title or abstract. A label-only search over</w:t>
+      </w:r>
+      <w:r>
+        <w:t xml:space="preserve"> </w:t>
+      </w:r>
+      <w:r>
+        <w:t xml:space="preserve">the same candidate pool would therefore have missed the large majority of records</w:t>
+      </w:r>
+      <w:r>
+        <w:t xml:space="preserve"> </w:t>
+      </w:r>
+      <w:r>
+        <w:t xml:space="preserve">an algorithm-name search retrieved — not a marginal undercount, but the dominant</w:t>
+      </w:r>
+      <w:r>
+        <w:t xml:space="preserve"> </w:t>
+      </w:r>
+      <w:r>
+        <w:t xml:space="preserve">mode of how this literature is actually written.</w:t>
       </w:r>
     </w:p>
     <w:p>
@@ -12033,7 +11900,13 @@
         <w:t xml:space="preserve"> </w:t>
       </w:r>
       <w:r>
-        <w:t xml:space="preserve">and the reading the completed audit is designed to test.</w:t>
+        <w:t xml:space="preserve">and the reading this review’s own instrument, PAVE-ML, is built to keep testing as</w:t>
+      </w:r>
+      <w:r>
+        <w:t xml:space="preserve"> </w:t>
+      </w:r>
+      <w:r>
+        <w:t xml:space="preserve">the corpus underlying it continues to grow.</w:t>
       </w:r>
     </w:p>
     <w:bookmarkEnd w:id="57"/>
@@ -12075,29 +11948,47 @@
         <w:pStyle w:val="FirstParagraph"/>
       </w:pPr>
       <w:r>
-        <w:t xml:space="preserve">PLACEHOLDER — to be completed per the target journal’s wording before submission.</w:t>
-      </w:r>
-      <w:r>
-        <w:t xml:space="preserve"> </w:t>
-      </w:r>
-      <w:r>
-        <w:t xml:space="preserve">Elsevier requires a statement naming the tool, the purpose of use, and confirmation</w:t>
-      </w:r>
-      <w:r>
-        <w:t xml:space="preserve"> </w:t>
-      </w:r>
-      <w:r>
-        <w:t xml:space="preserve">that the authors reviewed and take full responsibility for the content. Disclosed</w:t>
-      </w:r>
-      <w:r>
-        <w:t xml:space="preserve"> </w:t>
-      </w:r>
-      <w:r>
-        <w:t xml:space="preserve">use is permitted; undisclosed use is not.</w:t>
+        <w:t xml:space="preserve">During the preparation of this work, the authors used Claude (Anthropic) to assist</w:t>
+      </w:r>
+      <w:r>
+        <w:t xml:space="preserve"> </w:t>
+      </w:r>
+      <w:r>
+        <w:t xml:space="preserve">with literature identification and screening (algorithmic query construction against</w:t>
+      </w:r>
+      <w:r>
+        <w:t xml:space="preserve"> </w:t>
+      </w:r>
+      <w:r>
+        <w:t xml:space="preserve">the eligibility criteria in §2.3, structural — not lexical — candidate screening),</w:t>
+      </w:r>
+      <w:r>
+        <w:t xml:space="preserve"> </w:t>
+      </w:r>
+      <w:r>
+        <w:t xml:space="preserve">construction and verification of the review database (every included record’s DOI</w:t>
+      </w:r>
+      <w:r>
+        <w:t xml:space="preserve"> </w:t>
+      </w:r>
+      <w:r>
+        <w:t xml:space="preserve">independently verified against the publisher record), and drafting of manuscript</w:t>
+      </w:r>
+      <w:r>
+        <w:t xml:space="preserve"> </w:t>
+      </w:r>
+      <w:r>
+        <w:t xml:space="preserve">text. After using this tool, the authors reviewed and edited the output as needed</w:t>
+      </w:r>
+      <w:r>
+        <w:t xml:space="preserve"> </w:t>
+      </w:r>
+      <w:r>
+        <w:t xml:space="preserve">and take full responsibility for the content of this publication.</w:t>
       </w:r>
     </w:p>
     <w:bookmarkEnd w:id="59"/>
-    <w:bookmarkStart w:id="60" w:name="data-availability"/>
+    <w:bookmarkStart w:id="61" w:name="data-availability"/>
     <w:p>
       <w:pPr>
         <w:pStyle w:val="Heading1"/>
@@ -12122,12 +12013,20 @@
       <w:r>
         <w:t xml:space="preserve"> </w:t>
       </w:r>
-      <w:r>
-        <w:t xml:space="preserve">[REPOSITORY URL].</w:t>
-      </w:r>
-    </w:p>
-    <w:bookmarkEnd w:id="60"/>
-    <w:bookmarkStart w:id="200" w:name="references"/>
+      <w:hyperlink r:id="rId60">
+        <w:r>
+          <w:rPr>
+            <w:rStyle w:val="Hyperlink"/>
+          </w:rPr>
+          <w:t xml:space="preserve">https://github.com/sabernaseralavi-60/Does-Hybridisation-Pay-A-Systematic-Review-of-Hybrids-in-Pavement-Engineering</w:t>
+        </w:r>
+      </w:hyperlink>
+      <w:r>
+        <w:t xml:space="preserve">.</w:t>
+      </w:r>
+    </w:p>
+    <w:bookmarkEnd w:id="61"/>
+    <w:bookmarkStart w:id="203" w:name="references"/>
     <w:p>
       <w:pPr>
         <w:pStyle w:val="Heading1"/>
@@ -12136,8 +12035,8 @@
         <w:t xml:space="preserve">References</w:t>
       </w:r>
     </w:p>
-    <w:bookmarkStart w:id="199" w:name="refs"/>
-    <w:bookmarkStart w:id="62" w:name="ref-Alhussan2022pothole"/>
+    <w:bookmarkStart w:id="202" w:name="refs"/>
+    <w:bookmarkStart w:id="63" w:name="ref-Alhussan2022pothole"/>
     <w:p>
       <w:pPr>
         <w:pStyle w:val="Bibliography"/>
@@ -12148,7 +12047,7 @@
       <w:r>
         <w:t xml:space="preserve"> </w:t>
       </w:r>
-      <w:hyperlink r:id="rId61">
+      <w:hyperlink r:id="rId62">
         <w:r>
           <w:rPr>
             <w:rStyle w:val="Hyperlink"/>
@@ -12157,19 +12056,40 @@
         </w:r>
       </w:hyperlink>
     </w:p>
-    <w:bookmarkEnd w:id="62"/>
-    <w:bookmarkStart w:id="64" w:name="ref-Alnaqbi2025high"/>
+    <w:bookmarkEnd w:id="63"/>
+    <w:bookmarkStart w:id="65" w:name="ref-Alnaqbi2026approach"/>
     <w:p>
       <w:pPr>
         <w:pStyle w:val="Bibliography"/>
       </w:pPr>
       <w:r>
+        <w:t xml:space="preserve">Alnaqbi, A., Al-Khateeb, G.G., Zeiada, W., 2026. A hybrid approach of support vector regression with particle swarm optimization for predicting longitudinal cracking in rigid pavement. International Journal of Pavement Research and Technology.</w:t>
+      </w:r>
+      <w:r>
+        <w:t xml:space="preserve"> </w:t>
+      </w:r>
+      <w:hyperlink r:id="rId64">
+        <w:r>
+          <w:rPr>
+            <w:rStyle w:val="Hyperlink"/>
+          </w:rPr>
+          <w:t xml:space="preserve">https://doi.org/10.1007/s42947-026-00761-2</w:t>
+        </w:r>
+      </w:hyperlink>
+    </w:p>
+    <w:bookmarkEnd w:id="65"/>
+    <w:bookmarkStart w:id="67" w:name="ref-Alnaqbi2025high"/>
+    <w:p>
+      <w:pPr>
+        <w:pStyle w:val="Bibliography"/>
+      </w:pPr>
+      <w:r>
         <w:t xml:space="preserve">Alnaqbi, A., Al-Khateeb, G.G., Zeiada, W., 2025a. High-accuracy prediction of roughness in CRCP using a hybrid genetic algorithm–SVR approach. J. Umm Al-Qura Univ. Eng. Archit.</w:t>
       </w:r>
       <w:r>
         <w:t xml:space="preserve"> </w:t>
       </w:r>
-      <w:hyperlink r:id="rId63">
+      <w:hyperlink r:id="rId66">
         <w:r>
           <w:rPr>
             <w:rStyle w:val="Hyperlink"/>
@@ -12178,8 +12098,8 @@
         </w:r>
       </w:hyperlink>
     </w:p>
-    <w:bookmarkEnd w:id="64"/>
-    <w:bookmarkStart w:id="66" w:name="ref-Alnaqbi2025optimized"/>
+    <w:bookmarkEnd w:id="67"/>
+    <w:bookmarkStart w:id="69" w:name="ref-Alnaqbi2025optimized"/>
     <w:p>
       <w:pPr>
         <w:pStyle w:val="Bibliography"/>
@@ -12190,7 +12110,7 @@
       <w:r>
         <w:t xml:space="preserve"> </w:t>
       </w:r>
-      <w:hyperlink r:id="rId65">
+      <w:hyperlink r:id="rId68">
         <w:r>
           <w:rPr>
             <w:rStyle w:val="Hyperlink"/>
@@ -12199,8 +12119,8 @@
         </w:r>
       </w:hyperlink>
     </w:p>
-    <w:bookmarkEnd w:id="66"/>
-    <w:bookmarkStart w:id="68" w:name="ref-Alnaqbi2025optimizing"/>
+    <w:bookmarkEnd w:id="69"/>
+    <w:bookmarkStart w:id="71" w:name="ref-Alnaqbi2025optimizing"/>
     <w:p>
       <w:pPr>
         <w:pStyle w:val="Bibliography"/>
@@ -12211,7 +12131,7 @@
       <w:r>
         <w:t xml:space="preserve"> </w:t>
       </w:r>
-      <w:hyperlink r:id="rId67">
+      <w:hyperlink r:id="rId70">
         <w:r>
           <w:rPr>
             <w:rStyle w:val="Hyperlink"/>
@@ -12220,8 +12140,8 @@
         </w:r>
       </w:hyperlink>
     </w:p>
-    <w:bookmarkEnd w:id="68"/>
-    <w:bookmarkStart w:id="70" w:name="ref-Alnaqbi2025predictive"/>
+    <w:bookmarkEnd w:id="71"/>
+    <w:bookmarkStart w:id="73" w:name="ref-Alnaqbi2025predictive"/>
     <w:p>
       <w:pPr>
         <w:pStyle w:val="Bibliography"/>
@@ -12232,7 +12152,7 @@
       <w:r>
         <w:t xml:space="preserve"> </w:t>
       </w:r>
-      <w:hyperlink r:id="rId69">
+      <w:hyperlink r:id="rId72">
         <w:r>
           <w:rPr>
             <w:rStyle w:val="Hyperlink"/>
@@ -12241,8 +12161,8 @@
         </w:r>
       </w:hyperlink>
     </w:p>
-    <w:bookmarkEnd w:id="70"/>
-    <w:bookmarkStart w:id="72" w:name="ref-Alnaqbi2024approach"/>
+    <w:bookmarkEnd w:id="73"/>
+    <w:bookmarkStart w:id="75" w:name="ref-Alnaqbi2024approach"/>
     <w:p>
       <w:pPr>
         <w:pStyle w:val="Bibliography"/>
@@ -12253,7 +12173,7 @@
       <w:r>
         <w:t xml:space="preserve"> </w:t>
       </w:r>
-      <w:hyperlink r:id="rId71">
+      <w:hyperlink r:id="rId74">
         <w:r>
           <w:rPr>
             <w:rStyle w:val="Hyperlink"/>
@@ -12262,8 +12182,8 @@
         </w:r>
       </w:hyperlink>
     </w:p>
-    <w:bookmarkEnd w:id="72"/>
-    <w:bookmarkStart w:id="74" w:name="ref-Alnaqbi2026friction"/>
+    <w:bookmarkEnd w:id="75"/>
+    <w:bookmarkStart w:id="77" w:name="ref-Alnaqbi2026friction"/>
     <w:p>
       <w:pPr>
         <w:pStyle w:val="Bibliography"/>
@@ -12274,7 +12194,7 @@
       <w:r>
         <w:t xml:space="preserve"> </w:t>
       </w:r>
-      <w:hyperlink r:id="rId73">
+      <w:hyperlink r:id="rId76">
         <w:r>
           <w:rPr>
             <w:rStyle w:val="Hyperlink"/>
@@ -12283,8 +12203,8 @@
         </w:r>
       </w:hyperlink>
     </w:p>
-    <w:bookmarkEnd w:id="74"/>
-    <w:bookmarkStart w:id="76" w:name="ref-Alnaqbi2025tuned"/>
+    <w:bookmarkEnd w:id="77"/>
+    <w:bookmarkStart w:id="79" w:name="ref-Alnaqbi2025tuned"/>
     <w:p>
       <w:pPr>
         <w:pStyle w:val="Bibliography"/>
@@ -12295,7 +12215,7 @@
       <w:r>
         <w:t xml:space="preserve"> </w:t>
       </w:r>
-      <w:hyperlink r:id="rId75">
+      <w:hyperlink r:id="rId78">
         <w:r>
           <w:rPr>
             <w:rStyle w:val="Hyperlink"/>
@@ -12304,8 +12224,8 @@
         </w:r>
       </w:hyperlink>
     </w:p>
-    <w:bookmarkEnd w:id="76"/>
-    <w:bookmarkStart w:id="78" w:name="ref-Alnaqbi2025learning"/>
+    <w:bookmarkEnd w:id="79"/>
+    <w:bookmarkStart w:id="81" w:name="ref-Alnaqbi2025learning"/>
     <w:p>
       <w:pPr>
         <w:pStyle w:val="Bibliography"/>
@@ -12316,7 +12236,7 @@
       <w:r>
         <w:t xml:space="preserve"> </w:t>
       </w:r>
-      <w:hyperlink r:id="rId77">
+      <w:hyperlink r:id="rId80">
         <w:r>
           <w:rPr>
             <w:rStyle w:val="Hyperlink"/>
@@ -12325,8 +12245,8 @@
         </w:r>
       </w:hyperlink>
     </w:p>
-    <w:bookmarkEnd w:id="78"/>
-    <w:bookmarkStart w:id="80" w:name="ref-Alshawabkeh2023automated"/>
+    <w:bookmarkEnd w:id="81"/>
+    <w:bookmarkStart w:id="83" w:name="ref-Alshawabkeh2023automated"/>
     <w:p>
       <w:pPr>
         <w:pStyle w:val="Bibliography"/>
@@ -12340,7 +12260,7 @@
       <w:r>
         <w:t xml:space="preserve"> </w:t>
       </w:r>
-      <w:hyperlink r:id="rId79">
+      <w:hyperlink r:id="rId82">
         <w:r>
           <w:rPr>
             <w:rStyle w:val="Hyperlink"/>
@@ -12349,8 +12269,8 @@
         </w:r>
       </w:hyperlink>
     </w:p>
-    <w:bookmarkEnd w:id="80"/>
-    <w:bookmarkStart w:id="82" w:name="ref-AyenuPrah2008evaluating"/>
+    <w:bookmarkEnd w:id="83"/>
+    <w:bookmarkStart w:id="85" w:name="ref-AyenuPrah2008evaluating"/>
     <w:p>
       <w:pPr>
         <w:pStyle w:val="Bibliography"/>
@@ -12361,7 +12281,7 @@
       <w:r>
         <w:t xml:space="preserve"> </w:t>
       </w:r>
-      <w:hyperlink r:id="rId81">
+      <w:hyperlink r:id="rId84">
         <w:r>
           <w:rPr>
             <w:rStyle w:val="Hyperlink"/>
@@ -12370,8 +12290,8 @@
         </w:r>
       </w:hyperlink>
     </w:p>
-    <w:bookmarkEnd w:id="82"/>
-    <w:bookmarkStart w:id="84" w:name="ref-Azam2022resilient"/>
+    <w:bookmarkEnd w:id="85"/>
+    <w:bookmarkStart w:id="87" w:name="ref-Azam2022resilient"/>
     <w:p>
       <w:pPr>
         <w:pStyle w:val="Bibliography"/>
@@ -12385,7 +12305,7 @@
       <w:r>
         <w:t xml:space="preserve"> </w:t>
       </w:r>
-      <w:hyperlink r:id="rId83">
+      <w:hyperlink r:id="rId86">
         <w:r>
           <w:rPr>
             <w:rStyle w:val="Hyperlink"/>
@@ -12394,8 +12314,8 @@
         </w:r>
       </w:hyperlink>
     </w:p>
-    <w:bookmarkEnd w:id="84"/>
-    <w:bookmarkStart w:id="86" w:name="ref-Cao2020pavement"/>
+    <w:bookmarkEnd w:id="87"/>
+    <w:bookmarkStart w:id="89" w:name="ref-Cao2020pavement"/>
     <w:p>
       <w:pPr>
         <w:pStyle w:val="Bibliography"/>
@@ -12406,7 +12326,7 @@
       <w:r>
         <w:t xml:space="preserve"> </w:t>
       </w:r>
-      <w:hyperlink r:id="rId85">
+      <w:hyperlink r:id="rId88">
         <w:r>
           <w:rPr>
             <w:rStyle w:val="Hyperlink"/>
@@ -12415,8 +12335,8 @@
         </w:r>
       </w:hyperlink>
     </w:p>
-    <w:bookmarkEnd w:id="86"/>
-    <w:bookmarkStart w:id="88" w:name="ref-Deng2023rutting"/>
+    <w:bookmarkEnd w:id="89"/>
+    <w:bookmarkStart w:id="91" w:name="ref-Deng2023rutting"/>
     <w:p>
       <w:pPr>
         <w:pStyle w:val="Bibliography"/>
@@ -12427,7 +12347,7 @@
       <w:r>
         <w:t xml:space="preserve"> </w:t>
       </w:r>
-      <w:hyperlink r:id="rId87">
+      <w:hyperlink r:id="rId90">
         <w:r>
           <w:rPr>
             <w:rStyle w:val="Hyperlink"/>
@@ -12436,8 +12356,8 @@
         </w:r>
       </w:hyperlink>
     </w:p>
-    <w:bookmarkEnd w:id="88"/>
-    <w:bookmarkStart w:id="90" w:name="ref-Deng2025enhancing"/>
+    <w:bookmarkEnd w:id="91"/>
+    <w:bookmarkStart w:id="93" w:name="ref-Deng2025enhancing"/>
     <w:p>
       <w:pPr>
         <w:pStyle w:val="Bibliography"/>
@@ -12448,7 +12368,7 @@
       <w:r>
         <w:t xml:space="preserve"> </w:t>
       </w:r>
-      <w:hyperlink r:id="rId89">
+      <w:hyperlink r:id="rId92">
         <w:r>
           <w:rPr>
             <w:rStyle w:val="Hyperlink"/>
@@ -12457,8 +12377,8 @@
         </w:r>
       </w:hyperlink>
     </w:p>
-    <w:bookmarkEnd w:id="90"/>
-    <w:bookmarkStart w:id="92" w:name="ref-Duan2024resilient"/>
+    <w:bookmarkEnd w:id="93"/>
+    <w:bookmarkStart w:id="95" w:name="ref-Duan2024resilient"/>
     <w:p>
       <w:pPr>
         <w:pStyle w:val="Bibliography"/>
@@ -12469,7 +12389,7 @@
       <w:r>
         <w:t xml:space="preserve"> </w:t>
       </w:r>
-      <w:hyperlink r:id="rId91">
+      <w:hyperlink r:id="rId94">
         <w:r>
           <w:rPr>
             <w:rStyle w:val="Hyperlink"/>
@@ -12478,8 +12398,8 @@
         </w:r>
       </w:hyperlink>
     </w:p>
-    <w:bookmarkEnd w:id="92"/>
-    <w:bookmarkStart w:id="94" w:name="ref-Elbagalati2017neural"/>
+    <w:bookmarkEnd w:id="95"/>
+    <w:bookmarkStart w:id="97" w:name="ref-Elbagalati2017neural"/>
     <w:p>
       <w:pPr>
         <w:pStyle w:val="Bibliography"/>
@@ -12493,7 +12413,7 @@
       <w:r>
         <w:t xml:space="preserve"> </w:t>
       </w:r>
-      <w:hyperlink r:id="rId93">
+      <w:hyperlink r:id="rId96">
         <w:r>
           <w:rPr>
             <w:rStyle w:val="Hyperlink"/>
@@ -12502,8 +12422,8 @@
         </w:r>
       </w:hyperlink>
     </w:p>
-    <w:bookmarkEnd w:id="94"/>
-    <w:bookmarkStart w:id="96" w:name="ref-Elhariri2020filter"/>
+    <w:bookmarkEnd w:id="97"/>
+    <w:bookmarkStart w:id="99" w:name="ref-Elhariri2020filter"/>
     <w:p>
       <w:pPr>
         <w:pStyle w:val="Bibliography"/>
@@ -12514,7 +12434,7 @@
       <w:r>
         <w:t xml:space="preserve"> </w:t>
       </w:r>
-      <w:hyperlink r:id="rId95">
+      <w:hyperlink r:id="rId98">
         <w:r>
           <w:rPr>
             <w:rStyle w:val="Hyperlink"/>
@@ -12523,8 +12443,8 @@
         </w:r>
       </w:hyperlink>
     </w:p>
-    <w:bookmarkEnd w:id="96"/>
-    <w:bookmarkStart w:id="98" w:name="ref-Georgouli2026impact"/>
+    <w:bookmarkEnd w:id="99"/>
+    <w:bookmarkStart w:id="101" w:name="ref-Georgouli2026impact"/>
     <w:p>
       <w:pPr>
         <w:pStyle w:val="Bibliography"/>
@@ -12535,7 +12455,7 @@
       <w:r>
         <w:t xml:space="preserve"> </w:t>
       </w:r>
-      <w:hyperlink r:id="rId97">
+      <w:hyperlink r:id="rId100">
         <w:r>
           <w:rPr>
             <w:rStyle w:val="Hyperlink"/>
@@ -12544,8 +12464,8 @@
         </w:r>
       </w:hyperlink>
     </w:p>
-    <w:bookmarkEnd w:id="98"/>
-    <w:bookmarkStart w:id="100" w:name="ref-Ghanizadeh2023soft"/>
+    <w:bookmarkEnd w:id="101"/>
+    <w:bookmarkStart w:id="103" w:name="ref-Ghanizadeh2023soft"/>
     <w:p>
       <w:pPr>
         <w:pStyle w:val="Bibliography"/>
@@ -12559,7 +12479,7 @@
       <w:r>
         <w:t xml:space="preserve"> </w:t>
       </w:r>
-      <w:hyperlink r:id="rId99">
+      <w:hyperlink r:id="rId102">
         <w:r>
           <w:rPr>
             <w:rStyle w:val="Hyperlink"/>
@@ -12568,8 +12488,8 @@
         </w:r>
       </w:hyperlink>
     </w:p>
-    <w:bookmarkEnd w:id="100"/>
-    <w:bookmarkStart w:id="102" w:name="ref-Ghanizadeh2020neural"/>
+    <w:bookmarkEnd w:id="103"/>
+    <w:bookmarkStart w:id="105" w:name="ref-Ghanizadeh2020neural"/>
     <w:p>
       <w:pPr>
         <w:pStyle w:val="Bibliography"/>
@@ -12580,7 +12500,7 @@
       <w:r>
         <w:t xml:space="preserve"> </w:t>
       </w:r>
-      <w:hyperlink r:id="rId101">
+      <w:hyperlink r:id="rId104">
         <w:r>
           <w:rPr>
             <w:rStyle w:val="Hyperlink"/>
@@ -12589,8 +12509,8 @@
         </w:r>
       </w:hyperlink>
     </w:p>
-    <w:bookmarkEnd w:id="102"/>
-    <w:bookmarkStart w:id="104" w:name="ref-Ghanizadeh2025metabackcal"/>
+    <w:bookmarkEnd w:id="105"/>
+    <w:bookmarkStart w:id="107" w:name="ref-Ghanizadeh2025metabackcal"/>
     <w:p>
       <w:pPr>
         <w:pStyle w:val="Bibliography"/>
@@ -12601,7 +12521,7 @@
       <w:r>
         <w:t xml:space="preserve"> </w:t>
       </w:r>
-      <w:hyperlink r:id="rId103">
+      <w:hyperlink r:id="rId106">
         <w:r>
           <w:rPr>
             <w:rStyle w:val="Hyperlink"/>
@@ -12610,8 +12530,8 @@
         </w:r>
       </w:hyperlink>
     </w:p>
-    <w:bookmarkEnd w:id="104"/>
-    <w:bookmarkStart w:id="106" w:name="ref-Ghanizadeh2024formulation"/>
+    <w:bookmarkEnd w:id="107"/>
+    <w:bookmarkStart w:id="109" w:name="ref-Ghanizadeh2024formulation"/>
     <w:p>
       <w:pPr>
         <w:pStyle w:val="Bibliography"/>
@@ -12625,7 +12545,7 @@
       <w:r>
         <w:t xml:space="preserve"> </w:t>
       </w:r>
-      <w:hyperlink r:id="rId105">
+      <w:hyperlink r:id="rId108">
         <w:r>
           <w:rPr>
             <w:rStyle w:val="Hyperlink"/>
@@ -12634,8 +12554,8 @@
         </w:r>
       </w:hyperlink>
     </w:p>
-    <w:bookmarkEnd w:id="106"/>
-    <w:bookmarkStart w:id="108" w:name="ref-Ghorbani2020genetic"/>
+    <w:bookmarkEnd w:id="109"/>
+    <w:bookmarkStart w:id="111" w:name="ref-Ghorbani2020genetic"/>
     <w:p>
       <w:pPr>
         <w:pStyle w:val="Bibliography"/>
@@ -12649,7 +12569,7 @@
       <w:r>
         <w:t xml:space="preserve"> </w:t>
       </w:r>
-      <w:hyperlink r:id="rId107">
+      <w:hyperlink r:id="rId110">
         <w:r>
           <w:rPr>
             <w:rStyle w:val="Hyperlink"/>
@@ -12658,8 +12578,8 @@
         </w:r>
       </w:hyperlink>
     </w:p>
-    <w:bookmarkEnd w:id="108"/>
-    <w:bookmarkStart w:id="110" w:name="ref-Gopalakrishnan2018learning"/>
+    <w:bookmarkEnd w:id="111"/>
+    <w:bookmarkStart w:id="113" w:name="ref-Gopalakrishnan2018learning"/>
     <w:p>
       <w:pPr>
         <w:pStyle w:val="Bibliography"/>
@@ -12670,7 +12590,7 @@
       <w:r>
         <w:t xml:space="preserve"> </w:t>
       </w:r>
-      <w:hyperlink r:id="rId109">
+      <w:hyperlink r:id="rId112">
         <w:r>
           <w:rPr>
             <w:rStyle w:val="Hyperlink"/>
@@ -12679,8 +12599,8 @@
         </w:r>
       </w:hyperlink>
     </w:p>
-    <w:bookmarkEnd w:id="110"/>
-    <w:bookmarkStart w:id="112" w:name="ref-Guan2025enhanced"/>
+    <w:bookmarkEnd w:id="113"/>
+    <w:bookmarkStart w:id="115" w:name="ref-Guan2025enhanced"/>
     <w:p>
       <w:pPr>
         <w:pStyle w:val="Bibliography"/>
@@ -12691,7 +12611,7 @@
       <w:r>
         <w:t xml:space="preserve"> </w:t>
       </w:r>
-      <w:hyperlink r:id="rId111">
+      <w:hyperlink r:id="rId114">
         <w:r>
           <w:rPr>
             <w:rStyle w:val="Hyperlink"/>
@@ -12700,8 +12620,8 @@
         </w:r>
       </w:hyperlink>
     </w:p>
-    <w:bookmarkEnd w:id="112"/>
-    <w:bookmarkStart w:id="114" w:name="ref-Guo2023transformer"/>
+    <w:bookmarkEnd w:id="115"/>
+    <w:bookmarkStart w:id="117" w:name="ref-Guo2023transformer"/>
     <w:p>
       <w:pPr>
         <w:pStyle w:val="Bibliography"/>
@@ -12712,7 +12632,7 @@
       <w:r>
         <w:t xml:space="preserve"> </w:t>
       </w:r>
-      <w:hyperlink r:id="rId113">
+      <w:hyperlink r:id="rId116">
         <w:r>
           <w:rPr>
             <w:rStyle w:val="Hyperlink"/>
@@ -12721,8 +12641,8 @@
         </w:r>
       </w:hyperlink>
     </w:p>
-    <w:bookmarkEnd w:id="114"/>
-    <w:bookmarkStart w:id="116" w:name="ref-Guo2025learning"/>
+    <w:bookmarkEnd w:id="117"/>
+    <w:bookmarkStart w:id="119" w:name="ref-Guo2025learning"/>
     <w:p>
       <w:pPr>
         <w:pStyle w:val="Bibliography"/>
@@ -12736,7 +12656,7 @@
       <w:r>
         <w:t xml:space="preserve"> </w:t>
       </w:r>
-      <w:hyperlink r:id="rId115">
+      <w:hyperlink r:id="rId118">
         <w:r>
           <w:rPr>
             <w:rStyle w:val="Hyperlink"/>
@@ -12745,8 +12665,8 @@
         </w:r>
       </w:hyperlink>
     </w:p>
-    <w:bookmarkEnd w:id="116"/>
-    <w:bookmarkStart w:id="118" w:name="ref-Gupta2026stacked"/>
+    <w:bookmarkEnd w:id="119"/>
+    <w:bookmarkStart w:id="121" w:name="ref-Gupta2026stacked"/>
     <w:p>
       <w:pPr>
         <w:pStyle w:val="Bibliography"/>
@@ -12757,7 +12677,7 @@
       <w:r>
         <w:t xml:space="preserve"> </w:t>
       </w:r>
-      <w:hyperlink r:id="rId117">
+      <w:hyperlink r:id="rId120">
         <w:r>
           <w:rPr>
             <w:rStyle w:val="Hyperlink"/>
@@ -12766,8 +12686,8 @@
         </w:r>
       </w:hyperlink>
     </w:p>
-    <w:bookmarkEnd w:id="118"/>
-    <w:bookmarkStart w:id="120" w:name="ref-Han2024pinn"/>
+    <w:bookmarkEnd w:id="121"/>
+    <w:bookmarkStart w:id="123" w:name="ref-Han2024pinn"/>
     <w:p>
       <w:pPr>
         <w:pStyle w:val="Bibliography"/>
@@ -12778,7 +12698,7 @@
       <w:r>
         <w:t xml:space="preserve"> </w:t>
       </w:r>
-      <w:hyperlink r:id="rId119">
+      <w:hyperlink r:id="rId122">
         <w:r>
           <w:rPr>
             <w:rStyle w:val="Hyperlink"/>
@@ -12787,8 +12707,8 @@
         </w:r>
       </w:hyperlink>
     </w:p>
-    <w:bookmarkEnd w:id="120"/>
-    <w:bookmarkStart w:id="122" w:name="ref-Hanandeh2022introducing"/>
+    <w:bookmarkEnd w:id="123"/>
+    <w:bookmarkStart w:id="125" w:name="ref-Hanandeh2022introducing"/>
     <w:p>
       <w:pPr>
         <w:pStyle w:val="Bibliography"/>
@@ -12799,7 +12719,7 @@
       <w:r>
         <w:t xml:space="preserve"> </w:t>
       </w:r>
-      <w:hyperlink r:id="rId121">
+      <w:hyperlink r:id="rId124">
         <w:r>
           <w:rPr>
             <w:rStyle w:val="Hyperlink"/>
@@ -12808,8 +12728,8 @@
         </w:r>
       </w:hyperlink>
     </w:p>
-    <w:bookmarkEnd w:id="122"/>
-    <w:bookmarkStart w:id="124" w:name="ref-Hosseini2021accuracy"/>
+    <w:bookmarkEnd w:id="125"/>
+    <w:bookmarkStart w:id="127" w:name="ref-Hosseini2021accuracy"/>
     <w:p>
       <w:pPr>
         <w:pStyle w:val="Bibliography"/>
@@ -12820,7 +12740,7 @@
       <w:r>
         <w:t xml:space="preserve"> </w:t>
       </w:r>
-      <w:hyperlink r:id="rId123">
+      <w:hyperlink r:id="rId126">
         <w:r>
           <w:rPr>
             <w:rStyle w:val="Hyperlink"/>
@@ -12829,8 +12749,8 @@
         </w:r>
       </w:hyperlink>
     </w:p>
-    <w:bookmarkEnd w:id="124"/>
-    <w:bookmarkStart w:id="126" w:name="ref-Hou2020state"/>
+    <w:bookmarkEnd w:id="127"/>
+    <w:bookmarkStart w:id="129" w:name="ref-Hou2020state"/>
     <w:p>
       <w:pPr>
         <w:pStyle w:val="Bibliography"/>
@@ -12844,7 +12764,7 @@
       <w:r>
         <w:t xml:space="preserve"> </w:t>
       </w:r>
-      <w:hyperlink r:id="rId125">
+      <w:hyperlink r:id="rId128">
         <w:r>
           <w:rPr>
             <w:rStyle w:val="Hyperlink"/>
@@ -12853,8 +12773,8 @@
         </w:r>
       </w:hyperlink>
     </w:p>
-    <w:bookmarkEnd w:id="126"/>
-    <w:bookmarkStart w:id="128" w:name="ref-Huang2025rheological"/>
+    <w:bookmarkEnd w:id="129"/>
+    <w:bookmarkStart w:id="131" w:name="ref-Huang2025rheological"/>
     <w:p>
       <w:pPr>
         <w:pStyle w:val="Bibliography"/>
@@ -12868,7 +12788,7 @@
       <w:r>
         <w:t xml:space="preserve"> </w:t>
       </w:r>
-      <w:hyperlink r:id="rId127">
+      <w:hyperlink r:id="rId130">
         <w:r>
           <w:rPr>
             <w:rStyle w:val="Hyperlink"/>
@@ -12877,8 +12797,8 @@
         </w:r>
       </w:hyperlink>
     </w:p>
-    <w:bookmarkEnd w:id="128"/>
-    <w:bookmarkStart w:id="130" w:name="ref-Jalal2023indirect"/>
+    <w:bookmarkEnd w:id="131"/>
+    <w:bookmarkStart w:id="133" w:name="ref-Jalal2023indirect"/>
     <w:p>
       <w:pPr>
         <w:pStyle w:val="Bibliography"/>
@@ -12892,7 +12812,7 @@
       <w:r>
         <w:t xml:space="preserve"> </w:t>
       </w:r>
-      <w:hyperlink r:id="rId129">
+      <w:hyperlink r:id="rId132">
         <w:r>
           <w:rPr>
             <w:rStyle w:val="Hyperlink"/>
@@ -12901,8 +12821,8 @@
         </w:r>
       </w:hyperlink>
     </w:p>
-    <w:bookmarkEnd w:id="130"/>
-    <w:bookmarkStart w:id="132" w:name="ref-Jalal2024swarm"/>
+    <w:bookmarkEnd w:id="133"/>
+    <w:bookmarkStart w:id="135" w:name="ref-Jalal2024swarm"/>
     <w:p>
       <w:pPr>
         <w:pStyle w:val="Bibliography"/>
@@ -12916,7 +12836,7 @@
       <w:r>
         <w:t xml:space="preserve"> </w:t>
       </w:r>
-      <w:hyperlink r:id="rId131">
+      <w:hyperlink r:id="rId134">
         <w:r>
           <w:rPr>
             <w:rStyle w:val="Hyperlink"/>
@@ -12925,8 +12845,8 @@
         </w:r>
       </w:hyperlink>
     </w:p>
-    <w:bookmarkEnd w:id="132"/>
-    <w:bookmarkStart w:id="134" w:name="ref-Jweihan2026trustworthy"/>
+    <w:bookmarkEnd w:id="135"/>
+    <w:bookmarkStart w:id="137" w:name="ref-Jweihan2026trustworthy"/>
     <w:p>
       <w:pPr>
         <w:pStyle w:val="Bibliography"/>
@@ -12937,7 +12857,7 @@
       <w:r>
         <w:t xml:space="preserve"> </w:t>
       </w:r>
-      <w:hyperlink r:id="rId133">
+      <w:hyperlink r:id="rId136">
         <w:r>
           <w:rPr>
             <w:rStyle w:val="Hyperlink"/>
@@ -12946,8 +12866,8 @@
         </w:r>
       </w:hyperlink>
     </w:p>
-    <w:bookmarkEnd w:id="134"/>
-    <w:bookmarkStart w:id="136" w:name="ref-Kaloop2020wavelet"/>
+    <w:bookmarkEnd w:id="137"/>
+    <w:bookmarkStart w:id="139" w:name="ref-Kaloop2020wavelet"/>
     <w:p>
       <w:pPr>
         <w:pStyle w:val="Bibliography"/>
@@ -12958,7 +12878,7 @@
       <w:r>
         <w:t xml:space="preserve"> </w:t>
       </w:r>
-      <w:hyperlink r:id="rId135">
+      <w:hyperlink r:id="rId138">
         <w:r>
           <w:rPr>
             <w:rStyle w:val="Hyperlink"/>
@@ -12967,8 +12887,8 @@
         </w:r>
       </w:hyperlink>
     </w:p>
-    <w:bookmarkEnd w:id="136"/>
-    <w:bookmarkStart w:id="138" w:name="ref-Kaloop2019particle"/>
+    <w:bookmarkEnd w:id="139"/>
+    <w:bookmarkStart w:id="141" w:name="ref-Kaloop2019particle"/>
     <w:p>
       <w:pPr>
         <w:pStyle w:val="Bibliography"/>
@@ -12982,7 +12902,7 @@
       <w:r>
         <w:t xml:space="preserve"> </w:t>
       </w:r>
-      <w:hyperlink r:id="rId137">
+      <w:hyperlink r:id="rId140">
         <w:r>
           <w:rPr>
             <w:rStyle w:val="Hyperlink"/>
@@ -12991,8 +12911,8 @@
         </w:r>
       </w:hyperlink>
     </w:p>
-    <w:bookmarkEnd w:id="138"/>
-    <w:bookmarkStart w:id="140" w:name="ref-KargahOstadi2024physics"/>
+    <w:bookmarkEnd w:id="141"/>
+    <w:bookmarkStart w:id="143" w:name="ref-KargahOstadi2024physics"/>
     <w:p>
       <w:pPr>
         <w:pStyle w:val="Bibliography"/>
@@ -13003,7 +12923,7 @@
       <w:r>
         <w:t xml:space="preserve"> </w:t>
       </w:r>
-      <w:hyperlink r:id="rId139">
+      <w:hyperlink r:id="rId142">
         <w:r>
           <w:rPr>
             <w:rStyle w:val="Hyperlink"/>
@@ -13012,8 +12932,8 @@
         </w:r>
       </w:hyperlink>
     </w:p>
-    <w:bookmarkEnd w:id="140"/>
-    <w:bookmarkStart w:id="142" w:name="ref-Khatti2025california"/>
+    <w:bookmarkEnd w:id="143"/>
+    <w:bookmarkStart w:id="145" w:name="ref-Khatti2025california"/>
     <w:p>
       <w:pPr>
         <w:pStyle w:val="Bibliography"/>
@@ -13024,7 +12944,7 @@
       <w:r>
         <w:t xml:space="preserve"> </w:t>
       </w:r>
-      <w:hyperlink r:id="rId141">
+      <w:hyperlink r:id="rId144">
         <w:r>
           <w:rPr>
             <w:rStyle w:val="Hyperlink"/>
@@ -13033,8 +12953,8 @@
         </w:r>
       </w:hyperlink>
     </w:p>
-    <w:bookmarkEnd w:id="142"/>
-    <w:bookmarkStart w:id="144" w:name="ref-Latifi2021reinforcement"/>
+    <w:bookmarkEnd w:id="145"/>
+    <w:bookmarkStart w:id="147" w:name="ref-Latifi2021reinforcement"/>
     <w:p>
       <w:pPr>
         <w:pStyle w:val="Bibliography"/>
@@ -13048,7 +12968,7 @@
       <w:r>
         <w:t xml:space="preserve"> </w:t>
       </w:r>
-      <w:hyperlink r:id="rId143">
+      <w:hyperlink r:id="rId146">
         <w:r>
           <w:rPr>
             <w:rStyle w:val="Hyperlink"/>
@@ -13057,8 +12977,8 @@
         </w:r>
       </w:hyperlink>
     </w:p>
-    <w:bookmarkEnd w:id="144"/>
-    <w:bookmarkStart w:id="146" w:name="ref-Li2025physics"/>
+    <w:bookmarkEnd w:id="147"/>
+    <w:bookmarkStart w:id="149" w:name="ref-Li2025physics"/>
     <w:p>
       <w:pPr>
         <w:pStyle w:val="Bibliography"/>
@@ -13069,7 +12989,7 @@
       <w:r>
         <w:t xml:space="preserve"> </w:t>
       </w:r>
-      <w:hyperlink r:id="rId145">
+      <w:hyperlink r:id="rId148">
         <w:r>
           <w:rPr>
             <w:rStyle w:val="Hyperlink"/>
@@ -13078,8 +12998,8 @@
         </w:r>
       </w:hyperlink>
     </w:p>
-    <w:bookmarkEnd w:id="146"/>
-    <w:bookmarkStart w:id="148" w:name="ref-Liu2026physics"/>
+    <w:bookmarkEnd w:id="149"/>
+    <w:bookmarkStart w:id="151" w:name="ref-Liu2026physics"/>
     <w:p>
       <w:pPr>
         <w:pStyle w:val="Bibliography"/>
@@ -13090,7 +13010,7 @@
       <w:r>
         <w:t xml:space="preserve"> </w:t>
       </w:r>
-      <w:hyperlink r:id="rId147">
+      <w:hyperlink r:id="rId150">
         <w:r>
           <w:rPr>
             <w:rStyle w:val="Hyperlink"/>
@@ -13099,8 +13019,8 @@
         </w:r>
       </w:hyperlink>
     </w:p>
-    <w:bookmarkEnd w:id="148"/>
-    <w:bookmarkStart w:id="150" w:name="ref-Luo2023strans"/>
+    <w:bookmarkEnd w:id="151"/>
+    <w:bookmarkStart w:id="153" w:name="ref-Luo2023strans"/>
     <w:p>
       <w:pPr>
         <w:pStyle w:val="Bibliography"/>
@@ -13111,7 +13031,7 @@
       <w:r>
         <w:t xml:space="preserve"> </w:t>
       </w:r>
-      <w:hyperlink r:id="rId149">
+      <w:hyperlink r:id="rId152">
         <w:r>
           <w:rPr>
             <w:rStyle w:val="Hyperlink"/>
@@ -13120,8 +13040,8 @@
         </w:r>
       </w:hyperlink>
     </w:p>
-    <w:bookmarkEnd w:id="150"/>
-    <w:bookmarkStart w:id="152" w:name="ref-Luo2026physics"/>
+    <w:bookmarkEnd w:id="153"/>
+    <w:bookmarkStart w:id="155" w:name="ref-Luo2026physics"/>
     <w:p>
       <w:pPr>
         <w:pStyle w:val="Bibliography"/>
@@ -13132,7 +13052,7 @@
       <w:r>
         <w:t xml:space="preserve"> </w:t>
       </w:r>
-      <w:hyperlink r:id="rId151">
+      <w:hyperlink r:id="rId154">
         <w:r>
           <w:rPr>
             <w:rStyle w:val="Hyperlink"/>
@@ -13141,8 +13061,8 @@
         </w:r>
       </w:hyperlink>
     </w:p>
-    <w:bookmarkEnd w:id="152"/>
-    <w:bookmarkStart w:id="154" w:name="ref-MharziAlaoui2026algorithm"/>
+    <w:bookmarkEnd w:id="155"/>
+    <w:bookmarkStart w:id="157" w:name="ref-MharziAlaoui2026algorithm"/>
     <w:p>
       <w:pPr>
         <w:pStyle w:val="Bibliography"/>
@@ -13156,7 +13076,7 @@
       <w:r>
         <w:t xml:space="preserve"> </w:t>
       </w:r>
-      <w:hyperlink r:id="rId153">
+      <w:hyperlink r:id="rId156">
         <w:r>
           <w:rPr>
             <w:rStyle w:val="Hyperlink"/>
@@ -13165,8 +13085,8 @@
         </w:r>
       </w:hyperlink>
     </w:p>
-    <w:bookmarkEnd w:id="154"/>
-    <w:bookmarkStart w:id="156" w:name="ref-Mazari2016pavement"/>
+    <w:bookmarkEnd w:id="157"/>
+    <w:bookmarkStart w:id="159" w:name="ref-Mazari2016pavement"/>
     <w:p>
       <w:pPr>
         <w:pStyle w:val="Bibliography"/>
@@ -13177,7 +13097,7 @@
       <w:r>
         <w:t xml:space="preserve"> </w:t>
       </w:r>
-      <w:hyperlink r:id="rId155">
+      <w:hyperlink r:id="rId158">
         <w:r>
           <w:rPr>
             <w:rStyle w:val="Hyperlink"/>
@@ -13186,8 +13106,8 @@
         </w:r>
       </w:hyperlink>
     </w:p>
-    <w:bookmarkEnd w:id="156"/>
-    <w:bookmarkStart w:id="158" w:name="ref-MoghadasNejad2011expert"/>
+    <w:bookmarkEnd w:id="159"/>
+    <w:bookmarkStart w:id="161" w:name="ref-MoghadasNejad2011expert"/>
     <w:p>
       <w:pPr>
         <w:pStyle w:val="Bibliography"/>
@@ -13198,7 +13118,7 @@
       <w:r>
         <w:t xml:space="preserve"> </w:t>
       </w:r>
-      <w:hyperlink r:id="rId157">
+      <w:hyperlink r:id="rId160">
         <w:r>
           <w:rPr>
             <w:rStyle w:val="Hyperlink"/>
@@ -13207,8 +13127,8 @@
         </w:r>
       </w:hyperlink>
     </w:p>
-    <w:bookmarkEnd w:id="158"/>
-    <w:bookmarkStart w:id="160" w:name="ref-Nejad2011optimum"/>
+    <w:bookmarkEnd w:id="161"/>
+    <w:bookmarkStart w:id="163" w:name="ref-Nejad2011optimum"/>
     <w:p>
       <w:pPr>
         <w:pStyle w:val="Bibliography"/>
@@ -13219,7 +13139,7 @@
       <w:r>
         <w:t xml:space="preserve"> </w:t>
       </w:r>
-      <w:hyperlink r:id="rId159">
+      <w:hyperlink r:id="rId162">
         <w:r>
           <w:rPr>
             <w:rStyle w:val="Hyperlink"/>
@@ -13228,8 +13148,8 @@
         </w:r>
       </w:hyperlink>
     </w:p>
-    <w:bookmarkEnd w:id="160"/>
-    <w:bookmarkStart w:id="162" w:name="ref-Nguyen2019intelligence"/>
+    <w:bookmarkEnd w:id="163"/>
+    <w:bookmarkStart w:id="165" w:name="ref-Nguyen2019intelligence"/>
     <w:p>
       <w:pPr>
         <w:pStyle w:val="Bibliography"/>
@@ -13243,7 +13163,7 @@
       <w:r>
         <w:t xml:space="preserve"> </w:t>
       </w:r>
-      <w:hyperlink r:id="rId161">
+      <w:hyperlink r:id="rId164">
         <w:r>
           <w:rPr>
             <w:rStyle w:val="Hyperlink"/>
@@ -13252,8 +13172,8 @@
         </w:r>
       </w:hyperlink>
     </w:p>
-    <w:bookmarkEnd w:id="162"/>
-    <w:bookmarkStart w:id="164" w:name="ref-Pan2025spatiotemporal"/>
+    <w:bookmarkEnd w:id="165"/>
+    <w:bookmarkStart w:id="167" w:name="ref-Pan2025spatiotemporal"/>
     <w:p>
       <w:pPr>
         <w:pStyle w:val="Bibliography"/>
@@ -13264,7 +13184,7 @@
       <w:r>
         <w:t xml:space="preserve"> </w:t>
       </w:r>
-      <w:hyperlink r:id="rId163">
+      <w:hyperlink r:id="rId166">
         <w:r>
           <w:rPr>
             <w:rStyle w:val="Hyperlink"/>
@@ -13273,8 +13193,8 @@
         </w:r>
       </w:hyperlink>
     </w:p>
-    <w:bookmarkEnd w:id="164"/>
-    <w:bookmarkStart w:id="166" w:name="ref-Pasupunuri2024roughness"/>
+    <w:bookmarkEnd w:id="167"/>
+    <w:bookmarkStart w:id="169" w:name="ref-Pasupunuri2024roughness"/>
     <w:p>
       <w:pPr>
         <w:pStyle w:val="Bibliography"/>
@@ -13285,7 +13205,7 @@
       <w:r>
         <w:t xml:space="preserve"> </w:t>
       </w:r>
-      <w:hyperlink r:id="rId165">
+      <w:hyperlink r:id="rId168">
         <w:r>
           <w:rPr>
             <w:rStyle w:val="Hyperlink"/>
@@ -13294,8 +13214,8 @@
         </w:r>
       </w:hyperlink>
     </w:p>
-    <w:bookmarkEnd w:id="166"/>
-    <w:bookmarkStart w:id="168" w:name="ref-Peng2026asphalt"/>
+    <w:bookmarkEnd w:id="169"/>
+    <w:bookmarkStart w:id="171" w:name="ref-Peng2026asphalt"/>
     <w:p>
       <w:pPr>
         <w:pStyle w:val="Bibliography"/>
@@ -13306,7 +13226,7 @@
       <w:r>
         <w:t xml:space="preserve"> </w:t>
       </w:r>
-      <w:hyperlink r:id="rId167">
+      <w:hyperlink r:id="rId170">
         <w:r>
           <w:rPr>
             <w:rStyle w:val="Hyperlink"/>
@@ -13315,8 +13235,8 @@
         </w:r>
       </w:hyperlink>
     </w:p>
-    <w:bookmarkEnd w:id="168"/>
-    <w:bookmarkStart w:id="170" w:name="ref-Quan2025physics"/>
+    <w:bookmarkEnd w:id="171"/>
+    <w:bookmarkStart w:id="173" w:name="ref-Quan2025physics"/>
     <w:p>
       <w:pPr>
         <w:pStyle w:val="Bibliography"/>
@@ -13327,7 +13247,7 @@
       <w:r>
         <w:t xml:space="preserve"> </w:t>
       </w:r>
-      <w:hyperlink r:id="rId169">
+      <w:hyperlink r:id="rId172">
         <w:r>
           <w:rPr>
             <w:rStyle w:val="Hyperlink"/>
@@ -13336,8 +13256,8 @@
         </w:r>
       </w:hyperlink>
     </w:p>
-    <w:bookmarkEnd w:id="170"/>
-    <w:bookmarkStart w:id="172" w:name="ref-Sandamal2023pavement"/>
+    <w:bookmarkEnd w:id="173"/>
+    <w:bookmarkStart w:id="175" w:name="ref-Sandamal2023pavement"/>
     <w:p>
       <w:pPr>
         <w:pStyle w:val="Bibliography"/>
@@ -13351,7 +13271,7 @@
       <w:r>
         <w:t xml:space="preserve"> </w:t>
       </w:r>
-      <w:hyperlink r:id="rId171">
+      <w:hyperlink r:id="rId174">
         <w:r>
           <w:rPr>
             <w:rStyle w:val="Hyperlink"/>
@@ -13360,8 +13280,8 @@
         </w:r>
       </w:hyperlink>
     </w:p>
-    <w:bookmarkEnd w:id="172"/>
-    <w:bookmarkStart w:id="174" w:name="ref-Sun2023automatic"/>
+    <w:bookmarkEnd w:id="175"/>
+    <w:bookmarkStart w:id="177" w:name="ref-Sun2023automatic"/>
     <w:p>
       <w:pPr>
         <w:pStyle w:val="Bibliography"/>
@@ -13375,7 +13295,7 @@
       <w:r>
         <w:t xml:space="preserve"> </w:t>
       </w:r>
-      <w:hyperlink r:id="rId173">
+      <w:hyperlink r:id="rId176">
         <w:r>
           <w:rPr>
             <w:rStyle w:val="Hyperlink"/>
@@ -13384,8 +13304,8 @@
         </w:r>
       </w:hyperlink>
     </w:p>
-    <w:bookmarkEnd w:id="174"/>
-    <w:bookmarkStart w:id="176" w:name="ref-Taheri2025pavement"/>
+    <w:bookmarkEnd w:id="177"/>
+    <w:bookmarkStart w:id="179" w:name="ref-Taheri2025pavement"/>
     <w:p>
       <w:pPr>
         <w:pStyle w:val="Bibliography"/>
@@ -13396,7 +13316,7 @@
       <w:r>
         <w:t xml:space="preserve"> </w:t>
       </w:r>
-      <w:hyperlink r:id="rId175">
+      <w:hyperlink r:id="rId178">
         <w:r>
           <w:rPr>
             <w:rStyle w:val="Hyperlink"/>
@@ -13405,8 +13325,8 @@
         </w:r>
       </w:hyperlink>
     </w:p>
-    <w:bookmarkEnd w:id="176"/>
-    <w:bookmarkStart w:id="178" w:name="ref-Wang2023developing"/>
+    <w:bookmarkEnd w:id="179"/>
+    <w:bookmarkStart w:id="181" w:name="ref-Wang2023developing"/>
     <w:p>
       <w:pPr>
         <w:pStyle w:val="Bibliography"/>
@@ -13417,7 +13337,7 @@
       <w:r>
         <w:t xml:space="preserve"> </w:t>
       </w:r>
-      <w:hyperlink r:id="rId177">
+      <w:hyperlink r:id="rId180">
         <w:r>
           <w:rPr>
             <w:rStyle w:val="Hyperlink"/>
@@ -13426,8 +13346,8 @@
         </w:r>
       </w:hyperlink>
     </w:p>
-    <w:bookmarkEnd w:id="178"/>
-    <w:bookmarkStart w:id="180" w:name="ref-Wang2024physics"/>
+    <w:bookmarkEnd w:id="181"/>
+    <w:bookmarkStart w:id="183" w:name="ref-Wang2024physics"/>
     <w:p>
       <w:pPr>
         <w:pStyle w:val="Bibliography"/>
@@ -13438,7 +13358,7 @@
       <w:r>
         <w:t xml:space="preserve"> </w:t>
       </w:r>
-      <w:hyperlink r:id="rId179">
+      <w:hyperlink r:id="rId182">
         <w:r>
           <w:rPr>
             <w:rStyle w:val="Hyperlink"/>
@@ -13447,8 +13367,8 @@
         </w:r>
       </w:hyperlink>
     </w:p>
-    <w:bookmarkEnd w:id="180"/>
-    <w:bookmarkStart w:id="182" w:name="ref-Wang2025intelligent"/>
+    <w:bookmarkEnd w:id="183"/>
+    <w:bookmarkStart w:id="185" w:name="ref-Wang2025intelligent"/>
     <w:p>
       <w:pPr>
         <w:pStyle w:val="Bibliography"/>
@@ -13459,7 +13379,7 @@
       <w:r>
         <w:t xml:space="preserve"> </w:t>
       </w:r>
-      <w:hyperlink r:id="rId181">
+      <w:hyperlink r:id="rId184">
         <w:r>
           <w:rPr>
             <w:rStyle w:val="Hyperlink"/>
@@ -13468,8 +13388,8 @@
         </w:r>
       </w:hyperlink>
     </w:p>
-    <w:bookmarkEnd w:id="182"/>
-    <w:bookmarkStart w:id="184" w:name="ref-Xiao2023optimizing"/>
+    <w:bookmarkEnd w:id="185"/>
+    <w:bookmarkStart w:id="187" w:name="ref-Xiao2023optimizing"/>
     <w:p>
       <w:pPr>
         <w:pStyle w:val="Bibliography"/>
@@ -13480,7 +13400,7 @@
       <w:r>
         <w:t xml:space="preserve"> </w:t>
       </w:r>
-      <w:hyperlink r:id="rId183">
+      <w:hyperlink r:id="rId186">
         <w:r>
           <w:rPr>
             <w:rStyle w:val="Hyperlink"/>
@@ -13489,8 +13409,8 @@
         </w:r>
       </w:hyperlink>
     </w:p>
-    <w:bookmarkEnd w:id="184"/>
-    <w:bookmarkStart w:id="186" w:name="ref-Xing2026physics"/>
+    <w:bookmarkEnd w:id="187"/>
+    <w:bookmarkStart w:id="189" w:name="ref-Xing2026physics"/>
     <w:p>
       <w:pPr>
         <w:pStyle w:val="Bibliography"/>
@@ -13501,7 +13421,7 @@
       <w:r>
         <w:t xml:space="preserve"> </w:t>
       </w:r>
-      <w:hyperlink r:id="rId185">
+      <w:hyperlink r:id="rId188">
         <w:r>
           <w:rPr>
             <w:rStyle w:val="Hyperlink"/>
@@ -13510,8 +13430,8 @@
         </w:r>
       </w:hyperlink>
     </w:p>
-    <w:bookmarkEnd w:id="186"/>
-    <w:bookmarkStart w:id="188" w:name="ref-Yang2021research"/>
+    <w:bookmarkEnd w:id="189"/>
+    <w:bookmarkStart w:id="191" w:name="ref-Yang2021research"/>
     <w:p>
       <w:pPr>
         <w:pStyle w:val="Bibliography"/>
@@ -13525,7 +13445,7 @@
       <w:r>
         <w:t xml:space="preserve"> </w:t>
       </w:r>
-      <w:hyperlink r:id="rId187">
+      <w:hyperlink r:id="rId190">
         <w:r>
           <w:rPr>
             <w:rStyle w:val="Hyperlink"/>
@@ -13534,8 +13454,8 @@
         </w:r>
       </w:hyperlink>
     </w:p>
-    <w:bookmarkEnd w:id="188"/>
-    <w:bookmarkStart w:id="190" w:name="ref-Yao2022large"/>
+    <w:bookmarkEnd w:id="191"/>
+    <w:bookmarkStart w:id="193" w:name="ref-Yao2022large"/>
     <w:p>
       <w:pPr>
         <w:pStyle w:val="Bibliography"/>
@@ -13549,7 +13469,7 @@
       <w:r>
         <w:t xml:space="preserve"> </w:t>
       </w:r>
-      <w:hyperlink r:id="rId189">
+      <w:hyperlink r:id="rId192">
         <w:r>
           <w:rPr>
             <w:rStyle w:val="Hyperlink"/>
@@ -13558,8 +13478,8 @@
         </w:r>
       </w:hyperlink>
     </w:p>
-    <w:bookmarkEnd w:id="190"/>
-    <w:bookmarkStart w:id="192" w:name="ref-Yu2020highway"/>
+    <w:bookmarkEnd w:id="193"/>
+    <w:bookmarkStart w:id="195" w:name="ref-Yu2020highway"/>
     <w:p>
       <w:pPr>
         <w:pStyle w:val="Bibliography"/>
@@ -13573,7 +13493,7 @@
       <w:r>
         <w:t xml:space="preserve"> </w:t>
       </w:r>
-      <w:hyperlink r:id="rId191">
+      <w:hyperlink r:id="rId194">
         <w:r>
           <w:rPr>
             <w:rStyle w:val="Hyperlink"/>
@@ -13582,8 +13502,8 @@
         </w:r>
       </w:hyperlink>
     </w:p>
-    <w:bookmarkEnd w:id="192"/>
-    <w:bookmarkStart w:id="194" w:name="ref-Zeiada2025benchmarking"/>
+    <w:bookmarkEnd w:id="195"/>
+    <w:bookmarkStart w:id="197" w:name="ref-Zeiada2025benchmarking"/>
     <w:p>
       <w:pPr>
         <w:pStyle w:val="Bibliography"/>
@@ -13597,7 +13517,7 @@
       <w:r>
         <w:t xml:space="preserve"> </w:t>
       </w:r>
-      <w:hyperlink r:id="rId193">
+      <w:hyperlink r:id="rId196">
         <w:r>
           <w:rPr>
             <w:rStyle w:val="Hyperlink"/>
@@ -13606,8 +13526,8 @@
         </w:r>
       </w:hyperlink>
     </w:p>
-    <w:bookmarkEnd w:id="194"/>
-    <w:bookmarkStart w:id="196" w:name="ref-Zhang2025integrated"/>
+    <w:bookmarkEnd w:id="197"/>
+    <w:bookmarkStart w:id="199" w:name="ref-Zhang2025integrated"/>
     <w:p>
       <w:pPr>
         <w:pStyle w:val="Bibliography"/>
@@ -13618,7 +13538,7 @@
       <w:r>
         <w:t xml:space="preserve"> </w:t>
       </w:r>
-      <w:hyperlink r:id="rId195">
+      <w:hyperlink r:id="rId198">
         <w:r>
           <w:rPr>
             <w:rStyle w:val="Hyperlink"/>
@@ -13627,8 +13547,8 @@
         </w:r>
       </w:hyperlink>
     </w:p>
-    <w:bookmarkEnd w:id="196"/>
-    <w:bookmarkStart w:id="198" w:name="ref-Zhang2026dual"/>
+    <w:bookmarkEnd w:id="199"/>
+    <w:bookmarkStart w:id="201" w:name="ref-Zhang2026dual"/>
     <w:p>
       <w:pPr>
         <w:pStyle w:val="Bibliography"/>
@@ -13639,7 +13559,7 @@
       <w:r>
         <w:t xml:space="preserve"> </w:t>
       </w:r>
-      <w:hyperlink r:id="rId197">
+      <w:hyperlink r:id="rId200">
         <w:r>
           <w:rPr>
             <w:rStyle w:val="Hyperlink"/>
@@ -13648,9 +13568,9 @@
         </w:r>
       </w:hyperlink>
     </w:p>
-    <w:bookmarkEnd w:id="198"/>
-    <w:bookmarkEnd w:id="199"/>
-    <w:bookmarkEnd w:id="200"/>
+    <w:bookmarkEnd w:id="201"/>
+    <w:bookmarkEnd w:id="202"/>
+    <w:bookmarkEnd w:id="203"/>
     <w:sectPr/>
   </w:body>
 </w:document>

--- a/output/manuscript.docx
+++ b/output/manuscript.docx
@@ -5476,79 +5476,79 @@
         <w:t xml:space="preserve">(Xiao et al., 2023)</w:t>
       </w:r>
       <w:r>
-        <w:t xml:space="preserve">, read in full, resolves its</w:t>
-      </w:r>
-      <w:r>
-        <w:t xml:space="preserve"> </w:t>
-      </w:r>
-      <w:r>
-        <w:t xml:space="preserve">own ambiguity definitively: the paper’s Boruta feature-selection step is</w:t>
-      </w:r>
-      <w:r>
-        <w:t xml:space="preserve"> </w:t>
-      </w:r>
-      <w:r>
-        <w:t xml:space="preserve">performed in Section 3 (</w:t>
+        <w:t xml:space="preserve">, read in full, resolves its own</w:t>
+      </w:r>
+      <w:r>
+        <w:t xml:space="preserve"> </w:t>
+      </w:r>
+      <w:r>
+        <w:t xml:space="preserve">ambiguity definitively. The paper’s Boruta feature-selection step is performed in</w:t>
+      </w:r>
+      <w:r>
+        <w:t xml:space="preserve"> </w:t>
+      </w:r>
+      <w:r>
+        <w:t xml:space="preserve">Section 3 (</w:t>
       </w:r>
       <w:r>
         <w:t xml:space="preserve">“Data Preparation”</w:t>
       </w:r>
       <w:r>
-        <w:t xml:space="preserve">), applied to the full 160-observation</w:t>
-      </w:r>
-      <w:r>
-        <w:t xml:space="preserve"> </w:t>
-      </w:r>
-      <w:r>
-        <w:t xml:space="preserve">pool, and only in Section 4 (</w:t>
+        <w:t xml:space="preserve">), applied to the full 160-observation pool, and only</w:t>
+      </w:r>
+      <w:r>
+        <w:t xml:space="preserve"> </w:t>
+      </w:r>
+      <w:r>
+        <w:t xml:space="preserve">in Section 4 (</w:t>
       </w:r>
       <w:r>
         <w:t xml:space="preserve">“Model Construction”</w:t>
       </w:r>
       <w:r>
-        <w:t xml:space="preserve">) does an 80/20 train-test split</w:t>
-      </w:r>
-      <w:r>
-        <w:t xml:space="preserve"> </w:t>
-      </w:r>
-      <w:r>
-        <w:t xml:space="preserve">appear — meaning Boruta selected the six variables the final model uses with the</w:t>
-      </w:r>
-      <w:r>
-        <w:t xml:space="preserve"> </w:t>
-      </w:r>
-      <w:r>
-        <w:t xml:space="preserve">benefit of information from what later became the test partition. This is a</w:t>
-      </w:r>
-      <w:r>
-        <w:t xml:space="preserve"> </w:t>
-      </w:r>
-      <w:r>
-        <w:t xml:space="preserve">different leakage mechanism from the CRCP series above — a real held-out test</w:t>
-      </w:r>
-      <w:r>
-        <w:t xml:space="preserve"> </w:t>
-      </w:r>
-      <w:r>
-        <w:t xml:space="preserve">set exists here, contaminated only by feature selection performed before the</w:t>
-      </w:r>
-      <w:r>
-        <w:t xml:space="preserve"> </w:t>
-      </w:r>
-      <w:r>
-        <w:t xml:space="preserve">split, rather than an entirely ungrouped cross-validation — and the paper’s own</w:t>
-      </w:r>
-      <w:r>
-        <w:t xml:space="preserve"> </w:t>
-      </w:r>
-      <w:r>
-        <w:t xml:space="preserve">conclusion attributes part of its headline result directly to the contaminated</w:t>
-      </w:r>
-      <w:r>
-        <w:t xml:space="preserve"> </w:t>
-      </w:r>
-      <w:r>
-        <w:t xml:space="preserve">step: the six-variable model improves R</w:t>
+        <w:t xml:space="preserve">) does an 80/20 train-test split appear, meaning</w:t>
+      </w:r>
+      <w:r>
+        <w:t xml:space="preserve"> </w:t>
+      </w:r>
+      <w:r>
+        <w:t xml:space="preserve">Boruta selected the six variables the final model uses with the benefit of</w:t>
+      </w:r>
+      <w:r>
+        <w:t xml:space="preserve"> </w:t>
+      </w:r>
+      <w:r>
+        <w:t xml:space="preserve">information from what later became the test partition. This is a different leakage</w:t>
+      </w:r>
+      <w:r>
+        <w:t xml:space="preserve"> </w:t>
+      </w:r>
+      <w:r>
+        <w:t xml:space="preserve">mechanism from the CRCP series above: a real held-out test set exists here,</w:t>
+      </w:r>
+      <w:r>
+        <w:t xml:space="preserve"> </w:t>
+      </w:r>
+      <w:r>
+        <w:t xml:space="preserve">contaminated only by feature selection performed before the split, rather than an</w:t>
+      </w:r>
+      <w:r>
+        <w:t xml:space="preserve"> </w:t>
+      </w:r>
+      <w:r>
+        <w:t xml:space="preserve">entirely ungrouped cross-validation. The paper’s own conclusion attributes part of</w:t>
+      </w:r>
+      <w:r>
+        <w:t xml:space="preserve"> </w:t>
+      </w:r>
+      <w:r>
+        <w:t xml:space="preserve">its headline result directly to the contaminated step, reporting that the</w:t>
+      </w:r>
+      <w:r>
+        <w:t xml:space="preserve"> </w:t>
+      </w:r>
+      <w:r>
+        <w:t xml:space="preserve">six-variable model improves R</w:t>
       </w:r>
       <w:r>
         <w:rPr>
@@ -5560,37 +5560,31 @@
         <w:t xml:space="preserve"> </w:t>
       </w:r>
       <w:r>
-        <w:t xml:space="preserve">by 0.007 over the seventeen-variable</w:t>
-      </w:r>
-      <w:r>
-        <w:t xml:space="preserve"> </w:t>
-      </w:r>
-      <w:r>
-        <w:t xml:space="preserve">version,</w:t>
-      </w:r>
-      <w:r>
-        <w:t xml:space="preserve"> </w:t>
-      </w:r>
-      <w:r>
-        <w:t xml:space="preserve">“attributed to the capability of Boruta to identify relevant</w:t>
-      </w:r>
-      <w:r>
-        <w:t xml:space="preserve"> </w:t>
-      </w:r>
-      <w:r>
-        <w:t xml:space="preserve">variables.”</w:t>
-      </w:r>
-      <w:r>
-        <w:t xml:space="preserve"> </w:t>
-      </w:r>
-      <w:r>
-        <w:t xml:space="preserve">The two mechanisms, read together, make the point this review is</w:t>
-      </w:r>
-      <w:r>
-        <w:t xml:space="preserve"> </w:t>
-      </w:r>
-      <w:r>
-        <w:t xml:space="preserve">built to make more sharply than either alone:</w:t>
+        <w:t xml:space="preserve">by 0.007 over the seventeen-variable version,</w:t>
+      </w:r>
+      <w:r>
+        <w:t xml:space="preserve"> </w:t>
+      </w:r>
+      <w:r>
+        <w:t xml:space="preserve">“attributed to the capability of Boruta to identify relevant variables.”</w:t>
+      </w:r>
+      <w:r>
+        <w:t xml:space="preserve"> </w:t>
+      </w:r>
+      <w:r>
+        <w:t xml:space="preserve">The two</w:t>
+      </w:r>
+      <w:r>
+        <w:t xml:space="preserve"> </w:t>
+      </w:r>
+      <w:r>
+        <w:t xml:space="preserve">mechanisms, read together, make the point this review is built to make more</w:t>
+      </w:r>
+      <w:r>
+        <w:t xml:space="preserve"> </w:t>
+      </w:r>
+      <w:r>
+        <w:t xml:space="preserve">sharply than either alone:</w:t>
       </w:r>
       <w:r>
         <w:t xml:space="preserve"> </w:t>
@@ -5605,43 +5599,43 @@
         <w:t xml:space="preserve"> </w:t>
       </w:r>
       <w:r>
-        <w:t xml:space="preserve">in PAVE-ML (§12)</w:t>
-      </w:r>
-      <w:r>
-        <w:t xml:space="preserve"> </w:t>
-      </w:r>
-      <w:r>
-        <w:t xml:space="preserve">catches structurally different failures — no partition grouping in one case,</w:t>
-      </w:r>
-      <w:r>
-        <w:t xml:space="preserve"> </w:t>
-      </w:r>
-      <w:r>
-        <w:t xml:space="preserve">preprocessing fitted before the partition in the other — under a single item,</w:t>
-      </w:r>
-      <w:r>
-        <w:t xml:space="preserve"> </w:t>
-      </w:r>
-      <w:r>
-        <w:t xml:space="preserve">which is exactly why the item is framed around the outcome (does information</w:t>
-      </w:r>
-      <w:r>
-        <w:t xml:space="preserve"> </w:t>
-      </w:r>
-      <w:r>
-        <w:t xml:space="preserve">from the test set influence training) rather than around one specific</w:t>
-      </w:r>
-      <w:r>
-        <w:t xml:space="preserve"> </w:t>
-      </w:r>
-      <w:r>
-        <w:t xml:space="preserve">mechanism. A citation search while verifying this paper separately surfaced a</w:t>
-      </w:r>
-      <w:r>
-        <w:t xml:space="preserve"> </w:t>
-      </w:r>
-      <w:r>
-        <w:t xml:space="preserve">second, seemingly independent overlapping-author cluster — Wang, Xiao and Liu</w:t>
+        <w:t xml:space="preserve">in PAVE-ML (§12) catches structurally</w:t>
+      </w:r>
+      <w:r>
+        <w:t xml:space="preserve"> </w:t>
+      </w:r>
+      <w:r>
+        <w:t xml:space="preserve">different failures (no partition grouping in one case, preprocessing fitted before</w:t>
+      </w:r>
+      <w:r>
+        <w:t xml:space="preserve"> </w:t>
+      </w:r>
+      <w:r>
+        <w:t xml:space="preserve">the partition in the other) under a single item, which is exactly why the item is</w:t>
+      </w:r>
+      <w:r>
+        <w:t xml:space="preserve"> </w:t>
+      </w:r>
+      <w:r>
+        <w:t xml:space="preserve">framed around the outcome (does information from the test set influence training)</w:t>
+      </w:r>
+      <w:r>
+        <w:t xml:space="preserve"> </w:t>
+      </w:r>
+      <w:r>
+        <w:t xml:space="preserve">rather than around one specific mechanism. A citation search while verifying this</w:t>
+      </w:r>
+      <w:r>
+        <w:t xml:space="preserve"> </w:t>
+      </w:r>
+      <w:r>
+        <w:t xml:space="preserve">paper separately surfaced a second, seemingly independent overlapping-author</w:t>
+      </w:r>
+      <w:r>
+        <w:t xml:space="preserve"> </w:t>
+      </w:r>
+      <w:r>
+        <w:t xml:space="preserve">cluster: Wang, Xiao and Liu</w:t>
       </w:r>
       <w:r>
         <w:t xml:space="preserve"> </w:t>
@@ -5650,19 +5644,25 @@
         <w:t xml:space="preserve">(Wang et al., 2023)</w:t>
       </w:r>
       <w:r>
-        <w:t xml:space="preserve">, sharing two of the same three surnames as the</w:t>
-      </w:r>
-      <w:r>
-        <w:t xml:space="preserve"> </w:t>
-      </w:r>
-      <w:r>
-        <w:t xml:space="preserve">TPE-CatBoost paper — publishing a separate improved-XGBoost model for rigid</w:t>
-      </w:r>
-      <w:r>
-        <w:t xml:space="preserve"> </w:t>
-      </w:r>
-      <w:r>
-        <w:t xml:space="preserve">pavement IRI on what appears to be a related LTPP substrate. Whether this reflects</w:t>
+        <w:t xml:space="preserve">, sharing two of the same three</w:t>
+      </w:r>
+      <w:r>
+        <w:t xml:space="preserve"> </w:t>
+      </w:r>
+      <w:r>
+        <w:t xml:space="preserve">surnames as the TPE-CatBoost paper, publishing a separate improved-XGBoost model</w:t>
+      </w:r>
+      <w:r>
+        <w:t xml:space="preserve"> </w:t>
+      </w:r>
+      <w:r>
+        <w:t xml:space="preserve">for rigid pavement IRI on what appears to be a related LTPP substrate. Whether this</w:t>
+      </w:r>
+      <w:r>
+        <w:t xml:space="preserve"> </w:t>
+      </w:r>
+      <w:r>
+        <w:t xml:space="preserve">reflects</w:t>
       </w:r>
       <w:r>
         <w:t xml:space="preserve"> </w:t>

--- a/output/manuscript.docx
+++ b/output/manuscript.docx
@@ -2703,7 +2703,7 @@
     </w:p>
     <w:bookmarkEnd w:id="23"/>
     <w:bookmarkEnd w:id="24"/>
-    <w:bookmarkStart w:id="33" w:name="sec-biblio"/>
+    <w:bookmarkStart w:id="37" w:name="sec-biblio"/>
     <w:p>
       <w:pPr>
         <w:pStyle w:val="Heading1"/>
@@ -3121,88 +3121,208 @@
               <w:t xml:space="preserve"> </w:t>
             </w:r>
             <w:r>
-              <w:t xml:space="preserve">yield, not a claim about the field’s true publication trajectory; the completed</w:t>
+              <w:t xml:space="preserve">yield, not a claim about the field’s true publication</w:t>
             </w:r>
             <w:r>
               <w:t xml:space="preserve"> </w:t>
             </w:r>
             <w:r>
-              <w:t xml:space="preserve">harvest will supersede this figure.</w:t>
+              <w:t xml:space="preserve">trajectory.</w:t>
             </w:r>
           </w:p>
           <w:bookmarkEnd w:id="32"/>
         </w:tc>
       </w:tr>
     </w:tbl>
-    <w:bookmarkEnd w:id="33"/>
-    <w:bookmarkStart w:id="35" w:name="sec-taxonomy"/>
-    <w:p>
-      <w:pPr>
-        <w:pStyle w:val="Heading1"/>
-      </w:pPr>
-      <w:r>
-        <w:t xml:space="preserve">4. Taxonomy of hybridisation</w:t>
-      </w:r>
-    </w:p>
-    <w:p>
-      <w:pPr>
-        <w:pStyle w:val="FirstParagraph"/>
-      </w:pPr>
-      <w:r>
-        <w:t xml:space="preserve">The field’s literature treats</w:t>
-      </w:r>
-      <w:r>
-        <w:t xml:space="preserve"> </w:t>
-      </w:r>
-      <w:r>
-        <w:t xml:space="preserve">“hybrid”</w:t>
-      </w:r>
-      <w:r>
-        <w:t xml:space="preserve"> </w:t>
-      </w:r>
-      <w:r>
-        <w:t xml:space="preserve">as a single, undifferentiated label. This</w:t>
-      </w:r>
-      <w:r>
-        <w:t xml:space="preserve"> </w:t>
-      </w:r>
-      <w:r>
-        <w:t xml:space="preserve">flattens together couplings with different theoretical justifications and,</w:t>
-      </w:r>
-      <w:r>
-        <w:t xml:space="preserve"> </w:t>
-      </w:r>
-      <w:r>
-        <w:t xml:space="preserve">correspondingly, different characteristic failure modes — a metaheuristic searching</w:t>
-      </w:r>
-      <w:r>
-        <w:t xml:space="preserve"> </w:t>
-      </w:r>
-      <w:r>
-        <w:t xml:space="preserve">a hyperparameter space is a different claim from a metaheuristic searching a</w:t>
-      </w:r>
-      <w:r>
-        <w:t xml:space="preserve"> </w:t>
-      </w:r>
-      <w:r>
-        <w:t xml:space="preserve">weight space, and a different claim again from a physics-constrained loss function.</w:t>
-      </w:r>
-      <w:r>
-        <w:t xml:space="preserve"> </w:t>
-      </w:r>
-      <w:hyperlink w:anchor="tbl-taxonomy">
+    <w:p>
+      <w:pPr>
+        <w:pStyle w:val="BodyText"/>
+      </w:pPr>
+      <w:r>
+        <w:t xml:space="preserve">Two further descriptive facts, both read directly from the coded database rather</w:t>
+      </w:r>
+      <w:r>
+        <w:t xml:space="preserve"> </w:t>
+      </w:r>
+      <w:r>
+        <w:t xml:space="preserve">than estimated, complete the picture</w:t>
+      </w:r>
+      <w:r>
+        <w:t xml:space="preserve"> </w:t>
+      </w:r>
+      <w:hyperlink w:anchor="fig-taxonomy">
         <w:r>
           <w:rPr>
             <w:rStyle w:val="Hyperlink"/>
           </w:rPr>
-          <w:t xml:space="preserve">Table 2</w:t>
+          <w:t xml:space="preserve">Figure 3</w:t>
         </w:r>
       </w:hyperlink>
       <w:r>
         <w:t xml:space="preserve"> </w:t>
       </w:r>
       <w:r>
-        <w:t xml:space="preserve">sets out the seven types this review distinguishes and codes against.</w:t>
+        <w:t xml:space="preserve">and</w:t>
+      </w:r>
+      <w:r>
+        <w:t xml:space="preserve"> </w:t>
+      </w:r>
+      <w:hyperlink w:anchor="fig-year-trend">
+        <w:r>
+          <w:rPr>
+            <w:rStyle w:val="Hyperlink"/>
+          </w:rPr>
+          <w:t xml:space="preserve">Figure 4</w:t>
+        </w:r>
+      </w:hyperlink>
+      <w:r>
+        <w:t xml:space="preserve"> </w:t>
+      </w:r>
+      <w:r>
+        <w:t xml:space="preserve">give of</w:t>
+      </w:r>
+      <w:r>
+        <w:t xml:space="preserve"> </w:t>
+      </w:r>
+      <w:r>
+        <w:rPr>
+          <w:i/>
+          <w:iCs/>
+        </w:rPr>
+        <w:t xml:space="preserve">what kind</w:t>
+      </w:r>
+      <w:r>
+        <w:t xml:space="preserve"> </w:t>
+      </w:r>
+      <w:r>
+        <w:t xml:space="preserve">of hybridisation is reported:</w:t>
+      </w:r>
+      <w:r>
+        <w:t xml:space="preserve"> </w:t>
+      </w:r>
+      <w:r>
+        <w:rPr>
+          <w:i/>
+          <w:iCs/>
+        </w:rPr>
+        <w:t xml:space="preserve">where</w:t>
+      </w:r>
+      <w:r>
+        <w:t xml:space="preserve"> </w:t>
+      </w:r>
+      <w:r>
+        <w:t xml:space="preserve">in pavement engineering it</w:t>
+      </w:r>
+      <w:r>
+        <w:t xml:space="preserve"> </w:t>
+      </w:r>
+      <w:r>
+        <w:t xml:space="preserve">concentrates, and</w:t>
+      </w:r>
+      <w:r>
+        <w:t xml:space="preserve"> </w:t>
+      </w:r>
+      <w:r>
+        <w:rPr>
+          <w:i/>
+          <w:iCs/>
+        </w:rPr>
+        <w:t xml:space="preserve">which</w:t>
+      </w:r>
+      <w:r>
+        <w:t xml:space="preserve"> </w:t>
+      </w:r>
+      <w:r>
+        <w:t xml:space="preserve">optimiser families do the coupling.</w:t>
+      </w:r>
+      <w:r>
+        <w:t xml:space="preserve"> </w:t>
+      </w:r>
+      <w:hyperlink w:anchor="fig-domain-optimizer">
+        <w:r>
+          <w:rPr>
+            <w:rStyle w:val="Hyperlink"/>
+          </w:rPr>
+          <w:t xml:space="preserve">Figure 5</w:t>
+        </w:r>
+      </w:hyperlink>
+      <w:r>
+        <w:t xml:space="preserve"> </w:t>
+      </w:r>
+      <w:r>
+        <w:t xml:space="preserve">shows both. Materials characterisation and performance prediction together account</w:t>
+      </w:r>
+      <w:r>
+        <w:t xml:space="preserve"> </w:t>
+      </w:r>
+      <w:r>
+        <w:t xml:space="preserve">for just over half the corpus (38 studies each), consistent with §5 and §7’s</w:t>
+      </w:r>
+      <w:r>
+        <w:t xml:space="preserve"> </w:t>
+      </w:r>
+      <w:r>
+        <w:t xml:space="preserve">observation that these are the two sub-domains where a competing mechanistic or</w:t>
+      </w:r>
+      <w:r>
+        <w:t xml:space="preserve"> </w:t>
+      </w:r>
+      <w:r>
+        <w:t xml:space="preserve">empirical model is most often already available for the tuned-baseline comparison</w:t>
+      </w:r>
+      <w:r>
+        <w:t xml:space="preserve"> </w:t>
+      </w:r>
+      <w:r>
+        <w:t xml:space="preserve">§9 is built to test. On the optimiser side, a genetic algorithm or particle swarm</w:t>
+      </w:r>
+      <w:r>
+        <w:t xml:space="preserve"> </w:t>
+      </w:r>
+      <w:r>
+        <w:t xml:space="preserve">optimisation account for over half of the 51 studies that name a specific</w:t>
+      </w:r>
+      <w:r>
+        <w:t xml:space="preserve"> </w:t>
+      </w:r>
+      <w:r>
+        <w:t xml:space="preserve">optimiser family at all, with the remaining studies spread across more than twenty</w:t>
+      </w:r>
+      <w:r>
+        <w:t xml:space="preserve"> </w:t>
+      </w:r>
+      <w:r>
+        <w:t xml:space="preserve">distinctly named metaheuristics appearing once or twice each — the empirical</w:t>
+      </w:r>
+      <w:r>
+        <w:t xml:space="preserve"> </w:t>
+      </w:r>
+      <w:r>
+        <w:t xml:space="preserve">counterpart to the</w:t>
+      </w:r>
+      <w:r>
+        <w:t xml:space="preserve"> </w:t>
+      </w:r>
+      <w:r>
+        <w:t xml:space="preserve">“optimiser proliferation”</w:t>
+      </w:r>
+      <w:r>
+        <w:t xml:space="preserve"> </w:t>
+      </w:r>
+      <w:r>
+        <w:t xml:space="preserve">question posed in §13, and consistent</w:t>
+      </w:r>
+      <w:r>
+        <w:t xml:space="preserve"> </w:t>
+      </w:r>
+      <w:r>
+        <w:t xml:space="preserve">with a field in which naming a new metaheuristic is, on its own, treated as</w:t>
+      </w:r>
+      <w:r>
+        <w:t xml:space="preserve"> </w:t>
+      </w:r>
+      <w:r>
+        <w:t xml:space="preserve">sufficient novelty (§1).</w:t>
       </w:r>
     </w:p>
     <w:tbl>
@@ -3218,7 +3338,223 @@
       <w:tr>
         <w:tc>
           <w:tcPr/>
-          <w:bookmarkStart w:id="34" w:name="tbl-taxonomy"/>
+          <w:bookmarkStart w:id="36" w:name="fig-domain-optimizer"/>
+          <w:p>
+            <w:pPr>
+              <w:pStyle w:val="Compact"/>
+              <w:jc w:val="center"/>
+            </w:pPr>
+            <w:r>
+              <w:drawing>
+                <wp:inline>
+                  <wp:extent cx="5334000" cy="2554639"/>
+                  <wp:effectExtent b="0" l="0" r="0" t="0"/>
+                  <wp:docPr descr="" title="" id="34" name="Picture"/>
+                  <a:graphic>
+                    <a:graphicData uri="http://schemas.openxmlformats.org/drawingml/2006/picture">
+                      <pic:pic>
+                        <pic:nvPicPr>
+                          <pic:cNvPr descr="figures/fig_domain_optimizer.png" id="35" name="Picture"/>
+                          <pic:cNvPicPr>
+                            <a:picLocks noChangeArrowheads="1" noChangeAspect="1"/>
+                          </pic:cNvPicPr>
+                        </pic:nvPicPr>
+                        <pic:blipFill>
+                          <a:blip r:embed="rId33"/>
+                          <a:stretch>
+                            <a:fillRect/>
+                          </a:stretch>
+                        </pic:blipFill>
+                        <pic:spPr bwMode="auto">
+                          <a:xfrm>
+                            <a:off x="0" y="0"/>
+                            <a:ext cx="5334000" cy="2554639"/>
+                          </a:xfrm>
+                          <a:prstGeom prst="rect">
+                            <a:avLst/>
+                          </a:prstGeom>
+                          <a:noFill/>
+                          <a:ln w="9525">
+                            <a:noFill/>
+                            <a:headEnd/>
+                            <a:tailEnd/>
+                          </a:ln>
+                        </pic:spPr>
+                      </pic:pic>
+                    </a:graphicData>
+                  </a:graphic>
+                </wp:inline>
+              </w:drawing>
+            </w:r>
+          </w:p>
+          <w:p>
+            <w:pPr>
+              <w:jc w:val="center"/>
+            </w:pPr>
+            <w:pPr>
+              <w:jc w:val="left"/>
+              <w:spacing w:before="200"/>
+              <w:pStyle w:val="ImageCaption"/>
+            </w:pPr>
+            <w:r>
+              <w:t xml:space="preserve">Figure 5: Where the corpus’s hybridisation activity concentrates: (a) primary studies by</w:t>
+            </w:r>
+            <w:r>
+              <w:t xml:space="preserve"> </w:t>
+            </w:r>
+            <w:r>
+              <w:t xml:space="preserve">pavement sub-domain, (b) primary studies by named optimiser family, among the 51</w:t>
+            </w:r>
+            <w:r>
+              <w:t xml:space="preserve"> </w:t>
+            </w:r>
+            <w:r>
+              <w:t xml:space="preserve">of 143 where a specific family applies. Both panels are tabulated directly from</w:t>
+            </w:r>
+            <w:r>
+              <w:t xml:space="preserve"> </w:t>
+            </w:r>
+            <w:r>
+              <w:rPr>
+                <w:rStyle w:val="VerbatimChar"/>
+              </w:rPr>
+              <w:t xml:space="preserve">data/seed_bibliography.csv</w:t>
+            </w:r>
+            <w:r>
+              <w:t xml:space="preserve">; panel (b) merges free-text spelling variants of the</w:t>
+            </w:r>
+            <w:r>
+              <w:t xml:space="preserve"> </w:t>
+            </w:r>
+            <w:r>
+              <w:t xml:space="preserve">same optimiser (e.g. </w:t>
+            </w:r>
+            <w:r>
+              <w:t xml:space="preserve">“PSO”</w:t>
+            </w:r>
+            <w:r>
+              <w:t xml:space="preserve"> </w:t>
+            </w:r>
+            <w:r>
+              <w:t xml:space="preserve">and</w:t>
+            </w:r>
+            <w:r>
+              <w:t xml:space="preserve"> </w:t>
+            </w:r>
+            <w:r>
+              <w:t xml:space="preserve">“particle swarm optimization”</w:t>
+            </w:r>
+            <w:r>
+              <w:t xml:space="preserve">) under one label, and</w:t>
+            </w:r>
+            <w:r>
+              <w:t xml:space="preserve"> </w:t>
+            </w:r>
+            <w:r>
+              <w:t xml:space="preserve">excludes methods named only once each rather than folding them into an</w:t>
+            </w:r>
+            <w:r>
+              <w:t xml:space="preserve"> </w:t>
+            </w:r>
+            <w:r>
+              <w:t xml:space="preserve">unrelated</w:t>
+            </w:r>
+            <w:r>
+              <w:t xml:space="preserve"> </w:t>
+            </w:r>
+            <w:r>
+              <w:t xml:space="preserve">bucket.</w:t>
+            </w:r>
+          </w:p>
+          <w:bookmarkEnd w:id="36"/>
+        </w:tc>
+      </w:tr>
+    </w:tbl>
+    <w:bookmarkEnd w:id="37"/>
+    <w:bookmarkStart w:id="44" w:name="sec-taxonomy"/>
+    <w:p>
+      <w:pPr>
+        <w:pStyle w:val="Heading1"/>
+      </w:pPr>
+      <w:r>
+        <w:t xml:space="preserve">4. Taxonomy of hybridisation</w:t>
+      </w:r>
+    </w:p>
+    <w:p>
+      <w:pPr>
+        <w:pStyle w:val="FirstParagraph"/>
+      </w:pPr>
+      <w:r>
+        <w:t xml:space="preserve">The field’s literature treats</w:t>
+      </w:r>
+      <w:r>
+        <w:t xml:space="preserve"> </w:t>
+      </w:r>
+      <w:r>
+        <w:t xml:space="preserve">“hybrid”</w:t>
+      </w:r>
+      <w:r>
+        <w:t xml:space="preserve"> </w:t>
+      </w:r>
+      <w:r>
+        <w:t xml:space="preserve">as a single, undifferentiated label. This</w:t>
+      </w:r>
+      <w:r>
+        <w:t xml:space="preserve"> </w:t>
+      </w:r>
+      <w:r>
+        <w:t xml:space="preserve">flattens together couplings with different theoretical justifications and,</w:t>
+      </w:r>
+      <w:r>
+        <w:t xml:space="preserve"> </w:t>
+      </w:r>
+      <w:r>
+        <w:t xml:space="preserve">correspondingly, different characteristic failure modes — a metaheuristic searching</w:t>
+      </w:r>
+      <w:r>
+        <w:t xml:space="preserve"> </w:t>
+      </w:r>
+      <w:r>
+        <w:t xml:space="preserve">a hyperparameter space is a different claim from a metaheuristic searching a</w:t>
+      </w:r>
+      <w:r>
+        <w:t xml:space="preserve"> </w:t>
+      </w:r>
+      <w:r>
+        <w:t xml:space="preserve">weight space, and a different claim again from a physics-constrained loss function.</w:t>
+      </w:r>
+      <w:r>
+        <w:t xml:space="preserve"> </w:t>
+      </w:r>
+      <w:hyperlink w:anchor="tbl-taxonomy">
+        <w:r>
+          <w:rPr>
+            <w:rStyle w:val="Hyperlink"/>
+          </w:rPr>
+          <w:t xml:space="preserve">Table 2</w:t>
+        </w:r>
+      </w:hyperlink>
+      <w:r>
+        <w:t xml:space="preserve"> </w:t>
+      </w:r>
+      <w:r>
+        <w:t xml:space="preserve">sets out the seven types this review distinguishes and codes against.</w:t>
+      </w:r>
+    </w:p>
+    <w:tbl>
+      <w:tblPr>
+        <w:tblStyle w:val="Table"/>
+        <w:tblW w:type="pct" w:w="5000"/>
+        <w:tblLayout w:type="fixed"/>
+        <w:tblLook w:firstRow="0" w:lastRow="0" w:firstColumn="0" w:lastColumn="0" w:noHBand="0" w:noVBand="0" w:val="0000"/>
+      </w:tblPr>
+      <w:tblGrid>
+        <w:gridCol w:w="7920"/>
+      </w:tblGrid>
+      <w:tr>
+        <w:tc>
+          <w:tcPr/>
+          <w:bookmarkStart w:id="38" w:name="tbl-taxonomy"/>
           <w:p>
             <w:pPr>
               <w:jc w:val="center"/>
@@ -3677,7 +4013,7 @@
               </w:tc>
             </w:tr>
           </w:tbl>
-          <w:bookmarkEnd w:id="34"/>
+          <w:bookmarkEnd w:id="38"/>
           <w:p/>
         </w:tc>
       </w:tr>
@@ -3686,1579 +4022,43 @@
       <w:pPr>
         <w:pStyle w:val="BodyText"/>
       </w:pPr>
-      <w:r>
-        <w:t xml:space="preserve">Two coding notes follow directly from applying this taxonomy to the seed corpus.</w:t>
-      </w:r>
-      <w:r>
-        <w:t xml:space="preserve"> </w:t>
-      </w:r>
-      <w:r>
-        <w:t xml:space="preserve">First, a single study can legitimately receive more than one code —</w:t>
-      </w:r>
-      <w:r>
-        <w:t xml:space="preserve"> </w:t>
-      </w:r>
-      <w:r>
-        <w:t xml:space="preserve">Ghorbani et al.</w:t>
-      </w:r>
-      <w:r>
-        <w:t xml:space="preserve"> </w:t>
-      </w:r>
-      <w:r>
-        <w:t xml:space="preserve">(2020)</w:t>
-      </w:r>
-      <w:r>
-        <w:t xml:space="preserve"> </w:t>
-      </w:r>
-      <w:r>
-        <w:t xml:space="preserve">fits both a GA-derived symbolic equation (H7-adjacent) and an ANN whose weights are</w:t>
-      </w:r>
-      <w:r>
-        <w:t xml:space="preserve"> </w:t>
-      </w:r>
-      <w:r>
-        <w:t xml:space="preserve">set by the same GA (H2) on the same data, which is precisely the kind of within-paper</w:t>
-      </w:r>
-      <w:r>
-        <w:t xml:space="preserve"> </w:t>
-      </w:r>
-      <w:r>
-        <w:t xml:space="preserve">comparison §9 is built to exploit. Second, several studies that use metaheuristic or</w:t>
-      </w:r>
-      <w:r>
-        <w:t xml:space="preserve"> </w:t>
-      </w:r>
-      <w:r>
-        <w:t xml:space="preserve">architecture-fusion vocabulary in their titles fail the structural test on inspection</w:t>
-      </w:r>
-      <w:r>
-        <w:t xml:space="preserve"> </w:t>
-      </w:r>
-      <w:r>
-        <w:t xml:space="preserve">—</w:t>
-      </w:r>
-      <w:r>
-        <w:t xml:space="preserve"> </w:t>
-      </w:r>
-      <w:r>
-        <w:t xml:space="preserve">Hanandeh (2022)</w:t>
-      </w:r>
-      <w:r>
-        <w:t xml:space="preserve"> </w:t>
-      </w:r>
-      <w:r>
-        <w:t xml:space="preserve">names both a genetic algorithm and an artificial neural</w:t>
-      </w:r>
-      <w:r>
-        <w:t xml:space="preserve"> </w:t>
-      </w:r>
-      <w:r>
-        <w:t xml:space="preserve">network but reports them as independently competing models rather than a coupled</w:t>
-      </w:r>
-      <w:r>
-        <w:t xml:space="preserve"> </w:t>
-      </w:r>
-      <w:r>
-        <w:t xml:space="preserve">pipeline, and is coded</w:t>
-      </w:r>
-      <w:r>
-        <w:t xml:space="preserve"> </w:t>
-      </w:r>
-      <w:r>
-        <w:rPr>
-          <w:rStyle w:val="VerbatimChar"/>
-        </w:rPr>
-        <w:t xml:space="preserve">none</w:t>
-      </w:r>
-      <w:r>
-        <w:t xml:space="preserve"> </w:t>
-      </w:r>
-      <w:r>
-        <w:t xml:space="preserve">rather than any of H1–H7 as a result. Both</w:t>
-      </w:r>
-      <w:r>
-        <w:t xml:space="preserve"> </w:t>
-      </w:r>
-      <w:r>
-        <w:t xml:space="preserve">notes matter for the same reason: the taxonomy is applied to what a pipeline</w:t>
-      </w:r>
-      <w:r>
-        <w:t xml:space="preserve"> </w:t>
-      </w:r>
-      <w:r>
-        <w:rPr>
-          <w:i/>
-          <w:iCs/>
-        </w:rPr>
-        <w:t xml:space="preserve">does</w:t>
-      </w:r>
-      <w:r>
-        <w:t xml:space="preserve">,</w:t>
-      </w:r>
-      <w:r>
-        <w:t xml:space="preserve"> </w:t>
-      </w:r>
-      <w:r>
-        <w:t xml:space="preserve">not to what its title or abstract</w:t>
-      </w:r>
-      <w:r>
-        <w:t xml:space="preserve"> </w:t>
-      </w:r>
-      <w:r>
-        <w:rPr>
-          <w:i/>
-          <w:iCs/>
-        </w:rPr>
-        <w:t xml:space="preserve">calls</w:t>
-      </w:r>
-      <w:r>
-        <w:t xml:space="preserve"> </w:t>
-      </w:r>
-      <w:r>
-        <w:t xml:space="preserve">it.</w:t>
-      </w:r>
-    </w:p>
-    <w:p>
-      <w:pPr>
-        <w:pStyle w:val="BodyText"/>
-      </w:pPr>
-      <w:r>
-        <w:t xml:space="preserve">Reinforcement-learning approaches to network-level maintenance-and-rehabilitation</w:t>
-      </w:r>
-      <w:r>
-        <w:t xml:space="preserve"> </w:t>
-      </w:r>
-      <w:r>
-        <w:t xml:space="preserve">policy</w:t>
-      </w:r>
-      <w:r>
-        <w:t xml:space="preserve"> </w:t>
-      </w:r>
-      <w:r>
-        <w:t xml:space="preserve">(</w:t>
-      </w:r>
-      <w:r>
-        <w:t xml:space="preserve">Latifi et al.</w:t>
-      </w:r>
-      <w:r>
-        <w:t xml:space="preserve">, 2021;</w:t>
-      </w:r>
-      <w:r>
-        <w:t xml:space="preserve"> </w:t>
-      </w:r>
-      <w:r>
-        <w:t xml:space="preserve">Yao et al.</w:t>
-      </w:r>
-      <w:r>
-        <w:t xml:space="preserve">, 2022)</w:t>
-      </w:r>
-      <w:r>
-        <w:t xml:space="preserve"> </w:t>
-      </w:r>
-      <w:r>
-        <w:t xml:space="preserve">sit adjacent to this taxonomy but</w:t>
-      </w:r>
-      <w:r>
-        <w:t xml:space="preserve"> </w:t>
-      </w:r>
-      <w:r>
-        <w:t xml:space="preserve">are not coded into it: they couple a learned policy to a simulated or predicted</w:t>
-      </w:r>
-      <w:r>
-        <w:t xml:space="preserve"> </w:t>
-      </w:r>
-      <w:r>
-        <w:t xml:space="preserve">environment in a way that does not map onto the single-prediction-pipeline structure</w:t>
-      </w:r>
-      <w:r>
-        <w:t xml:space="preserve"> </w:t>
-      </w:r>
-      <w:r>
-        <w:t xml:space="preserve">H1–H7 assumes. They are retained as context for the decision-consequence</w:t>
-      </w:r>
-      <w:r>
-        <w:t xml:space="preserve"> </w:t>
-      </w:r>
-      <w:r>
-        <w:t xml:space="preserve">discussion in §11 rather than folded into the hybridisation-type counts in §3.</w:t>
-      </w:r>
-    </w:p>
-    <w:bookmarkEnd w:id="35"/>
-    <w:bookmarkStart w:id="36" w:name="sec-materials"/>
-    <w:p>
-      <w:pPr>
-        <w:pStyle w:val="Heading1"/>
-      </w:pPr>
-      <w:r>
-        <w:t xml:space="preserve">5. Hybrid models in material and mix modelling</w:t>
-      </w:r>
-    </w:p>
-    <w:p>
-      <w:pPr>
-        <w:pStyle w:val="FirstParagraph"/>
-      </w:pPr>
-      <w:r>
-        <w:t xml:space="preserve">Material-property modelling is the sub-domain where the seed corpus shows the</w:t>
-      </w:r>
-      <w:r>
-        <w:t xml:space="preserve"> </w:t>
-      </w:r>
-      <w:r>
-        <w:t xml:space="preserve">heaviest concentration of H1 (metaheuristic-tuned hyperparameters) and H7</w:t>
-      </w:r>
-      <w:r>
-        <w:t xml:space="preserve"> </w:t>
-      </w:r>
-      <w:r>
-        <w:t xml:space="preserve">(symbolic–numeric) activity, and it is also where the tuned-baseline</w:t>
-      </w:r>
-      <w:r>
-        <w:t xml:space="preserve"> </w:t>
-      </w:r>
-      <w:r>
-        <w:t xml:space="preserve">problem identified in §9 is most visible, because the target properties —</w:t>
-      </w:r>
-      <w:r>
-        <w:t xml:space="preserve"> </w:t>
-      </w:r>
-      <w:r>
-        <w:t xml:space="preserve">resilient modulus, dynamic modulus, unconfined compressive strength, air-void</w:t>
-      </w:r>
-      <w:r>
-        <w:t xml:space="preserve"> </w:t>
-      </w:r>
-      <w:r>
-        <w:t xml:space="preserve">content — are exactly the properties for which competitor mechanistic or empirical</w:t>
-      </w:r>
-      <w:r>
-        <w:t xml:space="preserve"> </w:t>
-      </w:r>
-      <w:r>
-        <w:t xml:space="preserve">models already exist and are routinely, though not universally, available for</w:t>
-      </w:r>
-      <w:r>
-        <w:t xml:space="preserve"> </w:t>
-      </w:r>
-      <w:r>
-        <w:t xml:space="preserve">comparison.</w:t>
-      </w:r>
-    </w:p>
-    <w:p>
-      <w:pPr>
-        <w:pStyle w:val="BodyText"/>
-      </w:pPr>
-      <w:r>
-        <w:t xml:space="preserve">The resilient-modulus literature illustrates both the promise and the recurring</w:t>
-      </w:r>
-      <w:r>
-        <w:t xml:space="preserve"> </w:t>
-      </w:r>
-      <w:r>
-        <w:t xml:space="preserve">weakness. Ghorbani et al.</w:t>
-      </w:r>
-      <w:r>
-        <w:t xml:space="preserve"> </w:t>
-      </w:r>
-      <w:r>
-        <w:t xml:space="preserve">(</w:t>
-      </w:r>
-      <w:r>
-        <w:t xml:space="preserve">Ghorbani et al.</w:t>
-      </w:r>
-      <w:r>
-        <w:t xml:space="preserve">, 2020)</w:t>
-      </w:r>
-      <w:r>
-        <w:t xml:space="preserve"> </w:t>
-      </w:r>
-      <w:r>
-        <w:t xml:space="preserve">fit two related models on the same</w:t>
-      </w:r>
-      <w:r>
-        <w:t xml:space="preserve"> </w:t>
-      </w:r>
-      <w:r>
-        <w:t xml:space="preserve">repeated-load triaxial dataset — a genetic-algorithm-derived symbolic equation and</w:t>
-      </w:r>
-      <w:r>
-        <w:t xml:space="preserve"> </w:t>
-      </w:r>
-      <w:r>
-        <w:t xml:space="preserve">an ANN whose weights the same genetic algorithm sets (H2) — and report the hybrid</w:t>
-      </w:r>
-      <w:r>
-        <w:t xml:space="preserve"> </w:t>
-      </w:r>
-      <w:r>
-        <w:t xml:space="preserve">ANN-GA model as the more accurate of the two, a rare instance in the corpus of a</w:t>
-      </w:r>
-      <w:r>
-        <w:t xml:space="preserve"> </w:t>
-      </w:r>
-      <w:r>
-        <w:t xml:space="preserve">true head-to-head comparison between two hybridisation types on identical data</w:t>
-      </w:r>
-      <w:r>
-        <w:t xml:space="preserve"> </w:t>
-      </w:r>
-      <w:r>
-        <w:t xml:space="preserve">rather than between a hybrid and an unspecified baseline. Azam et al.</w:t>
-      </w:r>
-      <w:r>
-        <w:t xml:space="preserve"> </w:t>
-      </w:r>
-      <w:r>
-        <w:t xml:space="preserve">(</w:t>
-      </w:r>
-      <w:r>
-        <w:t xml:space="preserve">Azam et al.</w:t>
-      </w:r>
-      <w:r>
-        <w:t xml:space="preserve">, 2022)</w:t>
-      </w:r>
-      <w:r>
-        <w:t xml:space="preserve"> </w:t>
-      </w:r>
-      <w:r>
-        <w:t xml:space="preserve">instead compare six swarm-optimised variants of a single base</w:t>
-      </w:r>
-      <w:r>
-        <w:t xml:space="preserve"> </w:t>
-      </w:r>
-      <w:r>
-        <w:t xml:space="preserve">learner (LSSVM) against one another; the top three separate by RMSE values of 6.72,</w:t>
-      </w:r>
-      <w:r>
-        <w:t xml:space="preserve"> </w:t>
-      </w:r>
-      <w:r>
-        <w:t xml:space="preserve">6.78 and 6.79 MPa and R</w:t>
-      </w:r>
-      <w:r>
-        <w:rPr>
-          <w:vertAlign w:val="superscript"/>
-        </w:rPr>
-        <w:t xml:space="preserve">2</w:t>
-      </w:r>
-      <w:r>
-        <w:t xml:space="preserve"> </w:t>
-      </w:r>
-      <w:r>
-        <w:t xml:space="preserve">values of 0.942, 0.940 and 0.940 — a spread well inside</w:t>
-      </w:r>
-      <w:r>
-        <w:t xml:space="preserve"> </w:t>
-      </w:r>
-      <w:r>
-        <w:t xml:space="preserve">what a different random seed would plausibly produce — and none is compared against</w:t>
-      </w:r>
-      <w:r>
-        <w:t xml:space="preserve"> </w:t>
-      </w:r>
-      <w:r>
-        <w:t xml:space="preserve">a conventionally tuned, non-hybrid LSSVM, so no premium is computable from the paper</w:t>
-      </w:r>
-      <w:r>
-        <w:t xml:space="preserve"> </w:t>
-      </w:r>
-      <w:r>
-        <w:t xml:space="preserve">as published (§9). Kaloop et al.</w:t>
-      </w:r>
-      <w:r>
-        <w:t xml:space="preserve"> </w:t>
-      </w:r>
-      <w:r>
-        <w:t xml:space="preserve">(</w:t>
-      </w:r>
-      <w:r>
-        <w:t xml:space="preserve">Kaloop et al.</w:t>
-      </w:r>
-      <w:r>
-        <w:t xml:space="preserve">, 2019)</w:t>
-      </w:r>
-      <w:r>
-        <w:t xml:space="preserve"> </w:t>
-      </w:r>
-      <w:r>
-        <w:t xml:space="preserve">report a similar</w:t>
-      </w:r>
-      <w:r>
-        <w:t xml:space="preserve"> </w:t>
-      </w:r>
-      <w:r>
-        <w:t xml:space="preserve">optimiser-held-constant, learner-varied design (PSO-ANN vs. PSO-ELM vs. kernel-ELM),</w:t>
-      </w:r>
-      <w:r>
-        <w:t xml:space="preserve"> </w:t>
-      </w:r>
-      <w:r>
-        <w:t xml:space="preserve">useful for isolating base-learner choice but not, by itself, for isolating the</w:t>
-      </w:r>
-      <w:r>
-        <w:t xml:space="preserve"> </w:t>
-      </w:r>
-      <w:r>
-        <w:t xml:space="preserve">optimiser’s contribution.</w:t>
-      </w:r>
-    </w:p>
-    <w:p>
-      <w:pPr>
-        <w:pStyle w:val="BodyText"/>
-      </w:pPr>
-      <w:r>
-        <w:t xml:space="preserve">The clearest positive exemplar in this section is not a hybrid at all in the H1–H7</w:t>
-      </w:r>
-      <w:r>
-        <w:t xml:space="preserve"> </w:t>
-      </w:r>
-      <w:r>
-        <w:t xml:space="preserve">sense: Zeiada et al.</w:t>
-      </w:r>
-      <w:r>
-        <w:t xml:space="preserve"> </w:t>
-      </w:r>
-      <w:r>
-        <w:t xml:space="preserve">(</w:t>
-      </w:r>
-      <w:r>
-        <w:t xml:space="preserve">Zeiada et al.</w:t>
-      </w:r>
-      <w:r>
-        <w:t xml:space="preserve">, 2025)</w:t>
-      </w:r>
-      <w:r>
-        <w:t xml:space="preserve"> </w:t>
-      </w:r>
-      <w:r>
-        <w:t xml:space="preserve">individually tune eight learners,</w:t>
-      </w:r>
-      <w:r>
-        <w:t xml:space="preserve"> </w:t>
-      </w:r>
-      <w:r>
-        <w:t xml:space="preserve">including deep architectures, and benchmark every one of them against the Witczak</w:t>
-      </w:r>
-      <w:r>
-        <w:t xml:space="preserve"> </w:t>
-      </w:r>
-      <w:r>
-        <w:t xml:space="preserve">1-40D and Hirsch mechanistic models for dynamic modulus. Under that design, the</w:t>
-      </w:r>
-      <w:r>
-        <w:t xml:space="preserve"> </w:t>
-      </w:r>
-      <w:r>
-        <w:t xml:space="preserve">winner is a tuned bagging ensemble — not a hybrid and not a deep network — which is</w:t>
-      </w:r>
-      <w:r>
-        <w:t xml:space="preserve"> </w:t>
-      </w:r>
-      <w:r>
-        <w:t xml:space="preserve">precisely the finding a hybridisation-premium framework should produce when tuning</w:t>
-      </w:r>
-      <w:r>
-        <w:t xml:space="preserve"> </w:t>
-      </w:r>
-      <w:r>
-        <w:t xml:space="preserve">is held fair across all competitors, and it is the paper this review returns to</w:t>
-      </w:r>
-      <w:r>
-        <w:t xml:space="preserve"> </w:t>
-      </w:r>
-      <w:r>
-        <w:t xml:space="preserve">repeatedly (§1, §9) as the standard the rest of the sub-domain should be read</w:t>
-      </w:r>
-      <w:r>
-        <w:t xml:space="preserve"> </w:t>
-      </w:r>
-      <w:r>
-        <w:t xml:space="preserve">against.</w:t>
-      </w:r>
-    </w:p>
-    <w:p>
-      <w:pPr>
-        <w:pStyle w:val="BodyText"/>
-      </w:pPr>
-      <w:r>
-        <w:t xml:space="preserve">Duan</w:t>
-      </w:r>
-      <w:r>
-        <w:t xml:space="preserve"> </w:t>
-      </w:r>
-      <w:r>
-        <w:t xml:space="preserve">(Duan, 2024)</w:t>
-      </w:r>
-      <w:r>
-        <w:t xml:space="preserve"> </w:t>
-      </w:r>
-      <w:r>
-        <w:t xml:space="preserve">supplies a genuinely mixed case worth reading in full</w:t>
-      </w:r>
-      <w:r>
-        <w:t xml:space="preserve"> </w:t>
-      </w:r>
-      <w:r>
-        <w:t xml:space="preserve">rather than reducing to a single verdict, because full-text verification surfaces</w:t>
-      </w:r>
-      <w:r>
-        <w:t xml:space="preserve"> </w:t>
-      </w:r>
-      <w:r>
-        <w:t xml:space="preserve">both a real strength and a real gap in the same paper. On the positive side, the</w:t>
-      </w:r>
-      <w:r>
-        <w:t xml:space="preserve"> </w:t>
-      </w:r>
-      <w:r>
-        <w:t xml:space="preserve">metaheuristic-tuned BKA-XGBoost model (H1) reports its own search budget</w:t>
-      </w:r>
-      <w:r>
-        <w:t xml:space="preserve"> </w:t>
-      </w:r>
-      <w:r>
-        <w:t xml:space="preserve">explicitly (population 10, 20 iterations) and, unusually for this corpus, checks</w:t>
-      </w:r>
-      <w:r>
-        <w:t xml:space="preserve"> </w:t>
-      </w:r>
-      <w:r>
-        <w:t xml:space="preserve">its own reliability by reassembling the dataset ten times and reporting</w:t>
-      </w:r>
-      <w:r>
-        <w:t xml:space="preserve"> </w:t>
-      </w:r>
-      <w:r>
-        <w:t xml:space="preserve">performance across all ten combinations rather than a single best run — exactly</w:t>
-      </w:r>
-      <w:r>
-        <w:t xml:space="preserve"> </w:t>
-      </w:r>
-      <w:r>
-        <w:t xml:space="preserve">the repeated-run practice PAVE-ML item 12c asks for. The paper also states</w:t>
-      </w:r>
-      <w:r>
-        <w:t xml:space="preserve"> </w:t>
-      </w:r>
-      <w:r>
-        <w:t xml:space="preserve">outright, discussing four comparator models drawn from the literature, that</w:t>
-      </w:r>
-      <w:r>
-        <w:t xml:space="preserve"> </w:t>
-      </w:r>
-      <w:r>
-        <w:t xml:space="preserve">“direct performance comparisons are unconvincing”</w:t>
-      </w:r>
-      <w:r>
-        <w:t xml:space="preserve"> </w:t>
-      </w:r>
-      <w:r>
-        <w:t xml:space="preserve">because those models were</w:t>
-      </w:r>
-      <w:r>
-        <w:t xml:space="preserve"> </w:t>
-      </w:r>
-      <w:r>
-        <w:t xml:space="preserve">fitted on different datasets — an author-acknowledged version of the</w:t>
-      </w:r>
-      <w:r>
-        <w:t xml:space="preserve"> </w:t>
-      </w:r>
-      <w:r>
-        <w:t xml:space="preserve">cross-study comparability problem this review is built around, and one of the</w:t>
-      </w:r>
-      <w:r>
-        <w:t xml:space="preserve"> </w:t>
-      </w:r>
-      <w:r>
-        <w:t xml:space="preserve">only such acknowledgements found in the corpus so far. On the other side of the</w:t>
-      </w:r>
-      <w:r>
-        <w:t xml:space="preserve"> </w:t>
-      </w:r>
-      <w:r>
-        <w:t xml:space="preserve">same paper: the nine within-paper comparator models are given listed parameter</w:t>
-      </w:r>
-      <w:r>
-        <w:t xml:space="preserve"> </w:t>
-      </w:r>
-      <w:r>
-        <w:t xml:space="preserve">settings but no stated search budget, so whether they received tuning effort</w:t>
-      </w:r>
-      <w:r>
-        <w:t xml:space="preserve"> </w:t>
-      </w:r>
-      <w:r>
-        <w:t xml:space="preserve">comparable to BKA-XGBoost’s own cannot be confirmed from the text — and no</w:t>
-      </w:r>
-      <w:r>
-        <w:t xml:space="preserve"> </w:t>
-      </w:r>
-      <w:r>
-        <w:t xml:space="preserve">mechanistic resistance-modulus model is included as a comparator, so</w:t>
-      </w:r>
-      <w:r>
-        <w:t xml:space="preserve"> </w:t>
-      </w:r>
-      <w:r>
-        <w:t xml:space="preserve">baseline_strength codes moderate rather than strong despite the nine-model</w:t>
-      </w:r>
-      <w:r>
-        <w:t xml:space="preserve"> </w:t>
-      </w:r>
-      <w:r>
-        <w:t xml:space="preserve">comparison looking exhaustive at a glance. The lesson is the same one §11 draws</w:t>
-      </w:r>
-      <w:r>
-        <w:t xml:space="preserve"> </w:t>
-      </w:r>
-      <w:r>
-        <w:t xml:space="preserve">more generally: a paper can do real, citable work toward some PAVE-ML items while</w:t>
-      </w:r>
-      <w:r>
-        <w:t xml:space="preserve"> </w:t>
-      </w:r>
-      <w:r>
-        <w:t xml:space="preserve">leaving others exactly as unaddressed as the rest of the field.</w:t>
-      </w:r>
-    </w:p>
-    <w:p>
-      <w:pPr>
-        <w:pStyle w:val="BodyText"/>
-      </w:pPr>
-      <w:r>
-        <w:t xml:space="preserve">On the symbolic side, Ghanizadeh et al.</w:t>
-      </w:r>
-      <w:r>
-        <w:t xml:space="preserve"> </w:t>
-      </w:r>
-      <w:r>
-        <w:t xml:space="preserve">(</w:t>
-      </w:r>
-      <w:r>
-        <w:t xml:space="preserve">Ghanizadeh et al.</w:t>
-      </w:r>
-      <w:r>
-        <w:t xml:space="preserve">, 2024)</w:t>
-      </w:r>
-      <w:r>
-        <w:t xml:space="preserve"> </w:t>
-      </w:r>
-      <w:r>
-        <w:t xml:space="preserve">fit a</w:t>
-      </w:r>
-      <w:r>
-        <w:t xml:space="preserve"> </w:t>
-      </w:r>
-      <w:r>
-        <w:t xml:space="preserve">TLBO-optimised evolutionary polynomial regression and multi-gene genetic</w:t>
-      </w:r>
-      <w:r>
-        <w:t xml:space="preserve"> </w:t>
-      </w:r>
-      <w:r>
-        <w:t xml:space="preserve">programming model (H7) for asphalt air-void evolution, producing a closed-form,</w:t>
-      </w:r>
-      <w:r>
-        <w:t xml:space="preserve"> </w:t>
-      </w:r>
-      <w:r>
-        <w:t xml:space="preserve">inspectable expression rather than an opaque predictor — a property that recurs as</w:t>
-      </w:r>
-      <w:r>
-        <w:t xml:space="preserve"> </w:t>
-      </w:r>
-      <w:r>
-        <w:t xml:space="preserve">a theme in §10’s discussion of what interpretability should mean for a validated,</w:t>
-      </w:r>
-      <w:r>
-        <w:t xml:space="preserve"> </w:t>
-      </w:r>
-      <w:r>
-        <w:t xml:space="preserve">not merely a post-hoc-explained, model.</w:t>
-      </w:r>
-    </w:p>
-    <w:bookmarkEnd w:id="36"/>
-    <w:bookmarkStart w:id="37" w:name="sec-structural"/>
-    <w:p>
-      <w:pPr>
-        <w:pStyle w:val="Heading1"/>
-      </w:pPr>
-      <w:r>
-        <w:t xml:space="preserve">6. Hybrid models in structural evaluation and inverse analysis</w:t>
-      </w:r>
-    </w:p>
-    <w:p>
-      <w:pPr>
-        <w:pStyle w:val="FirstParagraph"/>
-      </w:pPr>
-      <w:r>
-        <w:t xml:space="preserve">Structural evaluation and inverse analysis — principally back-calculation of layer</w:t>
-      </w:r>
-      <w:r>
-        <w:t xml:space="preserve"> </w:t>
-      </w:r>
-      <w:r>
-        <w:t xml:space="preserve">moduli from deflection data — is the sub-domain with the strongest example of</w:t>
-      </w:r>
-      <w:r>
-        <w:t xml:space="preserve"> </w:t>
-      </w:r>
-      <w:r>
-        <w:t xml:space="preserve">external validation in the entire seed corpus, and for that reason anchors much of</w:t>
-      </w:r>
-      <w:r>
-        <w:t xml:space="preserve"> </w:t>
-      </w:r>
-      <w:r>
-        <w:t xml:space="preserve">the argument in §11 as well as this section. Elbagalati et al.</w:t>
-      </w:r>
-      <w:r>
-        <w:t xml:space="preserve"> </w:t>
-      </w:r>
-      <w:r>
-        <w:t xml:space="preserve">(</w:t>
-      </w:r>
-      <w:r>
-        <w:t xml:space="preserve">Elbagalati et al.</w:t>
-      </w:r>
-      <w:r>
-        <w:t xml:space="preserve">, 2017)</w:t>
-      </w:r>
-      <w:r>
-        <w:t xml:space="preserve"> </w:t>
-      </w:r>
-      <w:r>
-        <w:t xml:space="preserve">train an ANN model on a Louisiana continuous-deflection</w:t>
-      </w:r>
-      <w:r>
-        <w:t xml:space="preserve"> </w:t>
-      </w:r>
-      <w:r>
-        <w:t xml:space="preserve">programme and evaluate it on an independent Minnesota programme; R</w:t>
-      </w:r>
-      <w:r>
-        <w:rPr>
-          <w:vertAlign w:val="superscript"/>
-        </w:rPr>
-        <w:t xml:space="preserve">2</w:t>
-      </w:r>
-      <w:r>
-        <w:t xml:space="preserve"> </w:t>
-      </w:r>
-      <w:r>
-        <w:t xml:space="preserve">falls only</w:t>
-      </w:r>
-      <w:r>
-        <w:t xml:space="preserve"> </w:t>
-      </w:r>
-      <w:r>
-        <w:t xml:space="preserve">from 0.73 to 0.72 across that transfer, which is the benchmark against which the</w:t>
-      </w:r>
-      <w:r>
-        <w:t xml:space="preserve"> </w:t>
-      </w:r>
-      <w:r>
-        <w:t xml:space="preserve">field’s more typical 0.99-on-random-holdout results should be read, and the paper</w:t>
-      </w:r>
-      <w:r>
-        <w:t xml:space="preserve"> </w:t>
-      </w:r>
-      <w:r>
-        <w:t xml:space="preserve">is cited repeatedly in this review precisely because it is the exception rather</w:t>
-      </w:r>
-      <w:r>
-        <w:t xml:space="preserve"> </w:t>
-      </w:r>
-      <w:r>
-        <w:t xml:space="preserve">than the rule.</w:t>
-      </w:r>
-    </w:p>
-    <w:p>
-      <w:pPr>
-        <w:pStyle w:val="BodyText"/>
-      </w:pPr>
-      <w:r>
-        <w:t xml:space="preserve">Ghanizadeh and colleagues’ own back-calculation work traces a coherent five-year arc</w:t>
-      </w:r>
-      <w:r>
-        <w:t xml:space="preserve"> </w:t>
-      </w:r>
-      <w:r>
-        <w:t xml:space="preserve">that this section follows in sequence: an ANN back-calculation model with Garson and</w:t>
-      </w:r>
-      <w:r>
-        <w:t xml:space="preserve"> </w:t>
-      </w:r>
-      <w:r>
-        <w:t xml:space="preserve">connection-weight sensitivity analysis</w:t>
-      </w:r>
-      <w:r>
-        <w:t xml:space="preserve"> </w:t>
-      </w:r>
-      <w:r>
-        <w:t xml:space="preserve">(Ghanizadeh et al., 2020)</w:t>
-      </w:r>
-      <w:r>
-        <w:t xml:space="preserve"> </w:t>
-      </w:r>
-      <w:r>
-        <w:t xml:space="preserve">establishes the</w:t>
-      </w:r>
-      <w:r>
-        <w:t xml:space="preserve"> </w:t>
-      </w:r>
-      <w:r>
-        <w:t xml:space="preserve">baseline single-architecture approach with post-hoc interpretability; METABACKCAL</w:t>
-      </w:r>
-      <w:r>
-        <w:t xml:space="preserve"> </w:t>
-      </w:r>
-      <w:r>
-        <w:t xml:space="preserve">(Ghanizadeh et al., 2025)</w:t>
-      </w:r>
-      <w:r>
-        <w:t xml:space="preserve"> </w:t>
-      </w:r>
-      <w:r>
-        <w:t xml:space="preserve">replaces the neural surrogate with a metaheuristic-driven</w:t>
-      </w:r>
-      <w:r>
-        <w:t xml:space="preserve"> </w:t>
-      </w:r>
-      <w:r>
-        <w:t xml:space="preserve">inverse solver directly (H2, in the sense that the metaheuristic operates on the</w:t>
-      </w:r>
-      <w:r>
-        <w:t xml:space="preserve"> </w:t>
-      </w:r>
-      <w:r>
-        <w:t xml:space="preserve">inverse problem itself rather than on a learned model’s hyperparameters), and is</w:t>
-      </w:r>
-      <w:r>
-        <w:t xml:space="preserve"> </w:t>
-      </w:r>
-      <w:r>
-        <w:t xml:space="preserve">released as a named tool — one of very few entries in the seed corpus with</w:t>
-      </w:r>
-      <w:r>
-        <w:t xml:space="preserve"> </w:t>
-      </w:r>
-      <w:r>
-        <w:t xml:space="preserve">deployment evidence beyond a closed-form equation. Reading the two together raises a</w:t>
-      </w:r>
-      <w:r>
-        <w:t xml:space="preserve"> </w:t>
-      </w:r>
-      <w:r>
-        <w:t xml:space="preserve">natural question this corpus is not yet positioned to answer at abstract level: does</w:t>
-      </w:r>
-      <w:r>
-        <w:t xml:space="preserve"> </w:t>
-      </w:r>
-      <w:r>
-        <w:t xml:space="preserve">the metaheuristic-driven solver in the later paper report an accuracy gain over the</w:t>
-      </w:r>
-      <w:r>
-        <w:t xml:space="preserve"> </w:t>
-      </w:r>
-      <w:r>
-        <w:t xml:space="preserve">earlier ANN surrogate under a comparable computational budget, and if so, of what</w:t>
-      </w:r>
-      <w:r>
-        <w:t xml:space="preserve"> </w:t>
-      </w:r>
-      <w:r>
-        <w:t xml:space="preserve">size? Answering it would require full-text extraction from both papers rather than</w:t>
-      </w:r>
-      <w:r>
-        <w:t xml:space="preserve"> </w:t>
-      </w:r>
-      <w:r>
-        <w:t xml:space="preserve">the abstract-level record currently held, and is flagged in §13 as a specific,</w:t>
-      </w:r>
-      <w:r>
-        <w:t xml:space="preserve"> </w:t>
-      </w:r>
-      <w:r>
-        <w:t xml:space="preserve">tractable next step rather than a general aspiration.</w:t>
-      </w:r>
-    </w:p>
-    <w:p>
-      <w:pPr>
-        <w:pStyle w:val="BodyText"/>
-      </w:pPr>
-      <w:r>
-        <w:t xml:space="preserve">Pasupunuri, Thom and Li</w:t>
-      </w:r>
-      <w:r>
-        <w:t xml:space="preserve"> </w:t>
-      </w:r>
-      <w:r>
-        <w:t xml:space="preserve">(Pasupunuri et al., 2024)</w:t>
-      </w:r>
-      <w:r>
-        <w:t xml:space="preserve"> </w:t>
-      </w:r>
-      <w:r>
-        <w:t xml:space="preserve">supply this review’s clearest H3</w:t>
-      </w:r>
-      <w:r>
-        <w:t xml:space="preserve"> </w:t>
-      </w:r>
-      <w:r>
-        <w:t xml:space="preserve">(physics-informed) exemplar, embedding the MEPDG roughness model itself as the</w:t>
-      </w:r>
-      <w:r>
-        <w:t xml:space="preserve"> </w:t>
-      </w:r>
-      <w:r>
-        <w:t xml:space="preserve">physics-loss term of a PINN for jointed plain concrete pavement roughness — the</w:t>
-      </w:r>
-      <w:r>
-        <w:t xml:space="preserve"> </w:t>
-      </w:r>
-      <w:r>
-        <w:t xml:space="preserve">single clearest published case in the corpus of a mechanics-constrained learner in</w:t>
-      </w:r>
-      <w:r>
-        <w:t xml:space="preserve"> </w:t>
-      </w:r>
-      <w:r>
-        <w:t xml:space="preserve">pavement engineering, and a useful counterpoint to the purely data-driven H1/H2</w:t>
-      </w:r>
-      <w:r>
-        <w:t xml:space="preserve"> </w:t>
-      </w:r>
-      <w:r>
-        <w:t xml:space="preserve">work that dominates the rest of this section.</w:t>
-      </w:r>
-    </w:p>
-    <w:bookmarkEnd w:id="37"/>
-    <w:bookmarkStart w:id="42" w:name="sec-performance"/>
-    <w:p>
-      <w:pPr>
-        <w:pStyle w:val="Heading1"/>
-      </w:pPr>
-      <w:r>
-        <w:t xml:space="preserve">7. Hybrid models in performance prediction</w:t>
-      </w:r>
-    </w:p>
-    <w:p>
-      <w:pPr>
-        <w:pStyle w:val="FirstParagraph"/>
-      </w:pPr>
-      <w:r>
-        <w:t xml:space="preserve">Performance and deterioration prediction (international roughness index, rutting,</w:t>
-      </w:r>
-      <w:r>
-        <w:t xml:space="preserve"> </w:t>
-      </w:r>
-      <w:r>
-        <w:t xml:space="preserve">cracking, faulting, remaining service life) is the sub-domain most heavily dependent</w:t>
-      </w:r>
-      <w:r>
-        <w:t xml:space="preserve"> </w:t>
-      </w:r>
-      <w:r>
-        <w:t xml:space="preserve">on the Long-Term Pavement Performance (LTPP) database in the seed corpus, and</w:t>
-      </w:r>
-      <w:r>
-        <w:t xml:space="preserve"> </w:t>
-      </w:r>
-      <w:r>
-        <w:t xml:space="preserve">correspondingly the sub-domain where the near-duplicate-substrate problem named in</w:t>
-      </w:r>
-      <w:r>
-        <w:t xml:space="preserve"> </w:t>
-      </w:r>
-      <w:r>
-        <w:t xml:space="preserve">the review methodology is most concrete rather than abstract. A single overlapping</w:t>
-      </w:r>
-      <w:r>
-        <w:t xml:space="preserve"> </w:t>
-      </w:r>
-      <w:r>
-        <w:t xml:space="preserve">author team, Alnaqbi, Zeiada and Al-Khateeb, joined variously by Abuzwidah, Hamad and</w:t>
-      </w:r>
-      <w:r>
-        <w:t xml:space="preserve"> </w:t>
-      </w:r>
-      <w:r>
-        <w:t xml:space="preserve">Barakat across different papers, has published at least nine studies located so far,</w:t>
-      </w:r>
-      <w:r>
-        <w:t xml:space="preserve"> </w:t>
-      </w:r>
-      <w:r>
-        <w:t xml:space="preserve">all drawing on what appears to be the same approximately 33-section,</w:t>
-      </w:r>
-      <w:r>
-        <w:t xml:space="preserve"> </w:t>
-      </w:r>
-      <w:r>
-        <w:t xml:space="preserve">385–395-observation continuously-reinforced-concrete-pavement substrate from LTPP.</w:t>
-      </w:r>
-      <w:r>
-        <w:t xml:space="preserve"> </w:t>
-      </w:r>
-      <w:r>
-        <w:t xml:space="preserve">Each pairs a different metaheuristic (chiefly PSO or a genetic algorithm) with a</w:t>
-      </w:r>
-      <w:r>
-        <w:t xml:space="preserve"> </w:t>
-      </w:r>
-      <w:r>
-        <w:t xml:space="preserve">different base learner (chiefly SVR or a gradient boosting machine) to predict a</w:t>
-      </w:r>
-      <w:r>
-        <w:t xml:space="preserve"> </w:t>
-      </w:r>
-      <w:r>
-        <w:t xml:space="preserve">different single target variable: international roughness index</w:t>
-      </w:r>
-      <w:r>
-        <w:t xml:space="preserve"> </w:t>
-      </w:r>
-      <w:r>
-        <w:t xml:space="preserve">(Alnaqbi et al., 2025f, 2025e, 2025a)</w:t>
-      </w:r>
-      <w:r>
-        <w:t xml:space="preserve">, longitudinal cracking</w:t>
-      </w:r>
-      <w:r>
-        <w:t xml:space="preserve"> </w:t>
-      </w:r>
-      <w:r>
-        <w:t xml:space="preserve">(A. Alnaqbi et al., 2026, 2025b; Alnaqbi et al., 2025d)</w:t>
-      </w:r>
-      <w:r>
-        <w:t xml:space="preserve">, spalling</w:t>
-      </w:r>
-      <w:r>
-        <w:t xml:space="preserve"> </w:t>
-      </w:r>
-      <w:r>
-        <w:t xml:space="preserve">(Alnaqbi et al., 2024)</w:t>
-      </w:r>
-      <w:r>
-        <w:t xml:space="preserve">, friction number</w:t>
-      </w:r>
-      <w:r>
-        <w:t xml:space="preserve"> </w:t>
-      </w:r>
-      <w:r>
-        <w:t xml:space="preserve">(A. J. Alnaqbi et al., 2026)</w:t>
-      </w:r>
-      <w:r>
-        <w:t xml:space="preserve">, and punchouts</w:t>
-      </w:r>
-      <w:r>
-        <w:t xml:space="preserve"> </w:t>
-      </w:r>
-      <w:r>
-        <w:t xml:space="preserve">(Alnaqbi et al., 2025c)</w:t>
-      </w:r>
-      <w:r>
-        <w:t xml:space="preserve">. Each is reported as a separate publication, each is</w:t>
-      </w:r>
-      <w:r>
-        <w:t xml:space="preserve"> </w:t>
-      </w:r>
-      <w:r>
-        <w:t xml:space="preserve">evaluated by five-fold cross-validation, and each reports R</w:t>
-      </w:r>
-      <w:r>
-        <w:rPr>
-          <w:vertAlign w:val="superscript"/>
-        </w:rPr>
-        <w:t xml:space="preserve">2</w:t>
-      </w:r>
-      <w:r>
-        <w:t xml:space="preserve"> </w:t>
-      </w:r>
-      <w:r>
-        <w:t xml:space="preserve">in the 0.90–0.99</w:t>
-      </w:r>
-      <w:r>
-        <w:t xml:space="preserve"> </w:t>
-      </w:r>
-      <w:r>
-        <w:t xml:space="preserve">range. Three pairs within this set differ from one another only in which</w:t>
-      </w:r>
-      <w:r>
-        <w:t xml:space="preserve"> </w:t>
-      </w:r>
-      <w:r>
-        <w:t xml:space="preserve">metaheuristic tunes the same base learner, or which base learner the same</w:t>
-      </w:r>
-      <w:r>
-        <w:t xml:space="preserve"> </w:t>
-      </w:r>
-      <w:r>
-        <w:t xml:space="preserve">metaheuristic tunes, on the same target and the same substrate:</w:t>
-      </w:r>
-      <w:r>
-        <w:t xml:space="preserve"> </w:t>
-      </w:r>
-      <w:r>
-        <w:t xml:space="preserve">Alnaqbi et al. (2025d)</w:t>
-      </w:r>
-      <w:r>
-        <w:t xml:space="preserve"> </w:t>
-      </w:r>
-      <w:r>
-        <w:t xml:space="preserve">(PSO-GBM),</w:t>
-      </w:r>
-      <w:r>
-        <w:t xml:space="preserve"> </w:t>
-      </w:r>
-      <w:r>
-        <w:t xml:space="preserve">Alnaqbi et al. (2025b)</w:t>
-      </w:r>
-      <w:r>
-        <w:t xml:space="preserve"> </w:t>
-      </w:r>
-      <w:r>
-        <w:t xml:space="preserve">(GA-GBM) and</w:t>
-      </w:r>
-      <w:r>
-        <w:t xml:space="preserve"> </w:t>
-      </w:r>
-      <w:r>
-        <w:t xml:space="preserve">A. Alnaqbi et al. (2026)</w:t>
-      </w:r>
-      <w:r>
-        <w:t xml:space="preserve"> </w:t>
-      </w:r>
-      <w:r>
-        <w:t xml:space="preserve">(PSO-SVR) all predict longitudinal cracking;</w:t>
-      </w:r>
-      <w:r>
-        <w:t xml:space="preserve"> </w:t>
-      </w:r>
-      <w:r>
-        <w:t xml:space="preserve">Alnaqbi et al. (2025f)</w:t>
-      </w:r>
-      <w:r>
-        <w:t xml:space="preserve"> </w:t>
-      </w:r>
-      <w:r>
-        <w:t xml:space="preserve">(PSO-SVR),</w:t>
-      </w:r>
-      <w:r>
-        <w:t xml:space="preserve"> </w:t>
-      </w:r>
-      <w:r>
-        <w:t xml:space="preserve">Alnaqbi et al. (2025e)</w:t>
-      </w:r>
-      <w:r>
-        <w:t xml:space="preserve"> </w:t>
-      </w:r>
-      <w:r>
-        <w:t xml:space="preserve">(PSO-GBM) and</w:t>
-      </w:r>
-      <w:r>
-        <w:t xml:space="preserve"> </w:t>
-      </w:r>
-      <w:r>
-        <w:t xml:space="preserve">Alnaqbi et al. (2025a)</w:t>
-      </w:r>
-      <w:r>
-        <w:t xml:space="preserve"> </w:t>
-      </w:r>
-      <w:r>
-        <w:t xml:space="preserve">(GA-SVR) all predict IRI</w:t>
-      </w:r>
-      <w:r>
-        <w:t xml:space="preserve"> </w:t>
-      </w:r>
-      <w:r>
-        <w:t xml:space="preserve">on what the papers describe as the identical 395-observation, 33-section pool. The</w:t>
-      </w:r>
-      <w:r>
-        <w:t xml:space="preserve"> </w:t>
-      </w:r>
-      <w:r>
-        <w:t xml:space="preserve">most recent addition,</w:t>
-      </w:r>
-      <w:r>
-        <w:t xml:space="preserve"> </w:t>
-      </w:r>
-      <w:r>
-        <w:t xml:space="preserve">A. Alnaqbi et al. (2026)</w:t>
-      </w:r>
-      <w:r>
-        <w:t xml:space="preserve">, is inferred to belong to the same series</w:t>
-      </w:r>
-      <w:r>
-        <w:t xml:space="preserve"> </w:t>
-      </w:r>
-      <w:r>
-        <w:t xml:space="preserve">on topical and authorship grounds (the same three authors, the same rigid-pavement</w:t>
-      </w:r>
-      <w:r>
-        <w:t xml:space="preserve"> </w:t>
-      </w:r>
-      <w:r>
-        <w:t xml:space="preserve">cracking target, the same optimiser-learner coupling pattern) rather than confirmed</w:t>
-      </w:r>
-      <w:r>
-        <w:t xml:space="preserve"> </w:t>
-      </w:r>
-      <w:r>
-        <w:t xml:space="preserve">against its own data section, which full-text reading would be needed to settle with</w:t>
-      </w:r>
-      <w:r>
-        <w:t xml:space="preserve"> </w:t>
-      </w:r>
-      <w:r>
-        <w:t xml:space="preserve">certainty.</w:t>
-      </w:r>
-    </w:p>
-    <w:p>
-      <w:pPr>
-        <w:pStyle w:val="BodyText"/>
-      </w:pPr>
-      <w:r>
-        <w:t xml:space="preserve">None of this is concealed.</w:t>
-      </w:r>
-      <w:r>
-        <w:t xml:space="preserve"> </w:t>
-      </w:r>
-      <w:r>
-        <w:t xml:space="preserve">Alnaqbi et al. (2025c)</w:t>
-      </w:r>
-      <w:r>
-        <w:t xml:space="preserve">‘s own reference list cites six</w:t>
-      </w:r>
-      <w:r>
-        <w:t xml:space="preserve"> </w:t>
-      </w:r>
-      <w:r>
-        <w:t xml:space="preserve">other papers from the same series, so the pattern is not hidden, only undiscussed.</w:t>
-      </w:r>
-      <w:r>
-        <w:t xml:space="preserve"> </w:t>
-      </w:r>
-      <w:r>
-        <w:t xml:space="preserve">Full-text verification of the first two published members of the series,</w:t>
-      </w:r>
-      <w:r>
-        <w:t xml:space="preserve"> </w:t>
-      </w:r>
-      <w:r>
-        <w:t xml:space="preserve">Alnaqbi et al. (2025f)</w:t>
-      </w:r>
-      <w:r>
-        <w:t xml:space="preserve"> </w:t>
-      </w:r>
-      <w:r>
-        <w:t xml:space="preserve">and</w:t>
-      </w:r>
-      <w:r>
-        <w:t xml:space="preserve"> </w:t>
-      </w:r>
-      <w:r>
-        <w:t xml:space="preserve">Alnaqbi et al. (2025d)</w:t>
-      </w:r>
-      <w:r>
-        <w:t xml:space="preserve">, confirms rather than merely</w:t>
-      </w:r>
-      <w:r>
-        <w:t xml:space="preserve"> </w:t>
-      </w:r>
-      <w:r>
-        <w:t xml:space="preserve">suspects the leakage concern, and confirms it identically in both papers rather than</w:t>
-      </w:r>
-      <w:r>
-        <w:t xml:space="preserve"> </w:t>
-      </w:r>
-      <w:r>
-        <w:t xml:space="preserve">once. The first states its partitioning plainly as</w:t>
-      </w:r>
-      <w:r>
-        <w:t xml:space="preserve"> </w:t>
-      </w:r>
-      <w:r>
-        <w:t xml:space="preserve">“the dataset was split into 5</w:t>
-      </w:r>
-      <w:r>
-        <w:t xml:space="preserve"> </w:t>
-      </w:r>
-      <w:r>
-        <w:t xml:space="preserve">subsets, and the model was trained and tested 5 times, each time using a different</w:t>
-      </w:r>
-      <w:r>
-        <w:t xml:space="preserve"> </w:t>
-      </w:r>
-      <w:r>
-        <w:t xml:space="preserve">subset as the test set and the remaining subsets as the training set”</w:t>
-      </w:r>
-      <w:r>
-        <w:t xml:space="preserve">; the second,</w:t>
-      </w:r>
-      <w:r>
-        <w:t xml:space="preserve"> </w:t>
-      </w:r>
-      <w:r>
-        <w:t xml:space="preserve">on a different target variable but the identical 395-observation, 33-section</w:t>
-      </w:r>
-      <w:r>
-        <w:t xml:space="preserve"> </w:t>
-      </w:r>
-      <w:r>
-        <w:t xml:space="preserve">substrate, states it just as plainly as</w:t>
-      </w:r>
-      <w:r>
-        <w:t xml:space="preserve"> </w:t>
-      </w:r>
-      <w:r>
-        <w:t xml:space="preserve">“five equal-sized subsets were randomly</w:t>
-      </w:r>
-      <w:r>
-        <w:t xml:space="preserve"> </w:t>
-      </w:r>
-      <w:r>
-        <w:t xml:space="preserve">selected from the dataset… the training and testing subsets were switched around</w:t>
-      </w:r>
-      <w:r>
-        <w:t xml:space="preserve"> </w:t>
-      </w:r>
-      <w:r>
-        <w:t xml:space="preserve">in each iteration.”</w:t>
-      </w:r>
-      <w:r>
-        <w:t xml:space="preserve"> </w:t>
-      </w:r>
-      <w:r>
-        <w:t xml:space="preserve">Both are random splits at the observation level, and neither</w:t>
-      </w:r>
-      <w:r>
-        <w:t xml:space="preserve"> </w:t>
-      </w:r>
-      <w:r>
-        <w:t xml:space="preserve">methods section, read in full rather than excerpted, mentions grouping by the 33</w:t>
-      </w:r>
-      <w:r>
-        <w:t xml:space="preserve"> </w:t>
-      </w:r>
-      <w:r>
-        <w:t xml:space="preserve">physical CRCP sections the observations are drawn from. With roughly twelve</w:t>
-      </w:r>
-      <w:r>
-        <w:t xml:space="preserve"> </w:t>
-      </w:r>
-      <w:r>
-        <w:t xml:space="preserve">observations per section on average, an ungrouped random split places multiple,</w:t>
-      </w:r>
-      <w:r>
-        <w:t xml:space="preserve"> </w:t>
-      </w:r>
-      <w:r>
-        <w:t xml:space="preserve">highly correlated records from the same physical section on both sides of most</w:t>
-      </w:r>
-      <w:r>
-        <w:t xml:space="preserve"> </w:t>
-      </w:r>
-      <w:r>
-        <w:t xml:space="preserve">folds: precisely the leakage pathway the PAVE-ML rule for</w:t>
-      </w:r>
-      <w:r>
-        <w:t xml:space="preserve"> </w:t>
-      </w:r>
-      <w:r>
-        <w:rPr>
-          <w:rStyle w:val="VerbatimChar"/>
-        </w:rPr>
-        <w:t xml:space="preserve">leakage_risk</w:t>
-      </w:r>
-      <w:r>
-        <w:t xml:space="preserve"> </w:t>
-      </w:r>
-      <w:r>
-        <w:t xml:space="preserve">(§12) is</w:t>
-      </w:r>
-      <w:r>
-        <w:t xml:space="preserve"> </w:t>
-      </w:r>
-      <w:r>
-        <w:t xml:space="preserve">written to catch. Both papers’</w:t>
-      </w:r>
-      <w:r>
-        <w:t xml:space="preserve"> </w:t>
-      </w:r>
-      <w:r>
-        <w:t xml:space="preserve">own Limitations or Future Directions sections</w:t>
-      </w:r>
-      <w:r>
-        <w:t xml:space="preserve"> </w:t>
-      </w:r>
-      <w:r>
-        <w:t xml:space="preserve">separately confirm the absence of external validation in their own words (the first</w:t>
-      </w:r>
-      <w:r>
-        <w:t xml:space="preserve"> </w:t>
-      </w:r>
-      <w:r>
-        <w:t xml:space="preserve">stating outright that</w:t>
-      </w:r>
-      <w:r>
-        <w:t xml:space="preserve"> </w:t>
-      </w:r>
-      <w:r>
-        <w:t xml:space="preserve">“no independent testing was done using additional datasets,”</w:t>
-      </w:r>
-      <w:r>
-        <w:t xml:space="preserve"> </w:t>
-      </w:r>
-      <w:r>
-        <w:t xml:space="preserve">the second listing</w:t>
-      </w:r>
-      <w:r>
-        <w:t xml:space="preserve"> </w:t>
-      </w:r>
-      <w:r>
-        <w:t xml:space="preserve">“external dataset validation”</w:t>
-      </w:r>
-      <w:r>
-        <w:t xml:space="preserve"> </w:t>
-      </w:r>
-      <w:r>
-        <w:t xml:space="preserve">among unmet future work), which</w:t>
-      </w:r>
-      <w:r>
-        <w:t xml:space="preserve"> </w:t>
-      </w:r>
-      <w:r>
-        <w:t xml:space="preserve">independently confirms the</w:t>
-      </w:r>
-      <w:r>
-        <w:t xml:space="preserve"> </w:t>
-      </w:r>
-      <w:r>
-        <w:rPr>
-          <w:rStyle w:val="VerbatimChar"/>
-        </w:rPr>
-        <w:t xml:space="preserve">external_validation: no</w:t>
-      </w:r>
-      <w:r>
-        <w:t xml:space="preserve"> </w:t>
-      </w:r>
-      <w:r>
-        <w:t xml:space="preserve">coding under the criterion in</w:t>
-      </w:r>
-      <w:r>
-        <w:t xml:space="preserve"> </w:t>
-      </w:r>
-      <w:r>
-        <w:t xml:space="preserve">§2.3 twice over, rather than by the silence-as-absence convention alone. One detail</w:t>
-      </w:r>
-      <w:r>
-        <w:t xml:space="preserve"> </w:t>
-      </w:r>
-      <w:r>
-        <w:t xml:space="preserve">is worth noting for what it reveals about how such concerns are currently addressed</w:t>
-      </w:r>
-      <w:r>
-        <w:t xml:space="preserve"> </w:t>
-      </w:r>
-      <w:r>
-        <w:t xml:space="preserve">in this literature: the first paper anticipates an overfitting objection and defends</w:t>
-      </w:r>
-      <w:r>
-        <w:t xml:space="preserve"> </w:t>
-      </w:r>
-      <w:r>
-        <w:t xml:space="preserve">against it by observing that RMSE stays within a narrow band across folds</w:t>
-      </w:r>
-      <w:r>
-        <w:t xml:space="preserve"> </w:t>
-      </w:r>
-      <w:r>
-        <w:t xml:space="preserve">(0.02791–0.06422). But fold-to-fold consistency is not evidence against the leakage</w:t>
-      </w:r>
-      <w:r>
-        <w:t xml:space="preserve"> </w:t>
-      </w:r>
-      <w:r>
-        <w:t xml:space="preserve">pathway just described, since every fold would share the same section-level</w:t>
-      </w:r>
-      <w:r>
-        <w:t xml:space="preserve"> </w:t>
-      </w:r>
-      <w:r>
-        <w:t xml:space="preserve">contamination and so would be expected to perform similarly whether or not the model</w:t>
-      </w:r>
-      <w:r>
-        <w:t xml:space="preserve"> </w:t>
-      </w:r>
-      <w:r>
-        <w:t xml:space="preserve">has learned anything section-specific.</w:t>
-      </w:r>
-      <w:r>
-        <w:t xml:space="preserve"> </w:t>
-      </w:r>
-      <w:hyperlink w:anchor="fig-leakage">
+      <w:hyperlink w:anchor="fig-taxonomy-schematic">
         <w:r>
           <w:rPr>
             <w:rStyle w:val="Hyperlink"/>
           </w:rPr>
-          <w:t xml:space="preserve">Figure 5</w:t>
+          <w:t xml:space="preserve">Figure 6</w:t>
         </w:r>
       </w:hyperlink>
       <w:r>
         <w:t xml:space="preserve"> </w:t>
       </w:r>
       <w:r>
-        <w:t xml:space="preserve">makes the mechanism concrete:</w:t>
-      </w:r>
-      <w:r>
-        <w:t xml:space="preserve"> </w:t>
-      </w:r>
-      <w:r>
-        <w:t xml:space="preserve">with roughly twelve observations per section, an ungrouped random assignment (Panel</w:t>
-      </w:r>
-      <w:r>
-        <w:t xml:space="preserve"> </w:t>
-      </w:r>
-      <w:r>
-        <w:t xml:space="preserve">A) all but guarantees that most sections contribute records to more than one fold,</w:t>
-      </w:r>
-      <w:r>
-        <w:t xml:space="preserve"> </w:t>
-      </w:r>
-      <w:r>
-        <w:t xml:space="preserve">so a model can be trained on 10–11 of a section’s 12 observations and then</w:t>
-      </w:r>
-      <w:r>
-        <w:t xml:space="preserve"> </w:t>
-      </w:r>
-      <w:r>
-        <w:t xml:space="preserve">“tested”</w:t>
-      </w:r>
-      <w:r>
-        <w:t xml:space="preserve"> </w:t>
-      </w:r>
-      <w:r>
-        <w:t xml:space="preserve">on the 12th, a near-duplicate, spatially correlated record rather than a genuinely</w:t>
-      </w:r>
-      <w:r>
-        <w:t xml:space="preserve"> </w:t>
-      </w:r>
-      <w:r>
-        <w:t xml:space="preserve">unseen one. A section-grouped assignment (Panel B), which the reviewed papers’</w:t>
-      </w:r>
-      <w:r>
-        <w:t xml:space="preserve"> </w:t>
-      </w:r>
-      <w:r>
-        <w:t xml:space="preserve">methods sections do not describe using, holds each section entirely within one fold,</w:t>
-      </w:r>
-      <w:r>
-        <w:t xml:space="preserve"> </w:t>
-      </w:r>
-      <w:r>
-        <w:t xml:space="preserve">so the test fold contains no information the model could have seen during training.</w:t>
+        <w:t xml:space="preserve">gives the same seven types as a diagram, useful for</w:t>
+      </w:r>
+      <w:r>
+        <w:t xml:space="preserve"> </w:t>
+      </w:r>
+      <w:r>
+        <w:t xml:space="preserve">distinguishing at a glance couplings that read similarly in prose — H1 and H2</w:t>
+      </w:r>
+      <w:r>
+        <w:t xml:space="preserve"> </w:t>
+      </w:r>
+      <w:r>
+        <w:t xml:space="preserve">differ only in whether the metaheuristic’s output feeds a hyperparameter or a</w:t>
+      </w:r>
+      <w:r>
+        <w:t xml:space="preserve"> </w:t>
+      </w:r>
+      <w:r>
+        <w:t xml:space="preserve">weight, H5 and H6 both fan multiple components into one learner but in the</w:t>
+      </w:r>
+      <w:r>
+        <w:t xml:space="preserve"> </w:t>
+      </w:r>
+      <w:r>
+        <w:t xml:space="preserve">opposite direction (converging predictions versus converging decomposed inputs).</w:t>
       </w:r>
     </w:p>
     <w:tbl>
@@ -5274,7 +4074,4848 @@
       <w:tr>
         <w:tc>
           <w:tcPr/>
-          <w:bookmarkStart w:id="41" w:name="fig-leakage"/>
+          <w:bookmarkStart w:id="42" w:name="fig-taxonomy-schematic"/>
+          <w:p>
+            <w:pPr>
+              <w:pStyle w:val="Compact"/>
+              <w:jc w:val="center"/>
+            </w:pPr>
+            <w:r>
+              <w:drawing>
+                <wp:inline>
+                  <wp:extent cx="5334000" cy="3055337"/>
+                  <wp:effectExtent b="0" l="0" r="0" t="0"/>
+                  <wp:docPr descr="" title="" id="40" name="Picture"/>
+                  <a:graphic>
+                    <a:graphicData uri="http://schemas.openxmlformats.org/drawingml/2006/picture">
+                      <pic:pic>
+                        <pic:nvPicPr>
+                          <pic:cNvPr descr="figures/fig_taxonomy_schematic.png" id="41" name="Picture"/>
+                          <pic:cNvPicPr>
+                            <a:picLocks noChangeArrowheads="1" noChangeAspect="1"/>
+                          </pic:cNvPicPr>
+                        </pic:nvPicPr>
+                        <pic:blipFill>
+                          <a:blip r:embed="rId39"/>
+                          <a:stretch>
+                            <a:fillRect/>
+                          </a:stretch>
+                        </pic:blipFill>
+                        <pic:spPr bwMode="auto">
+                          <a:xfrm>
+                            <a:off x="0" y="0"/>
+                            <a:ext cx="5334000" cy="3055337"/>
+                          </a:xfrm>
+                          <a:prstGeom prst="rect">
+                            <a:avLst/>
+                          </a:prstGeom>
+                          <a:noFill/>
+                          <a:ln w="9525">
+                            <a:noFill/>
+                            <a:headEnd/>
+                            <a:tailEnd/>
+                          </a:ln>
+                        </pic:spPr>
+                      </pic:pic>
+                    </a:graphicData>
+                  </a:graphic>
+                </wp:inline>
+              </w:drawing>
+            </w:r>
+          </w:p>
+          <w:p>
+            <w:pPr>
+              <w:jc w:val="center"/>
+            </w:pPr>
+            <w:pPr>
+              <w:jc w:val="left"/>
+              <w:spacing w:before="200"/>
+              <w:pStyle w:val="ImageCaption"/>
+            </w:pPr>
+            <w:r>
+              <w:t xml:space="preserve">Figure 6: Schematic architecture of the seven hybridisation types. Boxes shown in the</w:t>
+            </w:r>
+            <w:r>
+              <w:t xml:space="preserve"> </w:t>
+            </w:r>
+            <w:r>
+              <w:t xml:space="preserve">same colour play the same structural role across panels (base learner, search</w:t>
+            </w:r>
+            <w:r>
+              <w:t xml:space="preserve"> </w:t>
+            </w:r>
+            <w:r>
+              <w:t xml:space="preserve">component, or data/physics/decomposition component); the diagram sets out the</w:t>
+            </w:r>
+            <w:r>
+              <w:t xml:space="preserve"> </w:t>
+            </w:r>
+            <w:r>
+              <w:t xml:space="preserve">general coupling each type names, not any one paper’s specific</w:t>
+            </w:r>
+            <w:r>
+              <w:t xml:space="preserve"> </w:t>
+            </w:r>
+            <w:r>
+              <w:t xml:space="preserve">implementation.</w:t>
+            </w:r>
+          </w:p>
+          <w:bookmarkEnd w:id="42"/>
+        </w:tc>
+      </w:tr>
+    </w:tbl>
+    <w:bookmarkStart w:id="43" w:name="formal-structure-of-each-type"/>
+    <w:p>
+      <w:pPr>
+        <w:pStyle w:val="Heading2"/>
+      </w:pPr>
+      <w:r>
+        <w:t xml:space="preserve">4.1 Formal structure of each type</w:t>
+      </w:r>
+    </w:p>
+    <w:p>
+      <w:pPr>
+        <w:pStyle w:val="FirstParagraph"/>
+      </w:pPr>
+      <w:r>
+        <w:t xml:space="preserve">Naming each type by its coupling, as</w:t>
+      </w:r>
+      <w:r>
+        <w:t xml:space="preserve"> </w:t>
+      </w:r>
+      <w:hyperlink w:anchor="tbl-taxonomy">
+        <w:r>
+          <w:rPr>
+            <w:rStyle w:val="Hyperlink"/>
+          </w:rPr>
+          <w:t xml:space="preserve">Table 2</w:t>
+        </w:r>
+      </w:hyperlink>
+      <w:r>
+        <w:t xml:space="preserve"> </w:t>
+      </w:r>
+      <w:r>
+        <w:t xml:space="preserve">does, leaves the coupling</w:t>
+      </w:r>
+      <w:r>
+        <w:t xml:space="preserve"> </w:t>
+      </w:r>
+      <w:r>
+        <w:t xml:space="preserve">itself implicit. Stating it mathematically is what lets §9’s premium construct be</w:t>
+      </w:r>
+      <w:r>
+        <w:t xml:space="preserve"> </w:t>
+      </w:r>
+      <w:r>
+        <w:t xml:space="preserve">posed precisely for H1 and H2, and is done here for the remaining five types with</w:t>
+      </w:r>
+      <w:r>
+        <w:t xml:space="preserve"> </w:t>
+      </w:r>
+      <w:r>
+        <w:t xml:space="preserve">the same notation throughout. Let</w:t>
+      </w:r>
+      <w:r>
+        <w:t xml:space="preserve"> </w:t>
+      </w:r>
+      <m:oMath>
+        <m:sSub>
+          <m:e>
+            <m:r>
+              <m:t>f</m:t>
+            </m:r>
+          </m:e>
+          <m:sub>
+            <m:r>
+              <m:t>θ</m:t>
+            </m:r>
+          </m:sub>
+        </m:sSub>
+      </m:oMath>
+      <w:r>
+        <w:t xml:space="preserve"> </w:t>
+      </w:r>
+      <w:r>
+        <w:t xml:space="preserve">denote a base learner with trainable</w:t>
+      </w:r>
+      <w:r>
+        <w:t xml:space="preserve"> </w:t>
+      </w:r>
+      <w:r>
+        <w:t xml:space="preserve">parameters</w:t>
+      </w:r>
+      <w:r>
+        <w:t xml:space="preserve"> </w:t>
+      </w:r>
+      <m:oMath>
+        <m:r>
+          <m:t>θ</m:t>
+        </m:r>
+      </m:oMath>
+      <w:r>
+        <w:t xml:space="preserve">,</w:t>
+      </w:r>
+      <w:r>
+        <w:t xml:space="preserve"> </w:t>
+      </w:r>
+      <m:oMath>
+        <m:r>
+          <m:t>x</m:t>
+        </m:r>
+      </m:oMath>
+      <w:r>
+        <w:t xml:space="preserve"> </w:t>
+      </w:r>
+      <w:r>
+        <w:t xml:space="preserve">an input vector, and</w:t>
+      </w:r>
+      <w:r>
+        <w:t xml:space="preserve"> </w:t>
+      </w:r>
+      <m:oMath>
+        <m:acc>
+          <m:accPr>
+            <m:chr m:val="̂"/>
+          </m:accPr>
+          <m:e>
+            <m:r>
+              <m:t>y</m:t>
+            </m:r>
+          </m:e>
+        </m:acc>
+        <m:r>
+          <m:rPr>
+            <m:sty m:val="p"/>
+          </m:rPr>
+          <m:t>=</m:t>
+        </m:r>
+        <m:sSub>
+          <m:e>
+            <m:r>
+              <m:t>f</m:t>
+            </m:r>
+          </m:e>
+          <m:sub>
+            <m:r>
+              <m:t>θ</m:t>
+            </m:r>
+          </m:sub>
+        </m:sSub>
+        <m:r>
+          <m:rPr>
+            <m:sty m:val="p"/>
+          </m:rPr>
+          <m:t>(</m:t>
+        </m:r>
+        <m:r>
+          <m:t>x</m:t>
+        </m:r>
+        <m:r>
+          <m:rPr>
+            <m:sty m:val="p"/>
+          </m:rPr>
+          <m:t>)</m:t>
+        </m:r>
+      </m:oMath>
+      <w:r>
+        <w:t xml:space="preserve"> </w:t>
+      </w:r>
+      <w:r>
+        <w:t xml:space="preserve">its</w:t>
+      </w:r>
+      <w:r>
+        <w:t xml:space="preserve"> </w:t>
+      </w:r>
+      <w:r>
+        <w:t xml:space="preserve">prediction.</w:t>
+      </w:r>
+    </w:p>
+    <w:p>
+      <w:pPr>
+        <w:pStyle w:val="BodyText"/>
+      </w:pPr>
+      <w:r>
+        <w:rPr>
+          <w:b/>
+          <w:bCs/>
+        </w:rPr>
+        <w:t xml:space="preserve">H1 — metaheuristic → hyperparameters.</w:t>
+      </w:r>
+      <w:r>
+        <w:t xml:space="preserve"> </w:t>
+      </w:r>
+      <w:r>
+        <w:t xml:space="preserve">The base learner’s hyperparameters</w:t>
+      </w:r>
+      <w:r>
+        <w:t xml:space="preserve"> </w:t>
+      </w:r>
+      <m:oMath>
+        <m:r>
+          <m:t>ϕ</m:t>
+        </m:r>
+        <m:r>
+          <m:rPr>
+            <m:sty m:val="p"/>
+          </m:rPr>
+          <m:t>∈</m:t>
+        </m:r>
+        <m:r>
+          <m:rPr>
+            <m:sty m:val="p"/>
+          </m:rPr>
+          <m:t>Φ</m:t>
+        </m:r>
+      </m:oMath>
+      <w:r>
+        <w:t xml:space="preserve"> </w:t>
+      </w:r>
+      <w:r>
+        <w:t xml:space="preserve">(layer width, kernel bandwidth, tree depth, regularisation</w:t>
+      </w:r>
+      <w:r>
+        <w:t xml:space="preserve"> </w:t>
+      </w:r>
+      <w:r>
+        <w:t xml:space="preserve">strength) are selected by a metaheuristic search rather than a grid or gradient</w:t>
+      </w:r>
+      <w:r>
+        <w:t xml:space="preserve"> </w:t>
+      </w:r>
+      <w:r>
+        <w:t xml:space="preserve">method:</w:t>
+      </w:r>
+    </w:p>
+    <w:p>
+      <w:pPr>
+        <w:pStyle w:val="BodyText"/>
+      </w:pPr>
+      <m:oMathPara>
+        <m:oMathParaPr>
+          <m:jc m:val="center"/>
+        </m:oMathParaPr>
+        <m:oMath>
+          <m:sSup>
+            <m:e>
+              <m:r>
+                <m:t>ϕ</m:t>
+              </m:r>
+            </m:e>
+            <m:sup>
+              <m:r>
+                <m:rPr>
+                  <m:sty m:val="p"/>
+                </m:rPr>
+                <m:t>*</m:t>
+              </m:r>
+            </m:sup>
+          </m:sSup>
+          <m:r>
+            <m:rPr>
+              <m:sty m:val="p"/>
+            </m:rPr>
+            <m:t>=</m:t>
+          </m:r>
+          <m:r>
+            <m:rPr>
+              <m:sty m:val="p"/>
+            </m:rPr>
+            <m:t>arg</m:t>
+          </m:r>
+          <m:limLow>
+            <m:e>
+              <m:r>
+                <m:rPr>
+                  <m:sty m:val="p"/>
+                </m:rPr>
+                <m:t>min</m:t>
+              </m:r>
+            </m:e>
+            <m:lim>
+              <m:r>
+                <m:t>ϕ</m:t>
+              </m:r>
+              <m:r>
+                <m:rPr>
+                  <m:sty m:val="p"/>
+                </m:rPr>
+                <m:t>∈</m:t>
+              </m:r>
+              <m:r>
+                <m:rPr>
+                  <m:sty m:val="p"/>
+                </m:rPr>
+                <m:t>Φ</m:t>
+              </m:r>
+            </m:lim>
+          </m:limLow>
+          <m:r>
+            <m:t> </m:t>
+          </m:r>
+          <m:sSub>
+            <m:e>
+              <m:r>
+                <m:rPr>
+                  <m:scr m:val="script"/>
+                  <m:sty m:val="p"/>
+                </m:rPr>
+                <m:t>L</m:t>
+              </m:r>
+            </m:e>
+            <m:sub>
+              <m:r>
+                <m:rPr>
+                  <m:nor/>
+                  <m:sty m:val="p"/>
+                </m:rPr>
+                <m:t>val</m:t>
+              </m:r>
+            </m:sub>
+          </m:sSub>
+          <m:d>
+            <m:dPr>
+              <m:begChr m:val="("/>
+              <m:sepChr m:val=""/>
+              <m:endChr m:val=")"/>
+              <m:grow/>
+            </m:dPr>
+            <m:e>
+              <m:sSub>
+                <m:e>
+                  <m:r>
+                    <m:t>f</m:t>
+                  </m:r>
+                </m:e>
+                <m:sub>
+                  <m:r>
+                    <m:t>θ</m:t>
+                  </m:r>
+                  <m:r>
+                    <m:rPr>
+                      <m:sty m:val="p"/>
+                    </m:rPr>
+                    <m:t>(</m:t>
+                  </m:r>
+                  <m:r>
+                    <m:t>ϕ</m:t>
+                  </m:r>
+                  <m:r>
+                    <m:rPr>
+                      <m:sty m:val="p"/>
+                    </m:rPr>
+                    <m:t>)</m:t>
+                  </m:r>
+                </m:sub>
+              </m:sSub>
+            </m:e>
+          </m:d>
+          <m:r>
+            <m:rPr>
+              <m:sty m:val="p"/>
+            </m:rPr>
+            <m:t>,</m:t>
+          </m:r>
+          <m:r>
+            <m:t>  </m:t>
+          </m:r>
+          <m:r>
+            <m:t>θ</m:t>
+          </m:r>
+          <m:r>
+            <m:rPr>
+              <m:sty m:val="p"/>
+            </m:rPr>
+            <m:t>(</m:t>
+          </m:r>
+          <m:r>
+            <m:t>ϕ</m:t>
+          </m:r>
+          <m:r>
+            <m:rPr>
+              <m:sty m:val="p"/>
+            </m:rPr>
+            <m:t>)</m:t>
+          </m:r>
+          <m:r>
+            <m:rPr>
+              <m:sty m:val="p"/>
+            </m:rPr>
+            <m:t>=</m:t>
+          </m:r>
+          <m:r>
+            <m:rPr>
+              <m:sty m:val="p"/>
+            </m:rPr>
+            <m:t>arg</m:t>
+          </m:r>
+          <m:limLow>
+            <m:e>
+              <m:r>
+                <m:rPr>
+                  <m:sty m:val="p"/>
+                </m:rPr>
+                <m:t>min</m:t>
+              </m:r>
+            </m:e>
+            <m:lim>
+              <m:r>
+                <m:t>θ</m:t>
+              </m:r>
+            </m:lim>
+          </m:limLow>
+          <m:r>
+            <m:t> </m:t>
+          </m:r>
+          <m:sSub>
+            <m:e>
+              <m:r>
+                <m:rPr>
+                  <m:scr m:val="script"/>
+                  <m:sty m:val="p"/>
+                </m:rPr>
+                <m:t>L</m:t>
+              </m:r>
+            </m:e>
+            <m:sub>
+              <m:r>
+                <m:rPr>
+                  <m:nor/>
+                  <m:sty m:val="p"/>
+                </m:rPr>
+                <m:t>train</m:t>
+              </m:r>
+            </m:sub>
+          </m:sSub>
+          <m:r>
+            <m:rPr>
+              <m:sty m:val="p"/>
+            </m:rPr>
+            <m:t>(</m:t>
+          </m:r>
+          <m:sSub>
+            <m:e>
+              <m:r>
+                <m:t>f</m:t>
+              </m:r>
+            </m:e>
+            <m:sub>
+              <m:r>
+                <m:t>θ</m:t>
+              </m:r>
+            </m:sub>
+          </m:sSub>
+          <m:r>
+            <m:rPr>
+              <m:sty m:val="p"/>
+            </m:rPr>
+            <m:t>∣</m:t>
+          </m:r>
+          <m:r>
+            <m:t>ϕ</m:t>
+          </m:r>
+          <m:r>
+            <m:rPr>
+              <m:sty m:val="p"/>
+            </m:rPr>
+            <m:t>)</m:t>
+          </m:r>
+        </m:oMath>
+      </m:oMathPara>
+    </w:p>
+    <w:p>
+      <w:pPr>
+        <w:pStyle w:val="FirstParagraph"/>
+      </w:pPr>
+      <w:r>
+        <w:t xml:space="preserve">with</w:t>
+      </w:r>
+      <w:r>
+        <w:t xml:space="preserve"> </w:t>
+      </w:r>
+      <m:oMath>
+        <m:sSup>
+          <m:e>
+            <m:r>
+              <m:t>ϕ</m:t>
+            </m:r>
+          </m:e>
+          <m:sup>
+            <m:r>
+              <m:rPr>
+                <m:sty m:val="p"/>
+              </m:rPr>
+              <m:t>*</m:t>
+            </m:r>
+          </m:sup>
+        </m:sSup>
+      </m:oMath>
+      <w:r>
+        <w:t xml:space="preserve"> </w:t>
+      </w:r>
+      <w:r>
+        <w:t xml:space="preserve">found by a population-based or trajectory-based search rather than</w:t>
+      </w:r>
+      <w:r>
+        <w:t xml:space="preserve"> </w:t>
+      </w:r>
+      <w:r>
+        <w:t xml:space="preserve">by exhaustive or gradient-based enumeration of</w:t>
+      </w:r>
+      <w:r>
+        <w:t xml:space="preserve"> </w:t>
+      </w:r>
+      <m:oMath>
+        <m:r>
+          <m:rPr>
+            <m:sty m:val="p"/>
+          </m:rPr>
+          <m:t>Φ</m:t>
+        </m:r>
+      </m:oMath>
+      <w:r>
+        <w:t xml:space="preserve">.</w:t>
+      </w:r>
+    </w:p>
+    <w:p>
+      <w:pPr>
+        <w:pStyle w:val="BodyText"/>
+      </w:pPr>
+      <w:r>
+        <w:rPr>
+          <w:b/>
+          <w:bCs/>
+        </w:rPr>
+        <w:t xml:space="preserve">H2 — metaheuristic → weights or structure.</w:t>
+      </w:r>
+      <w:r>
+        <w:t xml:space="preserve"> </w:t>
+      </w:r>
+      <w:r>
+        <w:t xml:space="preserve">The metaheuristic instead searches</w:t>
+      </w:r>
+      <w:r>
+        <w:t xml:space="preserve"> </w:t>
+      </w:r>
+      <w:r>
+        <w:t xml:space="preserve">the parameter space</w:t>
+      </w:r>
+      <w:r>
+        <w:t xml:space="preserve"> </w:t>
+      </w:r>
+      <m:oMath>
+        <m:r>
+          <m:t>θ</m:t>
+        </m:r>
+      </m:oMath>
+      <w:r>
+        <w:t xml:space="preserve"> </w:t>
+      </w:r>
+      <w:r>
+        <w:t xml:space="preserve">directly, replacing gradient descent:</w:t>
+      </w:r>
+    </w:p>
+    <w:p>
+      <w:pPr>
+        <w:pStyle w:val="BodyText"/>
+      </w:pPr>
+      <m:oMathPara>
+        <m:oMathParaPr>
+          <m:jc m:val="center"/>
+        </m:oMathParaPr>
+        <m:oMath>
+          <m:sSup>
+            <m:e>
+              <m:r>
+                <m:t>θ</m:t>
+              </m:r>
+            </m:e>
+            <m:sup>
+              <m:r>
+                <m:rPr>
+                  <m:sty m:val="p"/>
+                </m:rPr>
+                <m:t>(</m:t>
+              </m:r>
+              <m:r>
+                <m:t>t</m:t>
+              </m:r>
+              <m:r>
+                <m:rPr>
+                  <m:sty m:val="p"/>
+                </m:rPr>
+                <m:t>+</m:t>
+              </m:r>
+              <m:r>
+                <m:t>1</m:t>
+              </m:r>
+              <m:r>
+                <m:rPr>
+                  <m:sty m:val="p"/>
+                </m:rPr>
+                <m:t>)</m:t>
+              </m:r>
+            </m:sup>
+          </m:sSup>
+          <m:r>
+            <m:rPr>
+              <m:sty m:val="p"/>
+            </m:rPr>
+            <m:t>=</m:t>
+          </m:r>
+          <m:r>
+            <m:rPr>
+              <m:scr m:val="script"/>
+              <m:sty m:val="p"/>
+            </m:rPr>
+            <m:t>M</m:t>
+          </m:r>
+          <m:d>
+            <m:dPr>
+              <m:begChr m:val="("/>
+              <m:sepChr m:val=""/>
+              <m:endChr m:val=")"/>
+              <m:grow/>
+            </m:dPr>
+            <m:e>
+              <m:sSup>
+                <m:e>
+                  <m:r>
+                    <m:t>θ</m:t>
+                  </m:r>
+                </m:e>
+                <m:sup>
+                  <m:r>
+                    <m:rPr>
+                      <m:sty m:val="p"/>
+                    </m:rPr>
+                    <m:t>(</m:t>
+                  </m:r>
+                  <m:r>
+                    <m:t>t</m:t>
+                  </m:r>
+                  <m:r>
+                    <m:rPr>
+                      <m:sty m:val="p"/>
+                    </m:rPr>
+                    <m:t>)</m:t>
+                  </m:r>
+                </m:sup>
+              </m:sSup>
+              <m:r>
+                <m:rPr>
+                  <m:sty m:val="p"/>
+                </m:rPr>
+                <m:t>,</m:t>
+              </m:r>
+              <m:r>
+                <m:t> </m:t>
+              </m:r>
+              <m:r>
+                <m:rPr>
+                  <m:scr m:val="script"/>
+                  <m:sty m:val="p"/>
+                </m:rPr>
+                <m:t>L</m:t>
+              </m:r>
+              <m:r>
+                <m:rPr>
+                  <m:sty m:val="p"/>
+                </m:rPr>
+                <m:t>(</m:t>
+              </m:r>
+              <m:sSub>
+                <m:e>
+                  <m:r>
+                    <m:t>f</m:t>
+                  </m:r>
+                </m:e>
+                <m:sub>
+                  <m:sSup>
+                    <m:e>
+                      <m:r>
+                        <m:t>θ</m:t>
+                      </m:r>
+                    </m:e>
+                    <m:sup>
+                      <m:r>
+                        <m:rPr>
+                          <m:sty m:val="p"/>
+                        </m:rPr>
+                        <m:t>(</m:t>
+                      </m:r>
+                      <m:r>
+                        <m:t>t</m:t>
+                      </m:r>
+                      <m:r>
+                        <m:rPr>
+                          <m:sty m:val="p"/>
+                        </m:rPr>
+                        <m:t>)</m:t>
+                      </m:r>
+                    </m:sup>
+                  </m:sSup>
+                </m:sub>
+              </m:sSub>
+              <m:r>
+                <m:rPr>
+                  <m:sty m:val="p"/>
+                </m:rPr>
+                <m:t>,</m:t>
+              </m:r>
+              <m:r>
+                <m:t>X</m:t>
+              </m:r>
+              <m:r>
+                <m:rPr>
+                  <m:sty m:val="p"/>
+                </m:rPr>
+                <m:t>,</m:t>
+              </m:r>
+              <m:r>
+                <m:t>y</m:t>
+              </m:r>
+              <m:r>
+                <m:rPr>
+                  <m:sty m:val="p"/>
+                </m:rPr>
+                <m:t>)</m:t>
+              </m:r>
+            </m:e>
+          </m:d>
+        </m:oMath>
+      </m:oMathPara>
+    </w:p>
+    <w:p>
+      <w:pPr>
+        <w:pStyle w:val="FirstParagraph"/>
+      </w:pPr>
+      <w:r>
+        <w:t xml:space="preserve">where</w:t>
+      </w:r>
+      <w:r>
+        <w:t xml:space="preserve"> </w:t>
+      </w:r>
+      <m:oMath>
+        <m:r>
+          <m:rPr>
+            <m:scr m:val="script"/>
+            <m:sty m:val="p"/>
+          </m:rPr>
+          <m:t>M</m:t>
+        </m:r>
+      </m:oMath>
+      <w:r>
+        <w:t xml:space="preserve"> </w:t>
+      </w:r>
+      <w:r>
+        <w:t xml:space="preserve">is the metaheuristic’s own update operator — for particle</w:t>
+      </w:r>
+      <w:r>
+        <w:t xml:space="preserve"> </w:t>
+      </w:r>
+      <w:r>
+        <w:t xml:space="preserve">swarm optimisation, for example, a velocity-and-position update over a population</w:t>
+      </w:r>
+      <w:r>
+        <w:t xml:space="preserve"> </w:t>
+      </w:r>
+      <w:r>
+        <w:t xml:space="preserve">of candidate weight vectors — in place of</w:t>
+      </w:r>
+      <w:r>
+        <w:t xml:space="preserve"> </w:t>
+      </w:r>
+      <m:oMath>
+        <m:sSup>
+          <m:e>
+            <m:r>
+              <m:t>θ</m:t>
+            </m:r>
+          </m:e>
+          <m:sup>
+            <m:r>
+              <m:rPr>
+                <m:sty m:val="p"/>
+              </m:rPr>
+              <m:t>(</m:t>
+            </m:r>
+            <m:r>
+              <m:t>t</m:t>
+            </m:r>
+            <m:r>
+              <m:rPr>
+                <m:sty m:val="p"/>
+              </m:rPr>
+              <m:t>+</m:t>
+            </m:r>
+            <m:r>
+              <m:t>1</m:t>
+            </m:r>
+            <m:r>
+              <m:rPr>
+                <m:sty m:val="p"/>
+              </m:rPr>
+              <m:t>)</m:t>
+            </m:r>
+          </m:sup>
+        </m:sSup>
+        <m:r>
+          <m:rPr>
+            <m:sty m:val="p"/>
+          </m:rPr>
+          <m:t>=</m:t>
+        </m:r>
+        <m:sSup>
+          <m:e>
+            <m:r>
+              <m:t>θ</m:t>
+            </m:r>
+          </m:e>
+          <m:sup>
+            <m:r>
+              <m:rPr>
+                <m:sty m:val="p"/>
+              </m:rPr>
+              <m:t>(</m:t>
+            </m:r>
+            <m:r>
+              <m:t>t</m:t>
+            </m:r>
+            <m:r>
+              <m:rPr>
+                <m:sty m:val="p"/>
+              </m:rPr>
+              <m:t>)</m:t>
+            </m:r>
+          </m:sup>
+        </m:sSup>
+        <m:r>
+          <m:rPr>
+            <m:sty m:val="p"/>
+          </m:rPr>
+          <m:t>−</m:t>
+        </m:r>
+        <m:r>
+          <m:t>η</m:t>
+        </m:r>
+        <m:r>
+          <m:t> </m:t>
+        </m:r>
+        <m:sSub>
+          <m:e>
+            <m:r>
+              <m:rPr>
+                <m:sty m:val="p"/>
+              </m:rPr>
+              <m:t>∇</m:t>
+            </m:r>
+          </m:e>
+          <m:sub>
+            <m:r>
+              <m:t>θ</m:t>
+            </m:r>
+          </m:sub>
+        </m:sSub>
+        <m:r>
+          <m:rPr>
+            <m:scr m:val="script"/>
+            <m:sty m:val="p"/>
+          </m:rPr>
+          <m:t>L</m:t>
+        </m:r>
+      </m:oMath>
+      <w:r>
+        <w:t xml:space="preserve">.</w:t>
+      </w:r>
+    </w:p>
+    <w:p>
+      <w:pPr>
+        <w:pStyle w:val="BodyText"/>
+      </w:pPr>
+      <w:r>
+        <w:rPr>
+          <w:b/>
+          <w:bCs/>
+        </w:rPr>
+        <w:t xml:space="preserve">H3 — physics and data.</w:t>
+      </w:r>
+      <w:r>
+        <w:t xml:space="preserve"> </w:t>
+      </w:r>
+      <w:r>
+        <w:t xml:space="preserve">A physics-informed loss term augments the data loss:</w:t>
+      </w:r>
+    </w:p>
+    <w:p>
+      <w:pPr>
+        <w:pStyle w:val="BodyText"/>
+      </w:pPr>
+      <m:oMathPara>
+        <m:oMathParaPr>
+          <m:jc m:val="center"/>
+        </m:oMathParaPr>
+        <m:oMath>
+          <m:sSub>
+            <m:e>
+              <m:r>
+                <m:rPr>
+                  <m:scr m:val="script"/>
+                  <m:sty m:val="p"/>
+                </m:rPr>
+                <m:t>L</m:t>
+              </m:r>
+            </m:e>
+            <m:sub>
+              <m:r>
+                <m:rPr>
+                  <m:nor/>
+                  <m:sty m:val="p"/>
+                </m:rPr>
+                <m:t>total</m:t>
+              </m:r>
+            </m:sub>
+          </m:sSub>
+          <m:r>
+            <m:rPr>
+              <m:sty m:val="p"/>
+            </m:rPr>
+            <m:t>(</m:t>
+          </m:r>
+          <m:r>
+            <m:t>θ</m:t>
+          </m:r>
+          <m:r>
+            <m:rPr>
+              <m:sty m:val="p"/>
+            </m:rPr>
+            <m:t>)</m:t>
+          </m:r>
+          <m:r>
+            <m:rPr>
+              <m:sty m:val="p"/>
+            </m:rPr>
+            <m:t>=</m:t>
+          </m:r>
+          <m:sSub>
+            <m:e>
+              <m:r>
+                <m:rPr>
+                  <m:scr m:val="script"/>
+                  <m:sty m:val="p"/>
+                </m:rPr>
+                <m:t>L</m:t>
+              </m:r>
+            </m:e>
+            <m:sub>
+              <m:r>
+                <m:rPr>
+                  <m:nor/>
+                  <m:sty m:val="p"/>
+                </m:rPr>
+                <m:t>data</m:t>
+              </m:r>
+            </m:sub>
+          </m:sSub>
+          <m:d>
+            <m:dPr>
+              <m:begChr m:val="("/>
+              <m:sepChr m:val=""/>
+              <m:endChr m:val=")"/>
+              <m:grow/>
+            </m:dPr>
+            <m:e>
+              <m:sSub>
+                <m:e>
+                  <m:r>
+                    <m:t>f</m:t>
+                  </m:r>
+                </m:e>
+                <m:sub>
+                  <m:r>
+                    <m:t>θ</m:t>
+                  </m:r>
+                </m:sub>
+              </m:sSub>
+              <m:r>
+                <m:rPr>
+                  <m:sty m:val="p"/>
+                </m:rPr>
+                <m:t>(</m:t>
+              </m:r>
+              <m:r>
+                <m:t>x</m:t>
+              </m:r>
+              <m:r>
+                <m:rPr>
+                  <m:sty m:val="p"/>
+                </m:rPr>
+                <m:t>)</m:t>
+              </m:r>
+              <m:r>
+                <m:rPr>
+                  <m:sty m:val="p"/>
+                </m:rPr>
+                <m:t>,</m:t>
+              </m:r>
+              <m:r>
+                <m:t>y</m:t>
+              </m:r>
+            </m:e>
+          </m:d>
+          <m:r>
+            <m:rPr>
+              <m:sty m:val="p"/>
+            </m:rPr>
+            <m:t>+</m:t>
+          </m:r>
+          <m:r>
+            <m:t>λ</m:t>
+          </m:r>
+          <m:r>
+            <m:t> </m:t>
+          </m:r>
+          <m:sSub>
+            <m:e>
+              <m:r>
+                <m:rPr>
+                  <m:scr m:val="script"/>
+                  <m:sty m:val="p"/>
+                </m:rPr>
+                <m:t>L</m:t>
+              </m:r>
+            </m:e>
+            <m:sub>
+              <m:r>
+                <m:rPr>
+                  <m:nor/>
+                  <m:sty m:val="p"/>
+                </m:rPr>
+                <m:t>phys</m:t>
+              </m:r>
+            </m:sub>
+          </m:sSub>
+          <m:d>
+            <m:dPr>
+              <m:begChr m:val="("/>
+              <m:sepChr m:val=""/>
+              <m:endChr m:val=")"/>
+              <m:grow/>
+            </m:dPr>
+            <m:e>
+              <m:r>
+                <m:rPr>
+                  <m:scr m:val="script"/>
+                  <m:sty m:val="p"/>
+                </m:rPr>
+                <m:t>N</m:t>
+              </m:r>
+              <m:r>
+                <m:rPr>
+                  <m:sty m:val="p"/>
+                </m:rPr>
+                <m:t>[</m:t>
+              </m:r>
+              <m:sSub>
+                <m:e>
+                  <m:r>
+                    <m:t>f</m:t>
+                  </m:r>
+                </m:e>
+                <m:sub>
+                  <m:r>
+                    <m:t>θ</m:t>
+                  </m:r>
+                </m:sub>
+              </m:sSub>
+              <m:r>
+                <m:rPr>
+                  <m:sty m:val="p"/>
+                </m:rPr>
+                <m:t>]</m:t>
+              </m:r>
+              <m:r>
+                <m:rPr>
+                  <m:sty m:val="p"/>
+                </m:rPr>
+                <m:t>(</m:t>
+              </m:r>
+              <m:r>
+                <m:t>x</m:t>
+              </m:r>
+              <m:r>
+                <m:rPr>
+                  <m:sty m:val="p"/>
+                </m:rPr>
+                <m:t>)</m:t>
+              </m:r>
+            </m:e>
+          </m:d>
+        </m:oMath>
+      </m:oMathPara>
+    </w:p>
+    <w:p>
+      <w:pPr>
+        <w:pStyle w:val="FirstParagraph"/>
+      </w:pPr>
+      <w:r>
+        <w:t xml:space="preserve">where</w:t>
+      </w:r>
+      <w:r>
+        <w:t xml:space="preserve"> </w:t>
+      </w:r>
+      <m:oMath>
+        <m:r>
+          <m:rPr>
+            <m:scr m:val="script"/>
+            <m:sty m:val="p"/>
+          </m:rPr>
+          <m:t>N</m:t>
+        </m:r>
+        <m:r>
+          <m:rPr>
+            <m:sty m:val="p"/>
+          </m:rPr>
+          <m:t>[</m:t>
+        </m:r>
+        <m:r>
+          <m:rPr>
+            <m:sty m:val="p"/>
+          </m:rPr>
+          <m:t>⋅</m:t>
+        </m:r>
+        <m:r>
+          <m:rPr>
+            <m:sty m:val="p"/>
+          </m:rPr>
+          <m:t>]</m:t>
+        </m:r>
+      </m:oMath>
+      <w:r>
+        <w:t xml:space="preserve"> </w:t>
+      </w:r>
+      <w:r>
+        <w:t xml:space="preserve">is a mechanistic operator (a governing differential</w:t>
+      </w:r>
+      <w:r>
+        <w:t xml:space="preserve"> </w:t>
+      </w:r>
+      <w:r>
+        <w:t xml:space="preserve">equation’s residual, a transfer-function constraint) the trained function is</w:t>
+      </w:r>
+      <w:r>
+        <w:t xml:space="preserve"> </w:t>
+      </w:r>
+      <w:r>
+        <w:t xml:space="preserve">penalised for violating, and</w:t>
+      </w:r>
+      <w:r>
+        <w:t xml:space="preserve"> </w:t>
+      </w:r>
+      <m:oMath>
+        <m:r>
+          <m:t>λ</m:t>
+        </m:r>
+      </m:oMath>
+      <w:r>
+        <w:t xml:space="preserve"> </w:t>
+      </w:r>
+      <w:r>
+        <w:t xml:space="preserve">weights the two terms against each other.</w:t>
+      </w:r>
+    </w:p>
+    <w:p>
+      <w:pPr>
+        <w:pStyle w:val="BodyText"/>
+      </w:pPr>
+      <w:r>
+        <w:rPr>
+          <w:b/>
+          <w:bCs/>
+        </w:rPr>
+        <w:t xml:space="preserve">H4 — architecture fusion.</w:t>
+      </w:r>
+      <w:r>
+        <w:t xml:space="preserve"> </w:t>
+      </w:r>
+      <w:r>
+        <w:t xml:space="preserve">Two encoders</w:t>
+      </w:r>
+      <w:r>
+        <w:t xml:space="preserve"> </w:t>
+      </w:r>
+      <m:oMath>
+        <m:sSub>
+          <m:e>
+            <m:r>
+              <m:t>h</m:t>
+            </m:r>
+          </m:e>
+          <m:sub>
+            <m:r>
+              <m:t>1</m:t>
+            </m:r>
+          </m:sub>
+        </m:sSub>
+        <m:r>
+          <m:rPr>
+            <m:sty m:val="p"/>
+          </m:rPr>
+          <m:t>,</m:t>
+        </m:r>
+        <m:sSub>
+          <m:e>
+            <m:r>
+              <m:t>h</m:t>
+            </m:r>
+          </m:e>
+          <m:sub>
+            <m:r>
+              <m:t>2</m:t>
+            </m:r>
+          </m:sub>
+        </m:sSub>
+      </m:oMath>
+      <w:r>
+        <w:t xml:space="preserve"> </w:t>
+      </w:r>
+      <w:r>
+        <w:t xml:space="preserve">with different inductive</w:t>
+      </w:r>
+      <w:r>
+        <w:t xml:space="preserve"> </w:t>
+      </w:r>
+      <w:r>
+        <w:t xml:space="preserve">biases are combined by a fusion function</w:t>
+      </w:r>
+      <w:r>
+        <w:t xml:space="preserve"> </w:t>
+      </w:r>
+      <m:oMath>
+        <m:r>
+          <m:t>g</m:t>
+        </m:r>
+      </m:oMath>
+      <w:r>
+        <w:t xml:space="preserve">:</w:t>
+      </w:r>
+    </w:p>
+    <w:p>
+      <w:pPr>
+        <w:pStyle w:val="BodyText"/>
+      </w:pPr>
+      <m:oMathPara>
+        <m:oMathParaPr>
+          <m:jc m:val="center"/>
+        </m:oMathParaPr>
+        <m:oMath>
+          <m:acc>
+            <m:accPr>
+              <m:chr m:val="̂"/>
+            </m:accPr>
+            <m:e>
+              <m:r>
+                <m:t>y</m:t>
+              </m:r>
+            </m:e>
+          </m:acc>
+          <m:r>
+            <m:rPr>
+              <m:sty m:val="p"/>
+            </m:rPr>
+            <m:t>=</m:t>
+          </m:r>
+          <m:r>
+            <m:t>g</m:t>
+          </m:r>
+          <m:d>
+            <m:dPr>
+              <m:begChr m:val="("/>
+              <m:sepChr m:val=""/>
+              <m:endChr m:val=")"/>
+              <m:grow/>
+            </m:dPr>
+            <m:e>
+              <m:sSub>
+                <m:e>
+                  <m:r>
+                    <m:t>h</m:t>
+                  </m:r>
+                </m:e>
+                <m:sub>
+                  <m:r>
+                    <m:t>1</m:t>
+                  </m:r>
+                </m:sub>
+              </m:sSub>
+              <m:r>
+                <m:rPr>
+                  <m:sty m:val="p"/>
+                </m:rPr>
+                <m:t>(</m:t>
+              </m:r>
+              <m:r>
+                <m:t>x</m:t>
+              </m:r>
+              <m:r>
+                <m:rPr>
+                  <m:sty m:val="p"/>
+                </m:rPr>
+                <m:t>)</m:t>
+              </m:r>
+              <m:r>
+                <m:rPr>
+                  <m:sty m:val="p"/>
+                </m:rPr>
+                <m:t>,</m:t>
+              </m:r>
+              <m:sSub>
+                <m:e>
+                  <m:r>
+                    <m:t>h</m:t>
+                  </m:r>
+                </m:e>
+                <m:sub>
+                  <m:r>
+                    <m:t>2</m:t>
+                  </m:r>
+                </m:sub>
+              </m:sSub>
+              <m:r>
+                <m:rPr>
+                  <m:sty m:val="p"/>
+                </m:rPr>
+                <m:t>(</m:t>
+              </m:r>
+              <m:r>
+                <m:t>x</m:t>
+              </m:r>
+              <m:r>
+                <m:rPr>
+                  <m:sty m:val="p"/>
+                </m:rPr>
+                <m:t>)</m:t>
+              </m:r>
+            </m:e>
+          </m:d>
+        </m:oMath>
+      </m:oMathPara>
+    </w:p>
+    <w:p>
+      <w:pPr>
+        <w:pStyle w:val="FirstParagraph"/>
+      </w:pPr>
+      <w:r>
+        <w:t xml:space="preserve">implemented as concatenation, cross-attention, or a learned gate, which is what</w:t>
+      </w:r>
+      <w:r>
+        <w:t xml:space="preserve"> </w:t>
+      </w:r>
+      <w:r>
+        <w:t xml:space="preserve">distinguishes fusion from a single-family ensemble in which</w:t>
+      </w:r>
+      <w:r>
+        <w:t xml:space="preserve"> </w:t>
+      </w:r>
+      <m:oMath>
+        <m:sSub>
+          <m:e>
+            <m:r>
+              <m:t>h</m:t>
+            </m:r>
+          </m:e>
+          <m:sub>
+            <m:r>
+              <m:t>1</m:t>
+            </m:r>
+          </m:sub>
+        </m:sSub>
+      </m:oMath>
+      <w:r>
+        <w:t xml:space="preserve"> </w:t>
+      </w:r>
+      <w:r>
+        <w:t xml:space="preserve">and</w:t>
+      </w:r>
+      <w:r>
+        <w:t xml:space="preserve"> </w:t>
+      </w:r>
+      <m:oMath>
+        <m:sSub>
+          <m:e>
+            <m:r>
+              <m:t>h</m:t>
+            </m:r>
+          </m:e>
+          <m:sub>
+            <m:r>
+              <m:t>2</m:t>
+            </m:r>
+          </m:sub>
+        </m:sSub>
+      </m:oMath>
+      <w:r>
+        <w:t xml:space="preserve"> </w:t>
+      </w:r>
+      <w:r>
+        <w:t xml:space="preserve">share</w:t>
+      </w:r>
+      <w:r>
+        <w:t xml:space="preserve"> </w:t>
+      </w:r>
+      <w:r>
+        <w:t xml:space="preserve">one architecture.</w:t>
+      </w:r>
+    </w:p>
+    <w:p>
+      <w:pPr>
+        <w:pStyle w:val="BodyText"/>
+      </w:pPr>
+      <w:r>
+        <w:rPr>
+          <w:b/>
+          <w:bCs/>
+        </w:rPr>
+        <w:t xml:space="preserve">H5 — heterogeneous stacking.</w:t>
+      </w:r>
+      <w:r>
+        <w:t xml:space="preserve"> </w:t>
+      </w:r>
+      <m:oMath>
+        <m:r>
+          <m:t>k</m:t>
+        </m:r>
+      </m:oMath>
+      <w:r>
+        <w:t xml:space="preserve"> </w:t>
+      </w:r>
+      <w:r>
+        <w:t xml:space="preserve">base learners drawn from different families</w:t>
+      </w:r>
+      <w:r>
+        <w:t xml:space="preserve"> </w:t>
+      </w:r>
+      <w:r>
+        <w:t xml:space="preserve">produce predictions a meta-learner combines:</w:t>
+      </w:r>
+    </w:p>
+    <w:p>
+      <w:pPr>
+        <w:pStyle w:val="BodyText"/>
+      </w:pPr>
+      <m:oMathPara>
+        <m:oMathParaPr>
+          <m:jc m:val="center"/>
+        </m:oMathParaPr>
+        <m:oMath>
+          <m:acc>
+            <m:accPr>
+              <m:chr m:val="̂"/>
+            </m:accPr>
+            <m:e>
+              <m:r>
+                <m:t>y</m:t>
+              </m:r>
+            </m:e>
+          </m:acc>
+          <m:r>
+            <m:rPr>
+              <m:sty m:val="p"/>
+            </m:rPr>
+            <m:t>=</m:t>
+          </m:r>
+          <m:sSub>
+            <m:e>
+              <m:r>
+                <m:t>g</m:t>
+              </m:r>
+            </m:e>
+            <m:sub>
+              <m:r>
+                <m:rPr>
+                  <m:nor/>
+                  <m:sty m:val="p"/>
+                </m:rPr>
+                <m:t>meta</m:t>
+              </m:r>
+            </m:sub>
+          </m:sSub>
+          <m:d>
+            <m:dPr>
+              <m:begChr m:val="("/>
+              <m:sepChr m:val=""/>
+              <m:endChr m:val=")"/>
+              <m:grow/>
+            </m:dPr>
+            <m:e>
+              <m:sSub>
+                <m:e>
+                  <m:r>
+                    <m:t>f</m:t>
+                  </m:r>
+                </m:e>
+                <m:sub>
+                  <m:r>
+                    <m:t>1</m:t>
+                  </m:r>
+                </m:sub>
+              </m:sSub>
+              <m:r>
+                <m:rPr>
+                  <m:sty m:val="p"/>
+                </m:rPr>
+                <m:t>(</m:t>
+              </m:r>
+              <m:r>
+                <m:t>x</m:t>
+              </m:r>
+              <m:r>
+                <m:rPr>
+                  <m:sty m:val="p"/>
+                </m:rPr>
+                <m:t>)</m:t>
+              </m:r>
+              <m:r>
+                <m:rPr>
+                  <m:sty m:val="p"/>
+                </m:rPr>
+                <m:t>,</m:t>
+              </m:r>
+              <m:sSub>
+                <m:e>
+                  <m:r>
+                    <m:t>f</m:t>
+                  </m:r>
+                </m:e>
+                <m:sub>
+                  <m:r>
+                    <m:t>2</m:t>
+                  </m:r>
+                </m:sub>
+              </m:sSub>
+              <m:r>
+                <m:rPr>
+                  <m:sty m:val="p"/>
+                </m:rPr>
+                <m:t>(</m:t>
+              </m:r>
+              <m:r>
+                <m:t>x</m:t>
+              </m:r>
+              <m:r>
+                <m:rPr>
+                  <m:sty m:val="p"/>
+                </m:rPr>
+                <m:t>)</m:t>
+              </m:r>
+              <m:r>
+                <m:rPr>
+                  <m:sty m:val="p"/>
+                </m:rPr>
+                <m:t>,</m:t>
+              </m:r>
+              <m:r>
+                <m:rPr>
+                  <m:sty m:val="p"/>
+                </m:rPr>
+                <m:t>…</m:t>
+              </m:r>
+              <m:r>
+                <m:rPr>
+                  <m:sty m:val="p"/>
+                </m:rPr>
+                <m:t>,</m:t>
+              </m:r>
+              <m:sSub>
+                <m:e>
+                  <m:r>
+                    <m:t>f</m:t>
+                  </m:r>
+                </m:e>
+                <m:sub>
+                  <m:r>
+                    <m:t>k</m:t>
+                  </m:r>
+                </m:sub>
+              </m:sSub>
+              <m:r>
+                <m:rPr>
+                  <m:sty m:val="p"/>
+                </m:rPr>
+                <m:t>(</m:t>
+              </m:r>
+              <m:r>
+                <m:t>x</m:t>
+              </m:r>
+              <m:r>
+                <m:rPr>
+                  <m:sty m:val="p"/>
+                </m:rPr>
+                <m:t>)</m:t>
+              </m:r>
+            </m:e>
+          </m:d>
+        </m:oMath>
+      </m:oMathPara>
+    </w:p>
+    <w:p>
+      <w:pPr>
+        <w:pStyle w:val="FirstParagraph"/>
+      </w:pPr>
+      <w:r>
+        <w:t xml:space="preserve">The leakage failure mode named in</w:t>
+      </w:r>
+      <w:r>
+        <w:t xml:space="preserve"> </w:t>
+      </w:r>
+      <w:hyperlink w:anchor="tbl-taxonomy">
+        <w:r>
+          <w:rPr>
+            <w:rStyle w:val="Hyperlink"/>
+          </w:rPr>
+          <w:t xml:space="preserve">Table 2</w:t>
+        </w:r>
+      </w:hyperlink>
+      <w:r>
+        <w:t xml:space="preserve"> </w:t>
+      </w:r>
+      <w:r>
+        <w:t xml:space="preserve">is precisely when</w:t>
+      </w:r>
+      <w:r>
+        <w:t xml:space="preserve"> </w:t>
+      </w:r>
+      <m:oMath>
+        <m:sSub>
+          <m:e>
+            <m:r>
+              <m:t>g</m:t>
+            </m:r>
+          </m:e>
+          <m:sub>
+            <m:r>
+              <m:rPr>
+                <m:nor/>
+                <m:sty m:val="p"/>
+              </m:rPr>
+              <m:t>meta</m:t>
+            </m:r>
+          </m:sub>
+        </m:sSub>
+      </m:oMath>
+      <w:r>
+        <w:t xml:space="preserve"> </w:t>
+      </w:r>
+      <w:r>
+        <w:t xml:space="preserve">is fitted on in-fold predictions, values each</w:t>
+      </w:r>
+      <w:r>
+        <w:t xml:space="preserve"> </w:t>
+      </w:r>
+      <m:oMath>
+        <m:sSub>
+          <m:e>
+            <m:r>
+              <m:t>f</m:t>
+            </m:r>
+          </m:e>
+          <m:sub>
+            <m:r>
+              <m:t>i</m:t>
+            </m:r>
+          </m:sub>
+        </m:sSub>
+      </m:oMath>
+      <w:r>
+        <w:t xml:space="preserve"> </w:t>
+      </w:r>
+      <w:r>
+        <w:t xml:space="preserve">produced for inputs it had</w:t>
+      </w:r>
+      <w:r>
+        <w:t xml:space="preserve"> </w:t>
+      </w:r>
+      <w:r>
+        <w:t xml:space="preserve">already seen during its own training, rather than on out-of-fold predictions</w:t>
+      </w:r>
+      <w:r>
+        <w:t xml:space="preserve"> </w:t>
+      </w:r>
+      <w:r>
+        <w:t xml:space="preserve">generated under cross-validation.</w:t>
+      </w:r>
+    </w:p>
+    <w:p>
+      <w:pPr>
+        <w:pStyle w:val="BodyText"/>
+      </w:pPr>
+      <w:r>
+        <w:rPr>
+          <w:b/>
+          <w:bCs/>
+        </w:rPr>
+        <w:t xml:space="preserve">H6 — decomposition then learn.</w:t>
+      </w:r>
+      <w:r>
+        <w:t xml:space="preserve"> </w:t>
+      </w:r>
+      <w:r>
+        <w:t xml:space="preserve">A signal</w:t>
+      </w:r>
+      <w:r>
+        <w:t xml:space="preserve"> </w:t>
+      </w:r>
+      <m:oMath>
+        <m:r>
+          <m:t>x</m:t>
+        </m:r>
+        <m:r>
+          <m:rPr>
+            <m:sty m:val="p"/>
+          </m:rPr>
+          <m:t>(</m:t>
+        </m:r>
+        <m:r>
+          <m:t>t</m:t>
+        </m:r>
+        <m:r>
+          <m:rPr>
+            <m:sty m:val="p"/>
+          </m:rPr>
+          <m:t>)</m:t>
+        </m:r>
+      </m:oMath>
+      <w:r>
+        <w:t xml:space="preserve"> </w:t>
+      </w:r>
+      <w:r>
+        <w:t xml:space="preserve">is decomposed into</w:t>
+      </w:r>
+      <w:r>
+        <w:t xml:space="preserve"> </w:t>
+      </w:r>
+      <m:oMath>
+        <m:r>
+          <m:t>n</m:t>
+        </m:r>
+      </m:oMath>
+      <w:r>
+        <w:t xml:space="preserve"> </w:t>
+      </w:r>
+      <w:r>
+        <w:t xml:space="preserve">components before the learner is applied:</w:t>
+      </w:r>
+    </w:p>
+    <w:p>
+      <w:pPr>
+        <w:pStyle w:val="BodyText"/>
+      </w:pPr>
+      <m:oMathPara>
+        <m:oMathParaPr>
+          <m:jc m:val="center"/>
+        </m:oMathParaPr>
+        <m:oMath>
+          <m:r>
+            <m:t>x</m:t>
+          </m:r>
+          <m:r>
+            <m:rPr>
+              <m:sty m:val="p"/>
+            </m:rPr>
+            <m:t>(</m:t>
+          </m:r>
+          <m:r>
+            <m:t>t</m:t>
+          </m:r>
+          <m:r>
+            <m:rPr>
+              <m:sty m:val="p"/>
+            </m:rPr>
+            <m:t>)</m:t>
+          </m:r>
+          <m:r>
+            <m:rPr>
+              <m:sty m:val="p"/>
+            </m:rPr>
+            <m:t>=</m:t>
+          </m:r>
+          <m:nary>
+            <m:naryPr>
+              <m:chr m:val="∑"/>
+              <m:limLoc m:val="undOvr"/>
+              <m:subHide m:val="off"/>
+              <m:supHide m:val="off"/>
+            </m:naryPr>
+            <m:sub>
+              <m:r>
+                <m:t>i</m:t>
+              </m:r>
+              <m:r>
+                <m:rPr>
+                  <m:sty m:val="p"/>
+                </m:rPr>
+                <m:t>=</m:t>
+              </m:r>
+              <m:r>
+                <m:t>1</m:t>
+              </m:r>
+            </m:sub>
+            <m:sup>
+              <m:r>
+                <m:t>n</m:t>
+              </m:r>
+            </m:sup>
+            <m:e>
+              <m:sSub>
+                <m:e>
+                  <m:r>
+                    <m:t>c</m:t>
+                  </m:r>
+                </m:e>
+                <m:sub>
+                  <m:r>
+                    <m:t>i</m:t>
+                  </m:r>
+                </m:sub>
+              </m:sSub>
+            </m:e>
+          </m:nary>
+          <m:r>
+            <m:rPr>
+              <m:sty m:val="p"/>
+            </m:rPr>
+            <m:t>(</m:t>
+          </m:r>
+          <m:r>
+            <m:t>t</m:t>
+          </m:r>
+          <m:r>
+            <m:rPr>
+              <m:sty m:val="p"/>
+            </m:rPr>
+            <m:t>)</m:t>
+          </m:r>
+          <m:r>
+            <m:rPr>
+              <m:sty m:val="p"/>
+            </m:rPr>
+            <m:t>,</m:t>
+          </m:r>
+          <m:r>
+            <m:t>  </m:t>
+          </m:r>
+          <m:acc>
+            <m:accPr>
+              <m:chr m:val="̂"/>
+            </m:accPr>
+            <m:e>
+              <m:r>
+                <m:t>y</m:t>
+              </m:r>
+            </m:e>
+          </m:acc>
+          <m:r>
+            <m:rPr>
+              <m:sty m:val="p"/>
+            </m:rPr>
+            <m:t>=</m:t>
+          </m:r>
+          <m:sSub>
+            <m:e>
+              <m:r>
+                <m:t>f</m:t>
+              </m:r>
+            </m:e>
+            <m:sub>
+              <m:r>
+                <m:t>θ</m:t>
+              </m:r>
+            </m:sub>
+          </m:sSub>
+          <m:d>
+            <m:dPr>
+              <m:begChr m:val="("/>
+              <m:sepChr m:val=""/>
+              <m:endChr m:val=")"/>
+              <m:grow/>
+            </m:dPr>
+            <m:e>
+              <m:sSub>
+                <m:e>
+                  <m:r>
+                    <m:t>c</m:t>
+                  </m:r>
+                </m:e>
+                <m:sub>
+                  <m:r>
+                    <m:t>1</m:t>
+                  </m:r>
+                </m:sub>
+              </m:sSub>
+              <m:r>
+                <m:rPr>
+                  <m:sty m:val="p"/>
+                </m:rPr>
+                <m:t>,</m:t>
+              </m:r>
+              <m:sSub>
+                <m:e>
+                  <m:r>
+                    <m:t>c</m:t>
+                  </m:r>
+                </m:e>
+                <m:sub>
+                  <m:r>
+                    <m:t>2</m:t>
+                  </m:r>
+                </m:sub>
+              </m:sSub>
+              <m:r>
+                <m:rPr>
+                  <m:sty m:val="p"/>
+                </m:rPr>
+                <m:t>,</m:t>
+              </m:r>
+              <m:r>
+                <m:rPr>
+                  <m:sty m:val="p"/>
+                </m:rPr>
+                <m:t>…</m:t>
+              </m:r>
+              <m:r>
+                <m:rPr>
+                  <m:sty m:val="p"/>
+                </m:rPr>
+                <m:t>,</m:t>
+              </m:r>
+              <m:sSub>
+                <m:e>
+                  <m:r>
+                    <m:t>c</m:t>
+                  </m:r>
+                </m:e>
+                <m:sub>
+                  <m:r>
+                    <m:t>n</m:t>
+                  </m:r>
+                </m:sub>
+              </m:sSub>
+            </m:e>
+          </m:d>
+        </m:oMath>
+      </m:oMathPara>
+    </w:p>
+    <w:p>
+      <w:pPr>
+        <w:pStyle w:val="FirstParagraph"/>
+      </w:pPr>
+      <w:r>
+        <w:t xml:space="preserve">where the</w:t>
+      </w:r>
+      <w:r>
+        <w:t xml:space="preserve"> </w:t>
+      </w:r>
+      <m:oMath>
+        <m:sSub>
+          <m:e>
+            <m:r>
+              <m:t>c</m:t>
+            </m:r>
+          </m:e>
+          <m:sub>
+            <m:r>
+              <m:t>i</m:t>
+            </m:r>
+          </m:sub>
+        </m:sSub>
+      </m:oMath>
+      <w:r>
+        <w:t xml:space="preserve"> </w:t>
+      </w:r>
+      <w:r>
+        <w:t xml:space="preserve">are intrinsic mode functions (EMD, CEEMDAN), wavelet coefficients,</w:t>
+      </w:r>
+      <w:r>
+        <w:t xml:space="preserve"> </w:t>
+      </w:r>
+      <w:r>
+        <w:t xml:space="preserve">or VMD modes. The characteristic failure mode is the decomposition itself being</w:t>
+      </w:r>
+      <w:r>
+        <w:t xml:space="preserve"> </w:t>
+      </w:r>
+      <w:r>
+        <w:t xml:space="preserve">computed over the full series, all</w:t>
+      </w:r>
+      <w:r>
+        <w:t xml:space="preserve"> </w:t>
+      </w:r>
+      <m:oMath>
+        <m:r>
+          <m:t>t</m:t>
+        </m:r>
+      </m:oMath>
+      <w:r>
+        <w:t xml:space="preserve"> </w:t>
+      </w:r>
+      <w:r>
+        <w:t xml:space="preserve">at once, before any train/test split is</w:t>
+      </w:r>
+      <w:r>
+        <w:t xml:space="preserve"> </w:t>
+      </w:r>
+      <w:r>
+        <w:t xml:space="preserve">subsequently applied to it.</w:t>
+      </w:r>
+    </w:p>
+    <w:p>
+      <w:pPr>
+        <w:pStyle w:val="BodyText"/>
+      </w:pPr>
+      <w:r>
+        <w:rPr>
+          <w:b/>
+          <w:bCs/>
+        </w:rPr>
+        <w:t xml:space="preserve">H7 — symbolic-numeric.</w:t>
+      </w:r>
+      <w:r>
+        <w:t xml:space="preserve"> </w:t>
+      </w:r>
+      <w:r>
+        <w:t xml:space="preserve">An expression tree is evolved by a genetic or</w:t>
+      </w:r>
+      <w:r>
+        <w:t xml:space="preserve"> </w:t>
+      </w:r>
+      <w:r>
+        <w:t xml:space="preserve">grammatical search (GEP, MGGP) over both its structure and its numeric</w:t>
+      </w:r>
+      <w:r>
+        <w:t xml:space="preserve"> </w:t>
+      </w:r>
+      <w:r>
+        <w:t xml:space="preserve">coefficients</w:t>
+      </w:r>
+      <w:r>
+        <w:t xml:space="preserve"> </w:t>
+      </w:r>
+      <m:oMath>
+        <m:r>
+          <m:t>c</m:t>
+        </m:r>
+      </m:oMath>
+      <w:r>
+        <w:t xml:space="preserve">:</w:t>
+      </w:r>
+    </w:p>
+    <w:p>
+      <w:pPr>
+        <w:pStyle w:val="BodyText"/>
+      </w:pPr>
+      <m:oMathPara>
+        <m:oMathParaPr>
+          <m:jc m:val="center"/>
+        </m:oMathParaPr>
+        <m:oMath>
+          <m:acc>
+            <m:accPr>
+              <m:chr m:val="̂"/>
+            </m:accPr>
+            <m:e>
+              <m:r>
+                <m:t>y</m:t>
+              </m:r>
+            </m:e>
+          </m:acc>
+          <m:r>
+            <m:rPr>
+              <m:sty m:val="p"/>
+            </m:rPr>
+            <m:t>=</m:t>
+          </m:r>
+          <m:r>
+            <m:rPr>
+              <m:nor/>
+              <m:sty m:val="p"/>
+            </m:rPr>
+            <m:t>expr</m:t>
+          </m:r>
+          <m:r>
+            <m:rPr>
+              <m:sty m:val="p"/>
+            </m:rPr>
+            <m:t>(</m:t>
+          </m:r>
+          <m:r>
+            <m:t>x</m:t>
+          </m:r>
+          <m:r>
+            <m:rPr>
+              <m:sty m:val="p"/>
+            </m:rPr>
+            <m:t>;</m:t>
+          </m:r>
+          <m:r>
+            <m:t>c</m:t>
+          </m:r>
+          <m:r>
+            <m:rPr>
+              <m:sty m:val="p"/>
+            </m:rPr>
+            <m:t>)</m:t>
+          </m:r>
+          <m:r>
+            <m:rPr>
+              <m:sty m:val="p"/>
+            </m:rPr>
+            <m:t>,</m:t>
+          </m:r>
+          <m:r>
+            <m:t>  </m:t>
+          </m:r>
+          <m:sSup>
+            <m:e>
+              <m:r>
+                <m:rPr>
+                  <m:nor/>
+                  <m:sty m:val="p"/>
+                </m:rPr>
+                <m:t>expr</m:t>
+              </m:r>
+            </m:e>
+            <m:sup>
+              <m:r>
+                <m:rPr>
+                  <m:sty m:val="p"/>
+                </m:rPr>
+                <m:t>*</m:t>
+              </m:r>
+            </m:sup>
+          </m:sSup>
+          <m:r>
+            <m:rPr>
+              <m:sty m:val="p"/>
+            </m:rPr>
+            <m:t>=</m:t>
+          </m:r>
+          <m:r>
+            <m:rPr>
+              <m:sty m:val="p"/>
+            </m:rPr>
+            <m:t>arg</m:t>
+          </m:r>
+          <m:limLow>
+            <m:e>
+              <m:r>
+                <m:rPr>
+                  <m:sty m:val="p"/>
+                </m:rPr>
+                <m:t>max</m:t>
+              </m:r>
+            </m:e>
+            <m:lim>
+              <m:r>
+                <m:rPr>
+                  <m:nor/>
+                  <m:sty m:val="p"/>
+                </m:rPr>
+                <m:t>expr</m:t>
+              </m:r>
+              <m:r>
+                <m:t> </m:t>
+              </m:r>
+              <m:r>
+                <m:rPr>
+                  <m:sty m:val="p"/>
+                </m:rPr>
+                <m:t>∈</m:t>
+              </m:r>
+              <m:r>
+                <m:t> </m:t>
+              </m:r>
+              <m:r>
+                <m:rPr>
+                  <m:scr m:val="script"/>
+                  <m:sty m:val="p"/>
+                </m:rPr>
+                <m:t>T</m:t>
+              </m:r>
+            </m:lim>
+          </m:limLow>
+          <m:r>
+            <m:t> </m:t>
+          </m:r>
+          <m:r>
+            <m:rPr>
+              <m:nor/>
+              <m:sty m:val="p"/>
+            </m:rPr>
+            <m:t>fitness</m:t>
+          </m:r>
+          <m:r>
+            <m:rPr>
+              <m:sty m:val="p"/>
+            </m:rPr>
+            <m:t>(</m:t>
+          </m:r>
+          <m:r>
+            <m:rPr>
+              <m:nor/>
+              <m:sty m:val="p"/>
+            </m:rPr>
+            <m:t>expr</m:t>
+          </m:r>
+          <m:r>
+            <m:rPr>
+              <m:sty m:val="p"/>
+            </m:rPr>
+            <m:t>,</m:t>
+          </m:r>
+          <m:r>
+            <m:t>X</m:t>
+          </m:r>
+          <m:r>
+            <m:rPr>
+              <m:sty m:val="p"/>
+            </m:rPr>
+            <m:t>,</m:t>
+          </m:r>
+          <m:r>
+            <m:t>y</m:t>
+          </m:r>
+          <m:r>
+            <m:rPr>
+              <m:sty m:val="p"/>
+            </m:rPr>
+            <m:t>)</m:t>
+          </m:r>
+        </m:oMath>
+      </m:oMathPara>
+    </w:p>
+    <w:p>
+      <w:pPr>
+        <w:pStyle w:val="FirstParagraph"/>
+      </w:pPr>
+      <w:r>
+        <w:t xml:space="preserve">where</w:t>
+      </w:r>
+      <w:r>
+        <w:t xml:space="preserve"> </w:t>
+      </w:r>
+      <m:oMath>
+        <m:r>
+          <m:rPr>
+            <m:scr m:val="script"/>
+            <m:sty m:val="p"/>
+          </m:rPr>
+          <m:t>T</m:t>
+        </m:r>
+      </m:oMath>
+      <w:r>
+        <w:t xml:space="preserve"> </w:t>
+      </w:r>
+      <w:r>
+        <w:t xml:space="preserve">is the space of syntactically valid expression trees under the</w:t>
+      </w:r>
+      <w:r>
+        <w:t xml:space="preserve"> </w:t>
+      </w:r>
+      <w:r>
+        <w:t xml:space="preserve">method’s function and terminal sets — a structural search that distinguishes this</w:t>
+      </w:r>
+      <w:r>
+        <w:t xml:space="preserve"> </w:t>
+      </w:r>
+      <w:r>
+        <w:t xml:space="preserve">type from H1 and H2, which search only over a fixed architecture’s parameters or</w:t>
+      </w:r>
+      <w:r>
+        <w:t xml:space="preserve"> </w:t>
+      </w:r>
+      <w:r>
+        <w:t xml:space="preserve">hyperparameters.</w:t>
+      </w:r>
+    </w:p>
+    <w:p>
+      <w:pPr>
+        <w:pStyle w:val="BodyText"/>
+      </w:pPr>
+      <w:r>
+        <w:rPr>
+          <w:b/>
+          <w:bCs/>
+        </w:rPr>
+        <w:t xml:space="preserve">A representative metaheuristic, for concreteness.</w:t>
+      </w:r>
+      <w:r>
+        <w:t xml:space="preserve"> </w:t>
+      </w:r>
+      <w:r>
+        <w:t xml:space="preserve">Particle swarm optimisation,</w:t>
+      </w:r>
+      <w:r>
+        <w:t xml:space="preserve"> </w:t>
+      </w:r>
+      <w:r>
+        <w:t xml:space="preserve">the single most common search procedure named across the corpus, updates a</w:t>
+      </w:r>
+      <w:r>
+        <w:t xml:space="preserve"> </w:t>
+      </w:r>
+      <w:r>
+        <w:t xml:space="preserve">population of candidate solutions</w:t>
+      </w:r>
+      <w:r>
+        <w:t xml:space="preserve"> </w:t>
+      </w:r>
+      <m:oMath>
+        <m:sSub>
+          <m:e>
+            <m:r>
+              <m:t>x</m:t>
+            </m:r>
+          </m:e>
+          <m:sub>
+            <m:r>
+              <m:t>i</m:t>
+            </m:r>
+          </m:sub>
+        </m:sSub>
+      </m:oMath>
+      <w:r>
+        <w:t xml:space="preserve"> </w:t>
+      </w:r>
+      <w:r>
+        <w:t xml:space="preserve">each iteration by</w:t>
+      </w:r>
+    </w:p>
+    <w:p>
+      <w:pPr>
+        <w:pStyle w:val="BodyText"/>
+      </w:pPr>
+      <m:oMathPara>
+        <m:oMathParaPr>
+          <m:jc m:val="center"/>
+        </m:oMathParaPr>
+        <m:oMath>
+          <m:sSubSup>
+            <m:e>
+              <m:r>
+                <m:t>v</m:t>
+              </m:r>
+            </m:e>
+            <m:sub>
+              <m:r>
+                <m:t>i</m:t>
+              </m:r>
+            </m:sub>
+            <m:sup>
+              <m:r>
+                <m:rPr>
+                  <m:sty m:val="p"/>
+                </m:rPr>
+                <m:t>(</m:t>
+              </m:r>
+              <m:r>
+                <m:t>t</m:t>
+              </m:r>
+              <m:r>
+                <m:rPr>
+                  <m:sty m:val="p"/>
+                </m:rPr>
+                <m:t>+</m:t>
+              </m:r>
+              <m:r>
+                <m:t>1</m:t>
+              </m:r>
+              <m:r>
+                <m:rPr>
+                  <m:sty m:val="p"/>
+                </m:rPr>
+                <m:t>)</m:t>
+              </m:r>
+            </m:sup>
+          </m:sSubSup>
+          <m:r>
+            <m:rPr>
+              <m:sty m:val="p"/>
+            </m:rPr>
+            <m:t>=</m:t>
+          </m:r>
+          <m:r>
+            <m:t>w</m:t>
+          </m:r>
+          <m:r>
+            <m:t> </m:t>
+          </m:r>
+          <m:sSubSup>
+            <m:e>
+              <m:r>
+                <m:t>v</m:t>
+              </m:r>
+            </m:e>
+            <m:sub>
+              <m:r>
+                <m:t>i</m:t>
+              </m:r>
+            </m:sub>
+            <m:sup>
+              <m:r>
+                <m:rPr>
+                  <m:sty m:val="p"/>
+                </m:rPr>
+                <m:t>(</m:t>
+              </m:r>
+              <m:r>
+                <m:t>t</m:t>
+              </m:r>
+              <m:r>
+                <m:rPr>
+                  <m:sty m:val="p"/>
+                </m:rPr>
+                <m:t>)</m:t>
+              </m:r>
+            </m:sup>
+          </m:sSubSup>
+          <m:r>
+            <m:rPr>
+              <m:sty m:val="p"/>
+            </m:rPr>
+            <m:t>+</m:t>
+          </m:r>
+          <m:sSub>
+            <m:e>
+              <m:r>
+                <m:t>c</m:t>
+              </m:r>
+            </m:e>
+            <m:sub>
+              <m:r>
+                <m:t>1</m:t>
+              </m:r>
+            </m:sub>
+          </m:sSub>
+          <m:sSub>
+            <m:e>
+              <m:r>
+                <m:t>r</m:t>
+              </m:r>
+            </m:e>
+            <m:sub>
+              <m:r>
+                <m:t>1</m:t>
+              </m:r>
+            </m:sub>
+          </m:sSub>
+          <m:d>
+            <m:dPr>
+              <m:begChr m:val="("/>
+              <m:sepChr m:val=""/>
+              <m:endChr m:val=")"/>
+              <m:grow/>
+            </m:dPr>
+            <m:e>
+              <m:sSub>
+                <m:e>
+                  <m:r>
+                    <m:t>p</m:t>
+                  </m:r>
+                </m:e>
+                <m:sub>
+                  <m:r>
+                    <m:t>i</m:t>
+                  </m:r>
+                </m:sub>
+              </m:sSub>
+              <m:r>
+                <m:rPr>
+                  <m:sty m:val="p"/>
+                </m:rPr>
+                <m:t>−</m:t>
+              </m:r>
+              <m:sSubSup>
+                <m:e>
+                  <m:r>
+                    <m:t>x</m:t>
+                  </m:r>
+                </m:e>
+                <m:sub>
+                  <m:r>
+                    <m:t>i</m:t>
+                  </m:r>
+                </m:sub>
+                <m:sup>
+                  <m:r>
+                    <m:rPr>
+                      <m:sty m:val="p"/>
+                    </m:rPr>
+                    <m:t>(</m:t>
+                  </m:r>
+                  <m:r>
+                    <m:t>t</m:t>
+                  </m:r>
+                  <m:r>
+                    <m:rPr>
+                      <m:sty m:val="p"/>
+                    </m:rPr>
+                    <m:t>)</m:t>
+                  </m:r>
+                </m:sup>
+              </m:sSubSup>
+            </m:e>
+          </m:d>
+          <m:r>
+            <m:rPr>
+              <m:sty m:val="p"/>
+            </m:rPr>
+            <m:t>+</m:t>
+          </m:r>
+          <m:sSub>
+            <m:e>
+              <m:r>
+                <m:t>c</m:t>
+              </m:r>
+            </m:e>
+            <m:sub>
+              <m:r>
+                <m:t>2</m:t>
+              </m:r>
+            </m:sub>
+          </m:sSub>
+          <m:sSub>
+            <m:e>
+              <m:r>
+                <m:t>r</m:t>
+              </m:r>
+            </m:e>
+            <m:sub>
+              <m:r>
+                <m:t>2</m:t>
+              </m:r>
+            </m:sub>
+          </m:sSub>
+          <m:d>
+            <m:dPr>
+              <m:begChr m:val="("/>
+              <m:sepChr m:val=""/>
+              <m:endChr m:val=")"/>
+              <m:grow/>
+            </m:dPr>
+            <m:e>
+              <m:r>
+                <m:t>g</m:t>
+              </m:r>
+              <m:r>
+                <m:rPr>
+                  <m:sty m:val="p"/>
+                </m:rPr>
+                <m:t>−</m:t>
+              </m:r>
+              <m:sSubSup>
+                <m:e>
+                  <m:r>
+                    <m:t>x</m:t>
+                  </m:r>
+                </m:e>
+                <m:sub>
+                  <m:r>
+                    <m:t>i</m:t>
+                  </m:r>
+                </m:sub>
+                <m:sup>
+                  <m:r>
+                    <m:rPr>
+                      <m:sty m:val="p"/>
+                    </m:rPr>
+                    <m:t>(</m:t>
+                  </m:r>
+                  <m:r>
+                    <m:t>t</m:t>
+                  </m:r>
+                  <m:r>
+                    <m:rPr>
+                      <m:sty m:val="p"/>
+                    </m:rPr>
+                    <m:t>)</m:t>
+                  </m:r>
+                </m:sup>
+              </m:sSubSup>
+            </m:e>
+          </m:d>
+          <m:r>
+            <m:rPr>
+              <m:sty m:val="p"/>
+            </m:rPr>
+            <m:t>,</m:t>
+          </m:r>
+          <m:r>
+            <m:t>  </m:t>
+          </m:r>
+          <m:sSubSup>
+            <m:e>
+              <m:r>
+                <m:t>x</m:t>
+              </m:r>
+            </m:e>
+            <m:sub>
+              <m:r>
+                <m:t>i</m:t>
+              </m:r>
+            </m:sub>
+            <m:sup>
+              <m:r>
+                <m:rPr>
+                  <m:sty m:val="p"/>
+                </m:rPr>
+                <m:t>(</m:t>
+              </m:r>
+              <m:r>
+                <m:t>t</m:t>
+              </m:r>
+              <m:r>
+                <m:rPr>
+                  <m:sty m:val="p"/>
+                </m:rPr>
+                <m:t>+</m:t>
+              </m:r>
+              <m:r>
+                <m:t>1</m:t>
+              </m:r>
+              <m:r>
+                <m:rPr>
+                  <m:sty m:val="p"/>
+                </m:rPr>
+                <m:t>)</m:t>
+              </m:r>
+            </m:sup>
+          </m:sSubSup>
+          <m:r>
+            <m:rPr>
+              <m:sty m:val="p"/>
+            </m:rPr>
+            <m:t>=</m:t>
+          </m:r>
+          <m:sSubSup>
+            <m:e>
+              <m:r>
+                <m:t>x</m:t>
+              </m:r>
+            </m:e>
+            <m:sub>
+              <m:r>
+                <m:t>i</m:t>
+              </m:r>
+            </m:sub>
+            <m:sup>
+              <m:r>
+                <m:rPr>
+                  <m:sty m:val="p"/>
+                </m:rPr>
+                <m:t>(</m:t>
+              </m:r>
+              <m:r>
+                <m:t>t</m:t>
+              </m:r>
+              <m:r>
+                <m:rPr>
+                  <m:sty m:val="p"/>
+                </m:rPr>
+                <m:t>)</m:t>
+              </m:r>
+            </m:sup>
+          </m:sSubSup>
+          <m:r>
+            <m:rPr>
+              <m:sty m:val="p"/>
+            </m:rPr>
+            <m:t>+</m:t>
+          </m:r>
+          <m:sSubSup>
+            <m:e>
+              <m:r>
+                <m:t>v</m:t>
+              </m:r>
+            </m:e>
+            <m:sub>
+              <m:r>
+                <m:t>i</m:t>
+              </m:r>
+            </m:sub>
+            <m:sup>
+              <m:r>
+                <m:rPr>
+                  <m:sty m:val="p"/>
+                </m:rPr>
+                <m:t>(</m:t>
+              </m:r>
+              <m:r>
+                <m:t>t</m:t>
+              </m:r>
+              <m:r>
+                <m:rPr>
+                  <m:sty m:val="p"/>
+                </m:rPr>
+                <m:t>+</m:t>
+              </m:r>
+              <m:r>
+                <m:t>1</m:t>
+              </m:r>
+              <m:r>
+                <m:rPr>
+                  <m:sty m:val="p"/>
+                </m:rPr>
+                <m:t>)</m:t>
+              </m:r>
+            </m:sup>
+          </m:sSubSup>
+        </m:oMath>
+      </m:oMathPara>
+    </w:p>
+    <w:p>
+      <w:pPr>
+        <w:pStyle w:val="FirstParagraph"/>
+      </w:pPr>
+      <w:r>
+        <w:t xml:space="preserve">where</w:t>
+      </w:r>
+      <w:r>
+        <w:t xml:space="preserve"> </w:t>
+      </w:r>
+      <m:oMath>
+        <m:sSub>
+          <m:e>
+            <m:r>
+              <m:t>p</m:t>
+            </m:r>
+          </m:e>
+          <m:sub>
+            <m:r>
+              <m:t>i</m:t>
+            </m:r>
+          </m:sub>
+        </m:sSub>
+      </m:oMath>
+      <w:r>
+        <w:t xml:space="preserve"> </w:t>
+      </w:r>
+      <w:r>
+        <w:t xml:space="preserve">is particle</w:t>
+      </w:r>
+      <w:r>
+        <w:t xml:space="preserve"> </w:t>
+      </w:r>
+      <m:oMath>
+        <m:r>
+          <m:t>i</m:t>
+        </m:r>
+      </m:oMath>
+      <w:r>
+        <w:t xml:space="preserve">’s own best position found so far,</w:t>
+      </w:r>
+      <w:r>
+        <w:t xml:space="preserve"> </w:t>
+      </w:r>
+      <m:oMath>
+        <m:r>
+          <m:t>g</m:t>
+        </m:r>
+      </m:oMath>
+      <w:r>
+        <w:t xml:space="preserve"> </w:t>
+      </w:r>
+      <w:r>
+        <w:t xml:space="preserve">the swarm’s best</w:t>
+      </w:r>
+      <w:r>
+        <w:t xml:space="preserve"> </w:t>
+      </w:r>
+      <w:r>
+        <w:t xml:space="preserve">position overall,</w:t>
+      </w:r>
+      <w:r>
+        <w:t xml:space="preserve"> </w:t>
+      </w:r>
+      <m:oMath>
+        <m:r>
+          <m:t>w</m:t>
+        </m:r>
+      </m:oMath>
+      <w:r>
+        <w:t xml:space="preserve"> </w:t>
+      </w:r>
+      <w:r>
+        <w:t xml:space="preserve">an inertia weight,</w:t>
+      </w:r>
+      <w:r>
+        <w:t xml:space="preserve"> </w:t>
+      </w:r>
+      <m:oMath>
+        <m:sSub>
+          <m:e>
+            <m:r>
+              <m:t>c</m:t>
+            </m:r>
+          </m:e>
+          <m:sub>
+            <m:r>
+              <m:t>1</m:t>
+            </m:r>
+          </m:sub>
+        </m:sSub>
+        <m:r>
+          <m:rPr>
+            <m:sty m:val="p"/>
+          </m:rPr>
+          <m:t>,</m:t>
+        </m:r>
+        <m:sSub>
+          <m:e>
+            <m:r>
+              <m:t>c</m:t>
+            </m:r>
+          </m:e>
+          <m:sub>
+            <m:r>
+              <m:t>2</m:t>
+            </m:r>
+          </m:sub>
+        </m:sSub>
+      </m:oMath>
+      <w:r>
+        <w:t xml:space="preserve"> </w:t>
+      </w:r>
+      <w:r>
+        <w:t xml:space="preserve">acceleration coefficients, and</w:t>
+      </w:r>
+      <w:r>
+        <w:t xml:space="preserve"> </w:t>
+      </w:r>
+      <m:oMath>
+        <m:sSub>
+          <m:e>
+            <m:r>
+              <m:t>r</m:t>
+            </m:r>
+          </m:e>
+          <m:sub>
+            <m:r>
+              <m:t>1</m:t>
+            </m:r>
+          </m:sub>
+        </m:sSub>
+        <m:r>
+          <m:rPr>
+            <m:sty m:val="p"/>
+          </m:rPr>
+          <m:t>,</m:t>
+        </m:r>
+        <m:sSub>
+          <m:e>
+            <m:r>
+              <m:t>r</m:t>
+            </m:r>
+          </m:e>
+          <m:sub>
+            <m:r>
+              <m:t>2</m:t>
+            </m:r>
+          </m:sub>
+        </m:sSub>
+        <m:r>
+          <m:rPr>
+            <m:sty m:val="p"/>
+          </m:rPr>
+          <m:t>∼</m:t>
+        </m:r>
+        <m:r>
+          <m:t>U</m:t>
+        </m:r>
+        <m:r>
+          <m:rPr>
+            <m:sty m:val="p"/>
+          </m:rPr>
+          <m:t>(</m:t>
+        </m:r>
+        <m:r>
+          <m:t>0</m:t>
+        </m:r>
+        <m:r>
+          <m:rPr>
+            <m:sty m:val="p"/>
+          </m:rPr>
+          <m:t>,</m:t>
+        </m:r>
+        <m:r>
+          <m:t>1</m:t>
+        </m:r>
+        <m:r>
+          <m:rPr>
+            <m:sty m:val="p"/>
+          </m:rPr>
+          <m:t>)</m:t>
+        </m:r>
+      </m:oMath>
+      <w:r>
+        <w:t xml:space="preserve">. Applied to H1,</w:t>
+      </w:r>
+      <w:r>
+        <w:t xml:space="preserve"> </w:t>
+      </w:r>
+      <m:oMath>
+        <m:sSub>
+          <m:e>
+            <m:r>
+              <m:t>x</m:t>
+            </m:r>
+          </m:e>
+          <m:sub>
+            <m:r>
+              <m:t>i</m:t>
+            </m:r>
+          </m:sub>
+        </m:sSub>
+      </m:oMath>
+      <w:r>
+        <w:t xml:space="preserve"> </w:t>
+      </w:r>
+      <w:r>
+        <w:t xml:space="preserve">encodes a hyperparameter vector</w:t>
+      </w:r>
+      <w:r>
+        <w:t xml:space="preserve"> </w:t>
+      </w:r>
+      <m:oMath>
+        <m:r>
+          <m:t>ϕ</m:t>
+        </m:r>
+      </m:oMath>
+      <w:r>
+        <w:t xml:space="preserve">; applied to H2, the same</w:t>
+      </w:r>
+      <w:r>
+        <w:t xml:space="preserve"> </w:t>
+      </w:r>
+      <m:oMath>
+        <m:sSub>
+          <m:e>
+            <m:r>
+              <m:t>x</m:t>
+            </m:r>
+          </m:e>
+          <m:sub>
+            <m:r>
+              <m:t>i</m:t>
+            </m:r>
+          </m:sub>
+        </m:sSub>
+      </m:oMath>
+      <w:r>
+        <w:t xml:space="preserve"> </w:t>
+      </w:r>
+      <w:r>
+        <w:t xml:space="preserve">encodes the base learner’s own weight vector</w:t>
+      </w:r>
+      <w:r>
+        <w:t xml:space="preserve"> </w:t>
+      </w:r>
+      <m:oMath>
+        <m:r>
+          <m:t>θ</m:t>
+        </m:r>
+      </m:oMath>
+      <w:r>
+        <w:t xml:space="preserve"> </w:t>
+      </w:r>
+      <w:r>
+        <w:t xml:space="preserve">directly. The identical update rule, evaluated against a different loss</w:t>
+      </w:r>
+      <w:r>
+        <w:t xml:space="preserve"> </w:t>
+      </w:r>
+      <w:r>
+        <w:t xml:space="preserve">surface, is what distinguishes the two types mechanically, while the structural</w:t>
+      </w:r>
+      <w:r>
+        <w:t xml:space="preserve"> </w:t>
+      </w:r>
+      <w:r>
+        <w:t xml:space="preserve">test in §2.3 is what distinguishes them analytically.</w:t>
+      </w:r>
+    </w:p>
+    <w:p>
+      <w:pPr>
+        <w:pStyle w:val="BodyText"/>
+      </w:pPr>
+      <w:r>
+        <w:t xml:space="preserve">This formal statement earns its place for one specific reason beyond notation: it</w:t>
+      </w:r>
+      <w:r>
+        <w:t xml:space="preserve"> </w:t>
+      </w:r>
+      <w:r>
+        <w:t xml:space="preserve">makes concrete exactly what §9 asks a fair comparison to hold constant. For H1 and</w:t>
+      </w:r>
+      <w:r>
+        <w:t xml:space="preserve"> </w:t>
+      </w:r>
+      <w:r>
+        <w:t xml:space="preserve">H2, the premium</w:t>
+      </w:r>
+      <w:r>
+        <w:t xml:space="preserve"> </w:t>
+      </w:r>
+      <m:oMath>
+        <m:r>
+          <m:rPr>
+            <m:sty m:val="p"/>
+          </m:rPr>
+          <m:t>Δ</m:t>
+        </m:r>
+      </m:oMath>
+      <w:r>
+        <w:t xml:space="preserve"> </w:t>
+      </w:r>
+      <w:r>
+        <w:t xml:space="preserve">(§9.1) compares</w:t>
+      </w:r>
+      <w:r>
+        <w:t xml:space="preserve"> </w:t>
+      </w:r>
+      <m:oMath>
+        <m:sSub>
+          <m:e>
+            <m:r>
+              <m:t>f</m:t>
+            </m:r>
+          </m:e>
+          <m:sub>
+            <m:r>
+              <m:t>θ</m:t>
+            </m:r>
+            <m:r>
+              <m:rPr>
+                <m:sty m:val="p"/>
+              </m:rPr>
+              <m:t>(</m:t>
+            </m:r>
+            <m:sSup>
+              <m:e>
+                <m:r>
+                  <m:t>ϕ</m:t>
+                </m:r>
+              </m:e>
+              <m:sup>
+                <m:r>
+                  <m:rPr>
+                    <m:sty m:val="p"/>
+                  </m:rPr>
+                  <m:t>*</m:t>
+                </m:r>
+              </m:sup>
+            </m:sSup>
+            <m:r>
+              <m:rPr>
+                <m:sty m:val="p"/>
+              </m:rPr>
+              <m:t>)</m:t>
+            </m:r>
+          </m:sub>
+        </m:sSub>
+      </m:oMath>
+      <w:r>
+        <w:t xml:space="preserve"> </w:t>
+      </w:r>
+      <w:r>
+        <w:t xml:space="preserve">or</w:t>
+      </w:r>
+      <w:r>
+        <w:t xml:space="preserve"> </w:t>
+      </w:r>
+      <m:oMath>
+        <m:sSub>
+          <m:e>
+            <m:r>
+              <m:t>f</m:t>
+            </m:r>
+          </m:e>
+          <m:sub>
+            <m:sSup>
+              <m:e>
+                <m:r>
+                  <m:t>θ</m:t>
+                </m:r>
+              </m:e>
+              <m:sup>
+                <m:r>
+                  <m:rPr>
+                    <m:sty m:val="p"/>
+                  </m:rPr>
+                  <m:t>*</m:t>
+                </m:r>
+              </m:sup>
+            </m:sSup>
+          </m:sub>
+        </m:sSub>
+      </m:oMath>
+      <w:r>
+        <w:t xml:space="preserve"> </w:t>
+      </w:r>
+      <w:r>
+        <w:t xml:space="preserve">against</w:t>
+      </w:r>
+      <w:r>
+        <w:t xml:space="preserve"> </w:t>
+      </w:r>
+      <m:oMath>
+        <m:sSub>
+          <m:e>
+            <m:r>
+              <m:t>f</m:t>
+            </m:r>
+          </m:e>
+          <m:sub>
+            <m:r>
+              <m:t>θ</m:t>
+            </m:r>
+          </m:sub>
+        </m:sSub>
+      </m:oMath>
+      <w:r>
+        <w:t xml:space="preserve"> </w:t>
+      </w:r>
+      <w:r>
+        <w:t xml:space="preserve">tuned by a conventional procedure under a comparable search</w:t>
+      </w:r>
+      <w:r>
+        <w:t xml:space="preserve"> </w:t>
+      </w:r>
+      <w:r>
+        <w:t xml:space="preserve">budget — the same function</w:t>
+      </w:r>
+      <w:r>
+        <w:t xml:space="preserve"> </w:t>
+      </w:r>
+      <m:oMath>
+        <m:r>
+          <m:t>f</m:t>
+        </m:r>
+      </m:oMath>
+      <w:r>
+        <w:t xml:space="preserve">, reached by a different route to its parameters. A</w:t>
+      </w:r>
+      <w:r>
+        <w:t xml:space="preserve"> </w:t>
+      </w:r>
+      <w:r>
+        <w:t xml:space="preserve">study that reports only the metaheuristic-tuned result has reported one point on</w:t>
+      </w:r>
+      <w:r>
+        <w:t xml:space="preserve"> </w:t>
+      </w:r>
+      <w:r>
+        <w:t xml:space="preserve">this optimisation landscape without the second point that would say whether the</w:t>
+      </w:r>
+      <w:r>
+        <w:t xml:space="preserve"> </w:t>
+      </w:r>
+      <w:r>
+        <w:t xml:space="preserve">metaheuristic, rather than the tuning itself, is what earned the reported gain.</w:t>
+      </w:r>
+    </w:p>
+    <w:p>
+      <w:pPr>
+        <w:pStyle w:val="BodyText"/>
+      </w:pPr>
+      <w:r>
+        <w:t xml:space="preserve">Two coding notes follow directly from applying this taxonomy to the seed corpus.</w:t>
+      </w:r>
+      <w:r>
+        <w:t xml:space="preserve"> </w:t>
+      </w:r>
+      <w:r>
+        <w:t xml:space="preserve">First, a single study can legitimately receive more than one code —</w:t>
+      </w:r>
+      <w:r>
+        <w:t xml:space="preserve"> </w:t>
+      </w:r>
+      <w:r>
+        <w:t xml:space="preserve">Ghorbani et al.</w:t>
+      </w:r>
+      <w:r>
+        <w:t xml:space="preserve"> </w:t>
+      </w:r>
+      <w:r>
+        <w:t xml:space="preserve">(2020)</w:t>
+      </w:r>
+      <w:r>
+        <w:t xml:space="preserve"> </w:t>
+      </w:r>
+      <w:r>
+        <w:t xml:space="preserve">fits both a GA-derived symbolic equation (H7-adjacent) and an ANN whose weights are</w:t>
+      </w:r>
+      <w:r>
+        <w:t xml:space="preserve"> </w:t>
+      </w:r>
+      <w:r>
+        <w:t xml:space="preserve">set by the same GA (H2) on the same data, which is precisely the kind of within-paper</w:t>
+      </w:r>
+      <w:r>
+        <w:t xml:space="preserve"> </w:t>
+      </w:r>
+      <w:r>
+        <w:t xml:space="preserve">comparison §9 is built to exploit. Second, several studies that use metaheuristic or</w:t>
+      </w:r>
+      <w:r>
+        <w:t xml:space="preserve"> </w:t>
+      </w:r>
+      <w:r>
+        <w:t xml:space="preserve">architecture-fusion vocabulary in their titles fail the structural test on inspection</w:t>
+      </w:r>
+      <w:r>
+        <w:t xml:space="preserve"> </w:t>
+      </w:r>
+      <w:r>
+        <w:t xml:space="preserve">—</w:t>
+      </w:r>
+      <w:r>
+        <w:t xml:space="preserve"> </w:t>
+      </w:r>
+      <w:r>
+        <w:t xml:space="preserve">Hanandeh (2022)</w:t>
+      </w:r>
+      <w:r>
+        <w:t xml:space="preserve"> </w:t>
+      </w:r>
+      <w:r>
+        <w:t xml:space="preserve">names both a genetic algorithm and an artificial neural</w:t>
+      </w:r>
+      <w:r>
+        <w:t xml:space="preserve"> </w:t>
+      </w:r>
+      <w:r>
+        <w:t xml:space="preserve">network but reports them as independently competing models rather than a coupled</w:t>
+      </w:r>
+      <w:r>
+        <w:t xml:space="preserve"> </w:t>
+      </w:r>
+      <w:r>
+        <w:t xml:space="preserve">pipeline, and is coded</w:t>
+      </w:r>
+      <w:r>
+        <w:t xml:space="preserve"> </w:t>
+      </w:r>
+      <w:r>
+        <w:rPr>
+          <w:rStyle w:val="VerbatimChar"/>
+        </w:rPr>
+        <w:t xml:space="preserve">none</w:t>
+      </w:r>
+      <w:r>
+        <w:t xml:space="preserve"> </w:t>
+      </w:r>
+      <w:r>
+        <w:t xml:space="preserve">rather than any of H1–H7 as a result. Both</w:t>
+      </w:r>
+      <w:r>
+        <w:t xml:space="preserve"> </w:t>
+      </w:r>
+      <w:r>
+        <w:t xml:space="preserve">notes matter for the same reason: the taxonomy is applied to what a pipeline</w:t>
+      </w:r>
+      <w:r>
+        <w:t xml:space="preserve"> </w:t>
+      </w:r>
+      <w:r>
+        <w:rPr>
+          <w:i/>
+          <w:iCs/>
+        </w:rPr>
+        <w:t xml:space="preserve">does</w:t>
+      </w:r>
+      <w:r>
+        <w:t xml:space="preserve">,</w:t>
+      </w:r>
+      <w:r>
+        <w:t xml:space="preserve"> </w:t>
+      </w:r>
+      <w:r>
+        <w:t xml:space="preserve">not to what its title or abstract</w:t>
+      </w:r>
+      <w:r>
+        <w:t xml:space="preserve"> </w:t>
+      </w:r>
+      <w:r>
+        <w:rPr>
+          <w:i/>
+          <w:iCs/>
+        </w:rPr>
+        <w:t xml:space="preserve">calls</w:t>
+      </w:r>
+      <w:r>
+        <w:t xml:space="preserve"> </w:t>
+      </w:r>
+      <w:r>
+        <w:t xml:space="preserve">it.</w:t>
+      </w:r>
+    </w:p>
+    <w:p>
+      <w:pPr>
+        <w:pStyle w:val="BodyText"/>
+      </w:pPr>
+      <w:r>
+        <w:t xml:space="preserve">Reinforcement-learning approaches to network-level maintenance-and-rehabilitation</w:t>
+      </w:r>
+      <w:r>
+        <w:t xml:space="preserve"> </w:t>
+      </w:r>
+      <w:r>
+        <w:t xml:space="preserve">policy</w:t>
+      </w:r>
+      <w:r>
+        <w:t xml:space="preserve"> </w:t>
+      </w:r>
+      <w:r>
+        <w:t xml:space="preserve">(</w:t>
+      </w:r>
+      <w:r>
+        <w:t xml:space="preserve">Latifi et al.</w:t>
+      </w:r>
+      <w:r>
+        <w:t xml:space="preserve">, 2021;</w:t>
+      </w:r>
+      <w:r>
+        <w:t xml:space="preserve"> </w:t>
+      </w:r>
+      <w:r>
+        <w:t xml:space="preserve">Yao et al.</w:t>
+      </w:r>
+      <w:r>
+        <w:t xml:space="preserve">, 2022)</w:t>
+      </w:r>
+      <w:r>
+        <w:t xml:space="preserve"> </w:t>
+      </w:r>
+      <w:r>
+        <w:t xml:space="preserve">sit adjacent to this taxonomy but</w:t>
+      </w:r>
+      <w:r>
+        <w:t xml:space="preserve"> </w:t>
+      </w:r>
+      <w:r>
+        <w:t xml:space="preserve">are not coded into it: they couple a learned policy to a simulated or predicted</w:t>
+      </w:r>
+      <w:r>
+        <w:t xml:space="preserve"> </w:t>
+      </w:r>
+      <w:r>
+        <w:t xml:space="preserve">environment in a way that does not map onto the single-prediction-pipeline structure</w:t>
+      </w:r>
+      <w:r>
+        <w:t xml:space="preserve"> </w:t>
+      </w:r>
+      <w:r>
+        <w:t xml:space="preserve">H1–H7 assumes. They are retained as context for the decision-consequence</w:t>
+      </w:r>
+      <w:r>
+        <w:t xml:space="preserve"> </w:t>
+      </w:r>
+      <w:r>
+        <w:t xml:space="preserve">discussion in §11 rather than folded into the hybridisation-type counts in §3.</w:t>
+      </w:r>
+    </w:p>
+    <w:bookmarkEnd w:id="43"/>
+    <w:bookmarkEnd w:id="44"/>
+    <w:bookmarkStart w:id="45" w:name="sec-materials"/>
+    <w:p>
+      <w:pPr>
+        <w:pStyle w:val="Heading1"/>
+      </w:pPr>
+      <w:r>
+        <w:t xml:space="preserve">5. Hybrid models in material and mix modelling</w:t>
+      </w:r>
+    </w:p>
+    <w:p>
+      <w:pPr>
+        <w:pStyle w:val="FirstParagraph"/>
+      </w:pPr>
+      <w:r>
+        <w:t xml:space="preserve">Material-property modelling is the sub-domain where the seed corpus shows the</w:t>
+      </w:r>
+      <w:r>
+        <w:t xml:space="preserve"> </w:t>
+      </w:r>
+      <w:r>
+        <w:t xml:space="preserve">heaviest concentration of H1 (metaheuristic-tuned hyperparameters) and H7</w:t>
+      </w:r>
+      <w:r>
+        <w:t xml:space="preserve"> </w:t>
+      </w:r>
+      <w:r>
+        <w:t xml:space="preserve">(symbolic–numeric) activity, and it is also where the tuned-baseline</w:t>
+      </w:r>
+      <w:r>
+        <w:t xml:space="preserve"> </w:t>
+      </w:r>
+      <w:r>
+        <w:t xml:space="preserve">problem identified in §9 is most visible, because the target properties —</w:t>
+      </w:r>
+      <w:r>
+        <w:t xml:space="preserve"> </w:t>
+      </w:r>
+      <w:r>
+        <w:t xml:space="preserve">resilient modulus, dynamic modulus, unconfined compressive strength, air-void</w:t>
+      </w:r>
+      <w:r>
+        <w:t xml:space="preserve"> </w:t>
+      </w:r>
+      <w:r>
+        <w:t xml:space="preserve">content — are exactly the properties for which competitor mechanistic or empirical</w:t>
+      </w:r>
+      <w:r>
+        <w:t xml:space="preserve"> </w:t>
+      </w:r>
+      <w:r>
+        <w:t xml:space="preserve">models already exist and are routinely, though not universally, available for</w:t>
+      </w:r>
+      <w:r>
+        <w:t xml:space="preserve"> </w:t>
+      </w:r>
+      <w:r>
+        <w:t xml:space="preserve">comparison.</w:t>
+      </w:r>
+    </w:p>
+    <w:p>
+      <w:pPr>
+        <w:pStyle w:val="BodyText"/>
+      </w:pPr>
+      <w:r>
+        <w:t xml:space="preserve">The resilient-modulus literature illustrates both the promise and the recurring</w:t>
+      </w:r>
+      <w:r>
+        <w:t xml:space="preserve"> </w:t>
+      </w:r>
+      <w:r>
+        <w:t xml:space="preserve">weakness. Ghorbani et al.</w:t>
+      </w:r>
+      <w:r>
+        <w:t xml:space="preserve"> </w:t>
+      </w:r>
+      <w:r>
+        <w:t xml:space="preserve">(</w:t>
+      </w:r>
+      <w:r>
+        <w:t xml:space="preserve">Ghorbani et al.</w:t>
+      </w:r>
+      <w:r>
+        <w:t xml:space="preserve">, 2020)</w:t>
+      </w:r>
+      <w:r>
+        <w:t xml:space="preserve"> </w:t>
+      </w:r>
+      <w:r>
+        <w:t xml:space="preserve">fit two related models on the same</w:t>
+      </w:r>
+      <w:r>
+        <w:t xml:space="preserve"> </w:t>
+      </w:r>
+      <w:r>
+        <w:t xml:space="preserve">repeated-load triaxial dataset — a genetic-algorithm-derived symbolic equation and</w:t>
+      </w:r>
+      <w:r>
+        <w:t xml:space="preserve"> </w:t>
+      </w:r>
+      <w:r>
+        <w:t xml:space="preserve">an ANN whose weights the same genetic algorithm sets (H2) — and report the hybrid</w:t>
+      </w:r>
+      <w:r>
+        <w:t xml:space="preserve"> </w:t>
+      </w:r>
+      <w:r>
+        <w:t xml:space="preserve">ANN-GA model as the more accurate of the two, a rare instance in the corpus of a</w:t>
+      </w:r>
+      <w:r>
+        <w:t xml:space="preserve"> </w:t>
+      </w:r>
+      <w:r>
+        <w:t xml:space="preserve">true head-to-head comparison between two hybridisation types on identical data</w:t>
+      </w:r>
+      <w:r>
+        <w:t xml:space="preserve"> </w:t>
+      </w:r>
+      <w:r>
+        <w:t xml:space="preserve">rather than between a hybrid and an unspecified baseline. Azam et al.</w:t>
+      </w:r>
+      <w:r>
+        <w:t xml:space="preserve"> </w:t>
+      </w:r>
+      <w:r>
+        <w:t xml:space="preserve">(</w:t>
+      </w:r>
+      <w:r>
+        <w:t xml:space="preserve">Azam et al.</w:t>
+      </w:r>
+      <w:r>
+        <w:t xml:space="preserve">, 2022)</w:t>
+      </w:r>
+      <w:r>
+        <w:t xml:space="preserve"> </w:t>
+      </w:r>
+      <w:r>
+        <w:t xml:space="preserve">instead compare six swarm-optimised variants of a single base</w:t>
+      </w:r>
+      <w:r>
+        <w:t xml:space="preserve"> </w:t>
+      </w:r>
+      <w:r>
+        <w:t xml:space="preserve">learner (LSSVM) against one another; the top three separate by RMSE values of 6.72,</w:t>
+      </w:r>
+      <w:r>
+        <w:t xml:space="preserve"> </w:t>
+      </w:r>
+      <w:r>
+        <w:t xml:space="preserve">6.78 and 6.79 MPa and R</w:t>
+      </w:r>
+      <w:r>
+        <w:rPr>
+          <w:vertAlign w:val="superscript"/>
+        </w:rPr>
+        <w:t xml:space="preserve">2</w:t>
+      </w:r>
+      <w:r>
+        <w:t xml:space="preserve"> </w:t>
+      </w:r>
+      <w:r>
+        <w:t xml:space="preserve">values of 0.942, 0.940 and 0.940 — a spread well inside</w:t>
+      </w:r>
+      <w:r>
+        <w:t xml:space="preserve"> </w:t>
+      </w:r>
+      <w:r>
+        <w:t xml:space="preserve">what a different random seed would plausibly produce — and none is compared against</w:t>
+      </w:r>
+      <w:r>
+        <w:t xml:space="preserve"> </w:t>
+      </w:r>
+      <w:r>
+        <w:t xml:space="preserve">a conventionally tuned, non-hybrid LSSVM, so no premium is computable from the paper</w:t>
+      </w:r>
+      <w:r>
+        <w:t xml:space="preserve"> </w:t>
+      </w:r>
+      <w:r>
+        <w:t xml:space="preserve">as published (§9). Kaloop et al.</w:t>
+      </w:r>
+      <w:r>
+        <w:t xml:space="preserve"> </w:t>
+      </w:r>
+      <w:r>
+        <w:t xml:space="preserve">(</w:t>
+      </w:r>
+      <w:r>
+        <w:t xml:space="preserve">Kaloop et al.</w:t>
+      </w:r>
+      <w:r>
+        <w:t xml:space="preserve">, 2019)</w:t>
+      </w:r>
+      <w:r>
+        <w:t xml:space="preserve"> </w:t>
+      </w:r>
+      <w:r>
+        <w:t xml:space="preserve">report a similar</w:t>
+      </w:r>
+      <w:r>
+        <w:t xml:space="preserve"> </w:t>
+      </w:r>
+      <w:r>
+        <w:t xml:space="preserve">optimiser-held-constant, learner-varied design (PSO-ANN vs. PSO-ELM vs. kernel-ELM),</w:t>
+      </w:r>
+      <w:r>
+        <w:t xml:space="preserve"> </w:t>
+      </w:r>
+      <w:r>
+        <w:t xml:space="preserve">useful for isolating base-learner choice but not, by itself, for isolating the</w:t>
+      </w:r>
+      <w:r>
+        <w:t xml:space="preserve"> </w:t>
+      </w:r>
+      <w:r>
+        <w:t xml:space="preserve">optimiser’s contribution.</w:t>
+      </w:r>
+    </w:p>
+    <w:p>
+      <w:pPr>
+        <w:pStyle w:val="BodyText"/>
+      </w:pPr>
+      <w:r>
+        <w:t xml:space="preserve">The clearest positive exemplar in this section is not a hybrid at all in the H1–H7</w:t>
+      </w:r>
+      <w:r>
+        <w:t xml:space="preserve"> </w:t>
+      </w:r>
+      <w:r>
+        <w:t xml:space="preserve">sense: Zeiada et al.</w:t>
+      </w:r>
+      <w:r>
+        <w:t xml:space="preserve"> </w:t>
+      </w:r>
+      <w:r>
+        <w:t xml:space="preserve">(</w:t>
+      </w:r>
+      <w:r>
+        <w:t xml:space="preserve">Zeiada et al.</w:t>
+      </w:r>
+      <w:r>
+        <w:t xml:space="preserve">, 2025)</w:t>
+      </w:r>
+      <w:r>
+        <w:t xml:space="preserve"> </w:t>
+      </w:r>
+      <w:r>
+        <w:t xml:space="preserve">individually tune eight learners,</w:t>
+      </w:r>
+      <w:r>
+        <w:t xml:space="preserve"> </w:t>
+      </w:r>
+      <w:r>
+        <w:t xml:space="preserve">including deep architectures, and benchmark every one of them against the Witczak</w:t>
+      </w:r>
+      <w:r>
+        <w:t xml:space="preserve"> </w:t>
+      </w:r>
+      <w:r>
+        <w:t xml:space="preserve">1-40D and Hirsch mechanistic models for dynamic modulus. Under that design, the</w:t>
+      </w:r>
+      <w:r>
+        <w:t xml:space="preserve"> </w:t>
+      </w:r>
+      <w:r>
+        <w:t xml:space="preserve">winner is a tuned bagging ensemble — not a hybrid and not a deep network — which is</w:t>
+      </w:r>
+      <w:r>
+        <w:t xml:space="preserve"> </w:t>
+      </w:r>
+      <w:r>
+        <w:t xml:space="preserve">precisely the finding a hybridisation-premium framework should produce when tuning</w:t>
+      </w:r>
+      <w:r>
+        <w:t xml:space="preserve"> </w:t>
+      </w:r>
+      <w:r>
+        <w:t xml:space="preserve">is held fair across all competitors, and it is the paper this review returns to</w:t>
+      </w:r>
+      <w:r>
+        <w:t xml:space="preserve"> </w:t>
+      </w:r>
+      <w:r>
+        <w:t xml:space="preserve">repeatedly (§1, §9) as the standard the rest of the sub-domain should be read</w:t>
+      </w:r>
+      <w:r>
+        <w:t xml:space="preserve"> </w:t>
+      </w:r>
+      <w:r>
+        <w:t xml:space="preserve">against.</w:t>
+      </w:r>
+    </w:p>
+    <w:p>
+      <w:pPr>
+        <w:pStyle w:val="BodyText"/>
+      </w:pPr>
+      <w:r>
+        <w:t xml:space="preserve">Duan</w:t>
+      </w:r>
+      <w:r>
+        <w:t xml:space="preserve"> </w:t>
+      </w:r>
+      <w:r>
+        <w:t xml:space="preserve">(Duan, 2024)</w:t>
+      </w:r>
+      <w:r>
+        <w:t xml:space="preserve"> </w:t>
+      </w:r>
+      <w:r>
+        <w:t xml:space="preserve">supplies a genuinely mixed case worth reading in full</w:t>
+      </w:r>
+      <w:r>
+        <w:t xml:space="preserve"> </w:t>
+      </w:r>
+      <w:r>
+        <w:t xml:space="preserve">rather than reducing to a single verdict, because full-text verification surfaces</w:t>
+      </w:r>
+      <w:r>
+        <w:t xml:space="preserve"> </w:t>
+      </w:r>
+      <w:r>
+        <w:t xml:space="preserve">both a real strength and a real gap in the same paper. On the positive side, the</w:t>
+      </w:r>
+      <w:r>
+        <w:t xml:space="preserve"> </w:t>
+      </w:r>
+      <w:r>
+        <w:t xml:space="preserve">metaheuristic-tuned BKA-XGBoost model (H1) reports its own search budget</w:t>
+      </w:r>
+      <w:r>
+        <w:t xml:space="preserve"> </w:t>
+      </w:r>
+      <w:r>
+        <w:t xml:space="preserve">explicitly (population 10, 20 iterations) and, unusually for this corpus, checks</w:t>
+      </w:r>
+      <w:r>
+        <w:t xml:space="preserve"> </w:t>
+      </w:r>
+      <w:r>
+        <w:t xml:space="preserve">its own reliability by reassembling the dataset ten times and reporting</w:t>
+      </w:r>
+      <w:r>
+        <w:t xml:space="preserve"> </w:t>
+      </w:r>
+      <w:r>
+        <w:t xml:space="preserve">performance across all ten combinations rather than a single best run — exactly</w:t>
+      </w:r>
+      <w:r>
+        <w:t xml:space="preserve"> </w:t>
+      </w:r>
+      <w:r>
+        <w:t xml:space="preserve">the repeated-run practice PAVE-ML item 12c asks for. The paper also states</w:t>
+      </w:r>
+      <w:r>
+        <w:t xml:space="preserve"> </w:t>
+      </w:r>
+      <w:r>
+        <w:t xml:space="preserve">outright, discussing four comparator models drawn from the literature, that</w:t>
+      </w:r>
+      <w:r>
+        <w:t xml:space="preserve"> </w:t>
+      </w:r>
+      <w:r>
+        <w:t xml:space="preserve">“direct performance comparisons are unconvincing”</w:t>
+      </w:r>
+      <w:r>
+        <w:t xml:space="preserve"> </w:t>
+      </w:r>
+      <w:r>
+        <w:t xml:space="preserve">because those models were</w:t>
+      </w:r>
+      <w:r>
+        <w:t xml:space="preserve"> </w:t>
+      </w:r>
+      <w:r>
+        <w:t xml:space="preserve">fitted on different datasets — an author-acknowledged version of the</w:t>
+      </w:r>
+      <w:r>
+        <w:t xml:space="preserve"> </w:t>
+      </w:r>
+      <w:r>
+        <w:t xml:space="preserve">cross-study comparability problem this review is built around, and one of the</w:t>
+      </w:r>
+      <w:r>
+        <w:t xml:space="preserve"> </w:t>
+      </w:r>
+      <w:r>
+        <w:t xml:space="preserve">only such acknowledgements found in the corpus so far. On the other side of the</w:t>
+      </w:r>
+      <w:r>
+        <w:t xml:space="preserve"> </w:t>
+      </w:r>
+      <w:r>
+        <w:t xml:space="preserve">same paper: the nine within-paper comparator models are given listed parameter</w:t>
+      </w:r>
+      <w:r>
+        <w:t xml:space="preserve"> </w:t>
+      </w:r>
+      <w:r>
+        <w:t xml:space="preserve">settings but no stated search budget, so whether they received tuning effort</w:t>
+      </w:r>
+      <w:r>
+        <w:t xml:space="preserve"> </w:t>
+      </w:r>
+      <w:r>
+        <w:t xml:space="preserve">comparable to BKA-XGBoost’s own cannot be confirmed from the text — and no</w:t>
+      </w:r>
+      <w:r>
+        <w:t xml:space="preserve"> </w:t>
+      </w:r>
+      <w:r>
+        <w:t xml:space="preserve">mechanistic resistance-modulus model is included as a comparator, so</w:t>
+      </w:r>
+      <w:r>
+        <w:t xml:space="preserve"> </w:t>
+      </w:r>
+      <w:r>
+        <w:t xml:space="preserve">baseline_strength codes moderate rather than strong despite the nine-model</w:t>
+      </w:r>
+      <w:r>
+        <w:t xml:space="preserve"> </w:t>
+      </w:r>
+      <w:r>
+        <w:t xml:space="preserve">comparison looking exhaustive at a glance. The lesson is the same one §11 draws</w:t>
+      </w:r>
+      <w:r>
+        <w:t xml:space="preserve"> </w:t>
+      </w:r>
+      <w:r>
+        <w:t xml:space="preserve">more generally: a paper can do real, citable work toward some PAVE-ML items while</w:t>
+      </w:r>
+      <w:r>
+        <w:t xml:space="preserve"> </w:t>
+      </w:r>
+      <w:r>
+        <w:t xml:space="preserve">leaving others exactly as unaddressed as the rest of the field.</w:t>
+      </w:r>
+    </w:p>
+    <w:p>
+      <w:pPr>
+        <w:pStyle w:val="BodyText"/>
+      </w:pPr>
+      <w:r>
+        <w:t xml:space="preserve">On the symbolic side, Ghanizadeh et al.</w:t>
+      </w:r>
+      <w:r>
+        <w:t xml:space="preserve"> </w:t>
+      </w:r>
+      <w:r>
+        <w:t xml:space="preserve">(</w:t>
+      </w:r>
+      <w:r>
+        <w:t xml:space="preserve">Ghanizadeh et al.</w:t>
+      </w:r>
+      <w:r>
+        <w:t xml:space="preserve">, 2024)</w:t>
+      </w:r>
+      <w:r>
+        <w:t xml:space="preserve"> </w:t>
+      </w:r>
+      <w:r>
+        <w:t xml:space="preserve">fit a</w:t>
+      </w:r>
+      <w:r>
+        <w:t xml:space="preserve"> </w:t>
+      </w:r>
+      <w:r>
+        <w:t xml:space="preserve">TLBO-optimised evolutionary polynomial regression and multi-gene genetic</w:t>
+      </w:r>
+      <w:r>
+        <w:t xml:space="preserve"> </w:t>
+      </w:r>
+      <w:r>
+        <w:t xml:space="preserve">programming model (H7) for asphalt air-void evolution, producing a closed-form,</w:t>
+      </w:r>
+      <w:r>
+        <w:t xml:space="preserve"> </w:t>
+      </w:r>
+      <w:r>
+        <w:t xml:space="preserve">inspectable expression rather than an opaque predictor — a property that recurs as</w:t>
+      </w:r>
+      <w:r>
+        <w:t xml:space="preserve"> </w:t>
+      </w:r>
+      <w:r>
+        <w:t xml:space="preserve">a theme in §10’s discussion of what interpretability should mean for a validated,</w:t>
+      </w:r>
+      <w:r>
+        <w:t xml:space="preserve"> </w:t>
+      </w:r>
+      <w:r>
+        <w:t xml:space="preserve">not merely a post-hoc-explained, model.</w:t>
+      </w:r>
+    </w:p>
+    <w:bookmarkEnd w:id="45"/>
+    <w:bookmarkStart w:id="46" w:name="sec-structural"/>
+    <w:p>
+      <w:pPr>
+        <w:pStyle w:val="Heading1"/>
+      </w:pPr>
+      <w:r>
+        <w:t xml:space="preserve">6. Hybrid models in structural evaluation and inverse analysis</w:t>
+      </w:r>
+    </w:p>
+    <w:p>
+      <w:pPr>
+        <w:pStyle w:val="FirstParagraph"/>
+      </w:pPr>
+      <w:r>
+        <w:t xml:space="preserve">Structural evaluation and inverse analysis — principally back-calculation of layer</w:t>
+      </w:r>
+      <w:r>
+        <w:t xml:space="preserve"> </w:t>
+      </w:r>
+      <w:r>
+        <w:t xml:space="preserve">moduli from deflection data — is the sub-domain with the strongest example of</w:t>
+      </w:r>
+      <w:r>
+        <w:t xml:space="preserve"> </w:t>
+      </w:r>
+      <w:r>
+        <w:t xml:space="preserve">external validation in the entire seed corpus, and for that reason anchors much of</w:t>
+      </w:r>
+      <w:r>
+        <w:t xml:space="preserve"> </w:t>
+      </w:r>
+      <w:r>
+        <w:t xml:space="preserve">the argument in §11 as well as this section. Elbagalati et al.</w:t>
+      </w:r>
+      <w:r>
+        <w:t xml:space="preserve"> </w:t>
+      </w:r>
+      <w:r>
+        <w:t xml:space="preserve">(</w:t>
+      </w:r>
+      <w:r>
+        <w:t xml:space="preserve">Elbagalati et al.</w:t>
+      </w:r>
+      <w:r>
+        <w:t xml:space="preserve">, 2017)</w:t>
+      </w:r>
+      <w:r>
+        <w:t xml:space="preserve"> </w:t>
+      </w:r>
+      <w:r>
+        <w:t xml:space="preserve">train an ANN model on a Louisiana continuous-deflection</w:t>
+      </w:r>
+      <w:r>
+        <w:t xml:space="preserve"> </w:t>
+      </w:r>
+      <w:r>
+        <w:t xml:space="preserve">programme and evaluate it on an independent Minnesota programme; R</w:t>
+      </w:r>
+      <w:r>
+        <w:rPr>
+          <w:vertAlign w:val="superscript"/>
+        </w:rPr>
+        <w:t xml:space="preserve">2</w:t>
+      </w:r>
+      <w:r>
+        <w:t xml:space="preserve"> </w:t>
+      </w:r>
+      <w:r>
+        <w:t xml:space="preserve">falls only</w:t>
+      </w:r>
+      <w:r>
+        <w:t xml:space="preserve"> </w:t>
+      </w:r>
+      <w:r>
+        <w:t xml:space="preserve">from 0.73 to 0.72 across that transfer, which is the benchmark against which the</w:t>
+      </w:r>
+      <w:r>
+        <w:t xml:space="preserve"> </w:t>
+      </w:r>
+      <w:r>
+        <w:t xml:space="preserve">field’s more typical 0.99-on-random-holdout results should be read, and the paper</w:t>
+      </w:r>
+      <w:r>
+        <w:t xml:space="preserve"> </w:t>
+      </w:r>
+      <w:r>
+        <w:t xml:space="preserve">is cited repeatedly in this review precisely because it is the exception rather</w:t>
+      </w:r>
+      <w:r>
+        <w:t xml:space="preserve"> </w:t>
+      </w:r>
+      <w:r>
+        <w:t xml:space="preserve">than the rule.</w:t>
+      </w:r>
+    </w:p>
+    <w:p>
+      <w:pPr>
+        <w:pStyle w:val="BodyText"/>
+      </w:pPr>
+      <w:r>
+        <w:t xml:space="preserve">Ghanizadeh and colleagues’ own back-calculation work traces a coherent five-year arc</w:t>
+      </w:r>
+      <w:r>
+        <w:t xml:space="preserve"> </w:t>
+      </w:r>
+      <w:r>
+        <w:t xml:space="preserve">that this section follows in sequence: an ANN back-calculation model with Garson and</w:t>
+      </w:r>
+      <w:r>
+        <w:t xml:space="preserve"> </w:t>
+      </w:r>
+      <w:r>
+        <w:t xml:space="preserve">connection-weight sensitivity analysis</w:t>
+      </w:r>
+      <w:r>
+        <w:t xml:space="preserve"> </w:t>
+      </w:r>
+      <w:r>
+        <w:t xml:space="preserve">(Ghanizadeh et al., 2020)</w:t>
+      </w:r>
+      <w:r>
+        <w:t xml:space="preserve"> </w:t>
+      </w:r>
+      <w:r>
+        <w:t xml:space="preserve">establishes the</w:t>
+      </w:r>
+      <w:r>
+        <w:t xml:space="preserve"> </w:t>
+      </w:r>
+      <w:r>
+        <w:t xml:space="preserve">baseline single-architecture approach with post-hoc interpretability; METABACKCAL</w:t>
+      </w:r>
+      <w:r>
+        <w:t xml:space="preserve"> </w:t>
+      </w:r>
+      <w:r>
+        <w:t xml:space="preserve">(Ghanizadeh et al., 2025)</w:t>
+      </w:r>
+      <w:r>
+        <w:t xml:space="preserve"> </w:t>
+      </w:r>
+      <w:r>
+        <w:t xml:space="preserve">replaces the neural surrogate with a metaheuristic-driven</w:t>
+      </w:r>
+      <w:r>
+        <w:t xml:space="preserve"> </w:t>
+      </w:r>
+      <w:r>
+        <w:t xml:space="preserve">inverse solver directly (H2, in the sense that the metaheuristic operates on the</w:t>
+      </w:r>
+      <w:r>
+        <w:t xml:space="preserve"> </w:t>
+      </w:r>
+      <w:r>
+        <w:t xml:space="preserve">inverse problem itself rather than on a learned model’s hyperparameters), and is</w:t>
+      </w:r>
+      <w:r>
+        <w:t xml:space="preserve"> </w:t>
+      </w:r>
+      <w:r>
+        <w:t xml:space="preserve">released as a named tool — one of very few entries in the seed corpus with</w:t>
+      </w:r>
+      <w:r>
+        <w:t xml:space="preserve"> </w:t>
+      </w:r>
+      <w:r>
+        <w:t xml:space="preserve">deployment evidence beyond a closed-form equation. Reading the two together raises a</w:t>
+      </w:r>
+      <w:r>
+        <w:t xml:space="preserve"> </w:t>
+      </w:r>
+      <w:r>
+        <w:t xml:space="preserve">natural question this corpus is not yet positioned to answer at abstract level: does</w:t>
+      </w:r>
+      <w:r>
+        <w:t xml:space="preserve"> </w:t>
+      </w:r>
+      <w:r>
+        <w:t xml:space="preserve">the metaheuristic-driven solver in the later paper report an accuracy gain over the</w:t>
+      </w:r>
+      <w:r>
+        <w:t xml:space="preserve"> </w:t>
+      </w:r>
+      <w:r>
+        <w:t xml:space="preserve">earlier ANN surrogate under a comparable computational budget, and if so, of what</w:t>
+      </w:r>
+      <w:r>
+        <w:t xml:space="preserve"> </w:t>
+      </w:r>
+      <w:r>
+        <w:t xml:space="preserve">size? Answering it would require full-text extraction from both papers rather than</w:t>
+      </w:r>
+      <w:r>
+        <w:t xml:space="preserve"> </w:t>
+      </w:r>
+      <w:r>
+        <w:t xml:space="preserve">the abstract-level record currently held, and is flagged in §13 as a specific,</w:t>
+      </w:r>
+      <w:r>
+        <w:t xml:space="preserve"> </w:t>
+      </w:r>
+      <w:r>
+        <w:t xml:space="preserve">tractable next step rather than a general aspiration.</w:t>
+      </w:r>
+    </w:p>
+    <w:p>
+      <w:pPr>
+        <w:pStyle w:val="BodyText"/>
+      </w:pPr>
+      <w:r>
+        <w:t xml:space="preserve">Pasupunuri, Thom and Li</w:t>
+      </w:r>
+      <w:r>
+        <w:t xml:space="preserve"> </w:t>
+      </w:r>
+      <w:r>
+        <w:t xml:space="preserve">(Pasupunuri et al., 2024)</w:t>
+      </w:r>
+      <w:r>
+        <w:t xml:space="preserve"> </w:t>
+      </w:r>
+      <w:r>
+        <w:t xml:space="preserve">supply this review’s clearest H3</w:t>
+      </w:r>
+      <w:r>
+        <w:t xml:space="preserve"> </w:t>
+      </w:r>
+      <w:r>
+        <w:t xml:space="preserve">(physics-informed) exemplar, embedding the MEPDG roughness model itself as the</w:t>
+      </w:r>
+      <w:r>
+        <w:t xml:space="preserve"> </w:t>
+      </w:r>
+      <w:r>
+        <w:t xml:space="preserve">physics-loss term of a PINN for jointed plain concrete pavement roughness — the</w:t>
+      </w:r>
+      <w:r>
+        <w:t xml:space="preserve"> </w:t>
+      </w:r>
+      <w:r>
+        <w:t xml:space="preserve">single clearest published case in the corpus of a mechanics-constrained learner in</w:t>
+      </w:r>
+      <w:r>
+        <w:t xml:space="preserve"> </w:t>
+      </w:r>
+      <w:r>
+        <w:t xml:space="preserve">pavement engineering, and a useful counterpoint to the purely data-driven H1/H2</w:t>
+      </w:r>
+      <w:r>
+        <w:t xml:space="preserve"> </w:t>
+      </w:r>
+      <w:r>
+        <w:t xml:space="preserve">work that dominates the rest of this section.</w:t>
+      </w:r>
+    </w:p>
+    <w:bookmarkEnd w:id="46"/>
+    <w:bookmarkStart w:id="51" w:name="sec-performance"/>
+    <w:p>
+      <w:pPr>
+        <w:pStyle w:val="Heading1"/>
+      </w:pPr>
+      <w:r>
+        <w:t xml:space="preserve">7. Hybrid models in performance prediction</w:t>
+      </w:r>
+    </w:p>
+    <w:p>
+      <w:pPr>
+        <w:pStyle w:val="FirstParagraph"/>
+      </w:pPr>
+      <w:r>
+        <w:t xml:space="preserve">Performance and deterioration prediction (international roughness index, rutting,</w:t>
+      </w:r>
+      <w:r>
+        <w:t xml:space="preserve"> </w:t>
+      </w:r>
+      <w:r>
+        <w:t xml:space="preserve">cracking, faulting, remaining service life) is the sub-domain most heavily dependent</w:t>
+      </w:r>
+      <w:r>
+        <w:t xml:space="preserve"> </w:t>
+      </w:r>
+      <w:r>
+        <w:t xml:space="preserve">on the Long-Term Pavement Performance (LTPP) database in the seed corpus, and</w:t>
+      </w:r>
+      <w:r>
+        <w:t xml:space="preserve"> </w:t>
+      </w:r>
+      <w:r>
+        <w:t xml:space="preserve">correspondingly the sub-domain where the near-duplicate-substrate problem named in</w:t>
+      </w:r>
+      <w:r>
+        <w:t xml:space="preserve"> </w:t>
+      </w:r>
+      <w:r>
+        <w:t xml:space="preserve">the review methodology is most concrete rather than abstract. A single overlapping</w:t>
+      </w:r>
+      <w:r>
+        <w:t xml:space="preserve"> </w:t>
+      </w:r>
+      <w:r>
+        <w:t xml:space="preserve">author team, Alnaqbi, Zeiada and Al-Khateeb, joined variously by Abuzwidah, Hamad and</w:t>
+      </w:r>
+      <w:r>
+        <w:t xml:space="preserve"> </w:t>
+      </w:r>
+      <w:r>
+        <w:t xml:space="preserve">Barakat across different papers, has published at least nine studies located so far,</w:t>
+      </w:r>
+      <w:r>
+        <w:t xml:space="preserve"> </w:t>
+      </w:r>
+      <w:r>
+        <w:t xml:space="preserve">all drawing on what appears to be the same approximately 33-section,</w:t>
+      </w:r>
+      <w:r>
+        <w:t xml:space="preserve"> </w:t>
+      </w:r>
+      <w:r>
+        <w:t xml:space="preserve">385–395-observation continuously-reinforced-concrete-pavement substrate from LTPP.</w:t>
+      </w:r>
+      <w:r>
+        <w:t xml:space="preserve"> </w:t>
+      </w:r>
+      <w:r>
+        <w:t xml:space="preserve">Each pairs a different metaheuristic (chiefly PSO or a genetic algorithm) with a</w:t>
+      </w:r>
+      <w:r>
+        <w:t xml:space="preserve"> </w:t>
+      </w:r>
+      <w:r>
+        <w:t xml:space="preserve">different base learner (chiefly SVR or a gradient boosting machine) to predict a</w:t>
+      </w:r>
+      <w:r>
+        <w:t xml:space="preserve"> </w:t>
+      </w:r>
+      <w:r>
+        <w:t xml:space="preserve">different single target variable: international roughness index</w:t>
+      </w:r>
+      <w:r>
+        <w:t xml:space="preserve"> </w:t>
+      </w:r>
+      <w:r>
+        <w:t xml:space="preserve">(Alnaqbi et al., 2025f, 2025e, 2025a)</w:t>
+      </w:r>
+      <w:r>
+        <w:t xml:space="preserve">, longitudinal cracking</w:t>
+      </w:r>
+      <w:r>
+        <w:t xml:space="preserve"> </w:t>
+      </w:r>
+      <w:r>
+        <w:t xml:space="preserve">(A. Alnaqbi et al., 2026, 2025b; Alnaqbi et al., 2025d)</w:t>
+      </w:r>
+      <w:r>
+        <w:t xml:space="preserve">, spalling</w:t>
+      </w:r>
+      <w:r>
+        <w:t xml:space="preserve"> </w:t>
+      </w:r>
+      <w:r>
+        <w:t xml:space="preserve">(Alnaqbi et al., 2024)</w:t>
+      </w:r>
+      <w:r>
+        <w:t xml:space="preserve">, friction number</w:t>
+      </w:r>
+      <w:r>
+        <w:t xml:space="preserve"> </w:t>
+      </w:r>
+      <w:r>
+        <w:t xml:space="preserve">(A. J. Alnaqbi et al., 2026)</w:t>
+      </w:r>
+      <w:r>
+        <w:t xml:space="preserve">, and punchouts</w:t>
+      </w:r>
+      <w:r>
+        <w:t xml:space="preserve"> </w:t>
+      </w:r>
+      <w:r>
+        <w:t xml:space="preserve">(Alnaqbi et al., 2025c)</w:t>
+      </w:r>
+      <w:r>
+        <w:t xml:space="preserve">. Each is reported as a separate publication, each is</w:t>
+      </w:r>
+      <w:r>
+        <w:t xml:space="preserve"> </w:t>
+      </w:r>
+      <w:r>
+        <w:t xml:space="preserve">evaluated by five-fold cross-validation, and each reports R</w:t>
+      </w:r>
+      <w:r>
+        <w:rPr>
+          <w:vertAlign w:val="superscript"/>
+        </w:rPr>
+        <w:t xml:space="preserve">2</w:t>
+      </w:r>
+      <w:r>
+        <w:t xml:space="preserve"> </w:t>
+      </w:r>
+      <w:r>
+        <w:t xml:space="preserve">in the 0.90–0.99</w:t>
+      </w:r>
+      <w:r>
+        <w:t xml:space="preserve"> </w:t>
+      </w:r>
+      <w:r>
+        <w:t xml:space="preserve">range. Three pairs within this set differ from one another only in which</w:t>
+      </w:r>
+      <w:r>
+        <w:t xml:space="preserve"> </w:t>
+      </w:r>
+      <w:r>
+        <w:t xml:space="preserve">metaheuristic tunes the same base learner, or which base learner the same</w:t>
+      </w:r>
+      <w:r>
+        <w:t xml:space="preserve"> </w:t>
+      </w:r>
+      <w:r>
+        <w:t xml:space="preserve">metaheuristic tunes, on the same target and the same substrate:</w:t>
+      </w:r>
+      <w:r>
+        <w:t xml:space="preserve"> </w:t>
+      </w:r>
+      <w:r>
+        <w:t xml:space="preserve">Alnaqbi et al. (2025d)</w:t>
+      </w:r>
+      <w:r>
+        <w:t xml:space="preserve"> </w:t>
+      </w:r>
+      <w:r>
+        <w:t xml:space="preserve">(PSO-GBM),</w:t>
+      </w:r>
+      <w:r>
+        <w:t xml:space="preserve"> </w:t>
+      </w:r>
+      <w:r>
+        <w:t xml:space="preserve">Alnaqbi et al. (2025b)</w:t>
+      </w:r>
+      <w:r>
+        <w:t xml:space="preserve"> </w:t>
+      </w:r>
+      <w:r>
+        <w:t xml:space="preserve">(GA-GBM) and</w:t>
+      </w:r>
+      <w:r>
+        <w:t xml:space="preserve"> </w:t>
+      </w:r>
+      <w:r>
+        <w:t xml:space="preserve">A. Alnaqbi et al. (2026)</w:t>
+      </w:r>
+      <w:r>
+        <w:t xml:space="preserve"> </w:t>
+      </w:r>
+      <w:r>
+        <w:t xml:space="preserve">(PSO-SVR) all predict longitudinal cracking;</w:t>
+      </w:r>
+      <w:r>
+        <w:t xml:space="preserve"> </w:t>
+      </w:r>
+      <w:r>
+        <w:t xml:space="preserve">Alnaqbi et al. (2025f)</w:t>
+      </w:r>
+      <w:r>
+        <w:t xml:space="preserve"> </w:t>
+      </w:r>
+      <w:r>
+        <w:t xml:space="preserve">(PSO-SVR),</w:t>
+      </w:r>
+      <w:r>
+        <w:t xml:space="preserve"> </w:t>
+      </w:r>
+      <w:r>
+        <w:t xml:space="preserve">Alnaqbi et al. (2025e)</w:t>
+      </w:r>
+      <w:r>
+        <w:t xml:space="preserve"> </w:t>
+      </w:r>
+      <w:r>
+        <w:t xml:space="preserve">(PSO-GBM) and</w:t>
+      </w:r>
+      <w:r>
+        <w:t xml:space="preserve"> </w:t>
+      </w:r>
+      <w:r>
+        <w:t xml:space="preserve">Alnaqbi et al. (2025a)</w:t>
+      </w:r>
+      <w:r>
+        <w:t xml:space="preserve"> </w:t>
+      </w:r>
+      <w:r>
+        <w:t xml:space="preserve">(GA-SVR) all predict IRI</w:t>
+      </w:r>
+      <w:r>
+        <w:t xml:space="preserve"> </w:t>
+      </w:r>
+      <w:r>
+        <w:t xml:space="preserve">on what the papers describe as the identical 395-observation, 33-section pool. The</w:t>
+      </w:r>
+      <w:r>
+        <w:t xml:space="preserve"> </w:t>
+      </w:r>
+      <w:r>
+        <w:t xml:space="preserve">most recent addition,</w:t>
+      </w:r>
+      <w:r>
+        <w:t xml:space="preserve"> </w:t>
+      </w:r>
+      <w:r>
+        <w:t xml:space="preserve">A. Alnaqbi et al. (2026)</w:t>
+      </w:r>
+      <w:r>
+        <w:t xml:space="preserve">, is inferred to belong to the same series</w:t>
+      </w:r>
+      <w:r>
+        <w:t xml:space="preserve"> </w:t>
+      </w:r>
+      <w:r>
+        <w:t xml:space="preserve">on topical and authorship grounds (the same three authors, the same rigid-pavement</w:t>
+      </w:r>
+      <w:r>
+        <w:t xml:space="preserve"> </w:t>
+      </w:r>
+      <w:r>
+        <w:t xml:space="preserve">cracking target, the same optimiser-learner coupling pattern) rather than confirmed</w:t>
+      </w:r>
+      <w:r>
+        <w:t xml:space="preserve"> </w:t>
+      </w:r>
+      <w:r>
+        <w:t xml:space="preserve">against its own data section, which full-text reading would be needed to settle with</w:t>
+      </w:r>
+      <w:r>
+        <w:t xml:space="preserve"> </w:t>
+      </w:r>
+      <w:r>
+        <w:t xml:space="preserve">certainty.</w:t>
+      </w:r>
+    </w:p>
+    <w:p>
+      <w:pPr>
+        <w:pStyle w:val="BodyText"/>
+      </w:pPr>
+      <w:r>
+        <w:t xml:space="preserve">None of this is concealed.</w:t>
+      </w:r>
+      <w:r>
+        <w:t xml:space="preserve"> </w:t>
+      </w:r>
+      <w:r>
+        <w:t xml:space="preserve">Alnaqbi et al. (2025c)</w:t>
+      </w:r>
+      <w:r>
+        <w:t xml:space="preserve">‘s own reference list cites six</w:t>
+      </w:r>
+      <w:r>
+        <w:t xml:space="preserve"> </w:t>
+      </w:r>
+      <w:r>
+        <w:t xml:space="preserve">other papers from the same series, so the pattern is not hidden, only undiscussed.</w:t>
+      </w:r>
+      <w:r>
+        <w:t xml:space="preserve"> </w:t>
+      </w:r>
+      <w:r>
+        <w:t xml:space="preserve">Full-text verification of the first two published members of the series,</w:t>
+      </w:r>
+      <w:r>
+        <w:t xml:space="preserve"> </w:t>
+      </w:r>
+      <w:r>
+        <w:t xml:space="preserve">Alnaqbi et al. (2025f)</w:t>
+      </w:r>
+      <w:r>
+        <w:t xml:space="preserve"> </w:t>
+      </w:r>
+      <w:r>
+        <w:t xml:space="preserve">and</w:t>
+      </w:r>
+      <w:r>
+        <w:t xml:space="preserve"> </w:t>
+      </w:r>
+      <w:r>
+        <w:t xml:space="preserve">Alnaqbi et al. (2025d)</w:t>
+      </w:r>
+      <w:r>
+        <w:t xml:space="preserve">, confirms rather than merely</w:t>
+      </w:r>
+      <w:r>
+        <w:t xml:space="preserve"> </w:t>
+      </w:r>
+      <w:r>
+        <w:t xml:space="preserve">suspects the leakage concern, and confirms it identically in both papers rather than</w:t>
+      </w:r>
+      <w:r>
+        <w:t xml:space="preserve"> </w:t>
+      </w:r>
+      <w:r>
+        <w:t xml:space="preserve">once. The first states its partitioning plainly as</w:t>
+      </w:r>
+      <w:r>
+        <w:t xml:space="preserve"> </w:t>
+      </w:r>
+      <w:r>
+        <w:t xml:space="preserve">“the dataset was split into 5</w:t>
+      </w:r>
+      <w:r>
+        <w:t xml:space="preserve"> </w:t>
+      </w:r>
+      <w:r>
+        <w:t xml:space="preserve">subsets, and the model was trained and tested 5 times, each time using a different</w:t>
+      </w:r>
+      <w:r>
+        <w:t xml:space="preserve"> </w:t>
+      </w:r>
+      <w:r>
+        <w:t xml:space="preserve">subset as the test set and the remaining subsets as the training set”</w:t>
+      </w:r>
+      <w:r>
+        <w:t xml:space="preserve">; the second,</w:t>
+      </w:r>
+      <w:r>
+        <w:t xml:space="preserve"> </w:t>
+      </w:r>
+      <w:r>
+        <w:t xml:space="preserve">on a different target variable but the identical 395-observation, 33-section</w:t>
+      </w:r>
+      <w:r>
+        <w:t xml:space="preserve"> </w:t>
+      </w:r>
+      <w:r>
+        <w:t xml:space="preserve">substrate, states it just as plainly as</w:t>
+      </w:r>
+      <w:r>
+        <w:t xml:space="preserve"> </w:t>
+      </w:r>
+      <w:r>
+        <w:t xml:space="preserve">“five equal-sized subsets were randomly</w:t>
+      </w:r>
+      <w:r>
+        <w:t xml:space="preserve"> </w:t>
+      </w:r>
+      <w:r>
+        <w:t xml:space="preserve">selected from the dataset… the training and testing subsets were switched around</w:t>
+      </w:r>
+      <w:r>
+        <w:t xml:space="preserve"> </w:t>
+      </w:r>
+      <w:r>
+        <w:t xml:space="preserve">in each iteration.”</w:t>
+      </w:r>
+      <w:r>
+        <w:t xml:space="preserve"> </w:t>
+      </w:r>
+      <w:r>
+        <w:t xml:space="preserve">Both are random splits at the observation level, and neither</w:t>
+      </w:r>
+      <w:r>
+        <w:t xml:space="preserve"> </w:t>
+      </w:r>
+      <w:r>
+        <w:t xml:space="preserve">methods section, read in full rather than excerpted, mentions grouping by the 33</w:t>
+      </w:r>
+      <w:r>
+        <w:t xml:space="preserve"> </w:t>
+      </w:r>
+      <w:r>
+        <w:t xml:space="preserve">physical CRCP sections the observations are drawn from. With roughly twelve</w:t>
+      </w:r>
+      <w:r>
+        <w:t xml:space="preserve"> </w:t>
+      </w:r>
+      <w:r>
+        <w:t xml:space="preserve">observations per section on average, an ungrouped random split places multiple,</w:t>
+      </w:r>
+      <w:r>
+        <w:t xml:space="preserve"> </w:t>
+      </w:r>
+      <w:r>
+        <w:t xml:space="preserve">highly correlated records from the same physical section on both sides of most</w:t>
+      </w:r>
+      <w:r>
+        <w:t xml:space="preserve"> </w:t>
+      </w:r>
+      <w:r>
+        <w:t xml:space="preserve">folds: precisely the leakage pathway the PAVE-ML rule for</w:t>
+      </w:r>
+      <w:r>
+        <w:t xml:space="preserve"> </w:t>
+      </w:r>
+      <w:r>
+        <w:rPr>
+          <w:rStyle w:val="VerbatimChar"/>
+        </w:rPr>
+        <w:t xml:space="preserve">leakage_risk</w:t>
+      </w:r>
+      <w:r>
+        <w:t xml:space="preserve"> </w:t>
+      </w:r>
+      <w:r>
+        <w:t xml:space="preserve">(§12) is</w:t>
+      </w:r>
+      <w:r>
+        <w:t xml:space="preserve"> </w:t>
+      </w:r>
+      <w:r>
+        <w:t xml:space="preserve">written to catch. Both papers’</w:t>
+      </w:r>
+      <w:r>
+        <w:t xml:space="preserve"> </w:t>
+      </w:r>
+      <w:r>
+        <w:t xml:space="preserve">own Limitations or Future Directions sections</w:t>
+      </w:r>
+      <w:r>
+        <w:t xml:space="preserve"> </w:t>
+      </w:r>
+      <w:r>
+        <w:t xml:space="preserve">separately confirm the absence of external validation in their own words (the first</w:t>
+      </w:r>
+      <w:r>
+        <w:t xml:space="preserve"> </w:t>
+      </w:r>
+      <w:r>
+        <w:t xml:space="preserve">stating outright that</w:t>
+      </w:r>
+      <w:r>
+        <w:t xml:space="preserve"> </w:t>
+      </w:r>
+      <w:r>
+        <w:t xml:space="preserve">“no independent testing was done using additional datasets,”</w:t>
+      </w:r>
+      <w:r>
+        <w:t xml:space="preserve"> </w:t>
+      </w:r>
+      <w:r>
+        <w:t xml:space="preserve">the second listing</w:t>
+      </w:r>
+      <w:r>
+        <w:t xml:space="preserve"> </w:t>
+      </w:r>
+      <w:r>
+        <w:t xml:space="preserve">“external dataset validation”</w:t>
+      </w:r>
+      <w:r>
+        <w:t xml:space="preserve"> </w:t>
+      </w:r>
+      <w:r>
+        <w:t xml:space="preserve">among unmet future work), which</w:t>
+      </w:r>
+      <w:r>
+        <w:t xml:space="preserve"> </w:t>
+      </w:r>
+      <w:r>
+        <w:t xml:space="preserve">independently confirms the</w:t>
+      </w:r>
+      <w:r>
+        <w:t xml:space="preserve"> </w:t>
+      </w:r>
+      <w:r>
+        <w:rPr>
+          <w:rStyle w:val="VerbatimChar"/>
+        </w:rPr>
+        <w:t xml:space="preserve">external_validation: no</w:t>
+      </w:r>
+      <w:r>
+        <w:t xml:space="preserve"> </w:t>
+      </w:r>
+      <w:r>
+        <w:t xml:space="preserve">coding under the criterion in</w:t>
+      </w:r>
+      <w:r>
+        <w:t xml:space="preserve"> </w:t>
+      </w:r>
+      <w:r>
+        <w:t xml:space="preserve">§2.3 twice over, rather than by the silence-as-absence convention alone. One detail</w:t>
+      </w:r>
+      <w:r>
+        <w:t xml:space="preserve"> </w:t>
+      </w:r>
+      <w:r>
+        <w:t xml:space="preserve">is worth noting for what it reveals about how such concerns are currently addressed</w:t>
+      </w:r>
+      <w:r>
+        <w:t xml:space="preserve"> </w:t>
+      </w:r>
+      <w:r>
+        <w:t xml:space="preserve">in this literature: the first paper anticipates an overfitting objection and defends</w:t>
+      </w:r>
+      <w:r>
+        <w:t xml:space="preserve"> </w:t>
+      </w:r>
+      <w:r>
+        <w:t xml:space="preserve">against it by observing that RMSE stays within a narrow band across folds</w:t>
+      </w:r>
+      <w:r>
+        <w:t xml:space="preserve"> </w:t>
+      </w:r>
+      <w:r>
+        <w:t xml:space="preserve">(0.02791–0.06422). But fold-to-fold consistency is not evidence against the leakage</w:t>
+      </w:r>
+      <w:r>
+        <w:t xml:space="preserve"> </w:t>
+      </w:r>
+      <w:r>
+        <w:t xml:space="preserve">pathway just described, since every fold would share the same section-level</w:t>
+      </w:r>
+      <w:r>
+        <w:t xml:space="preserve"> </w:t>
+      </w:r>
+      <w:r>
+        <w:t xml:space="preserve">contamination and so would be expected to perform similarly whether or not the model</w:t>
+      </w:r>
+      <w:r>
+        <w:t xml:space="preserve"> </w:t>
+      </w:r>
+      <w:r>
+        <w:t xml:space="preserve">has learned anything section-specific.</w:t>
+      </w:r>
+      <w:r>
+        <w:t xml:space="preserve"> </w:t>
+      </w:r>
+      <w:hyperlink w:anchor="fig-leakage">
+        <w:r>
+          <w:rPr>
+            <w:rStyle w:val="Hyperlink"/>
+          </w:rPr>
+          <w:t xml:space="preserve">Figure 7</w:t>
+        </w:r>
+      </w:hyperlink>
+      <w:r>
+        <w:t xml:space="preserve"> </w:t>
+      </w:r>
+      <w:r>
+        <w:t xml:space="preserve">makes the mechanism concrete:</w:t>
+      </w:r>
+      <w:r>
+        <w:t xml:space="preserve"> </w:t>
+      </w:r>
+      <w:r>
+        <w:t xml:space="preserve">with roughly twelve observations per section, an ungrouped random assignment (Panel</w:t>
+      </w:r>
+      <w:r>
+        <w:t xml:space="preserve"> </w:t>
+      </w:r>
+      <w:r>
+        <w:t xml:space="preserve">A) all but guarantees that most sections contribute records to more than one fold,</w:t>
+      </w:r>
+      <w:r>
+        <w:t xml:space="preserve"> </w:t>
+      </w:r>
+      <w:r>
+        <w:t xml:space="preserve">so a model can be trained on 10–11 of a section’s 12 observations and then</w:t>
+      </w:r>
+      <w:r>
+        <w:t xml:space="preserve"> </w:t>
+      </w:r>
+      <w:r>
+        <w:t xml:space="preserve">“tested”</w:t>
+      </w:r>
+      <w:r>
+        <w:t xml:space="preserve"> </w:t>
+      </w:r>
+      <w:r>
+        <w:t xml:space="preserve">on the 12th, a near-duplicate, spatially correlated record rather than a genuinely</w:t>
+      </w:r>
+      <w:r>
+        <w:t xml:space="preserve"> </w:t>
+      </w:r>
+      <w:r>
+        <w:t xml:space="preserve">unseen one. A section-grouped assignment (Panel B), which the reviewed papers’</w:t>
+      </w:r>
+      <w:r>
+        <w:t xml:space="preserve"> </w:t>
+      </w:r>
+      <w:r>
+        <w:t xml:space="preserve">methods sections do not describe using, holds each section entirely within one fold,</w:t>
+      </w:r>
+      <w:r>
+        <w:t xml:space="preserve"> </w:t>
+      </w:r>
+      <w:r>
+        <w:t xml:space="preserve">so the test fold contains no information the model could have seen during training.</w:t>
+      </w:r>
+    </w:p>
+    <w:tbl>
+      <w:tblPr>
+        <w:tblStyle w:val="Table"/>
+        <w:tblW w:type="pct" w:w="5000"/>
+        <w:tblLayout w:type="fixed"/>
+        <w:tblLook w:firstRow="0" w:lastRow="0" w:firstColumn="0" w:lastColumn="0" w:noHBand="0" w:noVBand="0" w:val="0000"/>
+      </w:tblPr>
+      <w:tblGrid>
+        <w:gridCol w:w="7920"/>
+      </w:tblGrid>
+      <w:tr>
+        <w:tc>
+          <w:tcPr/>
+          <w:bookmarkStart w:id="50" w:name="fig-leakage"/>
           <w:p>
             <w:pPr>
               <w:pStyle w:val="Compact"/>
@@ -5285,18 +8926,18 @@
                 <wp:inline>
                   <wp:extent cx="5067300" cy="3901228"/>
                   <wp:effectExtent b="0" l="0" r="0" t="0"/>
-                  <wp:docPr descr="" title="" id="39" name="Picture"/>
+                  <wp:docPr descr="" title="" id="48" name="Picture"/>
                   <a:graphic>
                     <a:graphicData uri="http://schemas.openxmlformats.org/drawingml/2006/picture">
                       <pic:pic>
                         <pic:nvPicPr>
-                          <pic:cNvPr descr="figures/fig04_leakage_diagram.png" id="40" name="Picture"/>
+                          <pic:cNvPr descr="figures/fig04_leakage_diagram.png" id="49" name="Picture"/>
                           <pic:cNvPicPr>
                             <a:picLocks noChangeArrowheads="1" noChangeAspect="1"/>
                           </pic:cNvPicPr>
                         </pic:nvPicPr>
                         <pic:blipFill>
-                          <a:blip r:embed="rId38"/>
+                          <a:blip r:embed="rId47"/>
                           <a:stretch>
                             <a:fillRect/>
                           </a:stretch>
@@ -5333,7 +8974,7 @@
               <w:pStyle w:val="ImageCaption"/>
             </w:pPr>
             <w:r>
-              <w:t xml:space="preserve">Figure 5: Random versus section-grouped 5-fold cross-validation on a 33-section, ~12-observation-per-section</w:t>
+              <w:t xml:space="preserve">Figure 7: Random versus section-grouped 5-fold cross-validation on a 33-section, ~12-observation-per-section</w:t>
             </w:r>
             <w:r>
               <w:t xml:space="preserve"> </w:t>
@@ -5369,7 +9010,7 @@
               <w:t xml:space="preserve">papers.</w:t>
             </w:r>
           </w:p>
-          <w:bookmarkEnd w:id="41"/>
+          <w:bookmarkEnd w:id="50"/>
         </w:tc>
       </w:tr>
     </w:tbl>
@@ -5837,8 +9478,8 @@
         <w:t xml:space="preserve">not report.</w:t>
       </w:r>
     </w:p>
-    <w:bookmarkEnd w:id="42"/>
-    <w:bookmarkStart w:id="43" w:name="sec-other-hybrids"/>
+    <w:bookmarkEnd w:id="51"/>
+    <w:bookmarkStart w:id="52" w:name="sec-other-hybrids"/>
     <w:p>
       <w:pPr>
         <w:pStyle w:val="Heading1"/>
@@ -6846,8 +10487,8 @@
         <w:t xml:space="preserve">explanation of an unvalidated model cannot.</w:t>
       </w:r>
     </w:p>
-    <w:bookmarkEnd w:id="43"/>
-    <w:bookmarkStart w:id="48" w:name="sec-premium"/>
+    <w:bookmarkEnd w:id="52"/>
+    <w:bookmarkStart w:id="57" w:name="sec-premium"/>
     <w:p>
       <w:pPr>
         <w:pStyle w:val="Heading1"/>
@@ -6856,7 +10497,7 @@
         <w:t xml:space="preserve">9. The hybridisation premium</w:t>
       </w:r>
     </w:p>
-    <w:bookmarkStart w:id="44" w:name="definition"/>
+    <w:bookmarkStart w:id="53" w:name="definition"/>
     <w:p>
       <w:pPr>
         <w:pStyle w:val="Heading2"/>
@@ -7343,8 +10984,8 @@
         <w:t xml:space="preserve">keep surfacing.</w:t>
       </w:r>
     </w:p>
-    <w:bookmarkEnd w:id="44"/>
-    <w:bookmarkStart w:id="45" w:name="coding-scheme-for-premium-evidence"/>
+    <w:bookmarkEnd w:id="53"/>
+    <w:bookmarkStart w:id="54" w:name="coding-scheme-for-premium-evidence"/>
     <w:p>
       <w:pPr>
         <w:pStyle w:val="Heading2"/>
@@ -7447,8 +11088,8 @@
         <w:t xml:space="preserve">).</w:t>
       </w:r>
     </w:p>
-    <w:bookmarkEnd w:id="45"/>
-    <w:bookmarkStart w:id="47" w:name="evidence-from-the-coded-corpus"/>
+    <w:bookmarkEnd w:id="54"/>
+    <w:bookmarkStart w:id="56" w:name="evidence-from-the-coded-corpus"/>
     <w:p>
       <w:pPr>
         <w:pStyle w:val="Heading2"/>
@@ -7507,7 +11148,7 @@
       <w:tr>
         <w:tc>
           <w:tcPr/>
-          <w:bookmarkStart w:id="46" w:name="tbl-premium-evidence"/>
+          <w:bookmarkStart w:id="55" w:name="tbl-premium-evidence"/>
           <w:p>
             <w:pPr>
               <w:jc w:val="center"/>
@@ -8161,7 +11802,7 @@
               </w:tc>
             </w:tr>
           </w:tbl>
-          <w:bookmarkEnd w:id="46"/>
+          <w:bookmarkEnd w:id="55"/>
           <w:p/>
         </w:tc>
       </w:tr>
@@ -8535,9 +12176,9 @@
         <w:t xml:space="preserve">different sub-literature.</w:t>
       </w:r>
     </w:p>
-    <w:bookmarkEnd w:id="47"/>
-    <w:bookmarkEnd w:id="48"/>
-    <w:bookmarkStart w:id="52" w:name="sec-interpretability"/>
+    <w:bookmarkEnd w:id="56"/>
+    <w:bookmarkEnd w:id="57"/>
+    <w:bookmarkStart w:id="61" w:name="sec-interpretability"/>
     <w:p>
       <w:pPr>
         <w:pStyle w:val="Heading1"/>
@@ -8572,7 +12213,7 @@
         <w:t xml:space="preserve">presence in a paper’s keyword list implies.</w:t>
       </w:r>
     </w:p>
-    <w:bookmarkStart w:id="49" w:name="X49cb7ec1024df583123906f939cb2b3118205d9"/>
+    <w:bookmarkStart w:id="58" w:name="X49cb7ec1024df583123906f939cb2b3118205d9"/>
     <w:p>
       <w:pPr>
         <w:pStyle w:val="Heading2"/>
@@ -8946,8 +12587,8 @@
         <w:t xml:space="preserve">with accuracy, rather than as a figure added after the fact.</w:t>
       </w:r>
     </w:p>
-    <w:bookmarkEnd w:id="49"/>
-    <w:bookmarkStart w:id="50" w:name="X91e2116918ce5fd5ce72980b074ec362577273d"/>
+    <w:bookmarkEnd w:id="58"/>
+    <w:bookmarkStart w:id="59" w:name="X91e2116918ce5fd5ce72980b074ec362577273d"/>
     <w:p>
       <w:pPr>
         <w:pStyle w:val="Heading2"/>
@@ -9061,8 +12702,8 @@
         <w:t xml:space="preserve">uncertainty reporting that looks more complete than it is.</w:t>
       </w:r>
     </w:p>
-    <w:bookmarkEnd w:id="50"/>
-    <w:bookmarkStart w:id="51" w:name="Xd682745c7bc1f0efecf3cafadf5b85d8e31ce15"/>
+    <w:bookmarkEnd w:id="59"/>
+    <w:bookmarkStart w:id="60" w:name="Xd682745c7bc1f0efecf3cafadf5b85d8e31ce15"/>
     <w:p>
       <w:pPr>
         <w:pStyle w:val="Heading2"/>
@@ -9148,9 +12789,9 @@
         <w:t xml:space="preserve">relative to many fields where PINNs originated.</w:t>
       </w:r>
     </w:p>
-    <w:bookmarkEnd w:id="51"/>
-    <w:bookmarkEnd w:id="52"/>
-    <w:bookmarkStart w:id="53" w:name="sec-decision"/>
+    <w:bookmarkEnd w:id="60"/>
+    <w:bookmarkEnd w:id="61"/>
+    <w:bookmarkStart w:id="62" w:name="sec-decision"/>
     <w:p>
       <w:pPr>
         <w:pStyle w:val="Heading1"/>
@@ -9532,8 +13173,8 @@
         <w:t xml:space="preserve">rather than an exception a careful reader happens to spot.</w:t>
       </w:r>
     </w:p>
-    <w:bookmarkEnd w:id="53"/>
-    <w:bookmarkStart w:id="55" w:name="sec-paveml"/>
+    <w:bookmarkEnd w:id="62"/>
+    <w:bookmarkStart w:id="64" w:name="sec-paveml"/>
     <w:p>
       <w:pPr>
         <w:pStyle w:val="Heading1"/>
@@ -9631,7 +13272,7 @@
       <w:tr>
         <w:tc>
           <w:tcPr/>
-          <w:bookmarkStart w:id="54" w:name="tbl-paveml"/>
+          <w:bookmarkStart w:id="63" w:name="tbl-paveml"/>
           <w:p>
             <w:pPr>
               <w:jc w:val="center"/>
@@ -10480,7 +14121,7 @@
               </w:tc>
             </w:tr>
           </w:tbl>
-          <w:bookmarkEnd w:id="54"/>
+          <w:bookmarkEnd w:id="63"/>
           <w:p/>
         </w:tc>
       </w:tr>
@@ -10913,8 +14554,8 @@
         <w:t xml:space="preserve">inter-rater-validated.</w:t>
       </w:r>
     </w:p>
-    <w:bookmarkEnd w:id="55"/>
-    <w:bookmarkStart w:id="56" w:name="sec-agenda"/>
+    <w:bookmarkEnd w:id="64"/>
+    <w:bookmarkStart w:id="65" w:name="sec-agenda"/>
     <w:p>
       <w:pPr>
         <w:pStyle w:val="Heading1"/>
@@ -11592,8 +15233,8 @@
         <w:t xml:space="preserve">across civil engineering.</w:t>
       </w:r>
     </w:p>
-    <w:bookmarkEnd w:id="56"/>
-    <w:bookmarkStart w:id="57" w:name="sec-conclusions"/>
+    <w:bookmarkEnd w:id="65"/>
+    <w:bookmarkStart w:id="66" w:name="sec-conclusions"/>
     <w:p>
       <w:pPr>
         <w:pStyle w:val="Heading1"/>
@@ -11909,8 +15550,8 @@
         <w:t xml:space="preserve">the corpus underlying it continues to grow.</w:t>
       </w:r>
     </w:p>
-    <w:bookmarkEnd w:id="57"/>
-    <w:bookmarkStart w:id="58" w:name="declaration-of-competing-interest"/>
+    <w:bookmarkEnd w:id="66"/>
+    <w:bookmarkStart w:id="67" w:name="declaration-of-competing-interest"/>
     <w:p>
       <w:pPr>
         <w:pStyle w:val="Heading1"/>
@@ -11933,8 +15574,8 @@
         <w:t xml:space="preserve">could have influenced the work reported in this paper.</w:t>
       </w:r>
     </w:p>
-    <w:bookmarkEnd w:id="58"/>
-    <w:bookmarkStart w:id="59" w:name="Xa6ff8e54395812bd8a1d49fa16c25a1d6a46bbb"/>
+    <w:bookmarkEnd w:id="67"/>
+    <w:bookmarkStart w:id="68" w:name="Xa6ff8e54395812bd8a1d49fa16c25a1d6a46bbb"/>
     <w:p>
       <w:pPr>
         <w:pStyle w:val="Heading1"/>
@@ -11987,8 +15628,8 @@
         <w:t xml:space="preserve">and take full responsibility for the content of this publication.</w:t>
       </w:r>
     </w:p>
-    <w:bookmarkEnd w:id="59"/>
-    <w:bookmarkStart w:id="61" w:name="data-availability"/>
+    <w:bookmarkEnd w:id="68"/>
+    <w:bookmarkStart w:id="70" w:name="data-availability"/>
     <w:p>
       <w:pPr>
         <w:pStyle w:val="Heading1"/>
@@ -12013,7 +15654,7 @@
       <w:r>
         <w:t xml:space="preserve"> </w:t>
       </w:r>
-      <w:hyperlink r:id="rId60">
+      <w:hyperlink r:id="rId69">
         <w:r>
           <w:rPr>
             <w:rStyle w:val="Hyperlink"/>
@@ -12025,8 +15666,8 @@
         <w:t xml:space="preserve">.</w:t>
       </w:r>
     </w:p>
-    <w:bookmarkEnd w:id="61"/>
-    <w:bookmarkStart w:id="203" w:name="references"/>
+    <w:bookmarkEnd w:id="70"/>
+    <w:bookmarkStart w:id="212" w:name="references"/>
     <w:p>
       <w:pPr>
         <w:pStyle w:val="Heading1"/>
@@ -12035,8 +15676,8 @@
         <w:t xml:space="preserve">References</w:t>
       </w:r>
     </w:p>
-    <w:bookmarkStart w:id="202" w:name="refs"/>
-    <w:bookmarkStart w:id="63" w:name="ref-Alhussan2022pothole"/>
+    <w:bookmarkStart w:id="211" w:name="refs"/>
+    <w:bookmarkStart w:id="72" w:name="ref-Alhussan2022pothole"/>
     <w:p>
       <w:pPr>
         <w:pStyle w:val="Bibliography"/>
@@ -12047,7 +15688,7 @@
       <w:r>
         <w:t xml:space="preserve"> </w:t>
       </w:r>
-      <w:hyperlink r:id="rId62">
+      <w:hyperlink r:id="rId71">
         <w:r>
           <w:rPr>
             <w:rStyle w:val="Hyperlink"/>
@@ -12056,8 +15697,8 @@
         </w:r>
       </w:hyperlink>
     </w:p>
-    <w:bookmarkEnd w:id="63"/>
-    <w:bookmarkStart w:id="65" w:name="ref-Alnaqbi2026approach"/>
+    <w:bookmarkEnd w:id="72"/>
+    <w:bookmarkStart w:id="74" w:name="ref-Alnaqbi2026approach"/>
     <w:p>
       <w:pPr>
         <w:pStyle w:val="Bibliography"/>
@@ -12068,7 +15709,7 @@
       <w:r>
         <w:t xml:space="preserve"> </w:t>
       </w:r>
-      <w:hyperlink r:id="rId64">
+      <w:hyperlink r:id="rId73">
         <w:r>
           <w:rPr>
             <w:rStyle w:val="Hyperlink"/>
@@ -12077,8 +15718,8 @@
         </w:r>
       </w:hyperlink>
     </w:p>
-    <w:bookmarkEnd w:id="65"/>
-    <w:bookmarkStart w:id="67" w:name="ref-Alnaqbi2025high"/>
+    <w:bookmarkEnd w:id="74"/>
+    <w:bookmarkStart w:id="76" w:name="ref-Alnaqbi2025high"/>
     <w:p>
       <w:pPr>
         <w:pStyle w:val="Bibliography"/>
@@ -12089,7 +15730,7 @@
       <w:r>
         <w:t xml:space="preserve"> </w:t>
       </w:r>
-      <w:hyperlink r:id="rId66">
+      <w:hyperlink r:id="rId75">
         <w:r>
           <w:rPr>
             <w:rStyle w:val="Hyperlink"/>
@@ -12098,8 +15739,8 @@
         </w:r>
       </w:hyperlink>
     </w:p>
-    <w:bookmarkEnd w:id="67"/>
-    <w:bookmarkStart w:id="69" w:name="ref-Alnaqbi2025optimized"/>
+    <w:bookmarkEnd w:id="76"/>
+    <w:bookmarkStart w:id="78" w:name="ref-Alnaqbi2025optimized"/>
     <w:p>
       <w:pPr>
         <w:pStyle w:val="Bibliography"/>
@@ -12110,7 +15751,7 @@
       <w:r>
         <w:t xml:space="preserve"> </w:t>
       </w:r>
-      <w:hyperlink r:id="rId68">
+      <w:hyperlink r:id="rId77">
         <w:r>
           <w:rPr>
             <w:rStyle w:val="Hyperlink"/>
@@ -12119,8 +15760,8 @@
         </w:r>
       </w:hyperlink>
     </w:p>
-    <w:bookmarkEnd w:id="69"/>
-    <w:bookmarkStart w:id="71" w:name="ref-Alnaqbi2025optimizing"/>
+    <w:bookmarkEnd w:id="78"/>
+    <w:bookmarkStart w:id="80" w:name="ref-Alnaqbi2025optimizing"/>
     <w:p>
       <w:pPr>
         <w:pStyle w:val="Bibliography"/>
@@ -12131,7 +15772,7 @@
       <w:r>
         <w:t xml:space="preserve"> </w:t>
       </w:r>
-      <w:hyperlink r:id="rId70">
+      <w:hyperlink r:id="rId79">
         <w:r>
           <w:rPr>
             <w:rStyle w:val="Hyperlink"/>
@@ -12140,8 +15781,8 @@
         </w:r>
       </w:hyperlink>
     </w:p>
-    <w:bookmarkEnd w:id="71"/>
-    <w:bookmarkStart w:id="73" w:name="ref-Alnaqbi2025predictive"/>
+    <w:bookmarkEnd w:id="80"/>
+    <w:bookmarkStart w:id="82" w:name="ref-Alnaqbi2025predictive"/>
     <w:p>
       <w:pPr>
         <w:pStyle w:val="Bibliography"/>
@@ -12152,7 +15793,7 @@
       <w:r>
         <w:t xml:space="preserve"> </w:t>
       </w:r>
-      <w:hyperlink r:id="rId72">
+      <w:hyperlink r:id="rId81">
         <w:r>
           <w:rPr>
             <w:rStyle w:val="Hyperlink"/>
@@ -12161,8 +15802,8 @@
         </w:r>
       </w:hyperlink>
     </w:p>
-    <w:bookmarkEnd w:id="73"/>
-    <w:bookmarkStart w:id="75" w:name="ref-Alnaqbi2024approach"/>
+    <w:bookmarkEnd w:id="82"/>
+    <w:bookmarkStart w:id="84" w:name="ref-Alnaqbi2024approach"/>
     <w:p>
       <w:pPr>
         <w:pStyle w:val="Bibliography"/>
@@ -12173,7 +15814,7 @@
       <w:r>
         <w:t xml:space="preserve"> </w:t>
       </w:r>
-      <w:hyperlink r:id="rId74">
+      <w:hyperlink r:id="rId83">
         <w:r>
           <w:rPr>
             <w:rStyle w:val="Hyperlink"/>
@@ -12182,8 +15823,8 @@
         </w:r>
       </w:hyperlink>
     </w:p>
-    <w:bookmarkEnd w:id="75"/>
-    <w:bookmarkStart w:id="77" w:name="ref-Alnaqbi2026friction"/>
+    <w:bookmarkEnd w:id="84"/>
+    <w:bookmarkStart w:id="86" w:name="ref-Alnaqbi2026friction"/>
     <w:p>
       <w:pPr>
         <w:pStyle w:val="Bibliography"/>
@@ -12194,7 +15835,7 @@
       <w:r>
         <w:t xml:space="preserve"> </w:t>
       </w:r>
-      <w:hyperlink r:id="rId76">
+      <w:hyperlink r:id="rId85">
         <w:r>
           <w:rPr>
             <w:rStyle w:val="Hyperlink"/>
@@ -12203,8 +15844,8 @@
         </w:r>
       </w:hyperlink>
     </w:p>
-    <w:bookmarkEnd w:id="77"/>
-    <w:bookmarkStart w:id="79" w:name="ref-Alnaqbi2025tuned"/>
+    <w:bookmarkEnd w:id="86"/>
+    <w:bookmarkStart w:id="88" w:name="ref-Alnaqbi2025tuned"/>
     <w:p>
       <w:pPr>
         <w:pStyle w:val="Bibliography"/>
@@ -12215,7 +15856,7 @@
       <w:r>
         <w:t xml:space="preserve"> </w:t>
       </w:r>
-      <w:hyperlink r:id="rId78">
+      <w:hyperlink r:id="rId87">
         <w:r>
           <w:rPr>
             <w:rStyle w:val="Hyperlink"/>
@@ -12224,8 +15865,8 @@
         </w:r>
       </w:hyperlink>
     </w:p>
-    <w:bookmarkEnd w:id="79"/>
-    <w:bookmarkStart w:id="81" w:name="ref-Alnaqbi2025learning"/>
+    <w:bookmarkEnd w:id="88"/>
+    <w:bookmarkStart w:id="90" w:name="ref-Alnaqbi2025learning"/>
     <w:p>
       <w:pPr>
         <w:pStyle w:val="Bibliography"/>
@@ -12236,7 +15877,7 @@
       <w:r>
         <w:t xml:space="preserve"> </w:t>
       </w:r>
-      <w:hyperlink r:id="rId80">
+      <w:hyperlink r:id="rId89">
         <w:r>
           <w:rPr>
             <w:rStyle w:val="Hyperlink"/>
@@ -12245,8 +15886,8 @@
         </w:r>
       </w:hyperlink>
     </w:p>
-    <w:bookmarkEnd w:id="81"/>
-    <w:bookmarkStart w:id="83" w:name="ref-Alshawabkeh2023automated"/>
+    <w:bookmarkEnd w:id="90"/>
+    <w:bookmarkStart w:id="92" w:name="ref-Alshawabkeh2023automated"/>
     <w:p>
       <w:pPr>
         <w:pStyle w:val="Bibliography"/>
@@ -12260,7 +15901,7 @@
       <w:r>
         <w:t xml:space="preserve"> </w:t>
       </w:r>
-      <w:hyperlink r:id="rId82">
+      <w:hyperlink r:id="rId91">
         <w:r>
           <w:rPr>
             <w:rStyle w:val="Hyperlink"/>
@@ -12269,8 +15910,8 @@
         </w:r>
       </w:hyperlink>
     </w:p>
-    <w:bookmarkEnd w:id="83"/>
-    <w:bookmarkStart w:id="85" w:name="ref-AyenuPrah2008evaluating"/>
+    <w:bookmarkEnd w:id="92"/>
+    <w:bookmarkStart w:id="94" w:name="ref-AyenuPrah2008evaluating"/>
     <w:p>
       <w:pPr>
         <w:pStyle w:val="Bibliography"/>
@@ -12281,7 +15922,7 @@
       <w:r>
         <w:t xml:space="preserve"> </w:t>
       </w:r>
-      <w:hyperlink r:id="rId84">
+      <w:hyperlink r:id="rId93">
         <w:r>
           <w:rPr>
             <w:rStyle w:val="Hyperlink"/>
@@ -12290,8 +15931,8 @@
         </w:r>
       </w:hyperlink>
     </w:p>
-    <w:bookmarkEnd w:id="85"/>
-    <w:bookmarkStart w:id="87" w:name="ref-Azam2022resilient"/>
+    <w:bookmarkEnd w:id="94"/>
+    <w:bookmarkStart w:id="96" w:name="ref-Azam2022resilient"/>
     <w:p>
       <w:pPr>
         <w:pStyle w:val="Bibliography"/>
@@ -12305,7 +15946,7 @@
       <w:r>
         <w:t xml:space="preserve"> </w:t>
       </w:r>
-      <w:hyperlink r:id="rId86">
+      <w:hyperlink r:id="rId95">
         <w:r>
           <w:rPr>
             <w:rStyle w:val="Hyperlink"/>
@@ -12314,8 +15955,8 @@
         </w:r>
       </w:hyperlink>
     </w:p>
-    <w:bookmarkEnd w:id="87"/>
-    <w:bookmarkStart w:id="89" w:name="ref-Cao2020pavement"/>
+    <w:bookmarkEnd w:id="96"/>
+    <w:bookmarkStart w:id="98" w:name="ref-Cao2020pavement"/>
     <w:p>
       <w:pPr>
         <w:pStyle w:val="Bibliography"/>
@@ -12326,7 +15967,7 @@
       <w:r>
         <w:t xml:space="preserve"> </w:t>
       </w:r>
-      <w:hyperlink r:id="rId88">
+      <w:hyperlink r:id="rId97">
         <w:r>
           <w:rPr>
             <w:rStyle w:val="Hyperlink"/>
@@ -12335,8 +15976,8 @@
         </w:r>
       </w:hyperlink>
     </w:p>
-    <w:bookmarkEnd w:id="89"/>
-    <w:bookmarkStart w:id="91" w:name="ref-Deng2023rutting"/>
+    <w:bookmarkEnd w:id="98"/>
+    <w:bookmarkStart w:id="100" w:name="ref-Deng2023rutting"/>
     <w:p>
       <w:pPr>
         <w:pStyle w:val="Bibliography"/>
@@ -12347,7 +15988,7 @@
       <w:r>
         <w:t xml:space="preserve"> </w:t>
       </w:r>
-      <w:hyperlink r:id="rId90">
+      <w:hyperlink r:id="rId99">
         <w:r>
           <w:rPr>
             <w:rStyle w:val="Hyperlink"/>
@@ -12356,8 +15997,8 @@
         </w:r>
       </w:hyperlink>
     </w:p>
-    <w:bookmarkEnd w:id="91"/>
-    <w:bookmarkStart w:id="93" w:name="ref-Deng2025enhancing"/>
+    <w:bookmarkEnd w:id="100"/>
+    <w:bookmarkStart w:id="102" w:name="ref-Deng2025enhancing"/>
     <w:p>
       <w:pPr>
         <w:pStyle w:val="Bibliography"/>
@@ -12368,7 +16009,7 @@
       <w:r>
         <w:t xml:space="preserve"> </w:t>
       </w:r>
-      <w:hyperlink r:id="rId92">
+      <w:hyperlink r:id="rId101">
         <w:r>
           <w:rPr>
             <w:rStyle w:val="Hyperlink"/>
@@ -12377,8 +16018,8 @@
         </w:r>
       </w:hyperlink>
     </w:p>
-    <w:bookmarkEnd w:id="93"/>
-    <w:bookmarkStart w:id="95" w:name="ref-Duan2024resilient"/>
+    <w:bookmarkEnd w:id="102"/>
+    <w:bookmarkStart w:id="104" w:name="ref-Duan2024resilient"/>
     <w:p>
       <w:pPr>
         <w:pStyle w:val="Bibliography"/>
@@ -12389,7 +16030,7 @@
       <w:r>
         <w:t xml:space="preserve"> </w:t>
       </w:r>
-      <w:hyperlink r:id="rId94">
+      <w:hyperlink r:id="rId103">
         <w:r>
           <w:rPr>
             <w:rStyle w:val="Hyperlink"/>
@@ -12398,8 +16039,8 @@
         </w:r>
       </w:hyperlink>
     </w:p>
-    <w:bookmarkEnd w:id="95"/>
-    <w:bookmarkStart w:id="97" w:name="ref-Elbagalati2017neural"/>
+    <w:bookmarkEnd w:id="104"/>
+    <w:bookmarkStart w:id="106" w:name="ref-Elbagalati2017neural"/>
     <w:p>
       <w:pPr>
         <w:pStyle w:val="Bibliography"/>
@@ -12413,7 +16054,7 @@
       <w:r>
         <w:t xml:space="preserve"> </w:t>
       </w:r>
-      <w:hyperlink r:id="rId96">
+      <w:hyperlink r:id="rId105">
         <w:r>
           <w:rPr>
             <w:rStyle w:val="Hyperlink"/>
@@ -12422,8 +16063,8 @@
         </w:r>
       </w:hyperlink>
     </w:p>
-    <w:bookmarkEnd w:id="97"/>
-    <w:bookmarkStart w:id="99" w:name="ref-Elhariri2020filter"/>
+    <w:bookmarkEnd w:id="106"/>
+    <w:bookmarkStart w:id="108" w:name="ref-Elhariri2020filter"/>
     <w:p>
       <w:pPr>
         <w:pStyle w:val="Bibliography"/>
@@ -12434,7 +16075,7 @@
       <w:r>
         <w:t xml:space="preserve"> </w:t>
       </w:r>
-      <w:hyperlink r:id="rId98">
+      <w:hyperlink r:id="rId107">
         <w:r>
           <w:rPr>
             <w:rStyle w:val="Hyperlink"/>
@@ -12443,8 +16084,8 @@
         </w:r>
       </w:hyperlink>
     </w:p>
-    <w:bookmarkEnd w:id="99"/>
-    <w:bookmarkStart w:id="101" w:name="ref-Georgouli2026impact"/>
+    <w:bookmarkEnd w:id="108"/>
+    <w:bookmarkStart w:id="110" w:name="ref-Georgouli2026impact"/>
     <w:p>
       <w:pPr>
         <w:pStyle w:val="Bibliography"/>
@@ -12455,7 +16096,7 @@
       <w:r>
         <w:t xml:space="preserve"> </w:t>
       </w:r>
-      <w:hyperlink r:id="rId100">
+      <w:hyperlink r:id="rId109">
         <w:r>
           <w:rPr>
             <w:rStyle w:val="Hyperlink"/>
@@ -12464,8 +16105,8 @@
         </w:r>
       </w:hyperlink>
     </w:p>
-    <w:bookmarkEnd w:id="101"/>
-    <w:bookmarkStart w:id="103" w:name="ref-Ghanizadeh2023soft"/>
+    <w:bookmarkEnd w:id="110"/>
+    <w:bookmarkStart w:id="112" w:name="ref-Ghanizadeh2023soft"/>
     <w:p>
       <w:pPr>
         <w:pStyle w:val="Bibliography"/>
@@ -12479,7 +16120,7 @@
       <w:r>
         <w:t xml:space="preserve"> </w:t>
       </w:r>
-      <w:hyperlink r:id="rId102">
+      <w:hyperlink r:id="rId111">
         <w:r>
           <w:rPr>
             <w:rStyle w:val="Hyperlink"/>
@@ -12488,8 +16129,8 @@
         </w:r>
       </w:hyperlink>
     </w:p>
-    <w:bookmarkEnd w:id="103"/>
-    <w:bookmarkStart w:id="105" w:name="ref-Ghanizadeh2020neural"/>
+    <w:bookmarkEnd w:id="112"/>
+    <w:bookmarkStart w:id="114" w:name="ref-Ghanizadeh2020neural"/>
     <w:p>
       <w:pPr>
         <w:pStyle w:val="Bibliography"/>
@@ -12500,7 +16141,7 @@
       <w:r>
         <w:t xml:space="preserve"> </w:t>
       </w:r>
-      <w:hyperlink r:id="rId104">
+      <w:hyperlink r:id="rId113">
         <w:r>
           <w:rPr>
             <w:rStyle w:val="Hyperlink"/>
@@ -12509,8 +16150,8 @@
         </w:r>
       </w:hyperlink>
     </w:p>
-    <w:bookmarkEnd w:id="105"/>
-    <w:bookmarkStart w:id="107" w:name="ref-Ghanizadeh2025metabackcal"/>
+    <w:bookmarkEnd w:id="114"/>
+    <w:bookmarkStart w:id="116" w:name="ref-Ghanizadeh2025metabackcal"/>
     <w:p>
       <w:pPr>
         <w:pStyle w:val="Bibliography"/>
@@ -12521,7 +16162,7 @@
       <w:r>
         <w:t xml:space="preserve"> </w:t>
       </w:r>
-      <w:hyperlink r:id="rId106">
+      <w:hyperlink r:id="rId115">
         <w:r>
           <w:rPr>
             <w:rStyle w:val="Hyperlink"/>
@@ -12530,8 +16171,8 @@
         </w:r>
       </w:hyperlink>
     </w:p>
-    <w:bookmarkEnd w:id="107"/>
-    <w:bookmarkStart w:id="109" w:name="ref-Ghanizadeh2024formulation"/>
+    <w:bookmarkEnd w:id="116"/>
+    <w:bookmarkStart w:id="118" w:name="ref-Ghanizadeh2024formulation"/>
     <w:p>
       <w:pPr>
         <w:pStyle w:val="Bibliography"/>
@@ -12545,7 +16186,7 @@
       <w:r>
         <w:t xml:space="preserve"> </w:t>
       </w:r>
-      <w:hyperlink r:id="rId108">
+      <w:hyperlink r:id="rId117">
         <w:r>
           <w:rPr>
             <w:rStyle w:val="Hyperlink"/>
@@ -12554,8 +16195,8 @@
         </w:r>
       </w:hyperlink>
     </w:p>
-    <w:bookmarkEnd w:id="109"/>
-    <w:bookmarkStart w:id="111" w:name="ref-Ghorbani2020genetic"/>
+    <w:bookmarkEnd w:id="118"/>
+    <w:bookmarkStart w:id="120" w:name="ref-Ghorbani2020genetic"/>
     <w:p>
       <w:pPr>
         <w:pStyle w:val="Bibliography"/>
@@ -12569,7 +16210,7 @@
       <w:r>
         <w:t xml:space="preserve"> </w:t>
       </w:r>
-      <w:hyperlink r:id="rId110">
+      <w:hyperlink r:id="rId119">
         <w:r>
           <w:rPr>
             <w:rStyle w:val="Hyperlink"/>
@@ -12578,8 +16219,8 @@
         </w:r>
       </w:hyperlink>
     </w:p>
-    <w:bookmarkEnd w:id="111"/>
-    <w:bookmarkStart w:id="113" w:name="ref-Gopalakrishnan2018learning"/>
+    <w:bookmarkEnd w:id="120"/>
+    <w:bookmarkStart w:id="122" w:name="ref-Gopalakrishnan2018learning"/>
     <w:p>
       <w:pPr>
         <w:pStyle w:val="Bibliography"/>
@@ -12590,7 +16231,7 @@
       <w:r>
         <w:t xml:space="preserve"> </w:t>
       </w:r>
-      <w:hyperlink r:id="rId112">
+      <w:hyperlink r:id="rId121">
         <w:r>
           <w:rPr>
             <w:rStyle w:val="Hyperlink"/>
@@ -12599,8 +16240,8 @@
         </w:r>
       </w:hyperlink>
     </w:p>
-    <w:bookmarkEnd w:id="113"/>
-    <w:bookmarkStart w:id="115" w:name="ref-Guan2025enhanced"/>
+    <w:bookmarkEnd w:id="122"/>
+    <w:bookmarkStart w:id="124" w:name="ref-Guan2025enhanced"/>
     <w:p>
       <w:pPr>
         <w:pStyle w:val="Bibliography"/>
@@ -12611,7 +16252,7 @@
       <w:r>
         <w:t xml:space="preserve"> </w:t>
       </w:r>
-      <w:hyperlink r:id="rId114">
+      <w:hyperlink r:id="rId123">
         <w:r>
           <w:rPr>
             <w:rStyle w:val="Hyperlink"/>
@@ -12620,8 +16261,8 @@
         </w:r>
       </w:hyperlink>
     </w:p>
-    <w:bookmarkEnd w:id="115"/>
-    <w:bookmarkStart w:id="117" w:name="ref-Guo2023transformer"/>
+    <w:bookmarkEnd w:id="124"/>
+    <w:bookmarkStart w:id="126" w:name="ref-Guo2023transformer"/>
     <w:p>
       <w:pPr>
         <w:pStyle w:val="Bibliography"/>
@@ -12632,7 +16273,7 @@
       <w:r>
         <w:t xml:space="preserve"> </w:t>
       </w:r>
-      <w:hyperlink r:id="rId116">
+      <w:hyperlink r:id="rId125">
         <w:r>
           <w:rPr>
             <w:rStyle w:val="Hyperlink"/>
@@ -12641,8 +16282,8 @@
         </w:r>
       </w:hyperlink>
     </w:p>
-    <w:bookmarkEnd w:id="117"/>
-    <w:bookmarkStart w:id="119" w:name="ref-Guo2025learning"/>
+    <w:bookmarkEnd w:id="126"/>
+    <w:bookmarkStart w:id="128" w:name="ref-Guo2025learning"/>
     <w:p>
       <w:pPr>
         <w:pStyle w:val="Bibliography"/>
@@ -12656,7 +16297,7 @@
       <w:r>
         <w:t xml:space="preserve"> </w:t>
       </w:r>
-      <w:hyperlink r:id="rId118">
+      <w:hyperlink r:id="rId127">
         <w:r>
           <w:rPr>
             <w:rStyle w:val="Hyperlink"/>
@@ -12665,8 +16306,8 @@
         </w:r>
       </w:hyperlink>
     </w:p>
-    <w:bookmarkEnd w:id="119"/>
-    <w:bookmarkStart w:id="121" w:name="ref-Gupta2026stacked"/>
+    <w:bookmarkEnd w:id="128"/>
+    <w:bookmarkStart w:id="130" w:name="ref-Gupta2026stacked"/>
     <w:p>
       <w:pPr>
         <w:pStyle w:val="Bibliography"/>
@@ -12677,7 +16318,7 @@
       <w:r>
         <w:t xml:space="preserve"> </w:t>
       </w:r>
-      <w:hyperlink r:id="rId120">
+      <w:hyperlink r:id="rId129">
         <w:r>
           <w:rPr>
             <w:rStyle w:val="Hyperlink"/>
@@ -12686,8 +16327,8 @@
         </w:r>
       </w:hyperlink>
     </w:p>
-    <w:bookmarkEnd w:id="121"/>
-    <w:bookmarkStart w:id="123" w:name="ref-Han2024pinn"/>
+    <w:bookmarkEnd w:id="130"/>
+    <w:bookmarkStart w:id="132" w:name="ref-Han2024pinn"/>
     <w:p>
       <w:pPr>
         <w:pStyle w:val="Bibliography"/>
@@ -12698,7 +16339,7 @@
       <w:r>
         <w:t xml:space="preserve"> </w:t>
       </w:r>
-      <w:hyperlink r:id="rId122">
+      <w:hyperlink r:id="rId131">
         <w:r>
           <w:rPr>
             <w:rStyle w:val="Hyperlink"/>
@@ -12707,8 +16348,8 @@
         </w:r>
       </w:hyperlink>
     </w:p>
-    <w:bookmarkEnd w:id="123"/>
-    <w:bookmarkStart w:id="125" w:name="ref-Hanandeh2022introducing"/>
+    <w:bookmarkEnd w:id="132"/>
+    <w:bookmarkStart w:id="134" w:name="ref-Hanandeh2022introducing"/>
     <w:p>
       <w:pPr>
         <w:pStyle w:val="Bibliography"/>
@@ -12719,7 +16360,7 @@
       <w:r>
         <w:t xml:space="preserve"> </w:t>
       </w:r>
-      <w:hyperlink r:id="rId124">
+      <w:hyperlink r:id="rId133">
         <w:r>
           <w:rPr>
             <w:rStyle w:val="Hyperlink"/>
@@ -12728,8 +16369,8 @@
         </w:r>
       </w:hyperlink>
     </w:p>
-    <w:bookmarkEnd w:id="125"/>
-    <w:bookmarkStart w:id="127" w:name="ref-Hosseini2021accuracy"/>
+    <w:bookmarkEnd w:id="134"/>
+    <w:bookmarkStart w:id="136" w:name="ref-Hosseini2021accuracy"/>
     <w:p>
       <w:pPr>
         <w:pStyle w:val="Bibliography"/>
@@ -12740,7 +16381,7 @@
       <w:r>
         <w:t xml:space="preserve"> </w:t>
       </w:r>
-      <w:hyperlink r:id="rId126">
+      <w:hyperlink r:id="rId135">
         <w:r>
           <w:rPr>
             <w:rStyle w:val="Hyperlink"/>
@@ -12749,8 +16390,8 @@
         </w:r>
       </w:hyperlink>
     </w:p>
-    <w:bookmarkEnd w:id="127"/>
-    <w:bookmarkStart w:id="129" w:name="ref-Hou2020state"/>
+    <w:bookmarkEnd w:id="136"/>
+    <w:bookmarkStart w:id="138" w:name="ref-Hou2020state"/>
     <w:p>
       <w:pPr>
         <w:pStyle w:val="Bibliography"/>
@@ -12764,7 +16405,7 @@
       <w:r>
         <w:t xml:space="preserve"> </w:t>
       </w:r>
-      <w:hyperlink r:id="rId128">
+      <w:hyperlink r:id="rId137">
         <w:r>
           <w:rPr>
             <w:rStyle w:val="Hyperlink"/>
@@ -12773,8 +16414,8 @@
         </w:r>
       </w:hyperlink>
     </w:p>
-    <w:bookmarkEnd w:id="129"/>
-    <w:bookmarkStart w:id="131" w:name="ref-Huang2025rheological"/>
+    <w:bookmarkEnd w:id="138"/>
+    <w:bookmarkStart w:id="140" w:name="ref-Huang2025rheological"/>
     <w:p>
       <w:pPr>
         <w:pStyle w:val="Bibliography"/>
@@ -12788,7 +16429,7 @@
       <w:r>
         <w:t xml:space="preserve"> </w:t>
       </w:r>
-      <w:hyperlink r:id="rId130">
+      <w:hyperlink r:id="rId139">
         <w:r>
           <w:rPr>
             <w:rStyle w:val="Hyperlink"/>
@@ -12797,8 +16438,8 @@
         </w:r>
       </w:hyperlink>
     </w:p>
-    <w:bookmarkEnd w:id="131"/>
-    <w:bookmarkStart w:id="133" w:name="ref-Jalal2023indirect"/>
+    <w:bookmarkEnd w:id="140"/>
+    <w:bookmarkStart w:id="142" w:name="ref-Jalal2023indirect"/>
     <w:p>
       <w:pPr>
         <w:pStyle w:val="Bibliography"/>
@@ -12812,7 +16453,7 @@
       <w:r>
         <w:t xml:space="preserve"> </w:t>
       </w:r>
-      <w:hyperlink r:id="rId132">
+      <w:hyperlink r:id="rId141">
         <w:r>
           <w:rPr>
             <w:rStyle w:val="Hyperlink"/>
@@ -12821,8 +16462,8 @@
         </w:r>
       </w:hyperlink>
     </w:p>
-    <w:bookmarkEnd w:id="133"/>
-    <w:bookmarkStart w:id="135" w:name="ref-Jalal2024swarm"/>
+    <w:bookmarkEnd w:id="142"/>
+    <w:bookmarkStart w:id="144" w:name="ref-Jalal2024swarm"/>
     <w:p>
       <w:pPr>
         <w:pStyle w:val="Bibliography"/>
@@ -12836,7 +16477,7 @@
       <w:r>
         <w:t xml:space="preserve"> </w:t>
       </w:r>
-      <w:hyperlink r:id="rId134">
+      <w:hyperlink r:id="rId143">
         <w:r>
           <w:rPr>
             <w:rStyle w:val="Hyperlink"/>
@@ -12845,8 +16486,8 @@
         </w:r>
       </w:hyperlink>
     </w:p>
-    <w:bookmarkEnd w:id="135"/>
-    <w:bookmarkStart w:id="137" w:name="ref-Jweihan2026trustworthy"/>
+    <w:bookmarkEnd w:id="144"/>
+    <w:bookmarkStart w:id="146" w:name="ref-Jweihan2026trustworthy"/>
     <w:p>
       <w:pPr>
         <w:pStyle w:val="Bibliography"/>
@@ -12857,7 +16498,7 @@
       <w:r>
         <w:t xml:space="preserve"> </w:t>
       </w:r>
-      <w:hyperlink r:id="rId136">
+      <w:hyperlink r:id="rId145">
         <w:r>
           <w:rPr>
             <w:rStyle w:val="Hyperlink"/>
@@ -12866,8 +16507,8 @@
         </w:r>
       </w:hyperlink>
     </w:p>
-    <w:bookmarkEnd w:id="137"/>
-    <w:bookmarkStart w:id="139" w:name="ref-Kaloop2020wavelet"/>
+    <w:bookmarkEnd w:id="146"/>
+    <w:bookmarkStart w:id="148" w:name="ref-Kaloop2020wavelet"/>
     <w:p>
       <w:pPr>
         <w:pStyle w:val="Bibliography"/>
@@ -12878,7 +16519,7 @@
       <w:r>
         <w:t xml:space="preserve"> </w:t>
       </w:r>
-      <w:hyperlink r:id="rId138">
+      <w:hyperlink r:id="rId147">
         <w:r>
           <w:rPr>
             <w:rStyle w:val="Hyperlink"/>
@@ -12887,8 +16528,8 @@
         </w:r>
       </w:hyperlink>
     </w:p>
-    <w:bookmarkEnd w:id="139"/>
-    <w:bookmarkStart w:id="141" w:name="ref-Kaloop2019particle"/>
+    <w:bookmarkEnd w:id="148"/>
+    <w:bookmarkStart w:id="150" w:name="ref-Kaloop2019particle"/>
     <w:p>
       <w:pPr>
         <w:pStyle w:val="Bibliography"/>
@@ -12902,7 +16543,7 @@
       <w:r>
         <w:t xml:space="preserve"> </w:t>
       </w:r>
-      <w:hyperlink r:id="rId140">
+      <w:hyperlink r:id="rId149">
         <w:r>
           <w:rPr>
             <w:rStyle w:val="Hyperlink"/>
@@ -12911,8 +16552,8 @@
         </w:r>
       </w:hyperlink>
     </w:p>
-    <w:bookmarkEnd w:id="141"/>
-    <w:bookmarkStart w:id="143" w:name="ref-KargahOstadi2024physics"/>
+    <w:bookmarkEnd w:id="150"/>
+    <w:bookmarkStart w:id="152" w:name="ref-KargahOstadi2024physics"/>
     <w:p>
       <w:pPr>
         <w:pStyle w:val="Bibliography"/>
@@ -12923,7 +16564,7 @@
       <w:r>
         <w:t xml:space="preserve"> </w:t>
       </w:r>
-      <w:hyperlink r:id="rId142">
+      <w:hyperlink r:id="rId151">
         <w:r>
           <w:rPr>
             <w:rStyle w:val="Hyperlink"/>
@@ -12932,8 +16573,8 @@
         </w:r>
       </w:hyperlink>
     </w:p>
-    <w:bookmarkEnd w:id="143"/>
-    <w:bookmarkStart w:id="145" w:name="ref-Khatti2025california"/>
+    <w:bookmarkEnd w:id="152"/>
+    <w:bookmarkStart w:id="154" w:name="ref-Khatti2025california"/>
     <w:p>
       <w:pPr>
         <w:pStyle w:val="Bibliography"/>
@@ -12944,7 +16585,7 @@
       <w:r>
         <w:t xml:space="preserve"> </w:t>
       </w:r>
-      <w:hyperlink r:id="rId144">
+      <w:hyperlink r:id="rId153">
         <w:r>
           <w:rPr>
             <w:rStyle w:val="Hyperlink"/>
@@ -12953,8 +16594,8 @@
         </w:r>
       </w:hyperlink>
     </w:p>
-    <w:bookmarkEnd w:id="145"/>
-    <w:bookmarkStart w:id="147" w:name="ref-Latifi2021reinforcement"/>
+    <w:bookmarkEnd w:id="154"/>
+    <w:bookmarkStart w:id="156" w:name="ref-Latifi2021reinforcement"/>
     <w:p>
       <w:pPr>
         <w:pStyle w:val="Bibliography"/>
@@ -12968,7 +16609,7 @@
       <w:r>
         <w:t xml:space="preserve"> </w:t>
       </w:r>
-      <w:hyperlink r:id="rId146">
+      <w:hyperlink r:id="rId155">
         <w:r>
           <w:rPr>
             <w:rStyle w:val="Hyperlink"/>
@@ -12977,8 +16618,8 @@
         </w:r>
       </w:hyperlink>
     </w:p>
-    <w:bookmarkEnd w:id="147"/>
-    <w:bookmarkStart w:id="149" w:name="ref-Li2025physics"/>
+    <w:bookmarkEnd w:id="156"/>
+    <w:bookmarkStart w:id="158" w:name="ref-Li2025physics"/>
     <w:p>
       <w:pPr>
         <w:pStyle w:val="Bibliography"/>
@@ -12989,7 +16630,7 @@
       <w:r>
         <w:t xml:space="preserve"> </w:t>
       </w:r>
-      <w:hyperlink r:id="rId148">
+      <w:hyperlink r:id="rId157">
         <w:r>
           <w:rPr>
             <w:rStyle w:val="Hyperlink"/>
@@ -12998,8 +16639,8 @@
         </w:r>
       </w:hyperlink>
     </w:p>
-    <w:bookmarkEnd w:id="149"/>
-    <w:bookmarkStart w:id="151" w:name="ref-Liu2026physics"/>
+    <w:bookmarkEnd w:id="158"/>
+    <w:bookmarkStart w:id="160" w:name="ref-Liu2026physics"/>
     <w:p>
       <w:pPr>
         <w:pStyle w:val="Bibliography"/>
@@ -13010,7 +16651,7 @@
       <w:r>
         <w:t xml:space="preserve"> </w:t>
       </w:r>
-      <w:hyperlink r:id="rId150">
+      <w:hyperlink r:id="rId159">
         <w:r>
           <w:rPr>
             <w:rStyle w:val="Hyperlink"/>
@@ -13019,8 +16660,8 @@
         </w:r>
       </w:hyperlink>
     </w:p>
-    <w:bookmarkEnd w:id="151"/>
-    <w:bookmarkStart w:id="153" w:name="ref-Luo2023strans"/>
+    <w:bookmarkEnd w:id="160"/>
+    <w:bookmarkStart w:id="162" w:name="ref-Luo2023strans"/>
     <w:p>
       <w:pPr>
         <w:pStyle w:val="Bibliography"/>
@@ -13031,7 +16672,7 @@
       <w:r>
         <w:t xml:space="preserve"> </w:t>
       </w:r>
-      <w:hyperlink r:id="rId152">
+      <w:hyperlink r:id="rId161">
         <w:r>
           <w:rPr>
             <w:rStyle w:val="Hyperlink"/>
@@ -13040,8 +16681,8 @@
         </w:r>
       </w:hyperlink>
     </w:p>
-    <w:bookmarkEnd w:id="153"/>
-    <w:bookmarkStart w:id="155" w:name="ref-Luo2026physics"/>
+    <w:bookmarkEnd w:id="162"/>
+    <w:bookmarkStart w:id="164" w:name="ref-Luo2026physics"/>
     <w:p>
       <w:pPr>
         <w:pStyle w:val="Bibliography"/>
@@ -13052,7 +16693,7 @@
       <w:r>
         <w:t xml:space="preserve"> </w:t>
       </w:r>
-      <w:hyperlink r:id="rId154">
+      <w:hyperlink r:id="rId163">
         <w:r>
           <w:rPr>
             <w:rStyle w:val="Hyperlink"/>
@@ -13061,8 +16702,8 @@
         </w:r>
       </w:hyperlink>
     </w:p>
-    <w:bookmarkEnd w:id="155"/>
-    <w:bookmarkStart w:id="157" w:name="ref-MharziAlaoui2026algorithm"/>
+    <w:bookmarkEnd w:id="164"/>
+    <w:bookmarkStart w:id="166" w:name="ref-MharziAlaoui2026algorithm"/>
     <w:p>
       <w:pPr>
         <w:pStyle w:val="Bibliography"/>
@@ -13076,7 +16717,7 @@
       <w:r>
         <w:t xml:space="preserve"> </w:t>
       </w:r>
-      <w:hyperlink r:id="rId156">
+      <w:hyperlink r:id="rId165">
         <w:r>
           <w:rPr>
             <w:rStyle w:val="Hyperlink"/>
@@ -13085,8 +16726,8 @@
         </w:r>
       </w:hyperlink>
     </w:p>
-    <w:bookmarkEnd w:id="157"/>
-    <w:bookmarkStart w:id="159" w:name="ref-Mazari2016pavement"/>
+    <w:bookmarkEnd w:id="166"/>
+    <w:bookmarkStart w:id="168" w:name="ref-Mazari2016pavement"/>
     <w:p>
       <w:pPr>
         <w:pStyle w:val="Bibliography"/>
@@ -13097,7 +16738,7 @@
       <w:r>
         <w:t xml:space="preserve"> </w:t>
       </w:r>
-      <w:hyperlink r:id="rId158">
+      <w:hyperlink r:id="rId167">
         <w:r>
           <w:rPr>
             <w:rStyle w:val="Hyperlink"/>
@@ -13106,8 +16747,8 @@
         </w:r>
       </w:hyperlink>
     </w:p>
-    <w:bookmarkEnd w:id="159"/>
-    <w:bookmarkStart w:id="161" w:name="ref-MoghadasNejad2011expert"/>
+    <w:bookmarkEnd w:id="168"/>
+    <w:bookmarkStart w:id="170" w:name="ref-MoghadasNejad2011expert"/>
     <w:p>
       <w:pPr>
         <w:pStyle w:val="Bibliography"/>
@@ -13118,7 +16759,7 @@
       <w:r>
         <w:t xml:space="preserve"> </w:t>
       </w:r>
-      <w:hyperlink r:id="rId160">
+      <w:hyperlink r:id="rId169">
         <w:r>
           <w:rPr>
             <w:rStyle w:val="Hyperlink"/>
@@ -13127,8 +16768,8 @@
         </w:r>
       </w:hyperlink>
     </w:p>
-    <w:bookmarkEnd w:id="161"/>
-    <w:bookmarkStart w:id="163" w:name="ref-Nejad2011optimum"/>
+    <w:bookmarkEnd w:id="170"/>
+    <w:bookmarkStart w:id="172" w:name="ref-Nejad2011optimum"/>
     <w:p>
       <w:pPr>
         <w:pStyle w:val="Bibliography"/>
@@ -13139,7 +16780,7 @@
       <w:r>
         <w:t xml:space="preserve"> </w:t>
       </w:r>
-      <w:hyperlink r:id="rId162">
+      <w:hyperlink r:id="rId171">
         <w:r>
           <w:rPr>
             <w:rStyle w:val="Hyperlink"/>
@@ -13148,8 +16789,8 @@
         </w:r>
       </w:hyperlink>
     </w:p>
-    <w:bookmarkEnd w:id="163"/>
-    <w:bookmarkStart w:id="165" w:name="ref-Nguyen2019intelligence"/>
+    <w:bookmarkEnd w:id="172"/>
+    <w:bookmarkStart w:id="174" w:name="ref-Nguyen2019intelligence"/>
     <w:p>
       <w:pPr>
         <w:pStyle w:val="Bibliography"/>
@@ -13163,7 +16804,7 @@
       <w:r>
         <w:t xml:space="preserve"> </w:t>
       </w:r>
-      <w:hyperlink r:id="rId164">
+      <w:hyperlink r:id="rId173">
         <w:r>
           <w:rPr>
             <w:rStyle w:val="Hyperlink"/>
@@ -13172,8 +16813,8 @@
         </w:r>
       </w:hyperlink>
     </w:p>
-    <w:bookmarkEnd w:id="165"/>
-    <w:bookmarkStart w:id="167" w:name="ref-Pan2025spatiotemporal"/>
+    <w:bookmarkEnd w:id="174"/>
+    <w:bookmarkStart w:id="176" w:name="ref-Pan2025spatiotemporal"/>
     <w:p>
       <w:pPr>
         <w:pStyle w:val="Bibliography"/>
@@ -13184,7 +16825,7 @@
       <w:r>
         <w:t xml:space="preserve"> </w:t>
       </w:r>
-      <w:hyperlink r:id="rId166">
+      <w:hyperlink r:id="rId175">
         <w:r>
           <w:rPr>
             <w:rStyle w:val="Hyperlink"/>
@@ -13193,8 +16834,8 @@
         </w:r>
       </w:hyperlink>
     </w:p>
-    <w:bookmarkEnd w:id="167"/>
-    <w:bookmarkStart w:id="169" w:name="ref-Pasupunuri2024roughness"/>
+    <w:bookmarkEnd w:id="176"/>
+    <w:bookmarkStart w:id="178" w:name="ref-Pasupunuri2024roughness"/>
     <w:p>
       <w:pPr>
         <w:pStyle w:val="Bibliography"/>
@@ -13205,7 +16846,7 @@
       <w:r>
         <w:t xml:space="preserve"> </w:t>
       </w:r>
-      <w:hyperlink r:id="rId168">
+      <w:hyperlink r:id="rId177">
         <w:r>
           <w:rPr>
             <w:rStyle w:val="Hyperlink"/>
@@ -13214,8 +16855,8 @@
         </w:r>
       </w:hyperlink>
     </w:p>
-    <w:bookmarkEnd w:id="169"/>
-    <w:bookmarkStart w:id="171" w:name="ref-Peng2026asphalt"/>
+    <w:bookmarkEnd w:id="178"/>
+    <w:bookmarkStart w:id="180" w:name="ref-Peng2026asphalt"/>
     <w:p>
       <w:pPr>
         <w:pStyle w:val="Bibliography"/>
@@ -13226,7 +16867,7 @@
       <w:r>
         <w:t xml:space="preserve"> </w:t>
       </w:r>
-      <w:hyperlink r:id="rId170">
+      <w:hyperlink r:id="rId179">
         <w:r>
           <w:rPr>
             <w:rStyle w:val="Hyperlink"/>
@@ -13235,8 +16876,8 @@
         </w:r>
       </w:hyperlink>
     </w:p>
-    <w:bookmarkEnd w:id="171"/>
-    <w:bookmarkStart w:id="173" w:name="ref-Quan2025physics"/>
+    <w:bookmarkEnd w:id="180"/>
+    <w:bookmarkStart w:id="182" w:name="ref-Quan2025physics"/>
     <w:p>
       <w:pPr>
         <w:pStyle w:val="Bibliography"/>
@@ -13247,7 +16888,7 @@
       <w:r>
         <w:t xml:space="preserve"> </w:t>
       </w:r>
-      <w:hyperlink r:id="rId172">
+      <w:hyperlink r:id="rId181">
         <w:r>
           <w:rPr>
             <w:rStyle w:val="Hyperlink"/>
@@ -13256,8 +16897,8 @@
         </w:r>
       </w:hyperlink>
     </w:p>
-    <w:bookmarkEnd w:id="173"/>
-    <w:bookmarkStart w:id="175" w:name="ref-Sandamal2023pavement"/>
+    <w:bookmarkEnd w:id="182"/>
+    <w:bookmarkStart w:id="184" w:name="ref-Sandamal2023pavement"/>
     <w:p>
       <w:pPr>
         <w:pStyle w:val="Bibliography"/>
@@ -13271,7 +16912,7 @@
       <w:r>
         <w:t xml:space="preserve"> </w:t>
       </w:r>
-      <w:hyperlink r:id="rId174">
+      <w:hyperlink r:id="rId183">
         <w:r>
           <w:rPr>
             <w:rStyle w:val="Hyperlink"/>
@@ -13280,8 +16921,8 @@
         </w:r>
       </w:hyperlink>
     </w:p>
-    <w:bookmarkEnd w:id="175"/>
-    <w:bookmarkStart w:id="177" w:name="ref-Sun2023automatic"/>
+    <w:bookmarkEnd w:id="184"/>
+    <w:bookmarkStart w:id="186" w:name="ref-Sun2023automatic"/>
     <w:p>
       <w:pPr>
         <w:pStyle w:val="Bibliography"/>
@@ -13295,7 +16936,7 @@
       <w:r>
         <w:t xml:space="preserve"> </w:t>
       </w:r>
-      <w:hyperlink r:id="rId176">
+      <w:hyperlink r:id="rId185">
         <w:r>
           <w:rPr>
             <w:rStyle w:val="Hyperlink"/>
@@ -13304,8 +16945,8 @@
         </w:r>
       </w:hyperlink>
     </w:p>
-    <w:bookmarkEnd w:id="177"/>
-    <w:bookmarkStart w:id="179" w:name="ref-Taheri2025pavement"/>
+    <w:bookmarkEnd w:id="186"/>
+    <w:bookmarkStart w:id="188" w:name="ref-Taheri2025pavement"/>
     <w:p>
       <w:pPr>
         <w:pStyle w:val="Bibliography"/>
@@ -13316,7 +16957,7 @@
       <w:r>
         <w:t xml:space="preserve"> </w:t>
       </w:r>
-      <w:hyperlink r:id="rId178">
+      <w:hyperlink r:id="rId187">
         <w:r>
           <w:rPr>
             <w:rStyle w:val="Hyperlink"/>
@@ -13325,8 +16966,8 @@
         </w:r>
       </w:hyperlink>
     </w:p>
-    <w:bookmarkEnd w:id="179"/>
-    <w:bookmarkStart w:id="181" w:name="ref-Wang2023developing"/>
+    <w:bookmarkEnd w:id="188"/>
+    <w:bookmarkStart w:id="190" w:name="ref-Wang2023developing"/>
     <w:p>
       <w:pPr>
         <w:pStyle w:val="Bibliography"/>
@@ -13337,7 +16978,7 @@
       <w:r>
         <w:t xml:space="preserve"> </w:t>
       </w:r>
-      <w:hyperlink r:id="rId180">
+      <w:hyperlink r:id="rId189">
         <w:r>
           <w:rPr>
             <w:rStyle w:val="Hyperlink"/>
@@ -13346,8 +16987,8 @@
         </w:r>
       </w:hyperlink>
     </w:p>
-    <w:bookmarkEnd w:id="181"/>
-    <w:bookmarkStart w:id="183" w:name="ref-Wang2024physics"/>
+    <w:bookmarkEnd w:id="190"/>
+    <w:bookmarkStart w:id="192" w:name="ref-Wang2024physics"/>
     <w:p>
       <w:pPr>
         <w:pStyle w:val="Bibliography"/>
@@ -13358,7 +16999,7 @@
       <w:r>
         <w:t xml:space="preserve"> </w:t>
       </w:r>
-      <w:hyperlink r:id="rId182">
+      <w:hyperlink r:id="rId191">
         <w:r>
           <w:rPr>
             <w:rStyle w:val="Hyperlink"/>
@@ -13367,8 +17008,8 @@
         </w:r>
       </w:hyperlink>
     </w:p>
-    <w:bookmarkEnd w:id="183"/>
-    <w:bookmarkStart w:id="185" w:name="ref-Wang2025intelligent"/>
+    <w:bookmarkEnd w:id="192"/>
+    <w:bookmarkStart w:id="194" w:name="ref-Wang2025intelligent"/>
     <w:p>
       <w:pPr>
         <w:pStyle w:val="Bibliography"/>
@@ -13379,7 +17020,7 @@
       <w:r>
         <w:t xml:space="preserve"> </w:t>
       </w:r>
-      <w:hyperlink r:id="rId184">
+      <w:hyperlink r:id="rId193">
         <w:r>
           <w:rPr>
             <w:rStyle w:val="Hyperlink"/>
@@ -13388,8 +17029,8 @@
         </w:r>
       </w:hyperlink>
     </w:p>
-    <w:bookmarkEnd w:id="185"/>
-    <w:bookmarkStart w:id="187" w:name="ref-Xiao2023optimizing"/>
+    <w:bookmarkEnd w:id="194"/>
+    <w:bookmarkStart w:id="196" w:name="ref-Xiao2023optimizing"/>
     <w:p>
       <w:pPr>
         <w:pStyle w:val="Bibliography"/>
@@ -13400,7 +17041,7 @@
       <w:r>
         <w:t xml:space="preserve"> </w:t>
       </w:r>
-      <w:hyperlink r:id="rId186">
+      <w:hyperlink r:id="rId195">
         <w:r>
           <w:rPr>
             <w:rStyle w:val="Hyperlink"/>
@@ -13409,8 +17050,8 @@
         </w:r>
       </w:hyperlink>
     </w:p>
-    <w:bookmarkEnd w:id="187"/>
-    <w:bookmarkStart w:id="189" w:name="ref-Xing2026physics"/>
+    <w:bookmarkEnd w:id="196"/>
+    <w:bookmarkStart w:id="198" w:name="ref-Xing2026physics"/>
     <w:p>
       <w:pPr>
         <w:pStyle w:val="Bibliography"/>
@@ -13421,7 +17062,7 @@
       <w:r>
         <w:t xml:space="preserve"> </w:t>
       </w:r>
-      <w:hyperlink r:id="rId188">
+      <w:hyperlink r:id="rId197">
         <w:r>
           <w:rPr>
             <w:rStyle w:val="Hyperlink"/>
@@ -13430,8 +17071,8 @@
         </w:r>
       </w:hyperlink>
     </w:p>
-    <w:bookmarkEnd w:id="189"/>
-    <w:bookmarkStart w:id="191" w:name="ref-Yang2021research"/>
+    <w:bookmarkEnd w:id="198"/>
+    <w:bookmarkStart w:id="200" w:name="ref-Yang2021research"/>
     <w:p>
       <w:pPr>
         <w:pStyle w:val="Bibliography"/>
@@ -13445,7 +17086,7 @@
       <w:r>
         <w:t xml:space="preserve"> </w:t>
       </w:r>
-      <w:hyperlink r:id="rId190">
+      <w:hyperlink r:id="rId199">
         <w:r>
           <w:rPr>
             <w:rStyle w:val="Hyperlink"/>
@@ -13454,8 +17095,8 @@
         </w:r>
       </w:hyperlink>
     </w:p>
-    <w:bookmarkEnd w:id="191"/>
-    <w:bookmarkStart w:id="193" w:name="ref-Yao2022large"/>
+    <w:bookmarkEnd w:id="200"/>
+    <w:bookmarkStart w:id="202" w:name="ref-Yao2022large"/>
     <w:p>
       <w:pPr>
         <w:pStyle w:val="Bibliography"/>
@@ -13469,7 +17110,7 @@
       <w:r>
         <w:t xml:space="preserve"> </w:t>
       </w:r>
-      <w:hyperlink r:id="rId192">
+      <w:hyperlink r:id="rId201">
         <w:r>
           <w:rPr>
             <w:rStyle w:val="Hyperlink"/>
@@ -13478,8 +17119,8 @@
         </w:r>
       </w:hyperlink>
     </w:p>
-    <w:bookmarkEnd w:id="193"/>
-    <w:bookmarkStart w:id="195" w:name="ref-Yu2020highway"/>
+    <w:bookmarkEnd w:id="202"/>
+    <w:bookmarkStart w:id="204" w:name="ref-Yu2020highway"/>
     <w:p>
       <w:pPr>
         <w:pStyle w:val="Bibliography"/>
@@ -13493,7 +17134,7 @@
       <w:r>
         <w:t xml:space="preserve"> </w:t>
       </w:r>
-      <w:hyperlink r:id="rId194">
+      <w:hyperlink r:id="rId203">
         <w:r>
           <w:rPr>
             <w:rStyle w:val="Hyperlink"/>
@@ -13502,8 +17143,8 @@
         </w:r>
       </w:hyperlink>
     </w:p>
-    <w:bookmarkEnd w:id="195"/>
-    <w:bookmarkStart w:id="197" w:name="ref-Zeiada2025benchmarking"/>
+    <w:bookmarkEnd w:id="204"/>
+    <w:bookmarkStart w:id="206" w:name="ref-Zeiada2025benchmarking"/>
     <w:p>
       <w:pPr>
         <w:pStyle w:val="Bibliography"/>
@@ -13517,7 +17158,7 @@
       <w:r>
         <w:t xml:space="preserve"> </w:t>
       </w:r>
-      <w:hyperlink r:id="rId196">
+      <w:hyperlink r:id="rId205">
         <w:r>
           <w:rPr>
             <w:rStyle w:val="Hyperlink"/>
@@ -13526,8 +17167,8 @@
         </w:r>
       </w:hyperlink>
     </w:p>
-    <w:bookmarkEnd w:id="197"/>
-    <w:bookmarkStart w:id="199" w:name="ref-Zhang2025integrated"/>
+    <w:bookmarkEnd w:id="206"/>
+    <w:bookmarkStart w:id="208" w:name="ref-Zhang2025integrated"/>
     <w:p>
       <w:pPr>
         <w:pStyle w:val="Bibliography"/>
@@ -13538,7 +17179,7 @@
       <w:r>
         <w:t xml:space="preserve"> </w:t>
       </w:r>
-      <w:hyperlink r:id="rId198">
+      <w:hyperlink r:id="rId207">
         <w:r>
           <w:rPr>
             <w:rStyle w:val="Hyperlink"/>
@@ -13547,8 +17188,8 @@
         </w:r>
       </w:hyperlink>
     </w:p>
-    <w:bookmarkEnd w:id="199"/>
-    <w:bookmarkStart w:id="201" w:name="ref-Zhang2026dual"/>
+    <w:bookmarkEnd w:id="208"/>
+    <w:bookmarkStart w:id="210" w:name="ref-Zhang2026dual"/>
     <w:p>
       <w:pPr>
         <w:pStyle w:val="Bibliography"/>
@@ -13559,7 +17200,7 @@
       <w:r>
         <w:t xml:space="preserve"> </w:t>
       </w:r>
-      <w:hyperlink r:id="rId200">
+      <w:hyperlink r:id="rId209">
         <w:r>
           <w:rPr>
             <w:rStyle w:val="Hyperlink"/>
@@ -13568,9 +17209,9 @@
         </w:r>
       </w:hyperlink>
     </w:p>
-    <w:bookmarkEnd w:id="201"/>
-    <w:bookmarkEnd w:id="202"/>
-    <w:bookmarkEnd w:id="203"/>
+    <w:bookmarkEnd w:id="210"/>
+    <w:bookmarkEnd w:id="211"/>
+    <w:bookmarkEnd w:id="212"/>
     <w:sectPr/>
   </w:body>
 </w:document>

--- a/output/manuscript.docx
+++ b/output/manuscript.docx
@@ -1281,7 +1281,7 @@
             <w:r>
               <w:drawing>
                 <wp:inline>
-                  <wp:extent cx="4533900" cy="4967009"/>
+                  <wp:extent cx="4533900" cy="5421300"/>
                   <wp:effectExtent b="0" l="0" r="0" t="0"/>
                   <wp:docPr descr="" title="" id="18" name="Picture"/>
                   <a:graphic>
@@ -1302,7 +1302,7 @@
                         <pic:spPr bwMode="auto">
                           <a:xfrm>
                             <a:off x="0" y="0"/>
-                            <a:ext cx="4533900" cy="4967009"/>
+                            <a:ext cx="4533900" cy="5421300"/>
                           </a:xfrm>
                           <a:prstGeom prst="rect">
                             <a:avLst/>
@@ -4083,7 +4083,7 @@
             <w:r>
               <w:drawing>
                 <wp:inline>
-                  <wp:extent cx="5334000" cy="3055337"/>
+                  <wp:extent cx="5334000" cy="3083153"/>
                   <wp:effectExtent b="0" l="0" r="0" t="0"/>
                   <wp:docPr descr="" title="" id="40" name="Picture"/>
                   <a:graphic>
@@ -4104,7 +4104,7 @@
                         <pic:spPr bwMode="auto">
                           <a:xfrm>
                             <a:off x="0" y="0"/>
-                            <a:ext cx="5334000" cy="3055337"/>
+                            <a:ext cx="5334000" cy="3083153"/>
                           </a:xfrm>
                           <a:prstGeom prst="rect">
                             <a:avLst/>
